--- a/zht/docx/076.content.docx
+++ b/zht/docx/076.content.docx
@@ -149,27 +149,7 @@
         <w:rPr>
           <w:lang w:val="zh_TW" w:bidi="zh_TW"/>
         </w:rPr>
-        <w:t>mai</w:t>
-      </w:r>
-      <w:r>
-        <w:rPr>
-          <w:lang w:val="zh_TW" w:bidi="zh_TW"/>
-        </w:rPr>
-      </w:r>
-    </w:p>
-    <w:p>
-      <w:pPr/>
-      <w:r>
-        <w:rPr>
-          <w:lang w:val="zh_TW" w:bidi="zh_TW"/>
-        </w:rPr>
-      </w:r>
-      <w:r>
-        <w:rPr>
-          <w:i/>
-          <w:lang w:val="zh_TW" w:bidi="zh_TW"/>
-        </w:rPr>
-        <w:t>麥基洗德</w:t>
+        <w:t>le</w:t>
       </w:r>
       <w:r>
         <w:rPr>
@@ -232,7 +212,7 @@
         <w:rPr>
           <w:lang w:val="zh_TW" w:bidi="zh_TW"/>
         </w:rPr>
-        <w:t>麥基洗德</w:t>
+        <w:t>樂器</w:t>
       </w:r>
       <w:r>
         <w:rPr>
@@ -251,7 +231,60 @@
         <w:rPr>
           <w:lang w:val="zh_TW" w:bidi="zh_TW"/>
         </w:rPr>
-        <w:t>一位神秘的聖經人物，其名字意為「公義之王」。麥基洗德既是祭司又是王，他首次在</w:t>
+        <w:t>用於製作音樂的弦樂、管樂和敲擊樂器。</w:t>
+      </w:r>
+    </w:p>
+    <w:p>
+      <w:pPr/>
+      <w:r>
+        <w:rPr>
+          <w:lang w:val="zh_TW" w:bidi="zh_TW"/>
+        </w:rPr>
+      </w:r>
+      <w:r>
+        <w:rPr>
+          <w:lang w:val="zh_TW" w:bidi="zh_TW"/>
+        </w:rPr>
+        <w:t>舊約聖經記載了人們如何在聖殿中使用音樂敬拜神，但並未詳細描述樂器的外型或製作方式。這部分與神的第二條誡命有關。希伯來人認為這條誡命禁止為受造之物造像，包括繪製樂器的圖像。但以理書提到了在尼布甲尼撒王宮殿中，演奏的六種不同樂器。</w:t>
+      </w:r>
+    </w:p>
+    <w:p>
+      <w:pPr/>
+      <w:r>
+        <w:rPr>
+          <w:lang w:val="zh_TW" w:bidi="zh_TW"/>
+        </w:rPr>
+      </w:r>
+      <w:r>
+        <w:rPr>
+          <w:lang w:val="zh_TW" w:bidi="zh_TW"/>
+        </w:rPr>
+        <w:t>古代希伯來人對於哪些樂器可用於聖殿敬拜有特定規範。他們對樂器的選擇並非依其音色，而是依照該樂器是否被視為是「潔淨的」（可接受的）或「不潔淨的」（不可接受的）來決定。有些樂器因被視為不潔淨而禁止在聖殿中使用。</w:t>
+      </w:r>
+    </w:p>
+    <w:p>
+      <w:pPr>
+        <w:pStyle w:val="Heading3"/>
+      </w:pPr>
+      <w:r>
+        <w:rPr>
+          <w:lang w:val="zh_TW" w:bidi="zh_TW"/>
+        </w:rPr>
+        <w:t>弦樂器</w:t>
+      </w:r>
+    </w:p>
+    <w:p>
+      <w:pPr/>
+      <w:r>
+        <w:rPr>
+          <w:lang w:val="zh_TW" w:bidi="zh_TW"/>
+        </w:rPr>
+      </w:r>
+      <w:r>
+        <w:rPr>
+          <w:lang w:val="zh_TW" w:bidi="zh_TW"/>
+        </w:rPr>
+        <w:t>猶太人特別重視弦樂器，認為這些樂器最適合在聖殿音樂敬拜中使用。許多古代民族也同樣重視弦樂器。例如，大衛王彈奏一種稱為里拉琴（絲弦）的弦樂器。在</w:t>
       </w:r>
       <w:hyperlink r:id="rId13">
         <w:r>
@@ -262,14 +295,39 @@
             <w:color w:val="0000EE"/>
             <w:u w:val="single"/>
           </w:rPr>
-          <w:t>創世記十四章18至20節</w:t>
-        </w:r>
-      </w:hyperlink>
-      <w:r>
-        <w:rPr>
-          <w:lang w:val="zh_TW" w:bidi="zh_TW"/>
-        </w:rPr>
-        <w:t>出現，也在</w:t>
+          <w:t>詩篇一五〇篇4節</w:t>
+        </w:r>
+      </w:hyperlink>
+      <w:r>
+        <w:rPr>
+          <w:lang w:val="zh_TW" w:bidi="zh_TW"/>
+        </w:rPr>
+        <w:t>中，希伯來文單詞米尼姆（minim，意為「絲弦」）指的是各類用來讚美神的弦樂器。</w:t>
+      </w:r>
+    </w:p>
+    <w:p>
+      <w:pPr>
+        <w:pStyle w:val="Heading4"/>
+      </w:pPr>
+      <w:r>
+        <w:rPr>
+          <w:lang w:val="zh_TW" w:bidi="zh_TW"/>
+        </w:rPr>
+        <w:t>阿索爾（Asor）</w:t>
+      </w:r>
+    </w:p>
+    <w:p>
+      <w:pPr/>
+      <w:r>
+        <w:rPr>
+          <w:lang w:val="zh_TW" w:bidi="zh_TW"/>
+        </w:rPr>
+      </w:r>
+      <w:r>
+        <w:rPr>
+          <w:lang w:val="zh_TW" w:bidi="zh_TW"/>
+        </w:rPr>
+        <w:t>阿索爾在詩篇中出現了三次（</w:t>
       </w:r>
       <w:hyperlink r:id="rId14">
         <w:r>
@@ -280,14 +338,14 @@
             <w:color w:val="0000EE"/>
             <w:u w:val="single"/>
           </w:rPr>
-          <w:t>詩篇一百一十篇4節</w:t>
-        </w:r>
-      </w:hyperlink>
-      <w:r>
-        <w:rPr>
-          <w:lang w:val="zh_TW" w:bidi="zh_TW"/>
-        </w:rPr>
-        <w:t>和</w:t>
+          <w:t>詩33:2</w:t>
+        </w:r>
+      </w:hyperlink>
+      <w:r>
+        <w:rPr>
+          <w:lang w:val="zh_TW" w:bidi="zh_TW"/>
+        </w:rPr>
+        <w:t>，</w:t>
       </w:r>
       <w:hyperlink r:id="rId15">
         <w:r>
@@ -298,7 +356,7 @@
             <w:color w:val="0000EE"/>
             <w:u w:val="single"/>
           </w:rPr>
-          <w:t>希伯來書五章10節</w:t>
+          <w:t>92:3</w:t>
         </w:r>
       </w:hyperlink>
       <w:r>
@@ -316,14 +374,39 @@
             <w:color w:val="0000EE"/>
             <w:u w:val="single"/>
           </w:rPr>
-          <w:t>六章20節</w:t>
-        </w:r>
-      </w:hyperlink>
-      <w:r>
-        <w:rPr>
-          <w:lang w:val="zh_TW" w:bidi="zh_TW"/>
-        </w:rPr>
-        <w:t>，</w:t>
+          <w:t>144:9</w:t>
+        </w:r>
+      </w:hyperlink>
+      <w:r>
+        <w:rPr>
+          <w:lang w:val="zh_TW" w:bidi="zh_TW"/>
+        </w:rPr>
+        <w:t>）。阿索爾這個詞（在希伯來文中意為「十」），可能指一種具有十條弦的樂器。學者認為阿索爾可能類似腓尼基的齊特琴（一種平面的弦樂器），有十根弦。它也可能類似於魯特琴（另一種弦樂器）。</w:t>
+      </w:r>
+    </w:p>
+    <w:p>
+      <w:pPr>
+        <w:pStyle w:val="Heading4"/>
+      </w:pPr>
+      <w:r>
+        <w:rPr>
+          <w:lang w:val="zh_TW" w:bidi="zh_TW"/>
+        </w:rPr>
+        <w:t>卡索斯（Kathros）</w:t>
+      </w:r>
+    </w:p>
+    <w:p>
+      <w:pPr/>
+      <w:r>
+        <w:rPr>
+          <w:lang w:val="zh_TW" w:bidi="zh_TW"/>
+        </w:rPr>
+      </w:r>
+      <w:r>
+        <w:rPr>
+          <w:lang w:val="zh_TW" w:bidi="zh_TW"/>
+        </w:rPr>
+        <w:t>卡索斯是尼布甲尼撒王宮中演奏的樂器，可能與里拉琴相近，是一種手持的小型豎琴類樂器（</w:t>
       </w:r>
       <w:hyperlink r:id="rId17">
         <w:r>
@@ -334,37 +417,447 @@
             <w:color w:val="0000EE"/>
             <w:u w:val="single"/>
           </w:rPr>
-          <w:t>七章1至17節</w:t>
-        </w:r>
-      </w:hyperlink>
-      <w:r>
-        <w:rPr>
-          <w:lang w:val="zh_TW" w:bidi="zh_TW"/>
-        </w:rPr>
-        <w:t>中被提及。</w:t>
+          <w:t>但3:5</w:t>
+        </w:r>
+      </w:hyperlink>
+      <w:r>
+        <w:rPr>
+          <w:lang w:val="zh_TW" w:bidi="zh_TW"/>
+        </w:rPr>
+        <w:t>、</w:t>
+      </w:r>
+      <w:hyperlink r:id="rId17">
+        <w:r>
+          <w:rPr>
+            <w:lang w:val="zh_TW" w:bidi="zh_TW"/>
+          </w:rPr>
+          <w:rPr>
+            <w:color w:val="0000EE"/>
+            <w:u w:val="single"/>
+          </w:rPr>
+          <w:t>7</w:t>
+        </w:r>
+      </w:hyperlink>
+      <w:r>
+        <w:rPr>
+          <w:lang w:val="zh_TW" w:bidi="zh_TW"/>
+        </w:rPr>
+        <w:t>、</w:t>
+      </w:r>
+      <w:hyperlink r:id="rId17">
+        <w:r>
+          <w:rPr>
+            <w:lang w:val="zh_TW" w:bidi="zh_TW"/>
+          </w:rPr>
+          <w:rPr>
+            <w:color w:val="0000EE"/>
+            <w:u w:val="single"/>
+          </w:rPr>
+          <w:t>10</w:t>
+        </w:r>
+      </w:hyperlink>
+      <w:r>
+        <w:rPr>
+          <w:lang w:val="zh_TW" w:bidi="zh_TW"/>
+        </w:rPr>
+        <w:t>、</w:t>
+      </w:r>
+      <w:hyperlink r:id="rId17">
+        <w:r>
+          <w:rPr>
+            <w:lang w:val="zh_TW" w:bidi="zh_TW"/>
+          </w:rPr>
+          <w:rPr>
+            <w:color w:val="0000EE"/>
+            <w:u w:val="single"/>
+          </w:rPr>
+          <w:t>15</w:t>
+        </w:r>
+      </w:hyperlink>
+      <w:r>
+        <w:rPr>
+          <w:lang w:val="zh_TW" w:bidi="zh_TW"/>
+        </w:rPr>
+        <w:t>）。</w:t>
+      </w:r>
+    </w:p>
+    <w:p>
+      <w:pPr>
+        <w:pStyle w:val="Heading4"/>
+      </w:pPr>
+      <w:r>
+        <w:rPr>
+          <w:lang w:val="zh_TW" w:bidi="zh_TW"/>
+        </w:rPr>
+        <w:t>基諾爾（Kinnor）</w:t>
+      </w:r>
+    </w:p>
+    <w:p>
+      <w:pPr/>
+      <w:r>
+        <w:rPr>
+          <w:lang w:val="zh_TW" w:bidi="zh_TW"/>
+        </w:rPr>
+      </w:r>
+      <w:r>
+        <w:rPr>
+          <w:lang w:val="zh_TW" w:bidi="zh_TW"/>
+        </w:rPr>
+        <w:t>基諾爾在聖經中出現的次數比其它樂器更多，共有42次。許多人稱它為「大衛的豎琴」，並視為猶太人最喜愛的樂器。它比大型豎琴更接近里拉琴。其弦的數量不確定，但弦通常以羊腸製作，共鳴箱位於樂器底部。</w:t>
+      </w:r>
+    </w:p>
+    <w:p>
+      <w:pPr/>
+      <w:r>
+        <w:rPr>
+          <w:lang w:val="zh_TW" w:bidi="zh_TW"/>
+        </w:rPr>
+      </w:r>
+      <w:r>
+        <w:rPr>
+          <w:lang w:val="zh_TW" w:bidi="zh_TW"/>
+        </w:rPr>
+        <w:t>我們並不確定基諾爾是以撥片或徒手演奏。聖經說大衛「用手彈奏它」（</w:t>
+      </w:r>
+      <w:hyperlink r:id="rId18">
+        <w:r>
+          <w:rPr>
+            <w:lang w:val="zh_TW" w:bidi="zh_TW"/>
+          </w:rPr>
+          <w:rPr>
+            <w:color w:val="0000EE"/>
+            <w:u w:val="single"/>
+          </w:rPr>
+          <w:t>撒上16:23</w:t>
+        </w:r>
+      </w:hyperlink>
+      <w:r>
+        <w:rPr>
+          <w:lang w:val="zh_TW" w:bidi="zh_TW"/>
+        </w:rPr>
+        <w:t>），可能表示徒手演奏並非常態。基諾爾的音色「優美」（</w:t>
+      </w:r>
+      <w:hyperlink r:id="rId19">
+        <w:r>
+          <w:rPr>
+            <w:lang w:val="zh_TW" w:bidi="zh_TW"/>
+          </w:rPr>
+          <w:rPr>
+            <w:color w:val="0000EE"/>
+            <w:u w:val="single"/>
+          </w:rPr>
+          <w:t>詩81:2</w:t>
+        </w:r>
+      </w:hyperlink>
+      <w:r>
+        <w:rPr>
+          <w:lang w:val="zh_TW" w:bidi="zh_TW"/>
+        </w:rPr>
+        <w:t>），可用於敬拜、慶典與國事場合（</w:t>
+      </w:r>
+      <w:hyperlink r:id="rId20">
+        <w:r>
+          <w:rPr>
+            <w:lang w:val="zh_TW" w:bidi="zh_TW"/>
+          </w:rPr>
+          <w:rPr>
+            <w:color w:val="0000EE"/>
+            <w:u w:val="single"/>
+          </w:rPr>
+          <w:t>撒上10:5</w:t>
+        </w:r>
+      </w:hyperlink>
+      <w:r>
+        <w:rPr>
+          <w:lang w:val="zh_TW" w:bidi="zh_TW"/>
+        </w:rPr>
+        <w:t>；</w:t>
+      </w:r>
+      <w:hyperlink r:id="rId21">
+        <w:r>
+          <w:rPr>
+            <w:lang w:val="zh_TW" w:bidi="zh_TW"/>
+          </w:rPr>
+          <w:rPr>
+            <w:color w:val="0000EE"/>
+            <w:u w:val="single"/>
+          </w:rPr>
+          <w:t>撒下6:5</w:t>
+        </w:r>
+      </w:hyperlink>
+      <w:r>
+        <w:rPr>
+          <w:lang w:val="zh_TW" w:bidi="zh_TW"/>
+        </w:rPr>
+        <w:t>；</w:t>
+      </w:r>
+      <w:hyperlink r:id="rId22">
+        <w:r>
+          <w:rPr>
+            <w:lang w:val="zh_TW" w:bidi="zh_TW"/>
+          </w:rPr>
+          <w:rPr>
+            <w:color w:val="0000EE"/>
+            <w:u w:val="single"/>
+          </w:rPr>
+          <w:t>賽5:12</w:t>
+        </w:r>
+      </w:hyperlink>
+      <w:r>
+        <w:rPr>
+          <w:lang w:val="zh_TW" w:bidi="zh_TW"/>
+        </w:rPr>
+        <w:t>）。牧羊人也會彈奏它（</w:t>
+      </w:r>
+      <w:hyperlink r:id="rId23">
+        <w:r>
+          <w:rPr>
+            <w:lang w:val="zh_TW" w:bidi="zh_TW"/>
+          </w:rPr>
+          <w:rPr>
+            <w:color w:val="0000EE"/>
+            <w:u w:val="single"/>
+          </w:rPr>
+          <w:t>撒上16:16</w:t>
+        </w:r>
+      </w:hyperlink>
+      <w:r>
+        <w:rPr>
+          <w:lang w:val="zh_TW" w:bidi="zh_TW"/>
+        </w:rPr>
+        <w:t>）。</w:t>
+      </w:r>
+    </w:p>
+    <w:p>
+      <w:pPr>
+        <w:pStyle w:val="Heading4"/>
+      </w:pPr>
+      <w:r>
+        <w:rPr>
+          <w:lang w:val="zh_TW" w:bidi="zh_TW"/>
+        </w:rPr>
+        <w:t>內伯（Nebel）</w:t>
+      </w:r>
+    </w:p>
+    <w:p>
+      <w:pPr/>
+      <w:r>
+        <w:rPr>
+          <w:lang w:val="zh_TW" w:bidi="zh_TW"/>
+        </w:rPr>
+      </w:r>
+      <w:r>
+        <w:rPr>
+          <w:lang w:val="zh_TW" w:bidi="zh_TW"/>
+        </w:rPr>
+        <w:t>在聖經中出現了27次。希伯來文中的內伯一詞意為「皮」或「皮瓶」。這可能是因為這種樂器的形狀像瓶子，底部圓而寬，能發出聲音。它是豎琴的一種（</w:t>
+      </w:r>
+      <w:r>
+        <w:rPr>
+          <w:lang w:val="zh_TW" w:bidi="zh_TW"/>
+        </w:rPr>
+        <w:t>和合本譯為「瑟」，</w:t>
+      </w:r>
+      <w:hyperlink r:id="rId21">
+        <w:r>
+          <w:rPr>
+            <w:lang w:val="zh_TW" w:bidi="zh_TW"/>
+          </w:rPr>
+          <w:rPr>
+            <w:color w:val="0000EE"/>
+            <w:u w:val="single"/>
+          </w:rPr>
+          <w:t>撒下6:5</w:t>
+        </w:r>
+      </w:hyperlink>
+      <w:r>
+        <w:rPr>
+          <w:lang w:val="zh_TW" w:bidi="zh_TW"/>
+        </w:rPr>
+        <w:t>；</w:t>
+      </w:r>
+      <w:hyperlink r:id="rId24">
+        <w:r>
+          <w:rPr>
+            <w:lang w:val="zh_TW" w:bidi="zh_TW"/>
+          </w:rPr>
+          <w:rPr>
+            <w:color w:val="0000EE"/>
+            <w:u w:val="single"/>
+          </w:rPr>
+          <w:t>王上10:12</w:t>
+        </w:r>
+      </w:hyperlink>
+      <w:r>
+        <w:rPr>
+          <w:lang w:val="zh_TW" w:bidi="zh_TW"/>
+        </w:rPr>
+        <w:t>；</w:t>
+      </w:r>
+      <w:hyperlink r:id="rId25">
+        <w:r>
+          <w:rPr>
+            <w:lang w:val="zh_TW" w:bidi="zh_TW"/>
+          </w:rPr>
+          <w:rPr>
+            <w:color w:val="0000EE"/>
+            <w:u w:val="single"/>
+          </w:rPr>
+          <w:t>尼12:27</w:t>
+        </w:r>
+      </w:hyperlink>
+      <w:r>
+        <w:rPr>
+          <w:lang w:val="zh_TW" w:bidi="zh_TW"/>
+        </w:rPr>
+        <w:t>；</w:t>
+      </w:r>
+      <w:hyperlink r:id="rId26">
+        <w:r>
+          <w:rPr>
+            <w:lang w:val="zh_TW" w:bidi="zh_TW"/>
+          </w:rPr>
+          <w:rPr>
+            <w:color w:val="0000EE"/>
+            <w:u w:val="single"/>
+          </w:rPr>
+          <w:t>詩57:8</w:t>
+        </w:r>
+      </w:hyperlink>
+      <w:r>
+        <w:rPr>
+          <w:lang w:val="zh_TW" w:bidi="zh_TW"/>
+        </w:rPr>
+        <w:t>；</w:t>
+      </w:r>
+      <w:hyperlink r:id="rId27">
+        <w:r>
+          <w:rPr>
+            <w:lang w:val="zh_TW" w:bidi="zh_TW"/>
+          </w:rPr>
+          <w:rPr>
+            <w:color w:val="0000EE"/>
+            <w:u w:val="single"/>
+          </w:rPr>
+          <w:t>摩5:23</w:t>
+        </w:r>
+      </w:hyperlink>
+      <w:r>
+        <w:rPr>
+          <w:lang w:val="zh_TW" w:bidi="zh_TW"/>
+        </w:rPr>
+        <w:t>），可能與埃及的豎琴相似，演奏方式可能為徒手彈奏。內伯比基諾爾更大、聲音更響亮。</w:t>
+      </w:r>
+    </w:p>
+    <w:p>
+      <w:pPr/>
+      <w:r>
+        <w:rPr>
+          <w:lang w:val="zh_TW" w:bidi="zh_TW"/>
+        </w:rPr>
+      </w:r>
+      <w:r>
+        <w:rPr>
+          <w:lang w:val="zh_TW" w:bidi="zh_TW"/>
+        </w:rPr>
+        <w:t>現代英文聖經通常將內伯翻譯為「豎琴」。有英文譯本則使用「薩泰里琴」（psaltery）或「維奧爾琴」（viol）（兩者都是弦樂器的古老名稱）。</w:t>
+      </w:r>
+    </w:p>
+    <w:p>
+      <w:pPr>
+        <w:pStyle w:val="Heading4"/>
+      </w:pPr>
+      <w:r>
+        <w:rPr>
+          <w:lang w:val="zh_TW" w:bidi="zh_TW"/>
+        </w:rPr>
+        <w:t>普桑特林（Psantrin）</w:t>
+      </w:r>
+    </w:p>
+    <w:p>
+      <w:pPr/>
+      <w:r>
+        <w:rPr>
+          <w:lang w:val="zh_TW" w:bidi="zh_TW"/>
+        </w:rPr>
+      </w:r>
+      <w:r>
+        <w:rPr>
+          <w:lang w:val="zh_TW" w:bidi="zh_TW"/>
+        </w:rPr>
+        <w:t>普桑特林（也稱為pesanterin）是來自希臘的樂器。曾在尼布甲尼撒王的樂隊中演奏（</w:t>
+      </w:r>
+      <w:hyperlink r:id="rId28">
+        <w:r>
+          <w:rPr>
+            <w:lang w:val="zh_TW" w:bidi="zh_TW"/>
+          </w:rPr>
+          <w:rPr>
+            <w:color w:val="0000EE"/>
+            <w:u w:val="single"/>
+          </w:rPr>
+          <w:t>但3:5–15</w:t>
+        </w:r>
+      </w:hyperlink>
+      <w:r>
+        <w:rPr>
+          <w:lang w:val="zh_TW" w:bidi="zh_TW"/>
+        </w:rPr>
+        <w:t>）。它可能類似於揚琴（dulcimer，一種以小槌敲擊琴弦的弦樂器）。</w:t>
+      </w:r>
+    </w:p>
+    <w:p>
+      <w:pPr>
+        <w:pStyle w:val="Heading4"/>
+      </w:pPr>
+      <w:r>
+        <w:rPr>
+          <w:lang w:val="zh_TW" w:bidi="zh_TW"/>
+        </w:rPr>
+        <w:t>撒布查（Sabcha）</w:t>
+      </w:r>
+    </w:p>
+    <w:p>
+      <w:pPr/>
+      <w:r>
+        <w:rPr>
+          <w:lang w:val="zh_TW" w:bidi="zh_TW"/>
+        </w:rPr>
+      </w:r>
+      <w:r>
+        <w:rPr>
+          <w:lang w:val="zh_TW" w:bidi="zh_TW"/>
+        </w:rPr>
+        <w:t>撒布查（也稱為sabbeka）是一種弦樂器，曾在巴比倫的王宮中演奏（</w:t>
+      </w:r>
+      <w:hyperlink r:id="rId28">
+        <w:r>
+          <w:rPr>
+            <w:lang w:val="zh_TW" w:bidi="zh_TW"/>
+          </w:rPr>
+          <w:rPr>
+            <w:color w:val="0000EE"/>
+            <w:u w:val="single"/>
+          </w:rPr>
+          <w:t>但3:5–15</w:t>
+        </w:r>
+      </w:hyperlink>
+      <w:r>
+        <w:rPr>
+          <w:lang w:val="zh_TW" w:bidi="zh_TW"/>
+        </w:rPr>
+        <w:t>）。希臘人稱之為桑比刻（sambyke），而羅馬人則稱之為桑布卡（sambuca）。其形狀像三角形，有四條弦，音色高亢尖銳。有英文譯本稱之為「薩克布特」（sackbut）。</w:t>
       </w:r>
     </w:p>
     <w:p>
       <w:pPr>
         <w:pStyle w:val="Heading3"/>
       </w:pPr>
-      <w:hyperlink r:id="rId13">
-        <w:r>
-          <w:rPr>
-            <w:lang w:val="zh_TW" w:bidi="zh_TW"/>
-          </w:rPr>
-          <w:rPr>
-            <w:color w:val="0000EE"/>
-            <w:u w:val="single"/>
-          </w:rPr>
-          <w:t>創世記十四章18至20節</w:t>
-        </w:r>
-      </w:hyperlink>
-      <w:r>
-        <w:rPr>
-          <w:lang w:val="zh_TW" w:bidi="zh_TW"/>
-        </w:rPr>
-        <w:t>中的麥基洗德</w:t>
+      <w:r>
+        <w:rPr>
+          <w:lang w:val="zh_TW" w:bidi="zh_TW"/>
+        </w:rPr>
+        <w:t>管樂器</w:t>
       </w:r>
     </w:p>
     <w:p>
@@ -378,43 +871,18 @@
         <w:rPr>
           <w:lang w:val="zh_TW" w:bidi="zh_TW"/>
         </w:rPr>
-        <w:t>基大老瑪王和其他三位來自美索不達米亞的國王，攻擊死海附近的五個城市。在這場戰役中，他們俘虜了亞伯拉罕的侄子羅得，連同他的家人和他們所有的財物（</w:t>
-      </w:r>
-      <w:hyperlink r:id="rId18">
-        <w:r>
-          <w:rPr>
-            <w:lang w:val="zh_TW" w:bidi="zh_TW"/>
-          </w:rPr>
-          <w:rPr>
-            <w:color w:val="0000EE"/>
-            <w:u w:val="single"/>
-          </w:rPr>
-          <w:t>創14:1–12</w:t>
-        </w:r>
-      </w:hyperlink>
-      <w:r>
-        <w:rPr>
-          <w:lang w:val="zh_TW" w:bidi="zh_TW"/>
-        </w:rPr>
-        <w:t>）。亞伯拉罕召集了跟從他的人去追擊這些王，便擊敗了他們，救出了羅得和他的家人，並帶回了所有被奪走的財物（</w:t>
-      </w:r>
-      <w:hyperlink r:id="rId19">
-        <w:r>
-          <w:rPr>
-            <w:lang w:val="zh_TW" w:bidi="zh_TW"/>
-          </w:rPr>
-          <w:rPr>
-            <w:color w:val="0000EE"/>
-            <w:u w:val="single"/>
-          </w:rPr>
-          <w:t>創14:13–16</w:t>
-        </w:r>
-      </w:hyperlink>
-      <w:r>
-        <w:rPr>
-          <w:lang w:val="zh_TW" w:bidi="zh_TW"/>
-        </w:rPr>
-        <w:t>）。</w:t>
+        <w:t>吹奏樂器（人們通過吹氣來產生音樂的樂器）可以分為兩類：管樂器和號角樂器。</w:t>
+      </w:r>
+    </w:p>
+    <w:p>
+      <w:pPr>
+        <w:pStyle w:val="Heading4"/>
+      </w:pPr>
+      <w:r>
+        <w:rPr>
+          <w:lang w:val="zh_TW" w:bidi="zh_TW"/>
+        </w:rPr>
+        <w:t>哈利勒（Halil）</w:t>
       </w:r>
     </w:p>
     <w:p>
@@ -428,43 +896,61 @@
         <w:rPr>
           <w:lang w:val="zh_TW" w:bidi="zh_TW"/>
         </w:rPr>
-        <w:t>當亞伯拉罕從戰鬥中凱旋而歸時，來自死海地區的國王們前來感謝他。麥基洗德這位撒冷王（這是耶路撒冷早期的名字），也來見亞伯拉罕（參</w:t>
-      </w:r>
-      <w:hyperlink r:id="rId20">
-        <w:r>
-          <w:rPr>
-            <w:lang w:val="zh_TW" w:bidi="zh_TW"/>
-          </w:rPr>
-          <w:rPr>
-            <w:color w:val="0000EE"/>
-            <w:u w:val="single"/>
-          </w:rPr>
-          <w:t>詩76:2</w:t>
-        </w:r>
-      </w:hyperlink>
-      <w:r>
-        <w:rPr>
-          <w:lang w:val="zh_TW" w:bidi="zh_TW"/>
-        </w:rPr>
-        <w:t>）。麥基洗德帶來了餅和酒祝福亞伯拉罕，因為他是至高神的祭司（</w:t>
-      </w:r>
-      <w:hyperlink r:id="rId21">
-        <w:r>
-          <w:rPr>
-            <w:lang w:val="zh_TW" w:bidi="zh_TW"/>
-          </w:rPr>
-          <w:rPr>
-            <w:color w:val="0000EE"/>
-            <w:u w:val="single"/>
-          </w:rPr>
-          <w:t>創14:18</w:t>
-        </w:r>
-      </w:hyperlink>
-      <w:r>
-        <w:rPr>
-          <w:lang w:val="zh_TW" w:bidi="zh_TW"/>
-        </w:rPr>
-        <w:t>）。</w:t>
+        <w:t>哈利勒是一種管樂器，在聖經中出現了六次，聖經時代之後的猶太作家也曾提到這種樂器。哈利勒類似於希臘的奧羅斯（aulos，一種像現代雙簧管的古代樂器）。許多聖經翻譯將其稱為「笛或簫」（</w:t>
+      </w:r>
+      <w:hyperlink r:id="rId29">
+        <w:r>
+          <w:rPr>
+            <w:lang w:val="zh_TW" w:bidi="zh_TW"/>
+          </w:rPr>
+          <w:rPr>
+            <w:color w:val="0000EE"/>
+            <w:u w:val="single"/>
+          </w:rPr>
+          <w:t>太9:23</w:t>
+        </w:r>
+      </w:hyperlink>
+      <w:r>
+        <w:rPr>
+          <w:lang w:val="zh_TW" w:bidi="zh_TW"/>
+        </w:rPr>
+        <w:t>；</w:t>
+      </w:r>
+      <w:hyperlink r:id="rId30">
+        <w:r>
+          <w:rPr>
+            <w:lang w:val="zh_TW" w:bidi="zh_TW"/>
+          </w:rPr>
+          <w:rPr>
+            <w:color w:val="0000EE"/>
+            <w:u w:val="single"/>
+          </w:rPr>
+          <w:t>林前14:7</w:t>
+        </w:r>
+      </w:hyperlink>
+      <w:r>
+        <w:rPr>
+          <w:lang w:val="zh_TW" w:bidi="zh_TW"/>
+        </w:rPr>
+        <w:t>；</w:t>
+      </w:r>
+      <w:hyperlink r:id="rId31">
+        <w:r>
+          <w:rPr>
+            <w:lang w:val="zh_TW" w:bidi="zh_TW"/>
+          </w:rPr>
+          <w:rPr>
+            <w:color w:val="0000EE"/>
+            <w:u w:val="single"/>
+          </w:rPr>
+          <w:t>啟18:22</w:t>
+        </w:r>
+      </w:hyperlink>
+      <w:r>
+        <w:rPr>
+          <w:lang w:val="zh_TW" w:bidi="zh_TW"/>
+        </w:rPr>
+        <w:t>）。早期的版本多以蘆葦等中空植物製作，吹口由兩片簧片組成，音色可能高亢且響亮。</w:t>
       </w:r>
     </w:p>
     <w:p>
@@ -478,343 +964,12 @@
         <w:rPr>
           <w:lang w:val="zh_TW" w:bidi="zh_TW"/>
         </w:rPr>
-        <w:t>這個名字「至高神」（希伯來文為：</w:t>
-      </w:r>
-      <w:r>
-        <w:rPr>
-          <w:i/>
-          <w:lang w:val="zh_TW" w:bidi="zh_TW"/>
-        </w:rPr>
-        <w:t>’El ‘Elyon</w:t>
-      </w:r>
-      <w:r>
-        <w:rPr>
-          <w:lang w:val="zh_TW" w:bidi="zh_TW"/>
-        </w:rPr>
-        <w:t>）意指創天造地唯一的真神。這與迦南人所崇拜的假神不同（比較</w:t>
-      </w:r>
-      <w:hyperlink r:id="rId22">
-        <w:r>
-          <w:rPr>
-            <w:lang w:val="zh_TW" w:bidi="zh_TW"/>
-          </w:rPr>
-          <w:rPr>
-            <w:color w:val="0000EE"/>
-            <w:u w:val="single"/>
-          </w:rPr>
-          <w:t>創14:22</w:t>
-        </w:r>
-      </w:hyperlink>
-      <w:r>
-        <w:rPr>
-          <w:lang w:val="zh_TW" w:bidi="zh_TW"/>
-        </w:rPr>
-        <w:t>；</w:t>
-      </w:r>
-      <w:hyperlink r:id="rId23">
-        <w:r>
-          <w:rPr>
-            <w:lang w:val="zh_TW" w:bidi="zh_TW"/>
-          </w:rPr>
-          <w:rPr>
-            <w:color w:val="0000EE"/>
-            <w:u w:val="single"/>
-          </w:rPr>
-          <w:t>詩7:17</w:t>
-        </w:r>
-      </w:hyperlink>
-      <w:r>
-        <w:rPr>
-          <w:lang w:val="zh_TW" w:bidi="zh_TW"/>
-        </w:rPr>
-        <w:t>，</w:t>
-      </w:r>
-      <w:hyperlink r:id="rId24">
-        <w:r>
-          <w:rPr>
-            <w:lang w:val="zh_TW" w:bidi="zh_TW"/>
-          </w:rPr>
-          <w:rPr>
-            <w:color w:val="0000EE"/>
-            <w:u w:val="single"/>
-          </w:rPr>
-          <w:t>47:2</w:t>
-        </w:r>
-      </w:hyperlink>
-      <w:r>
-        <w:rPr>
-          <w:lang w:val="zh_TW" w:bidi="zh_TW"/>
-        </w:rPr>
-        <w:t>，</w:t>
-      </w:r>
-      <w:hyperlink r:id="rId25">
-        <w:r>
-          <w:rPr>
-            <w:lang w:val="zh_TW" w:bidi="zh_TW"/>
-          </w:rPr>
-          <w:rPr>
-            <w:color w:val="0000EE"/>
-            <w:u w:val="single"/>
-          </w:rPr>
-          <w:t>57:2</w:t>
-        </w:r>
-      </w:hyperlink>
-      <w:r>
-        <w:rPr>
-          <w:lang w:val="zh_TW" w:bidi="zh_TW"/>
-        </w:rPr>
-        <w:t>，</w:t>
-      </w:r>
-      <w:hyperlink r:id="rId26">
-        <w:r>
-          <w:rPr>
-            <w:lang w:val="zh_TW" w:bidi="zh_TW"/>
-          </w:rPr>
-          <w:rPr>
-            <w:color w:val="0000EE"/>
-            <w:u w:val="single"/>
-          </w:rPr>
-          <w:t>78:56</w:t>
-        </w:r>
-      </w:hyperlink>
-      <w:r>
-        <w:rPr>
-          <w:lang w:val="zh_TW" w:bidi="zh_TW"/>
-        </w:rPr>
-        <w:t>）。麥基洗德知道亞伯拉罕也崇拜這個真神（</w:t>
-      </w:r>
-      <w:hyperlink r:id="rId22">
-        <w:r>
-          <w:rPr>
-            <w:lang w:val="zh_TW" w:bidi="zh_TW"/>
-          </w:rPr>
-          <w:rPr>
-            <w:color w:val="0000EE"/>
-            <w:u w:val="single"/>
-          </w:rPr>
-          <w:t>創14:22</w:t>
-        </w:r>
-      </w:hyperlink>
-      <w:r>
-        <w:rPr>
-          <w:lang w:val="zh_TW" w:bidi="zh_TW"/>
-        </w:rPr>
-        <w:t>）。</w:t>
-      </w:r>
-    </w:p>
-    <w:p>
-      <w:pPr/>
-      <w:r>
-        <w:rPr>
-          <w:lang w:val="zh_TW" w:bidi="zh_TW"/>
-        </w:rPr>
-      </w:r>
-      <w:r>
-        <w:rPr>
-          <w:lang w:val="zh_TW" w:bidi="zh_TW"/>
-        </w:rPr>
-        <w:t>麥基洗德讚美神幫助亞伯拉罕贏得這場爭戰。亞伯拉罕以兩種方式，表明他接受了麥基洗德作為神祭司的角色：他接受了來自麥基洗德的禮物和祝福，並將他所獲得一切的十分之一給了麥基洗德。相反，亞伯拉罕拒絕接受所多瑪王的禮物，因為他不想與那些崇拜假神的人有任何牽連。</w:t>
-      </w:r>
-    </w:p>
-    <w:p>
-      <w:pPr/>
-      <w:r>
-        <w:rPr>
-          <w:lang w:val="zh_TW" w:bidi="zh_TW"/>
-        </w:rPr>
-      </w:r>
-      <w:r>
-        <w:rPr>
-          <w:lang w:val="zh_TW" w:bidi="zh_TW"/>
-        </w:rPr>
-        <w:t>我們無法完全知道麥基洗德如何認識神。他可能是透過從挪亞洪水時代流傳下來的故事了解神；又或者像亞伯拉罕一樣，神可能直接對他說話，讓他遠離崇拜假神。我們從</w:t>
-      </w:r>
-      <w:hyperlink r:id="rId27">
-        <w:r>
-          <w:rPr>
-            <w:lang w:val="zh_TW" w:bidi="zh_TW"/>
-          </w:rPr>
-          <w:rPr>
-            <w:color w:val="0000EE"/>
-            <w:u w:val="single"/>
-          </w:rPr>
-          <w:t>希伯來書七章3節</w:t>
-        </w:r>
-      </w:hyperlink>
-      <w:r>
-        <w:rPr>
-          <w:lang w:val="zh_TW" w:bidi="zh_TW"/>
-        </w:rPr>
-        <w:t>知道的是，麥基洗德與其他祭司不同。他並不是因為父親是祭司而成為祭司，而是以某種聖經未完全解釋的特殊方式成為祭司。</w:t>
-      </w:r>
-    </w:p>
-    <w:p>
-      <w:pPr>
-        <w:pStyle w:val="Heading3"/>
-      </w:pPr>
-      <w:hyperlink r:id="rId14">
-        <w:r>
-          <w:rPr>
-            <w:lang w:val="zh_TW" w:bidi="zh_TW"/>
-          </w:rPr>
-          <w:rPr>
-            <w:color w:val="0000EE"/>
-            <w:u w:val="single"/>
-          </w:rPr>
-          <w:t>詩篇一百一十篇4節</w:t>
-        </w:r>
-      </w:hyperlink>
-      <w:r>
-        <w:rPr>
-          <w:lang w:val="zh_TW" w:bidi="zh_TW"/>
-        </w:rPr>
-        <w:t>中的麥基洗德</w:t>
-      </w:r>
-    </w:p>
-    <w:p>
-      <w:pPr/>
-      <w:r>
-        <w:rPr>
-          <w:lang w:val="zh_TW" w:bidi="zh_TW"/>
-        </w:rPr>
-      </w:r>
-      <w:r>
-        <w:rPr>
-          <w:lang w:val="zh_TW" w:bidi="zh_TW"/>
-        </w:rPr>
-        <w:t>在這篇詩篇中，大衛王寫到一位比他自己更偉大的人，稱這個人為「主」（</w:t>
-      </w:r>
-      <w:hyperlink r:id="rId28">
-        <w:r>
-          <w:rPr>
-            <w:lang w:val="zh_TW" w:bidi="zh_TW"/>
-          </w:rPr>
-          <w:rPr>
-            <w:color w:val="0000EE"/>
-            <w:u w:val="single"/>
-          </w:rPr>
-          <w:t>詩11:1</w:t>
-        </w:r>
-      </w:hyperlink>
-      <w:r>
-        <w:rPr>
-          <w:lang w:val="zh_TW" w:bidi="zh_TW"/>
-        </w:rPr>
-        <w:t>；參</w:t>
-      </w:r>
-      <w:hyperlink r:id="rId29">
-        <w:r>
-          <w:rPr>
-            <w:lang w:val="zh_TW" w:bidi="zh_TW"/>
-          </w:rPr>
-          <w:rPr>
-            <w:color w:val="0000EE"/>
-            <w:u w:val="single"/>
-          </w:rPr>
-          <w:t>可12:35–37</w:t>
-        </w:r>
-      </w:hyperlink>
-      <w:r>
-        <w:rPr>
-          <w:lang w:val="zh_TW" w:bidi="zh_TW"/>
-        </w:rPr>
-        <w:t>）。大衛不是在寫自己或他那個時代的其他王。他是在寫未來那將臨、主所應許的彌賽亞。這位彌賽亞將是神的兒子，也是大衛的後裔。</w:t>
-      </w:r>
-    </w:p>
-    <w:p>
-      <w:pPr/>
-      <w:r>
-        <w:rPr>
-          <w:lang w:val="zh_TW" w:bidi="zh_TW"/>
-        </w:rPr>
-      </w:r>
-      <w:r>
-        <w:rPr>
-          <w:lang w:val="zh_TW" w:bidi="zh_TW"/>
-        </w:rPr>
-        <w:t>在</w:t>
-      </w:r>
-      <w:hyperlink r:id="rId14">
-        <w:r>
-          <w:rPr>
-            <w:lang w:val="zh_TW" w:bidi="zh_TW"/>
-          </w:rPr>
-          <w:rPr>
-            <w:color w:val="0000EE"/>
-            <w:u w:val="single"/>
-          </w:rPr>
-          <w:t>詩篇一百一十篇4節</w:t>
-        </w:r>
-      </w:hyperlink>
-      <w:r>
-        <w:rPr>
-          <w:lang w:val="zh_TW" w:bidi="zh_TW"/>
-        </w:rPr>
-        <w:t>中，大衛對彌賽亞說：「你是照著麥基洗德的等次永遠為祭司。」這個應許的完整意義在希伯來書中有進一步解釋。</w:t>
-      </w:r>
-    </w:p>
-    <w:p>
-      <w:pPr>
-        <w:pStyle w:val="Heading3"/>
-      </w:pPr>
-      <w:hyperlink r:id="rId30">
-        <w:r>
-          <w:rPr>
-            <w:lang w:val="zh_TW" w:bidi="zh_TW"/>
-          </w:rPr>
-          <w:rPr>
-            <w:color w:val="0000EE"/>
-            <w:u w:val="single"/>
-          </w:rPr>
-          <w:t>希伯來書五章6至11節</w:t>
-        </w:r>
-      </w:hyperlink>
-      <w:r>
-        <w:rPr>
-          <w:lang w:val="zh_TW" w:bidi="zh_TW"/>
-        </w:rPr>
-        <w:t>，</w:t>
-      </w:r>
-      <w:hyperlink r:id="rId31">
-        <w:r>
-          <w:rPr>
-            <w:lang w:val="zh_TW" w:bidi="zh_TW"/>
-          </w:rPr>
-          <w:rPr>
-            <w:color w:val="0000EE"/>
-            <w:u w:val="single"/>
-          </w:rPr>
-          <w:t>六章20至七章28節</w:t>
-        </w:r>
-      </w:hyperlink>
-      <w:r>
-        <w:rPr>
-          <w:lang w:val="zh_TW" w:bidi="zh_TW"/>
-        </w:rPr>
-        <w:t>中的麥基洗德</w:t>
-      </w:r>
-    </w:p>
-    <w:p>
-      <w:pPr/>
-      <w:r>
-        <w:rPr>
-          <w:lang w:val="zh_TW" w:bidi="zh_TW"/>
-        </w:rPr>
-      </w:r>
-      <w:r>
-        <w:rPr>
-          <w:lang w:val="zh_TW" w:bidi="zh_TW"/>
-        </w:rPr>
-        <w:t>希伯來書解釋，為什麼耶穌作為祭司的角色，比來自亞倫家族的祭司更偉大。它將耶穌與麥基洗德進行比較，以下是他們相似的三個方面：</w:t>
-      </w:r>
-    </w:p>
-    <w:p>
-      <w:pPr>
-        <w:pStyle w:val="ListNumber"/>
-        <w:numPr>
-          <w:ilvl w:val="0"/>
-          <w:numId w:val="14"/>
-        </w:numPr>
+        <w:t>人們在不同場合演奏哈利勒：</w:t>
+      </w:r>
+    </w:p>
+    <w:p>
+      <w:pPr>
+        <w:pStyle w:val="ListBullet"/>
         <w:spacing w:line="240" w:lineRule="auto"/>
         <w:ind w:left="720"/>
       </w:pPr>
@@ -827,18 +982,18 @@
         <w:rPr>
           <w:lang w:val="zh_TW" w:bidi="zh_TW"/>
         </w:rPr>
-        <w:t>耶穌和麥基洗德都是「公義之王」和「平安之王」（</w:t>
-      </w:r>
-      <w:hyperlink r:id="rId32">
-        <w:r>
-          <w:rPr>
-            <w:lang w:val="zh_TW" w:bidi="zh_TW"/>
-          </w:rPr>
-          <w:rPr>
-            <w:color w:val="0000EE"/>
-            <w:u w:val="single"/>
-          </w:rPr>
-          <w:t>來7:1–2</w:t>
+        <w:t>在快樂的活動上，例如節期（</w:t>
+      </w:r>
+      <w:hyperlink r:id="rId22">
+        <w:r>
+          <w:rPr>
+            <w:lang w:val="zh_TW" w:bidi="zh_TW"/>
+          </w:rPr>
+          <w:rPr>
+            <w:color w:val="0000EE"/>
+            <w:u w:val="single"/>
+          </w:rPr>
+          <w:t>賽5:12</w:t>
         </w:r>
       </w:hyperlink>
       <w:r>
@@ -850,7 +1005,7 @@
     </w:p>
     <w:p>
       <w:pPr>
-        <w:pStyle w:val="ListNumber"/>
+        <w:pStyle w:val="ListBullet"/>
         <w:spacing w:line="240" w:lineRule="auto"/>
         <w:ind w:left="720"/>
       </w:pPr>
@@ -863,18 +1018,18 @@
         <w:rPr>
           <w:lang w:val="zh_TW" w:bidi="zh_TW"/>
         </w:rPr>
-        <w:t>兩人以特別的方式成為祭司，並不是因為他們出生在祭司家族中（</w:t>
-      </w:r>
-      <w:hyperlink r:id="rId27">
-        <w:r>
-          <w:rPr>
-            <w:lang w:val="zh_TW" w:bidi="zh_TW"/>
-          </w:rPr>
-          <w:rPr>
-            <w:color w:val="0000EE"/>
-            <w:u w:val="single"/>
-          </w:rPr>
-          <w:t>來7:3</w:t>
+        <w:t>當先知被神的靈充滿時（</w:t>
+      </w:r>
+      <w:hyperlink r:id="rId20">
+        <w:r>
+          <w:rPr>
+            <w:lang w:val="zh_TW" w:bidi="zh_TW"/>
+          </w:rPr>
+          <w:rPr>
+            <w:color w:val="0000EE"/>
+            <w:u w:val="single"/>
+          </w:rPr>
+          <w:t>撒上10:5</w:t>
         </w:r>
       </w:hyperlink>
       <w:r>
@@ -886,7 +1041,7 @@
     </w:p>
     <w:p>
       <w:pPr>
-        <w:pStyle w:val="ListNumber"/>
+        <w:pStyle w:val="ListBullet"/>
         <w:spacing w:line="240" w:lineRule="auto"/>
         <w:ind w:left="720"/>
       </w:pPr>
@@ -899,18 +1054,18 @@
         <w:rPr>
           <w:lang w:val="zh_TW" w:bidi="zh_TW"/>
         </w:rPr>
-        <w:t>兩人均作祭司直到永遠（</w:t>
-      </w:r>
-      <w:hyperlink r:id="rId27">
-        <w:r>
-          <w:rPr>
-            <w:lang w:val="zh_TW" w:bidi="zh_TW"/>
-          </w:rPr>
-          <w:rPr>
-            <w:color w:val="0000EE"/>
-            <w:u w:val="single"/>
-          </w:rPr>
-          <w:t>來7:3</w:t>
+        <w:t>在悲傷和哀悼時（</w:t>
+      </w:r>
+      <w:hyperlink r:id="rId32">
+        <w:r>
+          <w:rPr>
+            <w:lang w:val="zh_TW" w:bidi="zh_TW"/>
+          </w:rPr>
+          <w:rPr>
+            <w:color w:val="0000EE"/>
+            <w:u w:val="single"/>
+          </w:rPr>
+          <w:t>耶48:36</w:t>
         </w:r>
       </w:hyperlink>
       <w:r>
@@ -921,6 +1076,17 @@
       </w:r>
     </w:p>
     <w:p>
+      <w:pPr>
+        <w:pStyle w:val="Heading4"/>
+      </w:pPr>
+      <w:r>
+        <w:rPr>
+          <w:lang w:val="zh_TW" w:bidi="zh_TW"/>
+        </w:rPr>
+        <w:t>哈瑣茲羅特（Hatzotzrot）</w:t>
+      </w:r>
+    </w:p>
+    <w:p>
       <w:pPr/>
       <w:r>
         <w:rPr>
@@ -931,7 +1097,35 @@
         <w:rPr>
           <w:lang w:val="zh_TW" w:bidi="zh_TW"/>
         </w:rPr>
-        <w:t>麥基洗德比亞伯拉罕（利未的父親）更偉大，因為麥基洗德給予亞伯拉罕禮物並祝福他，並從他那裡接受了什一奉獻（</w:t>
+        <w:t>哈瑣茲羅特是古代使用的號角。我們對這種樂器的了解比其它希伯來樂器更多，因為我們可以看到它的圖案。當羅馬人攻陷耶路撒冷時，他們從聖殿帶走兩個這樣的號角。他們在羅馬為領袖提多建造的凱旋門上，雕刻了這些號角的圖案。</w:t>
+      </w:r>
+    </w:p>
+    <w:p>
+      <w:pPr/>
+      <w:r>
+        <w:rPr>
+          <w:lang w:val="zh_TW" w:bidi="zh_TW"/>
+        </w:rPr>
+      </w:r>
+      <w:r>
+        <w:rPr>
+          <w:lang w:val="zh_TW" w:bidi="zh_TW"/>
+        </w:rPr>
+        <w:t>哈瑣茲羅特約為0.9公尺（一碼）長，形狀窄長，末端有寬口。人們用銀或金製作這些號角。這種設計可能源自埃及號角。類似的樂器也在亞述、赫梯帝國和希臘使用。</w:t>
+      </w:r>
+    </w:p>
+    <w:p>
+      <w:pPr/>
+      <w:r>
+        <w:rPr>
+          <w:lang w:val="zh_TW" w:bidi="zh_TW"/>
+        </w:rPr>
+      </w:r>
+      <w:r>
+        <w:rPr>
+          <w:lang w:val="zh_TW" w:bidi="zh_TW"/>
+        </w:rPr>
+        <w:t>神吩咐摩西製作兩個銀號角（</w:t>
       </w:r>
       <w:hyperlink r:id="rId33">
         <w:r>
@@ -942,14 +1136,28 @@
             <w:color w:val="0000EE"/>
             <w:u w:val="single"/>
           </w:rPr>
-          <w:t>來7:4–10</w:t>
-        </w:r>
-      </w:hyperlink>
-      <w:r>
-        <w:rPr>
-          <w:lang w:val="zh_TW" w:bidi="zh_TW"/>
-        </w:rPr>
-        <w:t>）。大衛王寫道，將會有一種像麥基洗德的新祭司出現，這表明祭司（來自利未的家族）無法滿足神的子民所需的一切（</w:t>
+          <w:t>民10:2</w:t>
+        </w:r>
+      </w:hyperlink>
+      <w:r>
+        <w:rPr>
+          <w:lang w:val="zh_TW" w:bidi="zh_TW"/>
+        </w:rPr>
+        <w:t>），只有亞倫的後代（第一位大祭司）可以吹奏這些樂器。這些古代號角是我們現在稱為報信號角的早期版本。</w:t>
+      </w:r>
+    </w:p>
+    <w:p>
+      <w:pPr/>
+      <w:r>
+        <w:rPr>
+          <w:lang w:val="zh_TW" w:bidi="zh_TW"/>
+        </w:rPr>
+      </w:r>
+      <w:r>
+        <w:rPr>
+          <w:lang w:val="zh_TW" w:bidi="zh_TW"/>
+        </w:rPr>
+        <w:t>聖經說這些號角使人記念神（</w:t>
       </w:r>
       <w:hyperlink r:id="rId34">
         <w:r>
@@ -960,14 +1168,100 @@
             <w:color w:val="0000EE"/>
             <w:u w:val="single"/>
           </w:rPr>
-          <w:t>來7:11–19</w:t>
-        </w:r>
-      </w:hyperlink>
-      <w:r>
-        <w:rPr>
-          <w:lang w:val="zh_TW" w:bidi="zh_TW"/>
-        </w:rPr>
-        <w:t>）。神特別應許耶穌將會成為這種祭司，這是神未曾對利未祭司做過的（</w:t>
+          <w:t>民10:10</w:t>
+        </w:r>
+      </w:hyperlink>
+      <w:r>
+        <w:rPr>
+          <w:lang w:val="zh_TW" w:bidi="zh_TW"/>
+        </w:rPr>
+        <w:t>）。人們用來：</w:t>
+      </w:r>
+    </w:p>
+    <w:p>
+      <w:pPr>
+        <w:pStyle w:val="ListBullet"/>
+        <w:spacing w:line="240" w:lineRule="auto"/>
+        <w:ind w:left="720"/>
+      </w:pPr>
+      <w:r>
+        <w:rPr>
+          <w:lang w:val="zh_TW" w:bidi="zh_TW"/>
+        </w:rPr>
+      </w:r>
+      <w:r>
+        <w:rPr>
+          <w:lang w:val="zh_TW" w:bidi="zh_TW"/>
+        </w:rPr>
+        <w:t>召集會眾到會幕聚集</w:t>
+      </w:r>
+    </w:p>
+    <w:p>
+      <w:pPr>
+        <w:pStyle w:val="ListBullet"/>
+        <w:spacing w:line="240" w:lineRule="auto"/>
+        <w:ind w:left="720"/>
+      </w:pPr>
+      <w:r>
+        <w:rPr>
+          <w:lang w:val="zh_TW" w:bidi="zh_TW"/>
+        </w:rPr>
+      </w:r>
+      <w:r>
+        <w:rPr>
+          <w:lang w:val="zh_TW" w:bidi="zh_TW"/>
+        </w:rPr>
+        <w:t>發出警告</w:t>
+      </w:r>
+    </w:p>
+    <w:p>
+      <w:pPr>
+        <w:pStyle w:val="ListBullet"/>
+        <w:spacing w:line="240" w:lineRule="auto"/>
+        <w:ind w:left="720"/>
+      </w:pPr>
+      <w:r>
+        <w:rPr>
+          <w:lang w:val="zh_TW" w:bidi="zh_TW"/>
+        </w:rPr>
+      </w:r>
+      <w:r>
+        <w:rPr>
+          <w:lang w:val="zh_TW" w:bidi="zh_TW"/>
+        </w:rPr>
+        <w:t>指示營隊前行</w:t>
+      </w:r>
+    </w:p>
+    <w:p>
+      <w:pPr>
+        <w:pStyle w:val="ListBullet"/>
+        <w:spacing w:line="240" w:lineRule="auto"/>
+        <w:ind w:left="720"/>
+      </w:pPr>
+      <w:r>
+        <w:rPr>
+          <w:lang w:val="zh_TW" w:bidi="zh_TW"/>
+        </w:rPr>
+      </w:r>
+      <w:r>
+        <w:rPr>
+          <w:lang w:val="zh_TW" w:bidi="zh_TW"/>
+        </w:rPr>
+        <w:t>發出戰鬥開始的信號</w:t>
+      </w:r>
+    </w:p>
+    <w:p>
+      <w:pPr/>
+      <w:r>
+        <w:rPr>
+          <w:lang w:val="zh_TW" w:bidi="zh_TW"/>
+        </w:rPr>
+      </w:r>
+      <w:r>
+        <w:rPr>
+          <w:lang w:val="zh_TW" w:bidi="zh_TW"/>
+        </w:rPr>
+        <w:t>哈瑣茲羅特在聖殿崇拜中變得非常重要。在每日的聖殿儀式中至少會使用兩個號角。在特殊的宗教慶典中，他們可能會使用更多的號角（</w:t>
       </w:r>
       <w:hyperlink r:id="rId35">
         <w:r>
@@ -978,14 +1272,14 @@
             <w:color w:val="0000EE"/>
             <w:u w:val="single"/>
           </w:rPr>
-          <w:t>來7:20–22</w:t>
-        </w:r>
-      </w:hyperlink>
-      <w:r>
-        <w:rPr>
-          <w:lang w:val="zh_TW" w:bidi="zh_TW"/>
-        </w:rPr>
-        <w:t>）。與那些去世並需要被替換的利未祭司截然不同，這種新的祭司職份將永遠持續下去（</w:t>
+          <w:t>代上15:28</w:t>
+        </w:r>
+      </w:hyperlink>
+      <w:r>
+        <w:rPr>
+          <w:lang w:val="zh_TW" w:bidi="zh_TW"/>
+        </w:rPr>
+        <w:t>；</w:t>
       </w:r>
       <w:hyperlink r:id="rId36">
         <w:r>
@@ -996,7 +1290,61 @@
             <w:color w:val="0000EE"/>
             <w:u w:val="single"/>
           </w:rPr>
-          <w:t>來7:23–25</w:t>
+          <w:t>代下15:14</w:t>
+        </w:r>
+      </w:hyperlink>
+      <w:r>
+        <w:rPr>
+          <w:lang w:val="zh_TW" w:bidi="zh_TW"/>
+        </w:rPr>
+        <w:t>；</w:t>
+      </w:r>
+      <w:hyperlink r:id="rId37">
+        <w:r>
+          <w:rPr>
+            <w:lang w:val="zh_TW" w:bidi="zh_TW"/>
+          </w:rPr>
+          <w:rPr>
+            <w:color w:val="0000EE"/>
+            <w:u w:val="single"/>
+          </w:rPr>
+          <w:t>詩98:6</w:t>
+        </w:r>
+      </w:hyperlink>
+      <w:r>
+        <w:rPr>
+          <w:lang w:val="zh_TW" w:bidi="zh_TW"/>
+        </w:rPr>
+        <w:t>；</w:t>
+      </w:r>
+      <w:hyperlink r:id="rId28">
+        <w:r>
+          <w:rPr>
+            <w:lang w:val="zh_TW" w:bidi="zh_TW"/>
+          </w:rPr>
+          <w:rPr>
+            <w:color w:val="0000EE"/>
+            <w:u w:val="single"/>
+          </w:rPr>
+          <w:t>但3:5–15</w:t>
+        </w:r>
+      </w:hyperlink>
+      <w:r>
+        <w:rPr>
+          <w:lang w:val="zh_TW" w:bidi="zh_TW"/>
+        </w:rPr>
+        <w:t>；</w:t>
+      </w:r>
+      <w:hyperlink r:id="rId38">
+        <w:r>
+          <w:rPr>
+            <w:lang w:val="zh_TW" w:bidi="zh_TW"/>
+          </w:rPr>
+          <w:rPr>
+            <w:color w:val="0000EE"/>
+            <w:u w:val="single"/>
+          </w:rPr>
+          <w:t>何5:8</w:t>
         </w:r>
       </w:hyperlink>
       <w:r>
@@ -1007,6 +1355,17 @@
       </w:r>
     </w:p>
     <w:p>
+      <w:pPr>
+        <w:pStyle w:val="Heading4"/>
+      </w:pPr>
+      <w:r>
+        <w:rPr>
+          <w:lang w:val="zh_TW" w:bidi="zh_TW"/>
+        </w:rPr>
+        <w:t>瑪什羅奇他（Mashroqita）</w:t>
+      </w:r>
+    </w:p>
+    <w:p>
       <w:pPr/>
       <w:r>
         <w:rPr>
@@ -1017,49 +1376,90 @@
         <w:rPr>
           <w:lang w:val="zh_TW" w:bidi="zh_TW"/>
         </w:rPr>
-        <w:t>一些聖經學者提出，麥基洗德可能是耶穌在成為人之前，於舊約聖經中出現（這被稱為「基督顯現」</w:t>
-      </w:r>
-      <w:r>
-        <w:rPr>
-          <w:lang w:val="zh_TW" w:bidi="zh_TW"/>
-        </w:rPr>
-        <w:t>〔</w:t>
-      </w:r>
-      <w:r>
-        <w:rPr>
-          <w:lang w:val="zh_TW" w:bidi="zh_TW"/>
-        </w:rPr>
-        <w:t>Christophany</w:t>
-      </w:r>
-      <w:r>
-        <w:rPr>
-          <w:lang w:val="zh_TW" w:bidi="zh_TW"/>
-        </w:rPr>
-        <w:t>〕</w:t>
-      </w:r>
-      <w:r>
-        <w:rPr>
-          <w:lang w:val="zh_TW" w:bidi="zh_TW"/>
-        </w:rPr>
-        <w:t>）。他們這樣認為，是因為</w:t>
-      </w:r>
-      <w:hyperlink r:id="rId27">
-        <w:r>
-          <w:rPr>
-            <w:lang w:val="zh_TW" w:bidi="zh_TW"/>
-          </w:rPr>
-          <w:rPr>
-            <w:color w:val="0000EE"/>
-            <w:u w:val="single"/>
-          </w:rPr>
-          <w:t>希伯來書七章3節</w:t>
-        </w:r>
-      </w:hyperlink>
-      <w:r>
-        <w:rPr>
-          <w:lang w:val="zh_TW" w:bidi="zh_TW"/>
-        </w:rPr>
-        <w:t>提到麥基洗德沒有父母、祖先、出生或死亡的記錄。</w:t>
+        <w:t>瑪什羅奇他這種樂器，曾在尼布甲尼撒王的宮殿中演奏 （</w:t>
+      </w:r>
+      <w:hyperlink r:id="rId17">
+        <w:r>
+          <w:rPr>
+            <w:lang w:val="zh_TW" w:bidi="zh_TW"/>
+          </w:rPr>
+          <w:rPr>
+            <w:color w:val="0000EE"/>
+            <w:u w:val="single"/>
+          </w:rPr>
+          <w:t>但3:5</w:t>
+        </w:r>
+      </w:hyperlink>
+      <w:r>
+        <w:rPr>
+          <w:lang w:val="zh_TW" w:bidi="zh_TW"/>
+        </w:rPr>
+        <w:t>、</w:t>
+      </w:r>
+      <w:hyperlink r:id="rId17">
+        <w:r>
+          <w:rPr>
+            <w:lang w:val="zh_TW" w:bidi="zh_TW"/>
+          </w:rPr>
+          <w:rPr>
+            <w:color w:val="0000EE"/>
+            <w:u w:val="single"/>
+          </w:rPr>
+          <w:t>7</w:t>
+        </w:r>
+      </w:hyperlink>
+      <w:r>
+        <w:rPr>
+          <w:lang w:val="zh_TW" w:bidi="zh_TW"/>
+        </w:rPr>
+        <w:t>、</w:t>
+      </w:r>
+      <w:hyperlink r:id="rId17">
+        <w:r>
+          <w:rPr>
+            <w:lang w:val="zh_TW" w:bidi="zh_TW"/>
+          </w:rPr>
+          <w:rPr>
+            <w:color w:val="0000EE"/>
+            <w:u w:val="single"/>
+          </w:rPr>
+          <w:t>10</w:t>
+        </w:r>
+      </w:hyperlink>
+      <w:r>
+        <w:rPr>
+          <w:lang w:val="zh_TW" w:bidi="zh_TW"/>
+        </w:rPr>
+        <w:t>、</w:t>
+      </w:r>
+      <w:hyperlink r:id="rId17">
+        <w:r>
+          <w:rPr>
+            <w:lang w:val="zh_TW" w:bidi="zh_TW"/>
+          </w:rPr>
+          <w:rPr>
+            <w:color w:val="0000EE"/>
+            <w:u w:val="single"/>
+          </w:rPr>
+          <w:t>15</w:t>
+        </w:r>
+      </w:hyperlink>
+      <w:r>
+        <w:rPr>
+          <w:lang w:val="zh_TW" w:bidi="zh_TW"/>
+        </w:rPr>
+        <w:t>）。學者認為它類似於希臘潘神的蘆笛（syrinx），由不同長度的中空管組合而成，吹向頂端即可發出不同音高。</w:t>
+      </w:r>
+    </w:p>
+    <w:p>
+      <w:pPr>
+        <w:pStyle w:val="Heading4"/>
+      </w:pPr>
+      <w:r>
+        <w:rPr>
+          <w:lang w:val="zh_TW" w:bidi="zh_TW"/>
+        </w:rPr>
+        <w:t>朔法爾（Shophar）</w:t>
       </w:r>
     </w:p>
     <w:p>
@@ -1073,7 +1473,7 @@
         <w:rPr>
           <w:lang w:val="zh_TW" w:bidi="zh_TW"/>
         </w:rPr>
-        <w:t>然而，我們宜理解這節經文為麥基洗德以一種特殊的方式成為祭司。神直接揀選了他，不像利未人因為出生在特定的家庭而成為祭司。麥基洗德就像是耶穌後來作為祭司的一個預表或例子。</w:t>
+        <w:t>朔法爾是一種號角樂器（類似小號），在古代以色列被使用。今日猶太宗教儀式仍使用。聖經提及這種樂器72次，是最常提到的希伯來樂器。</w:t>
       </w:r>
     </w:p>
     <w:p>
@@ -1087,37 +1487,7 @@
         <w:rPr>
           <w:lang w:val="zh_TW" w:bidi="zh_TW"/>
         </w:rPr>
-        <w:t>希伯來書說麥基洗德是「</w:t>
-      </w:r>
-      <w:r>
-        <w:rPr>
-          <w:lang w:val="zh_TW" w:bidi="zh_TW"/>
-        </w:rPr>
-        <w:t>與神的兒子相似</w:t>
-      </w:r>
-      <w:r>
-        <w:rPr>
-          <w:lang w:val="zh_TW" w:bidi="zh_TW"/>
-        </w:rPr>
-        <w:t>」（</w:t>
-      </w:r>
-      <w:hyperlink r:id="rId27">
-        <w:r>
-          <w:rPr>
-            <w:lang w:val="zh_TW" w:bidi="zh_TW"/>
-          </w:rPr>
-          <w:rPr>
-            <w:color w:val="0000EE"/>
-            <w:u w:val="single"/>
-          </w:rPr>
-          <w:t>來7:3</w:t>
-        </w:r>
-      </w:hyperlink>
-      <w:r>
-        <w:rPr>
-          <w:lang w:val="zh_TW" w:bidi="zh_TW"/>
-        </w:rPr>
-        <w:t>）。這表明麥基洗德與耶穌相似，但實際上並不是耶穌本人。</w:t>
+        <w:t>早期的朔法爾像公羊的角一樣彎曲，後來的版本較直，在角的寬端附近有一個彎曲。朔法爾只能發出兩到三種不同的聲音。由於這種有限的音域，有些人不認為它是真正的樂器，人們主要用它來傳遞信號和信息。</w:t>
       </w:r>
     </w:p>
     <w:p>
@@ -1129,34 +1499,1423 @@
       </w:r>
       <w:r>
         <w:rPr>
+          <w:lang w:val="zh_TW" w:bidi="zh_TW"/>
+        </w:rPr>
+        <w:t>人們在許多宗教儀式中使用朔法爾，包括：</w:t>
+      </w:r>
+    </w:p>
+    <w:p>
+      <w:pPr>
+        <w:pStyle w:val="ListBullet"/>
+        <w:spacing w:line="240" w:lineRule="auto"/>
+        <w:ind w:left="720"/>
+      </w:pPr>
+      <w:r>
+        <w:rPr>
+          <w:lang w:val="zh_TW" w:bidi="zh_TW"/>
+        </w:rPr>
+      </w:r>
+      <w:r>
+        <w:rPr>
+          <w:lang w:val="zh_TW" w:bidi="zh_TW"/>
+        </w:rPr>
+        <w:t>搬運約櫃時（</w:t>
+      </w:r>
+      <w:hyperlink r:id="rId39">
+        <w:r>
+          <w:rPr>
+            <w:lang w:val="zh_TW" w:bidi="zh_TW"/>
+          </w:rPr>
+          <w:rPr>
+            <w:color w:val="0000EE"/>
+            <w:u w:val="single"/>
+          </w:rPr>
+          <w:t>撒下6:15</w:t>
+        </w:r>
+      </w:hyperlink>
+      <w:r>
+        <w:rPr>
+          <w:lang w:val="zh_TW" w:bidi="zh_TW"/>
+        </w:rPr>
+        <w:t>；</w:t>
+      </w:r>
+      <w:hyperlink r:id="rId35">
+        <w:r>
+          <w:rPr>
+            <w:lang w:val="zh_TW" w:bidi="zh_TW"/>
+          </w:rPr>
+          <w:rPr>
+            <w:color w:val="0000EE"/>
+            <w:u w:val="single"/>
+          </w:rPr>
+          <w:t>代上15:28</w:t>
+        </w:r>
+      </w:hyperlink>
+      <w:r>
+        <w:rPr>
+          <w:lang w:val="zh_TW" w:bidi="zh_TW"/>
+        </w:rPr>
+        <w:t>）</w:t>
+      </w:r>
+    </w:p>
+    <w:p>
+      <w:pPr>
+        <w:pStyle w:val="ListBullet"/>
+        <w:spacing w:line="240" w:lineRule="auto"/>
+        <w:ind w:left="720"/>
+      </w:pPr>
+      <w:r>
+        <w:rPr>
+          <w:lang w:val="zh_TW" w:bidi="zh_TW"/>
+        </w:rPr>
+      </w:r>
+      <w:r>
+        <w:rPr>
+          <w:lang w:val="zh_TW" w:bidi="zh_TW"/>
+        </w:rPr>
+        <w:t>亞撒王更新神與子民之間的協議時（</w:t>
+      </w:r>
+      <w:hyperlink r:id="rId36">
+        <w:r>
+          <w:rPr>
+            <w:lang w:val="zh_TW" w:bidi="zh_TW"/>
+          </w:rPr>
+          <w:rPr>
+            <w:color w:val="0000EE"/>
+            <w:u w:val="single"/>
+          </w:rPr>
+          <w:t>代下15:14</w:t>
+        </w:r>
+      </w:hyperlink>
+      <w:r>
+        <w:rPr>
+          <w:lang w:val="zh_TW" w:bidi="zh_TW"/>
+        </w:rPr>
+        <w:t>）</w:t>
+      </w:r>
+    </w:p>
+    <w:p>
+      <w:pPr>
+        <w:pStyle w:val="ListBullet"/>
+        <w:spacing w:line="240" w:lineRule="auto"/>
+        <w:ind w:left="720"/>
+      </w:pPr>
+      <w:r>
+        <w:rPr>
+          <w:lang w:val="zh_TW" w:bidi="zh_TW"/>
+        </w:rPr>
+      </w:r>
+      <w:r>
+        <w:rPr>
+          <w:lang w:val="zh_TW" w:bidi="zh_TW"/>
+        </w:rPr>
+        <w:t>人們感謝神時（</w:t>
+      </w:r>
+      <w:hyperlink r:id="rId37">
+        <w:r>
+          <w:rPr>
+            <w:lang w:val="zh_TW" w:bidi="zh_TW"/>
+          </w:rPr>
+          <w:rPr>
+            <w:color w:val="0000EE"/>
+            <w:u w:val="single"/>
+          </w:rPr>
+          <w:t>詩98:6</w:t>
+        </w:r>
+      </w:hyperlink>
+      <w:r>
+        <w:rPr>
+          <w:lang w:val="zh_TW" w:bidi="zh_TW"/>
+        </w:rPr>
+        <w:t>，</w:t>
+      </w:r>
+      <w:hyperlink r:id="rId40">
+        <w:r>
+          <w:rPr>
+            <w:lang w:val="zh_TW" w:bidi="zh_TW"/>
+          </w:rPr>
+          <w:rPr>
+            <w:color w:val="0000EE"/>
+            <w:u w:val="single"/>
+          </w:rPr>
+          <w:t>150:3</w:t>
+        </w:r>
+      </w:hyperlink>
+      <w:r>
+        <w:rPr>
+          <w:lang w:val="zh_TW" w:bidi="zh_TW"/>
+        </w:rPr>
+        <w:t>）</w:t>
+      </w:r>
+    </w:p>
+    <w:p>
+      <w:pPr>
+        <w:pStyle w:val="ListBullet"/>
+        <w:spacing w:line="240" w:lineRule="auto"/>
+        <w:ind w:left="720"/>
+      </w:pPr>
+      <w:r>
+        <w:rPr>
+          <w:lang w:val="zh_TW" w:bidi="zh_TW"/>
+        </w:rPr>
+      </w:r>
+      <w:r>
+        <w:rPr>
+          <w:lang w:val="zh_TW" w:bidi="zh_TW"/>
+        </w:rPr>
+        <w:t>每個新月開始時</w:t>
+      </w:r>
+    </w:p>
+    <w:p>
+      <w:pPr>
+        <w:pStyle w:val="ListBullet"/>
+        <w:spacing w:line="240" w:lineRule="auto"/>
+        <w:ind w:left="720"/>
+      </w:pPr>
+      <w:r>
+        <w:rPr>
+          <w:lang w:val="zh_TW" w:bidi="zh_TW"/>
+        </w:rPr>
+      </w:r>
+      <w:r>
+        <w:rPr>
+          <w:lang w:val="zh_TW" w:bidi="zh_TW"/>
+        </w:rPr>
+        <w:t>禧年開始時（每50年一次的特殊年份）</w:t>
+      </w:r>
+    </w:p>
+    <w:p>
+      <w:pPr/>
+      <w:r>
+        <w:rPr>
+          <w:lang w:val="zh_TW" w:bidi="zh_TW"/>
+        </w:rPr>
+      </w:r>
+      <w:r>
+        <w:rPr>
+          <w:lang w:val="zh_TW" w:bidi="zh_TW"/>
+        </w:rPr>
+        <w:t>人們也將朔法爾用於王室的重大事件：</w:t>
+      </w:r>
+    </w:p>
+    <w:p>
+      <w:pPr>
+        <w:pStyle w:val="ListBullet"/>
+        <w:spacing w:line="240" w:lineRule="auto"/>
+        <w:ind w:left="720"/>
+      </w:pPr>
+      <w:r>
+        <w:rPr>
+          <w:lang w:val="zh_TW" w:bidi="zh_TW"/>
+        </w:rPr>
+      </w:r>
+      <w:r>
+        <w:rPr>
+          <w:lang w:val="zh_TW" w:bidi="zh_TW"/>
+        </w:rPr>
+        <w:t>押沙龍宣稱自己為王時 （</w:t>
+      </w:r>
+      <w:hyperlink r:id="rId41">
+        <w:r>
+          <w:rPr>
+            <w:lang w:val="zh_TW" w:bidi="zh_TW"/>
+          </w:rPr>
+          <w:rPr>
+            <w:color w:val="0000EE"/>
+            <w:u w:val="single"/>
+          </w:rPr>
+          <w:t>撒下15:10</w:t>
+        </w:r>
+      </w:hyperlink>
+      <w:r>
+        <w:rPr>
+          <w:lang w:val="zh_TW" w:bidi="zh_TW"/>
+        </w:rPr>
+        <w:t>）</w:t>
+      </w:r>
+    </w:p>
+    <w:p>
+      <w:pPr>
+        <w:pStyle w:val="ListBullet"/>
+        <w:spacing w:line="240" w:lineRule="auto"/>
+        <w:ind w:left="720"/>
+      </w:pPr>
+      <w:r>
+        <w:rPr>
+          <w:lang w:val="zh_TW" w:bidi="zh_TW"/>
+        </w:rPr>
+      </w:r>
+      <w:r>
+        <w:rPr>
+          <w:lang w:val="zh_TW" w:bidi="zh_TW"/>
+        </w:rPr>
+        <w:t>所羅門被選為王時（</w:t>
+      </w:r>
+      <w:hyperlink r:id="rId42">
+        <w:r>
+          <w:rPr>
+            <w:lang w:val="zh_TW" w:bidi="zh_TW"/>
+          </w:rPr>
+          <w:rPr>
+            <w:color w:val="0000EE"/>
+            <w:u w:val="single"/>
+          </w:rPr>
+          <w:t>王上1:34</w:t>
+        </w:r>
+      </w:hyperlink>
+      <w:r>
+        <w:rPr>
+          <w:lang w:val="zh_TW" w:bidi="zh_TW"/>
+        </w:rPr>
+        <w:t>）</w:t>
+      </w:r>
+    </w:p>
+    <w:p>
+      <w:pPr>
+        <w:pStyle w:val="ListBullet"/>
+        <w:spacing w:line="240" w:lineRule="auto"/>
+        <w:ind w:left="720"/>
+      </w:pPr>
+      <w:r>
+        <w:rPr>
+          <w:lang w:val="zh_TW" w:bidi="zh_TW"/>
+        </w:rPr>
+      </w:r>
+      <w:r>
+        <w:rPr>
+          <w:lang w:val="zh_TW" w:bidi="zh_TW"/>
+        </w:rPr>
+        <w:t>耶戶作王時（</w:t>
+      </w:r>
+      <w:hyperlink r:id="rId43">
+        <w:r>
+          <w:rPr>
+            <w:lang w:val="zh_TW" w:bidi="zh_TW"/>
+          </w:rPr>
+          <w:rPr>
+            <w:color w:val="0000EE"/>
+            <w:u w:val="single"/>
+          </w:rPr>
+          <w:t>王下9:13</w:t>
+        </w:r>
+      </w:hyperlink>
+      <w:r>
+        <w:rPr>
+          <w:lang w:val="zh_TW" w:bidi="zh_TW"/>
+        </w:rPr>
+        <w:t>）</w:t>
+      </w:r>
+    </w:p>
+    <w:p>
+      <w:pPr>
+        <w:pStyle w:val="Heading4"/>
+      </w:pPr>
+      <w:r>
+        <w:rPr>
+          <w:lang w:val="zh_TW" w:bidi="zh_TW"/>
+        </w:rPr>
+        <w:t>蘇波尼亞（Sumponia）</w:t>
+      </w:r>
+    </w:p>
+    <w:p>
+      <w:pPr/>
+      <w:r>
+        <w:rPr>
+          <w:lang w:val="zh_TW" w:bidi="zh_TW"/>
+        </w:rPr>
+      </w:r>
+      <w:r>
+        <w:rPr>
+          <w:lang w:val="zh_TW" w:bidi="zh_TW"/>
+        </w:rPr>
+        <w:t>蘇波尼亞是在</w:t>
+      </w:r>
+      <w:hyperlink r:id="rId44">
+        <w:r>
+          <w:rPr>
+            <w:lang w:val="zh_TW" w:bidi="zh_TW"/>
+          </w:rPr>
+          <w:rPr>
+            <w:color w:val="0000EE"/>
+            <w:u w:val="single"/>
+          </w:rPr>
+          <w:t>但以理書三章</w:t>
+        </w:r>
+      </w:hyperlink>
+      <w:r>
+        <w:rPr>
+          <w:lang w:val="zh_TW" w:bidi="zh_TW"/>
+        </w:rPr>
+        <w:t>中找到的詞語，但學者不確定其確切含義。一些聖經教師認為蘇波尼亞指的是風笛，有英文譯本就是如此翻譯。然而，研究古代樂器的專家卻強烈反對此說，他們認為尼布甲尼撒王的時代並沒有風笛。</w:t>
+      </w:r>
+    </w:p>
+    <w:p>
+      <w:pPr/>
+      <w:r>
+        <w:rPr>
+          <w:lang w:val="zh_TW" w:bidi="zh_TW"/>
+        </w:rPr>
+      </w:r>
+      <w:r>
+        <w:rPr>
+          <w:lang w:val="zh_TW" w:bidi="zh_TW"/>
+        </w:rPr>
+        <w:t>其他學者認為蘇波尼亞可能不是樂器，而可能是描述多種樂器合奏的音樂。這個解釋有其道理，因為這個詞來自希臘文單詞辛弗尼亞（symphonia），意思是「一起發聲」。在</w:t>
+      </w:r>
+      <w:hyperlink r:id="rId45">
+        <w:r>
+          <w:rPr>
+            <w:lang w:val="zh_TW" w:bidi="zh_TW"/>
+          </w:rPr>
+          <w:rPr>
+            <w:color w:val="0000EE"/>
+            <w:u w:val="single"/>
+          </w:rPr>
+          <w:t>路加福音十五章25節</w:t>
+        </w:r>
+      </w:hyperlink>
+      <w:r>
+        <w:rPr>
+          <w:lang w:val="zh_TW" w:bidi="zh_TW"/>
+        </w:rPr>
+        <w:t>中，它被翻譯為「作樂……的聲音」。</w:t>
+      </w:r>
+    </w:p>
+    <w:p>
+      <w:pPr>
+        <w:pStyle w:val="Heading4"/>
+      </w:pPr>
+      <w:r>
+        <w:rPr>
+          <w:lang w:val="zh_TW" w:bidi="zh_TW"/>
+        </w:rPr>
+        <w:t>烏加布（Ugab）</w:t>
+      </w:r>
+    </w:p>
+    <w:p>
+      <w:pPr/>
+      <w:r>
+        <w:rPr>
+          <w:lang w:val="zh_TW" w:bidi="zh_TW"/>
+        </w:rPr>
+      </w:r>
+      <w:r>
+        <w:rPr>
+          <w:lang w:val="zh_TW" w:bidi="zh_TW"/>
+        </w:rPr>
+        <w:t>烏加布是古老的樂器，類似長笛。聖經提到烏加布四次（</w:t>
+      </w:r>
+      <w:hyperlink r:id="rId46">
+        <w:r>
+          <w:rPr>
+            <w:lang w:val="zh_TW" w:bidi="zh_TW"/>
+          </w:rPr>
+          <w:rPr>
+            <w:color w:val="0000EE"/>
+            <w:u w:val="single"/>
+          </w:rPr>
+          <w:t>創4:21</w:t>
+        </w:r>
+      </w:hyperlink>
+      <w:r>
+        <w:rPr>
+          <w:lang w:val="zh_TW" w:bidi="zh_TW"/>
+        </w:rPr>
+        <w:t>；</w:t>
+      </w:r>
+      <w:hyperlink r:id="rId47">
+        <w:r>
+          <w:rPr>
+            <w:lang w:val="zh_TW" w:bidi="zh_TW"/>
+          </w:rPr>
+          <w:rPr>
+            <w:color w:val="0000EE"/>
+            <w:u w:val="single"/>
+          </w:rPr>
+          <w:t>伯21:12</w:t>
+        </w:r>
+      </w:hyperlink>
+      <w:r>
+        <w:rPr>
+          <w:lang w:val="zh_TW" w:bidi="zh_TW"/>
+        </w:rPr>
+        <w:t>，</w:t>
+      </w:r>
+      <w:hyperlink r:id="rId48">
+        <w:r>
+          <w:rPr>
+            <w:lang w:val="zh_TW" w:bidi="zh_TW"/>
+          </w:rPr>
+          <w:rPr>
+            <w:color w:val="0000EE"/>
+            <w:u w:val="single"/>
+          </w:rPr>
+          <w:t>30:31</w:t>
+        </w:r>
+      </w:hyperlink>
+      <w:r>
+        <w:rPr>
+          <w:lang w:val="zh_TW" w:bidi="zh_TW"/>
+        </w:rPr>
+        <w:t>；</w:t>
+      </w:r>
+      <w:hyperlink r:id="rId13">
+        <w:r>
+          <w:rPr>
+            <w:lang w:val="zh_TW" w:bidi="zh_TW"/>
+          </w:rPr>
+          <w:rPr>
+            <w:color w:val="0000EE"/>
+            <w:u w:val="single"/>
+          </w:rPr>
+          <w:t>詩150:4</w:t>
+        </w:r>
+      </w:hyperlink>
+      <w:r>
+        <w:rPr>
+          <w:lang w:val="zh_TW" w:bidi="zh_TW"/>
+        </w:rPr>
+        <w:t>）。通常提到烏加布時，是與宗教活動無關。只有在</w:t>
+      </w:r>
+      <w:hyperlink r:id="rId49">
+        <w:r>
+          <w:rPr>
+            <w:lang w:val="zh_TW" w:bidi="zh_TW"/>
+          </w:rPr>
+          <w:rPr>
+            <w:color w:val="0000EE"/>
+            <w:u w:val="single"/>
+          </w:rPr>
+          <w:t>詩篇一五〇篇</w:t>
+        </w:r>
+      </w:hyperlink>
+      <w:r>
+        <w:rPr>
+          <w:lang w:val="zh_TW" w:bidi="zh_TW"/>
+        </w:rPr>
+        <w:t>中，它被用於敬拜。有英文譯本將其誤譯為「風琴」。</w:t>
+      </w:r>
+    </w:p>
+    <w:p>
+      <w:pPr>
+        <w:pStyle w:val="Heading3"/>
+      </w:pPr>
+      <w:r>
+        <w:rPr>
+          <w:lang w:val="zh_TW" w:bidi="zh_TW"/>
+        </w:rPr>
+        <w:t>敲擊樂器</w:t>
+      </w:r>
+    </w:p>
+    <w:p>
+      <w:pPr/>
+      <w:r>
+        <w:rPr>
+          <w:lang w:val="zh_TW" w:bidi="zh_TW"/>
+        </w:rPr>
+      </w:r>
+      <w:r>
+        <w:rPr>
+          <w:lang w:val="zh_TW" w:bidi="zh_TW"/>
+        </w:rPr>
+        <w:t>敲擊樂器（敲擊或搖動時發出聲音的樂器），最常出現在猶太百姓早期歷史的記載中。隨著時間推移，人們不再在聖殿敬拜中使用這些樂器，可能是因為其它宗教也會使用類似樂器來敬拜假神。</w:t>
+      </w:r>
+    </w:p>
+    <w:p>
+      <w:pPr>
+        <w:pStyle w:val="Heading4"/>
+      </w:pPr>
+      <w:r>
+        <w:rPr>
+          <w:lang w:val="zh_TW" w:bidi="zh_TW"/>
+        </w:rPr>
+        <w:t>米納亞念（Mena Anim）</w:t>
+      </w:r>
+    </w:p>
+    <w:p>
+      <w:pPr/>
+      <w:r>
+        <w:rPr>
+          <w:lang w:val="zh_TW" w:bidi="zh_TW"/>
+        </w:rPr>
+      </w:r>
+      <w:r>
+        <w:rPr>
+          <w:lang w:val="zh_TW" w:bidi="zh_TW"/>
+        </w:rPr>
+        <w:t>米納亞念是響亮的金屬搖鈴，其框架懸掛金屬環，搖動時就會發出聲音。米納亞念很可能類似於西斯特爾叉鈴（sistrum，古埃及用於宗教儀式的神聖搖鈴）米納亞念出現在</w:t>
+      </w:r>
+      <w:hyperlink r:id="rId21">
+        <w:r>
+          <w:rPr>
+            <w:lang w:val="zh_TW" w:bidi="zh_TW"/>
+          </w:rPr>
+          <w:rPr>
+            <w:color w:val="0000EE"/>
+            <w:u w:val="single"/>
+          </w:rPr>
+          <w:t>撒母耳記下六章5節</w:t>
+        </w:r>
+      </w:hyperlink>
+      <w:r>
+        <w:rPr>
+          <w:lang w:val="zh_TW" w:bidi="zh_TW"/>
+        </w:rPr>
+        <w:t>中。有英文譯本將其翻譯為「響板」（castanet），亦有英文譯本錯誤將其翻譯為「號角」（cornet）。</w:t>
+      </w:r>
+    </w:p>
+    <w:p>
+      <w:pPr>
+        <w:pStyle w:val="Heading4"/>
+      </w:pPr>
+      <w:r>
+        <w:rPr>
+          <w:lang w:val="zh_TW" w:bidi="zh_TW"/>
+        </w:rPr>
+        <w:t>帕莫尼姆（Pamonim）</w:t>
+      </w:r>
+    </w:p>
+    <w:p>
+      <w:pPr/>
+      <w:r>
+        <w:rPr>
+          <w:lang w:val="zh_TW" w:bidi="zh_TW"/>
+        </w:rPr>
+      </w:r>
+      <w:r>
+        <w:rPr>
+          <w:lang w:val="zh_TW" w:bidi="zh_TW"/>
+        </w:rPr>
+        <w:t>帕莫尼姆是祭司袍子上的小鈴鐺（</w:t>
+      </w:r>
+      <w:hyperlink r:id="rId50">
+        <w:r>
+          <w:rPr>
+            <w:lang w:val="zh_TW" w:bidi="zh_TW"/>
+          </w:rPr>
+          <w:rPr>
+            <w:color w:val="0000EE"/>
+            <w:u w:val="single"/>
+          </w:rPr>
+          <w:t>出28:33–34</w:t>
+        </w:r>
+      </w:hyperlink>
+      <w:r>
+        <w:rPr>
+          <w:lang w:val="zh_TW" w:bidi="zh_TW"/>
+        </w:rPr>
+        <w:t>，</w:t>
+      </w:r>
+      <w:hyperlink r:id="rId51">
+        <w:r>
+          <w:rPr>
+            <w:lang w:val="zh_TW" w:bidi="zh_TW"/>
+          </w:rPr>
+          <w:rPr>
+            <w:color w:val="0000EE"/>
+            <w:u w:val="single"/>
+          </w:rPr>
+          <w:t>39:25–26</w:t>
+        </w:r>
+      </w:hyperlink>
+      <w:r>
+        <w:rPr>
+          <w:lang w:val="zh_TW" w:bidi="zh_TW"/>
+        </w:rPr>
+        <w:t>）。當大祭司行走時，鈴鐺會發出柔和的聲音，幫助人們知道大祭司進入至聖所敬拜神時的位置。</w:t>
+      </w:r>
+    </w:p>
+    <w:p>
+      <w:pPr>
+        <w:pStyle w:val="Heading4"/>
+      </w:pPr>
+      <w:r>
+        <w:rPr>
+          <w:lang w:val="zh_TW" w:bidi="zh_TW"/>
+        </w:rPr>
+        <w:t>沙利希姆（Shalishim）</w:t>
+      </w:r>
+    </w:p>
+    <w:p>
+      <w:pPr/>
+      <w:r>
+        <w:rPr>
+          <w:lang w:val="zh_TW" w:bidi="zh_TW"/>
+        </w:rPr>
+      </w:r>
+      <w:r>
+        <w:rPr>
+          <w:lang w:val="zh_TW" w:bidi="zh_TW"/>
+        </w:rPr>
+        <w:t>沙利希姆是聖經提到的搖鈴。有些聖經譯本將這個詞翻譯為「西斯特爾叉鈴」（sistrum，古埃及的神聖響板）或「提布瑞爾」（timbrel，鈴鼓）。學者不確定沙利希姆是否樂器。沙利希姆出現在</w:t>
+      </w:r>
+      <w:hyperlink r:id="rId52">
+        <w:r>
+          <w:rPr>
+            <w:lang w:val="zh_TW" w:bidi="zh_TW"/>
+          </w:rPr>
+          <w:rPr>
+            <w:color w:val="0000EE"/>
+            <w:u w:val="single"/>
+          </w:rPr>
+          <w:t>撒母耳記上十八章6節</w:t>
+        </w:r>
+      </w:hyperlink>
+      <w:r>
+        <w:rPr>
+          <w:lang w:val="zh_TW" w:bidi="zh_TW"/>
+        </w:rPr>
+        <w:t>中。在這個故事中，人們演奏這樂器，慶祝掃羅王和大衛從與非利士人爭戰凱旋歸來。</w:t>
+      </w:r>
+    </w:p>
+    <w:p>
+      <w:pPr>
+        <w:pStyle w:val="Heading4"/>
+      </w:pPr>
+      <w:r>
+        <w:rPr>
+          <w:lang w:val="zh_TW" w:bidi="zh_TW"/>
+        </w:rPr>
+        <w:t>托夫（Toph）</w:t>
+      </w:r>
+    </w:p>
+    <w:p>
+      <w:pPr/>
+      <w:r>
+        <w:rPr>
+          <w:lang w:val="zh_TW" w:bidi="zh_TW"/>
+        </w:rPr>
+      </w:r>
+      <w:r>
+        <w:rPr>
+          <w:lang w:val="zh_TW" w:bidi="zh_TW"/>
+        </w:rPr>
+        <w:t>托夫（也稱為tof）是古代以色列使用的一種手鼓。通常由女性演奏，但一些聖經段落表明男性也會演奏（</w:t>
+      </w:r>
+      <w:hyperlink r:id="rId20">
+        <w:r>
+          <w:rPr>
+            <w:lang w:val="zh_TW" w:bidi="zh_TW"/>
+          </w:rPr>
+          <w:rPr>
+            <w:color w:val="0000EE"/>
+            <w:u w:val="single"/>
+          </w:rPr>
+          <w:t>撒上10:5</w:t>
+        </w:r>
+      </w:hyperlink>
+      <w:r>
+        <w:rPr>
+          <w:lang w:val="zh_TW" w:bidi="zh_TW"/>
+        </w:rPr>
+        <w:t>；</w:t>
+      </w:r>
+      <w:hyperlink r:id="rId21">
+        <w:r>
+          <w:rPr>
+            <w:lang w:val="zh_TW" w:bidi="zh_TW"/>
+          </w:rPr>
+          <w:rPr>
+            <w:color w:val="0000EE"/>
+            <w:u w:val="single"/>
+          </w:rPr>
+          <w:t>撒下6:5</w:t>
+        </w:r>
+      </w:hyperlink>
+      <w:r>
+        <w:rPr>
+          <w:lang w:val="zh_TW" w:bidi="zh_TW"/>
+        </w:rPr>
+        <w:t>；</w:t>
+      </w:r>
+      <w:hyperlink r:id="rId53">
+        <w:r>
+          <w:rPr>
+            <w:lang w:val="zh_TW" w:bidi="zh_TW"/>
+          </w:rPr>
+          <w:rPr>
+            <w:color w:val="0000EE"/>
+            <w:u w:val="single"/>
+          </w:rPr>
+          <w:t>代上13:8</w:t>
+        </w:r>
+      </w:hyperlink>
+      <w:r>
+        <w:rPr>
+          <w:lang w:val="zh_TW" w:bidi="zh_TW"/>
+        </w:rPr>
+        <w:t>）。有英文譯本中將其稱為「小鼓」（tabret）。</w:t>
+      </w:r>
+    </w:p>
+    <w:p>
+      <w:pPr/>
+      <w:r>
+        <w:rPr>
+          <w:lang w:val="zh_TW" w:bidi="zh_TW"/>
+        </w:rPr>
+      </w:r>
+      <w:r>
+        <w:rPr>
+          <w:lang w:val="zh_TW" w:bidi="zh_TW"/>
+        </w:rPr>
+        <w:t>托夫在聖經出現了15次。它是由木頭或金屬製成的圓形框架，在其上拉緊動物皮（來自公羊或野山羊），人們用手擊打它來演奏。我們不確定托夫是只有一面蒙皮，還是兩面都蒙皮。一些學者認為它像鈴鼓（tambourine）或小手鼓（timbrel）。然而，沒有證據顯示托夫有像鈴鼓那樣，發出叮噹聲的金屬片。</w:t>
+      </w:r>
+    </w:p>
+    <w:p>
+      <w:pPr/>
+      <w:r>
+        <w:rPr>
+          <w:lang w:val="zh_TW" w:bidi="zh_TW"/>
+        </w:rPr>
+      </w:r>
+      <w:r>
+        <w:rPr>
+          <w:lang w:val="zh_TW" w:bidi="zh_TW"/>
+        </w:rPr>
+        <w:t>人們在慶祝活動中演奏托夫，發出響亮的聲音（</w:t>
+      </w:r>
+      <w:hyperlink r:id="rId54">
+        <w:r>
+          <w:rPr>
+            <w:lang w:val="zh_TW" w:bidi="zh_TW"/>
+          </w:rPr>
+          <w:rPr>
+            <w:color w:val="0000EE"/>
+            <w:u w:val="single"/>
+          </w:rPr>
+          <w:t>出15:20</w:t>
+        </w:r>
+      </w:hyperlink>
+      <w:r>
+        <w:rPr>
+          <w:lang w:val="zh_TW" w:bidi="zh_TW"/>
+        </w:rPr>
+        <w:t>；</w:t>
+      </w:r>
+      <w:hyperlink r:id="rId19">
+        <w:r>
+          <w:rPr>
+            <w:lang w:val="zh_TW" w:bidi="zh_TW"/>
+          </w:rPr>
+          <w:rPr>
+            <w:color w:val="0000EE"/>
+            <w:u w:val="single"/>
+          </w:rPr>
+          <w:t>詩81:2</w:t>
+        </w:r>
+      </w:hyperlink>
+      <w:r>
+        <w:rPr>
+          <w:lang w:val="zh_TW" w:bidi="zh_TW"/>
+        </w:rPr>
+        <w:t>）。</w:t>
+      </w:r>
+    </w:p>
+    <w:p>
+      <w:pPr>
+        <w:pStyle w:val="Heading4"/>
+      </w:pPr>
+      <w:r>
+        <w:rPr>
+          <w:lang w:val="zh_TW" w:bidi="zh_TW"/>
+        </w:rPr>
+        <w:t>澤爾澤林（Zelzelim）</w:t>
+      </w:r>
+    </w:p>
+    <w:p>
+      <w:pPr/>
+      <w:r>
+        <w:rPr>
+          <w:lang w:val="zh_TW" w:bidi="zh_TW"/>
+        </w:rPr>
+      </w:r>
+      <w:r>
+        <w:rPr>
+          <w:lang w:val="zh_TW" w:bidi="zh_TW"/>
+        </w:rPr>
+        <w:t>澤爾澤林（Zelzelim）和梅齊爾泰音（Meziltayim）是古代以色列使用的鈸。這些詞來自希伯來詞扎拉（zala），意思是「發出響亮的聲音」。聖經通常同時使用這兩個詞（表明兩個物品是成對使用的）。這告訴我們鈸總是成對使用的。</w:t>
+      </w:r>
+    </w:p>
+    <w:p>
+      <w:pPr/>
+      <w:r>
+        <w:rPr>
+          <w:lang w:val="zh_TW" w:bidi="zh_TW"/>
+        </w:rPr>
+      </w:r>
+      <w:r>
+        <w:rPr>
+          <w:lang w:val="zh_TW" w:bidi="zh_TW"/>
+        </w:rPr>
+        <w:t>一些聖經譯本將這些詞錯譯為「響板」（castanets，發出咔嗒聲的木質或金屬塊）。</w:t>
+      </w:r>
+    </w:p>
+    <w:p>
+      <w:pPr/>
+      <w:r>
+        <w:rPr>
+          <w:lang w:val="zh_TW" w:bidi="zh_TW"/>
+        </w:rPr>
+      </w:r>
+      <w:r>
+        <w:rPr>
+          <w:lang w:val="zh_TW" w:bidi="zh_TW"/>
+        </w:rPr>
+        <w:t>人們用金屬製作這些鈸。它們成對出現，一個人會同時演奏兩面鈸。這是唯一可以在聖殿崇拜中使用的敲擊樂器。金屬鈸在許多古代文化中都很常見。</w:t>
+      </w:r>
+    </w:p>
+    <w:p>
+      <w:pPr/>
+      <w:r>
+        <w:rPr>
+          <w:lang w:val="zh_TW" w:bidi="zh_TW"/>
+        </w:rPr>
+      </w:r>
+      <w:r>
+        <w:rPr>
+          <w:lang w:val="zh_TW" w:bidi="zh_TW"/>
+        </w:rPr>
+        <w:t>鈸首次出現在聖經，是人們將約櫃移至耶路撒冷時（</w:t>
+      </w:r>
+      <w:hyperlink r:id="rId21">
+        <w:r>
+          <w:rPr>
+            <w:lang w:val="zh_TW" w:bidi="zh_TW"/>
+          </w:rPr>
+          <w:rPr>
+            <w:color w:val="0000EE"/>
+            <w:u w:val="single"/>
+          </w:rPr>
+          <w:t>撒下6:5</w:t>
+        </w:r>
+      </w:hyperlink>
+      <w:r>
+        <w:rPr>
+          <w:lang w:val="zh_TW" w:bidi="zh_TW"/>
+        </w:rPr>
+        <w:t>；</w:t>
+      </w:r>
+      <w:hyperlink r:id="rId53">
+        <w:r>
+          <w:rPr>
+            <w:lang w:val="zh_TW" w:bidi="zh_TW"/>
+          </w:rPr>
+          <w:rPr>
+            <w:color w:val="0000EE"/>
+            <w:u w:val="single"/>
+          </w:rPr>
+          <w:t>代上13:8</w:t>
+        </w:r>
+      </w:hyperlink>
+      <w:r>
+        <w:rPr>
+          <w:lang w:val="zh_TW" w:bidi="zh_TW"/>
+        </w:rPr>
+        <w:t>）。後來，利未人歌唱的首領（來自利未支派的樂師）在聖殿裡演奏鈸（</w:t>
+      </w:r>
+      <w:hyperlink r:id="rId55">
+        <w:r>
+          <w:rPr>
+            <w:lang w:val="zh_TW" w:bidi="zh_TW"/>
+          </w:rPr>
+          <w:rPr>
+            <w:color w:val="0000EE"/>
+            <w:u w:val="single"/>
+          </w:rPr>
+          <w:t>代上15:19</w:t>
+        </w:r>
+      </w:hyperlink>
+      <w:r>
+        <w:rPr>
+          <w:lang w:val="zh_TW" w:bidi="zh_TW"/>
+        </w:rPr>
+        <w:t>）。</w:t>
+      </w:r>
+    </w:p>
+    <w:p>
+      <w:pPr/>
+      <w:r>
+        <w:rPr>
+          <w:lang w:val="zh_TW" w:bidi="zh_TW"/>
+        </w:rPr>
+      </w:r>
+      <w:r>
+        <w:rPr>
+          <w:lang w:val="zh_TW" w:bidi="zh_TW"/>
+        </w:rPr>
+        <w:t>這些鈸在敬拜中有特殊的用途，它們不是用來奏出旋律，而是用來：</w:t>
+      </w:r>
+    </w:p>
+    <w:p>
+      <w:pPr>
+        <w:pStyle w:val="ListBullet"/>
+        <w:spacing w:line="240" w:lineRule="auto"/>
+        <w:ind w:left="720"/>
+      </w:pPr>
+      <w:r>
+        <w:rPr>
+          <w:lang w:val="zh_TW" w:bidi="zh_TW"/>
+        </w:rPr>
+      </w:r>
+      <w:r>
+        <w:rPr>
+          <w:lang w:val="zh_TW" w:bidi="zh_TW"/>
+        </w:rPr>
+        <w:t>發出信號告訴人們何時應該開始唱歌</w:t>
+      </w:r>
+    </w:p>
+    <w:p>
+      <w:pPr>
+        <w:pStyle w:val="ListBullet"/>
+        <w:spacing w:line="240" w:lineRule="auto"/>
+        <w:ind w:left="720"/>
+      </w:pPr>
+      <w:r>
+        <w:rPr>
+          <w:lang w:val="zh_TW" w:bidi="zh_TW"/>
+        </w:rPr>
+      </w:r>
+      <w:r>
+        <w:rPr>
+          <w:lang w:val="zh_TW" w:bidi="zh_TW"/>
+        </w:rPr>
+        <w:t>標記詩歌中不同的段落</w:t>
+      </w:r>
+    </w:p>
+    <w:p>
+      <w:pPr/>
+      <w:r>
+        <w:rPr>
+          <w:lang w:val="zh_TW" w:bidi="zh_TW"/>
+        </w:rPr>
+      </w:r>
+      <w:hyperlink r:id="rId49">
+        <w:r>
+          <w:rPr>
+            <w:lang w:val="zh_TW" w:bidi="zh_TW"/>
+          </w:rPr>
+          <w:rPr>
+            <w:color w:val="0000EE"/>
+            <w:u w:val="single"/>
+          </w:rPr>
+          <w:t>詩篇一五〇篇</w:t>
+        </w:r>
+      </w:hyperlink>
+      <w:r>
+        <w:rPr>
+          <w:lang w:val="zh_TW" w:bidi="zh_TW"/>
+        </w:rPr>
+        <w:t>提到兩種不同的鈸，我們不確定這些鈸有什麼不同，可能是大小不同或由不同材料製成。</w:t>
+      </w:r>
+      <w:r>
+        <w:rPr>
+          <w:lang w:val="zh_TW" w:bidi="zh_TW"/>
+        </w:rPr>
+      </w:r>
+      <w:r>
+        <w:rPr>
+          <w:lang w:val="zh_TW" w:bidi="zh_TW"/>
+        </w:rPr>
+      </w:r>
+    </w:p>
+    <w:p>
+      <w:pPr/>
+      <w:r>
+        <w:rPr>
+          <w:lang w:val="zh_TW" w:bidi="zh_TW"/>
+        </w:rPr>
+      </w:r>
+    </w:p>
+    <w:p>
+      <w:pPr>
+        <w:pStyle w:val="Heading2"/>
+      </w:pPr>
+      <w:r>
+        <w:rPr>
+          <w:lang w:val="zh_TW" w:bidi="zh_TW"/>
+        </w:rPr>
+        <w:t>樂園</w:t>
+      </w:r>
+      <w:r>
+        <w:rPr>
+          <w:lang w:val="zh_TW" w:bidi="zh_TW"/>
+        </w:rPr>
+      </w:r>
+    </w:p>
+    <w:p>
+      <w:pPr/>
+      <w:r>
+        <w:rPr>
+          <w:lang w:val="zh_TW" w:bidi="zh_TW"/>
+        </w:rPr>
+      </w:r>
+      <w:r>
+        <w:rPr>
+          <w:lang w:val="zh_TW" w:bidi="zh_TW"/>
+        </w:rPr>
+        <w:t>這個詞源自波斯文，意思是「神的園子」。以色列人原本使用另一個字詞來指「園子」，既用於日常的園林，也用於神在伊甸的園子（</w:t>
+      </w:r>
+      <w:hyperlink r:id="rId56">
+        <w:r>
+          <w:rPr>
+            <w:lang w:val="zh_TW" w:bidi="zh_TW"/>
+          </w:rPr>
+          <w:rPr>
+            <w:color w:val="0000EE"/>
+            <w:u w:val="single"/>
+          </w:rPr>
+          <w:t>創2–3章</w:t>
+        </w:r>
+      </w:hyperlink>
+      <w:r>
+        <w:rPr>
+          <w:lang w:val="zh_TW" w:bidi="zh_TW"/>
+        </w:rPr>
+        <w:t>；</w:t>
+      </w:r>
+      <w:hyperlink r:id="rId57">
+        <w:r>
+          <w:rPr>
+            <w:lang w:val="zh_TW" w:bidi="zh_TW"/>
+          </w:rPr>
+          <w:rPr>
+            <w:color w:val="0000EE"/>
+            <w:u w:val="single"/>
+          </w:rPr>
+          <w:t>賽51:3</w:t>
+        </w:r>
+      </w:hyperlink>
+      <w:r>
+        <w:rPr>
+          <w:lang w:val="zh_TW" w:bidi="zh_TW"/>
+        </w:rPr>
+        <w:t>；</w:t>
+      </w:r>
+      <w:hyperlink r:id="rId58">
+        <w:r>
+          <w:rPr>
+            <w:lang w:val="zh_TW" w:bidi="zh_TW"/>
+          </w:rPr>
+          <w:rPr>
+            <w:color w:val="0000EE"/>
+            <w:u w:val="single"/>
+          </w:rPr>
+          <w:t>結28:13</w:t>
+        </w:r>
+      </w:hyperlink>
+      <w:r>
+        <w:rPr>
+          <w:lang w:val="zh_TW" w:bidi="zh_TW"/>
+        </w:rPr>
+        <w:t>）。在以列色人歷史的後期，他們借用了這個波斯文詞語，最後就成為「樂園」這個字詞。這個字詞在舊約聖經中出現三次，用來指公園或果園（</w:t>
+      </w:r>
+      <w:hyperlink r:id="rId59">
+        <w:r>
+          <w:rPr>
+            <w:lang w:val="zh_TW" w:bidi="zh_TW"/>
+          </w:rPr>
+          <w:rPr>
+            <w:color w:val="0000EE"/>
+            <w:u w:val="single"/>
+          </w:rPr>
+          <w:t>尼2:8</w:t>
+        </w:r>
+      </w:hyperlink>
+      <w:r>
+        <w:rPr>
+          <w:lang w:val="zh_TW" w:bidi="zh_TW"/>
+        </w:rPr>
+        <w:t>；</w:t>
+      </w:r>
+      <w:hyperlink r:id="rId60">
+        <w:r>
+          <w:rPr>
+            <w:lang w:val="zh_TW" w:bidi="zh_TW"/>
+          </w:rPr>
+          <w:rPr>
+            <w:color w:val="0000EE"/>
+            <w:u w:val="single"/>
+          </w:rPr>
+          <w:t>傳2:5</w:t>
+        </w:r>
+      </w:hyperlink>
+      <w:r>
+        <w:rPr>
+          <w:lang w:val="zh_TW" w:bidi="zh_TW"/>
+        </w:rPr>
+        <w:t>；</w:t>
+      </w:r>
+      <w:hyperlink r:id="rId61">
+        <w:r>
+          <w:rPr>
+            <w:lang w:val="zh_TW" w:bidi="zh_TW"/>
+          </w:rPr>
+          <w:rPr>
+            <w:color w:val="0000EE"/>
+            <w:u w:val="single"/>
+          </w:rPr>
+          <w:t>歌4:13</w:t>
+        </w:r>
+      </w:hyperlink>
+      <w:r>
+        <w:rPr>
+          <w:lang w:val="zh_TW" w:bidi="zh_TW"/>
+        </w:rPr>
+        <w:t>）。當舊約聖經譯成希臘文時，譯者使用了這個詞的希臘文形式。說希臘文的猶太人稱</w:t>
+      </w:r>
+      <w:hyperlink r:id="rId62">
+        <w:r>
+          <w:rPr>
+            <w:lang w:val="zh_TW" w:bidi="zh_TW"/>
+          </w:rPr>
+          <w:rPr>
+            <w:color w:val="0000EE"/>
+            <w:u w:val="single"/>
+          </w:rPr>
+          <w:t>創世記二章</w:t>
+        </w:r>
+      </w:hyperlink>
+      <w:r>
+        <w:rPr>
+          <w:lang w:val="zh_TW" w:bidi="zh_TW"/>
+        </w:rPr>
+        <w:t>中的那座園子為</w:t>
+      </w:r>
+      <w:r>
+        <w:rPr>
           <w:i/>
           <w:lang w:val="zh_TW" w:bidi="zh_TW"/>
         </w:rPr>
+        <w:t>paradeisos</w:t>
+      </w:r>
+      <w:r>
+        <w:rPr>
+          <w:lang w:val="zh_TW" w:bidi="zh_TW"/>
+        </w:rPr>
+        <w:t>。</w:t>
+      </w:r>
+    </w:p>
+    <w:p>
+      <w:pPr>
+        <w:pStyle w:val="Heading3"/>
+      </w:pPr>
+      <w:r>
+        <w:rPr>
+          <w:lang w:val="zh_TW" w:bidi="zh_TW"/>
+        </w:rPr>
+        <w:t>舊約聖經中的樂園</w:t>
+      </w:r>
+    </w:p>
+    <w:p>
+      <w:pPr/>
+      <w:r>
+        <w:rPr>
+          <w:lang w:val="zh_TW" w:bidi="zh_TW"/>
+        </w:rPr>
+      </w:r>
+      <w:r>
+        <w:rPr>
+          <w:lang w:val="zh_TW" w:bidi="zh_TW"/>
+        </w:rPr>
+        <w:t>原本的波斯文字詞意為被圍起或有圍牆的園子，特指波斯王的御園。希臘人也以同樣的方式理解這個字詞。這與以色列人的觀念十分相合——那是神行走其間的園子（</w:t>
+      </w:r>
+      <w:hyperlink r:id="rId63">
+        <w:r>
+          <w:rPr>
+            <w:lang w:val="zh_TW" w:bidi="zh_TW"/>
+          </w:rPr>
+          <w:rPr>
+            <w:color w:val="0000EE"/>
+            <w:u w:val="single"/>
+          </w:rPr>
+          <w:t>創3:8</w:t>
+        </w:r>
+      </w:hyperlink>
+      <w:r>
+        <w:rPr>
+          <w:lang w:val="zh_TW" w:bidi="zh_TW"/>
+        </w:rPr>
+        <w:t>），也是人被逐出後無法再進入的地方（</w:t>
+      </w:r>
+      <w:hyperlink r:id="rId64">
+        <w:r>
+          <w:rPr>
+            <w:lang w:val="zh_TW" w:bidi="zh_TW"/>
+          </w:rPr>
+          <w:rPr>
+            <w:color w:val="0000EE"/>
+            <w:u w:val="single"/>
+          </w:rPr>
+          <w:t>創3:24</w:t>
+        </w:r>
+      </w:hyperlink>
+      <w:r>
+        <w:rPr>
+          <w:lang w:val="zh_TW" w:bidi="zh_TW"/>
+        </w:rPr>
+        <w:t>）。創世記中樂園的主要特徵是其中的果樹與河流。</w:t>
+      </w:r>
+    </w:p>
+    <w:p>
+      <w:pPr>
+        <w:pStyle w:val="Heading3"/>
+      </w:pPr>
+      <w:r>
+        <w:rPr>
+          <w:lang w:val="zh_TW" w:bidi="zh_TW"/>
+        </w:rPr>
+        <w:t>新約聖經中的樂園</w:t>
+      </w:r>
+    </w:p>
+    <w:p>
+      <w:pPr/>
+      <w:r>
+        <w:rPr>
+          <w:lang w:val="zh_TW" w:bidi="zh_TW"/>
+        </w:rPr>
+      </w:r>
+      <w:r>
+        <w:rPr>
+          <w:lang w:val="zh_TW" w:bidi="zh_TW"/>
+        </w:rPr>
+        <w:t>到了新約聖經時代，人們對神的園子的觀念已有多方面的變化，這與各文化中的神話演變相似。就像希臘與羅馬故事中的「黃金時代」，樂園起初被視為遙遠的過去。然而，猶太人開始相信它依然存在於某個未知之處，類似希臘神話中的「極樂世界（Elysian Fields）」，那是一個義人死後居住的地方。後來，他們對樂園的榮美描寫越來越詳盡，並相信它將在末日重新出現。</w:t>
+      </w:r>
+    </w:p>
+    <w:p>
+      <w:pPr/>
+      <w:r>
+        <w:rPr>
+          <w:lang w:val="zh_TW" w:bidi="zh_TW"/>
+        </w:rPr>
+      </w:r>
+      <w:r>
+        <w:rPr>
+          <w:lang w:val="zh_TW" w:bidi="zh_TW"/>
+        </w:rPr>
+        <w:t>樂園的概念結合了多種文化中的神話，它們都描繪一個永遠完美的世界，其中沒有死亡，也沒有邪惡。新約聖經肯定這些信念背後的真理——樂園是真實存在、屬天的地方。保羅在活著的時候曾被奧祕地「被提到」樂園裡（</w:t>
+      </w:r>
+      <w:hyperlink r:id="rId65">
+        <w:r>
+          <w:rPr>
+            <w:lang w:val="zh_TW" w:bidi="zh_TW"/>
+          </w:rPr>
+          <w:rPr>
+            <w:color w:val="0000EE"/>
+            <w:u w:val="single"/>
+          </w:rPr>
+          <w:t>林後12:4</w:t>
+        </w:r>
+      </w:hyperlink>
+      <w:r>
+        <w:rPr>
+          <w:lang w:val="zh_TW" w:bidi="zh_TW"/>
+        </w:rPr>
+        <w:t>）。耶穌也曾應許那個在十字架上悔改的強盜，說他死後要與主同在樂園裡（</w:t>
+      </w:r>
+      <w:hyperlink r:id="rId66">
+        <w:r>
+          <w:rPr>
+            <w:lang w:val="zh_TW" w:bidi="zh_TW"/>
+          </w:rPr>
+          <w:rPr>
+            <w:color w:val="0000EE"/>
+            <w:u w:val="single"/>
+          </w:rPr>
+          <w:t>路23:43</w:t>
+        </w:r>
+      </w:hyperlink>
+      <w:r>
+        <w:rPr>
+          <w:lang w:val="zh_TW" w:bidi="zh_TW"/>
+        </w:rPr>
+        <w:t>）。新約聖經第三次、也是最後一次提到樂園的地方（</w:t>
+      </w:r>
+      <w:hyperlink r:id="rId67">
+        <w:r>
+          <w:rPr>
+            <w:lang w:val="zh_TW" w:bidi="zh_TW"/>
+          </w:rPr>
+          <w:rPr>
+            <w:color w:val="0000EE"/>
+            <w:u w:val="single"/>
+          </w:rPr>
+          <w:t>啟2:7</w:t>
+        </w:r>
+      </w:hyperlink>
+      <w:r>
+        <w:rPr>
+          <w:lang w:val="zh_TW" w:bidi="zh_TW"/>
+        </w:rPr>
+        <w:t>），其中再次出現了神的應許，說明樂園是生命樹所在之處。這樂園連結了</w:t>
+      </w:r>
+      <w:hyperlink r:id="rId62">
+        <w:r>
+          <w:rPr>
+            <w:lang w:val="zh_TW" w:bidi="zh_TW"/>
+          </w:rPr>
+          <w:rPr>
+            <w:color w:val="0000EE"/>
+            <w:u w:val="single"/>
+          </w:rPr>
+          <w:t>創世記二章</w:t>
+        </w:r>
+      </w:hyperlink>
+      <w:r>
+        <w:rPr>
+          <w:lang w:val="zh_TW" w:bidi="zh_TW"/>
+        </w:rPr>
+        <w:t>起初世界與</w:t>
+      </w:r>
+      <w:hyperlink r:id="rId68">
+        <w:r>
+          <w:rPr>
+            <w:lang w:val="zh_TW" w:bidi="zh_TW"/>
+          </w:rPr>
+          <w:rPr>
+            <w:color w:val="0000EE"/>
+            <w:u w:val="single"/>
+          </w:rPr>
+          <w:t>啟示錄二十二章</w:t>
+        </w:r>
+      </w:hyperlink>
+      <w:r>
+        <w:rPr>
+          <w:lang w:val="zh_TW" w:bidi="zh_TW"/>
+        </w:rPr>
+        <w:t>的末後世界，其中有生命樹、有河流、有圍牆保護，也有君王同在。</w:t>
+      </w:r>
+    </w:p>
+    <w:p>
+      <w:pPr/>
+      <w:r>
+        <w:rPr>
+          <w:lang w:val="zh_TW" w:bidi="zh_TW"/>
+        </w:rPr>
+      </w:r>
+      <w:r>
+        <w:rPr>
+          <w:i/>
+          <w:lang w:val="zh_TW" w:bidi="zh_TW"/>
+        </w:rPr>
         <w:t>另見</w:t>
       </w:r>
       <w:r>
         <w:rPr>
           <w:lang w:val="zh_TW" w:bidi="zh_TW"/>
         </w:rPr>
-        <w:t xml:space="preserve"> </w:t>
-      </w:r>
-      <w:r>
-        <w:rPr>
-          <w:lang w:val="zh_TW" w:bidi="zh_TW"/>
-        </w:rPr>
-        <w:t>希伯來書</w:t>
-      </w:r>
-      <w:r>
-        <w:rPr>
-          <w:lang w:val="zh_TW" w:bidi="zh_TW"/>
-        </w:rPr>
-        <w:t>，</w:t>
-      </w:r>
-      <w:r>
-        <w:rPr>
-          <w:lang w:val="zh_TW" w:bidi="zh_TW"/>
-        </w:rPr>
-        <w:t>祭司和利未人</w:t>
+        <w:t>天（天堂）</w:t>
+      </w:r>
+      <w:r>
+        <w:rPr>
+          <w:lang w:val="zh_TW" w:bidi="zh_TW"/>
+        </w:rPr>
+        <w:t>；</w:t>
+      </w:r>
+      <w:r>
+        <w:rPr>
+          <w:lang w:val="zh_TW" w:bidi="zh_TW"/>
+        </w:rPr>
+        <w:t>新天新地</w:t>
       </w:r>
       <w:r>
         <w:rPr>
@@ -3064,12 +4823,6 @@
   </w:num>
   <w:num w:numId="13" w16cid:durableId="592781308">
     <w:abstractNumId w:val="11"/>
-  </w:num>
-  <w:num w:numId="14">
-    <w:abstractNumId w:val="3"/>
-    <w:lvlOverride w:ilvl="0">
-      <w:startOverride w:val="1"/>
-    </w:lvlOverride>
   </w:num>
   <w:numIdMacAtCleanup w:val="10"/>
 </w:numbering>

--- a/zht/docx/076.content.docx
+++ b/zht/docx/076.content.docx
@@ -19,7 +19,7 @@
         <w:rPr>
           <w:lang w:val="zh_TW" w:bidi="zh_TW"/>
         </w:rPr>
-        <w:t>Resource: 聖經詞典 (Tyndale)</w:t>
+        <w:t>Resource: Tyndale Open Bible Dictionary</w:t>
       </w:r>
       <w:r>
         <w:rPr>
@@ -112,7 +112,7 @@
         <w:rPr>
           <w:lang w:val="zh_TW" w:bidi="zh_TW"/>
         </w:rPr>
-        <w:t>聖經詞典 (Tyndale)</w:t>
+        <w:t>Tyndale Open Bible Dictionary</w:t>
       </w:r>
     </w:p>
     <w:p>
@@ -149,7 +149,7 @@
         <w:rPr>
           <w:lang w:val="zh_TW" w:bidi="zh_TW"/>
         </w:rPr>
-        <w:t>le</w:t>
+        <w:t>ku</w:t>
       </w:r>
       <w:r>
         <w:rPr>
@@ -212,7 +212,7 @@
         <w:rPr>
           <w:lang w:val="zh_TW" w:bidi="zh_TW"/>
         </w:rPr>
-        <w:t>樂器</w:t>
+        <w:t>苦難</w:t>
       </w:r>
       <w:r>
         <w:rPr>
@@ -231,7 +231,7 @@
         <w:rPr>
           <w:lang w:val="zh_TW" w:bidi="zh_TW"/>
         </w:rPr>
-        <w:t>用於製作音樂的弦樂、管樂和敲擊樂器。</w:t>
+        <w:t>任何造成痛苦或憂傷的事物，例如災難。</w:t>
       </w:r>
     </w:p>
     <w:p>
@@ -245,7 +245,187 @@
         <w:rPr>
           <w:lang w:val="zh_TW" w:bidi="zh_TW"/>
         </w:rPr>
-        <w:t>舊約聖經記載了人們如何在聖殿中使用音樂敬拜神，但並未詳細描述樂器的外型或製作方式。這部分與神的第二條誡命有關。希伯來人認為這條誡命禁止為受造之物造像，包括繪製樂器的圖像。但以理書提到了在尼布甲尼撒王宮殿中，演奏的六種不同樂器。</w:t>
+        <w:t>根據聖經，苦難始於罪進入世界。人類以及整個受造界都被「荊棘與蒺藜」、罪、死亡和衰退所困擾（參</w:t>
+      </w:r>
+      <w:hyperlink r:id="rId13">
+        <w:r>
+          <w:rPr>
+            <w:lang w:val="zh_TW" w:bidi="zh_TW"/>
+          </w:rPr>
+          <w:rPr>
+            <w:color w:val="0000EE"/>
+            <w:u w:val="single"/>
+          </w:rPr>
+          <w:t>創3:16–19</w:t>
+        </w:r>
+      </w:hyperlink>
+      <w:r>
+        <w:rPr>
+          <w:lang w:val="zh_TW" w:bidi="zh_TW"/>
+        </w:rPr>
+        <w:t>；</w:t>
+      </w:r>
+      <w:hyperlink r:id="rId14">
+        <w:r>
+          <w:rPr>
+            <w:lang w:val="zh_TW" w:bidi="zh_TW"/>
+          </w:rPr>
+          <w:rPr>
+            <w:color w:val="0000EE"/>
+            <w:u w:val="single"/>
+          </w:rPr>
+          <w:t>羅8:18–21</w:t>
+        </w:r>
+      </w:hyperlink>
+      <w:r>
+        <w:rPr>
+          <w:lang w:val="zh_TW" w:bidi="zh_TW"/>
+        </w:rPr>
+        <w:t>）。因為罪，痛苦是普遍的人類經驗，而我們短暫的生命充滿困難（</w:t>
+      </w:r>
+      <w:hyperlink r:id="rId15">
+        <w:r>
+          <w:rPr>
+            <w:lang w:val="zh_TW" w:bidi="zh_TW"/>
+          </w:rPr>
+          <w:rPr>
+            <w:color w:val="0000EE"/>
+            <w:u w:val="single"/>
+          </w:rPr>
+          <w:t>伯14:1–6</w:t>
+        </w:r>
+      </w:hyperlink>
+      <w:r>
+        <w:rPr>
+          <w:lang w:val="zh_TW" w:bidi="zh_TW"/>
+        </w:rPr>
+        <w:t>）。人們無法避免自然災害、身體傷害，以及與他人的衝突（</w:t>
+      </w:r>
+      <w:hyperlink r:id="rId16">
+        <w:r>
+          <w:rPr>
+            <w:lang w:val="zh_TW" w:bidi="zh_TW"/>
+          </w:rPr>
+          <w:rPr>
+            <w:color w:val="0000EE"/>
+            <w:u w:val="single"/>
+          </w:rPr>
+          <w:t>代下20:9</w:t>
+        </w:r>
+      </w:hyperlink>
+      <w:r>
+        <w:rPr>
+          <w:lang w:val="zh_TW" w:bidi="zh_TW"/>
+        </w:rPr>
+        <w:t>）。神使用苦難來教導並管教祂的子民。這樣的苦難顯明在以色列人面對的壓迫中：</w:t>
+      </w:r>
+    </w:p>
+    <w:p>
+      <w:pPr>
+        <w:pStyle w:val="ListBullet"/>
+        <w:spacing w:line="240" w:lineRule="auto"/>
+        <w:ind w:left="720"/>
+      </w:pPr>
+      <w:r>
+        <w:rPr>
+          <w:lang w:val="zh_TW" w:bidi="zh_TW"/>
+        </w:rPr>
+      </w:r>
+      <w:r>
+        <w:rPr>
+          <w:lang w:val="zh_TW" w:bidi="zh_TW"/>
+        </w:rPr>
+        <w:t>埃及（</w:t>
+      </w:r>
+      <w:hyperlink r:id="rId17">
+        <w:r>
+          <w:rPr>
+            <w:lang w:val="zh_TW" w:bidi="zh_TW"/>
+          </w:rPr>
+          <w:rPr>
+            <w:color w:val="0000EE"/>
+            <w:u w:val="single"/>
+          </w:rPr>
+          <w:t>出4:31</w:t>
+        </w:r>
+      </w:hyperlink>
+      <w:r>
+        <w:rPr>
+          <w:lang w:val="zh_TW" w:bidi="zh_TW"/>
+        </w:rPr>
+        <w:t>）</w:t>
+      </w:r>
+    </w:p>
+    <w:p>
+      <w:pPr>
+        <w:pStyle w:val="ListBullet"/>
+        <w:spacing w:line="240" w:lineRule="auto"/>
+        <w:ind w:left="720"/>
+      </w:pPr>
+      <w:r>
+        <w:rPr>
+          <w:lang w:val="zh_TW" w:bidi="zh_TW"/>
+        </w:rPr>
+      </w:r>
+      <w:r>
+        <w:rPr>
+          <w:lang w:val="zh_TW" w:bidi="zh_TW"/>
+        </w:rPr>
+        <w:t>他們在士師時期的掙扎（</w:t>
+      </w:r>
+      <w:hyperlink r:id="rId18">
+        <w:r>
+          <w:rPr>
+            <w:lang w:val="zh_TW" w:bidi="zh_TW"/>
+          </w:rPr>
+          <w:rPr>
+            <w:color w:val="0000EE"/>
+            <w:u w:val="single"/>
+          </w:rPr>
+          <w:t>尼9:26–27</w:t>
+        </w:r>
+      </w:hyperlink>
+      <w:r>
+        <w:rPr>
+          <w:lang w:val="zh_TW" w:bidi="zh_TW"/>
+        </w:rPr>
+        <w:t>）</w:t>
+      </w:r>
+    </w:p>
+    <w:p>
+      <w:pPr>
+        <w:pStyle w:val="ListBullet"/>
+        <w:spacing w:line="240" w:lineRule="auto"/>
+        <w:ind w:left="720"/>
+      </w:pPr>
+      <w:r>
+        <w:rPr>
+          <w:lang w:val="zh_TW" w:bidi="zh_TW"/>
+        </w:rPr>
+      </w:r>
+      <w:r>
+        <w:rPr>
+          <w:lang w:val="zh_TW" w:bidi="zh_TW"/>
+        </w:rPr>
+        <w:t>他們在巴比倫的被擄（</w:t>
+      </w:r>
+      <w:hyperlink r:id="rId19">
+        <w:r>
+          <w:rPr>
+            <w:lang w:val="zh_TW" w:bidi="zh_TW"/>
+          </w:rPr>
+          <w:rPr>
+            <w:color w:val="0000EE"/>
+            <w:u w:val="single"/>
+          </w:rPr>
+          <w:t>賽26:16</w:t>
+        </w:r>
+      </w:hyperlink>
+      <w:r>
+        <w:rPr>
+          <w:lang w:val="zh_TW" w:bidi="zh_TW"/>
+        </w:rPr>
+        <w:t>）</w:t>
       </w:r>
     </w:p>
     <w:p>
@@ -259,18 +439,43 @@
         <w:rPr>
           <w:lang w:val="zh_TW" w:bidi="zh_TW"/>
         </w:rPr>
-        <w:t>古代希伯來人對於哪些樂器可用於聖殿敬拜有特定規範。他們對樂器的選擇並非依其音色，而是依照該樂器是否被視為是「潔淨的」（可接受的）或「不潔淨的」（不可接受的）來決定。有些樂器因被視為不潔淨而禁止在聖殿中使用。</w:t>
-      </w:r>
-    </w:p>
-    <w:p>
-      <w:pPr>
-        <w:pStyle w:val="Heading3"/>
-      </w:pPr>
-      <w:r>
-        <w:rPr>
-          <w:lang w:val="zh_TW" w:bidi="zh_TW"/>
-        </w:rPr>
-        <w:t>弦樂器</w:t>
+        <w:t>在他們的困苦之中，以色列人向神呼求。祂拯救他們，並引導他們遵行（</w:t>
+      </w:r>
+      <w:hyperlink r:id="rId20">
+        <w:r>
+          <w:rPr>
+            <w:lang w:val="zh_TW" w:bidi="zh_TW"/>
+          </w:rPr>
+          <w:rPr>
+            <w:color w:val="0000EE"/>
+            <w:u w:val="single"/>
+          </w:rPr>
+          <w:t>耶10:18</w:t>
+        </w:r>
+      </w:hyperlink>
+      <w:r>
+        <w:rPr>
+          <w:lang w:val="zh_TW" w:bidi="zh_TW"/>
+        </w:rPr>
+        <w:t>；</w:t>
+      </w:r>
+      <w:hyperlink r:id="rId21">
+        <w:r>
+          <w:rPr>
+            <w:lang w:val="zh_TW" w:bidi="zh_TW"/>
+          </w:rPr>
+          <w:rPr>
+            <w:color w:val="0000EE"/>
+            <w:u w:val="single"/>
+          </w:rPr>
+          <w:t>何5:15–6:3</w:t>
+        </w:r>
+      </w:hyperlink>
+      <w:r>
+        <w:rPr>
+          <w:lang w:val="zh_TW" w:bidi="zh_TW"/>
+        </w:rPr>
+        <w:t>）。</w:t>
       </w:r>
     </w:p>
     <w:p>
@@ -284,9 +489,9 @@
         <w:rPr>
           <w:lang w:val="zh_TW" w:bidi="zh_TW"/>
         </w:rPr>
-        <w:t>猶太人特別重視弦樂器，認為這些樂器最適合在聖殿音樂敬拜中使用。許多古代民族也同樣重視弦樂器。例如，大衛王彈奏一種稱為里拉琴（絲弦）的弦樂器。在</w:t>
-      </w:r>
-      <w:hyperlink r:id="rId13">
+        <w:t>聖經知道這是難以理解的。很難看出義人為何如此受苦（</w:t>
+      </w:r>
+      <w:hyperlink r:id="rId22">
         <w:r>
           <w:rPr>
             <w:lang w:val="zh_TW" w:bidi="zh_TW"/>
@@ -295,25 +500,122 @@
             <w:color w:val="0000EE"/>
             <w:u w:val="single"/>
           </w:rPr>
-          <w:t>詩篇一五〇篇4節</w:t>
+          <w:t>詩34:19</w:t>
         </w:r>
       </w:hyperlink>
       <w:r>
         <w:rPr>
           <w:lang w:val="zh_TW" w:bidi="zh_TW"/>
         </w:rPr>
-        <w:t>中，希伯來文單詞米尼姆（minim，意為「絲弦」）指的是各類用來讚美神的弦樂器。</w:t>
-      </w:r>
-    </w:p>
-    <w:p>
-      <w:pPr>
-        <w:pStyle w:val="Heading4"/>
-      </w:pPr>
-      <w:r>
-        <w:rPr>
-          <w:lang w:val="zh_TW" w:bidi="zh_TW"/>
-        </w:rPr>
-        <w:t>阿索爾（Asor）</w:t>
+        <w:t>，</w:t>
+      </w:r>
+      <w:hyperlink r:id="rId23">
+        <w:r>
+          <w:rPr>
+            <w:lang w:val="zh_TW" w:bidi="zh_TW"/>
+          </w:rPr>
+          <w:rPr>
+            <w:color w:val="0000EE"/>
+            <w:u w:val="single"/>
+          </w:rPr>
+          <w:t>37:39</w:t>
+        </w:r>
+      </w:hyperlink>
+      <w:r>
+        <w:rPr>
+          <w:lang w:val="zh_TW" w:bidi="zh_TW"/>
+        </w:rPr>
+        <w:t>，</w:t>
+      </w:r>
+      <w:hyperlink r:id="rId24">
+        <w:r>
+          <w:rPr>
+            <w:lang w:val="zh_TW" w:bidi="zh_TW"/>
+          </w:rPr>
+          <w:rPr>
+            <w:color w:val="0000EE"/>
+            <w:u w:val="single"/>
+          </w:rPr>
+          <w:t>138:7</w:t>
+        </w:r>
+      </w:hyperlink>
+      <w:r>
+        <w:rPr>
+          <w:lang w:val="zh_TW" w:bidi="zh_TW"/>
+        </w:rPr>
+        <w:t>）。即使是先知和「主的僕人」（彌賽亞）也未能倖免（</w:t>
+      </w:r>
+      <w:hyperlink r:id="rId25">
+        <w:r>
+          <w:rPr>
+            <w:lang w:val="zh_TW" w:bidi="zh_TW"/>
+          </w:rPr>
+          <w:rPr>
+            <w:color w:val="0000EE"/>
+            <w:u w:val="single"/>
+          </w:rPr>
+          <w:t>賽53:2–12</w:t>
+        </w:r>
+      </w:hyperlink>
+      <w:r>
+        <w:rPr>
+          <w:lang w:val="zh_TW" w:bidi="zh_TW"/>
+        </w:rPr>
+        <w:t>；</w:t>
+      </w:r>
+      <w:hyperlink r:id="rId26">
+        <w:r>
+          <w:rPr>
+            <w:lang w:val="zh_TW" w:bidi="zh_TW"/>
+          </w:rPr>
+          <w:rPr>
+            <w:color w:val="0000EE"/>
+            <w:u w:val="single"/>
+          </w:rPr>
+          <w:t>耶15:15</w:t>
+        </w:r>
+      </w:hyperlink>
+      <w:r>
+        <w:rPr>
+          <w:lang w:val="zh_TW" w:bidi="zh_TW"/>
+        </w:rPr>
+        <w:t>）。耶穌基督承擔了人類的憂傷與痛苦。祂成就了那從亞當犯罪開始的受苦預言（</w:t>
+      </w:r>
+      <w:hyperlink r:id="rId27">
+        <w:r>
+          <w:rPr>
+            <w:lang w:val="zh_TW" w:bidi="zh_TW"/>
+          </w:rPr>
+          <w:rPr>
+            <w:color w:val="0000EE"/>
+            <w:u w:val="single"/>
+          </w:rPr>
+          <w:t>賽53:4–5</w:t>
+        </w:r>
+      </w:hyperlink>
+      <w:r>
+        <w:rPr>
+          <w:lang w:val="zh_TW" w:bidi="zh_TW"/>
+        </w:rPr>
+        <w:t>；</w:t>
+      </w:r>
+      <w:hyperlink r:id="rId28">
+        <w:r>
+          <w:rPr>
+            <w:lang w:val="zh_TW" w:bidi="zh_TW"/>
+          </w:rPr>
+          <w:rPr>
+            <w:color w:val="0000EE"/>
+            <w:u w:val="single"/>
+          </w:rPr>
+          <w:t>彼前2:24</w:t>
+        </w:r>
+      </w:hyperlink>
+      <w:r>
+        <w:rPr>
+          <w:lang w:val="zh_TW" w:bidi="zh_TW"/>
+        </w:rPr>
+        <w:t>）。</w:t>
       </w:r>
     </w:p>
     <w:p>
@@ -327,9 +629,9 @@
         <w:rPr>
           <w:lang w:val="zh_TW" w:bidi="zh_TW"/>
         </w:rPr>
-        <w:t>阿索爾在詩篇中出現了三次（</w:t>
-      </w:r>
-      <w:hyperlink r:id="rId14">
+        <w:t>耶穌警告祂的跟隨者將面對許多考驗與痛苦（</w:t>
+      </w:r>
+      <w:hyperlink r:id="rId29">
         <w:r>
           <w:rPr>
             <w:lang w:val="zh_TW" w:bidi="zh_TW"/>
@@ -338,16 +640,16 @@
             <w:color w:val="0000EE"/>
             <w:u w:val="single"/>
           </w:rPr>
-          <w:t>詩33:2</w:t>
+          <w:t>約16:33</w:t>
         </w:r>
       </w:hyperlink>
       <w:r>
         <w:rPr>
           <w:lang w:val="zh_TW" w:bidi="zh_TW"/>
         </w:rPr>
-        <w:t>，</w:t>
-      </w:r>
-      <w:hyperlink r:id="rId15">
+        <w:t>）。保羅教導人們，進入神的國度會伴隨著許多困難（</w:t>
+      </w:r>
+      <w:hyperlink r:id="rId30">
         <w:r>
           <w:rPr>
             <w:lang w:val="zh_TW" w:bidi="zh_TW"/>
@@ -356,16 +658,16 @@
             <w:color w:val="0000EE"/>
             <w:u w:val="single"/>
           </w:rPr>
-          <w:t>92:3</w:t>
+          <w:t>徒14:22</w:t>
         </w:r>
       </w:hyperlink>
       <w:r>
         <w:rPr>
           <w:lang w:val="zh_TW" w:bidi="zh_TW"/>
         </w:rPr>
-        <w:t>，</w:t>
-      </w:r>
-      <w:hyperlink r:id="rId16">
+        <w:t>），但這些不應削弱基督徒的信心（</w:t>
+      </w:r>
+      <w:hyperlink r:id="rId31">
         <w:r>
           <w:rPr>
             <w:lang w:val="zh_TW" w:bidi="zh_TW"/>
@@ -374,25 +676,194 @@
             <w:color w:val="0000EE"/>
             <w:u w:val="single"/>
           </w:rPr>
-          <w:t>144:9</w:t>
+          <w:t>帖前3:3</w:t>
         </w:r>
       </w:hyperlink>
       <w:r>
         <w:rPr>
           <w:lang w:val="zh_TW" w:bidi="zh_TW"/>
         </w:rPr>
-        <w:t>）。阿索爾這個詞（在希伯來文中意為「十」），可能指一種具有十條弦的樂器。學者認為阿索爾可能類似腓尼基的齊特琴（一種平面的弦樂器），有十根弦。它也可能類似於魯特琴（另一種弦樂器）。</w:t>
-      </w:r>
-    </w:p>
-    <w:p>
-      <w:pPr>
-        <w:pStyle w:val="Heading4"/>
-      </w:pPr>
-      <w:r>
-        <w:rPr>
-          <w:lang w:val="zh_TW" w:bidi="zh_TW"/>
-        </w:rPr>
-        <w:t>卡索斯（Kathros）</w:t>
+        <w:t>），而應被視為補足基督為祂的身體——教會所受苦難中所欠缺的那部分。（</w:t>
+      </w:r>
+      <w:hyperlink r:id="rId32">
+        <w:r>
+          <w:rPr>
+            <w:lang w:val="zh_TW" w:bidi="zh_TW"/>
+          </w:rPr>
+          <w:rPr>
+            <w:color w:val="0000EE"/>
+            <w:u w:val="single"/>
+          </w:rPr>
+          <w:t>林後4:10–11</w:t>
+        </w:r>
+      </w:hyperlink>
+      <w:r>
+        <w:rPr>
+          <w:lang w:val="zh_TW" w:bidi="zh_TW"/>
+        </w:rPr>
+        <w:t>；</w:t>
+      </w:r>
+      <w:hyperlink r:id="rId33">
+        <w:r>
+          <w:rPr>
+            <w:lang w:val="zh_TW" w:bidi="zh_TW"/>
+          </w:rPr>
+          <w:rPr>
+            <w:color w:val="0000EE"/>
+            <w:u w:val="single"/>
+          </w:rPr>
+          <w:t>西1:24</w:t>
+        </w:r>
+      </w:hyperlink>
+      <w:r>
+        <w:rPr>
+          <w:lang w:val="zh_TW" w:bidi="zh_TW"/>
+        </w:rPr>
+        <w:t>）。聖經還指出，隨著「末日」的臨近，苦難將更加激烈（</w:t>
+      </w:r>
+      <w:hyperlink r:id="rId34">
+        <w:r>
+          <w:rPr>
+            <w:lang w:val="zh_TW" w:bidi="zh_TW"/>
+          </w:rPr>
+          <w:rPr>
+            <w:color w:val="0000EE"/>
+            <w:u w:val="single"/>
+          </w:rPr>
+          <w:t>太24:9–14</w:t>
+        </w:r>
+      </w:hyperlink>
+      <w:r>
+        <w:rPr>
+          <w:lang w:val="zh_TW" w:bidi="zh_TW"/>
+        </w:rPr>
+        <w:t>；</w:t>
+      </w:r>
+      <w:hyperlink r:id="rId35">
+        <w:r>
+          <w:rPr>
+            <w:lang w:val="zh_TW" w:bidi="zh_TW"/>
+          </w:rPr>
+          <w:rPr>
+            <w:color w:val="0000EE"/>
+            <w:u w:val="single"/>
+          </w:rPr>
+          <w:t>提後3:13</w:t>
+        </w:r>
+      </w:hyperlink>
+      <w:r>
+        <w:rPr>
+          <w:lang w:val="zh_TW" w:bidi="zh_TW"/>
+        </w:rPr>
+        <w:t>）。撒但的勢力將攻擊，以欺騙並毀滅「選民」（</w:t>
+      </w:r>
+      <w:hyperlink r:id="rId36">
+        <w:r>
+          <w:rPr>
+            <w:lang w:val="zh_TW" w:bidi="zh_TW"/>
+          </w:rPr>
+          <w:rPr>
+            <w:color w:val="0000EE"/>
+            <w:u w:val="single"/>
+          </w:rPr>
+          <w:t>太24:24</w:t>
+        </w:r>
+      </w:hyperlink>
+      <w:r>
+        <w:rPr>
+          <w:lang w:val="zh_TW" w:bidi="zh_TW"/>
+        </w:rPr>
+        <w:t>；</w:t>
+      </w:r>
+      <w:hyperlink r:id="rId37">
+        <w:r>
+          <w:rPr>
+            <w:lang w:val="zh_TW" w:bidi="zh_TW"/>
+          </w:rPr>
+          <w:rPr>
+            <w:color w:val="0000EE"/>
+            <w:u w:val="single"/>
+          </w:rPr>
+          <w:t>帖後2:9–12</w:t>
+        </w:r>
+      </w:hyperlink>
+      <w:r>
+        <w:rPr>
+          <w:lang w:val="zh_TW" w:bidi="zh_TW"/>
+        </w:rPr>
+        <w:t>；</w:t>
+      </w:r>
+      <w:hyperlink r:id="rId38">
+        <w:r>
+          <w:rPr>
+            <w:lang w:val="zh_TW" w:bidi="zh_TW"/>
+          </w:rPr>
+          <w:rPr>
+            <w:color w:val="0000EE"/>
+            <w:u w:val="single"/>
+          </w:rPr>
+          <w:t>啟20:7–9</w:t>
+        </w:r>
+      </w:hyperlink>
+      <w:r>
+        <w:rPr>
+          <w:lang w:val="zh_TW" w:bidi="zh_TW"/>
+        </w:rPr>
+        <w:t>）。當耶穌基督從天上以火焰顯現時，神將使那些傷害信徒的人遭受苦難。祂將報應那些不順從耶穌基督福音的人（</w:t>
+      </w:r>
+      <w:hyperlink r:id="rId39">
+        <w:r>
+          <w:rPr>
+            <w:lang w:val="zh_TW" w:bidi="zh_TW"/>
+          </w:rPr>
+          <w:rPr>
+            <w:color w:val="0000EE"/>
+            <w:u w:val="single"/>
+          </w:rPr>
+          <w:t>羅2:9</w:t>
+        </w:r>
+      </w:hyperlink>
+      <w:r>
+        <w:rPr>
+          <w:lang w:val="zh_TW" w:bidi="zh_TW"/>
+        </w:rPr>
+        <w:t>；</w:t>
+      </w:r>
+      <w:hyperlink r:id="rId40">
+        <w:r>
+          <w:rPr>
+            <w:lang w:val="zh_TW" w:bidi="zh_TW"/>
+          </w:rPr>
+          <w:rPr>
+            <w:color w:val="0000EE"/>
+            <w:u w:val="single"/>
+          </w:rPr>
+          <w:t>帖後1:5–10</w:t>
+        </w:r>
+      </w:hyperlink>
+      <w:r>
+        <w:rPr>
+          <w:lang w:val="zh_TW" w:bidi="zh_TW"/>
+        </w:rPr>
+        <w:t>，</w:t>
+      </w:r>
+      <w:hyperlink r:id="rId41">
+        <w:r>
+          <w:rPr>
+            <w:lang w:val="zh_TW" w:bidi="zh_TW"/>
+          </w:rPr>
+          <w:rPr>
+            <w:color w:val="0000EE"/>
+            <w:u w:val="single"/>
+          </w:rPr>
+          <w:t>2:7–8</w:t>
+        </w:r>
+      </w:hyperlink>
+      <w:r>
+        <w:rPr>
+          <w:lang w:val="zh_TW" w:bidi="zh_TW"/>
+        </w:rPr>
+        <w:t>）。</w:t>
       </w:r>
     </w:p>
     <w:p>
@@ -404,2518 +875,28 @@
       </w:r>
       <w:r>
         <w:rPr>
-          <w:lang w:val="zh_TW" w:bidi="zh_TW"/>
-        </w:rPr>
-        <w:t>卡索斯是尼布甲尼撒王宮中演奏的樂器，可能與里拉琴相近，是一種手持的小型豎琴類樂器（</w:t>
-      </w:r>
-      <w:hyperlink r:id="rId17">
-        <w:r>
-          <w:rPr>
-            <w:lang w:val="zh_TW" w:bidi="zh_TW"/>
-          </w:rPr>
-          <w:rPr>
-            <w:color w:val="0000EE"/>
-            <w:u w:val="single"/>
-          </w:rPr>
-          <w:t>但3:5</w:t>
-        </w:r>
-      </w:hyperlink>
-      <w:r>
-        <w:rPr>
-          <w:lang w:val="zh_TW" w:bidi="zh_TW"/>
-        </w:rPr>
-        <w:t>、</w:t>
-      </w:r>
-      <w:hyperlink r:id="rId17">
-        <w:r>
-          <w:rPr>
-            <w:lang w:val="zh_TW" w:bidi="zh_TW"/>
-          </w:rPr>
-          <w:rPr>
-            <w:color w:val="0000EE"/>
-            <w:u w:val="single"/>
-          </w:rPr>
-          <w:t>7</w:t>
-        </w:r>
-      </w:hyperlink>
-      <w:r>
-        <w:rPr>
-          <w:lang w:val="zh_TW" w:bidi="zh_TW"/>
-        </w:rPr>
-        <w:t>、</w:t>
-      </w:r>
-      <w:hyperlink r:id="rId17">
-        <w:r>
-          <w:rPr>
-            <w:lang w:val="zh_TW" w:bidi="zh_TW"/>
-          </w:rPr>
-          <w:rPr>
-            <w:color w:val="0000EE"/>
-            <w:u w:val="single"/>
-          </w:rPr>
-          <w:t>10</w:t>
-        </w:r>
-      </w:hyperlink>
-      <w:r>
-        <w:rPr>
-          <w:lang w:val="zh_TW" w:bidi="zh_TW"/>
-        </w:rPr>
-        <w:t>、</w:t>
-      </w:r>
-      <w:hyperlink r:id="rId17">
-        <w:r>
-          <w:rPr>
-            <w:lang w:val="zh_TW" w:bidi="zh_TW"/>
-          </w:rPr>
-          <w:rPr>
-            <w:color w:val="0000EE"/>
-            <w:u w:val="single"/>
-          </w:rPr>
-          <w:t>15</w:t>
-        </w:r>
-      </w:hyperlink>
-      <w:r>
-        <w:rPr>
-          <w:lang w:val="zh_TW" w:bidi="zh_TW"/>
-        </w:rPr>
-        <w:t>）。</w:t>
-      </w:r>
-    </w:p>
-    <w:p>
-      <w:pPr>
-        <w:pStyle w:val="Heading4"/>
-      </w:pPr>
-      <w:r>
-        <w:rPr>
-          <w:lang w:val="zh_TW" w:bidi="zh_TW"/>
-        </w:rPr>
-        <w:t>基諾爾（Kinnor）</w:t>
-      </w:r>
-    </w:p>
-    <w:p>
-      <w:pPr/>
-      <w:r>
-        <w:rPr>
-          <w:lang w:val="zh_TW" w:bidi="zh_TW"/>
-        </w:rPr>
-      </w:r>
-      <w:r>
-        <w:rPr>
-          <w:lang w:val="zh_TW" w:bidi="zh_TW"/>
-        </w:rPr>
-        <w:t>基諾爾在聖經中出現的次數比其它樂器更多，共有42次。許多人稱它為「大衛的豎琴」，並視為猶太人最喜愛的樂器。它比大型豎琴更接近里拉琴。其弦的數量不確定，但弦通常以羊腸製作，共鳴箱位於樂器底部。</w:t>
-      </w:r>
-    </w:p>
-    <w:p>
-      <w:pPr/>
-      <w:r>
-        <w:rPr>
-          <w:lang w:val="zh_TW" w:bidi="zh_TW"/>
-        </w:rPr>
-      </w:r>
-      <w:r>
-        <w:rPr>
-          <w:lang w:val="zh_TW" w:bidi="zh_TW"/>
-        </w:rPr>
-        <w:t>我們並不確定基諾爾是以撥片或徒手演奏。聖經說大衛「用手彈奏它」（</w:t>
-      </w:r>
-      <w:hyperlink r:id="rId18">
-        <w:r>
-          <w:rPr>
-            <w:lang w:val="zh_TW" w:bidi="zh_TW"/>
-          </w:rPr>
-          <w:rPr>
-            <w:color w:val="0000EE"/>
-            <w:u w:val="single"/>
-          </w:rPr>
-          <w:t>撒上16:23</w:t>
-        </w:r>
-      </w:hyperlink>
-      <w:r>
-        <w:rPr>
-          <w:lang w:val="zh_TW" w:bidi="zh_TW"/>
-        </w:rPr>
-        <w:t>），可能表示徒手演奏並非常態。基諾爾的音色「優美」（</w:t>
-      </w:r>
-      <w:hyperlink r:id="rId19">
-        <w:r>
-          <w:rPr>
-            <w:lang w:val="zh_TW" w:bidi="zh_TW"/>
-          </w:rPr>
-          <w:rPr>
-            <w:color w:val="0000EE"/>
-            <w:u w:val="single"/>
-          </w:rPr>
-          <w:t>詩81:2</w:t>
-        </w:r>
-      </w:hyperlink>
-      <w:r>
-        <w:rPr>
-          <w:lang w:val="zh_TW" w:bidi="zh_TW"/>
-        </w:rPr>
-        <w:t>），可用於敬拜、慶典與國事場合（</w:t>
-      </w:r>
-      <w:hyperlink r:id="rId20">
-        <w:r>
-          <w:rPr>
-            <w:lang w:val="zh_TW" w:bidi="zh_TW"/>
-          </w:rPr>
-          <w:rPr>
-            <w:color w:val="0000EE"/>
-            <w:u w:val="single"/>
-          </w:rPr>
-          <w:t>撒上10:5</w:t>
-        </w:r>
-      </w:hyperlink>
+          <w:i/>
+          <w:lang w:val="zh_TW" w:bidi="zh_TW"/>
+        </w:rPr>
+        <w:t>另見</w:t>
+      </w:r>
+      <w:r>
+        <w:rPr>
+          <w:lang w:val="zh_TW" w:bidi="zh_TW"/>
+        </w:rPr>
+        <w:t>逼迫</w:t>
+      </w:r>
       <w:r>
         <w:rPr>
           <w:lang w:val="zh_TW" w:bidi="zh_TW"/>
         </w:rPr>
         <w:t>；</w:t>
       </w:r>
-      <w:hyperlink r:id="rId21">
-        <w:r>
-          <w:rPr>
-            <w:lang w:val="zh_TW" w:bidi="zh_TW"/>
-          </w:rPr>
-          <w:rPr>
-            <w:color w:val="0000EE"/>
-            <w:u w:val="single"/>
-          </w:rPr>
-          <w:t>撒下6:5</w:t>
-        </w:r>
-      </w:hyperlink>
-      <w:r>
-        <w:rPr>
-          <w:lang w:val="zh_TW" w:bidi="zh_TW"/>
-        </w:rPr>
-        <w:t>；</w:t>
-      </w:r>
-      <w:hyperlink r:id="rId22">
-        <w:r>
-          <w:rPr>
-            <w:lang w:val="zh_TW" w:bidi="zh_TW"/>
-          </w:rPr>
-          <w:rPr>
-            <w:color w:val="0000EE"/>
-            <w:u w:val="single"/>
-          </w:rPr>
-          <w:t>賽5:12</w:t>
-        </w:r>
-      </w:hyperlink>
-      <w:r>
-        <w:rPr>
-          <w:lang w:val="zh_TW" w:bidi="zh_TW"/>
-        </w:rPr>
-        <w:t>）。牧羊人也會彈奏它（</w:t>
-      </w:r>
-      <w:hyperlink r:id="rId23">
-        <w:r>
-          <w:rPr>
-            <w:lang w:val="zh_TW" w:bidi="zh_TW"/>
-          </w:rPr>
-          <w:rPr>
-            <w:color w:val="0000EE"/>
-            <w:u w:val="single"/>
-          </w:rPr>
-          <w:t>撒上16:16</w:t>
-        </w:r>
-      </w:hyperlink>
-      <w:r>
-        <w:rPr>
-          <w:lang w:val="zh_TW" w:bidi="zh_TW"/>
-        </w:rPr>
-        <w:t>）。</w:t>
-      </w:r>
-    </w:p>
-    <w:p>
-      <w:pPr>
-        <w:pStyle w:val="Heading4"/>
-      </w:pPr>
-      <w:r>
-        <w:rPr>
-          <w:lang w:val="zh_TW" w:bidi="zh_TW"/>
-        </w:rPr>
-        <w:t>內伯（Nebel）</w:t>
-      </w:r>
-    </w:p>
-    <w:p>
-      <w:pPr/>
-      <w:r>
-        <w:rPr>
-          <w:lang w:val="zh_TW" w:bidi="zh_TW"/>
-        </w:rPr>
-      </w:r>
-      <w:r>
-        <w:rPr>
-          <w:lang w:val="zh_TW" w:bidi="zh_TW"/>
-        </w:rPr>
-        <w:t>在聖經中出現了27次。希伯來文中的內伯一詞意為「皮」或「皮瓶」。這可能是因為這種樂器的形狀像瓶子，底部圓而寬，能發出聲音。它是豎琴的一種（</w:t>
-      </w:r>
-      <w:r>
-        <w:rPr>
-          <w:lang w:val="zh_TW" w:bidi="zh_TW"/>
-        </w:rPr>
-        <w:t>和合本譯為「瑟」，</w:t>
-      </w:r>
-      <w:hyperlink r:id="rId21">
-        <w:r>
-          <w:rPr>
-            <w:lang w:val="zh_TW" w:bidi="zh_TW"/>
-          </w:rPr>
-          <w:rPr>
-            <w:color w:val="0000EE"/>
-            <w:u w:val="single"/>
-          </w:rPr>
-          <w:t>撒下6:5</w:t>
-        </w:r>
-      </w:hyperlink>
-      <w:r>
-        <w:rPr>
-          <w:lang w:val="zh_TW" w:bidi="zh_TW"/>
-        </w:rPr>
-        <w:t>；</w:t>
-      </w:r>
-      <w:hyperlink r:id="rId24">
-        <w:r>
-          <w:rPr>
-            <w:lang w:val="zh_TW" w:bidi="zh_TW"/>
-          </w:rPr>
-          <w:rPr>
-            <w:color w:val="0000EE"/>
-            <w:u w:val="single"/>
-          </w:rPr>
-          <w:t>王上10:12</w:t>
-        </w:r>
-      </w:hyperlink>
-      <w:r>
-        <w:rPr>
-          <w:lang w:val="zh_TW" w:bidi="zh_TW"/>
-        </w:rPr>
-        <w:t>；</w:t>
-      </w:r>
-      <w:hyperlink r:id="rId25">
-        <w:r>
-          <w:rPr>
-            <w:lang w:val="zh_TW" w:bidi="zh_TW"/>
-          </w:rPr>
-          <w:rPr>
-            <w:color w:val="0000EE"/>
-            <w:u w:val="single"/>
-          </w:rPr>
-          <w:t>尼12:27</w:t>
-        </w:r>
-      </w:hyperlink>
-      <w:r>
-        <w:rPr>
-          <w:lang w:val="zh_TW" w:bidi="zh_TW"/>
-        </w:rPr>
-        <w:t>；</w:t>
-      </w:r>
-      <w:hyperlink r:id="rId26">
-        <w:r>
-          <w:rPr>
-            <w:lang w:val="zh_TW" w:bidi="zh_TW"/>
-          </w:rPr>
-          <w:rPr>
-            <w:color w:val="0000EE"/>
-            <w:u w:val="single"/>
-          </w:rPr>
-          <w:t>詩57:8</w:t>
-        </w:r>
-      </w:hyperlink>
-      <w:r>
-        <w:rPr>
-          <w:lang w:val="zh_TW" w:bidi="zh_TW"/>
-        </w:rPr>
-        <w:t>；</w:t>
-      </w:r>
-      <w:hyperlink r:id="rId27">
-        <w:r>
-          <w:rPr>
-            <w:lang w:val="zh_TW" w:bidi="zh_TW"/>
-          </w:rPr>
-          <w:rPr>
-            <w:color w:val="0000EE"/>
-            <w:u w:val="single"/>
-          </w:rPr>
-          <w:t>摩5:23</w:t>
-        </w:r>
-      </w:hyperlink>
-      <w:r>
-        <w:rPr>
-          <w:lang w:val="zh_TW" w:bidi="zh_TW"/>
-        </w:rPr>
-        <w:t>），可能與埃及的豎琴相似，演奏方式可能為徒手彈奏。內伯比基諾爾更大、聲音更響亮。</w:t>
-      </w:r>
-    </w:p>
-    <w:p>
-      <w:pPr/>
-      <w:r>
-        <w:rPr>
-          <w:lang w:val="zh_TW" w:bidi="zh_TW"/>
-        </w:rPr>
-      </w:r>
-      <w:r>
-        <w:rPr>
-          <w:lang w:val="zh_TW" w:bidi="zh_TW"/>
-        </w:rPr>
-        <w:t>現代英文聖經通常將內伯翻譯為「豎琴」。有英文譯本則使用「薩泰里琴」（psaltery）或「維奧爾琴」（viol）（兩者都是弦樂器的古老名稱）。</w:t>
-      </w:r>
-    </w:p>
-    <w:p>
-      <w:pPr>
-        <w:pStyle w:val="Heading4"/>
-      </w:pPr>
-      <w:r>
-        <w:rPr>
-          <w:lang w:val="zh_TW" w:bidi="zh_TW"/>
-        </w:rPr>
-        <w:t>普桑特林（Psantrin）</w:t>
-      </w:r>
-    </w:p>
-    <w:p>
-      <w:pPr/>
-      <w:r>
-        <w:rPr>
-          <w:lang w:val="zh_TW" w:bidi="zh_TW"/>
-        </w:rPr>
-      </w:r>
-      <w:r>
-        <w:rPr>
-          <w:lang w:val="zh_TW" w:bidi="zh_TW"/>
-        </w:rPr>
-        <w:t>普桑特林（也稱為pesanterin）是來自希臘的樂器。曾在尼布甲尼撒王的樂隊中演奏（</w:t>
-      </w:r>
-      <w:hyperlink r:id="rId28">
-        <w:r>
-          <w:rPr>
-            <w:lang w:val="zh_TW" w:bidi="zh_TW"/>
-          </w:rPr>
-          <w:rPr>
-            <w:color w:val="0000EE"/>
-            <w:u w:val="single"/>
-          </w:rPr>
-          <w:t>但3:5–15</w:t>
-        </w:r>
-      </w:hyperlink>
-      <w:r>
-        <w:rPr>
-          <w:lang w:val="zh_TW" w:bidi="zh_TW"/>
-        </w:rPr>
-        <w:t>）。它可能類似於揚琴（dulcimer，一種以小槌敲擊琴弦的弦樂器）。</w:t>
-      </w:r>
-    </w:p>
-    <w:p>
-      <w:pPr>
-        <w:pStyle w:val="Heading4"/>
-      </w:pPr>
-      <w:r>
-        <w:rPr>
-          <w:lang w:val="zh_TW" w:bidi="zh_TW"/>
-        </w:rPr>
-        <w:t>撒布查（Sabcha）</w:t>
-      </w:r>
-    </w:p>
-    <w:p>
-      <w:pPr/>
-      <w:r>
-        <w:rPr>
-          <w:lang w:val="zh_TW" w:bidi="zh_TW"/>
-        </w:rPr>
-      </w:r>
-      <w:r>
-        <w:rPr>
-          <w:lang w:val="zh_TW" w:bidi="zh_TW"/>
-        </w:rPr>
-        <w:t>撒布查（也稱為sabbeka）是一種弦樂器，曾在巴比倫的王宮中演奏（</w:t>
-      </w:r>
-      <w:hyperlink r:id="rId28">
-        <w:r>
-          <w:rPr>
-            <w:lang w:val="zh_TW" w:bidi="zh_TW"/>
-          </w:rPr>
-          <w:rPr>
-            <w:color w:val="0000EE"/>
-            <w:u w:val="single"/>
-          </w:rPr>
-          <w:t>但3:5–15</w:t>
-        </w:r>
-      </w:hyperlink>
-      <w:r>
-        <w:rPr>
-          <w:lang w:val="zh_TW" w:bidi="zh_TW"/>
-        </w:rPr>
-        <w:t>）。希臘人稱之為桑比刻（sambyke），而羅馬人則稱之為桑布卡（sambuca）。其形狀像三角形，有四條弦，音色高亢尖銳。有英文譯本稱之為「薩克布特」（sackbut）。</w:t>
-      </w:r>
-    </w:p>
-    <w:p>
-      <w:pPr>
-        <w:pStyle w:val="Heading3"/>
-      </w:pPr>
-      <w:r>
-        <w:rPr>
-          <w:lang w:val="zh_TW" w:bidi="zh_TW"/>
-        </w:rPr>
-        <w:t>管樂器</w:t>
-      </w:r>
-    </w:p>
-    <w:p>
-      <w:pPr/>
-      <w:r>
-        <w:rPr>
-          <w:lang w:val="zh_TW" w:bidi="zh_TW"/>
-        </w:rPr>
-      </w:r>
-      <w:r>
-        <w:rPr>
-          <w:lang w:val="zh_TW" w:bidi="zh_TW"/>
-        </w:rPr>
-        <w:t>吹奏樂器（人們通過吹氣來產生音樂的樂器）可以分為兩類：管樂器和號角樂器。</w:t>
-      </w:r>
-    </w:p>
-    <w:p>
-      <w:pPr>
-        <w:pStyle w:val="Heading4"/>
-      </w:pPr>
-      <w:r>
-        <w:rPr>
-          <w:lang w:val="zh_TW" w:bidi="zh_TW"/>
-        </w:rPr>
-        <w:t>哈利勒（Halil）</w:t>
-      </w:r>
-    </w:p>
-    <w:p>
-      <w:pPr/>
-      <w:r>
-        <w:rPr>
-          <w:lang w:val="zh_TW" w:bidi="zh_TW"/>
-        </w:rPr>
-      </w:r>
-      <w:r>
-        <w:rPr>
-          <w:lang w:val="zh_TW" w:bidi="zh_TW"/>
-        </w:rPr>
-        <w:t>哈利勒是一種管樂器，在聖經中出現了六次，聖經時代之後的猶太作家也曾提到這種樂器。哈利勒類似於希臘的奧羅斯（aulos，一種像現代雙簧管的古代樂器）。許多聖經翻譯將其稱為「笛或簫」（</w:t>
-      </w:r>
-      <w:hyperlink r:id="rId29">
-        <w:r>
-          <w:rPr>
-            <w:lang w:val="zh_TW" w:bidi="zh_TW"/>
-          </w:rPr>
-          <w:rPr>
-            <w:color w:val="0000EE"/>
-            <w:u w:val="single"/>
-          </w:rPr>
-          <w:t>太9:23</w:t>
-        </w:r>
-      </w:hyperlink>
-      <w:r>
-        <w:rPr>
-          <w:lang w:val="zh_TW" w:bidi="zh_TW"/>
-        </w:rPr>
-        <w:t>；</w:t>
-      </w:r>
-      <w:hyperlink r:id="rId30">
-        <w:r>
-          <w:rPr>
-            <w:lang w:val="zh_TW" w:bidi="zh_TW"/>
-          </w:rPr>
-          <w:rPr>
-            <w:color w:val="0000EE"/>
-            <w:u w:val="single"/>
-          </w:rPr>
-          <w:t>林前14:7</w:t>
-        </w:r>
-      </w:hyperlink>
-      <w:r>
-        <w:rPr>
-          <w:lang w:val="zh_TW" w:bidi="zh_TW"/>
-        </w:rPr>
-        <w:t>；</w:t>
-      </w:r>
-      <w:hyperlink r:id="rId31">
-        <w:r>
-          <w:rPr>
-            <w:lang w:val="zh_TW" w:bidi="zh_TW"/>
-          </w:rPr>
-          <w:rPr>
-            <w:color w:val="0000EE"/>
-            <w:u w:val="single"/>
-          </w:rPr>
-          <w:t>啟18:22</w:t>
-        </w:r>
-      </w:hyperlink>
-      <w:r>
-        <w:rPr>
-          <w:lang w:val="zh_TW" w:bidi="zh_TW"/>
-        </w:rPr>
-        <w:t>）。早期的版本多以蘆葦等中空植物製作，吹口由兩片簧片組成，音色可能高亢且響亮。</w:t>
-      </w:r>
-    </w:p>
-    <w:p>
-      <w:pPr/>
-      <w:r>
-        <w:rPr>
-          <w:lang w:val="zh_TW" w:bidi="zh_TW"/>
-        </w:rPr>
-      </w:r>
-      <w:r>
-        <w:rPr>
-          <w:lang w:val="zh_TW" w:bidi="zh_TW"/>
-        </w:rPr>
-        <w:t>人們在不同場合演奏哈利勒：</w:t>
-      </w:r>
-    </w:p>
-    <w:p>
-      <w:pPr>
-        <w:pStyle w:val="ListBullet"/>
-        <w:spacing w:line="240" w:lineRule="auto"/>
-        <w:ind w:left="720"/>
-      </w:pPr>
-      <w:r>
-        <w:rPr>
-          <w:lang w:val="zh_TW" w:bidi="zh_TW"/>
-        </w:rPr>
-      </w:r>
-      <w:r>
-        <w:rPr>
-          <w:lang w:val="zh_TW" w:bidi="zh_TW"/>
-        </w:rPr>
-        <w:t>在快樂的活動上，例如節期（</w:t>
-      </w:r>
-      <w:hyperlink r:id="rId22">
-        <w:r>
-          <w:rPr>
-            <w:lang w:val="zh_TW" w:bidi="zh_TW"/>
-          </w:rPr>
-          <w:rPr>
-            <w:color w:val="0000EE"/>
-            <w:u w:val="single"/>
-          </w:rPr>
-          <w:t>賽5:12</w:t>
-        </w:r>
-      </w:hyperlink>
-      <w:r>
-        <w:rPr>
-          <w:lang w:val="zh_TW" w:bidi="zh_TW"/>
-        </w:rPr>
-        <w:t>）。</w:t>
-      </w:r>
-    </w:p>
-    <w:p>
-      <w:pPr>
-        <w:pStyle w:val="ListBullet"/>
-        <w:spacing w:line="240" w:lineRule="auto"/>
-        <w:ind w:left="720"/>
-      </w:pPr>
-      <w:r>
-        <w:rPr>
-          <w:lang w:val="zh_TW" w:bidi="zh_TW"/>
-        </w:rPr>
-      </w:r>
-      <w:r>
-        <w:rPr>
-          <w:lang w:val="zh_TW" w:bidi="zh_TW"/>
-        </w:rPr>
-        <w:t>當先知被神的靈充滿時（</w:t>
-      </w:r>
-      <w:hyperlink r:id="rId20">
-        <w:r>
-          <w:rPr>
-            <w:lang w:val="zh_TW" w:bidi="zh_TW"/>
-          </w:rPr>
-          <w:rPr>
-            <w:color w:val="0000EE"/>
-            <w:u w:val="single"/>
-          </w:rPr>
-          <w:t>撒上10:5</w:t>
-        </w:r>
-      </w:hyperlink>
-      <w:r>
-        <w:rPr>
-          <w:lang w:val="zh_TW" w:bidi="zh_TW"/>
-        </w:rPr>
-        <w:t>）。</w:t>
-      </w:r>
-    </w:p>
-    <w:p>
-      <w:pPr>
-        <w:pStyle w:val="ListBullet"/>
-        <w:spacing w:line="240" w:lineRule="auto"/>
-        <w:ind w:left="720"/>
-      </w:pPr>
-      <w:r>
-        <w:rPr>
-          <w:lang w:val="zh_TW" w:bidi="zh_TW"/>
-        </w:rPr>
-      </w:r>
-      <w:r>
-        <w:rPr>
-          <w:lang w:val="zh_TW" w:bidi="zh_TW"/>
-        </w:rPr>
-        <w:t>在悲傷和哀悼時（</w:t>
-      </w:r>
-      <w:hyperlink r:id="rId32">
-        <w:r>
-          <w:rPr>
-            <w:lang w:val="zh_TW" w:bidi="zh_TW"/>
-          </w:rPr>
-          <w:rPr>
-            <w:color w:val="0000EE"/>
-            <w:u w:val="single"/>
-          </w:rPr>
-          <w:t>耶48:36</w:t>
-        </w:r>
-      </w:hyperlink>
-      <w:r>
-        <w:rPr>
-          <w:lang w:val="zh_TW" w:bidi="zh_TW"/>
-        </w:rPr>
-        <w:t>）。</w:t>
-      </w:r>
-    </w:p>
-    <w:p>
-      <w:pPr>
-        <w:pStyle w:val="Heading4"/>
-      </w:pPr>
-      <w:r>
-        <w:rPr>
-          <w:lang w:val="zh_TW" w:bidi="zh_TW"/>
-        </w:rPr>
-        <w:t>哈瑣茲羅特（Hatzotzrot）</w:t>
-      </w:r>
-    </w:p>
-    <w:p>
-      <w:pPr/>
-      <w:r>
-        <w:rPr>
-          <w:lang w:val="zh_TW" w:bidi="zh_TW"/>
-        </w:rPr>
-      </w:r>
-      <w:r>
-        <w:rPr>
-          <w:lang w:val="zh_TW" w:bidi="zh_TW"/>
-        </w:rPr>
-        <w:t>哈瑣茲羅特是古代使用的號角。我們對這種樂器的了解比其它希伯來樂器更多，因為我們可以看到它的圖案。當羅馬人攻陷耶路撒冷時，他們從聖殿帶走兩個這樣的號角。他們在羅馬為領袖提多建造的凱旋門上，雕刻了這些號角的圖案。</w:t>
-      </w:r>
-    </w:p>
-    <w:p>
-      <w:pPr/>
-      <w:r>
-        <w:rPr>
-          <w:lang w:val="zh_TW" w:bidi="zh_TW"/>
-        </w:rPr>
-      </w:r>
-      <w:r>
-        <w:rPr>
-          <w:lang w:val="zh_TW" w:bidi="zh_TW"/>
-        </w:rPr>
-        <w:t>哈瑣茲羅特約為0.9公尺（一碼）長，形狀窄長，末端有寬口。人們用銀或金製作這些號角。這種設計可能源自埃及號角。類似的樂器也在亞述、赫梯帝國和希臘使用。</w:t>
-      </w:r>
-    </w:p>
-    <w:p>
-      <w:pPr/>
-      <w:r>
-        <w:rPr>
-          <w:lang w:val="zh_TW" w:bidi="zh_TW"/>
-        </w:rPr>
-      </w:r>
-      <w:r>
-        <w:rPr>
-          <w:lang w:val="zh_TW" w:bidi="zh_TW"/>
-        </w:rPr>
-        <w:t>神吩咐摩西製作兩個銀號角（</w:t>
-      </w:r>
-      <w:hyperlink r:id="rId33">
-        <w:r>
-          <w:rPr>
-            <w:lang w:val="zh_TW" w:bidi="zh_TW"/>
-          </w:rPr>
-          <w:rPr>
-            <w:color w:val="0000EE"/>
-            <w:u w:val="single"/>
-          </w:rPr>
-          <w:t>民10:2</w:t>
-        </w:r>
-      </w:hyperlink>
-      <w:r>
-        <w:rPr>
-          <w:lang w:val="zh_TW" w:bidi="zh_TW"/>
-        </w:rPr>
-        <w:t>），只有亞倫的後代（第一位大祭司）可以吹奏這些樂器。這些古代號角是我們現在稱為報信號角的早期版本。</w:t>
-      </w:r>
-    </w:p>
-    <w:p>
-      <w:pPr/>
-      <w:r>
-        <w:rPr>
-          <w:lang w:val="zh_TW" w:bidi="zh_TW"/>
-        </w:rPr>
-      </w:r>
-      <w:r>
-        <w:rPr>
-          <w:lang w:val="zh_TW" w:bidi="zh_TW"/>
-        </w:rPr>
-        <w:t>聖經說這些號角使人記念神（</w:t>
-      </w:r>
-      <w:hyperlink r:id="rId34">
-        <w:r>
-          <w:rPr>
-            <w:lang w:val="zh_TW" w:bidi="zh_TW"/>
-          </w:rPr>
-          <w:rPr>
-            <w:color w:val="0000EE"/>
-            <w:u w:val="single"/>
-          </w:rPr>
-          <w:t>民10:10</w:t>
-        </w:r>
-      </w:hyperlink>
-      <w:r>
-        <w:rPr>
-          <w:lang w:val="zh_TW" w:bidi="zh_TW"/>
-        </w:rPr>
-        <w:t>）。人們用來：</w:t>
-      </w:r>
-    </w:p>
-    <w:p>
-      <w:pPr>
-        <w:pStyle w:val="ListBullet"/>
-        <w:spacing w:line="240" w:lineRule="auto"/>
-        <w:ind w:left="720"/>
-      </w:pPr>
-      <w:r>
-        <w:rPr>
-          <w:lang w:val="zh_TW" w:bidi="zh_TW"/>
-        </w:rPr>
-      </w:r>
-      <w:r>
-        <w:rPr>
-          <w:lang w:val="zh_TW" w:bidi="zh_TW"/>
-        </w:rPr>
-        <w:t>召集會眾到會幕聚集</w:t>
-      </w:r>
-    </w:p>
-    <w:p>
-      <w:pPr>
-        <w:pStyle w:val="ListBullet"/>
-        <w:spacing w:line="240" w:lineRule="auto"/>
-        <w:ind w:left="720"/>
-      </w:pPr>
-      <w:r>
-        <w:rPr>
-          <w:lang w:val="zh_TW" w:bidi="zh_TW"/>
-        </w:rPr>
-      </w:r>
-      <w:r>
-        <w:rPr>
-          <w:lang w:val="zh_TW" w:bidi="zh_TW"/>
-        </w:rPr>
-        <w:t>發出警告</w:t>
-      </w:r>
-    </w:p>
-    <w:p>
-      <w:pPr>
-        <w:pStyle w:val="ListBullet"/>
-        <w:spacing w:line="240" w:lineRule="auto"/>
-        <w:ind w:left="720"/>
-      </w:pPr>
-      <w:r>
-        <w:rPr>
-          <w:lang w:val="zh_TW" w:bidi="zh_TW"/>
-        </w:rPr>
-      </w:r>
-      <w:r>
-        <w:rPr>
-          <w:lang w:val="zh_TW" w:bidi="zh_TW"/>
-        </w:rPr>
-        <w:t>指示營隊前行</w:t>
-      </w:r>
-    </w:p>
-    <w:p>
-      <w:pPr>
-        <w:pStyle w:val="ListBullet"/>
-        <w:spacing w:line="240" w:lineRule="auto"/>
-        <w:ind w:left="720"/>
-      </w:pPr>
-      <w:r>
-        <w:rPr>
-          <w:lang w:val="zh_TW" w:bidi="zh_TW"/>
-        </w:rPr>
-      </w:r>
-      <w:r>
-        <w:rPr>
-          <w:lang w:val="zh_TW" w:bidi="zh_TW"/>
-        </w:rPr>
-        <w:t>發出戰鬥開始的信號</w:t>
-      </w:r>
-    </w:p>
-    <w:p>
-      <w:pPr/>
-      <w:r>
-        <w:rPr>
-          <w:lang w:val="zh_TW" w:bidi="zh_TW"/>
-        </w:rPr>
-      </w:r>
-      <w:r>
-        <w:rPr>
-          <w:lang w:val="zh_TW" w:bidi="zh_TW"/>
-        </w:rPr>
-        <w:t>哈瑣茲羅特在聖殿崇拜中變得非常重要。在每日的聖殿儀式中至少會使用兩個號角。在特殊的宗教慶典中，他們可能會使用更多的號角（</w:t>
-      </w:r>
-      <w:hyperlink r:id="rId35">
-        <w:r>
-          <w:rPr>
-            <w:lang w:val="zh_TW" w:bidi="zh_TW"/>
-          </w:rPr>
-          <w:rPr>
-            <w:color w:val="0000EE"/>
-            <w:u w:val="single"/>
-          </w:rPr>
-          <w:t>代上15:28</w:t>
-        </w:r>
-      </w:hyperlink>
-      <w:r>
-        <w:rPr>
-          <w:lang w:val="zh_TW" w:bidi="zh_TW"/>
-        </w:rPr>
-        <w:t>；</w:t>
-      </w:r>
-      <w:hyperlink r:id="rId36">
-        <w:r>
-          <w:rPr>
-            <w:lang w:val="zh_TW" w:bidi="zh_TW"/>
-          </w:rPr>
-          <w:rPr>
-            <w:color w:val="0000EE"/>
-            <w:u w:val="single"/>
-          </w:rPr>
-          <w:t>代下15:14</w:t>
-        </w:r>
-      </w:hyperlink>
-      <w:r>
-        <w:rPr>
-          <w:lang w:val="zh_TW" w:bidi="zh_TW"/>
-        </w:rPr>
-        <w:t>；</w:t>
-      </w:r>
-      <w:hyperlink r:id="rId37">
-        <w:r>
-          <w:rPr>
-            <w:lang w:val="zh_TW" w:bidi="zh_TW"/>
-          </w:rPr>
-          <w:rPr>
-            <w:color w:val="0000EE"/>
-            <w:u w:val="single"/>
-          </w:rPr>
-          <w:t>詩98:6</w:t>
-        </w:r>
-      </w:hyperlink>
-      <w:r>
-        <w:rPr>
-          <w:lang w:val="zh_TW" w:bidi="zh_TW"/>
-        </w:rPr>
-        <w:t>；</w:t>
-      </w:r>
-      <w:hyperlink r:id="rId28">
-        <w:r>
-          <w:rPr>
-            <w:lang w:val="zh_TW" w:bidi="zh_TW"/>
-          </w:rPr>
-          <w:rPr>
-            <w:color w:val="0000EE"/>
-            <w:u w:val="single"/>
-          </w:rPr>
-          <w:t>但3:5–15</w:t>
-        </w:r>
-      </w:hyperlink>
-      <w:r>
-        <w:rPr>
-          <w:lang w:val="zh_TW" w:bidi="zh_TW"/>
-        </w:rPr>
-        <w:t>；</w:t>
-      </w:r>
-      <w:hyperlink r:id="rId38">
-        <w:r>
-          <w:rPr>
-            <w:lang w:val="zh_TW" w:bidi="zh_TW"/>
-          </w:rPr>
-          <w:rPr>
-            <w:color w:val="0000EE"/>
-            <w:u w:val="single"/>
-          </w:rPr>
-          <w:t>何5:8</w:t>
-        </w:r>
-      </w:hyperlink>
-      <w:r>
-        <w:rPr>
-          <w:lang w:val="zh_TW" w:bidi="zh_TW"/>
-        </w:rPr>
-        <w:t>）。</w:t>
-      </w:r>
-    </w:p>
-    <w:p>
-      <w:pPr>
-        <w:pStyle w:val="Heading4"/>
-      </w:pPr>
-      <w:r>
-        <w:rPr>
-          <w:lang w:val="zh_TW" w:bidi="zh_TW"/>
-        </w:rPr>
-        <w:t>瑪什羅奇他（Mashroqita）</w:t>
-      </w:r>
-    </w:p>
-    <w:p>
-      <w:pPr/>
-      <w:r>
-        <w:rPr>
-          <w:lang w:val="zh_TW" w:bidi="zh_TW"/>
-        </w:rPr>
-      </w:r>
-      <w:r>
-        <w:rPr>
-          <w:lang w:val="zh_TW" w:bidi="zh_TW"/>
-        </w:rPr>
-        <w:t>瑪什羅奇他這種樂器，曾在尼布甲尼撒王的宮殿中演奏 （</w:t>
-      </w:r>
-      <w:hyperlink r:id="rId17">
-        <w:r>
-          <w:rPr>
-            <w:lang w:val="zh_TW" w:bidi="zh_TW"/>
-          </w:rPr>
-          <w:rPr>
-            <w:color w:val="0000EE"/>
-            <w:u w:val="single"/>
-          </w:rPr>
-          <w:t>但3:5</w:t>
-        </w:r>
-      </w:hyperlink>
-      <w:r>
-        <w:rPr>
-          <w:lang w:val="zh_TW" w:bidi="zh_TW"/>
-        </w:rPr>
-        <w:t>、</w:t>
-      </w:r>
-      <w:hyperlink r:id="rId17">
-        <w:r>
-          <w:rPr>
-            <w:lang w:val="zh_TW" w:bidi="zh_TW"/>
-          </w:rPr>
-          <w:rPr>
-            <w:color w:val="0000EE"/>
-            <w:u w:val="single"/>
-          </w:rPr>
-          <w:t>7</w:t>
-        </w:r>
-      </w:hyperlink>
-      <w:r>
-        <w:rPr>
-          <w:lang w:val="zh_TW" w:bidi="zh_TW"/>
-        </w:rPr>
-        <w:t>、</w:t>
-      </w:r>
-      <w:hyperlink r:id="rId17">
-        <w:r>
-          <w:rPr>
-            <w:lang w:val="zh_TW" w:bidi="zh_TW"/>
-          </w:rPr>
-          <w:rPr>
-            <w:color w:val="0000EE"/>
-            <w:u w:val="single"/>
-          </w:rPr>
-          <w:t>10</w:t>
-        </w:r>
-      </w:hyperlink>
-      <w:r>
-        <w:rPr>
-          <w:lang w:val="zh_TW" w:bidi="zh_TW"/>
-        </w:rPr>
-        <w:t>、</w:t>
-      </w:r>
-      <w:hyperlink r:id="rId17">
-        <w:r>
-          <w:rPr>
-            <w:lang w:val="zh_TW" w:bidi="zh_TW"/>
-          </w:rPr>
-          <w:rPr>
-            <w:color w:val="0000EE"/>
-            <w:u w:val="single"/>
-          </w:rPr>
-          <w:t>15</w:t>
-        </w:r>
-      </w:hyperlink>
-      <w:r>
-        <w:rPr>
-          <w:lang w:val="zh_TW" w:bidi="zh_TW"/>
-        </w:rPr>
-        <w:t>）。學者認為它類似於希臘潘神的蘆笛（syrinx），由不同長度的中空管組合而成，吹向頂端即可發出不同音高。</w:t>
-      </w:r>
-    </w:p>
-    <w:p>
-      <w:pPr>
-        <w:pStyle w:val="Heading4"/>
-      </w:pPr>
-      <w:r>
-        <w:rPr>
-          <w:lang w:val="zh_TW" w:bidi="zh_TW"/>
-        </w:rPr>
-        <w:t>朔法爾（Shophar）</w:t>
-      </w:r>
-    </w:p>
-    <w:p>
-      <w:pPr/>
-      <w:r>
-        <w:rPr>
-          <w:lang w:val="zh_TW" w:bidi="zh_TW"/>
-        </w:rPr>
-      </w:r>
-      <w:r>
-        <w:rPr>
-          <w:lang w:val="zh_TW" w:bidi="zh_TW"/>
-        </w:rPr>
-        <w:t>朔法爾是一種號角樂器（類似小號），在古代以色列被使用。今日猶太宗教儀式仍使用。聖經提及這種樂器72次，是最常提到的希伯來樂器。</w:t>
-      </w:r>
-    </w:p>
-    <w:p>
-      <w:pPr/>
-      <w:r>
-        <w:rPr>
-          <w:lang w:val="zh_TW" w:bidi="zh_TW"/>
-        </w:rPr>
-      </w:r>
-      <w:r>
-        <w:rPr>
-          <w:lang w:val="zh_TW" w:bidi="zh_TW"/>
-        </w:rPr>
-        <w:t>早期的朔法爾像公羊的角一樣彎曲，後來的版本較直，在角的寬端附近有一個彎曲。朔法爾只能發出兩到三種不同的聲音。由於這種有限的音域，有些人不認為它是真正的樂器，人們主要用它來傳遞信號和信息。</w:t>
-      </w:r>
-    </w:p>
-    <w:p>
-      <w:pPr/>
-      <w:r>
-        <w:rPr>
-          <w:lang w:val="zh_TW" w:bidi="zh_TW"/>
-        </w:rPr>
-      </w:r>
-      <w:r>
-        <w:rPr>
-          <w:lang w:val="zh_TW" w:bidi="zh_TW"/>
-        </w:rPr>
-        <w:t>人們在許多宗教儀式中使用朔法爾，包括：</w:t>
-      </w:r>
-    </w:p>
-    <w:p>
-      <w:pPr>
-        <w:pStyle w:val="ListBullet"/>
-        <w:spacing w:line="240" w:lineRule="auto"/>
-        <w:ind w:left="720"/>
-      </w:pPr>
-      <w:r>
-        <w:rPr>
-          <w:lang w:val="zh_TW" w:bidi="zh_TW"/>
-        </w:rPr>
-      </w:r>
-      <w:r>
-        <w:rPr>
-          <w:lang w:val="zh_TW" w:bidi="zh_TW"/>
-        </w:rPr>
-        <w:t>搬運約櫃時（</w:t>
-      </w:r>
-      <w:hyperlink r:id="rId39">
-        <w:r>
-          <w:rPr>
-            <w:lang w:val="zh_TW" w:bidi="zh_TW"/>
-          </w:rPr>
-          <w:rPr>
-            <w:color w:val="0000EE"/>
-            <w:u w:val="single"/>
-          </w:rPr>
-          <w:t>撒下6:15</w:t>
-        </w:r>
-      </w:hyperlink>
-      <w:r>
-        <w:rPr>
-          <w:lang w:val="zh_TW" w:bidi="zh_TW"/>
-        </w:rPr>
-        <w:t>；</w:t>
-      </w:r>
-      <w:hyperlink r:id="rId35">
-        <w:r>
-          <w:rPr>
-            <w:lang w:val="zh_TW" w:bidi="zh_TW"/>
-          </w:rPr>
-          <w:rPr>
-            <w:color w:val="0000EE"/>
-            <w:u w:val="single"/>
-          </w:rPr>
-          <w:t>代上15:28</w:t>
-        </w:r>
-      </w:hyperlink>
-      <w:r>
-        <w:rPr>
-          <w:lang w:val="zh_TW" w:bidi="zh_TW"/>
-        </w:rPr>
-        <w:t>）</w:t>
-      </w:r>
-    </w:p>
-    <w:p>
-      <w:pPr>
-        <w:pStyle w:val="ListBullet"/>
-        <w:spacing w:line="240" w:lineRule="auto"/>
-        <w:ind w:left="720"/>
-      </w:pPr>
-      <w:r>
-        <w:rPr>
-          <w:lang w:val="zh_TW" w:bidi="zh_TW"/>
-        </w:rPr>
-      </w:r>
-      <w:r>
-        <w:rPr>
-          <w:lang w:val="zh_TW" w:bidi="zh_TW"/>
-        </w:rPr>
-        <w:t>亞撒王更新神與子民之間的協議時（</w:t>
-      </w:r>
-      <w:hyperlink r:id="rId36">
-        <w:r>
-          <w:rPr>
-            <w:lang w:val="zh_TW" w:bidi="zh_TW"/>
-          </w:rPr>
-          <w:rPr>
-            <w:color w:val="0000EE"/>
-            <w:u w:val="single"/>
-          </w:rPr>
-          <w:t>代下15:14</w:t>
-        </w:r>
-      </w:hyperlink>
-      <w:r>
-        <w:rPr>
-          <w:lang w:val="zh_TW" w:bidi="zh_TW"/>
-        </w:rPr>
-        <w:t>）</w:t>
-      </w:r>
-    </w:p>
-    <w:p>
-      <w:pPr>
-        <w:pStyle w:val="ListBullet"/>
-        <w:spacing w:line="240" w:lineRule="auto"/>
-        <w:ind w:left="720"/>
-      </w:pPr>
-      <w:r>
-        <w:rPr>
-          <w:lang w:val="zh_TW" w:bidi="zh_TW"/>
-        </w:rPr>
-      </w:r>
-      <w:r>
-        <w:rPr>
-          <w:lang w:val="zh_TW" w:bidi="zh_TW"/>
-        </w:rPr>
-        <w:t>人們感謝神時（</w:t>
-      </w:r>
-      <w:hyperlink r:id="rId37">
-        <w:r>
-          <w:rPr>
-            <w:lang w:val="zh_TW" w:bidi="zh_TW"/>
-          </w:rPr>
-          <w:rPr>
-            <w:color w:val="0000EE"/>
-            <w:u w:val="single"/>
-          </w:rPr>
-          <w:t>詩98:6</w:t>
-        </w:r>
-      </w:hyperlink>
-      <w:r>
-        <w:rPr>
-          <w:lang w:val="zh_TW" w:bidi="zh_TW"/>
-        </w:rPr>
-        <w:t>，</w:t>
-      </w:r>
-      <w:hyperlink r:id="rId40">
-        <w:r>
-          <w:rPr>
-            <w:lang w:val="zh_TW" w:bidi="zh_TW"/>
-          </w:rPr>
-          <w:rPr>
-            <w:color w:val="0000EE"/>
-            <w:u w:val="single"/>
-          </w:rPr>
-          <w:t>150:3</w:t>
-        </w:r>
-      </w:hyperlink>
-      <w:r>
-        <w:rPr>
-          <w:lang w:val="zh_TW" w:bidi="zh_TW"/>
-        </w:rPr>
-        <w:t>）</w:t>
-      </w:r>
-    </w:p>
-    <w:p>
-      <w:pPr>
-        <w:pStyle w:val="ListBullet"/>
-        <w:spacing w:line="240" w:lineRule="auto"/>
-        <w:ind w:left="720"/>
-      </w:pPr>
-      <w:r>
-        <w:rPr>
-          <w:lang w:val="zh_TW" w:bidi="zh_TW"/>
-        </w:rPr>
-      </w:r>
-      <w:r>
-        <w:rPr>
-          <w:lang w:val="zh_TW" w:bidi="zh_TW"/>
-        </w:rPr>
-        <w:t>每個新月開始時</w:t>
-      </w:r>
-    </w:p>
-    <w:p>
-      <w:pPr>
-        <w:pStyle w:val="ListBullet"/>
-        <w:spacing w:line="240" w:lineRule="auto"/>
-        <w:ind w:left="720"/>
-      </w:pPr>
-      <w:r>
-        <w:rPr>
-          <w:lang w:val="zh_TW" w:bidi="zh_TW"/>
-        </w:rPr>
-      </w:r>
-      <w:r>
-        <w:rPr>
-          <w:lang w:val="zh_TW" w:bidi="zh_TW"/>
-        </w:rPr>
-        <w:t>禧年開始時（每50年一次的特殊年份）</w:t>
-      </w:r>
-    </w:p>
-    <w:p>
-      <w:pPr/>
-      <w:r>
-        <w:rPr>
-          <w:lang w:val="zh_TW" w:bidi="zh_TW"/>
-        </w:rPr>
-      </w:r>
-      <w:r>
-        <w:rPr>
-          <w:lang w:val="zh_TW" w:bidi="zh_TW"/>
-        </w:rPr>
-        <w:t>人們也將朔法爾用於王室的重大事件：</w:t>
-      </w:r>
-    </w:p>
-    <w:p>
-      <w:pPr>
-        <w:pStyle w:val="ListBullet"/>
-        <w:spacing w:line="240" w:lineRule="auto"/>
-        <w:ind w:left="720"/>
-      </w:pPr>
-      <w:r>
-        <w:rPr>
-          <w:lang w:val="zh_TW" w:bidi="zh_TW"/>
-        </w:rPr>
-      </w:r>
-      <w:r>
-        <w:rPr>
-          <w:lang w:val="zh_TW" w:bidi="zh_TW"/>
-        </w:rPr>
-        <w:t>押沙龍宣稱自己為王時 （</w:t>
-      </w:r>
-      <w:hyperlink r:id="rId41">
-        <w:r>
-          <w:rPr>
-            <w:lang w:val="zh_TW" w:bidi="zh_TW"/>
-          </w:rPr>
-          <w:rPr>
-            <w:color w:val="0000EE"/>
-            <w:u w:val="single"/>
-          </w:rPr>
-          <w:t>撒下15:10</w:t>
-        </w:r>
-      </w:hyperlink>
-      <w:r>
-        <w:rPr>
-          <w:lang w:val="zh_TW" w:bidi="zh_TW"/>
-        </w:rPr>
-        <w:t>）</w:t>
-      </w:r>
-    </w:p>
-    <w:p>
-      <w:pPr>
-        <w:pStyle w:val="ListBullet"/>
-        <w:spacing w:line="240" w:lineRule="auto"/>
-        <w:ind w:left="720"/>
-      </w:pPr>
-      <w:r>
-        <w:rPr>
-          <w:lang w:val="zh_TW" w:bidi="zh_TW"/>
-        </w:rPr>
-      </w:r>
-      <w:r>
-        <w:rPr>
-          <w:lang w:val="zh_TW" w:bidi="zh_TW"/>
-        </w:rPr>
-        <w:t>所羅門被選為王時（</w:t>
-      </w:r>
-      <w:hyperlink r:id="rId42">
-        <w:r>
-          <w:rPr>
-            <w:lang w:val="zh_TW" w:bidi="zh_TW"/>
-          </w:rPr>
-          <w:rPr>
-            <w:color w:val="0000EE"/>
-            <w:u w:val="single"/>
-          </w:rPr>
-          <w:t>王上1:34</w:t>
-        </w:r>
-      </w:hyperlink>
-      <w:r>
-        <w:rPr>
-          <w:lang w:val="zh_TW" w:bidi="zh_TW"/>
-        </w:rPr>
-        <w:t>）</w:t>
-      </w:r>
-    </w:p>
-    <w:p>
-      <w:pPr>
-        <w:pStyle w:val="ListBullet"/>
-        <w:spacing w:line="240" w:lineRule="auto"/>
-        <w:ind w:left="720"/>
-      </w:pPr>
-      <w:r>
-        <w:rPr>
-          <w:lang w:val="zh_TW" w:bidi="zh_TW"/>
-        </w:rPr>
-      </w:r>
-      <w:r>
-        <w:rPr>
-          <w:lang w:val="zh_TW" w:bidi="zh_TW"/>
-        </w:rPr>
-        <w:t>耶戶作王時（</w:t>
-      </w:r>
-      <w:hyperlink r:id="rId43">
-        <w:r>
-          <w:rPr>
-            <w:lang w:val="zh_TW" w:bidi="zh_TW"/>
-          </w:rPr>
-          <w:rPr>
-            <w:color w:val="0000EE"/>
-            <w:u w:val="single"/>
-          </w:rPr>
-          <w:t>王下9:13</w:t>
-        </w:r>
-      </w:hyperlink>
-      <w:r>
-        <w:rPr>
-          <w:lang w:val="zh_TW" w:bidi="zh_TW"/>
-        </w:rPr>
-        <w:t>）</w:t>
-      </w:r>
-    </w:p>
-    <w:p>
-      <w:pPr>
-        <w:pStyle w:val="Heading4"/>
-      </w:pPr>
-      <w:r>
-        <w:rPr>
-          <w:lang w:val="zh_TW" w:bidi="zh_TW"/>
-        </w:rPr>
-        <w:t>蘇波尼亞（Sumponia）</w:t>
-      </w:r>
-    </w:p>
-    <w:p>
-      <w:pPr/>
-      <w:r>
-        <w:rPr>
-          <w:lang w:val="zh_TW" w:bidi="zh_TW"/>
-        </w:rPr>
-      </w:r>
-      <w:r>
-        <w:rPr>
-          <w:lang w:val="zh_TW" w:bidi="zh_TW"/>
-        </w:rPr>
-        <w:t>蘇波尼亞是在</w:t>
-      </w:r>
-      <w:hyperlink r:id="rId44">
-        <w:r>
-          <w:rPr>
-            <w:lang w:val="zh_TW" w:bidi="zh_TW"/>
-          </w:rPr>
-          <w:rPr>
-            <w:color w:val="0000EE"/>
-            <w:u w:val="single"/>
-          </w:rPr>
-          <w:t>但以理書三章</w:t>
-        </w:r>
-      </w:hyperlink>
-      <w:r>
-        <w:rPr>
-          <w:lang w:val="zh_TW" w:bidi="zh_TW"/>
-        </w:rPr>
-        <w:t>中找到的詞語，但學者不確定其確切含義。一些聖經教師認為蘇波尼亞指的是風笛，有英文譯本就是如此翻譯。然而，研究古代樂器的專家卻強烈反對此說，他們認為尼布甲尼撒王的時代並沒有風笛。</w:t>
-      </w:r>
-    </w:p>
-    <w:p>
-      <w:pPr/>
-      <w:r>
-        <w:rPr>
-          <w:lang w:val="zh_TW" w:bidi="zh_TW"/>
-        </w:rPr>
-      </w:r>
-      <w:r>
-        <w:rPr>
-          <w:lang w:val="zh_TW" w:bidi="zh_TW"/>
-        </w:rPr>
-        <w:t>其他學者認為蘇波尼亞可能不是樂器，而可能是描述多種樂器合奏的音樂。這個解釋有其道理，因為這個詞來自希臘文單詞辛弗尼亞（symphonia），意思是「一起發聲」。在</w:t>
-      </w:r>
-      <w:hyperlink r:id="rId45">
-        <w:r>
-          <w:rPr>
-            <w:lang w:val="zh_TW" w:bidi="zh_TW"/>
-          </w:rPr>
-          <w:rPr>
-            <w:color w:val="0000EE"/>
-            <w:u w:val="single"/>
-          </w:rPr>
-          <w:t>路加福音十五章25節</w:t>
-        </w:r>
-      </w:hyperlink>
-      <w:r>
-        <w:rPr>
-          <w:lang w:val="zh_TW" w:bidi="zh_TW"/>
-        </w:rPr>
-        <w:t>中，它被翻譯為「作樂……的聲音」。</w:t>
-      </w:r>
-    </w:p>
-    <w:p>
-      <w:pPr>
-        <w:pStyle w:val="Heading4"/>
-      </w:pPr>
-      <w:r>
-        <w:rPr>
-          <w:lang w:val="zh_TW" w:bidi="zh_TW"/>
-        </w:rPr>
-        <w:t>烏加布（Ugab）</w:t>
-      </w:r>
-    </w:p>
-    <w:p>
-      <w:pPr/>
-      <w:r>
-        <w:rPr>
-          <w:lang w:val="zh_TW" w:bidi="zh_TW"/>
-        </w:rPr>
-      </w:r>
-      <w:r>
-        <w:rPr>
-          <w:lang w:val="zh_TW" w:bidi="zh_TW"/>
-        </w:rPr>
-        <w:t>烏加布是古老的樂器，類似長笛。聖經提到烏加布四次（</w:t>
-      </w:r>
-      <w:hyperlink r:id="rId46">
-        <w:r>
-          <w:rPr>
-            <w:lang w:val="zh_TW" w:bidi="zh_TW"/>
-          </w:rPr>
-          <w:rPr>
-            <w:color w:val="0000EE"/>
-            <w:u w:val="single"/>
-          </w:rPr>
-          <w:t>創4:21</w:t>
-        </w:r>
-      </w:hyperlink>
-      <w:r>
-        <w:rPr>
-          <w:lang w:val="zh_TW" w:bidi="zh_TW"/>
-        </w:rPr>
-        <w:t>；</w:t>
-      </w:r>
-      <w:hyperlink r:id="rId47">
-        <w:r>
-          <w:rPr>
-            <w:lang w:val="zh_TW" w:bidi="zh_TW"/>
-          </w:rPr>
-          <w:rPr>
-            <w:color w:val="0000EE"/>
-            <w:u w:val="single"/>
-          </w:rPr>
-          <w:t>伯21:12</w:t>
-        </w:r>
-      </w:hyperlink>
-      <w:r>
-        <w:rPr>
-          <w:lang w:val="zh_TW" w:bidi="zh_TW"/>
-        </w:rPr>
-        <w:t>，</w:t>
-      </w:r>
-      <w:hyperlink r:id="rId48">
-        <w:r>
-          <w:rPr>
-            <w:lang w:val="zh_TW" w:bidi="zh_TW"/>
-          </w:rPr>
-          <w:rPr>
-            <w:color w:val="0000EE"/>
-            <w:u w:val="single"/>
-          </w:rPr>
-          <w:t>30:31</w:t>
-        </w:r>
-      </w:hyperlink>
-      <w:r>
-        <w:rPr>
-          <w:lang w:val="zh_TW" w:bidi="zh_TW"/>
-        </w:rPr>
-        <w:t>；</w:t>
-      </w:r>
-      <w:hyperlink r:id="rId13">
-        <w:r>
-          <w:rPr>
-            <w:lang w:val="zh_TW" w:bidi="zh_TW"/>
-          </w:rPr>
-          <w:rPr>
-            <w:color w:val="0000EE"/>
-            <w:u w:val="single"/>
-          </w:rPr>
-          <w:t>詩150:4</w:t>
-        </w:r>
-      </w:hyperlink>
-      <w:r>
-        <w:rPr>
-          <w:lang w:val="zh_TW" w:bidi="zh_TW"/>
-        </w:rPr>
-        <w:t>）。通常提到烏加布時，是與宗教活動無關。只有在</w:t>
-      </w:r>
-      <w:hyperlink r:id="rId49">
-        <w:r>
-          <w:rPr>
-            <w:lang w:val="zh_TW" w:bidi="zh_TW"/>
-          </w:rPr>
-          <w:rPr>
-            <w:color w:val="0000EE"/>
-            <w:u w:val="single"/>
-          </w:rPr>
-          <w:t>詩篇一五〇篇</w:t>
-        </w:r>
-      </w:hyperlink>
-      <w:r>
-        <w:rPr>
-          <w:lang w:val="zh_TW" w:bidi="zh_TW"/>
-        </w:rPr>
-        <w:t>中，它被用於敬拜。有英文譯本將其誤譯為「風琴」。</w:t>
-      </w:r>
-    </w:p>
-    <w:p>
-      <w:pPr>
-        <w:pStyle w:val="Heading3"/>
-      </w:pPr>
-      <w:r>
-        <w:rPr>
-          <w:lang w:val="zh_TW" w:bidi="zh_TW"/>
-        </w:rPr>
-        <w:t>敲擊樂器</w:t>
-      </w:r>
-    </w:p>
-    <w:p>
-      <w:pPr/>
-      <w:r>
-        <w:rPr>
-          <w:lang w:val="zh_TW" w:bidi="zh_TW"/>
-        </w:rPr>
-      </w:r>
-      <w:r>
-        <w:rPr>
-          <w:lang w:val="zh_TW" w:bidi="zh_TW"/>
-        </w:rPr>
-        <w:t>敲擊樂器（敲擊或搖動時發出聲音的樂器），最常出現在猶太百姓早期歷史的記載中。隨著時間推移，人們不再在聖殿敬拜中使用這些樂器，可能是因為其它宗教也會使用類似樂器來敬拜假神。</w:t>
-      </w:r>
-    </w:p>
-    <w:p>
-      <w:pPr>
-        <w:pStyle w:val="Heading4"/>
-      </w:pPr>
-      <w:r>
-        <w:rPr>
-          <w:lang w:val="zh_TW" w:bidi="zh_TW"/>
-        </w:rPr>
-        <w:t>米納亞念（Mena Anim）</w:t>
-      </w:r>
-    </w:p>
-    <w:p>
-      <w:pPr/>
-      <w:r>
-        <w:rPr>
-          <w:lang w:val="zh_TW" w:bidi="zh_TW"/>
-        </w:rPr>
-      </w:r>
-      <w:r>
-        <w:rPr>
-          <w:lang w:val="zh_TW" w:bidi="zh_TW"/>
-        </w:rPr>
-        <w:t>米納亞念是響亮的金屬搖鈴，其框架懸掛金屬環，搖動時就會發出聲音。米納亞念很可能類似於西斯特爾叉鈴（sistrum，古埃及用於宗教儀式的神聖搖鈴）米納亞念出現在</w:t>
-      </w:r>
-      <w:hyperlink r:id="rId21">
-        <w:r>
-          <w:rPr>
-            <w:lang w:val="zh_TW" w:bidi="zh_TW"/>
-          </w:rPr>
-          <w:rPr>
-            <w:color w:val="0000EE"/>
-            <w:u w:val="single"/>
-          </w:rPr>
-          <w:t>撒母耳記下六章5節</w:t>
-        </w:r>
-      </w:hyperlink>
-      <w:r>
-        <w:rPr>
-          <w:lang w:val="zh_TW" w:bidi="zh_TW"/>
-        </w:rPr>
-        <w:t>中。有英文譯本將其翻譯為「響板」（castanet），亦有英文譯本錯誤將其翻譯為「號角」（cornet）。</w:t>
-      </w:r>
-    </w:p>
-    <w:p>
-      <w:pPr>
-        <w:pStyle w:val="Heading4"/>
-      </w:pPr>
-      <w:r>
-        <w:rPr>
-          <w:lang w:val="zh_TW" w:bidi="zh_TW"/>
-        </w:rPr>
-        <w:t>帕莫尼姆（Pamonim）</w:t>
-      </w:r>
-    </w:p>
-    <w:p>
-      <w:pPr/>
-      <w:r>
-        <w:rPr>
-          <w:lang w:val="zh_TW" w:bidi="zh_TW"/>
-        </w:rPr>
-      </w:r>
-      <w:r>
-        <w:rPr>
-          <w:lang w:val="zh_TW" w:bidi="zh_TW"/>
-        </w:rPr>
-        <w:t>帕莫尼姆是祭司袍子上的小鈴鐺（</w:t>
-      </w:r>
-      <w:hyperlink r:id="rId50">
-        <w:r>
-          <w:rPr>
-            <w:lang w:val="zh_TW" w:bidi="zh_TW"/>
-          </w:rPr>
-          <w:rPr>
-            <w:color w:val="0000EE"/>
-            <w:u w:val="single"/>
-          </w:rPr>
-          <w:t>出28:33–34</w:t>
-        </w:r>
-      </w:hyperlink>
-      <w:r>
-        <w:rPr>
-          <w:lang w:val="zh_TW" w:bidi="zh_TW"/>
-        </w:rPr>
-        <w:t>，</w:t>
-      </w:r>
-      <w:hyperlink r:id="rId51">
-        <w:r>
-          <w:rPr>
-            <w:lang w:val="zh_TW" w:bidi="zh_TW"/>
-          </w:rPr>
-          <w:rPr>
-            <w:color w:val="0000EE"/>
-            <w:u w:val="single"/>
-          </w:rPr>
-          <w:t>39:25–26</w:t>
-        </w:r>
-      </w:hyperlink>
-      <w:r>
-        <w:rPr>
-          <w:lang w:val="zh_TW" w:bidi="zh_TW"/>
-        </w:rPr>
-        <w:t>）。當大祭司行走時，鈴鐺會發出柔和的聲音，幫助人們知道大祭司進入至聖所敬拜神時的位置。</w:t>
-      </w:r>
-    </w:p>
-    <w:p>
-      <w:pPr>
-        <w:pStyle w:val="Heading4"/>
-      </w:pPr>
-      <w:r>
-        <w:rPr>
-          <w:lang w:val="zh_TW" w:bidi="zh_TW"/>
-        </w:rPr>
-        <w:t>沙利希姆（Shalishim）</w:t>
-      </w:r>
-    </w:p>
-    <w:p>
-      <w:pPr/>
-      <w:r>
-        <w:rPr>
-          <w:lang w:val="zh_TW" w:bidi="zh_TW"/>
-        </w:rPr>
-      </w:r>
-      <w:r>
-        <w:rPr>
-          <w:lang w:val="zh_TW" w:bidi="zh_TW"/>
-        </w:rPr>
-        <w:t>沙利希姆是聖經提到的搖鈴。有些聖經譯本將這個詞翻譯為「西斯特爾叉鈴」（sistrum，古埃及的神聖響板）或「提布瑞爾」（timbrel，鈴鼓）。學者不確定沙利希姆是否樂器。沙利希姆出現在</w:t>
-      </w:r>
-      <w:hyperlink r:id="rId52">
-        <w:r>
-          <w:rPr>
-            <w:lang w:val="zh_TW" w:bidi="zh_TW"/>
-          </w:rPr>
-          <w:rPr>
-            <w:color w:val="0000EE"/>
-            <w:u w:val="single"/>
-          </w:rPr>
-          <w:t>撒母耳記上十八章6節</w:t>
-        </w:r>
-      </w:hyperlink>
-      <w:r>
-        <w:rPr>
-          <w:lang w:val="zh_TW" w:bidi="zh_TW"/>
-        </w:rPr>
-        <w:t>中。在這個故事中，人們演奏這樂器，慶祝掃羅王和大衛從與非利士人爭戰凱旋歸來。</w:t>
-      </w:r>
-    </w:p>
-    <w:p>
-      <w:pPr>
-        <w:pStyle w:val="Heading4"/>
-      </w:pPr>
-      <w:r>
-        <w:rPr>
-          <w:lang w:val="zh_TW" w:bidi="zh_TW"/>
-        </w:rPr>
-        <w:t>托夫（Toph）</w:t>
-      </w:r>
-    </w:p>
-    <w:p>
-      <w:pPr/>
-      <w:r>
-        <w:rPr>
-          <w:lang w:val="zh_TW" w:bidi="zh_TW"/>
-        </w:rPr>
-      </w:r>
-      <w:r>
-        <w:rPr>
-          <w:lang w:val="zh_TW" w:bidi="zh_TW"/>
-        </w:rPr>
-        <w:t>托夫（也稱為tof）是古代以色列使用的一種手鼓。通常由女性演奏，但一些聖經段落表明男性也會演奏（</w:t>
-      </w:r>
-      <w:hyperlink r:id="rId20">
-        <w:r>
-          <w:rPr>
-            <w:lang w:val="zh_TW" w:bidi="zh_TW"/>
-          </w:rPr>
-          <w:rPr>
-            <w:color w:val="0000EE"/>
-            <w:u w:val="single"/>
-          </w:rPr>
-          <w:t>撒上10:5</w:t>
-        </w:r>
-      </w:hyperlink>
-      <w:r>
-        <w:rPr>
-          <w:lang w:val="zh_TW" w:bidi="zh_TW"/>
-        </w:rPr>
-        <w:t>；</w:t>
-      </w:r>
-      <w:hyperlink r:id="rId21">
-        <w:r>
-          <w:rPr>
-            <w:lang w:val="zh_TW" w:bidi="zh_TW"/>
-          </w:rPr>
-          <w:rPr>
-            <w:color w:val="0000EE"/>
-            <w:u w:val="single"/>
-          </w:rPr>
-          <w:t>撒下6:5</w:t>
-        </w:r>
-      </w:hyperlink>
-      <w:r>
-        <w:rPr>
-          <w:lang w:val="zh_TW" w:bidi="zh_TW"/>
-        </w:rPr>
-        <w:t>；</w:t>
-      </w:r>
-      <w:hyperlink r:id="rId53">
-        <w:r>
-          <w:rPr>
-            <w:lang w:val="zh_TW" w:bidi="zh_TW"/>
-          </w:rPr>
-          <w:rPr>
-            <w:color w:val="0000EE"/>
-            <w:u w:val="single"/>
-          </w:rPr>
-          <w:t>代上13:8</w:t>
-        </w:r>
-      </w:hyperlink>
-      <w:r>
-        <w:rPr>
-          <w:lang w:val="zh_TW" w:bidi="zh_TW"/>
-        </w:rPr>
-        <w:t>）。有英文譯本中將其稱為「小鼓」（tabret）。</w:t>
-      </w:r>
-    </w:p>
-    <w:p>
-      <w:pPr/>
-      <w:r>
-        <w:rPr>
-          <w:lang w:val="zh_TW" w:bidi="zh_TW"/>
-        </w:rPr>
-      </w:r>
-      <w:r>
-        <w:rPr>
-          <w:lang w:val="zh_TW" w:bidi="zh_TW"/>
-        </w:rPr>
-        <w:t>托夫在聖經出現了15次。它是由木頭或金屬製成的圓形框架，在其上拉緊動物皮（來自公羊或野山羊），人們用手擊打它來演奏。我們不確定托夫是只有一面蒙皮，還是兩面都蒙皮。一些學者認為它像鈴鼓（tambourine）或小手鼓（timbrel）。然而，沒有證據顯示托夫有像鈴鼓那樣，發出叮噹聲的金屬片。</w:t>
-      </w:r>
-    </w:p>
-    <w:p>
-      <w:pPr/>
-      <w:r>
-        <w:rPr>
-          <w:lang w:val="zh_TW" w:bidi="zh_TW"/>
-        </w:rPr>
-      </w:r>
-      <w:r>
-        <w:rPr>
-          <w:lang w:val="zh_TW" w:bidi="zh_TW"/>
-        </w:rPr>
-        <w:t>人們在慶祝活動中演奏托夫，發出響亮的聲音（</w:t>
-      </w:r>
-      <w:hyperlink r:id="rId54">
-        <w:r>
-          <w:rPr>
-            <w:lang w:val="zh_TW" w:bidi="zh_TW"/>
-          </w:rPr>
-          <w:rPr>
-            <w:color w:val="0000EE"/>
-            <w:u w:val="single"/>
-          </w:rPr>
-          <w:t>出15:20</w:t>
-        </w:r>
-      </w:hyperlink>
-      <w:r>
-        <w:rPr>
-          <w:lang w:val="zh_TW" w:bidi="zh_TW"/>
-        </w:rPr>
-        <w:t>；</w:t>
-      </w:r>
-      <w:hyperlink r:id="rId19">
-        <w:r>
-          <w:rPr>
-            <w:lang w:val="zh_TW" w:bidi="zh_TW"/>
-          </w:rPr>
-          <w:rPr>
-            <w:color w:val="0000EE"/>
-            <w:u w:val="single"/>
-          </w:rPr>
-          <w:t>詩81:2</w:t>
-        </w:r>
-      </w:hyperlink>
-      <w:r>
-        <w:rPr>
-          <w:lang w:val="zh_TW" w:bidi="zh_TW"/>
-        </w:rPr>
-        <w:t>）。</w:t>
-      </w:r>
-    </w:p>
-    <w:p>
-      <w:pPr>
-        <w:pStyle w:val="Heading4"/>
-      </w:pPr>
-      <w:r>
-        <w:rPr>
-          <w:lang w:val="zh_TW" w:bidi="zh_TW"/>
-        </w:rPr>
-        <w:t>澤爾澤林（Zelzelim）</w:t>
-      </w:r>
-    </w:p>
-    <w:p>
-      <w:pPr/>
-      <w:r>
-        <w:rPr>
-          <w:lang w:val="zh_TW" w:bidi="zh_TW"/>
-        </w:rPr>
-      </w:r>
-      <w:r>
-        <w:rPr>
-          <w:lang w:val="zh_TW" w:bidi="zh_TW"/>
-        </w:rPr>
-        <w:t>澤爾澤林（Zelzelim）和梅齊爾泰音（Meziltayim）是古代以色列使用的鈸。這些詞來自希伯來詞扎拉（zala），意思是「發出響亮的聲音」。聖經通常同時使用這兩個詞（表明兩個物品是成對使用的）。這告訴我們鈸總是成對使用的。</w:t>
-      </w:r>
-    </w:p>
-    <w:p>
-      <w:pPr/>
-      <w:r>
-        <w:rPr>
-          <w:lang w:val="zh_TW" w:bidi="zh_TW"/>
-        </w:rPr>
-      </w:r>
-      <w:r>
-        <w:rPr>
-          <w:lang w:val="zh_TW" w:bidi="zh_TW"/>
-        </w:rPr>
-        <w:t>一些聖經譯本將這些詞錯譯為「響板」（castanets，發出咔嗒聲的木質或金屬塊）。</w:t>
-      </w:r>
-    </w:p>
-    <w:p>
-      <w:pPr/>
-      <w:r>
-        <w:rPr>
-          <w:lang w:val="zh_TW" w:bidi="zh_TW"/>
-        </w:rPr>
-      </w:r>
-      <w:r>
-        <w:rPr>
-          <w:lang w:val="zh_TW" w:bidi="zh_TW"/>
-        </w:rPr>
-        <w:t>人們用金屬製作這些鈸。它們成對出現，一個人會同時演奏兩面鈸。這是唯一可以在聖殿崇拜中使用的敲擊樂器。金屬鈸在許多古代文化中都很常見。</w:t>
-      </w:r>
-    </w:p>
-    <w:p>
-      <w:pPr/>
-      <w:r>
-        <w:rPr>
-          <w:lang w:val="zh_TW" w:bidi="zh_TW"/>
-        </w:rPr>
-      </w:r>
-      <w:r>
-        <w:rPr>
-          <w:lang w:val="zh_TW" w:bidi="zh_TW"/>
-        </w:rPr>
-        <w:t>鈸首次出現在聖經，是人們將約櫃移至耶路撒冷時（</w:t>
-      </w:r>
-      <w:hyperlink r:id="rId21">
-        <w:r>
-          <w:rPr>
-            <w:lang w:val="zh_TW" w:bidi="zh_TW"/>
-          </w:rPr>
-          <w:rPr>
-            <w:color w:val="0000EE"/>
-            <w:u w:val="single"/>
-          </w:rPr>
-          <w:t>撒下6:5</w:t>
-        </w:r>
-      </w:hyperlink>
-      <w:r>
-        <w:rPr>
-          <w:lang w:val="zh_TW" w:bidi="zh_TW"/>
-        </w:rPr>
-        <w:t>；</w:t>
-      </w:r>
-      <w:hyperlink r:id="rId53">
-        <w:r>
-          <w:rPr>
-            <w:lang w:val="zh_TW" w:bidi="zh_TW"/>
-          </w:rPr>
-          <w:rPr>
-            <w:color w:val="0000EE"/>
-            <w:u w:val="single"/>
-          </w:rPr>
-          <w:t>代上13:8</w:t>
-        </w:r>
-      </w:hyperlink>
-      <w:r>
-        <w:rPr>
-          <w:lang w:val="zh_TW" w:bidi="zh_TW"/>
-        </w:rPr>
-        <w:t>）。後來，利未人歌唱的首領（來自利未支派的樂師）在聖殿裡演奏鈸（</w:t>
-      </w:r>
-      <w:hyperlink r:id="rId55">
-        <w:r>
-          <w:rPr>
-            <w:lang w:val="zh_TW" w:bidi="zh_TW"/>
-          </w:rPr>
-          <w:rPr>
-            <w:color w:val="0000EE"/>
-            <w:u w:val="single"/>
-          </w:rPr>
-          <w:t>代上15:19</w:t>
-        </w:r>
-      </w:hyperlink>
-      <w:r>
-        <w:rPr>
-          <w:lang w:val="zh_TW" w:bidi="zh_TW"/>
-        </w:rPr>
-        <w:t>）。</w:t>
-      </w:r>
-    </w:p>
-    <w:p>
-      <w:pPr/>
-      <w:r>
-        <w:rPr>
-          <w:lang w:val="zh_TW" w:bidi="zh_TW"/>
-        </w:rPr>
-      </w:r>
-      <w:r>
-        <w:rPr>
-          <w:lang w:val="zh_TW" w:bidi="zh_TW"/>
-        </w:rPr>
-        <w:t>這些鈸在敬拜中有特殊的用途，它們不是用來奏出旋律，而是用來：</w:t>
-      </w:r>
-    </w:p>
-    <w:p>
-      <w:pPr>
-        <w:pStyle w:val="ListBullet"/>
-        <w:spacing w:line="240" w:lineRule="auto"/>
-        <w:ind w:left="720"/>
-      </w:pPr>
-      <w:r>
-        <w:rPr>
-          <w:lang w:val="zh_TW" w:bidi="zh_TW"/>
-        </w:rPr>
-      </w:r>
-      <w:r>
-        <w:rPr>
-          <w:lang w:val="zh_TW" w:bidi="zh_TW"/>
-        </w:rPr>
-        <w:t>發出信號告訴人們何時應該開始唱歌</w:t>
-      </w:r>
-    </w:p>
-    <w:p>
-      <w:pPr>
-        <w:pStyle w:val="ListBullet"/>
-        <w:spacing w:line="240" w:lineRule="auto"/>
-        <w:ind w:left="720"/>
-      </w:pPr>
-      <w:r>
-        <w:rPr>
-          <w:lang w:val="zh_TW" w:bidi="zh_TW"/>
-        </w:rPr>
-      </w:r>
-      <w:r>
-        <w:rPr>
-          <w:lang w:val="zh_TW" w:bidi="zh_TW"/>
-        </w:rPr>
-        <w:t>標記詩歌中不同的段落</w:t>
-      </w:r>
-    </w:p>
-    <w:p>
-      <w:pPr/>
-      <w:r>
-        <w:rPr>
-          <w:lang w:val="zh_TW" w:bidi="zh_TW"/>
-        </w:rPr>
-      </w:r>
-      <w:hyperlink r:id="rId49">
-        <w:r>
-          <w:rPr>
-            <w:lang w:val="zh_TW" w:bidi="zh_TW"/>
-          </w:rPr>
-          <w:rPr>
-            <w:color w:val="0000EE"/>
-            <w:u w:val="single"/>
-          </w:rPr>
-          <w:t>詩篇一五〇篇</w:t>
-        </w:r>
-      </w:hyperlink>
-      <w:r>
-        <w:rPr>
-          <w:lang w:val="zh_TW" w:bidi="zh_TW"/>
-        </w:rPr>
-        <w:t>提到兩種不同的鈸，我們不確定這些鈸有什麼不同，可能是大小不同或由不同材料製成。</w:t>
-      </w:r>
-      <w:r>
-        <w:rPr>
-          <w:lang w:val="zh_TW" w:bidi="zh_TW"/>
-        </w:rPr>
-      </w:r>
-      <w:r>
-        <w:rPr>
-          <w:lang w:val="zh_TW" w:bidi="zh_TW"/>
-        </w:rPr>
-      </w:r>
-    </w:p>
-    <w:p>
-      <w:pPr/>
-      <w:r>
-        <w:rPr>
-          <w:lang w:val="zh_TW" w:bidi="zh_TW"/>
-        </w:rPr>
-      </w:r>
-    </w:p>
-    <w:p>
-      <w:pPr>
-        <w:pStyle w:val="Heading2"/>
-      </w:pPr>
-      <w:r>
-        <w:rPr>
-          <w:lang w:val="zh_TW" w:bidi="zh_TW"/>
-        </w:rPr>
-        <w:t>樂園</w:t>
-      </w:r>
-      <w:r>
-        <w:rPr>
-          <w:lang w:val="zh_TW" w:bidi="zh_TW"/>
-        </w:rPr>
-      </w:r>
-    </w:p>
-    <w:p>
-      <w:pPr/>
-      <w:r>
-        <w:rPr>
-          <w:lang w:val="zh_TW" w:bidi="zh_TW"/>
-        </w:rPr>
-      </w:r>
-      <w:r>
-        <w:rPr>
-          <w:lang w:val="zh_TW" w:bidi="zh_TW"/>
-        </w:rPr>
-        <w:t>這個詞源自波斯文，意思是「神的園子」。以色列人原本使用另一個字詞來指「園子」，既用於日常的園林，也用於神在伊甸的園子（</w:t>
-      </w:r>
-      <w:hyperlink r:id="rId56">
-        <w:r>
-          <w:rPr>
-            <w:lang w:val="zh_TW" w:bidi="zh_TW"/>
-          </w:rPr>
-          <w:rPr>
-            <w:color w:val="0000EE"/>
-            <w:u w:val="single"/>
-          </w:rPr>
-          <w:t>創2–3章</w:t>
-        </w:r>
-      </w:hyperlink>
-      <w:r>
-        <w:rPr>
-          <w:lang w:val="zh_TW" w:bidi="zh_TW"/>
-        </w:rPr>
-        <w:t>；</w:t>
-      </w:r>
-      <w:hyperlink r:id="rId57">
-        <w:r>
-          <w:rPr>
-            <w:lang w:val="zh_TW" w:bidi="zh_TW"/>
-          </w:rPr>
-          <w:rPr>
-            <w:color w:val="0000EE"/>
-            <w:u w:val="single"/>
-          </w:rPr>
-          <w:t>賽51:3</w:t>
-        </w:r>
-      </w:hyperlink>
-      <w:r>
-        <w:rPr>
-          <w:lang w:val="zh_TW" w:bidi="zh_TW"/>
-        </w:rPr>
-        <w:t>；</w:t>
-      </w:r>
-      <w:hyperlink r:id="rId58">
-        <w:r>
-          <w:rPr>
-            <w:lang w:val="zh_TW" w:bidi="zh_TW"/>
-          </w:rPr>
-          <w:rPr>
-            <w:color w:val="0000EE"/>
-            <w:u w:val="single"/>
-          </w:rPr>
-          <w:t>結28:13</w:t>
-        </w:r>
-      </w:hyperlink>
-      <w:r>
-        <w:rPr>
-          <w:lang w:val="zh_TW" w:bidi="zh_TW"/>
-        </w:rPr>
-        <w:t>）。在以列色人歷史的後期，他們借用了這個波斯文詞語，最後就成為「樂園」這個字詞。這個字詞在舊約聖經中出現三次，用來指公園或果園（</w:t>
-      </w:r>
-      <w:hyperlink r:id="rId59">
-        <w:r>
-          <w:rPr>
-            <w:lang w:val="zh_TW" w:bidi="zh_TW"/>
-          </w:rPr>
-          <w:rPr>
-            <w:color w:val="0000EE"/>
-            <w:u w:val="single"/>
-          </w:rPr>
-          <w:t>尼2:8</w:t>
-        </w:r>
-      </w:hyperlink>
-      <w:r>
-        <w:rPr>
-          <w:lang w:val="zh_TW" w:bidi="zh_TW"/>
-        </w:rPr>
-        <w:t>；</w:t>
-      </w:r>
-      <w:hyperlink r:id="rId60">
-        <w:r>
-          <w:rPr>
-            <w:lang w:val="zh_TW" w:bidi="zh_TW"/>
-          </w:rPr>
-          <w:rPr>
-            <w:color w:val="0000EE"/>
-            <w:u w:val="single"/>
-          </w:rPr>
-          <w:t>傳2:5</w:t>
-        </w:r>
-      </w:hyperlink>
-      <w:r>
-        <w:rPr>
-          <w:lang w:val="zh_TW" w:bidi="zh_TW"/>
-        </w:rPr>
-        <w:t>；</w:t>
-      </w:r>
-      <w:hyperlink r:id="rId61">
-        <w:r>
-          <w:rPr>
-            <w:lang w:val="zh_TW" w:bidi="zh_TW"/>
-          </w:rPr>
-          <w:rPr>
-            <w:color w:val="0000EE"/>
-            <w:u w:val="single"/>
-          </w:rPr>
-          <w:t>歌4:13</w:t>
-        </w:r>
-      </w:hyperlink>
-      <w:r>
-        <w:rPr>
-          <w:lang w:val="zh_TW" w:bidi="zh_TW"/>
-        </w:rPr>
-        <w:t>）。當舊約聖經譯成希臘文時，譯者使用了這個詞的希臘文形式。說希臘文的猶太人稱</w:t>
-      </w:r>
-      <w:hyperlink r:id="rId62">
-        <w:r>
-          <w:rPr>
-            <w:lang w:val="zh_TW" w:bidi="zh_TW"/>
-          </w:rPr>
-          <w:rPr>
-            <w:color w:val="0000EE"/>
-            <w:u w:val="single"/>
-          </w:rPr>
-          <w:t>創世記二章</w:t>
-        </w:r>
-      </w:hyperlink>
-      <w:r>
-        <w:rPr>
-          <w:lang w:val="zh_TW" w:bidi="zh_TW"/>
-        </w:rPr>
-        <w:t>中的那座園子為</w:t>
-      </w:r>
-      <w:r>
-        <w:rPr>
-          <w:i/>
-          <w:lang w:val="zh_TW" w:bidi="zh_TW"/>
-        </w:rPr>
-        <w:t>paradeisos</w:t>
-      </w:r>
-      <w:r>
-        <w:rPr>
-          <w:lang w:val="zh_TW" w:bidi="zh_TW"/>
-        </w:rPr>
-        <w:t>。</w:t>
-      </w:r>
-    </w:p>
-    <w:p>
-      <w:pPr>
-        <w:pStyle w:val="Heading3"/>
-      </w:pPr>
-      <w:r>
-        <w:rPr>
-          <w:lang w:val="zh_TW" w:bidi="zh_TW"/>
-        </w:rPr>
-        <w:t>舊約聖經中的樂園</w:t>
-      </w:r>
-    </w:p>
-    <w:p>
-      <w:pPr/>
-      <w:r>
-        <w:rPr>
-          <w:lang w:val="zh_TW" w:bidi="zh_TW"/>
-        </w:rPr>
-      </w:r>
-      <w:r>
-        <w:rPr>
-          <w:lang w:val="zh_TW" w:bidi="zh_TW"/>
-        </w:rPr>
-        <w:t>原本的波斯文字詞意為被圍起或有圍牆的園子，特指波斯王的御園。希臘人也以同樣的方式理解這個字詞。這與以色列人的觀念十分相合——那是神行走其間的園子（</w:t>
-      </w:r>
-      <w:hyperlink r:id="rId63">
-        <w:r>
-          <w:rPr>
-            <w:lang w:val="zh_TW" w:bidi="zh_TW"/>
-          </w:rPr>
-          <w:rPr>
-            <w:color w:val="0000EE"/>
-            <w:u w:val="single"/>
-          </w:rPr>
-          <w:t>創3:8</w:t>
-        </w:r>
-      </w:hyperlink>
-      <w:r>
-        <w:rPr>
-          <w:lang w:val="zh_TW" w:bidi="zh_TW"/>
-        </w:rPr>
-        <w:t>），也是人被逐出後無法再進入的地方（</w:t>
-      </w:r>
-      <w:hyperlink r:id="rId64">
-        <w:r>
-          <w:rPr>
-            <w:lang w:val="zh_TW" w:bidi="zh_TW"/>
-          </w:rPr>
-          <w:rPr>
-            <w:color w:val="0000EE"/>
-            <w:u w:val="single"/>
-          </w:rPr>
-          <w:t>創3:24</w:t>
-        </w:r>
-      </w:hyperlink>
-      <w:r>
-        <w:rPr>
-          <w:lang w:val="zh_TW" w:bidi="zh_TW"/>
-        </w:rPr>
-        <w:t>）。創世記中樂園的主要特徵是其中的果樹與河流。</w:t>
-      </w:r>
-    </w:p>
-    <w:p>
-      <w:pPr>
-        <w:pStyle w:val="Heading3"/>
-      </w:pPr>
-      <w:r>
-        <w:rPr>
-          <w:lang w:val="zh_TW" w:bidi="zh_TW"/>
-        </w:rPr>
-        <w:t>新約聖經中的樂園</w:t>
-      </w:r>
-    </w:p>
-    <w:p>
-      <w:pPr/>
-      <w:r>
-        <w:rPr>
-          <w:lang w:val="zh_TW" w:bidi="zh_TW"/>
-        </w:rPr>
-      </w:r>
-      <w:r>
-        <w:rPr>
-          <w:lang w:val="zh_TW" w:bidi="zh_TW"/>
-        </w:rPr>
-        <w:t>到了新約聖經時代，人們對神的園子的觀念已有多方面的變化，這與各文化中的神話演變相似。就像希臘與羅馬故事中的「黃金時代」，樂園起初被視為遙遠的過去。然而，猶太人開始相信它依然存在於某個未知之處，類似希臘神話中的「極樂世界（Elysian Fields）」，那是一個義人死後居住的地方。後來，他們對樂園的榮美描寫越來越詳盡，並相信它將在末日重新出現。</w:t>
-      </w:r>
-    </w:p>
-    <w:p>
-      <w:pPr/>
-      <w:r>
-        <w:rPr>
-          <w:lang w:val="zh_TW" w:bidi="zh_TW"/>
-        </w:rPr>
-      </w:r>
-      <w:r>
-        <w:rPr>
-          <w:lang w:val="zh_TW" w:bidi="zh_TW"/>
-        </w:rPr>
-        <w:t>樂園的概念結合了多種文化中的神話，它們都描繪一個永遠完美的世界，其中沒有死亡，也沒有邪惡。新約聖經肯定這些信念背後的真理——樂園是真實存在、屬天的地方。保羅在活著的時候曾被奧祕地「被提到」樂園裡（</w:t>
-      </w:r>
-      <w:hyperlink r:id="rId65">
-        <w:r>
-          <w:rPr>
-            <w:lang w:val="zh_TW" w:bidi="zh_TW"/>
-          </w:rPr>
-          <w:rPr>
-            <w:color w:val="0000EE"/>
-            <w:u w:val="single"/>
-          </w:rPr>
-          <w:t>林後12:4</w:t>
-        </w:r>
-      </w:hyperlink>
-      <w:r>
-        <w:rPr>
-          <w:lang w:val="zh_TW" w:bidi="zh_TW"/>
-        </w:rPr>
-        <w:t>）。耶穌也曾應許那個在十字架上悔改的強盜，說他死後要與主同在樂園裡（</w:t>
-      </w:r>
-      <w:hyperlink r:id="rId66">
-        <w:r>
-          <w:rPr>
-            <w:lang w:val="zh_TW" w:bidi="zh_TW"/>
-          </w:rPr>
-          <w:rPr>
-            <w:color w:val="0000EE"/>
-            <w:u w:val="single"/>
-          </w:rPr>
-          <w:t>路23:43</w:t>
-        </w:r>
-      </w:hyperlink>
-      <w:r>
-        <w:rPr>
-          <w:lang w:val="zh_TW" w:bidi="zh_TW"/>
-        </w:rPr>
-        <w:t>）。新約聖經第三次、也是最後一次提到樂園的地方（</w:t>
-      </w:r>
-      <w:hyperlink r:id="rId67">
-        <w:r>
-          <w:rPr>
-            <w:lang w:val="zh_TW" w:bidi="zh_TW"/>
-          </w:rPr>
-          <w:rPr>
-            <w:color w:val="0000EE"/>
-            <w:u w:val="single"/>
-          </w:rPr>
-          <w:t>啟2:7</w:t>
-        </w:r>
-      </w:hyperlink>
-      <w:r>
-        <w:rPr>
-          <w:lang w:val="zh_TW" w:bidi="zh_TW"/>
-        </w:rPr>
-        <w:t>），其中再次出現了神的應許，說明樂園是生命樹所在之處。這樂園連結了</w:t>
-      </w:r>
-      <w:hyperlink r:id="rId62">
-        <w:r>
-          <w:rPr>
-            <w:lang w:val="zh_TW" w:bidi="zh_TW"/>
-          </w:rPr>
-          <w:rPr>
-            <w:color w:val="0000EE"/>
-            <w:u w:val="single"/>
-          </w:rPr>
-          <w:t>創世記二章</w:t>
-        </w:r>
-      </w:hyperlink>
-      <w:r>
-        <w:rPr>
-          <w:lang w:val="zh_TW" w:bidi="zh_TW"/>
-        </w:rPr>
-        <w:t>起初世界與</w:t>
-      </w:r>
-      <w:hyperlink r:id="rId68">
-        <w:r>
-          <w:rPr>
-            <w:lang w:val="zh_TW" w:bidi="zh_TW"/>
-          </w:rPr>
-          <w:rPr>
-            <w:color w:val="0000EE"/>
-            <w:u w:val="single"/>
-          </w:rPr>
-          <w:t>啟示錄二十二章</w:t>
-        </w:r>
-      </w:hyperlink>
-      <w:r>
-        <w:rPr>
-          <w:lang w:val="zh_TW" w:bidi="zh_TW"/>
-        </w:rPr>
-        <w:t>的末後世界，其中有生命樹、有河流、有圍牆保護，也有君王同在。</w:t>
-      </w:r>
-    </w:p>
-    <w:p>
-      <w:pPr/>
-      <w:r>
-        <w:rPr>
-          <w:lang w:val="zh_TW" w:bidi="zh_TW"/>
-        </w:rPr>
-      </w:r>
-      <w:r>
-        <w:rPr>
-          <w:i/>
-          <w:lang w:val="zh_TW" w:bidi="zh_TW"/>
-        </w:rPr>
-        <w:t>另見</w:t>
-      </w:r>
-      <w:r>
-        <w:rPr>
-          <w:lang w:val="zh_TW" w:bidi="zh_TW"/>
-        </w:rPr>
-        <w:t>天（天堂）</w:t>
-      </w:r>
-      <w:r>
-        <w:rPr>
-          <w:lang w:val="zh_TW" w:bidi="zh_TW"/>
-        </w:rPr>
-        <w:t>；</w:t>
-      </w:r>
-      <w:r>
-        <w:rPr>
-          <w:lang w:val="zh_TW" w:bidi="zh_TW"/>
-        </w:rPr>
-        <w:t>新天新地</w:t>
+      <w:r>
+        <w:rPr>
+          <w:lang w:val="zh_TW" w:bidi="zh_TW"/>
+        </w:rPr>
+        <w:t>大患難</w:t>
       </w:r>
       <w:r>
         <w:rPr>

--- a/zht/docx/076.content.docx
+++ b/zht/docx/076.content.docx
@@ -149,7 +149,7 @@
         <w:rPr>
           <w:lang w:val="zh_TW" w:bidi="zh_TW"/>
         </w:rPr>
-        <w:t>ku</w:t>
+        <w:t>kong</w:t>
       </w:r>
       <w:r>
         <w:rPr>
@@ -212,7 +212,7 @@
         <w:rPr>
           <w:lang w:val="zh_TW" w:bidi="zh_TW"/>
         </w:rPr>
-        <w:t>苦難</w:t>
+        <w:t>恐懼</w:t>
       </w:r>
       <w:r>
         <w:rPr>
@@ -231,7 +231,7 @@
         <w:rPr>
           <w:lang w:val="zh_TW" w:bidi="zh_TW"/>
         </w:rPr>
-        <w:t>任何造成痛苦或憂傷的事物，例如災難。</w:t>
+        <w:t>對未來可能發生的壞事所產生的焦慮或害怕的情緒。有些人認為恐懼會使人尋求宗教信仰，但真正的信仰包括親近神的渴望，而不只是恐懼。一般說來，人不會想親近自己所恐懼的人或事物。</w:t>
       </w:r>
     </w:p>
     <w:p>
@@ -245,7 +245,21 @@
         <w:rPr>
           <w:lang w:val="zh_TW" w:bidi="zh_TW"/>
         </w:rPr>
-        <w:t>根據聖經，苦難始於罪進入世界。人類以及整個受造界都被「荊棘與蒺藜」、罪、死亡和衰退所困擾（參</w:t>
+        <w:t>在聖經裡，恐懼不僅指害怕或驚懼。這確實是恐懼的一部分，特別是談論對神的敬畏時，但這個詞語也包含對神的懼怕與深深的尊崇。</w:t>
+      </w:r>
+    </w:p>
+    <w:p>
+      <w:pPr/>
+      <w:r>
+        <w:rPr>
+          <w:lang w:val="zh_TW" w:bidi="zh_TW"/>
+        </w:rPr>
+      </w:r>
+      <w:r>
+        <w:rPr>
+          <w:lang w:val="zh_TW" w:bidi="zh_TW"/>
+        </w:rPr>
+        <w:t>恐懼作是焦慮或擔憂的情緒，的確有其存在價值，尤其當這種情緒與神相關時。聖經說：「落在永生神的手裡，真是可怕的」（</w:t>
       </w:r>
       <w:hyperlink r:id="rId13">
         <w:r>
@@ -256,14 +270,14 @@
             <w:color w:val="0000EE"/>
             <w:u w:val="single"/>
           </w:rPr>
-          <w:t>創3:16–19</w:t>
+          <w:t>來10:31</w:t>
         </w:r>
       </w:hyperlink>
       <w:r>
         <w:rPr>
           <w:lang w:val="zh_TW" w:bidi="zh_TW"/>
         </w:rPr>
-        <w:t>；</w:t>
+        <w:t>）。耶穌教導我們應當敬畏神，因為祂有能力懲罰罪，也能完全滅絕人（</w:t>
       </w:r>
       <w:hyperlink r:id="rId14">
         <w:r>
@@ -274,14 +288,28 @@
             <w:color w:val="0000EE"/>
             <w:u w:val="single"/>
           </w:rPr>
-          <w:t>羅8:18–21</w:t>
+          <w:t>路12:4–5</w:t>
         </w:r>
       </w:hyperlink>
       <w:r>
         <w:rPr>
           <w:lang w:val="zh_TW" w:bidi="zh_TW"/>
         </w:rPr>
-        <w:t>）。因為罪，痛苦是普遍的人類經驗，而我們短暫的生命充滿困難（</w:t>
+        <w:t>）。</w:t>
+      </w:r>
+    </w:p>
+    <w:p>
+      <w:pPr/>
+      <w:r>
+        <w:rPr>
+          <w:lang w:val="zh_TW" w:bidi="zh_TW"/>
+        </w:rPr>
+      </w:r>
+      <w:r>
+        <w:rPr>
+          <w:lang w:val="zh_TW" w:bidi="zh_TW"/>
+        </w:rPr>
+        <w:t>恐懼可以幫助人們理解他們的內心充滿缺陷，看見自己何等需要神的饒恕。這種恐懼的最早例子可見於</w:t>
       </w:r>
       <w:hyperlink r:id="rId15">
         <w:r>
@@ -292,14 +320,14 @@
             <w:color w:val="0000EE"/>
             <w:u w:val="single"/>
           </w:rPr>
-          <w:t>伯14:1–6</w:t>
+          <w:t>創世記三章</w:t>
         </w:r>
       </w:hyperlink>
       <w:r>
         <w:rPr>
           <w:lang w:val="zh_TW" w:bidi="zh_TW"/>
         </w:rPr>
-        <w:t>）。人們無法避免自然災害、身體傷害，以及與他人的衝突（</w:t>
+        <w:t>，經文記載當亞當和夏娃違背神以後，就躲藏起來。他們的恐懼是有原因的，因為他們知道自己所作的該受審判。恐懼自然隨著罪而來（</w:t>
       </w:r>
       <w:hyperlink r:id="rId16">
         <w:r>
@@ -310,14 +338,192 @@
             <w:color w:val="0000EE"/>
             <w:u w:val="single"/>
           </w:rPr>
-          <w:t>代下20:9</w:t>
+          <w:t>創3:10，</w:t>
         </w:r>
       </w:hyperlink>
-      <w:r>
-        <w:rPr>
-          <w:lang w:val="zh_TW" w:bidi="zh_TW"/>
-        </w:rPr>
-        <w:t>）。神使用苦難來教導並管教祂的子民。這樣的苦難顯明在以色列人面對的壓迫中：</w:t>
+      <w:hyperlink r:id="rId17">
+        <w:r>
+          <w:rPr>
+            <w:lang w:val="zh_TW" w:bidi="zh_TW"/>
+          </w:rPr>
+          <w:rPr>
+            <w:color w:val="0000EE"/>
+            <w:u w:val="single"/>
+          </w:rPr>
+          <w:t>4:13–14</w:t>
+        </w:r>
+      </w:hyperlink>
+      <w:r>
+        <w:rPr>
+          <w:lang w:val="zh_TW" w:bidi="zh_TW"/>
+        </w:rPr>
+        <w:t>；</w:t>
+      </w:r>
+      <w:hyperlink r:id="rId18">
+        <w:r>
+          <w:rPr>
+            <w:lang w:val="zh_TW" w:bidi="zh_TW"/>
+          </w:rPr>
+          <w:rPr>
+            <w:color w:val="0000EE"/>
+            <w:u w:val="single"/>
+          </w:rPr>
+          <w:t>箴28:1</w:t>
+        </w:r>
+      </w:hyperlink>
+      <w:r>
+        <w:rPr>
+          <w:lang w:val="zh_TW" w:bidi="zh_TW"/>
+        </w:rPr>
+        <w:t>）。</w:t>
+      </w:r>
+    </w:p>
+    <w:p>
+      <w:pPr/>
+      <w:r>
+        <w:rPr>
+          <w:lang w:val="zh_TW" w:bidi="zh_TW"/>
+        </w:rPr>
+      </w:r>
+      <w:r>
+        <w:rPr>
+          <w:lang w:val="zh_TW" w:bidi="zh_TW"/>
+        </w:rPr>
+        <w:t>聖經記載許多極度焦慮的人，例如該隱、掃羅、亞哈斯和彼拉多。</w:t>
+      </w:r>
+      <w:r>
+        <w:rPr>
+          <w:lang w:val="zh_TW" w:bidi="zh_TW"/>
+        </w:rPr>
+        <w:t>急難困苦的人</w:t>
+      </w:r>
+      <w:r>
+        <w:rPr>
+          <w:lang w:val="zh_TW" w:bidi="zh_TW"/>
+        </w:rPr>
+        <w:t>（</w:t>
+      </w:r>
+      <w:hyperlink r:id="rId19">
+        <w:r>
+          <w:rPr>
+            <w:lang w:val="zh_TW" w:bidi="zh_TW"/>
+          </w:rPr>
+          <w:rPr>
+            <w:color w:val="0000EE"/>
+            <w:u w:val="single"/>
+          </w:rPr>
+          <w:t>伯15:24</w:t>
+        </w:r>
+      </w:hyperlink>
+      <w:r>
+        <w:rPr>
+          <w:lang w:val="zh_TW" w:bidi="zh_TW"/>
+        </w:rPr>
+        <w:t>）、恐懼抓住惡人、驚嚇臨到假冒為善的人（</w:t>
+      </w:r>
+      <w:hyperlink r:id="rId20">
+        <w:r>
+          <w:rPr>
+            <w:lang w:val="zh_TW" w:bidi="zh_TW"/>
+          </w:rPr>
+          <w:rPr>
+            <w:color w:val="0000EE"/>
+            <w:u w:val="single"/>
+          </w:rPr>
+          <w:t>賽33:14</w:t>
+        </w:r>
+      </w:hyperlink>
+      <w:r>
+        <w:rPr>
+          <w:lang w:val="zh_TW" w:bidi="zh_TW"/>
+        </w:rPr>
+        <w:t>），也使作惡的人驚惶滅亡（</w:t>
+      </w:r>
+      <w:hyperlink r:id="rId21">
+        <w:r>
+          <w:rPr>
+            <w:lang w:val="zh_TW" w:bidi="zh_TW"/>
+          </w:rPr>
+          <w:rPr>
+            <w:color w:val="0000EE"/>
+            <w:u w:val="single"/>
+          </w:rPr>
+          <w:t>詩73:19</w:t>
+        </w:r>
+      </w:hyperlink>
+      <w:r>
+        <w:rPr>
+          <w:lang w:val="zh_TW" w:bidi="zh_TW"/>
+        </w:rPr>
+        <w:t>）。他們的生命缺乏信心，因此充滿恐懼（</w:t>
+      </w:r>
+      <w:hyperlink r:id="rId22">
+        <w:r>
+          <w:rPr>
+            <w:lang w:val="zh_TW" w:bidi="zh_TW"/>
+          </w:rPr>
+          <w:rPr>
+            <w:color w:val="0000EE"/>
+            <w:u w:val="single"/>
+          </w:rPr>
+          <w:t>啟21:8</w:t>
+        </w:r>
+      </w:hyperlink>
+      <w:r>
+        <w:rPr>
+          <w:lang w:val="zh_TW" w:bidi="zh_TW"/>
+        </w:rPr>
+        <w:t>）。當神攻擊法老的軍隊時，他們因恐懼而不能行動（</w:t>
+      </w:r>
+      <w:hyperlink r:id="rId23">
+        <w:r>
+          <w:rPr>
+            <w:lang w:val="zh_TW" w:bidi="zh_TW"/>
+          </w:rPr>
+          <w:rPr>
+            <w:color w:val="0000EE"/>
+            <w:u w:val="single"/>
+          </w:rPr>
+          <w:t>出15:16</w:t>
+        </w:r>
+      </w:hyperlink>
+      <w:r>
+        <w:rPr>
+          <w:lang w:val="zh_TW" w:bidi="zh_TW"/>
+        </w:rPr>
+        <w:t>）。約伯的朋友比勒達描述，人們在神的審判下被迫跪倒在地（</w:t>
+      </w:r>
+      <w:hyperlink r:id="rId24">
+        <w:r>
+          <w:rPr>
+            <w:lang w:val="zh_TW" w:bidi="zh_TW"/>
+          </w:rPr>
+          <w:rPr>
+            <w:color w:val="0000EE"/>
+            <w:u w:val="single"/>
+          </w:rPr>
+          <w:t>伯18:11</w:t>
+        </w:r>
+      </w:hyperlink>
+      <w:r>
+        <w:rPr>
+          <w:lang w:val="zh_TW" w:bidi="zh_TW"/>
+        </w:rPr>
+        <w:t>）。</w:t>
+      </w:r>
+    </w:p>
+    <w:p>
+      <w:pPr/>
+      <w:r>
+        <w:rPr>
+          <w:lang w:val="zh_TW" w:bidi="zh_TW"/>
+        </w:rPr>
+      </w:r>
+      <w:r>
+        <w:rPr>
+          <w:lang w:val="zh_TW" w:bidi="zh_TW"/>
+        </w:rPr>
+        <w:t>恐懼有時會使人停步不前，或迫使他們做出與平日截然不同的行為。這尤其常見於沒有完全委身於神的人。</w:t>
       </w:r>
     </w:p>
     <w:p>
@@ -335,9 +541,9 @@
         <w:rPr>
           <w:lang w:val="zh_TW" w:bidi="zh_TW"/>
         </w:rPr>
-        <w:t>埃及（</w:t>
-      </w:r>
-      <w:hyperlink r:id="rId17">
+        <w:t>掃羅因為害怕百姓的反應而不順服神（</w:t>
+      </w:r>
+      <w:hyperlink r:id="rId25">
         <w:r>
           <w:rPr>
             <w:lang w:val="zh_TW" w:bidi="zh_TW"/>
@@ -346,7 +552,7 @@
             <w:color w:val="0000EE"/>
             <w:u w:val="single"/>
           </w:rPr>
-          <w:t>出4:31</w:t>
+          <w:t>撒上15:24</w:t>
         </w:r>
       </w:hyperlink>
       <w:r>
@@ -371,9 +577,9 @@
         <w:rPr>
           <w:lang w:val="zh_TW" w:bidi="zh_TW"/>
         </w:rPr>
-        <w:t>他們在士師時期的掙扎（</w:t>
-      </w:r>
-      <w:hyperlink r:id="rId18">
+        <w:t>瞎子得到耶穌醫治，其父母卻因為害怕猶太人的官長，所以不敢為耶穌作見證（</w:t>
+      </w:r>
+      <w:hyperlink r:id="rId26">
         <w:r>
           <w:rPr>
             <w:lang w:val="zh_TW" w:bidi="zh_TW"/>
@@ -382,7 +588,7 @@
             <w:color w:val="0000EE"/>
             <w:u w:val="single"/>
           </w:rPr>
-          <w:t>尼9:26–27</w:t>
+          <w:t>約9:22</w:t>
         </w:r>
       </w:hyperlink>
       <w:r>
@@ -407,9 +613,9 @@
         <w:rPr>
           <w:lang w:val="zh_TW" w:bidi="zh_TW"/>
         </w:rPr>
-        <w:t>他們在巴比倫的被擄（</w:t>
-      </w:r>
-      <w:hyperlink r:id="rId19">
+        <w:t>在「才幹」的比喻裡，有人因為恐懼而沒有盡本分（</w:t>
+      </w:r>
+      <w:hyperlink r:id="rId27">
         <w:r>
           <w:rPr>
             <w:lang w:val="zh_TW" w:bidi="zh_TW"/>
@@ -418,7 +624,7 @@
             <w:color w:val="0000EE"/>
             <w:u w:val="single"/>
           </w:rPr>
-          <w:t>賽26:16</w:t>
+          <w:t>太25:25</w:t>
         </w:r>
       </w:hyperlink>
       <w:r>
@@ -439,9 +645,9 @@
         <w:rPr>
           <w:lang w:val="zh_TW" w:bidi="zh_TW"/>
         </w:rPr>
-        <w:t>在他們的困苦之中，以色列人向神呼求。祂拯救他們，並引導他們遵行（</w:t>
-      </w:r>
-      <w:hyperlink r:id="rId20">
+        <w:t>耶穌基督藉著祂的死、復活，以及在天上為信徒不斷工作，使人從恐懼中得釋放。使徒保羅告訴羅馬的信徒（</w:t>
+      </w:r>
+      <w:hyperlink r:id="rId28">
         <w:r>
           <w:rPr>
             <w:lang w:val="zh_TW" w:bidi="zh_TW"/>
@@ -450,16 +656,16 @@
             <w:color w:val="0000EE"/>
             <w:u w:val="single"/>
           </w:rPr>
-          <w:t>耶10:18</w:t>
+          <w:t>羅8:15</w:t>
         </w:r>
       </w:hyperlink>
       <w:r>
         <w:rPr>
           <w:lang w:val="zh_TW" w:bidi="zh_TW"/>
         </w:rPr>
-        <w:t>；</w:t>
-      </w:r>
-      <w:hyperlink r:id="rId21">
+        <w:t>），當他們成為基督徒時，所領受的不是奴僕的心，使人仍舊害怕，乃是兒子的心。這表示他們可以叫神為「阿爸」（猶太孩子用來稱呼父親的亞蘭文詞語）。這是耶穌用來稱呼父神的同一個詞語，基督徒既屬於神的家，也能在向神說話時使用這個詞語（</w:t>
+      </w:r>
+      <w:hyperlink r:id="rId29">
         <w:r>
           <w:rPr>
             <w:lang w:val="zh_TW" w:bidi="zh_TW"/>
@@ -468,7 +674,25 @@
             <w:color w:val="0000EE"/>
             <w:u w:val="single"/>
           </w:rPr>
-          <w:t>何5:15–6:3</w:t>
+          <w:t>加4:6</w:t>
+        </w:r>
+      </w:hyperlink>
+      <w:r>
+        <w:rPr>
+          <w:lang w:val="zh_TW" w:bidi="zh_TW"/>
+        </w:rPr>
+        <w:t>）。人領受神的愛，就能夠靠著這愛的大能驅散恐懼（</w:t>
+      </w:r>
+      <w:hyperlink r:id="rId30">
+        <w:r>
+          <w:rPr>
+            <w:lang w:val="zh_TW" w:bidi="zh_TW"/>
+          </w:rPr>
+          <w:rPr>
+            <w:color w:val="0000EE"/>
+            <w:u w:val="single"/>
+          </w:rPr>
+          <w:t>約一4:18</w:t>
         </w:r>
       </w:hyperlink>
       <w:r>
@@ -489,9 +713,9 @@
         <w:rPr>
           <w:lang w:val="zh_TW" w:bidi="zh_TW"/>
         </w:rPr>
-        <w:t>聖經知道這是難以理解的。很難看出義人為何如此受苦（</w:t>
-      </w:r>
-      <w:hyperlink r:id="rId22">
+        <w:t>不必要的恐懼會損害神子民所作的工。神警告耶利米不要怕那些攻擊他的人（</w:t>
+      </w:r>
+      <w:hyperlink r:id="rId31">
         <w:r>
           <w:rPr>
             <w:lang w:val="zh_TW" w:bidi="zh_TW"/>
@@ -500,16 +724,16 @@
             <w:color w:val="0000EE"/>
             <w:u w:val="single"/>
           </w:rPr>
-          <w:t>詩34:19</w:t>
+          <w:t>耶1:8</w:t>
         </w:r>
       </w:hyperlink>
       <w:r>
         <w:rPr>
           <w:lang w:val="zh_TW" w:bidi="zh_TW"/>
         </w:rPr>
-        <w:t>，</w:t>
-      </w:r>
-      <w:hyperlink r:id="rId23">
+        <w:t>），因為如果他向恐懼屈服，神就會使災禍臨到他（</w:t>
+      </w:r>
+      <w:hyperlink r:id="rId32">
         <w:r>
           <w:rPr>
             <w:lang w:val="zh_TW" w:bidi="zh_TW"/>
@@ -518,16 +742,16 @@
             <w:color w:val="0000EE"/>
             <w:u w:val="single"/>
           </w:rPr>
-          <w:t>37:39</w:t>
+          <w:t>耶1:17</w:t>
         </w:r>
       </w:hyperlink>
       <w:r>
         <w:rPr>
           <w:lang w:val="zh_TW" w:bidi="zh_TW"/>
         </w:rPr>
-        <w:t>，</w:t>
-      </w:r>
-      <w:hyperlink r:id="rId24">
+        <w:t>）。神勸勉以西結——與耶利米同時代的人，以及其他人，要他們剛強（</w:t>
+      </w:r>
+      <w:hyperlink r:id="rId33">
         <w:r>
           <w:rPr>
             <w:lang w:val="zh_TW" w:bidi="zh_TW"/>
@@ -536,16 +760,16 @@
             <w:color w:val="0000EE"/>
             <w:u w:val="single"/>
           </w:rPr>
-          <w:t>138:7</w:t>
+          <w:t>書1:7–9</w:t>
         </w:r>
       </w:hyperlink>
       <w:r>
         <w:rPr>
           <w:lang w:val="zh_TW" w:bidi="zh_TW"/>
         </w:rPr>
-        <w:t>）。即使是先知和「主的僕人」（彌賽亞）也未能倖免（</w:t>
-      </w:r>
-      <w:hyperlink r:id="rId25">
+        <w:t>；</w:t>
+      </w:r>
+      <w:hyperlink r:id="rId34">
         <w:r>
           <w:rPr>
             <w:lang w:val="zh_TW" w:bidi="zh_TW"/>
@@ -554,16 +778,16 @@
             <w:color w:val="0000EE"/>
             <w:u w:val="single"/>
           </w:rPr>
-          <w:t>賽53:2–12</w:t>
+          <w:t>結2:6</w:t>
         </w:r>
       </w:hyperlink>
       <w:r>
         <w:rPr>
           <w:lang w:val="zh_TW" w:bidi="zh_TW"/>
         </w:rPr>
-        <w:t>；</w:t>
-      </w:r>
-      <w:hyperlink r:id="rId26">
+        <w:t>）。即使敬虔的人也會受到恐懼的試探，有時甚至感到難以承受（</w:t>
+      </w:r>
+      <w:hyperlink r:id="rId35">
         <w:r>
           <w:rPr>
             <w:lang w:val="zh_TW" w:bidi="zh_TW"/>
@@ -572,16 +796,16 @@
             <w:color w:val="0000EE"/>
             <w:u w:val="single"/>
           </w:rPr>
-          <w:t>耶15:15</w:t>
+          <w:t>詩55:5</w:t>
         </w:r>
       </w:hyperlink>
       <w:r>
         <w:rPr>
           <w:lang w:val="zh_TW" w:bidi="zh_TW"/>
         </w:rPr>
-        <w:t>）。耶穌基督承擔了人類的憂傷與痛苦。祂成就了那從亞當犯罪開始的受苦預言（</w:t>
-      </w:r>
-      <w:hyperlink r:id="rId27">
+        <w:t>）。正因如此，神常常吩咐祂的子民不要向恐懼屈服（</w:t>
+      </w:r>
+      <w:hyperlink r:id="rId36">
         <w:r>
           <w:rPr>
             <w:lang w:val="zh_TW" w:bidi="zh_TW"/>
@@ -590,7 +814,7 @@
             <w:color w:val="0000EE"/>
             <w:u w:val="single"/>
           </w:rPr>
-          <w:t>賽53:4–5</w:t>
+          <w:t>賽8:12</w:t>
         </w:r>
       </w:hyperlink>
       <w:r>
@@ -599,7 +823,7 @@
         </w:rPr>
         <w:t>；</w:t>
       </w:r>
-      <w:hyperlink r:id="rId28">
+      <w:hyperlink r:id="rId37">
         <w:r>
           <w:rPr>
             <w:lang w:val="zh_TW" w:bidi="zh_TW"/>
@@ -608,7 +832,85 @@
             <w:color w:val="0000EE"/>
             <w:u w:val="single"/>
           </w:rPr>
-          <w:t>彼前2:24</w:t>
+          <w:t>約14:1、27</w:t>
+        </w:r>
+      </w:hyperlink>
+      <w:r>
+        <w:rPr>
+          <w:lang w:val="zh_TW" w:bidi="zh_TW"/>
+        </w:rPr>
+        <w:t>）。相反，祂鼓勵他們把憂慮交託救贖主的手裡，因為祂深切關心祂的子民（</w:t>
+      </w:r>
+      <w:hyperlink r:id="rId38">
+        <w:r>
+          <w:rPr>
+            <w:lang w:val="zh_TW" w:bidi="zh_TW"/>
+          </w:rPr>
+          <w:rPr>
+            <w:color w:val="0000EE"/>
+            <w:u w:val="single"/>
+          </w:rPr>
+          <w:t>彼前5:7</w:t>
+        </w:r>
+      </w:hyperlink>
+      <w:r>
+        <w:rPr>
+          <w:lang w:val="zh_TW" w:bidi="zh_TW"/>
+        </w:rPr>
+        <w:t>）。信心是戰勝恐懼的關鍵，正如以賽亞所說：「堅心倚賴你的，你必保守他十分平安，因為他倚靠你。」（</w:t>
+      </w:r>
+      <w:hyperlink r:id="rId39">
+        <w:r>
+          <w:rPr>
+            <w:lang w:val="zh_TW" w:bidi="zh_TW"/>
+          </w:rPr>
+          <w:rPr>
+            <w:color w:val="0000EE"/>
+            <w:u w:val="single"/>
+          </w:rPr>
+          <w:t>賽26:3</w:t>
+        </w:r>
+      </w:hyperlink>
+      <w:r>
+        <w:rPr>
+          <w:lang w:val="zh_TW" w:bidi="zh_TW"/>
+        </w:rPr>
+        <w:t>）詩篇的作者也強調信心對戰勝恐懼的作用（</w:t>
+      </w:r>
+      <w:hyperlink r:id="rId40">
+        <w:r>
+          <w:rPr>
+            <w:lang w:val="zh_TW" w:bidi="zh_TW"/>
+          </w:rPr>
+          <w:rPr>
+            <w:color w:val="0000EE"/>
+            <w:u w:val="single"/>
+          </w:rPr>
+          <w:t>詩37:1，</w:t>
+        </w:r>
+      </w:hyperlink>
+      <w:hyperlink r:id="rId41">
+        <w:r>
+          <w:rPr>
+            <w:lang w:val="zh_TW" w:bidi="zh_TW"/>
+          </w:rPr>
+          <w:rPr>
+            <w:color w:val="0000EE"/>
+            <w:u w:val="single"/>
+          </w:rPr>
+          <w:t>46:2，</w:t>
+        </w:r>
+      </w:hyperlink>
+      <w:hyperlink r:id="rId42">
+        <w:r>
+          <w:rPr>
+            <w:lang w:val="zh_TW" w:bidi="zh_TW"/>
+          </w:rPr>
+          <w:rPr>
+            <w:color w:val="0000EE"/>
+            <w:u w:val="single"/>
+          </w:rPr>
+          <w:t>112:7</w:t>
         </w:r>
       </w:hyperlink>
       <w:r>
@@ -629,9 +931,9 @@
         <w:rPr>
           <w:lang w:val="zh_TW" w:bidi="zh_TW"/>
         </w:rPr>
-        <w:t>耶穌警告祂的跟隨者將面對許多考驗與痛苦（</w:t>
-      </w:r>
-      <w:hyperlink r:id="rId29">
+        <w:t>真正的信心包含對神深深的敬畏，聖經稱之為「敬畏神」。認識神的大能是建立堅固信心的關鍵（</w:t>
+      </w:r>
+      <w:hyperlink r:id="rId43">
         <w:r>
           <w:rPr>
             <w:lang w:val="zh_TW" w:bidi="zh_TW"/>
@@ -640,16 +942,10 @@
             <w:color w:val="0000EE"/>
             <w:u w:val="single"/>
           </w:rPr>
-          <w:t>約16:33</w:t>
+          <w:t>詩5:7，</w:t>
         </w:r>
       </w:hyperlink>
-      <w:r>
-        <w:rPr>
-          <w:lang w:val="zh_TW" w:bidi="zh_TW"/>
-        </w:rPr>
-        <w:t>）。保羅教導人們，進入神的國度會伴隨著許多困難（</w:t>
-      </w:r>
-      <w:hyperlink r:id="rId30">
+      <w:hyperlink r:id="rId44">
         <w:r>
           <w:rPr>
             <w:lang w:val="zh_TW" w:bidi="zh_TW"/>
@@ -658,16 +954,34 @@
             <w:color w:val="0000EE"/>
             <w:u w:val="single"/>
           </w:rPr>
-          <w:t>徒14:22</w:t>
+          <w:t>89:7</w:t>
         </w:r>
       </w:hyperlink>
       <w:r>
         <w:rPr>
           <w:lang w:val="zh_TW" w:bidi="zh_TW"/>
         </w:rPr>
-        <w:t>），但這些不應削弱基督徒的信心（</w:t>
-      </w:r>
-      <w:hyperlink r:id="rId31">
+        <w:t>）。基督徒不再需要懼怕：</w:t>
+      </w:r>
+    </w:p>
+    <w:p>
+      <w:pPr>
+        <w:pStyle w:val="ListBullet"/>
+        <w:spacing w:line="240" w:lineRule="auto"/>
+        <w:ind w:left="720"/>
+      </w:pPr>
+      <w:r>
+        <w:rPr>
+          <w:lang w:val="zh_TW" w:bidi="zh_TW"/>
+        </w:rPr>
+      </w:r>
+      <w:r>
+        <w:rPr>
+          <w:lang w:val="zh_TW" w:bidi="zh_TW"/>
+        </w:rPr>
+        <w:t>人（</w:t>
+      </w:r>
+      <w:hyperlink r:id="rId45">
         <w:r>
           <w:rPr>
             <w:lang w:val="zh_TW" w:bidi="zh_TW"/>
@@ -676,16 +990,34 @@
             <w:color w:val="0000EE"/>
             <w:u w:val="single"/>
           </w:rPr>
-          <w:t>帖前3:3</w:t>
+          <w:t>來13:6</w:t>
         </w:r>
       </w:hyperlink>
       <w:r>
         <w:rPr>
           <w:lang w:val="zh_TW" w:bidi="zh_TW"/>
         </w:rPr>
-        <w:t>），而應被視為補足基督為祂的身體——教會所受苦難中所欠缺的那部分。（</w:t>
-      </w:r>
-      <w:hyperlink r:id="rId32">
+        <w:t>）</w:t>
+      </w:r>
+    </w:p>
+    <w:p>
+      <w:pPr>
+        <w:pStyle w:val="ListBullet"/>
+        <w:spacing w:line="240" w:lineRule="auto"/>
+        <w:ind w:left="720"/>
+      </w:pPr>
+      <w:r>
+        <w:rPr>
+          <w:lang w:val="zh_TW" w:bidi="zh_TW"/>
+        </w:rPr>
+      </w:r>
+      <w:r>
+        <w:rPr>
+          <w:lang w:val="zh_TW" w:bidi="zh_TW"/>
+        </w:rPr>
+        <w:t>死亡（</w:t>
+      </w:r>
+      <w:hyperlink r:id="rId46">
         <w:r>
           <w:rPr>
             <w:lang w:val="zh_TW" w:bidi="zh_TW"/>
@@ -694,16 +1026,34 @@
             <w:color w:val="0000EE"/>
             <w:u w:val="single"/>
           </w:rPr>
-          <w:t>林後4:10–11</w:t>
+          <w:t>2:15</w:t>
         </w:r>
       </w:hyperlink>
       <w:r>
         <w:rPr>
           <w:lang w:val="zh_TW" w:bidi="zh_TW"/>
         </w:rPr>
-        <w:t>；</w:t>
-      </w:r>
-      <w:hyperlink r:id="rId33">
+        <w:t>）</w:t>
+      </w:r>
+    </w:p>
+    <w:p>
+      <w:pPr>
+        <w:pStyle w:val="ListBullet"/>
+        <w:spacing w:line="240" w:lineRule="auto"/>
+        <w:ind w:left="720"/>
+      </w:pPr>
+      <w:r>
+        <w:rPr>
+          <w:lang w:val="zh_TW" w:bidi="zh_TW"/>
+        </w:rPr>
+      </w:r>
+      <w:r>
+        <w:rPr>
+          <w:lang w:val="zh_TW" w:bidi="zh_TW"/>
+        </w:rPr>
+        <w:t>人生中的各樣境遇（</w:t>
+      </w:r>
+      <w:hyperlink r:id="rId47">
         <w:r>
           <w:rPr>
             <w:lang w:val="zh_TW" w:bidi="zh_TW"/>
@@ -712,158 +1062,14 @@
             <w:color w:val="0000EE"/>
             <w:u w:val="single"/>
           </w:rPr>
-          <w:t>西1:24</w:t>
+          <w:t>提後1:6–7</w:t>
         </w:r>
       </w:hyperlink>
       <w:r>
         <w:rPr>
           <w:lang w:val="zh_TW" w:bidi="zh_TW"/>
         </w:rPr>
-        <w:t>）。聖經還指出，隨著「末日」的臨近，苦難將更加激烈（</w:t>
-      </w:r>
-      <w:hyperlink r:id="rId34">
-        <w:r>
-          <w:rPr>
-            <w:lang w:val="zh_TW" w:bidi="zh_TW"/>
-          </w:rPr>
-          <w:rPr>
-            <w:color w:val="0000EE"/>
-            <w:u w:val="single"/>
-          </w:rPr>
-          <w:t>太24:9–14</w:t>
-        </w:r>
-      </w:hyperlink>
-      <w:r>
-        <w:rPr>
-          <w:lang w:val="zh_TW" w:bidi="zh_TW"/>
-        </w:rPr>
-        <w:t>；</w:t>
-      </w:r>
-      <w:hyperlink r:id="rId35">
-        <w:r>
-          <w:rPr>
-            <w:lang w:val="zh_TW" w:bidi="zh_TW"/>
-          </w:rPr>
-          <w:rPr>
-            <w:color w:val="0000EE"/>
-            <w:u w:val="single"/>
-          </w:rPr>
-          <w:t>提後3:13</w:t>
-        </w:r>
-      </w:hyperlink>
-      <w:r>
-        <w:rPr>
-          <w:lang w:val="zh_TW" w:bidi="zh_TW"/>
-        </w:rPr>
-        <w:t>）。撒但的勢力將攻擊，以欺騙並毀滅「選民」（</w:t>
-      </w:r>
-      <w:hyperlink r:id="rId36">
-        <w:r>
-          <w:rPr>
-            <w:lang w:val="zh_TW" w:bidi="zh_TW"/>
-          </w:rPr>
-          <w:rPr>
-            <w:color w:val="0000EE"/>
-            <w:u w:val="single"/>
-          </w:rPr>
-          <w:t>太24:24</w:t>
-        </w:r>
-      </w:hyperlink>
-      <w:r>
-        <w:rPr>
-          <w:lang w:val="zh_TW" w:bidi="zh_TW"/>
-        </w:rPr>
-        <w:t>；</w:t>
-      </w:r>
-      <w:hyperlink r:id="rId37">
-        <w:r>
-          <w:rPr>
-            <w:lang w:val="zh_TW" w:bidi="zh_TW"/>
-          </w:rPr>
-          <w:rPr>
-            <w:color w:val="0000EE"/>
-            <w:u w:val="single"/>
-          </w:rPr>
-          <w:t>帖後2:9–12</w:t>
-        </w:r>
-      </w:hyperlink>
-      <w:r>
-        <w:rPr>
-          <w:lang w:val="zh_TW" w:bidi="zh_TW"/>
-        </w:rPr>
-        <w:t>；</w:t>
-      </w:r>
-      <w:hyperlink r:id="rId38">
-        <w:r>
-          <w:rPr>
-            <w:lang w:val="zh_TW" w:bidi="zh_TW"/>
-          </w:rPr>
-          <w:rPr>
-            <w:color w:val="0000EE"/>
-            <w:u w:val="single"/>
-          </w:rPr>
-          <w:t>啟20:7–9</w:t>
-        </w:r>
-      </w:hyperlink>
-      <w:r>
-        <w:rPr>
-          <w:lang w:val="zh_TW" w:bidi="zh_TW"/>
-        </w:rPr>
-        <w:t>）。當耶穌基督從天上以火焰顯現時，神將使那些傷害信徒的人遭受苦難。祂將報應那些不順從耶穌基督福音的人（</w:t>
-      </w:r>
-      <w:hyperlink r:id="rId39">
-        <w:r>
-          <w:rPr>
-            <w:lang w:val="zh_TW" w:bidi="zh_TW"/>
-          </w:rPr>
-          <w:rPr>
-            <w:color w:val="0000EE"/>
-            <w:u w:val="single"/>
-          </w:rPr>
-          <w:t>羅2:9</w:t>
-        </w:r>
-      </w:hyperlink>
-      <w:r>
-        <w:rPr>
-          <w:lang w:val="zh_TW" w:bidi="zh_TW"/>
-        </w:rPr>
-        <w:t>；</w:t>
-      </w:r>
-      <w:hyperlink r:id="rId40">
-        <w:r>
-          <w:rPr>
-            <w:lang w:val="zh_TW" w:bidi="zh_TW"/>
-          </w:rPr>
-          <w:rPr>
-            <w:color w:val="0000EE"/>
-            <w:u w:val="single"/>
-          </w:rPr>
-          <w:t>帖後1:5–10</w:t>
-        </w:r>
-      </w:hyperlink>
-      <w:r>
-        <w:rPr>
-          <w:lang w:val="zh_TW" w:bidi="zh_TW"/>
-        </w:rPr>
-        <w:t>，</w:t>
-      </w:r>
-      <w:hyperlink r:id="rId41">
-        <w:r>
-          <w:rPr>
-            <w:lang w:val="zh_TW" w:bidi="zh_TW"/>
-          </w:rPr>
-          <w:rPr>
-            <w:color w:val="0000EE"/>
-            <w:u w:val="single"/>
-          </w:rPr>
-          <w:t>2:7–8</w:t>
-        </w:r>
-      </w:hyperlink>
-      <w:r>
-        <w:rPr>
-          <w:lang w:val="zh_TW" w:bidi="zh_TW"/>
-        </w:rPr>
-        <w:t>）。</w:t>
+        <w:t>）</w:t>
       </w:r>
     </w:p>
     <w:p>
@@ -875,34 +1081,221 @@
       </w:r>
       <w:r>
         <w:rPr>
-          <w:i/>
-          <w:lang w:val="zh_TW" w:bidi="zh_TW"/>
-        </w:rPr>
-        <w:t>另見</w:t>
-      </w:r>
-      <w:r>
-        <w:rPr>
-          <w:lang w:val="zh_TW" w:bidi="zh_TW"/>
-        </w:rPr>
-        <w:t>逼迫</w:t>
-      </w:r>
+          <w:lang w:val="zh_TW" w:bidi="zh_TW"/>
+        </w:rPr>
+        <w:t>然而，信徒始終要尊崇神。這樣的敬畏會帶來智慧（</w:t>
+      </w:r>
+      <w:hyperlink r:id="rId48">
+        <w:r>
+          <w:rPr>
+            <w:lang w:val="zh_TW" w:bidi="zh_TW"/>
+          </w:rPr>
+          <w:rPr>
+            <w:color w:val="0000EE"/>
+            <w:u w:val="single"/>
+          </w:rPr>
+          <w:t>詩111:10</w:t>
+        </w:r>
+      </w:hyperlink>
+      <w:r>
+        <w:rPr>
+          <w:lang w:val="zh_TW" w:bidi="zh_TW"/>
+        </w:rPr>
+        <w:t>）和引導（</w:t>
+      </w:r>
+      <w:hyperlink r:id="rId49">
+        <w:r>
+          <w:rPr>
+            <w:lang w:val="zh_TW" w:bidi="zh_TW"/>
+          </w:rPr>
+          <w:rPr>
+            <w:color w:val="0000EE"/>
+            <w:u w:val="single"/>
+          </w:rPr>
+          <w:t>弗5:21</w:t>
+        </w:r>
+      </w:hyperlink>
       <w:r>
         <w:rPr>
           <w:lang w:val="zh_TW" w:bidi="zh_TW"/>
         </w:rPr>
         <w:t>；</w:t>
       </w:r>
-      <w:r>
-        <w:rPr>
-          <w:lang w:val="zh_TW" w:bidi="zh_TW"/>
-        </w:rPr>
-        <w:t>大患難</w:t>
-      </w:r>
-      <w:r>
-        <w:rPr>
-          <w:lang w:val="zh_TW" w:bidi="zh_TW"/>
-        </w:rPr>
-        <w:t>。</w:t>
+      <w:hyperlink r:id="rId50">
+        <w:r>
+          <w:rPr>
+            <w:lang w:val="zh_TW" w:bidi="zh_TW"/>
+          </w:rPr>
+          <w:rPr>
+            <w:color w:val="0000EE"/>
+            <w:u w:val="single"/>
+          </w:rPr>
+          <w:t>腓2:12</w:t>
+        </w:r>
+      </w:hyperlink>
+      <w:r>
+        <w:rPr>
+          <w:lang w:val="zh_TW" w:bidi="zh_TW"/>
+        </w:rPr>
+        <w:t>）。透過研讀聖經而生出的愛神之心，也會帶來這種敬畏（</w:t>
+      </w:r>
+      <w:hyperlink r:id="rId51">
+        <w:r>
+          <w:rPr>
+            <w:lang w:val="zh_TW" w:bidi="zh_TW"/>
+          </w:rPr>
+          <w:rPr>
+            <w:color w:val="0000EE"/>
+            <w:u w:val="single"/>
+          </w:rPr>
+          <w:t>箴2:3–5</w:t>
+        </w:r>
+      </w:hyperlink>
+      <w:r>
+        <w:rPr>
+          <w:lang w:val="zh_TW" w:bidi="zh_TW"/>
+        </w:rPr>
+        <w:t>）。</w:t>
+      </w:r>
+    </w:p>
+    <w:p>
+      <w:pPr/>
+      <w:r>
+        <w:rPr>
+          <w:lang w:val="zh_TW" w:bidi="zh_TW"/>
+        </w:rPr>
+      </w:r>
+      <w:r>
+        <w:rPr>
+          <w:lang w:val="zh_TW" w:bidi="zh_TW"/>
+        </w:rPr>
+        <w:t>古代以色列人藉著遵行神的誡命來表達他們的敬畏（</w:t>
+      </w:r>
+      <w:hyperlink r:id="rId52">
+        <w:r>
+          <w:rPr>
+            <w:lang w:val="zh_TW" w:bidi="zh_TW"/>
+          </w:rPr>
+          <w:rPr>
+            <w:color w:val="0000EE"/>
+            <w:u w:val="single"/>
+          </w:rPr>
+          <w:t>申6:2</w:t>
+        </w:r>
+      </w:hyperlink>
+      <w:r>
+        <w:rPr>
+          <w:lang w:val="zh_TW" w:bidi="zh_TW"/>
+        </w:rPr>
+        <w:t>）。哥尼流和他的全家因為敬畏神，被稱為「敬畏神的人」（</w:t>
+      </w:r>
+      <w:hyperlink r:id="rId53">
+        <w:r>
+          <w:rPr>
+            <w:lang w:val="zh_TW" w:bidi="zh_TW"/>
+          </w:rPr>
+          <w:rPr>
+            <w:color w:val="0000EE"/>
+            <w:u w:val="single"/>
+          </w:rPr>
+          <w:t>徒10:2</w:t>
+        </w:r>
+      </w:hyperlink>
+      <w:r>
+        <w:rPr>
+          <w:lang w:val="zh_TW" w:bidi="zh_TW"/>
+        </w:rPr>
+        <w:t>）。真正的敬畏會使人過著善行和聖潔的生活（</w:t>
+      </w:r>
+      <w:hyperlink r:id="rId54">
+        <w:r>
+          <w:rPr>
+            <w:lang w:val="zh_TW" w:bidi="zh_TW"/>
+          </w:rPr>
+          <w:rPr>
+            <w:color w:val="0000EE"/>
+            <w:u w:val="single"/>
+          </w:rPr>
+          <w:t>林後7:1</w:t>
+        </w:r>
+      </w:hyperlink>
+      <w:r>
+        <w:rPr>
+          <w:lang w:val="zh_TW" w:bidi="zh_TW"/>
+        </w:rPr>
+        <w:t>），這種敬畏帶來喜樂（</w:t>
+      </w:r>
+      <w:hyperlink r:id="rId55">
+        <w:r>
+          <w:rPr>
+            <w:lang w:val="zh_TW" w:bidi="zh_TW"/>
+          </w:rPr>
+          <w:rPr>
+            <w:color w:val="0000EE"/>
+            <w:u w:val="single"/>
+          </w:rPr>
+          <w:t>詩2:11</w:t>
+        </w:r>
+      </w:hyperlink>
+      <w:r>
+        <w:rPr>
+          <w:lang w:val="zh_TW" w:bidi="zh_TW"/>
+        </w:rPr>
+        <w:t>）和生命（</w:t>
+      </w:r>
+      <w:hyperlink r:id="rId56">
+        <w:r>
+          <w:rPr>
+            <w:lang w:val="zh_TW" w:bidi="zh_TW"/>
+          </w:rPr>
+          <w:rPr>
+            <w:color w:val="0000EE"/>
+            <w:u w:val="single"/>
+          </w:rPr>
+          <w:t>箴14:27</w:t>
+        </w:r>
+      </w:hyperlink>
+      <w:r>
+        <w:rPr>
+          <w:lang w:val="zh_TW" w:bidi="zh_TW"/>
+        </w:rPr>
+        <w:t>），也比財富更寶貴（</w:t>
+      </w:r>
+      <w:hyperlink r:id="rId57">
+        <w:r>
+          <w:rPr>
+            <w:lang w:val="zh_TW" w:bidi="zh_TW"/>
+          </w:rPr>
+          <w:rPr>
+            <w:color w:val="0000EE"/>
+            <w:u w:val="single"/>
+          </w:rPr>
+          <w:t>箴15:16</w:t>
+        </w:r>
+      </w:hyperlink>
+      <w:r>
+        <w:rPr>
+          <w:lang w:val="zh_TW" w:bidi="zh_TW"/>
+        </w:rPr>
+        <w:t>）。神喜悅那些敬畏祂的人（</w:t>
+      </w:r>
+      <w:hyperlink r:id="rId58">
+        <w:r>
+          <w:rPr>
+            <w:lang w:val="zh_TW" w:bidi="zh_TW"/>
+          </w:rPr>
+          <w:rPr>
+            <w:color w:val="0000EE"/>
+            <w:u w:val="single"/>
+          </w:rPr>
+          <w:t>詩147:11</w:t>
+        </w:r>
+      </w:hyperlink>
+      <w:r>
+        <w:rPr>
+          <w:lang w:val="zh_TW" w:bidi="zh_TW"/>
+        </w:rPr>
+        <w:t>）。</w:t>
       </w:r>
       <w:r>
         <w:rPr>

--- a/zht/docx/076.content.docx
+++ b/zht/docx/076.content.docx
@@ -149,7 +149,7 @@
         <w:rPr>
           <w:lang w:val="zh_TW" w:bidi="zh_TW"/>
         </w:rPr>
-        <w:t>kong</w:t>
+        <w:t>kao</w:t>
       </w:r>
       <w:r>
         <w:rPr>
@@ -212,7 +212,7 @@
         <w:rPr>
           <w:lang w:val="zh_TW" w:bidi="zh_TW"/>
         </w:rPr>
-        <w:t>恐懼</w:t>
+        <w:t>考古學與聖經</w:t>
       </w:r>
       <w:r>
         <w:rPr>
@@ -231,7 +231,19 @@
         <w:rPr>
           <w:lang w:val="zh_TW" w:bidi="zh_TW"/>
         </w:rPr>
-        <w:t>對未來可能發生的壞事所產生的焦慮或害怕的情緒。有些人認為恐懼會使人尋求宗教信仰，但真正的信仰包括親近神的渴望，而不只是恐懼。一般說來，人不會想親近自己所恐懼的人或事物。</w:t>
+        <w:t>考古學是透過發掘與研究實物遺跡，來探究古代人類歷史的學科。聖經考古學的研究對象，則集中於近東（中東）地區與聖經有關的出土文物與建築遺跡。這些遺跡包括埋藏的文物（古代物品）、廢墟與紀念碑。其中一些文物帶有古代語言的銘文（文字），學者需要仔細研究這些銘文才能理解其內容。其它物品則是日常生活用品，如破碎的陶片、燒焦的木材、玩具與工具。所有這些出土物品，都必須放在它們所屬的歷史時期，方能正確理解。</w:t>
+      </w:r>
+    </w:p>
+    <w:p>
+      <w:pPr>
+        <w:pStyle w:val="Heading3"/>
+      </w:pPr>
+      <w:r>
+        <w:rPr>
+          <w:b/>
+          <w:lang w:val="zh_TW" w:bidi="zh_TW"/>
+        </w:rPr>
+        <w:t>考古學的發現</w:t>
       </w:r>
     </w:p>
     <w:p>
@@ -245,7 +257,7 @@
         <w:rPr>
           <w:lang w:val="zh_TW" w:bidi="zh_TW"/>
         </w:rPr>
-        <w:t>在聖經裡，恐懼不僅指害怕或驚懼。這確實是恐懼的一部分，特別是談論對神的敬畏時，但這個詞語也包含對神的懼怕與深深的尊崇。</w:t>
+        <w:t>許多重大的考古發現其實是偶然發生的。例如，一個敘利亞農夫在耕種時挖掘出古城烏加里特（Ugarit）。一個貝都因人為尋找走失的山羊，在山洞中發現了死海古卷（Dead Sea Scrolls）。公元1887年，一個埃及婦女在尋找泥磚作為肥料時發現了阿瑪爾那泥板（Amarna tablets）。公元1945年，埃及人在拿戈瑪第附近尋找鳥糞時，發現了重要的諾斯底抄本。然而，偶然的發現並不能取代仔細而有系統的考古研究。</w:t>
       </w:r>
     </w:p>
     <w:p>
@@ -259,7 +271,276 @@
         <w:rPr>
           <w:lang w:val="zh_TW" w:bidi="zh_TW"/>
         </w:rPr>
-        <w:t>恐懼作是焦慮或擔憂的情緒，的確有其存在價值，尤其當這種情緒與神相關時。聖經說：「落在永生神的手裡，真是可怕的」（</w:t>
+        <w:t>今天，考古學家會用航拍與電子儀器仔細勘察潛在的遺址，這些方法可以探測地下的遺物。文物的年代則依據出土的地層，以及其它方法（如放射性碳定年法〔radiocarbon dating〕）來判斷。考古學的目標，是建立一條時間線，準確反映文物與遺址歷史。</w:t>
+      </w:r>
+    </w:p>
+    <w:p>
+      <w:pPr>
+        <w:pStyle w:val="Heading3"/>
+      </w:pPr>
+      <w:r>
+        <w:rPr>
+          <w:b/>
+          <w:lang w:val="zh_TW" w:bidi="zh_TW"/>
+        </w:rPr>
+        <w:t>考古學在理解聖經中的角色</w:t>
+      </w:r>
+    </w:p>
+    <w:p>
+      <w:pPr/>
+      <w:r>
+        <w:rPr>
+          <w:lang w:val="zh_TW" w:bidi="zh_TW"/>
+        </w:rPr>
+      </w:r>
+      <w:r>
+        <w:rPr>
+          <w:lang w:val="zh_TW" w:bidi="zh_TW"/>
+        </w:rPr>
+        <w:t>考古學家與學者把這些文物，視為真實和具體證據，能見證古代人類的生活。雖然學者對它們的解釋可能會有不同，但這些遺物仍然是直接的歷史見證。重要的是，人們應當把這些古代遺物當作證據來理解，而不可以操控它們去迎合個人對歷史、文化或宗教的理論。近東的考古學透過提供客觀的背景資料，幫助我們理解聖經。</w:t>
+      </w:r>
+    </w:p>
+    <w:p>
+      <w:pPr/>
+      <w:r>
+        <w:rPr>
+          <w:lang w:val="zh_TW" w:bidi="zh_TW"/>
+        </w:rPr>
+      </w:r>
+      <w:r>
+        <w:rPr>
+          <w:lang w:val="zh_TW" w:bidi="zh_TW"/>
+        </w:rPr>
+        <w:t>例如，如果一件帶有文字的文物，被鑑定為出現在公元前3000年左右，就表明當時已經存在書寫。這意味著舊約聖經的早期作者確實能他們的故事寫下來，而我們可以視之為他們的書寫。考古發現顯示，摩西傳統上被認為是聖經前五卷的作者，可能是使用：</w:t>
+      </w:r>
+    </w:p>
+    <w:p>
+      <w:pPr>
+        <w:pStyle w:val="ListBullet"/>
+        <w:spacing w:line="240" w:lineRule="auto"/>
+        <w:ind w:left="720"/>
+      </w:pPr>
+      <w:r>
+        <w:rPr>
+          <w:lang w:val="zh_TW" w:bidi="zh_TW"/>
+        </w:rPr>
+      </w:r>
+      <w:r>
+        <w:rPr>
+          <w:lang w:val="zh_TW" w:bidi="zh_TW"/>
+        </w:rPr>
+        <w:t>埃及象形文字（Egyptian hieroglyphics），</w:t>
+      </w:r>
+    </w:p>
+    <w:p>
+      <w:pPr>
+        <w:pStyle w:val="ListBullet"/>
+        <w:spacing w:line="240" w:lineRule="auto"/>
+        <w:ind w:left="720"/>
+      </w:pPr>
+      <w:r>
+        <w:rPr>
+          <w:lang w:val="zh_TW" w:bidi="zh_TW"/>
+        </w:rPr>
+      </w:r>
+      <w:r>
+        <w:rPr>
+          <w:lang w:val="zh_TW" w:bidi="zh_TW"/>
+        </w:rPr>
+        <w:t>巴比倫楔形文字（Babylonian cuneiform），以及</w:t>
+      </w:r>
+    </w:p>
+    <w:p>
+      <w:pPr>
+        <w:pStyle w:val="ListBullet"/>
+        <w:spacing w:line="240" w:lineRule="auto"/>
+        <w:ind w:left="720"/>
+      </w:pPr>
+      <w:r>
+        <w:rPr>
+          <w:lang w:val="zh_TW" w:bidi="zh_TW"/>
+        </w:rPr>
+      </w:r>
+      <w:r>
+        <w:rPr>
+          <w:lang w:val="zh_TW" w:bidi="zh_TW"/>
+        </w:rPr>
+        <w:t>迦南方言（包括希伯來文）。</w:t>
+      </w:r>
+    </w:p>
+    <w:p>
+      <w:pPr/>
+      <w:r>
+        <w:rPr>
+          <w:lang w:val="zh_TW" w:bidi="zh_TW"/>
+        </w:rPr>
+      </w:r>
+      <w:r>
+        <w:rPr>
+          <w:lang w:val="zh_TW" w:bidi="zh_TW"/>
+        </w:rPr>
+        <w:t>任何忽視這些證據的聖經理論，都很可能是不正確的。</w:t>
+      </w:r>
+    </w:p>
+    <w:p>
+      <w:pPr>
+        <w:pStyle w:val="Heading3"/>
+      </w:pPr>
+      <w:r>
+        <w:rPr>
+          <w:lang w:val="zh_TW" w:bidi="zh_TW"/>
+        </w:rPr>
+        <w:t>概述</w:t>
+      </w:r>
+    </w:p>
+    <w:p>
+      <w:pPr>
+        <w:pStyle w:val="ListBullet"/>
+        <w:spacing w:line="240" w:lineRule="auto"/>
+        <w:ind w:left="720"/>
+      </w:pPr>
+      <w:r>
+        <w:rPr>
+          <w:lang w:val="zh_TW" w:bidi="zh_TW"/>
+        </w:rPr>
+      </w:r>
+      <w:r>
+        <w:rPr>
+          <w:b/>
+          <w:u w:val="single"/>
+          <w:lang w:val="zh_TW" w:bidi="zh_TW"/>
+        </w:rPr>
+        <w:t>考古學與日常生活</w:t>
+      </w:r>
+    </w:p>
+    <w:p>
+      <w:pPr>
+        <w:pStyle w:val="ListBullet"/>
+        <w:spacing w:line="240" w:lineRule="auto"/>
+        <w:ind w:left="720"/>
+      </w:pPr>
+      <w:r>
+        <w:rPr>
+          <w:lang w:val="zh_TW" w:bidi="zh_TW"/>
+        </w:rPr>
+      </w:r>
+      <w:r>
+        <w:rPr>
+          <w:b/>
+          <w:u w:val="single"/>
+          <w:lang w:val="zh_TW" w:bidi="zh_TW"/>
+        </w:rPr>
+        <w:t>考古學與宗教</w:t>
+      </w:r>
+    </w:p>
+    <w:p>
+      <w:pPr>
+        <w:pStyle w:val="ListBullet"/>
+        <w:spacing w:line="240" w:lineRule="auto"/>
+        <w:ind w:left="720"/>
+      </w:pPr>
+      <w:r>
+        <w:rPr>
+          <w:lang w:val="zh_TW" w:bidi="zh_TW"/>
+        </w:rPr>
+      </w:r>
+      <w:r>
+        <w:rPr>
+          <w:b/>
+          <w:u w:val="single"/>
+          <w:lang w:val="zh_TW" w:bidi="zh_TW"/>
+        </w:rPr>
+        <w:t>考古學與戰爭</w:t>
+      </w:r>
+    </w:p>
+    <w:p>
+      <w:pPr>
+        <w:pStyle w:val="ListBullet"/>
+        <w:spacing w:line="240" w:lineRule="auto"/>
+        <w:ind w:left="720"/>
+      </w:pPr>
+      <w:r>
+        <w:rPr>
+          <w:lang w:val="zh_TW" w:bidi="zh_TW"/>
+        </w:rPr>
+      </w:r>
+      <w:r>
+        <w:rPr>
+          <w:b/>
+          <w:u w:val="single"/>
+          <w:lang w:val="zh_TW" w:bidi="zh_TW"/>
+        </w:rPr>
+        <w:t>考古學與文學</w:t>
+      </w:r>
+    </w:p>
+    <w:p>
+      <w:pPr>
+        <w:pStyle w:val="ListBullet"/>
+        <w:spacing w:line="240" w:lineRule="auto"/>
+        <w:ind w:left="720"/>
+      </w:pPr>
+      <w:r>
+        <w:rPr>
+          <w:lang w:val="zh_TW" w:bidi="zh_TW"/>
+        </w:rPr>
+      </w:r>
+      <w:r>
+        <w:rPr>
+          <w:b/>
+          <w:u w:val="single"/>
+          <w:lang w:val="zh_TW" w:bidi="zh_TW"/>
+        </w:rPr>
+        <w:t>考古學與語言</w:t>
+      </w:r>
+    </w:p>
+    <w:p>
+      <w:pPr>
+        <w:pStyle w:val="Heading3"/>
+      </w:pPr>
+      <w:r>
+        <w:rPr>
+          <w:lang w:val="zh_TW" w:bidi="zh_TW"/>
+        </w:rPr>
+        <w:t>考古學與日常生活</w:t>
+      </w:r>
+    </w:p>
+    <w:p>
+      <w:pPr/>
+      <w:r>
+        <w:rPr>
+          <w:lang w:val="zh_TW" w:bidi="zh_TW"/>
+        </w:rPr>
+      </w:r>
+      <w:r>
+        <w:rPr>
+          <w:lang w:val="zh_TW" w:bidi="zh_TW"/>
+        </w:rPr>
+        <w:t>考古學揭示了古代人日常生活的面貌。考古發掘（挖掘現場）顯示，在新石器時代（Neolithic period，晚期石器時代），人們居住在以枝條編織而成的簡單小屋裡，其中一些小屋內部還有裝飾。亞伯拉罕時代的吾珥，中產階級的住宅甚至以現代標準來看也相當雅緻。克諾索（Knossos）、波塞波利斯（Persepolis）、瑪里（Mari）和坎提爾（Qantir）等地的宮殿遺跡，展現了當年的輝煌。織布是最古老的人類工藝之一，甚至在古代就已普遍實行，東方地毯的織造技術起源於美索不達米亞。陶器——無論是素燒的還是帶有裝飾的，也是另一種古代工藝。</w:t>
+      </w:r>
+    </w:p>
+    <w:p>
+      <w:pPr>
+        <w:pStyle w:val="Heading4"/>
+      </w:pPr>
+      <w:r>
+        <w:rPr>
+          <w:lang w:val="zh_TW" w:bidi="zh_TW"/>
+        </w:rPr>
+        <w:t>社會風俗</w:t>
+      </w:r>
+    </w:p>
+    <w:p>
+      <w:pPr/>
+      <w:r>
+        <w:rPr>
+          <w:lang w:val="zh_TW" w:bidi="zh_TW"/>
+        </w:rPr>
+      </w:r>
+      <w:r>
+        <w:rPr>
+          <w:lang w:val="zh_TW" w:bidi="zh_TW"/>
+        </w:rPr>
+        <w:t>考古學也釐清了聖經提到的某些社會風俗。例如，亞伯蘭與妻子的婢女夏甲生子，符合努西（Nuzi）當地的習俗，並不被視為不道德。領養的做法，像亞伯蘭收養以利以謝（</w:t>
       </w:r>
       <w:hyperlink r:id="rId13">
         <w:r>
@@ -270,14 +551,14 @@
             <w:color w:val="0000EE"/>
             <w:u w:val="single"/>
           </w:rPr>
-          <w:t>來10:31</w:t>
+          <w:t>創15:2–4</w:t>
         </w:r>
       </w:hyperlink>
       <w:r>
         <w:rPr>
           <w:lang w:val="zh_TW" w:bidi="zh_TW"/>
         </w:rPr>
-        <w:t>）。耶穌教導我們應當敬畏神，因為祂有能力懲罰罪，也能完全滅絕人（</w:t>
+        <w:t>），我們能透過努西的文獻理解得更加透徹。這些文獻記載，沒有孩子的夫妻會收養一名僕人，讓他成為繼承人。這些被收養的人會成為家中的長子，但若後來有親生子出生，被收養的人就可能失去這些權利。來自努西、烏加里特和亞拉拿（Alalakh）的文獻也說明了長子的權利，以及人們如何交換這些權利，這正如</w:t>
       </w:r>
       <w:hyperlink r:id="rId14">
         <w:r>
@@ -288,29 +569,9 @@
             <w:color w:val="0000EE"/>
             <w:u w:val="single"/>
           </w:rPr>
-          <w:t>路12:4–5</w:t>
+          <w:t>創</w:t>
         </w:r>
       </w:hyperlink>
-      <w:r>
-        <w:rPr>
-          <w:lang w:val="zh_TW" w:bidi="zh_TW"/>
-        </w:rPr>
-        <w:t>）。</w:t>
-      </w:r>
-    </w:p>
-    <w:p>
-      <w:pPr/>
-      <w:r>
-        <w:rPr>
-          <w:lang w:val="zh_TW" w:bidi="zh_TW"/>
-        </w:rPr>
-      </w:r>
-      <w:r>
-        <w:rPr>
-          <w:lang w:val="zh_TW" w:bidi="zh_TW"/>
-        </w:rPr>
-        <w:t>恐懼可以幫助人們理解他們的內心充滿缺陷，看見自己何等需要神的饒恕。這種恐懼的最早例子可見於</w:t>
-      </w:r>
       <w:hyperlink r:id="rId15">
         <w:r>
           <w:rPr>
@@ -320,14 +581,304 @@
             <w:color w:val="0000EE"/>
             <w:u w:val="single"/>
           </w:rPr>
-          <w:t>創世記三章</w:t>
+          <w:t>世記二十五章31至34節</w:t>
         </w:r>
       </w:hyperlink>
       <w:r>
         <w:rPr>
           <w:lang w:val="zh_TW" w:bidi="zh_TW"/>
         </w:rPr>
-        <w:t>，經文記載當亞當和夏娃違背神以後，就躲藏起來。他們的恐懼是有原因的，因為他們知道自己所作的該受審判。恐懼自然隨著罪而來（</w:t>
+        <w:t>所記載的。</w:t>
+      </w:r>
+    </w:p>
+    <w:p>
+      <w:pPr>
+        <w:pStyle w:val="Heading4"/>
+      </w:pPr>
+      <w:r>
+        <w:rPr>
+          <w:lang w:val="zh_TW" w:bidi="zh_TW"/>
+        </w:rPr>
+        <w:t>貿易</w:t>
+      </w:r>
+    </w:p>
+    <w:p>
+      <w:pPr/>
+      <w:r>
+        <w:rPr>
+          <w:lang w:val="zh_TW" w:bidi="zh_TW"/>
+        </w:rPr>
+      </w:r>
+      <w:r>
+        <w:rPr>
+          <w:lang w:val="zh_TW" w:bidi="zh_TW"/>
+        </w:rPr>
+        <w:t>聖經時期的工作與貿易情況，透過各種考古發現得以呈現。例如，在貝尼哈桑（Beni Hasan）出土的一幅稱為「畫面（tableau）」的圖像（約公元前1900年製作）展示閃族人將貨物帶到埃及，可能是作為金屬工匠。其它資料則描繪了各樣活動，如：</w:t>
+      </w:r>
+    </w:p>
+    <w:p>
+      <w:pPr>
+        <w:pStyle w:val="ListBullet"/>
+        <w:spacing w:line="240" w:lineRule="auto"/>
+        <w:ind w:left="720"/>
+      </w:pPr>
+      <w:r>
+        <w:rPr>
+          <w:lang w:val="zh_TW" w:bidi="zh_TW"/>
+        </w:rPr>
+      </w:r>
+      <w:r>
+        <w:rPr>
+          <w:lang w:val="zh_TW" w:bidi="zh_TW"/>
+        </w:rPr>
+        <w:t>打獵</w:t>
+      </w:r>
+    </w:p>
+    <w:p>
+      <w:pPr>
+        <w:pStyle w:val="ListBullet"/>
+        <w:spacing w:line="240" w:lineRule="auto"/>
+        <w:ind w:left="720"/>
+      </w:pPr>
+      <w:r>
+        <w:rPr>
+          <w:lang w:val="zh_TW" w:bidi="zh_TW"/>
+        </w:rPr>
+      </w:r>
+      <w:r>
+        <w:rPr>
+          <w:lang w:val="zh_TW" w:bidi="zh_TW"/>
+        </w:rPr>
+        <w:t>捕魚</w:t>
+      </w:r>
+    </w:p>
+    <w:p>
+      <w:pPr>
+        <w:pStyle w:val="ListBullet"/>
+        <w:spacing w:line="240" w:lineRule="auto"/>
+        <w:ind w:left="720"/>
+      </w:pPr>
+      <w:r>
+        <w:rPr>
+          <w:lang w:val="zh_TW" w:bidi="zh_TW"/>
+        </w:rPr>
+      </w:r>
+      <w:r>
+        <w:rPr>
+          <w:lang w:val="zh_TW" w:bidi="zh_TW"/>
+        </w:rPr>
+        <w:t>造磚</w:t>
+      </w:r>
+    </w:p>
+    <w:p>
+      <w:pPr>
+        <w:pStyle w:val="ListBullet"/>
+        <w:spacing w:line="240" w:lineRule="auto"/>
+        <w:ind w:left="720"/>
+      </w:pPr>
+      <w:r>
+        <w:rPr>
+          <w:lang w:val="zh_TW" w:bidi="zh_TW"/>
+        </w:rPr>
+      </w:r>
+      <w:r>
+        <w:rPr>
+          <w:lang w:val="zh_TW" w:bidi="zh_TW"/>
+        </w:rPr>
+        <w:t>農耕</w:t>
+      </w:r>
+    </w:p>
+    <w:p>
+      <w:pPr>
+        <w:pStyle w:val="ListBullet"/>
+        <w:spacing w:line="240" w:lineRule="auto"/>
+        <w:ind w:left="720"/>
+      </w:pPr>
+      <w:r>
+        <w:rPr>
+          <w:lang w:val="zh_TW" w:bidi="zh_TW"/>
+        </w:rPr>
+      </w:r>
+      <w:r>
+        <w:rPr>
+          <w:lang w:val="zh_TW" w:bidi="zh_TW"/>
+        </w:rPr>
+        <w:t>陶器製作</w:t>
+      </w:r>
+    </w:p>
+    <w:p>
+      <w:pPr/>
+      <w:r>
+        <w:rPr>
+          <w:lang w:val="zh_TW" w:bidi="zh_TW"/>
+        </w:rPr>
+      </w:r>
+      <w:r>
+        <w:rPr>
+          <w:lang w:val="zh_TW" w:bidi="zh_TW"/>
+        </w:rPr>
+        <w:t>這些資料同時也提供關於服飾的資訊，例如在500年後的埃及壁畫中，閃族人向法老進貢，所穿的衣服樣式與早期相比幾乎沒有改變。然而，以色列人禁止製作人像或神像。</w:t>
+      </w:r>
+    </w:p>
+    <w:p>
+      <w:pPr>
+        <w:pStyle w:val="Heading4"/>
+      </w:pPr>
+      <w:r>
+        <w:rPr>
+          <w:lang w:val="zh_TW" w:bidi="zh_TW"/>
+        </w:rPr>
+        <w:t>陶器碎片</w:t>
+      </w:r>
+    </w:p>
+    <w:p>
+      <w:pPr/>
+      <w:r>
+        <w:rPr>
+          <w:lang w:val="zh_TW" w:bidi="zh_TW"/>
+        </w:rPr>
+      </w:r>
+      <w:r>
+        <w:rPr>
+          <w:lang w:val="zh_TW" w:bidi="zh_TW"/>
+        </w:rPr>
+        <w:t>最常見的日常文物是陶片（potsherds，破碎的陶器），人們常把它們用作書寫材料。例如，「拉吉書簡（Lachish letters）」是一系列從公元前587年北方前哨所寫的軍事信件，就是寫在陶片上的。甚至在新約聖經時期，陶片仍被用來書寫，因為它比蒲草紙更耐用，比蠟版（wax tablets）更方便。在埃及，考古學家發現了筆、調色盤和墨水。人們又再在昆蘭發現用來書寫死海古卷的墨水。</w:t>
+      </w:r>
+    </w:p>
+    <w:p>
+      <w:pPr>
+        <w:pStyle w:val="Heading4"/>
+      </w:pPr>
+      <w:r>
+        <w:rPr>
+          <w:lang w:val="zh_TW" w:bidi="zh_TW"/>
+        </w:rPr>
+        <w:t>遊戲</w:t>
+      </w:r>
+    </w:p>
+    <w:p>
+      <w:pPr/>
+      <w:r>
+        <w:rPr>
+          <w:lang w:val="zh_TW" w:bidi="zh_TW"/>
+        </w:rPr>
+      </w:r>
+      <w:r>
+        <w:rPr>
+          <w:lang w:val="zh_TW" w:bidi="zh_TW"/>
+        </w:rPr>
+        <w:t>考古發現還包括來自古代的遊戲和玩具。例如，貝尼哈桑的一幅墓穴壁畫（約公元前2000年）中，描繪了埃及女孩玩球的場景。底比斯（Thebes）的一座神廟浮雕顯示蘭塞三世（Ramses III）在下棋。後期的埃及孩童玩一種用小石子進行的遊戲，可能是雙陸棋（backgammon）的早期版本。在米吉多（Megiddo）出土了一個象牙製的遊戲板，上面有孔，可能是用來插入小木樁，年代大約在公元前1200年。近東出土的兒童玩具與現代玩具並沒有太大不同。考古發現的玩具包括：</w:t>
+      </w:r>
+    </w:p>
+    <w:p>
+      <w:pPr>
+        <w:pStyle w:val="ListBullet"/>
+        <w:spacing w:line="240" w:lineRule="auto"/>
+        <w:ind w:left="720"/>
+      </w:pPr>
+      <w:r>
+        <w:rPr>
+          <w:lang w:val="zh_TW" w:bidi="zh_TW"/>
+        </w:rPr>
+      </w:r>
+      <w:r>
+        <w:rPr>
+          <w:lang w:val="zh_TW" w:bidi="zh_TW"/>
+        </w:rPr>
+        <w:t>哨子</w:t>
+      </w:r>
+    </w:p>
+    <w:p>
+      <w:pPr>
+        <w:pStyle w:val="ListBullet"/>
+        <w:spacing w:line="240" w:lineRule="auto"/>
+        <w:ind w:left="720"/>
+      </w:pPr>
+      <w:r>
+        <w:rPr>
+          <w:lang w:val="zh_TW" w:bidi="zh_TW"/>
+        </w:rPr>
+      </w:r>
+      <w:r>
+        <w:rPr>
+          <w:lang w:val="zh_TW" w:bidi="zh_TW"/>
+        </w:rPr>
+        <w:t>球</w:t>
+      </w:r>
+    </w:p>
+    <w:p>
+      <w:pPr>
+        <w:pStyle w:val="ListBullet"/>
+        <w:spacing w:line="240" w:lineRule="auto"/>
+        <w:ind w:left="720"/>
+      </w:pPr>
+      <w:r>
+        <w:rPr>
+          <w:lang w:val="zh_TW" w:bidi="zh_TW"/>
+        </w:rPr>
+      </w:r>
+      <w:r>
+        <w:rPr>
+          <w:lang w:val="zh_TW" w:bidi="zh_TW"/>
+        </w:rPr>
+        <w:t>戰車模型</w:t>
+      </w:r>
+    </w:p>
+    <w:p>
+      <w:pPr>
+        <w:pStyle w:val="ListBullet"/>
+        <w:spacing w:line="240" w:lineRule="auto"/>
+        <w:ind w:left="720"/>
+      </w:pPr>
+      <w:r>
+        <w:rPr>
+          <w:lang w:val="zh_TW" w:bidi="zh_TW"/>
+        </w:rPr>
+      </w:r>
+      <w:r>
+        <w:rPr>
+          <w:lang w:val="zh_TW" w:bidi="zh_TW"/>
+        </w:rPr>
+        <w:t>裝在輪子上的動物</w:t>
+      </w:r>
+    </w:p>
+    <w:p>
+      <w:pPr/>
+      <w:r>
+        <w:rPr>
+          <w:lang w:val="zh_TW" w:bidi="zh_TW"/>
+        </w:rPr>
+      </w:r>
+      <w:r>
+        <w:rPr>
+          <w:lang w:val="zh_TW" w:bidi="zh_TW"/>
+        </w:rPr>
+        <w:t>埃及墓穴壁畫也描繪了成人的運動，如摔角、射箭和賽跑。</w:t>
+      </w:r>
+    </w:p>
+    <w:p>
+      <w:pPr>
+        <w:pStyle w:val="Heading4"/>
+      </w:pPr>
+      <w:r>
+        <w:rPr>
+          <w:lang w:val="zh_TW" w:bidi="zh_TW"/>
+        </w:rPr>
+        <w:t>防腐處理</w:t>
+      </w:r>
+    </w:p>
+    <w:p>
+      <w:pPr/>
+      <w:r>
+        <w:rPr>
+          <w:lang w:val="zh_TW" w:bidi="zh_TW"/>
+        </w:rPr>
+      </w:r>
+      <w:r>
+        <w:rPr>
+          <w:lang w:val="zh_TW" w:bidi="zh_TW"/>
+        </w:rPr>
+        <w:t>防腐是保存遺體的過程。</w:t>
       </w:r>
       <w:hyperlink r:id="rId16">
         <w:r>
@@ -338,9 +889,68 @@
             <w:color w:val="0000EE"/>
             <w:u w:val="single"/>
           </w:rPr>
-          <w:t>創3:10，</w:t>
+          <w:t>創世記五十章2至3、26節</w:t>
         </w:r>
       </w:hyperlink>
+      <w:r>
+        <w:rPr>
+          <w:lang w:val="zh_TW" w:bidi="zh_TW"/>
+        </w:rPr>
+        <w:t>記載雅各與約瑟遺體的防腐處理，正是埃及由來已久的習俗。雅各被埋葬在麥比拉的洞穴中，與他的列祖同葬。雖然這個地點是已知的，但因為它對阿拉伯人來說是聖地，所以無法進行考古挖掘。公元1931年，在橄欖山的一處古代希伯來墓地出土了一則碑銘，上面寫著：「猶大王烏西雅的骸骨安置於此──請勿打開。」這塊碑銘的年代可追溯到基督時期。這顯示，考古學家在耶路撒冷挖掘時發現了烏西雅王的墓，而他的遺骨被移到另一處安葬。</w:t>
+      </w:r>
+    </w:p>
+    <w:p>
+      <w:pPr/>
+      <w:r>
+        <w:rPr>
+          <w:lang w:val="zh_TW" w:bidi="zh_TW"/>
+        </w:rPr>
+      </w:r>
+      <w:r>
+        <w:rPr>
+          <w:lang w:val="zh_TW" w:bidi="zh_TW"/>
+        </w:rPr>
+        <w:t>考古學家還證實，用來封住耶穌墳墓入口的石門，約在公元前100年至公元100年間相當普遍，這與福音書的記載相符。</w:t>
+      </w:r>
+    </w:p>
+    <w:p>
+      <w:pPr>
+        <w:pStyle w:val="Heading3"/>
+      </w:pPr>
+      <w:r>
+        <w:rPr>
+          <w:lang w:val="zh_TW" w:bidi="zh_TW"/>
+        </w:rPr>
+        <w:t>考古學與宗教</w:t>
+      </w:r>
+    </w:p>
+    <w:p>
+      <w:pPr/>
+      <w:r>
+        <w:rPr>
+          <w:lang w:val="zh_TW" w:bidi="zh_TW"/>
+        </w:rPr>
+      </w:r>
+      <w:r>
+        <w:rPr>
+          <w:lang w:val="zh_TW" w:bidi="zh_TW"/>
+        </w:rPr>
+        <w:t>考古學又提供洞見，讓我們理解聖經宗教與敬拜的本質。早在亞伯蘭離開吾珥去跟隨獨一真神之前，非猶太的美索不達米亞人已經敬拜各樣的神。他們把這些神看作天空之神。這樣的背景，使以色列先祖與他們的神之間的關係更容易理解。蘭塞二世（Ramses II）的浮雕，展示了在埃及軍營中的神帳，表明人們在移動的神廟裡敬拜異教的神。公元前七世紀的腓尼基（Phoenician）文獻也提到用牛拉動的移動神廟。這樣的背景支持了「以色列人在曠野的會幕並非後來的發明」這一觀點。</w:t>
+      </w:r>
+    </w:p>
+    <w:p>
+      <w:pPr/>
+      <w:r>
+        <w:rPr>
+          <w:lang w:val="zh_TW" w:bidi="zh_TW"/>
+        </w:rPr>
+      </w:r>
+      <w:r>
+        <w:rPr>
+          <w:lang w:val="zh_TW" w:bidi="zh_TW"/>
+        </w:rPr>
+        <w:t>考古學也證實在巴比倫被擄之前，已有歌唱者參與敬拜的傳統。數世紀以來，巴勒斯坦人以音樂才華聞名。來自烏加里特的拉斯珊拉（Ras Shamra）的泥板中，保存著與希伯來詩篇相似的宗教詩歌。所羅門的聖殿由腓尼基工匠建造，其設計（見</w:t>
+      </w:r>
       <w:hyperlink r:id="rId17">
         <w:r>
           <w:rPr>
@@ -350,14 +960,39 @@
             <w:color w:val="0000EE"/>
             <w:u w:val="single"/>
           </w:rPr>
-          <w:t>4:13–14</w:t>
+          <w:t>王上6章</w:t>
         </w:r>
       </w:hyperlink>
       <w:r>
         <w:rPr>
           <w:lang w:val="zh_TW" w:bidi="zh_TW"/>
         </w:rPr>
-        <w:t>；</w:t>
+        <w:t>）與一座公元前八世紀小聖堂相似，該小聖堂位於敘利亞泰納特遺址（Tel Tainat）。耶路撒冷的哭牆被認為包含了尼希米時期的石塊，但在城中沒有發現所羅門聖殿根基的痕跡。從公元70年被毀的希律聖殿中，發現了一些石材，這些殘塊為聖殿結構提供了寶貴的資訊。雖然在基督時代的巴勒斯坦有許多猶太會堂，但考古發現的遺跡卻很少。</w:t>
+      </w:r>
+    </w:p>
+    <w:p>
+      <w:pPr>
+        <w:pStyle w:val="Heading3"/>
+      </w:pPr>
+      <w:r>
+        <w:rPr>
+          <w:lang w:val="zh_TW" w:bidi="zh_TW"/>
+        </w:rPr>
+        <w:t>考古學與戰爭</w:t>
+      </w:r>
+    </w:p>
+    <w:p>
+      <w:pPr/>
+      <w:r>
+        <w:rPr>
+          <w:lang w:val="zh_TW" w:bidi="zh_TW"/>
+        </w:rPr>
+      </w:r>
+      <w:r>
+        <w:rPr>
+          <w:lang w:val="zh_TW" w:bidi="zh_TW"/>
+        </w:rPr>
+        <w:t>考古學大大增進了我們對古代戰爭的理解，而戰爭正是聖經中的一個重要主題。古代近東民族把戰爭看作列邦之神彼此之間的爭戰。服兵役被視為神聖的事，軍兵也因此備受尊敬。神作為萬軍之耶和華，被視為以色列軍隊的元帥。祂可以吩咐完全毀滅一座城，這種做法被稱為「毀滅（the ban）」，如耶利哥的情況（</w:t>
       </w:r>
       <w:hyperlink r:id="rId18">
         <w:r>
@@ -368,14 +1003,86 @@
             <w:color w:val="0000EE"/>
             <w:u w:val="single"/>
           </w:rPr>
-          <w:t>箴28:1</w:t>
+          <w:t>書6:17、24</w:t>
         </w:r>
       </w:hyperlink>
       <w:r>
         <w:rPr>
           <w:lang w:val="zh_TW" w:bidi="zh_TW"/>
         </w:rPr>
-        <w:t>）。</w:t>
+        <w:t>）。戰爭遵循一些既定的規則。如果一座城受到威脅，城裡的居民可以投降，保全性命，但財物會被奪走。若選擇抵抗，就要冒著被徹底毀滅的風險。常見的戰爭戰術包括：</w:t>
+      </w:r>
+    </w:p>
+    <w:p>
+      <w:pPr>
+        <w:pStyle w:val="ListBullet"/>
+        <w:spacing w:line="240" w:lineRule="auto"/>
+        <w:ind w:left="720"/>
+      </w:pPr>
+      <w:r>
+        <w:rPr>
+          <w:lang w:val="zh_TW" w:bidi="zh_TW"/>
+        </w:rPr>
+      </w:r>
+      <w:r>
+        <w:rPr>
+          <w:lang w:val="zh_TW" w:bidi="zh_TW"/>
+        </w:rPr>
+        <w:t>正面攻擊（直接攻擊）</w:t>
+      </w:r>
+    </w:p>
+    <w:p>
+      <w:pPr>
+        <w:pStyle w:val="ListBullet"/>
+        <w:spacing w:line="240" w:lineRule="auto"/>
+        <w:ind w:left="720"/>
+      </w:pPr>
+      <w:r>
+        <w:rPr>
+          <w:lang w:val="zh_TW" w:bidi="zh_TW"/>
+        </w:rPr>
+      </w:r>
+      <w:r>
+        <w:rPr>
+          <w:lang w:val="zh_TW" w:bidi="zh_TW"/>
+        </w:rPr>
+        <w:t>派遣探子</w:t>
+      </w:r>
+    </w:p>
+    <w:p>
+      <w:pPr>
+        <w:pStyle w:val="ListBullet"/>
+        <w:spacing w:line="240" w:lineRule="auto"/>
+        <w:ind w:left="720"/>
+      </w:pPr>
+      <w:r>
+        <w:rPr>
+          <w:lang w:val="zh_TW" w:bidi="zh_TW"/>
+        </w:rPr>
+      </w:r>
+      <w:r>
+        <w:rPr>
+          <w:lang w:val="zh_TW" w:bidi="zh_TW"/>
+        </w:rPr>
+        <w:t>伏擊</w:t>
+      </w:r>
+    </w:p>
+    <w:p>
+      <w:pPr>
+        <w:pStyle w:val="ListBullet"/>
+        <w:spacing w:line="240" w:lineRule="auto"/>
+        <w:ind w:left="720"/>
+      </w:pPr>
+      <w:r>
+        <w:rPr>
+          <w:lang w:val="zh_TW" w:bidi="zh_TW"/>
+        </w:rPr>
+      </w:r>
+      <w:r>
+        <w:rPr>
+          <w:lang w:val="zh_TW" w:bidi="zh_TW"/>
+        </w:rPr>
+        <w:t>巡邏</w:t>
       </w:r>
     </w:p>
     <w:p>
@@ -389,19 +1096,7 @@
         <w:rPr>
           <w:lang w:val="zh_TW" w:bidi="zh_TW"/>
         </w:rPr>
-        <w:t>聖經記載許多極度焦慮的人，例如該隱、掃羅、亞哈斯和彼拉多。</w:t>
-      </w:r>
-      <w:r>
-        <w:rPr>
-          <w:lang w:val="zh_TW" w:bidi="zh_TW"/>
-        </w:rPr>
-        <w:t>急難困苦的人</w:t>
-      </w:r>
-      <w:r>
-        <w:rPr>
-          <w:lang w:val="zh_TW" w:bidi="zh_TW"/>
-        </w:rPr>
-        <w:t>（</w:t>
+        <w:t>有時戰爭會以單對單的方式決定勝負，就像大衛與歌利亞的故事（</w:t>
       </w:r>
       <w:hyperlink r:id="rId19">
         <w:r>
@@ -412,14 +1107,46 @@
             <w:color w:val="0000EE"/>
             <w:u w:val="single"/>
           </w:rPr>
-          <w:t>伯15:24</w:t>
+          <w:t>撒上17:38–54</w:t>
         </w:r>
       </w:hyperlink>
       <w:r>
         <w:rPr>
           <w:lang w:val="zh_TW" w:bidi="zh_TW"/>
         </w:rPr>
-        <w:t>）、恐懼抓住惡人、驚嚇臨到假冒為善的人（</w:t>
+        <w:t>）。</w:t>
+      </w:r>
+    </w:p>
+    <w:p>
+      <w:pPr/>
+      <w:r>
+        <w:rPr>
+          <w:lang w:val="zh_TW" w:bidi="zh_TW"/>
+        </w:rPr>
+      </w:r>
+      <w:r>
+        <w:rPr>
+          <w:lang w:val="zh_TW" w:bidi="zh_TW"/>
+        </w:rPr>
+        <w:t>古代的浮雕和紀念碑大量描繪盔甲與武器。</w:t>
+      </w:r>
+    </w:p>
+    <w:p>
+      <w:pPr>
+        <w:pStyle w:val="ListBullet"/>
+        <w:spacing w:line="240" w:lineRule="auto"/>
+        <w:ind w:left="720"/>
+      </w:pPr>
+      <w:r>
+        <w:rPr>
+          <w:lang w:val="zh_TW" w:bidi="zh_TW"/>
+        </w:rPr>
+      </w:r>
+      <w:r>
+        <w:rPr>
+          <w:lang w:val="zh_TW" w:bidi="zh_TW"/>
+        </w:rPr>
+        <w:t>來自吾珥的一頂金盔，是蘇美人（Sumerian）軍事裝備的傑出例子。相比之下，卡納克（Karnak）的一座墓牆描繪了較小的赫人頭盔。最初，以色列軍隊中只有領袖佩戴金屬頭盔（見</w:t>
       </w:r>
       <w:hyperlink r:id="rId20">
         <w:r>
@@ -430,14 +1157,14 @@
             <w:color w:val="0000EE"/>
             <w:u w:val="single"/>
           </w:rPr>
-          <w:t>賽33:14</w:t>
+          <w:t>撒上17:38</w:t>
         </w:r>
       </w:hyperlink>
       <w:r>
         <w:rPr>
           <w:lang w:val="zh_TW" w:bidi="zh_TW"/>
         </w:rPr>
-        <w:t>），也使作惡的人驚惶滅亡（</w:t>
+        <w:t>）。但是，到西流古（Seleucid）帝國時期，所有以色列軍兵都配戴銅盔（</w:t>
       </w:r>
       <w:hyperlink r:id="rId21">
         <w:r>
@@ -448,14 +1175,32 @@
             <w:color w:val="0000EE"/>
             <w:u w:val="single"/>
           </w:rPr>
-          <w:t>詩73:19</w:t>
+          <w:t>馬加比一書6:35</w:t>
         </w:r>
       </w:hyperlink>
       <w:r>
         <w:rPr>
           <w:lang w:val="zh_TW" w:bidi="zh_TW"/>
         </w:rPr>
-        <w:t>）。他們的生命缺乏信心，因此充滿恐懼（</w:t>
+        <w:t>）。羅馬軍兵則普遍佩戴皮革或銅製頭盔。</w:t>
+      </w:r>
+    </w:p>
+    <w:p>
+      <w:pPr>
+        <w:pStyle w:val="ListBullet"/>
+        <w:spacing w:line="240" w:lineRule="auto"/>
+        <w:ind w:left="720"/>
+      </w:pPr>
+      <w:r>
+        <w:rPr>
+          <w:lang w:val="zh_TW" w:bidi="zh_TW"/>
+        </w:rPr>
+      </w:r>
+      <w:r>
+        <w:rPr>
+          <w:lang w:val="zh_TW" w:bidi="zh_TW"/>
+        </w:rPr>
+        <w:t>以色列人使用兩種盾牌：步兵使用大盾，弓箭手使用小盾（</w:t>
       </w:r>
       <w:hyperlink r:id="rId22">
         <w:r>
@@ -466,14 +1211,26 @@
             <w:color w:val="0000EE"/>
             <w:u w:val="single"/>
           </w:rPr>
-          <w:t>啟21:8</w:t>
+          <w:t>代下14:8</w:t>
         </w:r>
       </w:hyperlink>
       <w:r>
         <w:rPr>
           <w:lang w:val="zh_TW" w:bidi="zh_TW"/>
         </w:rPr>
-        <w:t>）。當神攻擊法老的軍隊時，他們因恐懼而不能行動（</w:t>
+        <w:t>）。這些盾牌一般以木材和皮革製成，也有一些是銅製的。</w:t>
+      </w:r>
+    </w:p>
+    <w:p>
+      <w:pPr>
+        <w:pStyle w:val="ListBullet"/>
+        <w:spacing w:line="240" w:lineRule="auto"/>
+        <w:ind w:left="720"/>
+      </w:pPr>
+      <w:r>
+        <w:rPr>
+          <w:lang w:val="zh_TW" w:bidi="zh_TW"/>
+        </w:rPr>
       </w:r>
       <w:hyperlink r:id="rId23">
         <w:r>
@@ -484,14 +1241,50 @@
             <w:color w:val="0000EE"/>
             <w:u w:val="single"/>
           </w:rPr>
-          <w:t>出15:16</w:t>
+          <w:t>耶利米書四十六章4節</w:t>
         </w:r>
       </w:hyperlink>
       <w:r>
         <w:rPr>
           <w:lang w:val="zh_TW" w:bidi="zh_TW"/>
         </w:rPr>
-        <w:t>）。約伯的朋友比勒達描述，人們在神的審判下被迫跪倒在地（</w:t>
+        <w:t>所提到的鱗甲，在近東至少自公元前十五世紀起就已使用，這可從亞拉拿和烏加里特的考古發現得到證實。</w:t>
+      </w:r>
+    </w:p>
+    <w:p>
+      <w:pPr>
+        <w:pStyle w:val="ListBullet"/>
+        <w:spacing w:line="240" w:lineRule="auto"/>
+        <w:ind w:left="720"/>
+      </w:pPr>
+      <w:r>
+        <w:rPr>
+          <w:lang w:val="zh_TW" w:bidi="zh_TW"/>
+        </w:rPr>
+      </w:r>
+      <w:r>
+        <w:rPr>
+          <w:lang w:val="zh_TW" w:bidi="zh_TW"/>
+        </w:rPr>
+        <w:t>劍與槍是以色列人武器的重要部分，形狀與尺寸多樣。在基拉耳發現了製劍的爐子，而拉吉與米吉多則出土了青銅器時代的匕首。</w:t>
+      </w:r>
+    </w:p>
+    <w:p>
+      <w:pPr>
+        <w:pStyle w:val="ListBullet"/>
+        <w:spacing w:line="240" w:lineRule="auto"/>
+        <w:ind w:left="720"/>
+      </w:pPr>
+      <w:r>
+        <w:rPr>
+          <w:lang w:val="zh_TW" w:bidi="zh_TW"/>
+        </w:rPr>
+      </w:r>
+      <w:r>
+        <w:rPr>
+          <w:lang w:val="zh_TW" w:bidi="zh_TW"/>
+        </w:rPr>
+        <w:t>複合式的亞細亞弓比早期使用的簡單的弓有所改進。公元前1300年至900年間帶有銘文的箭頭表明，當時已有成隊的弓箭手（見</w:t>
       </w:r>
       <w:hyperlink r:id="rId24">
         <w:r>
@@ -502,7 +1295,7 @@
             <w:color w:val="0000EE"/>
             <w:u w:val="single"/>
           </w:rPr>
-          <w:t>伯18:11</w:t>
+          <w:t>賽21:17</w:t>
         </w:r>
       </w:hyperlink>
       <w:r>
@@ -523,25 +1316,54 @@
         <w:rPr>
           <w:lang w:val="zh_TW" w:bidi="zh_TW"/>
         </w:rPr>
-        <w:t>恐懼有時會使人停步不前，或迫使他們做出與平日截然不同的行為。這尤其常見於沒有完全委身於神的人。</w:t>
-      </w:r>
-    </w:p>
-    <w:p>
-      <w:pPr>
-        <w:pStyle w:val="ListBullet"/>
-        <w:spacing w:line="240" w:lineRule="auto"/>
-        <w:ind w:left="720"/>
-      </w:pPr>
-      <w:r>
-        <w:rPr>
-          <w:lang w:val="zh_TW" w:bidi="zh_TW"/>
-        </w:rPr>
-      </w:r>
-      <w:r>
-        <w:rPr>
-          <w:lang w:val="zh_TW" w:bidi="zh_TW"/>
-        </w:rPr>
-        <w:t>掃羅因為害怕百姓的反應而不順服神（</w:t>
+        <w:t>新約聖經對軍事裝備則著墨甚少。</w:t>
+      </w:r>
+    </w:p>
+    <w:p>
+      <w:pPr>
+        <w:pStyle w:val="Heading3"/>
+      </w:pPr>
+      <w:r>
+        <w:rPr>
+          <w:lang w:val="zh_TW" w:bidi="zh_TW"/>
+        </w:rPr>
+        <w:t>考古學與文學</w:t>
+      </w:r>
+    </w:p>
+    <w:p>
+      <w:pPr/>
+      <w:r>
+        <w:rPr>
+          <w:lang w:val="zh_TW" w:bidi="zh_TW"/>
+        </w:rPr>
+      </w:r>
+      <w:r>
+        <w:rPr>
+          <w:lang w:val="zh_TW" w:bidi="zh_TW"/>
+        </w:rPr>
+        <w:t>考古發現為許多類型的聖經文學提供平行例證。例如，拉斯珊拉的挖掘中出土了詩歌與散文的泥版，這些泥版的文法和文學形式與希伯來詩篇相似。如今可以確定，像摩西五經中的詳細律法，在摩西時代之前就已存在。</w:t>
+      </w:r>
+    </w:p>
+    <w:p>
+      <w:pPr/>
+      <w:r>
+        <w:rPr>
+          <w:lang w:val="zh_TW" w:bidi="zh_TW"/>
+        </w:rPr>
+      </w:r>
+      <w:r>
+        <w:rPr>
+          <w:lang w:val="zh_TW" w:bidi="zh_TW"/>
+        </w:rPr>
+        <w:t>大約公元前十九世紀的殘缺蘇美人法典（Sumerian codes），如漢謨拉比法典（Code of Hammurabi），在形式和風格上與摩西律法相似。漢謨拉比法典用300條律例闡述公義的原則，目的是要藉由法律與秩序來規範社會。它的文體很有特色：以詩歌形式的序言開始，接著是法律正文，最後以非詩歌的措辭寫成的結語收尾。這種三段式的結構，不僅出現在約伯記中，也出現在較近代的著作裡。</w:t>
+      </w:r>
+    </w:p>
+    <w:p>
+      <w:pPr/>
+      <w:r>
+        <w:rPr>
+          <w:lang w:val="zh_TW" w:bidi="zh_TW"/>
+        </w:rPr>
       </w:r>
       <w:hyperlink r:id="rId25">
         <w:r>
@@ -552,14 +1374,14 @@
             <w:color w:val="0000EE"/>
             <w:u w:val="single"/>
           </w:rPr>
-          <w:t>撒上15:24</w:t>
+          <w:t>出埃及記二十章1至17節</w:t>
         </w:r>
       </w:hyperlink>
       <w:r>
         <w:rPr>
           <w:lang w:val="zh_TW" w:bidi="zh_TW"/>
         </w:rPr>
-        <w:t>）</w:t>
+        <w:t>的約的結構，申命記中更完整的形式，與公元前二千年波格斯凱（Boghazkôy）出土的赫人附庸條約的結構相似。這些條約都有固定格式，而這種格式也能在舊約聖經的多處經文裡看到，例如：</w:t>
       </w:r>
     </w:p>
     <w:p>
@@ -573,11 +1395,29 @@
           <w:lang w:val="zh_TW" w:bidi="zh_TW"/>
         </w:rPr>
       </w:r>
-      <w:r>
-        <w:rPr>
-          <w:lang w:val="zh_TW" w:bidi="zh_TW"/>
-        </w:rPr>
-        <w:t>瞎子得到耶穌醫治，其父母卻因為害怕猶太人的官長，所以不敢為耶穌作見證（</w:t>
+      <w:hyperlink r:id="rId25">
+        <w:r>
+          <w:rPr>
+            <w:lang w:val="zh_TW" w:bidi="zh_TW"/>
+          </w:rPr>
+          <w:rPr>
+            <w:color w:val="0000EE"/>
+            <w:u w:val="single"/>
+          </w:rPr>
+          <w:t>出埃及記二十章1至17節</w:t>
+        </w:r>
+      </w:hyperlink>
+    </w:p>
+    <w:p>
+      <w:pPr>
+        <w:pStyle w:val="ListBullet"/>
+        <w:spacing w:line="240" w:lineRule="auto"/>
+        <w:ind w:left="720"/>
+      </w:pPr>
+      <w:r>
+        <w:rPr>
+          <w:lang w:val="zh_TW" w:bidi="zh_TW"/>
+        </w:rPr>
       </w:r>
       <w:hyperlink r:id="rId26">
         <w:r>
@@ -588,15 +1428,9 @@
             <w:color w:val="0000EE"/>
             <w:u w:val="single"/>
           </w:rPr>
-          <w:t>約9:22</w:t>
+          <w:t>利未記十八章1至30節</w:t>
         </w:r>
       </w:hyperlink>
-      <w:r>
-        <w:rPr>
-          <w:lang w:val="zh_TW" w:bidi="zh_TW"/>
-        </w:rPr>
-        <w:t>）</w:t>
-      </w:r>
     </w:p>
     <w:p>
       <w:pPr>
@@ -608,12 +1442,6 @@
         <w:rPr>
           <w:lang w:val="zh_TW" w:bidi="zh_TW"/>
         </w:rPr>
-      </w:r>
-      <w:r>
-        <w:rPr>
-          <w:lang w:val="zh_TW" w:bidi="zh_TW"/>
-        </w:rPr>
-        <w:t>在「才幹」的比喻裡，有人因為恐懼而沒有盡本分（</w:t>
       </w:r>
       <w:hyperlink r:id="rId27">
         <w:r>
@@ -624,28 +1452,20 @@
             <w:color w:val="0000EE"/>
             <w:u w:val="single"/>
           </w:rPr>
-          <w:t>太25:25</w:t>
+          <w:t>申命記一章1節至三十一章30節</w:t>
         </w:r>
       </w:hyperlink>
-      <w:r>
-        <w:rPr>
-          <w:lang w:val="zh_TW" w:bidi="zh_TW"/>
-        </w:rPr>
-        <w:t>）</w:t>
-      </w:r>
-    </w:p>
-    <w:p>
-      <w:pPr/>
-      <w:r>
-        <w:rPr>
-          <w:lang w:val="zh_TW" w:bidi="zh_TW"/>
-        </w:rPr>
-      </w:r>
-      <w:r>
-        <w:rPr>
-          <w:lang w:val="zh_TW" w:bidi="zh_TW"/>
-        </w:rPr>
-        <w:t>耶穌基督藉著祂的死、復活，以及在天上為信徒不斷工作，使人從恐懼中得釋放。使徒保羅告訴羅馬的信徒（</w:t>
+    </w:p>
+    <w:p>
+      <w:pPr>
+        <w:pStyle w:val="ListBullet"/>
+        <w:spacing w:line="240" w:lineRule="auto"/>
+        <w:ind w:left="720"/>
+      </w:pPr>
+      <w:r>
+        <w:rPr>
+          <w:lang w:val="zh_TW" w:bidi="zh_TW"/>
+        </w:rPr>
       </w:r>
       <w:hyperlink r:id="rId28">
         <w:r>
@@ -656,14 +1476,36 @@
             <w:color w:val="0000EE"/>
             <w:u w:val="single"/>
           </w:rPr>
-          <w:t>羅8:15</w:t>
+          <w:t>耶利米書三十一章31至37節</w:t>
         </w:r>
       </w:hyperlink>
-      <w:r>
-        <w:rPr>
-          <w:lang w:val="zh_TW" w:bidi="zh_TW"/>
-        </w:rPr>
-        <w:t>），當他們成為基督徒時，所領受的不是奴僕的心，使人仍舊害怕，乃是兒子的心。這表示他們可以叫神為「阿爸」（猶太孩子用來稱呼父親的亞蘭文詞語）。這是耶穌用來稱呼父神的同一個詞語，基督徒既屬於神的家，也能在向神說話時使用這個詞語（</w:t>
+    </w:p>
+    <w:p>
+      <w:pPr/>
+      <w:r>
+        <w:rPr>
+          <w:lang w:val="zh_TW" w:bidi="zh_TW"/>
+        </w:rPr>
+      </w:r>
+      <w:r>
+        <w:rPr>
+          <w:lang w:val="zh_TW" w:bidi="zh_TW"/>
+        </w:rPr>
+        <w:t>創世記也包含了與美索不達米亞文學傳統相似的元素。例如，反覆出現的片語「……的後代記在下面」。這個片語與其上下文在美索不達米亞泥版上被用作「尾語」（colophons，相當於現代書籍的出版資料）。這個片語以及來自努西等地的家譜顯示，創世記前半部簡短的文體與蘇美人的歷史寫作相似。</w:t>
+      </w:r>
+    </w:p>
+    <w:p>
+      <w:pPr/>
+      <w:r>
+        <w:rPr>
+          <w:lang w:val="zh_TW" w:bidi="zh_TW"/>
+        </w:rPr>
+      </w:r>
+      <w:r>
+        <w:rPr>
+          <w:lang w:val="zh_TW" w:bidi="zh_TW"/>
+        </w:rPr>
+        <w:t>希伯來智慧文學（如箴言）也能在其它古代文獻中找到相似之處。例如，埃及的「阿曼尼摩比的訓誨（Instruction of Amenemope）」與</w:t>
       </w:r>
       <w:hyperlink r:id="rId29">
         <w:r>
@@ -674,14 +1516,28 @@
             <w:color w:val="0000EE"/>
             <w:u w:val="single"/>
           </w:rPr>
-          <w:t>加4:6</w:t>
+          <w:t>箴言二十二章17至二十四章22節</w:t>
         </w:r>
       </w:hyperlink>
       <w:r>
         <w:rPr>
           <w:lang w:val="zh_TW" w:bidi="zh_TW"/>
         </w:rPr>
-        <w:t>）。人領受神的愛，就能夠靠著這愛的大能驅散恐懼（</w:t>
+        <w:t>有相似之處，然而學者仍然爭論，是否有一卷書影響另一卷書，還是兩者都源自更早且已經失傳的資料。</w:t>
+      </w:r>
+    </w:p>
+    <w:p>
+      <w:pPr/>
+      <w:r>
+        <w:rPr>
+          <w:lang w:val="zh_TW" w:bidi="zh_TW"/>
+        </w:rPr>
+      </w:r>
+      <w:r>
+        <w:rPr>
+          <w:lang w:val="zh_TW" w:bidi="zh_TW"/>
+        </w:rPr>
+        <w:t>古代世界的書信形式常在聖經中出現（例如：</w:t>
       </w:r>
       <w:hyperlink r:id="rId30">
         <w:r>
@@ -692,28 +1548,14 @@
             <w:color w:val="0000EE"/>
             <w:u w:val="single"/>
           </w:rPr>
-          <w:t>約一4:18</w:t>
+          <w:t>撒下11章</w:t>
         </w:r>
       </w:hyperlink>
       <w:r>
         <w:rPr>
           <w:lang w:val="zh_TW" w:bidi="zh_TW"/>
         </w:rPr>
-        <w:t>）。</w:t>
-      </w:r>
-    </w:p>
-    <w:p>
-      <w:pPr/>
-      <w:r>
-        <w:rPr>
-          <w:lang w:val="zh_TW" w:bidi="zh_TW"/>
-        </w:rPr>
-      </w:r>
-      <w:r>
-        <w:rPr>
-          <w:lang w:val="zh_TW" w:bidi="zh_TW"/>
-        </w:rPr>
-        <w:t>不必要的恐懼會損害神子民所作的工。神警告耶利米不要怕那些攻擊他的人（</w:t>
+        <w:t>；</w:t>
       </w:r>
       <w:hyperlink r:id="rId31">
         <w:r>
@@ -724,14 +1566,14 @@
             <w:color w:val="0000EE"/>
             <w:u w:val="single"/>
           </w:rPr>
-          <w:t>耶1:8</w:t>
+          <w:t>王上21章</w:t>
         </w:r>
       </w:hyperlink>
       <w:r>
         <w:rPr>
           <w:lang w:val="zh_TW" w:bidi="zh_TW"/>
         </w:rPr>
-        <w:t>），因為如果他向恐懼屈服，神就會使災禍臨到他（</w:t>
+        <w:t>；</w:t>
       </w:r>
       <w:hyperlink r:id="rId32">
         <w:r>
@@ -742,14 +1584,14 @@
             <w:color w:val="0000EE"/>
             <w:u w:val="single"/>
           </w:rPr>
-          <w:t>耶1:17</w:t>
+          <w:t>王下5:10、20</w:t>
         </w:r>
       </w:hyperlink>
       <w:r>
         <w:rPr>
           <w:lang w:val="zh_TW" w:bidi="zh_TW"/>
         </w:rPr>
-        <w:t>）。神勸勉以西結——與耶利米同時代的人，以及其他人，要他們剛強（</w:t>
+        <w:t>；</w:t>
       </w:r>
       <w:hyperlink r:id="rId33">
         <w:r>
@@ -760,7 +1602,7 @@
             <w:color w:val="0000EE"/>
             <w:u w:val="single"/>
           </w:rPr>
-          <w:t>書1:7–9</w:t>
+          <w:t>拉4:6–7</w:t>
         </w:r>
       </w:hyperlink>
       <w:r>
@@ -778,14 +1620,52 @@
             <w:color w:val="0000EE"/>
             <w:u w:val="single"/>
           </w:rPr>
-          <w:t>結2:6</w:t>
+          <w:t>尼2:7</w:t>
         </w:r>
       </w:hyperlink>
       <w:r>
         <w:rPr>
           <w:lang w:val="zh_TW" w:bidi="zh_TW"/>
         </w:rPr>
-        <w:t>）。即使敬虔的人也會受到恐懼的試探，有時甚至感到難以承受（</w:t>
+        <w:t>）。這種形式出現於埃及蒲草紙中，如澤農（Zenon）文獻，並且也見於希臘著作，如柏拉圖（Plato）的書信。柏拉圖約公元前354年的第七書信（</w:t>
+      </w:r>
+      <w:r>
+        <w:rPr>
+          <w:i/>
+          <w:lang w:val="zh_TW" w:bidi="zh_TW"/>
+        </w:rPr>
+        <w:t>Seventh Letter</w:t>
+      </w:r>
+      <w:r>
+        <w:rPr>
+          <w:lang w:val="zh_TW" w:bidi="zh_TW"/>
+        </w:rPr>
+        <w:t>）在形式上與使徒保羅的書信相似。柏拉圖的第七書信試圖糾正人對他教導的誤解，而保羅的書信（特別是腓利門書）有時也帶有類似的個人色彩，與一些埃及書信的性質相近。</w:t>
+      </w:r>
+    </w:p>
+    <w:p>
+      <w:pPr>
+        <w:pStyle w:val="Heading3"/>
+      </w:pPr>
+      <w:r>
+        <w:rPr>
+          <w:lang w:val="zh_TW" w:bidi="zh_TW"/>
+        </w:rPr>
+        <w:t>考古學與語言學</w:t>
+      </w:r>
+    </w:p>
+    <w:p>
+      <w:pPr/>
+      <w:r>
+        <w:rPr>
+          <w:lang w:val="zh_TW" w:bidi="zh_TW"/>
+        </w:rPr>
+      </w:r>
+      <w:r>
+        <w:rPr>
+          <w:lang w:val="zh_TW" w:bidi="zh_TW"/>
+        </w:rPr>
+        <w:t>透過考古學復原的古代語言，有助於我們理解舊約聖經。舊約聖經中的許多片語原本源自蘇美文（Sumerian）或亞甲文亞喀得文（Akkadian）。例如，</w:t>
       </w:r>
       <w:hyperlink r:id="rId35">
         <w:r>
@@ -796,14 +1676,27 @@
             <w:color w:val="0000EE"/>
             <w:u w:val="single"/>
           </w:rPr>
-          <w:t>詩55:5</w:t>
+          <w:t>創世記一章1節</w:t>
         </w:r>
       </w:hyperlink>
       <w:r>
         <w:rPr>
           <w:lang w:val="zh_TW" w:bidi="zh_TW"/>
         </w:rPr>
-        <w:t>）。正因如此，神常常吩咐祂的子民不要向恐懼屈服（</w:t>
+        <w:t>中的片語「天地」。在蘇美文中，這個表達是</w:t>
+      </w:r>
+      <w:r>
+        <w:rPr>
+          <w:i/>
+          <w:lang w:val="zh_TW" w:bidi="zh_TW"/>
+        </w:rPr>
+        <w:t>an-ki</w:t>
+      </w:r>
+      <w:r>
+        <w:rPr>
+          <w:lang w:val="zh_TW" w:bidi="zh_TW"/>
+        </w:rPr>
+        <w:t>，意為「宇宙」。這個片語使用兩個相對的詞語來表達整體，這種文學手法也見於</w:t>
       </w:r>
       <w:hyperlink r:id="rId36">
         <w:r>
@@ -814,110 +1707,14 @@
             <w:color w:val="0000EE"/>
             <w:u w:val="single"/>
           </w:rPr>
-          <w:t>賽8:12</w:t>
+          <w:t>啟示錄二十二章13節</w:t>
         </w:r>
       </w:hyperlink>
       <w:r>
         <w:rPr>
           <w:lang w:val="zh_TW" w:bidi="zh_TW"/>
         </w:rPr>
-        <w:t>；</w:t>
-      </w:r>
-      <w:hyperlink r:id="rId37">
-        <w:r>
-          <w:rPr>
-            <w:lang w:val="zh_TW" w:bidi="zh_TW"/>
-          </w:rPr>
-          <w:rPr>
-            <w:color w:val="0000EE"/>
-            <w:u w:val="single"/>
-          </w:rPr>
-          <w:t>約14:1、27</w:t>
-        </w:r>
-      </w:hyperlink>
-      <w:r>
-        <w:rPr>
-          <w:lang w:val="zh_TW" w:bidi="zh_TW"/>
-        </w:rPr>
-        <w:t>）。相反，祂鼓勵他們把憂慮交託救贖主的手裡，因為祂深切關心祂的子民（</w:t>
-      </w:r>
-      <w:hyperlink r:id="rId38">
-        <w:r>
-          <w:rPr>
-            <w:lang w:val="zh_TW" w:bidi="zh_TW"/>
-          </w:rPr>
-          <w:rPr>
-            <w:color w:val="0000EE"/>
-            <w:u w:val="single"/>
-          </w:rPr>
-          <w:t>彼前5:7</w:t>
-        </w:r>
-      </w:hyperlink>
-      <w:r>
-        <w:rPr>
-          <w:lang w:val="zh_TW" w:bidi="zh_TW"/>
-        </w:rPr>
-        <w:t>）。信心是戰勝恐懼的關鍵，正如以賽亞所說：「堅心倚賴你的，你必保守他十分平安，因為他倚靠你。」（</w:t>
-      </w:r>
-      <w:hyperlink r:id="rId39">
-        <w:r>
-          <w:rPr>
-            <w:lang w:val="zh_TW" w:bidi="zh_TW"/>
-          </w:rPr>
-          <w:rPr>
-            <w:color w:val="0000EE"/>
-            <w:u w:val="single"/>
-          </w:rPr>
-          <w:t>賽26:3</w:t>
-        </w:r>
-      </w:hyperlink>
-      <w:r>
-        <w:rPr>
-          <w:lang w:val="zh_TW" w:bidi="zh_TW"/>
-        </w:rPr>
-        <w:t>）詩篇的作者也強調信心對戰勝恐懼的作用（</w:t>
-      </w:r>
-      <w:hyperlink r:id="rId40">
-        <w:r>
-          <w:rPr>
-            <w:lang w:val="zh_TW" w:bidi="zh_TW"/>
-          </w:rPr>
-          <w:rPr>
-            <w:color w:val="0000EE"/>
-            <w:u w:val="single"/>
-          </w:rPr>
-          <w:t>詩37:1，</w:t>
-        </w:r>
-      </w:hyperlink>
-      <w:hyperlink r:id="rId41">
-        <w:r>
-          <w:rPr>
-            <w:lang w:val="zh_TW" w:bidi="zh_TW"/>
-          </w:rPr>
-          <w:rPr>
-            <w:color w:val="0000EE"/>
-            <w:u w:val="single"/>
-          </w:rPr>
-          <w:t>46:2，</w:t>
-        </w:r>
-      </w:hyperlink>
-      <w:hyperlink r:id="rId42">
-        <w:r>
-          <w:rPr>
-            <w:lang w:val="zh_TW" w:bidi="zh_TW"/>
-          </w:rPr>
-          <w:rPr>
-            <w:color w:val="0000EE"/>
-            <w:u w:val="single"/>
-          </w:rPr>
-          <w:t>112:7</w:t>
-        </w:r>
-      </w:hyperlink>
-      <w:r>
-        <w:rPr>
-          <w:lang w:val="zh_TW" w:bidi="zh_TW"/>
-        </w:rPr>
-        <w:t>）。</w:t>
+        <w:t>。</w:t>
       </w:r>
     </w:p>
     <w:p>
@@ -931,145 +1728,7 @@
         <w:rPr>
           <w:lang w:val="zh_TW" w:bidi="zh_TW"/>
         </w:rPr>
-        <w:t>真正的信心包含對神深深的敬畏，聖經稱之為「敬畏神」。認識神的大能是建立堅固信心的關鍵（</w:t>
-      </w:r>
-      <w:hyperlink r:id="rId43">
-        <w:r>
-          <w:rPr>
-            <w:lang w:val="zh_TW" w:bidi="zh_TW"/>
-          </w:rPr>
-          <w:rPr>
-            <w:color w:val="0000EE"/>
-            <w:u w:val="single"/>
-          </w:rPr>
-          <w:t>詩5:7，</w:t>
-        </w:r>
-      </w:hyperlink>
-      <w:hyperlink r:id="rId44">
-        <w:r>
-          <w:rPr>
-            <w:lang w:val="zh_TW" w:bidi="zh_TW"/>
-          </w:rPr>
-          <w:rPr>
-            <w:color w:val="0000EE"/>
-            <w:u w:val="single"/>
-          </w:rPr>
-          <w:t>89:7</w:t>
-        </w:r>
-      </w:hyperlink>
-      <w:r>
-        <w:rPr>
-          <w:lang w:val="zh_TW" w:bidi="zh_TW"/>
-        </w:rPr>
-        <w:t>）。基督徒不再需要懼怕：</w:t>
-      </w:r>
-    </w:p>
-    <w:p>
-      <w:pPr>
-        <w:pStyle w:val="ListBullet"/>
-        <w:spacing w:line="240" w:lineRule="auto"/>
-        <w:ind w:left="720"/>
-      </w:pPr>
-      <w:r>
-        <w:rPr>
-          <w:lang w:val="zh_TW" w:bidi="zh_TW"/>
-        </w:rPr>
-      </w:r>
-      <w:r>
-        <w:rPr>
-          <w:lang w:val="zh_TW" w:bidi="zh_TW"/>
-        </w:rPr>
-        <w:t>人（</w:t>
-      </w:r>
-      <w:hyperlink r:id="rId45">
-        <w:r>
-          <w:rPr>
-            <w:lang w:val="zh_TW" w:bidi="zh_TW"/>
-          </w:rPr>
-          <w:rPr>
-            <w:color w:val="0000EE"/>
-            <w:u w:val="single"/>
-          </w:rPr>
-          <w:t>來13:6</w:t>
-        </w:r>
-      </w:hyperlink>
-      <w:r>
-        <w:rPr>
-          <w:lang w:val="zh_TW" w:bidi="zh_TW"/>
-        </w:rPr>
-        <w:t>）</w:t>
-      </w:r>
-    </w:p>
-    <w:p>
-      <w:pPr>
-        <w:pStyle w:val="ListBullet"/>
-        <w:spacing w:line="240" w:lineRule="auto"/>
-        <w:ind w:left="720"/>
-      </w:pPr>
-      <w:r>
-        <w:rPr>
-          <w:lang w:val="zh_TW" w:bidi="zh_TW"/>
-        </w:rPr>
-      </w:r>
-      <w:r>
-        <w:rPr>
-          <w:lang w:val="zh_TW" w:bidi="zh_TW"/>
-        </w:rPr>
-        <w:t>死亡（</w:t>
-      </w:r>
-      <w:hyperlink r:id="rId46">
-        <w:r>
-          <w:rPr>
-            <w:lang w:val="zh_TW" w:bidi="zh_TW"/>
-          </w:rPr>
-          <w:rPr>
-            <w:color w:val="0000EE"/>
-            <w:u w:val="single"/>
-          </w:rPr>
-          <w:t>2:15</w:t>
-        </w:r>
-      </w:hyperlink>
-      <w:r>
-        <w:rPr>
-          <w:lang w:val="zh_TW" w:bidi="zh_TW"/>
-        </w:rPr>
-        <w:t>）</w:t>
-      </w:r>
-    </w:p>
-    <w:p>
-      <w:pPr>
-        <w:pStyle w:val="ListBullet"/>
-        <w:spacing w:line="240" w:lineRule="auto"/>
-        <w:ind w:left="720"/>
-      </w:pPr>
-      <w:r>
-        <w:rPr>
-          <w:lang w:val="zh_TW" w:bidi="zh_TW"/>
-        </w:rPr>
-      </w:r>
-      <w:r>
-        <w:rPr>
-          <w:lang w:val="zh_TW" w:bidi="zh_TW"/>
-        </w:rPr>
-        <w:t>人生中的各樣境遇（</w:t>
-      </w:r>
-      <w:hyperlink r:id="rId47">
-        <w:r>
-          <w:rPr>
-            <w:lang w:val="zh_TW" w:bidi="zh_TW"/>
-          </w:rPr>
-          <w:rPr>
-            <w:color w:val="0000EE"/>
-            <w:u w:val="single"/>
-          </w:rPr>
-          <w:t>提後1:6–7</w:t>
-        </w:r>
-      </w:hyperlink>
-      <w:r>
-        <w:rPr>
-          <w:lang w:val="zh_TW" w:bidi="zh_TW"/>
-        </w:rPr>
-        <w:t>）</w:t>
+        <w:t>烏加里特文和以巴拉文（Eblaic）都是與希伯來文密切相關的西閃族方言。這些方言能提供洞見，幫助我們認識希伯來詩歌的難解語言，並顯示其保存古代迦南的表達方式。亞蘭文的研究也澄清了舊約聖經某些部分的語言，例如以斯拉記和但以理書，這些是用帝國亞蘭文寫成的。出土於公元前五至四世紀的埃及象島（Elephantine）蒲草紙文獻，支持這些經文成書時間較早的說法。</w:t>
       </w:r>
     </w:p>
     <w:p>
@@ -1083,79 +1742,18 @@
         <w:rPr>
           <w:lang w:val="zh_TW" w:bidi="zh_TW"/>
         </w:rPr>
-        <w:t>然而，信徒始終要尊崇神。這樣的敬畏會帶來智慧（</w:t>
-      </w:r>
-      <w:hyperlink r:id="rId48">
-        <w:r>
-          <w:rPr>
-            <w:lang w:val="zh_TW" w:bidi="zh_TW"/>
-          </w:rPr>
-          <w:rPr>
-            <w:color w:val="0000EE"/>
-            <w:u w:val="single"/>
-          </w:rPr>
-          <w:t>詩111:10</w:t>
-        </w:r>
-      </w:hyperlink>
-      <w:r>
-        <w:rPr>
-          <w:lang w:val="zh_TW" w:bidi="zh_TW"/>
-        </w:rPr>
-        <w:t>）和引導（</w:t>
-      </w:r>
-      <w:hyperlink r:id="rId49">
-        <w:r>
-          <w:rPr>
-            <w:lang w:val="zh_TW" w:bidi="zh_TW"/>
-          </w:rPr>
-          <w:rPr>
-            <w:color w:val="0000EE"/>
-            <w:u w:val="single"/>
-          </w:rPr>
-          <w:t>弗5:21</w:t>
-        </w:r>
-      </w:hyperlink>
-      <w:r>
-        <w:rPr>
-          <w:lang w:val="zh_TW" w:bidi="zh_TW"/>
-        </w:rPr>
-        <w:t>；</w:t>
-      </w:r>
-      <w:hyperlink r:id="rId50">
-        <w:r>
-          <w:rPr>
-            <w:lang w:val="zh_TW" w:bidi="zh_TW"/>
-          </w:rPr>
-          <w:rPr>
-            <w:color w:val="0000EE"/>
-            <w:u w:val="single"/>
-          </w:rPr>
-          <w:t>腓2:12</w:t>
-        </w:r>
-      </w:hyperlink>
-      <w:r>
-        <w:rPr>
-          <w:lang w:val="zh_TW" w:bidi="zh_TW"/>
-        </w:rPr>
-        <w:t>）。透過研讀聖經而生出的愛神之心，也會帶來這種敬畏（</w:t>
-      </w:r>
-      <w:hyperlink r:id="rId51">
-        <w:r>
-          <w:rPr>
-            <w:lang w:val="zh_TW" w:bidi="zh_TW"/>
-          </w:rPr>
-          <w:rPr>
-            <w:color w:val="0000EE"/>
-            <w:u w:val="single"/>
-          </w:rPr>
-          <w:t>箴2:3–5</w:t>
-        </w:r>
-      </w:hyperlink>
-      <w:r>
-        <w:rPr>
-          <w:lang w:val="zh_TW" w:bidi="zh_TW"/>
-        </w:rPr>
-        <w:t>）。</w:t>
+        <w:t>新約聖經是以通用希臘文（koine）寫成的，這是近東和羅馬帝國的通用語言。新約聖經的希臘文常帶有隱含的閃族文表達，若未能辨識，可能會導致錯譯。</w:t>
+      </w:r>
+    </w:p>
+    <w:p>
+      <w:pPr>
+        <w:pStyle w:val="Heading3"/>
+      </w:pPr>
+      <w:r>
+        <w:rPr>
+          <w:lang w:val="zh_TW" w:bidi="zh_TW"/>
+        </w:rPr>
+        <w:t>聖經研究的重要性</w:t>
       </w:r>
     </w:p>
     <w:p>
@@ -1169,133 +1767,35 @@
         <w:rPr>
           <w:lang w:val="zh_TW" w:bidi="zh_TW"/>
         </w:rPr>
-        <w:t>古代以色列人藉著遵行神的誡命來表達他們的敬畏（</w:t>
-      </w:r>
-      <w:hyperlink r:id="rId52">
-        <w:r>
-          <w:rPr>
-            <w:lang w:val="zh_TW" w:bidi="zh_TW"/>
-          </w:rPr>
-          <w:rPr>
-            <w:color w:val="0000EE"/>
-            <w:u w:val="single"/>
-          </w:rPr>
-          <w:t>申6:2</w:t>
-        </w:r>
-      </w:hyperlink>
-      <w:r>
-        <w:rPr>
-          <w:lang w:val="zh_TW" w:bidi="zh_TW"/>
-        </w:rPr>
-        <w:t>）。哥尼流和他的全家因為敬畏神，被稱為「敬畏神的人」（</w:t>
-      </w:r>
-      <w:hyperlink r:id="rId53">
-        <w:r>
-          <w:rPr>
-            <w:lang w:val="zh_TW" w:bidi="zh_TW"/>
-          </w:rPr>
-          <w:rPr>
-            <w:color w:val="0000EE"/>
-            <w:u w:val="single"/>
-          </w:rPr>
-          <w:t>徒10:2</w:t>
-        </w:r>
-      </w:hyperlink>
-      <w:r>
-        <w:rPr>
-          <w:lang w:val="zh_TW" w:bidi="zh_TW"/>
-        </w:rPr>
-        <w:t>）。真正的敬畏會使人過著善行和聖潔的生活（</w:t>
-      </w:r>
-      <w:hyperlink r:id="rId54">
-        <w:r>
-          <w:rPr>
-            <w:lang w:val="zh_TW" w:bidi="zh_TW"/>
-          </w:rPr>
-          <w:rPr>
-            <w:color w:val="0000EE"/>
-            <w:u w:val="single"/>
-          </w:rPr>
-          <w:t>林後7:1</w:t>
-        </w:r>
-      </w:hyperlink>
-      <w:r>
-        <w:rPr>
-          <w:lang w:val="zh_TW" w:bidi="zh_TW"/>
-        </w:rPr>
-        <w:t>），這種敬畏帶來喜樂（</w:t>
-      </w:r>
-      <w:hyperlink r:id="rId55">
-        <w:r>
-          <w:rPr>
-            <w:lang w:val="zh_TW" w:bidi="zh_TW"/>
-          </w:rPr>
-          <w:rPr>
-            <w:color w:val="0000EE"/>
-            <w:u w:val="single"/>
-          </w:rPr>
-          <w:t>詩2:11</w:t>
-        </w:r>
-      </w:hyperlink>
-      <w:r>
-        <w:rPr>
-          <w:lang w:val="zh_TW" w:bidi="zh_TW"/>
-        </w:rPr>
-        <w:t>）和生命（</w:t>
-      </w:r>
-      <w:hyperlink r:id="rId56">
-        <w:r>
-          <w:rPr>
-            <w:lang w:val="zh_TW" w:bidi="zh_TW"/>
-          </w:rPr>
-          <w:rPr>
-            <w:color w:val="0000EE"/>
-            <w:u w:val="single"/>
-          </w:rPr>
-          <w:t>箴14:27</w:t>
-        </w:r>
-      </w:hyperlink>
-      <w:r>
-        <w:rPr>
-          <w:lang w:val="zh_TW" w:bidi="zh_TW"/>
-        </w:rPr>
-        <w:t>），也比財富更寶貴（</w:t>
-      </w:r>
-      <w:hyperlink r:id="rId57">
-        <w:r>
-          <w:rPr>
-            <w:lang w:val="zh_TW" w:bidi="zh_TW"/>
-          </w:rPr>
-          <w:rPr>
-            <w:color w:val="0000EE"/>
-            <w:u w:val="single"/>
-          </w:rPr>
-          <w:t>箴15:16</w:t>
-        </w:r>
-      </w:hyperlink>
-      <w:r>
-        <w:rPr>
-          <w:lang w:val="zh_TW" w:bidi="zh_TW"/>
-        </w:rPr>
-        <w:t>）。神喜悅那些敬畏祂的人（</w:t>
-      </w:r>
-      <w:hyperlink r:id="rId58">
-        <w:r>
-          <w:rPr>
-            <w:lang w:val="zh_TW" w:bidi="zh_TW"/>
-          </w:rPr>
-          <w:rPr>
-            <w:color w:val="0000EE"/>
-            <w:u w:val="single"/>
-          </w:rPr>
-          <w:t>詩147:11</w:t>
-        </w:r>
-      </w:hyperlink>
-      <w:r>
-        <w:rPr>
-          <w:lang w:val="zh_TW" w:bidi="zh_TW"/>
-        </w:rPr>
-        <w:t>）。</w:t>
+        <w:t>考古發現大大擴展了我們對古代世界的認識，使我們能夠看見聖經人物是真實的歷史人物。這些人生活在充滿壓力與文化成就的時代，他們並非傳說中的人物，卻會為生活的難題而掙扎。有時候，他們得以看見神全能至聖的異象，他們和他們的民族會得著引導，並得著幫助，以致在歷史中成就祂的旨意。</w:t>
+      </w:r>
+    </w:p>
+    <w:p>
+      <w:pPr/>
+      <w:r>
+        <w:rPr>
+          <w:lang w:val="zh_TW" w:bidi="zh_TW"/>
+        </w:rPr>
+      </w:r>
+      <w:r>
+        <w:rPr>
+          <w:lang w:val="zh_TW" w:bidi="zh_TW"/>
+        </w:rPr>
+        <w:t>考古學顯示，以色列人必須放在古代近東的更廣闊背景下來研究，是多元民族、龐大文化的一部分，其中包含蘇美人和愛琴海人（Aegeans）等。這研究必須以客觀的態度進行，我們必須依據證據來理解聖經中的事件和生活。雖然考古學的解釋與聖經證據之間偶有衝突，但這些情況很少，並且隨著更多資料出土而逐漸減少。</w:t>
+      </w:r>
+    </w:p>
+    <w:p>
+      <w:pPr/>
+      <w:r>
+        <w:rPr>
+          <w:lang w:val="zh_TW" w:bidi="zh_TW"/>
+        </w:rPr>
+      </w:r>
+      <w:r>
+        <w:rPr>
+          <w:lang w:val="zh_TW" w:bidi="zh_TW"/>
+        </w:rPr>
+        <w:t>考古學不能證明或否定聖經的屬靈真理，但它確實印證了以色列人的歷史，澄清了舊約聖經和新約聖經先前不確定的多個詞語和傳統。這樣，考古學為那些指向耶穌基督生平的預言提供了堅實的歷史背景。</w:t>
       </w:r>
       <w:r>
         <w:rPr>

--- a/zht/docx/076.content.docx
+++ b/zht/docx/076.content.docx
@@ -19,7 +19,7 @@
         <w:rPr>
           <w:lang w:val="zh_TW" w:bidi="zh_TW"/>
         </w:rPr>
-        <w:t>Resource: Tyndale Open Bible Dictionary</w:t>
+        <w:t>Resource: Aquifer Open Bible Dictionary</w:t>
       </w:r>
       <w:r>
         <w:rPr>
@@ -112,7 +112,7 @@
         <w:rPr>
           <w:lang w:val="zh_TW" w:bidi="zh_TW"/>
         </w:rPr>
-        <w:t>Tyndale Open Bible Dictionary</w:t>
+        <w:t>Aquifer Open Bible Dictionary</w:t>
       </w:r>
     </w:p>
     <w:p>

--- a/zht/docx/076.content.docx
+++ b/zht/docx/076.content.docx
@@ -149,7 +149,7 @@
         <w:rPr>
           <w:lang w:val="zh_TW" w:bidi="zh_TW"/>
         </w:rPr>
-        <w:t>kao</w:t>
+        <w:t>jun</w:t>
       </w:r>
       <w:r>
         <w:rPr>
@@ -212,7 +212,7 @@
         <w:rPr>
           <w:lang w:val="zh_TW" w:bidi="zh_TW"/>
         </w:rPr>
-        <w:t>考古學與聖經</w:t>
+        <w:t>君王大道</w:t>
       </w:r>
       <w:r>
         <w:rPr>
@@ -231,316 +231,7 @@
         <w:rPr>
           <w:lang w:val="zh_TW" w:bidi="zh_TW"/>
         </w:rPr>
-        <w:t>考古學是透過發掘與研究實物遺跡，來探究古代人類歷史的學科。聖經考古學的研究對象，則集中於近東（中東）地區與聖經有關的出土文物與建築遺跡。這些遺跡包括埋藏的文物（古代物品）、廢墟與紀念碑。其中一些文物帶有古代語言的銘文（文字），學者需要仔細研究這些銘文才能理解其內容。其它物品則是日常生活用品，如破碎的陶片、燒焦的木材、玩具與工具。所有這些出土物品，都必須放在它們所屬的歷史時期，方能正確理解。</w:t>
-      </w:r>
-    </w:p>
-    <w:p>
-      <w:pPr>
-        <w:pStyle w:val="Heading3"/>
-      </w:pPr>
-      <w:r>
-        <w:rPr>
-          <w:b/>
-          <w:lang w:val="zh_TW" w:bidi="zh_TW"/>
-        </w:rPr>
-        <w:t>考古學的發現</w:t>
-      </w:r>
-    </w:p>
-    <w:p>
-      <w:pPr/>
-      <w:r>
-        <w:rPr>
-          <w:lang w:val="zh_TW" w:bidi="zh_TW"/>
-        </w:rPr>
-      </w:r>
-      <w:r>
-        <w:rPr>
-          <w:lang w:val="zh_TW" w:bidi="zh_TW"/>
-        </w:rPr>
-        <w:t>許多重大的考古發現其實是偶然發生的。例如，一個敘利亞農夫在耕種時挖掘出古城烏加里特（Ugarit）。一個貝都因人為尋找走失的山羊，在山洞中發現了死海古卷（Dead Sea Scrolls）。公元1887年，一個埃及婦女在尋找泥磚作為肥料時發現了阿瑪爾那泥板（Amarna tablets）。公元1945年，埃及人在拿戈瑪第附近尋找鳥糞時，發現了重要的諾斯底抄本。然而，偶然的發現並不能取代仔細而有系統的考古研究。</w:t>
-      </w:r>
-    </w:p>
-    <w:p>
-      <w:pPr/>
-      <w:r>
-        <w:rPr>
-          <w:lang w:val="zh_TW" w:bidi="zh_TW"/>
-        </w:rPr>
-      </w:r>
-      <w:r>
-        <w:rPr>
-          <w:lang w:val="zh_TW" w:bidi="zh_TW"/>
-        </w:rPr>
-        <w:t>今天，考古學家會用航拍與電子儀器仔細勘察潛在的遺址，這些方法可以探測地下的遺物。文物的年代則依據出土的地層，以及其它方法（如放射性碳定年法〔radiocarbon dating〕）來判斷。考古學的目標，是建立一條時間線，準確反映文物與遺址歷史。</w:t>
-      </w:r>
-    </w:p>
-    <w:p>
-      <w:pPr>
-        <w:pStyle w:val="Heading3"/>
-      </w:pPr>
-      <w:r>
-        <w:rPr>
-          <w:b/>
-          <w:lang w:val="zh_TW" w:bidi="zh_TW"/>
-        </w:rPr>
-        <w:t>考古學在理解聖經中的角色</w:t>
-      </w:r>
-    </w:p>
-    <w:p>
-      <w:pPr/>
-      <w:r>
-        <w:rPr>
-          <w:lang w:val="zh_TW" w:bidi="zh_TW"/>
-        </w:rPr>
-      </w:r>
-      <w:r>
-        <w:rPr>
-          <w:lang w:val="zh_TW" w:bidi="zh_TW"/>
-        </w:rPr>
-        <w:t>考古學家與學者把這些文物，視為真實和具體證據，能見證古代人類的生活。雖然學者對它們的解釋可能會有不同，但這些遺物仍然是直接的歷史見證。重要的是，人們應當把這些古代遺物當作證據來理解，而不可以操控它們去迎合個人對歷史、文化或宗教的理論。近東的考古學透過提供客觀的背景資料，幫助我們理解聖經。</w:t>
-      </w:r>
-    </w:p>
-    <w:p>
-      <w:pPr/>
-      <w:r>
-        <w:rPr>
-          <w:lang w:val="zh_TW" w:bidi="zh_TW"/>
-        </w:rPr>
-      </w:r>
-      <w:r>
-        <w:rPr>
-          <w:lang w:val="zh_TW" w:bidi="zh_TW"/>
-        </w:rPr>
-        <w:t>例如，如果一件帶有文字的文物，被鑑定為出現在公元前3000年左右，就表明當時已經存在書寫。這意味著舊約聖經的早期作者確實能他們的故事寫下來，而我們可以視之為他們的書寫。考古發現顯示，摩西傳統上被認為是聖經前五卷的作者，可能是使用：</w:t>
-      </w:r>
-    </w:p>
-    <w:p>
-      <w:pPr>
-        <w:pStyle w:val="ListBullet"/>
-        <w:spacing w:line="240" w:lineRule="auto"/>
-        <w:ind w:left="720"/>
-      </w:pPr>
-      <w:r>
-        <w:rPr>
-          <w:lang w:val="zh_TW" w:bidi="zh_TW"/>
-        </w:rPr>
-      </w:r>
-      <w:r>
-        <w:rPr>
-          <w:lang w:val="zh_TW" w:bidi="zh_TW"/>
-        </w:rPr>
-        <w:t>埃及象形文字（Egyptian hieroglyphics），</w:t>
-      </w:r>
-    </w:p>
-    <w:p>
-      <w:pPr>
-        <w:pStyle w:val="ListBullet"/>
-        <w:spacing w:line="240" w:lineRule="auto"/>
-        <w:ind w:left="720"/>
-      </w:pPr>
-      <w:r>
-        <w:rPr>
-          <w:lang w:val="zh_TW" w:bidi="zh_TW"/>
-        </w:rPr>
-      </w:r>
-      <w:r>
-        <w:rPr>
-          <w:lang w:val="zh_TW" w:bidi="zh_TW"/>
-        </w:rPr>
-        <w:t>巴比倫楔形文字（Babylonian cuneiform），以及</w:t>
-      </w:r>
-    </w:p>
-    <w:p>
-      <w:pPr>
-        <w:pStyle w:val="ListBullet"/>
-        <w:spacing w:line="240" w:lineRule="auto"/>
-        <w:ind w:left="720"/>
-      </w:pPr>
-      <w:r>
-        <w:rPr>
-          <w:lang w:val="zh_TW" w:bidi="zh_TW"/>
-        </w:rPr>
-      </w:r>
-      <w:r>
-        <w:rPr>
-          <w:lang w:val="zh_TW" w:bidi="zh_TW"/>
-        </w:rPr>
-        <w:t>迦南方言（包括希伯來文）。</w:t>
-      </w:r>
-    </w:p>
-    <w:p>
-      <w:pPr/>
-      <w:r>
-        <w:rPr>
-          <w:lang w:val="zh_TW" w:bidi="zh_TW"/>
-        </w:rPr>
-      </w:r>
-      <w:r>
-        <w:rPr>
-          <w:lang w:val="zh_TW" w:bidi="zh_TW"/>
-        </w:rPr>
-        <w:t>任何忽視這些證據的聖經理論，都很可能是不正確的。</w:t>
-      </w:r>
-    </w:p>
-    <w:p>
-      <w:pPr>
-        <w:pStyle w:val="Heading3"/>
-      </w:pPr>
-      <w:r>
-        <w:rPr>
-          <w:lang w:val="zh_TW" w:bidi="zh_TW"/>
-        </w:rPr>
-        <w:t>概述</w:t>
-      </w:r>
-    </w:p>
-    <w:p>
-      <w:pPr>
-        <w:pStyle w:val="ListBullet"/>
-        <w:spacing w:line="240" w:lineRule="auto"/>
-        <w:ind w:left="720"/>
-      </w:pPr>
-      <w:r>
-        <w:rPr>
-          <w:lang w:val="zh_TW" w:bidi="zh_TW"/>
-        </w:rPr>
-      </w:r>
-      <w:r>
-        <w:rPr>
-          <w:b/>
-          <w:u w:val="single"/>
-          <w:lang w:val="zh_TW" w:bidi="zh_TW"/>
-        </w:rPr>
-        <w:t>考古學與日常生活</w:t>
-      </w:r>
-    </w:p>
-    <w:p>
-      <w:pPr>
-        <w:pStyle w:val="ListBullet"/>
-        <w:spacing w:line="240" w:lineRule="auto"/>
-        <w:ind w:left="720"/>
-      </w:pPr>
-      <w:r>
-        <w:rPr>
-          <w:lang w:val="zh_TW" w:bidi="zh_TW"/>
-        </w:rPr>
-      </w:r>
-      <w:r>
-        <w:rPr>
-          <w:b/>
-          <w:u w:val="single"/>
-          <w:lang w:val="zh_TW" w:bidi="zh_TW"/>
-        </w:rPr>
-        <w:t>考古學與宗教</w:t>
-      </w:r>
-    </w:p>
-    <w:p>
-      <w:pPr>
-        <w:pStyle w:val="ListBullet"/>
-        <w:spacing w:line="240" w:lineRule="auto"/>
-        <w:ind w:left="720"/>
-      </w:pPr>
-      <w:r>
-        <w:rPr>
-          <w:lang w:val="zh_TW" w:bidi="zh_TW"/>
-        </w:rPr>
-      </w:r>
-      <w:r>
-        <w:rPr>
-          <w:b/>
-          <w:u w:val="single"/>
-          <w:lang w:val="zh_TW" w:bidi="zh_TW"/>
-        </w:rPr>
-        <w:t>考古學與戰爭</w:t>
-      </w:r>
-    </w:p>
-    <w:p>
-      <w:pPr>
-        <w:pStyle w:val="ListBullet"/>
-        <w:spacing w:line="240" w:lineRule="auto"/>
-        <w:ind w:left="720"/>
-      </w:pPr>
-      <w:r>
-        <w:rPr>
-          <w:lang w:val="zh_TW" w:bidi="zh_TW"/>
-        </w:rPr>
-      </w:r>
-      <w:r>
-        <w:rPr>
-          <w:b/>
-          <w:u w:val="single"/>
-          <w:lang w:val="zh_TW" w:bidi="zh_TW"/>
-        </w:rPr>
-        <w:t>考古學與文學</w:t>
-      </w:r>
-    </w:p>
-    <w:p>
-      <w:pPr>
-        <w:pStyle w:val="ListBullet"/>
-        <w:spacing w:line="240" w:lineRule="auto"/>
-        <w:ind w:left="720"/>
-      </w:pPr>
-      <w:r>
-        <w:rPr>
-          <w:lang w:val="zh_TW" w:bidi="zh_TW"/>
-        </w:rPr>
-      </w:r>
-      <w:r>
-        <w:rPr>
-          <w:b/>
-          <w:u w:val="single"/>
-          <w:lang w:val="zh_TW" w:bidi="zh_TW"/>
-        </w:rPr>
-        <w:t>考古學與語言</w:t>
-      </w:r>
-    </w:p>
-    <w:p>
-      <w:pPr>
-        <w:pStyle w:val="Heading3"/>
-      </w:pPr>
-      <w:r>
-        <w:rPr>
-          <w:lang w:val="zh_TW" w:bidi="zh_TW"/>
-        </w:rPr>
-        <w:t>考古學與日常生活</w:t>
-      </w:r>
-    </w:p>
-    <w:p>
-      <w:pPr/>
-      <w:r>
-        <w:rPr>
-          <w:lang w:val="zh_TW" w:bidi="zh_TW"/>
-        </w:rPr>
-      </w:r>
-      <w:r>
-        <w:rPr>
-          <w:lang w:val="zh_TW" w:bidi="zh_TW"/>
-        </w:rPr>
-        <w:t>考古學揭示了古代人日常生活的面貌。考古發掘（挖掘現場）顯示，在新石器時代（Neolithic period，晚期石器時代），人們居住在以枝條編織而成的簡單小屋裡，其中一些小屋內部還有裝飾。亞伯拉罕時代的吾珥，中產階級的住宅甚至以現代標準來看也相當雅緻。克諾索（Knossos）、波塞波利斯（Persepolis）、瑪里（Mari）和坎提爾（Qantir）等地的宮殿遺跡，展現了當年的輝煌。織布是最古老的人類工藝之一，甚至在古代就已普遍實行，東方地毯的織造技術起源於美索不達米亞。陶器——無論是素燒的還是帶有裝飾的，也是另一種古代工藝。</w:t>
-      </w:r>
-    </w:p>
-    <w:p>
-      <w:pPr>
-        <w:pStyle w:val="Heading4"/>
-      </w:pPr>
-      <w:r>
-        <w:rPr>
-          <w:lang w:val="zh_TW" w:bidi="zh_TW"/>
-        </w:rPr>
-        <w:t>社會風俗</w:t>
-      </w:r>
-    </w:p>
-    <w:p>
-      <w:pPr/>
-      <w:r>
-        <w:rPr>
-          <w:lang w:val="zh_TW" w:bidi="zh_TW"/>
-        </w:rPr>
-      </w:r>
-      <w:r>
-        <w:rPr>
-          <w:lang w:val="zh_TW" w:bidi="zh_TW"/>
-        </w:rPr>
-        <w:t>考古學也釐清了聖經提到的某些社會風俗。例如，亞伯蘭與妻子的婢女夏甲生子，符合努西（Nuzi）當地的習俗，並不被視為不道德。領養的做法，像亞伯蘭收養以利以謝（</w:t>
+        <w:t>君王大道（King's Highway）是一條貫穿南北、橫越外約旦高原的主要幹道。在舊約聖經中僅出現兩次，皆是以色列人經過以東（</w:t>
       </w:r>
       <w:hyperlink r:id="rId13">
         <w:r>
@@ -551,14 +242,14 @@
             <w:color w:val="0000EE"/>
             <w:u w:val="single"/>
           </w:rPr>
-          <w:t>創15:2–4</w:t>
+          <w:t>民20:17</w:t>
         </w:r>
       </w:hyperlink>
       <w:r>
         <w:rPr>
           <w:lang w:val="zh_TW" w:bidi="zh_TW"/>
         </w:rPr>
-        <w:t>），我們能透過努西的文獻理解得更加透徹。這些文獻記載，沒有孩子的夫妻會收養一名僕人，讓他成為繼承人。這些被收養的人會成為家中的長子，但若後來有親生子出生，被收養的人就可能失去這些權利。來自努西、烏加里特和亞拉拿（Alalakh）的文獻也說明了長子的權利，以及人們如何交換這些權利，這正如</w:t>
+        <w:t>）及亞摩利人的希實本（</w:t>
       </w:r>
       <w:hyperlink r:id="rId14">
         <w:r>
@@ -569,9 +260,15 @@
             <w:color w:val="0000EE"/>
             <w:u w:val="single"/>
           </w:rPr>
-          <w:t>創</w:t>
+          <w:t>21:22</w:t>
         </w:r>
       </w:hyperlink>
+      <w:r>
+        <w:rPr>
+          <w:lang w:val="zh_TW" w:bidi="zh_TW"/>
+        </w:rPr>
+        <w:t>）時，請求使用這條道路。這條路有時也簡稱為「大道」（</w:t>
+      </w:r>
       <w:hyperlink r:id="rId15">
         <w:r>
           <w:rPr>
@@ -581,304 +278,14 @@
             <w:color w:val="0000EE"/>
             <w:u w:val="single"/>
           </w:rPr>
-          <w:t>世記二十五章31至34節</w:t>
+          <w:t>20:19</w:t>
         </w:r>
       </w:hyperlink>
       <w:r>
         <w:rPr>
           <w:lang w:val="zh_TW" w:bidi="zh_TW"/>
         </w:rPr>
-        <w:t>所記載的。</w:t>
-      </w:r>
-    </w:p>
-    <w:p>
-      <w:pPr>
-        <w:pStyle w:val="Heading4"/>
-      </w:pPr>
-      <w:r>
-        <w:rPr>
-          <w:lang w:val="zh_TW" w:bidi="zh_TW"/>
-        </w:rPr>
-        <w:t>貿易</w:t>
-      </w:r>
-    </w:p>
-    <w:p>
-      <w:pPr/>
-      <w:r>
-        <w:rPr>
-          <w:lang w:val="zh_TW" w:bidi="zh_TW"/>
-        </w:rPr>
-      </w:r>
-      <w:r>
-        <w:rPr>
-          <w:lang w:val="zh_TW" w:bidi="zh_TW"/>
-        </w:rPr>
-        <w:t>聖經時期的工作與貿易情況，透過各種考古發現得以呈現。例如，在貝尼哈桑（Beni Hasan）出土的一幅稱為「畫面（tableau）」的圖像（約公元前1900年製作）展示閃族人將貨物帶到埃及，可能是作為金屬工匠。其它資料則描繪了各樣活動，如：</w:t>
-      </w:r>
-    </w:p>
-    <w:p>
-      <w:pPr>
-        <w:pStyle w:val="ListBullet"/>
-        <w:spacing w:line="240" w:lineRule="auto"/>
-        <w:ind w:left="720"/>
-      </w:pPr>
-      <w:r>
-        <w:rPr>
-          <w:lang w:val="zh_TW" w:bidi="zh_TW"/>
-        </w:rPr>
-      </w:r>
-      <w:r>
-        <w:rPr>
-          <w:lang w:val="zh_TW" w:bidi="zh_TW"/>
-        </w:rPr>
-        <w:t>打獵</w:t>
-      </w:r>
-    </w:p>
-    <w:p>
-      <w:pPr>
-        <w:pStyle w:val="ListBullet"/>
-        <w:spacing w:line="240" w:lineRule="auto"/>
-        <w:ind w:left="720"/>
-      </w:pPr>
-      <w:r>
-        <w:rPr>
-          <w:lang w:val="zh_TW" w:bidi="zh_TW"/>
-        </w:rPr>
-      </w:r>
-      <w:r>
-        <w:rPr>
-          <w:lang w:val="zh_TW" w:bidi="zh_TW"/>
-        </w:rPr>
-        <w:t>捕魚</w:t>
-      </w:r>
-    </w:p>
-    <w:p>
-      <w:pPr>
-        <w:pStyle w:val="ListBullet"/>
-        <w:spacing w:line="240" w:lineRule="auto"/>
-        <w:ind w:left="720"/>
-      </w:pPr>
-      <w:r>
-        <w:rPr>
-          <w:lang w:val="zh_TW" w:bidi="zh_TW"/>
-        </w:rPr>
-      </w:r>
-      <w:r>
-        <w:rPr>
-          <w:lang w:val="zh_TW" w:bidi="zh_TW"/>
-        </w:rPr>
-        <w:t>造磚</w:t>
-      </w:r>
-    </w:p>
-    <w:p>
-      <w:pPr>
-        <w:pStyle w:val="ListBullet"/>
-        <w:spacing w:line="240" w:lineRule="auto"/>
-        <w:ind w:left="720"/>
-      </w:pPr>
-      <w:r>
-        <w:rPr>
-          <w:lang w:val="zh_TW" w:bidi="zh_TW"/>
-        </w:rPr>
-      </w:r>
-      <w:r>
-        <w:rPr>
-          <w:lang w:val="zh_TW" w:bidi="zh_TW"/>
-        </w:rPr>
-        <w:t>農耕</w:t>
-      </w:r>
-    </w:p>
-    <w:p>
-      <w:pPr>
-        <w:pStyle w:val="ListBullet"/>
-        <w:spacing w:line="240" w:lineRule="auto"/>
-        <w:ind w:left="720"/>
-      </w:pPr>
-      <w:r>
-        <w:rPr>
-          <w:lang w:val="zh_TW" w:bidi="zh_TW"/>
-        </w:rPr>
-      </w:r>
-      <w:r>
-        <w:rPr>
-          <w:lang w:val="zh_TW" w:bidi="zh_TW"/>
-        </w:rPr>
-        <w:t>陶器製作</w:t>
-      </w:r>
-    </w:p>
-    <w:p>
-      <w:pPr/>
-      <w:r>
-        <w:rPr>
-          <w:lang w:val="zh_TW" w:bidi="zh_TW"/>
-        </w:rPr>
-      </w:r>
-      <w:r>
-        <w:rPr>
-          <w:lang w:val="zh_TW" w:bidi="zh_TW"/>
-        </w:rPr>
-        <w:t>這些資料同時也提供關於服飾的資訊，例如在500年後的埃及壁畫中，閃族人向法老進貢，所穿的衣服樣式與早期相比幾乎沒有改變。然而，以色列人禁止製作人像或神像。</w:t>
-      </w:r>
-    </w:p>
-    <w:p>
-      <w:pPr>
-        <w:pStyle w:val="Heading4"/>
-      </w:pPr>
-      <w:r>
-        <w:rPr>
-          <w:lang w:val="zh_TW" w:bidi="zh_TW"/>
-        </w:rPr>
-        <w:t>陶器碎片</w:t>
-      </w:r>
-    </w:p>
-    <w:p>
-      <w:pPr/>
-      <w:r>
-        <w:rPr>
-          <w:lang w:val="zh_TW" w:bidi="zh_TW"/>
-        </w:rPr>
-      </w:r>
-      <w:r>
-        <w:rPr>
-          <w:lang w:val="zh_TW" w:bidi="zh_TW"/>
-        </w:rPr>
-        <w:t>最常見的日常文物是陶片（potsherds，破碎的陶器），人們常把它們用作書寫材料。例如，「拉吉書簡（Lachish letters）」是一系列從公元前587年北方前哨所寫的軍事信件，就是寫在陶片上的。甚至在新約聖經時期，陶片仍被用來書寫，因為它比蒲草紙更耐用，比蠟版（wax tablets）更方便。在埃及，考古學家發現了筆、調色盤和墨水。人們又再在昆蘭發現用來書寫死海古卷的墨水。</w:t>
-      </w:r>
-    </w:p>
-    <w:p>
-      <w:pPr>
-        <w:pStyle w:val="Heading4"/>
-      </w:pPr>
-      <w:r>
-        <w:rPr>
-          <w:lang w:val="zh_TW" w:bidi="zh_TW"/>
-        </w:rPr>
-        <w:t>遊戲</w:t>
-      </w:r>
-    </w:p>
-    <w:p>
-      <w:pPr/>
-      <w:r>
-        <w:rPr>
-          <w:lang w:val="zh_TW" w:bidi="zh_TW"/>
-        </w:rPr>
-      </w:r>
-      <w:r>
-        <w:rPr>
-          <w:lang w:val="zh_TW" w:bidi="zh_TW"/>
-        </w:rPr>
-        <w:t>考古發現還包括來自古代的遊戲和玩具。例如，貝尼哈桑的一幅墓穴壁畫（約公元前2000年）中，描繪了埃及女孩玩球的場景。底比斯（Thebes）的一座神廟浮雕顯示蘭塞三世（Ramses III）在下棋。後期的埃及孩童玩一種用小石子進行的遊戲，可能是雙陸棋（backgammon）的早期版本。在米吉多（Megiddo）出土了一個象牙製的遊戲板，上面有孔，可能是用來插入小木樁，年代大約在公元前1200年。近東出土的兒童玩具與現代玩具並沒有太大不同。考古發現的玩具包括：</w:t>
-      </w:r>
-    </w:p>
-    <w:p>
-      <w:pPr>
-        <w:pStyle w:val="ListBullet"/>
-        <w:spacing w:line="240" w:lineRule="auto"/>
-        <w:ind w:left="720"/>
-      </w:pPr>
-      <w:r>
-        <w:rPr>
-          <w:lang w:val="zh_TW" w:bidi="zh_TW"/>
-        </w:rPr>
-      </w:r>
-      <w:r>
-        <w:rPr>
-          <w:lang w:val="zh_TW" w:bidi="zh_TW"/>
-        </w:rPr>
-        <w:t>哨子</w:t>
-      </w:r>
-    </w:p>
-    <w:p>
-      <w:pPr>
-        <w:pStyle w:val="ListBullet"/>
-        <w:spacing w:line="240" w:lineRule="auto"/>
-        <w:ind w:left="720"/>
-      </w:pPr>
-      <w:r>
-        <w:rPr>
-          <w:lang w:val="zh_TW" w:bidi="zh_TW"/>
-        </w:rPr>
-      </w:r>
-      <w:r>
-        <w:rPr>
-          <w:lang w:val="zh_TW" w:bidi="zh_TW"/>
-        </w:rPr>
-        <w:t>球</w:t>
-      </w:r>
-    </w:p>
-    <w:p>
-      <w:pPr>
-        <w:pStyle w:val="ListBullet"/>
-        <w:spacing w:line="240" w:lineRule="auto"/>
-        <w:ind w:left="720"/>
-      </w:pPr>
-      <w:r>
-        <w:rPr>
-          <w:lang w:val="zh_TW" w:bidi="zh_TW"/>
-        </w:rPr>
-      </w:r>
-      <w:r>
-        <w:rPr>
-          <w:lang w:val="zh_TW" w:bidi="zh_TW"/>
-        </w:rPr>
-        <w:t>戰車模型</w:t>
-      </w:r>
-    </w:p>
-    <w:p>
-      <w:pPr>
-        <w:pStyle w:val="ListBullet"/>
-        <w:spacing w:line="240" w:lineRule="auto"/>
-        <w:ind w:left="720"/>
-      </w:pPr>
-      <w:r>
-        <w:rPr>
-          <w:lang w:val="zh_TW" w:bidi="zh_TW"/>
-        </w:rPr>
-      </w:r>
-      <w:r>
-        <w:rPr>
-          <w:lang w:val="zh_TW" w:bidi="zh_TW"/>
-        </w:rPr>
-        <w:t>裝在輪子上的動物</w:t>
-      </w:r>
-    </w:p>
-    <w:p>
-      <w:pPr/>
-      <w:r>
-        <w:rPr>
-          <w:lang w:val="zh_TW" w:bidi="zh_TW"/>
-        </w:rPr>
-      </w:r>
-      <w:r>
-        <w:rPr>
-          <w:lang w:val="zh_TW" w:bidi="zh_TW"/>
-        </w:rPr>
-        <w:t>埃及墓穴壁畫也描繪了成人的運動，如摔角、射箭和賽跑。</w:t>
-      </w:r>
-    </w:p>
-    <w:p>
-      <w:pPr>
-        <w:pStyle w:val="Heading4"/>
-      </w:pPr>
-      <w:r>
-        <w:rPr>
-          <w:lang w:val="zh_TW" w:bidi="zh_TW"/>
-        </w:rPr>
-        <w:t>防腐處理</w:t>
-      </w:r>
-    </w:p>
-    <w:p>
-      <w:pPr/>
-      <w:r>
-        <w:rPr>
-          <w:lang w:val="zh_TW" w:bidi="zh_TW"/>
-        </w:rPr>
-      </w:r>
-      <w:r>
-        <w:rPr>
-          <w:lang w:val="zh_TW" w:bidi="zh_TW"/>
-        </w:rPr>
-        <w:t>防腐是保存遺體的過程。</w:t>
+        <w:t>）。北段稱為「巴珊」（</w:t>
       </w:r>
       <w:hyperlink r:id="rId16">
         <w:r>
@@ -889,67 +296,14 @@
             <w:color w:val="0000EE"/>
             <w:u w:val="single"/>
           </w:rPr>
-          <w:t>創世記五十章2至3、26節</w:t>
+          <w:t>民21:33</w:t>
         </w:r>
       </w:hyperlink>
       <w:r>
         <w:rPr>
           <w:lang w:val="zh_TW" w:bidi="zh_TW"/>
         </w:rPr>
-        <w:t>記載雅各與約瑟遺體的防腐處理，正是埃及由來已久的習俗。雅各被埋葬在麥比拉的洞穴中，與他的列祖同葬。雖然這個地點是已知的，但因為它對阿拉伯人來說是聖地，所以無法進行考古挖掘。公元1931年，在橄欖山的一處古代希伯來墓地出土了一則碑銘，上面寫著：「猶大王烏西雅的骸骨安置於此──請勿打開。」這塊碑銘的年代可追溯到基督時期。這顯示，考古學家在耶路撒冷挖掘時發現了烏西雅王的墓，而他的遺骨被移到另一處安葬。</w:t>
-      </w:r>
-    </w:p>
-    <w:p>
-      <w:pPr/>
-      <w:r>
-        <w:rPr>
-          <w:lang w:val="zh_TW" w:bidi="zh_TW"/>
-        </w:rPr>
-      </w:r>
-      <w:r>
-        <w:rPr>
-          <w:lang w:val="zh_TW" w:bidi="zh_TW"/>
-        </w:rPr>
-        <w:t>考古學家還證實，用來封住耶穌墳墓入口的石門，約在公元前100年至公元100年間相當普遍，這與福音書的記載相符。</w:t>
-      </w:r>
-    </w:p>
-    <w:p>
-      <w:pPr>
-        <w:pStyle w:val="Heading3"/>
-      </w:pPr>
-      <w:r>
-        <w:rPr>
-          <w:lang w:val="zh_TW" w:bidi="zh_TW"/>
-        </w:rPr>
-        <w:t>考古學與宗教</w:t>
-      </w:r>
-    </w:p>
-    <w:p>
-      <w:pPr/>
-      <w:r>
-        <w:rPr>
-          <w:lang w:val="zh_TW" w:bidi="zh_TW"/>
-        </w:rPr>
-      </w:r>
-      <w:r>
-        <w:rPr>
-          <w:lang w:val="zh_TW" w:bidi="zh_TW"/>
-        </w:rPr>
-        <w:t>考古學又提供洞見，讓我們理解聖經宗教與敬拜的本質。早在亞伯蘭離開吾珥去跟隨獨一真神之前，非猶太的美索不達米亞人已經敬拜各樣的神。他們把這些神看作天空之神。這樣的背景，使以色列先祖與他們的神之間的關係更容易理解。蘭塞二世（Ramses II）的浮雕，展示了在埃及軍營中的神帳，表明人們在移動的神廟裡敬拜異教的神。公元前七世紀的腓尼基（Phoenician）文獻也提到用牛拉動的移動神廟。這樣的背景支持了「以色列人在曠野的會幕並非後來的發明」這一觀點。</w:t>
-      </w:r>
-    </w:p>
-    <w:p>
-      <w:pPr/>
-      <w:r>
-        <w:rPr>
-          <w:lang w:val="zh_TW" w:bidi="zh_TW"/>
-        </w:rPr>
-      </w:r>
-      <w:r>
-        <w:rPr>
-          <w:lang w:val="zh_TW" w:bidi="zh_TW"/>
-        </w:rPr>
-        <w:t>考古學也證實在巴比倫被擄之前，已有歌唱者參與敬拜的傳統。數世紀以來，巴勒斯坦人以音樂才華聞名。來自烏加里特的拉斯珊拉（Ras Shamra）的泥板中，保存著與希伯來詩篇相似的宗教詩歌。所羅門的聖殿由腓尼基工匠建造，其設計（見</w:t>
+        <w:t>；</w:t>
       </w:r>
       <w:hyperlink r:id="rId17">
         <w:r>
@@ -960,154 +314,7 @@
             <w:color w:val="0000EE"/>
             <w:u w:val="single"/>
           </w:rPr>
-          <w:t>王上6章</w:t>
-        </w:r>
-      </w:hyperlink>
-      <w:r>
-        <w:rPr>
-          <w:lang w:val="zh_TW" w:bidi="zh_TW"/>
-        </w:rPr>
-        <w:t>）與一座公元前八世紀小聖堂相似，該小聖堂位於敘利亞泰納特遺址（Tel Tainat）。耶路撒冷的哭牆被認為包含了尼希米時期的石塊，但在城中沒有發現所羅門聖殿根基的痕跡。從公元70年被毀的希律聖殿中，發現了一些石材，這些殘塊為聖殿結構提供了寶貴的資訊。雖然在基督時代的巴勒斯坦有許多猶太會堂，但考古發現的遺跡卻很少。</w:t>
-      </w:r>
-    </w:p>
-    <w:p>
-      <w:pPr>
-        <w:pStyle w:val="Heading3"/>
-      </w:pPr>
-      <w:r>
-        <w:rPr>
-          <w:lang w:val="zh_TW" w:bidi="zh_TW"/>
-        </w:rPr>
-        <w:t>考古學與戰爭</w:t>
-      </w:r>
-    </w:p>
-    <w:p>
-      <w:pPr/>
-      <w:r>
-        <w:rPr>
-          <w:lang w:val="zh_TW" w:bidi="zh_TW"/>
-        </w:rPr>
-      </w:r>
-      <w:r>
-        <w:rPr>
-          <w:lang w:val="zh_TW" w:bidi="zh_TW"/>
-        </w:rPr>
-        <w:t>考古學大大增進了我們對古代戰爭的理解，而戰爭正是聖經中的一個重要主題。古代近東民族把戰爭看作列邦之神彼此之間的爭戰。服兵役被視為神聖的事，軍兵也因此備受尊敬。神作為萬軍之耶和華，被視為以色列軍隊的元帥。祂可以吩咐完全毀滅一座城，這種做法被稱為「毀滅（the ban）」，如耶利哥的情況（</w:t>
-      </w:r>
-      <w:hyperlink r:id="rId18">
-        <w:r>
-          <w:rPr>
-            <w:lang w:val="zh_TW" w:bidi="zh_TW"/>
-          </w:rPr>
-          <w:rPr>
-            <w:color w:val="0000EE"/>
-            <w:u w:val="single"/>
-          </w:rPr>
-          <w:t>書6:17、24</w:t>
-        </w:r>
-      </w:hyperlink>
-      <w:r>
-        <w:rPr>
-          <w:lang w:val="zh_TW" w:bidi="zh_TW"/>
-        </w:rPr>
-        <w:t>）。戰爭遵循一些既定的規則。如果一座城受到威脅，城裡的居民可以投降，保全性命，但財物會被奪走。若選擇抵抗，就要冒著被徹底毀滅的風險。常見的戰爭戰術包括：</w:t>
-      </w:r>
-    </w:p>
-    <w:p>
-      <w:pPr>
-        <w:pStyle w:val="ListBullet"/>
-        <w:spacing w:line="240" w:lineRule="auto"/>
-        <w:ind w:left="720"/>
-      </w:pPr>
-      <w:r>
-        <w:rPr>
-          <w:lang w:val="zh_TW" w:bidi="zh_TW"/>
-        </w:rPr>
-      </w:r>
-      <w:r>
-        <w:rPr>
-          <w:lang w:val="zh_TW" w:bidi="zh_TW"/>
-        </w:rPr>
-        <w:t>正面攻擊（直接攻擊）</w:t>
-      </w:r>
-    </w:p>
-    <w:p>
-      <w:pPr>
-        <w:pStyle w:val="ListBullet"/>
-        <w:spacing w:line="240" w:lineRule="auto"/>
-        <w:ind w:left="720"/>
-      </w:pPr>
-      <w:r>
-        <w:rPr>
-          <w:lang w:val="zh_TW" w:bidi="zh_TW"/>
-        </w:rPr>
-      </w:r>
-      <w:r>
-        <w:rPr>
-          <w:lang w:val="zh_TW" w:bidi="zh_TW"/>
-        </w:rPr>
-        <w:t>派遣探子</w:t>
-      </w:r>
-    </w:p>
-    <w:p>
-      <w:pPr>
-        <w:pStyle w:val="ListBullet"/>
-        <w:spacing w:line="240" w:lineRule="auto"/>
-        <w:ind w:left="720"/>
-      </w:pPr>
-      <w:r>
-        <w:rPr>
-          <w:lang w:val="zh_TW" w:bidi="zh_TW"/>
-        </w:rPr>
-      </w:r>
-      <w:r>
-        <w:rPr>
-          <w:lang w:val="zh_TW" w:bidi="zh_TW"/>
-        </w:rPr>
-        <w:t>伏擊</w:t>
-      </w:r>
-    </w:p>
-    <w:p>
-      <w:pPr>
-        <w:pStyle w:val="ListBullet"/>
-        <w:spacing w:line="240" w:lineRule="auto"/>
-        <w:ind w:left="720"/>
-      </w:pPr>
-      <w:r>
-        <w:rPr>
-          <w:lang w:val="zh_TW" w:bidi="zh_TW"/>
-        </w:rPr>
-      </w:r>
-      <w:r>
-        <w:rPr>
-          <w:lang w:val="zh_TW" w:bidi="zh_TW"/>
-        </w:rPr>
-        <w:t>巡邏</w:t>
-      </w:r>
-    </w:p>
-    <w:p>
-      <w:pPr/>
-      <w:r>
-        <w:rPr>
-          <w:lang w:val="zh_TW" w:bidi="zh_TW"/>
-        </w:rPr>
-      </w:r>
-      <w:r>
-        <w:rPr>
-          <w:lang w:val="zh_TW" w:bidi="zh_TW"/>
-        </w:rPr>
-        <w:t>有時戰爭會以單對單的方式決定勝負，就像大衛與歌利亞的故事（</w:t>
-      </w:r>
-      <w:hyperlink r:id="rId19">
-        <w:r>
-          <w:rPr>
-            <w:lang w:val="zh_TW" w:bidi="zh_TW"/>
-          </w:rPr>
-          <w:rPr>
-            <w:color w:val="0000EE"/>
-            <w:u w:val="single"/>
-          </w:rPr>
-          <w:t>撒上17:38–54</w:t>
+          <w:t>申3:1</w:t>
         </w:r>
       </w:hyperlink>
       <w:r>
@@ -1128,27 +335,9 @@
         <w:rPr>
           <w:lang w:val="zh_TW" w:bidi="zh_TW"/>
         </w:rPr>
-        <w:t>古代的浮雕和紀念碑大量描繪盔甲與武器。</w:t>
+        <w:t>這條公路將大馬士革與穿過漢志（Hijaz）通往南阿拉伯的商隊路線連接起來，打通與香料、香膏及其它珍貴異域珍品的產地貿易網絡（</w:t>
       </w:r>
-    </w:p>
-    <w:p>
-      <w:pPr>
-        <w:pStyle w:val="ListBullet"/>
-        <w:spacing w:line="240" w:lineRule="auto"/>
-        <w:ind w:left="720"/>
-      </w:pPr>
-      <w:r>
-        <w:rPr>
-          <w:lang w:val="zh_TW" w:bidi="zh_TW"/>
-        </w:rPr>
-      </w:r>
-      <w:r>
-        <w:rPr>
-          <w:lang w:val="zh_TW" w:bidi="zh_TW"/>
-        </w:rPr>
-        <w:t>來自吾珥的一頂金盔，是蘇美人（Sumerian）軍事裝備的傑出例子。相比之下，卡納克（Karnak）的一座墓牆描繪了較小的赫人頭盔。最初，以色列軍隊中只有領袖佩戴金屬頭盔（見</w:t>
-      </w:r>
-      <w:hyperlink r:id="rId20">
+      <w:hyperlink r:id="rId18">
         <w:r>
           <w:rPr>
             <w:lang w:val="zh_TW" w:bidi="zh_TW"/>
@@ -1157,16 +346,16 @@
             <w:color w:val="0000EE"/>
             <w:u w:val="single"/>
           </w:rPr>
-          <w:t>撒上17:38</w:t>
+          <w:t>王上10:2</w:t>
         </w:r>
       </w:hyperlink>
       <w:r>
         <w:rPr>
           <w:lang w:val="zh_TW" w:bidi="zh_TW"/>
         </w:rPr>
-        <w:t>）。但是，到西流古（Seleucid）帝國時期，所有以色列軍兵都配戴銅盔（</w:t>
+        <w:t>；</w:t>
       </w:r>
-      <w:hyperlink r:id="rId21">
+      <w:hyperlink r:id="rId19">
         <w:r>
           <w:rPr>
             <w:lang w:val="zh_TW" w:bidi="zh_TW"/>
@@ -1175,134 +364,14 @@
             <w:color w:val="0000EE"/>
             <w:u w:val="single"/>
           </w:rPr>
-          <w:t>馬加比一書6:35</w:t>
+          <w:t>結27:22</w:t>
         </w:r>
       </w:hyperlink>
       <w:r>
         <w:rPr>
           <w:lang w:val="zh_TW" w:bidi="zh_TW"/>
         </w:rPr>
-        <w:t>）。羅馬軍兵則普遍佩戴皮革或銅製頭盔。</w:t>
-      </w:r>
-    </w:p>
-    <w:p>
-      <w:pPr>
-        <w:pStyle w:val="ListBullet"/>
-        <w:spacing w:line="240" w:lineRule="auto"/>
-        <w:ind w:left="720"/>
-      </w:pPr>
-      <w:r>
-        <w:rPr>
-          <w:lang w:val="zh_TW" w:bidi="zh_TW"/>
-        </w:rPr>
-      </w:r>
-      <w:r>
-        <w:rPr>
-          <w:lang w:val="zh_TW" w:bidi="zh_TW"/>
-        </w:rPr>
-        <w:t>以色列人使用兩種盾牌：步兵使用大盾，弓箭手使用小盾（</w:t>
-      </w:r>
-      <w:hyperlink r:id="rId22">
-        <w:r>
-          <w:rPr>
-            <w:lang w:val="zh_TW" w:bidi="zh_TW"/>
-          </w:rPr>
-          <w:rPr>
-            <w:color w:val="0000EE"/>
-            <w:u w:val="single"/>
-          </w:rPr>
-          <w:t>代下14:8</w:t>
-        </w:r>
-      </w:hyperlink>
-      <w:r>
-        <w:rPr>
-          <w:lang w:val="zh_TW" w:bidi="zh_TW"/>
-        </w:rPr>
-        <w:t>）。這些盾牌一般以木材和皮革製成，也有一些是銅製的。</w:t>
-      </w:r>
-    </w:p>
-    <w:p>
-      <w:pPr>
-        <w:pStyle w:val="ListBullet"/>
-        <w:spacing w:line="240" w:lineRule="auto"/>
-        <w:ind w:left="720"/>
-      </w:pPr>
-      <w:r>
-        <w:rPr>
-          <w:lang w:val="zh_TW" w:bidi="zh_TW"/>
-        </w:rPr>
-      </w:r>
-      <w:hyperlink r:id="rId23">
-        <w:r>
-          <w:rPr>
-            <w:lang w:val="zh_TW" w:bidi="zh_TW"/>
-          </w:rPr>
-          <w:rPr>
-            <w:color w:val="0000EE"/>
-            <w:u w:val="single"/>
-          </w:rPr>
-          <w:t>耶利米書四十六章4節</w:t>
-        </w:r>
-      </w:hyperlink>
-      <w:r>
-        <w:rPr>
-          <w:lang w:val="zh_TW" w:bidi="zh_TW"/>
-        </w:rPr>
-        <w:t>所提到的鱗甲，在近東至少自公元前十五世紀起就已使用，這可從亞拉拿和烏加里特的考古發現得到證實。</w:t>
-      </w:r>
-    </w:p>
-    <w:p>
-      <w:pPr>
-        <w:pStyle w:val="ListBullet"/>
-        <w:spacing w:line="240" w:lineRule="auto"/>
-        <w:ind w:left="720"/>
-      </w:pPr>
-      <w:r>
-        <w:rPr>
-          <w:lang w:val="zh_TW" w:bidi="zh_TW"/>
-        </w:rPr>
-      </w:r>
-      <w:r>
-        <w:rPr>
-          <w:lang w:val="zh_TW" w:bidi="zh_TW"/>
-        </w:rPr>
-        <w:t>劍與槍是以色列人武器的重要部分，形狀與尺寸多樣。在基拉耳發現了製劍的爐子，而拉吉與米吉多則出土了青銅器時代的匕首。</w:t>
-      </w:r>
-    </w:p>
-    <w:p>
-      <w:pPr>
-        <w:pStyle w:val="ListBullet"/>
-        <w:spacing w:line="240" w:lineRule="auto"/>
-        <w:ind w:left="720"/>
-      </w:pPr>
-      <w:r>
-        <w:rPr>
-          <w:lang w:val="zh_TW" w:bidi="zh_TW"/>
-        </w:rPr>
-      </w:r>
-      <w:r>
-        <w:rPr>
-          <w:lang w:val="zh_TW" w:bidi="zh_TW"/>
-        </w:rPr>
-        <w:t>複合式的亞細亞弓比早期使用的簡單的弓有所改進。公元前1300年至900年間帶有銘文的箭頭表明，當時已有成隊的弓箭手（見</w:t>
-      </w:r>
-      <w:hyperlink r:id="rId24">
-        <w:r>
-          <w:rPr>
-            <w:lang w:val="zh_TW" w:bidi="zh_TW"/>
-          </w:rPr>
-          <w:rPr>
-            <w:color w:val="0000EE"/>
-            <w:u w:val="single"/>
-          </w:rPr>
-          <w:t>賽21:17</w:t>
-        </w:r>
-      </w:hyperlink>
-      <w:r>
-        <w:rPr>
-          <w:lang w:val="zh_TW" w:bidi="zh_TW"/>
-        </w:rPr>
-        <w:t>）。</w:t>
+        <w:t>）。因此，控制這條道路是以色列與其敵對國家地緣政治的重要因素。</w:t>
       </w:r>
     </w:p>
     <w:p>
@@ -1316,18 +385,7 @@
         <w:rPr>
           <w:lang w:val="zh_TW" w:bidi="zh_TW"/>
         </w:rPr>
-        <w:t>新約聖經對軍事裝備則著墨甚少。</w:t>
-      </w:r>
-    </w:p>
-    <w:p>
-      <w:pPr>
-        <w:pStyle w:val="Heading3"/>
-      </w:pPr>
-      <w:r>
-        <w:rPr>
-          <w:lang w:val="zh_TW" w:bidi="zh_TW"/>
-        </w:rPr>
-        <w:t>考古學與文學</w:t>
+        <w:t>當地地形使得通行路線只能沿兩條平行道路行進。整個外約旦高原存在一個雙重分水嶺。一個是由自東向西切穿山地的較短的溪流形成；這些溪流留下的分水嶺大約位於約旦河谷以東13至16英里（約21至26公里）。較大的溪流，如雅穆河、雅博河、亞嫩谷和撒烈溪，則從東方約25到30英里（40到48公里）處開始，河道多先向北流後再轉向西流。若要從更東側繞開這些大河谷，繞過這些河流的東側路線必須沿北阿拉伯沙漠的邊緣行進。雖然後者路線較易行，但沿途水源與可補給的聚落較少；前者位於西側分水嶺，水源充足且沿線有主要城鎮，但商隊必須穿越四條大峽谷的陡峭山谷。</w:t>
       </w:r>
     </w:p>
     <w:p>
@@ -1341,31 +399,9 @@
         <w:rPr>
           <w:lang w:val="zh_TW" w:bidi="zh_TW"/>
         </w:rPr>
-        <w:t>考古發現為許多類型的聖經文學提供平行例證。例如，拉斯珊拉的挖掘中出土了詩歌與散文的泥版，這些泥版的文法和文學形式與希伯來詩篇相似。如今可以確定，像摩西五經中的詳細律法，在摩西時代之前就已存在。</w:t>
+        <w:t>沿著此路線最早的行動記錄見於</w:t>
       </w:r>
-    </w:p>
-    <w:p>
-      <w:pPr/>
-      <w:r>
-        <w:rPr>
-          <w:lang w:val="zh_TW" w:bidi="zh_TW"/>
-        </w:rPr>
-      </w:r>
-      <w:r>
-        <w:rPr>
-          <w:lang w:val="zh_TW" w:bidi="zh_TW"/>
-        </w:rPr>
-        <w:t>大約公元前十九世紀的殘缺蘇美人法典（Sumerian codes），如漢謨拉比法典（Code of Hammurabi），在形式和風格上與摩西律法相似。漢謨拉比法典用300條律例闡述公義的原則，目的是要藉由法律與秩序來規範社會。它的文體很有特色：以詩歌形式的序言開始，接著是法律正文，最後以非詩歌的措辭寫成的結語收尾。這種三段式的結構，不僅出現在約伯記中，也出現在較近代的著作裡。</w:t>
-      </w:r>
-    </w:p>
-    <w:p>
-      <w:pPr/>
-      <w:r>
-        <w:rPr>
-          <w:lang w:val="zh_TW" w:bidi="zh_TW"/>
-        </w:rPr>
-      </w:r>
-      <w:hyperlink r:id="rId25">
+      <w:hyperlink r:id="rId20">
         <w:r>
           <w:rPr>
             <w:lang w:val="zh_TW" w:bidi="zh_TW"/>
@@ -1374,28 +410,16 @@
             <w:color w:val="0000EE"/>
             <w:u w:val="single"/>
           </w:rPr>
-          <w:t>出埃及記二十章1至17節</w:t>
+          <w:t>創世記十四章</w:t>
         </w:r>
       </w:hyperlink>
       <w:r>
         <w:rPr>
           <w:lang w:val="zh_TW" w:bidi="zh_TW"/>
         </w:rPr>
-        <w:t>的約的結構，申命記中更完整的形式，與公元前二千年波格斯凱（Boghazkôy）出土的赫人附庸條約的結構相似。這些條約都有固定格式，而這種格式也能在舊約聖經的多處經文裡看到，例如：</w:t>
+        <w:t>：四王聯軍自巴珊都城亞斯他錄出發，至基列北部的哈麥，再到摩押高原的沙微‧基列亭，最後至西珥山，直到伊勒‧巴蘭。族長們很可能在往返迦南時也多循此道；雅各曾經由基列而行（</w:t>
       </w:r>
-    </w:p>
-    <w:p>
-      <w:pPr>
-        <w:pStyle w:val="ListBullet"/>
-        <w:spacing w:line="240" w:lineRule="auto"/>
-        <w:ind w:left="720"/>
-      </w:pPr>
-      <w:r>
-        <w:rPr>
-          <w:lang w:val="zh_TW" w:bidi="zh_TW"/>
-        </w:rPr>
-      </w:r>
-      <w:hyperlink r:id="rId25">
+      <w:hyperlink r:id="rId21">
         <w:r>
           <w:rPr>
             <w:lang w:val="zh_TW" w:bidi="zh_TW"/>
@@ -1404,22 +428,16 @@
             <w:color w:val="0000EE"/>
             <w:u w:val="single"/>
           </w:rPr>
-          <w:t>出埃及記二十章1至17節</w:t>
+          <w:t>創31:21</w:t>
         </w:r>
       </w:hyperlink>
-    </w:p>
-    <w:p>
-      <w:pPr>
-        <w:pStyle w:val="ListBullet"/>
-        <w:spacing w:line="240" w:lineRule="auto"/>
-        <w:ind w:left="720"/>
-      </w:pPr>
       <w:r>
         <w:rPr>
           <w:lang w:val="zh_TW" w:bidi="zh_TW"/>
         </w:rPr>
+        <w:t>），並在約旦河東的疏割建立基地，然後渡過約旦河進入迦南（</w:t>
       </w:r>
-      <w:hyperlink r:id="rId26">
+      <w:hyperlink r:id="rId22">
         <w:r>
           <w:rPr>
             <w:lang w:val="zh_TW" w:bidi="zh_TW"/>
@@ -1428,374 +446,14 @@
             <w:color w:val="0000EE"/>
             <w:u w:val="single"/>
           </w:rPr>
-          <w:t>利未記十八章1至30節</w:t>
-        </w:r>
-      </w:hyperlink>
-    </w:p>
-    <w:p>
-      <w:pPr>
-        <w:pStyle w:val="ListBullet"/>
-        <w:spacing w:line="240" w:lineRule="auto"/>
-        <w:ind w:left="720"/>
-      </w:pPr>
-      <w:r>
-        <w:rPr>
-          <w:lang w:val="zh_TW" w:bidi="zh_TW"/>
-        </w:rPr>
-      </w:r>
-      <w:hyperlink r:id="rId27">
-        <w:r>
-          <w:rPr>
-            <w:lang w:val="zh_TW" w:bidi="zh_TW"/>
-          </w:rPr>
-          <w:rPr>
-            <w:color w:val="0000EE"/>
-            <w:u w:val="single"/>
-          </w:rPr>
-          <w:t>申命記一章1節至三十一章30節</w:t>
-        </w:r>
-      </w:hyperlink>
-    </w:p>
-    <w:p>
-      <w:pPr>
-        <w:pStyle w:val="ListBullet"/>
-        <w:spacing w:line="240" w:lineRule="auto"/>
-        <w:ind w:left="720"/>
-      </w:pPr>
-      <w:r>
-        <w:rPr>
-          <w:lang w:val="zh_TW" w:bidi="zh_TW"/>
-        </w:rPr>
-      </w:r>
-      <w:hyperlink r:id="rId28">
-        <w:r>
-          <w:rPr>
-            <w:lang w:val="zh_TW" w:bidi="zh_TW"/>
-          </w:rPr>
-          <w:rPr>
-            <w:color w:val="0000EE"/>
-            <w:u w:val="single"/>
-          </w:rPr>
-          <w:t>耶利米書三十一章31至37節</w:t>
-        </w:r>
-      </w:hyperlink>
-    </w:p>
-    <w:p>
-      <w:pPr/>
-      <w:r>
-        <w:rPr>
-          <w:lang w:val="zh_TW" w:bidi="zh_TW"/>
-        </w:rPr>
-      </w:r>
-      <w:r>
-        <w:rPr>
-          <w:lang w:val="zh_TW" w:bidi="zh_TW"/>
-        </w:rPr>
-        <w:t>創世記也包含了與美索不達米亞文學傳統相似的元素。例如，反覆出現的片語「……的後代記在下面」。這個片語與其上下文在美索不達米亞泥版上被用作「尾語」（colophons，相當於現代書籍的出版資料）。這個片語以及來自努西等地的家譜顯示，創世記前半部簡短的文體與蘇美人的歷史寫作相似。</w:t>
-      </w:r>
-    </w:p>
-    <w:p>
-      <w:pPr/>
-      <w:r>
-        <w:rPr>
-          <w:lang w:val="zh_TW" w:bidi="zh_TW"/>
-        </w:rPr>
-      </w:r>
-      <w:r>
-        <w:rPr>
-          <w:lang w:val="zh_TW" w:bidi="zh_TW"/>
-        </w:rPr>
-        <w:t>希伯來智慧文學（如箴言）也能在其它古代文獻中找到相似之處。例如，埃及的「阿曼尼摩比的訓誨（Instruction of Amenemope）」與</w:t>
-      </w:r>
-      <w:hyperlink r:id="rId29">
-        <w:r>
-          <w:rPr>
-            <w:lang w:val="zh_TW" w:bidi="zh_TW"/>
-          </w:rPr>
-          <w:rPr>
-            <w:color w:val="0000EE"/>
-            <w:u w:val="single"/>
-          </w:rPr>
-          <w:t>箴言二十二章17至二十四章22節</w:t>
+          <w:t>33:17</w:t>
         </w:r>
       </w:hyperlink>
       <w:r>
         <w:rPr>
           <w:lang w:val="zh_TW" w:bidi="zh_TW"/>
         </w:rPr>
-        <w:t>有相似之處，然而學者仍然爭論，是否有一卷書影響另一卷書，還是兩者都源自更早且已經失傳的資料。</w:t>
-      </w:r>
-    </w:p>
-    <w:p>
-      <w:pPr/>
-      <w:r>
-        <w:rPr>
-          <w:lang w:val="zh_TW" w:bidi="zh_TW"/>
-        </w:rPr>
-      </w:r>
-      <w:r>
-        <w:rPr>
-          <w:lang w:val="zh_TW" w:bidi="zh_TW"/>
-        </w:rPr>
-        <w:t>古代世界的書信形式常在聖經中出現（例如：</w:t>
-      </w:r>
-      <w:hyperlink r:id="rId30">
-        <w:r>
-          <w:rPr>
-            <w:lang w:val="zh_TW" w:bidi="zh_TW"/>
-          </w:rPr>
-          <w:rPr>
-            <w:color w:val="0000EE"/>
-            <w:u w:val="single"/>
-          </w:rPr>
-          <w:t>撒下11章</w:t>
-        </w:r>
-      </w:hyperlink>
-      <w:r>
-        <w:rPr>
-          <w:lang w:val="zh_TW" w:bidi="zh_TW"/>
-        </w:rPr>
-        <w:t>；</w:t>
-      </w:r>
-      <w:hyperlink r:id="rId31">
-        <w:r>
-          <w:rPr>
-            <w:lang w:val="zh_TW" w:bidi="zh_TW"/>
-          </w:rPr>
-          <w:rPr>
-            <w:color w:val="0000EE"/>
-            <w:u w:val="single"/>
-          </w:rPr>
-          <w:t>王上21章</w:t>
-        </w:r>
-      </w:hyperlink>
-      <w:r>
-        <w:rPr>
-          <w:lang w:val="zh_TW" w:bidi="zh_TW"/>
-        </w:rPr>
-        <w:t>；</w:t>
-      </w:r>
-      <w:hyperlink r:id="rId32">
-        <w:r>
-          <w:rPr>
-            <w:lang w:val="zh_TW" w:bidi="zh_TW"/>
-          </w:rPr>
-          <w:rPr>
-            <w:color w:val="0000EE"/>
-            <w:u w:val="single"/>
-          </w:rPr>
-          <w:t>王下5:10、20</w:t>
-        </w:r>
-      </w:hyperlink>
-      <w:r>
-        <w:rPr>
-          <w:lang w:val="zh_TW" w:bidi="zh_TW"/>
-        </w:rPr>
-        <w:t>；</w:t>
-      </w:r>
-      <w:hyperlink r:id="rId33">
-        <w:r>
-          <w:rPr>
-            <w:lang w:val="zh_TW" w:bidi="zh_TW"/>
-          </w:rPr>
-          <w:rPr>
-            <w:color w:val="0000EE"/>
-            <w:u w:val="single"/>
-          </w:rPr>
-          <w:t>拉4:6–7</w:t>
-        </w:r>
-      </w:hyperlink>
-      <w:r>
-        <w:rPr>
-          <w:lang w:val="zh_TW" w:bidi="zh_TW"/>
-        </w:rPr>
-        <w:t>；</w:t>
-      </w:r>
-      <w:hyperlink r:id="rId34">
-        <w:r>
-          <w:rPr>
-            <w:lang w:val="zh_TW" w:bidi="zh_TW"/>
-          </w:rPr>
-          <w:rPr>
-            <w:color w:val="0000EE"/>
-            <w:u w:val="single"/>
-          </w:rPr>
-          <w:t>尼2:7</w:t>
-        </w:r>
-      </w:hyperlink>
-      <w:r>
-        <w:rPr>
-          <w:lang w:val="zh_TW" w:bidi="zh_TW"/>
-        </w:rPr>
-        <w:t>）。這種形式出現於埃及蒲草紙中，如澤農（Zenon）文獻，並且也見於希臘著作，如柏拉圖（Plato）的書信。柏拉圖約公元前354年的第七書信（</w:t>
-      </w:r>
-      <w:r>
-        <w:rPr>
-          <w:i/>
-          <w:lang w:val="zh_TW" w:bidi="zh_TW"/>
-        </w:rPr>
-        <w:t>Seventh Letter</w:t>
-      </w:r>
-      <w:r>
-        <w:rPr>
-          <w:lang w:val="zh_TW" w:bidi="zh_TW"/>
-        </w:rPr>
-        <w:t>）在形式上與使徒保羅的書信相似。柏拉圖的第七書信試圖糾正人對他教導的誤解，而保羅的書信（特別是腓利門書）有時也帶有類似的個人色彩，與一些埃及書信的性質相近。</w:t>
-      </w:r>
-    </w:p>
-    <w:p>
-      <w:pPr>
-        <w:pStyle w:val="Heading3"/>
-      </w:pPr>
-      <w:r>
-        <w:rPr>
-          <w:lang w:val="zh_TW" w:bidi="zh_TW"/>
-        </w:rPr>
-        <w:t>考古學與語言學</w:t>
-      </w:r>
-    </w:p>
-    <w:p>
-      <w:pPr/>
-      <w:r>
-        <w:rPr>
-          <w:lang w:val="zh_TW" w:bidi="zh_TW"/>
-        </w:rPr>
-      </w:r>
-      <w:r>
-        <w:rPr>
-          <w:lang w:val="zh_TW" w:bidi="zh_TW"/>
-        </w:rPr>
-        <w:t>透過考古學復原的古代語言，有助於我們理解舊約聖經。舊約聖經中的許多片語原本源自蘇美文（Sumerian）或亞甲文亞喀得文（Akkadian）。例如，</w:t>
-      </w:r>
-      <w:hyperlink r:id="rId35">
-        <w:r>
-          <w:rPr>
-            <w:lang w:val="zh_TW" w:bidi="zh_TW"/>
-          </w:rPr>
-          <w:rPr>
-            <w:color w:val="0000EE"/>
-            <w:u w:val="single"/>
-          </w:rPr>
-          <w:t>創世記一章1節</w:t>
-        </w:r>
-      </w:hyperlink>
-      <w:r>
-        <w:rPr>
-          <w:lang w:val="zh_TW" w:bidi="zh_TW"/>
-        </w:rPr>
-        <w:t>中的片語「天地」。在蘇美文中，這個表達是</w:t>
-      </w:r>
-      <w:r>
-        <w:rPr>
-          <w:i/>
-          <w:lang w:val="zh_TW" w:bidi="zh_TW"/>
-        </w:rPr>
-        <w:t>an-ki</w:t>
-      </w:r>
-      <w:r>
-        <w:rPr>
-          <w:lang w:val="zh_TW" w:bidi="zh_TW"/>
-        </w:rPr>
-        <w:t>，意為「宇宙」。這個片語使用兩個相對的詞語來表達整體，這種文學手法也見於</w:t>
-      </w:r>
-      <w:hyperlink r:id="rId36">
-        <w:r>
-          <w:rPr>
-            <w:lang w:val="zh_TW" w:bidi="zh_TW"/>
-          </w:rPr>
-          <w:rPr>
-            <w:color w:val="0000EE"/>
-            <w:u w:val="single"/>
-          </w:rPr>
-          <w:t>啟示錄二十二章13節</w:t>
-        </w:r>
-      </w:hyperlink>
-      <w:r>
-        <w:rPr>
-          <w:lang w:val="zh_TW" w:bidi="zh_TW"/>
-        </w:rPr>
-        <w:t>。</w:t>
-      </w:r>
-    </w:p>
-    <w:p>
-      <w:pPr/>
-      <w:r>
-        <w:rPr>
-          <w:lang w:val="zh_TW" w:bidi="zh_TW"/>
-        </w:rPr>
-      </w:r>
-      <w:r>
-        <w:rPr>
-          <w:lang w:val="zh_TW" w:bidi="zh_TW"/>
-        </w:rPr>
-        <w:t>烏加里特文和以巴拉文（Eblaic）都是與希伯來文密切相關的西閃族方言。這些方言能提供洞見，幫助我們認識希伯來詩歌的難解語言，並顯示其保存古代迦南的表達方式。亞蘭文的研究也澄清了舊約聖經某些部分的語言，例如以斯拉記和但以理書，這些是用帝國亞蘭文寫成的。出土於公元前五至四世紀的埃及象島（Elephantine）蒲草紙文獻，支持這些經文成書時間較早的說法。</w:t>
-      </w:r>
-    </w:p>
-    <w:p>
-      <w:pPr/>
-      <w:r>
-        <w:rPr>
-          <w:lang w:val="zh_TW" w:bidi="zh_TW"/>
-        </w:rPr>
-      </w:r>
-      <w:r>
-        <w:rPr>
-          <w:lang w:val="zh_TW" w:bidi="zh_TW"/>
-        </w:rPr>
-        <w:t>新約聖經是以通用希臘文（koine）寫成的，這是近東和羅馬帝國的通用語言。新約聖經的希臘文常帶有隱含的閃族文表達，若未能辨識，可能會導致錯譯。</w:t>
-      </w:r>
-    </w:p>
-    <w:p>
-      <w:pPr>
-        <w:pStyle w:val="Heading3"/>
-      </w:pPr>
-      <w:r>
-        <w:rPr>
-          <w:lang w:val="zh_TW" w:bidi="zh_TW"/>
-        </w:rPr>
-        <w:t>聖經研究的重要性</w:t>
-      </w:r>
-    </w:p>
-    <w:p>
-      <w:pPr/>
-      <w:r>
-        <w:rPr>
-          <w:lang w:val="zh_TW" w:bidi="zh_TW"/>
-        </w:rPr>
-      </w:r>
-      <w:r>
-        <w:rPr>
-          <w:lang w:val="zh_TW" w:bidi="zh_TW"/>
-        </w:rPr>
-        <w:t>考古發現大大擴展了我們對古代世界的認識，使我們能夠看見聖經人物是真實的歷史人物。這些人生活在充滿壓力與文化成就的時代，他們並非傳說中的人物，卻會為生活的難題而掙扎。有時候，他們得以看見神全能至聖的異象，他們和他們的民族會得著引導，並得著幫助，以致在歷史中成就祂的旨意。</w:t>
-      </w:r>
-    </w:p>
-    <w:p>
-      <w:pPr/>
-      <w:r>
-        <w:rPr>
-          <w:lang w:val="zh_TW" w:bidi="zh_TW"/>
-        </w:rPr>
-      </w:r>
-      <w:r>
-        <w:rPr>
-          <w:lang w:val="zh_TW" w:bidi="zh_TW"/>
-        </w:rPr>
-        <w:t>考古學顯示，以色列人必須放在古代近東的更廣闊背景下來研究，是多元民族、龐大文化的一部分，其中包含蘇美人和愛琴海人（Aegeans）等。這研究必須以客觀的態度進行，我們必須依據證據來理解聖經中的事件和生活。雖然考古學的解釋與聖經證據之間偶有衝突，但這些情況很少，並且隨著更多資料出土而逐漸減少。</w:t>
-      </w:r>
-    </w:p>
-    <w:p>
-      <w:pPr/>
-      <w:r>
-        <w:rPr>
-          <w:lang w:val="zh_TW" w:bidi="zh_TW"/>
-        </w:rPr>
-      </w:r>
-      <w:r>
-        <w:rPr>
-          <w:lang w:val="zh_TW" w:bidi="zh_TW"/>
-        </w:rPr>
-        <w:t>考古學不能證明或否定聖經的屬靈真理，但它確實印證了以色列人的歷史，澄清了舊約聖經和新約聖經先前不確定的多個詞語和傳統。這樣，考古學為那些指向耶穌基督生平的預言提供了堅實的歷史背景。</w:t>
+        <w:t>）。</w:t>
       </w:r>
       <w:r>
         <w:rPr>

--- a/zht/docx/076.content.docx
+++ b/zht/docx/076.content.docx
@@ -149,7 +149,7 @@
         <w:rPr>
           <w:lang w:val="zh_TW" w:bidi="zh_TW"/>
         </w:rPr>
-        <w:t>jun</w:t>
+        <w:t>jiu</w:t>
       </w:r>
       <w:r>
         <w:rPr>
@@ -212,7 +212,7 @@
         <w:rPr>
           <w:lang w:val="zh_TW" w:bidi="zh_TW"/>
         </w:rPr>
-        <w:t>君王大道</w:t>
+        <w:t>酒</w:t>
       </w:r>
       <w:r>
         <w:rPr>
@@ -231,97 +231,18 @@
         <w:rPr>
           <w:lang w:val="zh_TW" w:bidi="zh_TW"/>
         </w:rPr>
-        <w:t>君王大道（King's Highway）是一條貫穿南北、橫越外約旦高原的主要幹道。在舊約聖經中僅出現兩次，皆是以色列人經過以東（</w:t>
-      </w:r>
-      <w:hyperlink r:id="rId13">
-        <w:r>
-          <w:rPr>
-            <w:lang w:val="zh_TW" w:bidi="zh_TW"/>
-          </w:rPr>
-          <w:rPr>
-            <w:color w:val="0000EE"/>
-            <w:u w:val="single"/>
-          </w:rPr>
-          <w:t>民20:17</w:t>
-        </w:r>
-      </w:hyperlink>
-      <w:r>
-        <w:rPr>
-          <w:lang w:val="zh_TW" w:bidi="zh_TW"/>
-        </w:rPr>
-        <w:t>）及亞摩利人的希實本（</w:t>
-      </w:r>
-      <w:hyperlink r:id="rId14">
-        <w:r>
-          <w:rPr>
-            <w:lang w:val="zh_TW" w:bidi="zh_TW"/>
-          </w:rPr>
-          <w:rPr>
-            <w:color w:val="0000EE"/>
-            <w:u w:val="single"/>
-          </w:rPr>
-          <w:t>21:22</w:t>
-        </w:r>
-      </w:hyperlink>
-      <w:r>
-        <w:rPr>
-          <w:lang w:val="zh_TW" w:bidi="zh_TW"/>
-        </w:rPr>
-        <w:t>）時，請求使用這條道路。這條路有時也簡稱為「大道」（</w:t>
-      </w:r>
-      <w:hyperlink r:id="rId15">
-        <w:r>
-          <w:rPr>
-            <w:lang w:val="zh_TW" w:bidi="zh_TW"/>
-          </w:rPr>
-          <w:rPr>
-            <w:color w:val="0000EE"/>
-            <w:u w:val="single"/>
-          </w:rPr>
-          <w:t>20:19</w:t>
-        </w:r>
-      </w:hyperlink>
-      <w:r>
-        <w:rPr>
-          <w:lang w:val="zh_TW" w:bidi="zh_TW"/>
-        </w:rPr>
-        <w:t>）。北段稱為「巴珊」（</w:t>
-      </w:r>
-      <w:hyperlink r:id="rId16">
-        <w:r>
-          <w:rPr>
-            <w:lang w:val="zh_TW" w:bidi="zh_TW"/>
-          </w:rPr>
-          <w:rPr>
-            <w:color w:val="0000EE"/>
-            <w:u w:val="single"/>
-          </w:rPr>
-          <w:t>民21:33</w:t>
-        </w:r>
-      </w:hyperlink>
-      <w:r>
-        <w:rPr>
-          <w:lang w:val="zh_TW" w:bidi="zh_TW"/>
-        </w:rPr>
-        <w:t>；</w:t>
-      </w:r>
-      <w:hyperlink r:id="rId17">
-        <w:r>
-          <w:rPr>
-            <w:lang w:val="zh_TW" w:bidi="zh_TW"/>
-          </w:rPr>
-          <w:rPr>
-            <w:color w:val="0000EE"/>
-            <w:u w:val="single"/>
-          </w:rPr>
-          <w:t>申3:1</w:t>
-        </w:r>
-      </w:hyperlink>
-      <w:r>
-        <w:rPr>
-          <w:lang w:val="zh_TW" w:bidi="zh_TW"/>
-        </w:rPr>
-        <w:t>）。</w:t>
+        <w:t>由發酵的葡萄汁製成的飲料。</w:t>
+      </w:r>
+    </w:p>
+    <w:p>
+      <w:pPr>
+        <w:pStyle w:val="Heading3"/>
+      </w:pPr>
+      <w:r>
+        <w:rPr>
+          <w:lang w:val="zh_TW" w:bidi="zh_TW"/>
+        </w:rPr>
+        <w:t>起源</w:t>
       </w:r>
     </w:p>
     <w:p>
@@ -335,43 +256,25 @@
         <w:rPr>
           <w:lang w:val="zh_TW" w:bidi="zh_TW"/>
         </w:rPr>
-        <w:t>這條公路將大馬士革與穿過漢志（Hijaz）通往南阿拉伯的商隊路線連接起來，打通與香料、香膏及其它珍貴異域珍品的產地貿易網絡（</w:t>
-      </w:r>
-      <w:hyperlink r:id="rId18">
-        <w:r>
-          <w:rPr>
-            <w:lang w:val="zh_TW" w:bidi="zh_TW"/>
-          </w:rPr>
-          <w:rPr>
-            <w:color w:val="0000EE"/>
-            <w:u w:val="single"/>
-          </w:rPr>
-          <w:t>王上10:2</w:t>
-        </w:r>
-      </w:hyperlink>
-      <w:r>
-        <w:rPr>
-          <w:lang w:val="zh_TW" w:bidi="zh_TW"/>
-        </w:rPr>
-        <w:t>；</w:t>
-      </w:r>
-      <w:hyperlink r:id="rId19">
-        <w:r>
-          <w:rPr>
-            <w:lang w:val="zh_TW" w:bidi="zh_TW"/>
-          </w:rPr>
-          <w:rPr>
-            <w:color w:val="0000EE"/>
-            <w:u w:val="single"/>
-          </w:rPr>
-          <w:t>結27:22</w:t>
-        </w:r>
-      </w:hyperlink>
-      <w:r>
-        <w:rPr>
-          <w:lang w:val="zh_TW" w:bidi="zh_TW"/>
-        </w:rPr>
-        <w:t>）。因此，控制這條道路是以色列與其敵對國家地緣政治的重要因素。</w:t>
+        <w:t>挪亞是最早醲造酒的人之一（</w:t>
+      </w:r>
+      <w:hyperlink r:id="rId13">
+        <w:r>
+          <w:rPr>
+            <w:lang w:val="zh_TW" w:bidi="zh_TW"/>
+          </w:rPr>
+          <w:rPr>
+            <w:color w:val="0000EE"/>
+            <w:u w:val="single"/>
+          </w:rPr>
+          <w:t>創9:21</w:t>
+        </w:r>
+      </w:hyperlink>
+      <w:r>
+        <w:rPr>
+          <w:lang w:val="zh_TW" w:bidi="zh_TW"/>
+        </w:rPr>
+        <w:t>），據推測他是在亞拉臘山的山坡上釀酒的。但釀酒並不限於那個地區，因為埃及以及後來的希臘都喜歡這種飲料。事實上，在史前時期的美索不達米亞就已經有釀酒技術，並在公元前3000年之前傳入埃及。</w:t>
       </w:r>
     </w:p>
     <w:p>
@@ -385,7 +288,18 @@
         <w:rPr>
           <w:lang w:val="zh_TW" w:bidi="zh_TW"/>
         </w:rPr>
-        <w:t>當地地形使得通行路線只能沿兩條平行道路行進。整個外約旦高原存在一個雙重分水嶺。一個是由自東向西切穿山地的較短的溪流形成；這些溪流留下的分水嶺大約位於約旦河谷以東13至16英里（約21至26公里）。較大的溪流，如雅穆河、雅博河、亞嫩谷和撒烈溪，則從東方約25到30英里（40到48公里）處開始，河道多先向北流後再轉向西流。若要從更東側繞開這些大河谷，繞過這些河流的東側路線必須沿北阿拉伯沙漠的邊緣行進。雖然後者路線較易行，但沿途水源與可補給的聚落較少；前者位於西側分水嶺，水源充足且沿線有主要城鎮，但商隊必須穿越四條大峽谷的陡峭山谷。</w:t>
+        <w:t>「酒」這個詞可能與葡萄樹、葡萄園和黑葡萄的詞語有關。葡萄樹是帶來酒的植物，在近東世界中常被認為是「生命樹」。在埃及和美索不達米亞，據信有一位女神保護葡萄樹。位於亞述西北部山區的女神西里斯（Siris）被稱為「天上生命樹的女主人」。以諾一書三十二章4節稱葡萄樹為知識樹。根據猶太傳統，葡萄樹在洪水中被挪亞保留下來。</w:t>
+      </w:r>
+    </w:p>
+    <w:p>
+      <w:pPr>
+        <w:pStyle w:val="Heading3"/>
+      </w:pPr>
+      <w:r>
+        <w:rPr>
+          <w:lang w:val="zh_TW" w:bidi="zh_TW"/>
+        </w:rPr>
+        <w:t>釀酒的過程</w:t>
       </w:r>
     </w:p>
     <w:p>
@@ -399,7 +313,373 @@
         <w:rPr>
           <w:lang w:val="zh_TW" w:bidi="zh_TW"/>
         </w:rPr>
-        <w:t>沿著此路線最早的行動記錄見於</w:t>
+        <w:t>現存關於釀酒技術的古代文獻很少，早期葡萄種植者的知識主要來自少數植物學家的經驗和興趣。亞里士多德有天賦的學生埃雷索斯的泰奧弗拉斯托斯（Theophrastus of Eresos）寫了一本名為</w:t>
+      </w:r>
+      <w:r>
+        <w:rPr>
+          <w:i/>
+          <w:lang w:val="zh_TW" w:bidi="zh_TW"/>
+        </w:rPr>
+        <w:t>植物研究（Enquiry into Plants）</w:t>
+      </w:r>
+      <w:r>
+        <w:rPr>
+          <w:lang w:val="zh_TW" w:bidi="zh_TW"/>
+        </w:rPr>
+        <w:t>的書，展示了實踐經驗和理論的結合。後來，他還寫了</w:t>
+      </w:r>
+      <w:r>
+        <w:rPr>
+          <w:i/>
+          <w:lang w:val="zh_TW" w:bidi="zh_TW"/>
+        </w:rPr>
+        <w:t>植物的生命（On the Life of Plants）</w:t>
+      </w:r>
+      <w:r>
+        <w:rPr>
+          <w:lang w:val="zh_TW" w:bidi="zh_TW"/>
+        </w:rPr>
+        <w:t>，這是一部詳細觀察釀酒過程的作品。他關於何時種植、如何修剪、反對嫁接的觀點，以及如何照顧葡萄樹的想法，都展示了希臘人的天賦。他們將葡萄栽培提升為一門科學，這門科學在過去的2200年裡幾乎未曾改變。</w:t>
+      </w:r>
+    </w:p>
+    <w:p>
+      <w:pPr/>
+      <w:r>
+        <w:rPr>
+          <w:lang w:val="zh_TW" w:bidi="zh_TW"/>
+        </w:rPr>
+      </w:r>
+      <w:r>
+        <w:rPr>
+          <w:lang w:val="zh_TW" w:bidi="zh_TW"/>
+        </w:rPr>
+        <w:t>希臘葡萄種植者非常小心地確保他們的農作物成功種植。葡萄藤貼近地面生長，而不是被支撐起來。因此，會吃掉葡萄的老鼠和狐狸特別令人討厭，並且種植者必須頻繁除草來保持土壤中沒有雜草。但他們的方法總體上非常有效。</w:t>
+      </w:r>
+    </w:p>
+    <w:p>
+      <w:pPr/>
+      <w:r>
+        <w:rPr>
+          <w:lang w:val="zh_TW" w:bidi="zh_TW"/>
+        </w:rPr>
+      </w:r>
+      <w:r>
+        <w:rPr>
+          <w:lang w:val="zh_TW" w:bidi="zh_TW"/>
+        </w:rPr>
+        <w:t>每年九月初，葡萄會在平原地區被採收，而在月底則會在山區進行。在最初的載歌載舞慶祝節日中，工人們將成串的葡萄送到釀酒壓榨機中，這些壓榨機是傾斜向一角的低水泥槽。之後，工人們會用腳踩踏葡萄。第一道</w:t>
+      </w:r>
+      <w:r>
+        <w:rPr>
+          <w:i/>
+          <w:lang w:val="zh_TW" w:bidi="zh_TW"/>
+        </w:rPr>
+        <w:t>榨汁</w:t>
+      </w:r>
+      <w:r>
+        <w:rPr>
+          <w:lang w:val="zh_TW" w:bidi="zh_TW"/>
+        </w:rPr>
+        <w:t>（must，壓榨出的汁液）非常珍貴，因為可以用它釀造出最優質的酒。剩餘的果汁則是通過擠壓裝在布袋中的踩過的葡萄來提取的。第三類酒則是通過將剩下的葡萄與水混合甚至煮沸後提取的，這類酒通常只有窮人飲用。</w:t>
+      </w:r>
+    </w:p>
+    <w:p>
+      <w:pPr/>
+      <w:r>
+        <w:rPr>
+          <w:lang w:val="zh_TW" w:bidi="zh_TW"/>
+        </w:rPr>
+      </w:r>
+      <w:r>
+        <w:rPr>
+          <w:lang w:val="zh_TW" w:bidi="zh_TW"/>
+        </w:rPr>
+        <w:t>希臘人後來發明了橫樑壓榨機（beam press），長橫樑的一端有轉動部分，另一端懸掛著重石，用來壓榨多層葡萄。在古代近東地區使用了不同的葡萄壓榨方法，但即使在希臘，踩踏葡萄始終是最受歡迎的方式。</w:t>
+      </w:r>
+    </w:p>
+    <w:p>
+      <w:pPr/>
+      <w:r>
+        <w:rPr>
+          <w:lang w:val="zh_TW" w:bidi="zh_TW"/>
+        </w:rPr>
+      </w:r>
+      <w:r>
+        <w:rPr>
+          <w:lang w:val="zh_TW" w:bidi="zh_TW"/>
+        </w:rPr>
+        <w:t>在希臘，發酵期通常為六個月，在此期間液體不斷被撇去。然而，在古代近東，發酵過程通常在三到四天內完成，最佳發酵溫度為77度。古人知道繼續發酵會產生酸性。</w:t>
+      </w:r>
+    </w:p>
+    <w:p>
+      <w:pPr/>
+      <w:r>
+        <w:rPr>
+          <w:lang w:val="zh_TW" w:bidi="zh_TW"/>
+        </w:rPr>
+      </w:r>
+      <w:r>
+        <w:rPr>
+          <w:lang w:val="zh_TW" w:bidi="zh_TW"/>
+        </w:rPr>
+        <w:t>在達到所需的發酵效果後，酒會被轉移到皮囊或陶罐中，以便運輸或銷售。把手和塞子上印有種類/品牌（brand）、產地和年份。此時，酒通過穿孔金屬篩網或布過濾，以消除沙粒或昆蟲等污染物。</w:t>
+      </w:r>
+    </w:p>
+    <w:p>
+      <w:pPr>
+        <w:pStyle w:val="Heading3"/>
+      </w:pPr>
+      <w:r>
+        <w:rPr>
+          <w:lang w:val="zh_TW" w:bidi="zh_TW"/>
+        </w:rPr>
+        <w:t>酒的種類</w:t>
+      </w:r>
+    </w:p>
+    <w:p>
+      <w:pPr/>
+      <w:r>
+        <w:rPr>
+          <w:lang w:val="zh_TW" w:bidi="zh_TW"/>
+        </w:rPr>
+      </w:r>
+      <w:r>
+        <w:rPr>
+          <w:lang w:val="zh_TW" w:bidi="zh_TW"/>
+        </w:rPr>
+        <w:t>古代詩人討論了許多不同種類的酒，亞他那修（Athenaeus）提到85種不同的品種。蓋倫（Galen）列舉了60種，普林尼（Pliny）提到150種，而斯特拉波（Strabo）提到30種。酒根據不同的顏色（黑色、紅色、白色或黃色）和口味（乾、澀、淡或甜）來區分。聖經記載了各種酒，例如黎巴嫩和黑本的酒。希伯崙和撒馬利亞以釀酒聞名。希伯來文至少有九個不同的詞來表示酒，而希臘文有四個在新約中被提及。</w:t>
+      </w:r>
+    </w:p>
+    <w:p>
+      <w:pPr>
+        <w:pStyle w:val="Heading3"/>
+      </w:pPr>
+      <w:r>
+        <w:rPr>
+          <w:lang w:val="zh_TW" w:bidi="zh_TW"/>
+        </w:rPr>
+        <w:t>酒的性質</w:t>
+      </w:r>
+    </w:p>
+    <w:p>
+      <w:pPr/>
+      <w:r>
+        <w:rPr>
+          <w:lang w:val="zh_TW" w:bidi="zh_TW"/>
+        </w:rPr>
+      </w:r>
+      <w:r>
+        <w:rPr>
+          <w:lang w:val="zh_TW" w:bidi="zh_TW"/>
+        </w:rPr>
+        <w:t>很少有人會質疑至少在舊約中有些酒是經過發酵的。然而，一些學者認為古代世界某些形式的酒未經發酵。他們對比了兩個希伯來文詞語，得出結論認為其中一個特定的詞語僅指新鮮葡萄汁（</w:t>
+      </w:r>
+      <w:hyperlink r:id="rId14">
+        <w:r>
+          <w:rPr>
+            <w:lang w:val="zh_TW" w:bidi="zh_TW"/>
+          </w:rPr>
+          <w:rPr>
+            <w:color w:val="0000EE"/>
+            <w:u w:val="single"/>
+          </w:rPr>
+          <w:t>箴3:10</w:t>
+        </w:r>
+      </w:hyperlink>
+      <w:r>
+        <w:rPr>
+          <w:lang w:val="zh_TW" w:bidi="zh_TW"/>
+        </w:rPr>
+        <w:t>；</w:t>
+      </w:r>
+      <w:hyperlink r:id="rId15">
+        <w:r>
+          <w:rPr>
+            <w:lang w:val="zh_TW" w:bidi="zh_TW"/>
+          </w:rPr>
+          <w:rPr>
+            <w:color w:val="0000EE"/>
+            <w:u w:val="single"/>
+          </w:rPr>
+          <w:t>何9:2</w:t>
+        </w:r>
+      </w:hyperlink>
+      <w:r>
+        <w:rPr>
+          <w:lang w:val="zh_TW" w:bidi="zh_TW"/>
+        </w:rPr>
+        <w:t>；</w:t>
+      </w:r>
+      <w:hyperlink r:id="rId16">
+        <w:r>
+          <w:rPr>
+            <w:lang w:val="zh_TW" w:bidi="zh_TW"/>
+          </w:rPr>
+          <w:rPr>
+            <w:color w:val="0000EE"/>
+            <w:u w:val="single"/>
+          </w:rPr>
+          <w:t>珥2:24</w:t>
+        </w:r>
+      </w:hyperlink>
+      <w:r>
+        <w:rPr>
+          <w:lang w:val="zh_TW" w:bidi="zh_TW"/>
+        </w:rPr>
+        <w:t>；</w:t>
+      </w:r>
+      <w:hyperlink r:id="rId17">
+        <w:r>
+          <w:rPr>
+            <w:lang w:val="zh_TW" w:bidi="zh_TW"/>
+          </w:rPr>
+          <w:rPr>
+            <w:color w:val="0000EE"/>
+            <w:u w:val="single"/>
+          </w:rPr>
+          <w:t>彌6:15</w:t>
+        </w:r>
+      </w:hyperlink>
+      <w:r>
+        <w:rPr>
+          <w:lang w:val="zh_TW" w:bidi="zh_TW"/>
+        </w:rPr>
+        <w:t>）。然而，這一觀點並沒有得到確定，理由如下：（1）希伯來文詞語主要出現在中性語境中；（2）該詞語在某些語境中明確包含了發酵飲料（例如，</w:t>
+      </w:r>
+      <w:hyperlink r:id="rId18">
+        <w:r>
+          <w:rPr>
+            <w:lang w:val="zh_TW" w:bidi="zh_TW"/>
+          </w:rPr>
+          <w:rPr>
+            <w:color w:val="0000EE"/>
+            <w:u w:val="single"/>
+          </w:rPr>
+          <w:t>創27:28</w:t>
+        </w:r>
+      </w:hyperlink>
+      <w:r>
+        <w:rPr>
+          <w:lang w:val="zh_TW" w:bidi="zh_TW"/>
+        </w:rPr>
+        <w:t>；</w:t>
+      </w:r>
+      <w:hyperlink r:id="rId19">
+        <w:r>
+          <w:rPr>
+            <w:lang w:val="zh_TW" w:bidi="zh_TW"/>
+          </w:rPr>
+          <w:rPr>
+            <w:color w:val="0000EE"/>
+            <w:u w:val="single"/>
+          </w:rPr>
+          <w:t>何4:11</w:t>
+        </w:r>
+      </w:hyperlink>
+      <w:r>
+        <w:rPr>
+          <w:lang w:val="zh_TW" w:bidi="zh_TW"/>
+        </w:rPr>
+        <w:t>；</w:t>
+      </w:r>
+      <w:hyperlink r:id="rId17">
+        <w:r>
+          <w:rPr>
+            <w:lang w:val="zh_TW" w:bidi="zh_TW"/>
+          </w:rPr>
+          <w:rPr>
+            <w:color w:val="0000EE"/>
+            <w:u w:val="single"/>
+          </w:rPr>
+          <w:t>彌6:15</w:t>
+        </w:r>
+      </w:hyperlink>
+      <w:r>
+        <w:rPr>
+          <w:lang w:val="zh_TW" w:bidi="zh_TW"/>
+        </w:rPr>
+        <w:t>）；（3）烏加里特文（Ugaritic）中的平行詞語確實指發酵酒；（4）七十士譯本的對應詞指的是發酵酒；（5）古代近東的發酵過程不像希臘，只需大約三天；（6）米示拿沒有提供任何有關使用未發酵酒的證據。因此，保存未經發酵的酒在當時可能是近乎不可能的任務。仔細研究所有的希伯來文詞語（以及它們的閃族同源詞）和希臘語文詞語可以證明，古代人幾乎不了解未發酵的酒。</w:t>
+      </w:r>
+    </w:p>
+    <w:p>
+      <w:pPr/>
+      <w:r>
+        <w:rPr>
+          <w:lang w:val="zh_TW" w:bidi="zh_TW"/>
+        </w:rPr>
+      </w:r>
+      <w:r>
+        <w:rPr>
+          <w:lang w:val="zh_TW" w:bidi="zh_TW"/>
+        </w:rPr>
+        <w:t>有大量證據表明，雖然酒總是經過發酵的，但在古典和希臘化世界中，通常會將酒與水混合。酒儲存在稱為雙耳瓶（amphorae）的大罐中</w:t>
+      </w:r>
+      <w:r>
+        <w:rPr>
+          <w:i/>
+          <w:lang w:val="zh_TW" w:bidi="zh_TW"/>
+        </w:rPr>
+        <w:t>，</w:t>
+      </w:r>
+      <w:r>
+        <w:rPr>
+          <w:lang w:val="zh_TW" w:bidi="zh_TW"/>
+        </w:rPr>
+        <w:t>從這些罐中將酒通過濾器倒入稱為克拉泰（krater）的大混合碗中</w:t>
+      </w:r>
+      <w:r>
+        <w:rPr>
+          <w:i/>
+          <w:lang w:val="zh_TW" w:bidi="zh_TW"/>
+        </w:rPr>
+        <w:t>。</w:t>
+      </w:r>
+      <w:r>
+        <w:rPr>
+          <w:lang w:val="zh_TW" w:bidi="zh_TW"/>
+        </w:rPr>
+        <w:t>這樣，酒與水混合後，才倒入飲用碗或杯中。</w:t>
+      </w:r>
+    </w:p>
+    <w:p>
+      <w:pPr/>
+      <w:r>
+        <w:rPr>
+          <w:lang w:val="zh_TW" w:bidi="zh_TW"/>
+        </w:rPr>
+      </w:r>
+      <w:r>
+        <w:rPr>
+          <w:lang w:val="zh_TW" w:bidi="zh_TW"/>
+        </w:rPr>
+        <w:t>酒與水的比例各不相同。最稀釋的比例為20比1，原因是酒太濃（荷馬，</w:t>
+      </w:r>
+      <w:r>
+        <w:rPr>
+          <w:i/>
+          <w:lang w:val="zh_TW" w:bidi="zh_TW"/>
+        </w:rPr>
+        <w:t>奧德賽</w:t>
+      </w:r>
+      <w:r>
+        <w:rPr>
+          <w:lang w:val="zh_TW" w:bidi="zh_TW"/>
+        </w:rPr>
+        <w:t>10.208）。</w:t>
+      </w:r>
+    </w:p>
+    <w:p>
+      <w:pPr/>
+      <w:r>
+        <w:rPr>
+          <w:lang w:val="zh_TW" w:bidi="zh_TW"/>
+        </w:rPr>
+      </w:r>
+      <w:r>
+        <w:rPr>
+          <w:lang w:val="zh_TW" w:bidi="zh_TW"/>
+        </w:rPr>
+        <w:t>在西地中海世界中，「酒」一詞指的是酒與水的混合物。如果想提及未混水的酒，則需要加上「未摻水」的詞語。對於希臘人來說，喝未摻水的酒被認為是野蠻的行為。然而，證據似乎表明在舊約時代，酒是未經稀釋的。聖經中並未提及將酒與水混合的做法。將水與酒稀釋象徵著靈性上的變質（</w:t>
       </w:r>
       <w:hyperlink r:id="rId20">
         <w:r>
@@ -410,14 +690,28 @@
             <w:color w:val="0000EE"/>
             <w:u w:val="single"/>
           </w:rPr>
-          <w:t>創世記十四章</w:t>
-        </w:r>
-      </w:hyperlink>
-      <w:r>
-        <w:rPr>
-          <w:lang w:val="zh_TW" w:bidi="zh_TW"/>
-        </w:rPr>
-        <w:t>：四王聯軍自巴珊都城亞斯他錄出發，至基列北部的哈麥，再到摩押高原的沙微‧基列亭，最後至西珥山，直到伊勒‧巴蘭。族長們很可能在往返迦南時也多循此道；雅各曾經由基列而行（</w:t>
+          <w:t>賽1:22</w:t>
+        </w:r>
+      </w:hyperlink>
+      <w:r>
+        <w:rPr>
+          <w:lang w:val="zh_TW" w:bidi="zh_TW"/>
+        </w:rPr>
+        <w:t>）。到了羅馬時代，這一態度有所改變。米示拿假設水與酒的比例為二比一；然而，後來的塔木德則提到三比一的比例。自然發酵的酒精度可達15%。如果按三份水對一份酒的比例稀釋，酒精含量仍可達5%，這仍然相當濃烈。</w:t>
+      </w:r>
+    </w:p>
+    <w:p>
+      <w:pPr/>
+      <w:r>
+        <w:rPr>
+          <w:lang w:val="zh_TW" w:bidi="zh_TW"/>
+        </w:rPr>
+      </w:r>
+      <w:r>
+        <w:rPr>
+          <w:lang w:val="zh_TW" w:bidi="zh_TW"/>
+        </w:rPr>
+        <w:t>酒不僅與水混合，還與其他成分混合，類似於今天的調酒。一個例子可以在荷馬的《荷馬德墨忒爾頌歌》（Hymn to Demeter）中看到，女神拒絕純酒，並希望飲料混合麵粉、水和薄荷。濃酒也常常與弱酒混合，產生更強烈的飲品。這就是聖經中「調酒」的意思（</w:t>
       </w:r>
       <w:hyperlink r:id="rId21">
         <w:r>
@@ -428,14 +722,14 @@
             <w:color w:val="0000EE"/>
             <w:u w:val="single"/>
           </w:rPr>
-          <w:t>創31:21</w:t>
-        </w:r>
-      </w:hyperlink>
-      <w:r>
-        <w:rPr>
-          <w:lang w:val="zh_TW" w:bidi="zh_TW"/>
-        </w:rPr>
-        <w:t>），並在約旦河東的疏割建立基地，然後渡過約旦河進入迦南（</w:t>
+          <w:t>詩75:8</w:t>
+        </w:r>
+      </w:hyperlink>
+      <w:r>
+        <w:rPr>
+          <w:lang w:val="zh_TW" w:bidi="zh_TW"/>
+        </w:rPr>
+        <w:t>；</w:t>
       </w:r>
       <w:hyperlink r:id="rId22">
         <w:r>
@@ -446,7 +740,414 @@
             <w:color w:val="0000EE"/>
             <w:u w:val="single"/>
           </w:rPr>
-          <w:t>33:17</w:t>
+          <w:t>賽5:22</w:t>
+        </w:r>
+      </w:hyperlink>
+      <w:r>
+        <w:rPr>
+          <w:lang w:val="zh_TW" w:bidi="zh_TW"/>
+        </w:rPr>
+        <w:t>；</w:t>
+      </w:r>
+      <w:hyperlink r:id="rId23">
+        <w:r>
+          <w:rPr>
+            <w:lang w:val="zh_TW" w:bidi="zh_TW"/>
+          </w:rPr>
+          <w:rPr>
+            <w:color w:val="0000EE"/>
+            <w:u w:val="single"/>
+          </w:rPr>
+          <w:t>啟18:6</w:t>
+        </w:r>
+      </w:hyperlink>
+      <w:r>
+        <w:rPr>
+          <w:lang w:val="zh_TW" w:bidi="zh_TW"/>
+        </w:rPr>
+        <w:t>，</w:t>
+      </w:r>
+      <w:hyperlink r:id="rId24">
+        <w:r>
+          <w:rPr>
+            <w:lang w:val="zh_TW" w:bidi="zh_TW"/>
+          </w:rPr>
+          <w:rPr>
+            <w:color w:val="0000EE"/>
+            <w:u w:val="single"/>
+          </w:rPr>
+          <w:t>19:13–15</w:t>
+        </w:r>
+      </w:hyperlink>
+      <w:r>
+        <w:rPr>
+          <w:lang w:val="zh_TW" w:bidi="zh_TW"/>
+        </w:rPr>
+        <w:t>）。有時候，新酒糖分高，被蒸發後，濃縮的汁液與酒混合以提高酒精含量。</w:t>
+      </w:r>
+    </w:p>
+    <w:p>
+      <w:pPr/>
+      <w:r>
+        <w:rPr>
+          <w:lang w:val="zh_TW" w:bidi="zh_TW"/>
+        </w:rPr>
+      </w:r>
+      <w:r>
+        <w:rPr>
+          <w:lang w:val="zh_TW" w:bidi="zh_TW"/>
+        </w:rPr>
+        <w:t>聖經中未提及將水與酒混合是為了使其更安全飲用，這一觀點是現代的理解。古代世界中很少出現現代所說的水污染問題，儘管偶爾也會有這種問題。古代有許多關於新鮮井水、泉水和流動水源的例子，而且當時也有淨化污水的方法。</w:t>
+      </w:r>
+    </w:p>
+    <w:p>
+      <w:pPr>
+        <w:pStyle w:val="Heading3"/>
+      </w:pPr>
+      <w:r>
+        <w:rPr>
+          <w:lang w:val="zh_TW" w:bidi="zh_TW"/>
+        </w:rPr>
+        <w:t>舊約中的酒</w:t>
+      </w:r>
+    </w:p>
+    <w:p>
+      <w:pPr/>
+      <w:r>
+        <w:rPr>
+          <w:lang w:val="zh_TW" w:bidi="zh_TW"/>
+        </w:rPr>
+      </w:r>
+      <w:r>
+        <w:rPr>
+          <w:lang w:val="zh_TW" w:bidi="zh_TW"/>
+        </w:rPr>
+        <w:t>從上述證據來看，舊約中的酒通常不會與水混合，且在適量飲用時被視為有益的。</w:t>
+      </w:r>
+      <w:hyperlink r:id="rId25">
+        <w:r>
+          <w:rPr>
+            <w:lang w:val="zh_TW" w:bidi="zh_TW"/>
+          </w:rPr>
+          <w:rPr>
+            <w:color w:val="0000EE"/>
+            <w:u w:val="single"/>
+          </w:rPr>
+          <w:t>士師記九章13節</w:t>
+        </w:r>
+      </w:hyperlink>
+      <w:r>
+        <w:rPr>
+          <w:lang w:val="zh_TW" w:bidi="zh_TW"/>
+        </w:rPr>
+        <w:t>提到酒是「使神和人喜樂的」。</w:t>
+      </w:r>
+      <w:hyperlink r:id="rId26">
+        <w:r>
+          <w:rPr>
+            <w:lang w:val="zh_TW" w:bidi="zh_TW"/>
+          </w:rPr>
+          <w:rPr>
+            <w:color w:val="0000EE"/>
+            <w:u w:val="single"/>
+          </w:rPr>
+          <w:t>詩篇一〇四篇15節</w:t>
+        </w:r>
+      </w:hyperlink>
+      <w:r>
+        <w:rPr>
+          <w:lang w:val="zh_TW" w:bidi="zh_TW"/>
+        </w:rPr>
+        <w:t>也類似地描述酒：「酒能悅人心」（另參</w:t>
+      </w:r>
+      <w:hyperlink r:id="rId27">
+        <w:r>
+          <w:rPr>
+            <w:lang w:val="zh_TW" w:bidi="zh_TW"/>
+          </w:rPr>
+          <w:rPr>
+            <w:color w:val="0000EE"/>
+            <w:u w:val="single"/>
+          </w:rPr>
+          <w:t>斯1:10</w:t>
+        </w:r>
+      </w:hyperlink>
+      <w:r>
+        <w:rPr>
+          <w:lang w:val="zh_TW" w:bidi="zh_TW"/>
+        </w:rPr>
+        <w:t>；</w:t>
+      </w:r>
+      <w:hyperlink r:id="rId28">
+        <w:r>
+          <w:rPr>
+            <w:lang w:val="zh_TW" w:bidi="zh_TW"/>
+          </w:rPr>
+          <w:rPr>
+            <w:color w:val="0000EE"/>
+            <w:u w:val="single"/>
+          </w:rPr>
+          <w:t>傳10:19</w:t>
+        </w:r>
+      </w:hyperlink>
+      <w:r>
+        <w:rPr>
+          <w:lang w:val="zh_TW" w:bidi="zh_TW"/>
+        </w:rPr>
+        <w:t>；</w:t>
+      </w:r>
+      <w:hyperlink r:id="rId29">
+        <w:r>
+          <w:rPr>
+            <w:lang w:val="zh_TW" w:bidi="zh_TW"/>
+          </w:rPr>
+          <w:rPr>
+            <w:color w:val="0000EE"/>
+            <w:u w:val="single"/>
+          </w:rPr>
+          <w:t>賽55:1–2</w:t>
+        </w:r>
+      </w:hyperlink>
+      <w:r>
+        <w:rPr>
+          <w:lang w:val="zh_TW" w:bidi="zh_TW"/>
+        </w:rPr>
+        <w:t>；</w:t>
+      </w:r>
+      <w:hyperlink r:id="rId30">
+        <w:r>
+          <w:rPr>
+            <w:lang w:val="zh_TW" w:bidi="zh_TW"/>
+          </w:rPr>
+          <w:rPr>
+            <w:color w:val="0000EE"/>
+            <w:u w:val="single"/>
+          </w:rPr>
+          <w:t>亞10:7</w:t>
+        </w:r>
+      </w:hyperlink>
+      <w:r>
+        <w:rPr>
+          <w:lang w:val="zh_TW" w:bidi="zh_TW"/>
+        </w:rPr>
+        <w:t>）。適量飲酒被認為是正常且受歡迎的生活方式（</w:t>
+      </w:r>
+      <w:hyperlink r:id="rId31">
+        <w:r>
+          <w:rPr>
+            <w:lang w:val="zh_TW" w:bidi="zh_TW"/>
+          </w:rPr>
+          <w:rPr>
+            <w:color w:val="0000EE"/>
+            <w:u w:val="single"/>
+          </w:rPr>
+          <w:t>創14:18；</w:t>
+        </w:r>
+      </w:hyperlink>
+      <w:hyperlink r:id="rId32">
+        <w:r>
+          <w:rPr>
+            <w:lang w:val="zh_TW" w:bidi="zh_TW"/>
+          </w:rPr>
+          <w:rPr>
+            <w:color w:val="0000EE"/>
+            <w:u w:val="single"/>
+          </w:rPr>
+          <w:t>士19:19</w:t>
+        </w:r>
+      </w:hyperlink>
+      <w:r>
+        <w:rPr>
+          <w:lang w:val="zh_TW" w:bidi="zh_TW"/>
+        </w:rPr>
+        <w:t>；</w:t>
+      </w:r>
+      <w:hyperlink r:id="rId33">
+        <w:r>
+          <w:rPr>
+            <w:lang w:val="zh_TW" w:bidi="zh_TW"/>
+          </w:rPr>
+          <w:rPr>
+            <w:color w:val="0000EE"/>
+            <w:u w:val="single"/>
+          </w:rPr>
+          <w:t>撒上16:20</w:t>
+        </w:r>
+      </w:hyperlink>
+      <w:r>
+        <w:rPr>
+          <w:lang w:val="zh_TW" w:bidi="zh_TW"/>
+        </w:rPr>
+        <w:t>）。然而，利未人在聖殿服事時（</w:t>
+      </w:r>
+      <w:hyperlink r:id="rId34">
+        <w:r>
+          <w:rPr>
+            <w:lang w:val="zh_TW" w:bidi="zh_TW"/>
+          </w:rPr>
+          <w:rPr>
+            <w:color w:val="0000EE"/>
+            <w:u w:val="single"/>
+          </w:rPr>
+          <w:t>利10:8–9</w:t>
+        </w:r>
+      </w:hyperlink>
+      <w:r>
+        <w:rPr>
+          <w:lang w:val="zh_TW" w:bidi="zh_TW"/>
+        </w:rPr>
+        <w:t>）被禁止喝酒，拿細耳人（</w:t>
+      </w:r>
+      <w:hyperlink r:id="rId35">
+        <w:r>
+          <w:rPr>
+            <w:lang w:val="zh_TW" w:bidi="zh_TW"/>
+          </w:rPr>
+          <w:rPr>
+            <w:color w:val="0000EE"/>
+            <w:u w:val="single"/>
+          </w:rPr>
+          <w:t>民6:3</w:t>
+        </w:r>
+      </w:hyperlink>
+      <w:r>
+        <w:rPr>
+          <w:lang w:val="zh_TW" w:bidi="zh_TW"/>
+        </w:rPr>
+        <w:t>）和利甲族人（</w:t>
+      </w:r>
+      <w:hyperlink r:id="rId36">
+        <w:r>
+          <w:rPr>
+            <w:lang w:val="zh_TW" w:bidi="zh_TW"/>
+          </w:rPr>
+          <w:rPr>
+            <w:color w:val="0000EE"/>
+            <w:u w:val="single"/>
+          </w:rPr>
+          <w:t>耶35:1–6</w:t>
+        </w:r>
+      </w:hyperlink>
+      <w:r>
+        <w:rPr>
+          <w:lang w:val="zh_TW" w:bidi="zh_TW"/>
+        </w:rPr>
+        <w:t>）也被禁止喝酒。</w:t>
+      </w:r>
+    </w:p>
+    <w:p>
+      <w:pPr/>
+      <w:r>
+        <w:rPr>
+          <w:lang w:val="zh_TW" w:bidi="zh_TW"/>
+        </w:rPr>
+      </w:r>
+      <w:r>
+        <w:rPr>
+          <w:lang w:val="zh_TW" w:bidi="zh_TW"/>
+        </w:rPr>
+        <w:t>酒在舊約世界中有許多用途。「奠祭」所用的就是酒（</w:t>
+      </w:r>
+      <w:hyperlink r:id="rId37">
+        <w:r>
+          <w:rPr>
+            <w:lang w:val="zh_TW" w:bidi="zh_TW"/>
+          </w:rPr>
+          <w:rPr>
+            <w:color w:val="0000EE"/>
+            <w:u w:val="single"/>
+          </w:rPr>
+          <w:t>出29:40</w:t>
+        </w:r>
+      </w:hyperlink>
+      <w:r>
+        <w:rPr>
+          <w:lang w:val="zh_TW" w:bidi="zh_TW"/>
+        </w:rPr>
+        <w:t>；</w:t>
+      </w:r>
+      <w:hyperlink r:id="rId38">
+        <w:r>
+          <w:rPr>
+            <w:lang w:val="zh_TW" w:bidi="zh_TW"/>
+          </w:rPr>
+          <w:rPr>
+            <w:color w:val="0000EE"/>
+            <w:u w:val="single"/>
+          </w:rPr>
+          <w:t>利23:13</w:t>
+        </w:r>
+      </w:hyperlink>
+      <w:r>
+        <w:rPr>
+          <w:lang w:val="zh_TW" w:bidi="zh_TW"/>
+        </w:rPr>
+        <w:t>），而獻祭時，敬拜者經常會帶來酒（</w:t>
+      </w:r>
+      <w:hyperlink r:id="rId39">
+        <w:r>
+          <w:rPr>
+            <w:lang w:val="zh_TW" w:bidi="zh_TW"/>
+          </w:rPr>
+          <w:rPr>
+            <w:color w:val="0000EE"/>
+            <w:u w:val="single"/>
+          </w:rPr>
+          <w:t>撒上1:24</w:t>
+        </w:r>
+      </w:hyperlink>
+      <w:r>
+        <w:rPr>
+          <w:lang w:val="zh_TW" w:bidi="zh_TW"/>
+        </w:rPr>
+        <w:t>）。此外，聖殿中也存有酒，以作為獻祭之用（</w:t>
+      </w:r>
+      <w:hyperlink r:id="rId40">
+        <w:r>
+          <w:rPr>
+            <w:lang w:val="zh_TW" w:bidi="zh_TW"/>
+          </w:rPr>
+          <w:rPr>
+            <w:color w:val="0000EE"/>
+            <w:u w:val="single"/>
+          </w:rPr>
+          <w:t>代上9:29</w:t>
+        </w:r>
+      </w:hyperlink>
+      <w:r>
+        <w:rPr>
+          <w:lang w:val="zh_TW" w:bidi="zh_TW"/>
+        </w:rPr>
+        <w:t>）。有時，酒會用來幫助體弱和生病的人（</w:t>
+      </w:r>
+      <w:hyperlink r:id="rId41">
+        <w:r>
+          <w:rPr>
+            <w:lang w:val="zh_TW" w:bidi="zh_TW"/>
+          </w:rPr>
+          <w:rPr>
+            <w:color w:val="0000EE"/>
+            <w:u w:val="single"/>
+          </w:rPr>
+          <w:t>撒下16:2</w:t>
+        </w:r>
+      </w:hyperlink>
+      <w:r>
+        <w:rPr>
+          <w:lang w:val="zh_TW" w:bidi="zh_TW"/>
+        </w:rPr>
+        <w:t>；</w:t>
+      </w:r>
+      <w:hyperlink r:id="rId42">
+        <w:r>
+          <w:rPr>
+            <w:lang w:val="zh_TW" w:bidi="zh_TW"/>
+          </w:rPr>
+          <w:rPr>
+            <w:color w:val="0000EE"/>
+            <w:u w:val="single"/>
+          </w:rPr>
+          <w:t>箴31:6</w:t>
         </w:r>
       </w:hyperlink>
       <w:r>
@@ -454,6 +1155,4657 @@
           <w:lang w:val="zh_TW" w:bidi="zh_TW"/>
         </w:rPr>
         <w:t>）。</w:t>
+      </w:r>
+    </w:p>
+    <w:p>
+      <w:pPr/>
+      <w:r>
+        <w:rPr>
+          <w:lang w:val="zh_TW" w:bidi="zh_TW"/>
+        </w:rPr>
+      </w:r>
+      <w:r>
+        <w:rPr>
+          <w:lang w:val="zh_TW" w:bidi="zh_TW"/>
+        </w:rPr>
+        <w:t>舊約中的「濃酒」似乎與美索不達米亞的棗酒有密切關係。這種棗酒糖分含量高，酒精含量也應相當高。舊約中使用了一個希伯來文詞語來專指濃酒（</w:t>
+      </w:r>
+      <w:hyperlink r:id="rId43">
+        <w:r>
+          <w:rPr>
+            <w:lang w:val="zh_TW" w:bidi="zh_TW"/>
+          </w:rPr>
+          <w:rPr>
+            <w:color w:val="0000EE"/>
+            <w:u w:val="single"/>
+          </w:rPr>
+          <w:t>利10:9；</w:t>
+        </w:r>
+      </w:hyperlink>
+      <w:hyperlink r:id="rId44">
+        <w:r>
+          <w:rPr>
+            <w:lang w:val="zh_TW" w:bidi="zh_TW"/>
+          </w:rPr>
+          <w:rPr>
+            <w:color w:val="0000EE"/>
+            <w:u w:val="single"/>
+          </w:rPr>
+          <w:t>申29:6</w:t>
+        </w:r>
+      </w:hyperlink>
+      <w:r>
+        <w:rPr>
+          <w:lang w:val="zh_TW" w:bidi="zh_TW"/>
+        </w:rPr>
+        <w:t>；</w:t>
+      </w:r>
+      <w:hyperlink r:id="rId45">
+        <w:r>
+          <w:rPr>
+            <w:lang w:val="zh_TW" w:bidi="zh_TW"/>
+          </w:rPr>
+          <w:rPr>
+            <w:color w:val="0000EE"/>
+            <w:u w:val="single"/>
+          </w:rPr>
+          <w:t>撒上1:15；</w:t>
+        </w:r>
+      </w:hyperlink>
+      <w:hyperlink r:id="rId46">
+        <w:r>
+          <w:rPr>
+            <w:lang w:val="zh_TW" w:bidi="zh_TW"/>
+          </w:rPr>
+          <w:rPr>
+            <w:color w:val="0000EE"/>
+            <w:u w:val="single"/>
+          </w:rPr>
+          <w:t>箴20:1</w:t>
+        </w:r>
+      </w:hyperlink>
+      <w:r>
+        <w:rPr>
+          <w:lang w:val="zh_TW" w:bidi="zh_TW"/>
+        </w:rPr>
+        <w:t>，</w:t>
+      </w:r>
+      <w:hyperlink r:id="rId42">
+        <w:r>
+          <w:rPr>
+            <w:lang w:val="zh_TW" w:bidi="zh_TW"/>
+          </w:rPr>
+          <w:rPr>
+            <w:color w:val="0000EE"/>
+            <w:u w:val="single"/>
+          </w:rPr>
+          <w:t>31:6</w:t>
+        </w:r>
+      </w:hyperlink>
+      <w:r>
+        <w:rPr>
+          <w:lang w:val="zh_TW" w:bidi="zh_TW"/>
+        </w:rPr>
+        <w:t>；</w:t>
+      </w:r>
+      <w:hyperlink r:id="rId47">
+        <w:r>
+          <w:rPr>
+            <w:lang w:val="zh_TW" w:bidi="zh_TW"/>
+          </w:rPr>
+          <w:rPr>
+            <w:color w:val="0000EE"/>
+            <w:u w:val="single"/>
+          </w:rPr>
+          <w:t>賽29:9</w:t>
+        </w:r>
+      </w:hyperlink>
+      <w:r>
+        <w:rPr>
+          <w:lang w:val="zh_TW" w:bidi="zh_TW"/>
+        </w:rPr>
+        <w:t>）。在烏加里特文中有一個對應的詞，翻譯為「醉」，與通常的酒這個詞對應。</w:t>
+      </w:r>
+    </w:p>
+    <w:p>
+      <w:pPr/>
+      <w:r>
+        <w:rPr>
+          <w:lang w:val="zh_TW" w:bidi="zh_TW"/>
+        </w:rPr>
+      </w:r>
+      <w:r>
+        <w:rPr>
+          <w:lang w:val="zh_TW" w:bidi="zh_TW"/>
+        </w:rPr>
+        <w:t>對於酗酒的負面反應在舊約中比比皆是。以賽亞譴責那些酗酒的人（</w:t>
+      </w:r>
+      <w:hyperlink r:id="rId48">
+        <w:r>
+          <w:rPr>
+            <w:lang w:val="zh_TW" w:bidi="zh_TW"/>
+          </w:rPr>
+          <w:rPr>
+            <w:color w:val="0000EE"/>
+            <w:u w:val="single"/>
+          </w:rPr>
+          <w:t>賽28:1–8</w:t>
+        </w:r>
+      </w:hyperlink>
+      <w:r>
+        <w:rPr>
+          <w:lang w:val="zh_TW" w:bidi="zh_TW"/>
+        </w:rPr>
+        <w:t>）。聖經中有許多關於酗酒的警告（</w:t>
+      </w:r>
+      <w:hyperlink r:id="rId46">
+        <w:r>
+          <w:rPr>
+            <w:lang w:val="zh_TW" w:bidi="zh_TW"/>
+          </w:rPr>
+          <w:rPr>
+            <w:color w:val="0000EE"/>
+            <w:u w:val="single"/>
+          </w:rPr>
+          <w:t>箴20:1</w:t>
+        </w:r>
+      </w:hyperlink>
+      <w:r>
+        <w:rPr>
+          <w:lang w:val="zh_TW" w:bidi="zh_TW"/>
+        </w:rPr>
+        <w:t>，</w:t>
+      </w:r>
+      <w:hyperlink r:id="rId49">
+        <w:r>
+          <w:rPr>
+            <w:lang w:val="zh_TW" w:bidi="zh_TW"/>
+          </w:rPr>
+          <w:rPr>
+            <w:color w:val="0000EE"/>
+            <w:u w:val="single"/>
+          </w:rPr>
+          <w:t>21:17</w:t>
+        </w:r>
+      </w:hyperlink>
+      <w:r>
+        <w:rPr>
+          <w:lang w:val="zh_TW" w:bidi="zh_TW"/>
+        </w:rPr>
+        <w:t>，</w:t>
+      </w:r>
+      <w:hyperlink r:id="rId50">
+        <w:r>
+          <w:rPr>
+            <w:lang w:val="zh_TW" w:bidi="zh_TW"/>
+          </w:rPr>
+          <w:rPr>
+            <w:color w:val="0000EE"/>
+            <w:u w:val="single"/>
+          </w:rPr>
+          <w:t>23:20–21</w:t>
+        </w:r>
+      </w:hyperlink>
+      <w:r>
+        <w:rPr>
+          <w:lang w:val="zh_TW" w:bidi="zh_TW"/>
+        </w:rPr>
+        <w:t>，</w:t>
+      </w:r>
+      <w:hyperlink r:id="rId51">
+        <w:r>
+          <w:rPr>
+            <w:lang w:val="zh_TW" w:bidi="zh_TW"/>
+          </w:rPr>
+          <w:rPr>
+            <w:color w:val="0000EE"/>
+            <w:u w:val="single"/>
+          </w:rPr>
+          <w:t>23:32–34</w:t>
+        </w:r>
+      </w:hyperlink>
+      <w:r>
+        <w:rPr>
+          <w:lang w:val="zh_TW" w:bidi="zh_TW"/>
+        </w:rPr>
+        <w:t>）。</w:t>
+      </w:r>
+    </w:p>
+    <w:p>
+      <w:pPr>
+        <w:pStyle w:val="Heading3"/>
+      </w:pPr>
+      <w:r>
+        <w:rPr>
+          <w:lang w:val="zh_TW" w:bidi="zh_TW"/>
+        </w:rPr>
+        <w:t>新約中的酒</w:t>
+      </w:r>
+    </w:p>
+    <w:p>
+      <w:pPr/>
+      <w:r>
+        <w:rPr>
+          <w:lang w:val="zh_TW" w:bidi="zh_TW"/>
+        </w:rPr>
+      </w:r>
+      <w:r>
+        <w:rPr>
+          <w:lang w:val="zh_TW" w:bidi="zh_TW"/>
+        </w:rPr>
+        <w:t>新約中的酒是一種發酵飲料，通常會與不同量的水混合。它也混有苦膽（</w:t>
+      </w:r>
+      <w:hyperlink r:id="rId52">
+        <w:r>
+          <w:rPr>
+            <w:lang w:val="zh_TW" w:bidi="zh_TW"/>
+          </w:rPr>
+          <w:rPr>
+            <w:color w:val="0000EE"/>
+            <w:u w:val="single"/>
+          </w:rPr>
+          <w:t>太27:34</w:t>
+        </w:r>
+      </w:hyperlink>
+      <w:r>
+        <w:rPr>
+          <w:lang w:val="zh_TW" w:bidi="zh_TW"/>
+        </w:rPr>
+        <w:t>）和沒藥（</w:t>
+      </w:r>
+      <w:hyperlink r:id="rId53">
+        <w:r>
+          <w:rPr>
+            <w:lang w:val="zh_TW" w:bidi="zh_TW"/>
+          </w:rPr>
+          <w:rPr>
+            <w:color w:val="0000EE"/>
+            <w:u w:val="single"/>
+          </w:rPr>
+          <w:t>可15:23</w:t>
+        </w:r>
+      </w:hyperlink>
+      <w:r>
+        <w:rPr>
+          <w:lang w:val="zh_TW" w:bidi="zh_TW"/>
+        </w:rPr>
+        <w:t>）。有證據強烈表明，在主的晚餐中使用的酒是水和酒的混合物，比例大概是三比一，這符合米示拿的規定。「葡萄汁」（</w:t>
+      </w:r>
+      <w:hyperlink r:id="rId54">
+        <w:r>
+          <w:rPr>
+            <w:lang w:val="zh_TW" w:bidi="zh_TW"/>
+          </w:rPr>
+          <w:rPr>
+            <w:color w:val="0000EE"/>
+            <w:u w:val="single"/>
+          </w:rPr>
+          <w:t>太26:27–29</w:t>
+        </w:r>
+      </w:hyperlink>
+      <w:r>
+        <w:rPr>
+          <w:lang w:val="zh_TW" w:bidi="zh_TW"/>
+        </w:rPr>
+        <w:t>）通常被解釋為新鮮的葡萄汁。然而，新鮮的葡萄汁幾乎是不可能找到的。</w:t>
+      </w:r>
+    </w:p>
+    <w:p>
+      <w:pPr/>
+      <w:r>
+        <w:rPr>
+          <w:lang w:val="zh_TW" w:bidi="zh_TW"/>
+        </w:rPr>
+      </w:r>
+      <w:r>
+        <w:rPr>
+          <w:lang w:val="zh_TW" w:bidi="zh_TW"/>
+        </w:rPr>
+        <w:t>新約與舊約一樣，強烈反對酗酒。聖經的勸告是不要醉酒（</w:t>
+      </w:r>
+      <w:hyperlink r:id="rId55">
+        <w:r>
+          <w:rPr>
+            <w:lang w:val="zh_TW" w:bidi="zh_TW"/>
+          </w:rPr>
+          <w:rPr>
+            <w:color w:val="0000EE"/>
+            <w:u w:val="single"/>
+          </w:rPr>
+          <w:t>弗5:18</w:t>
+        </w:r>
+      </w:hyperlink>
+      <w:r>
+        <w:rPr>
+          <w:lang w:val="zh_TW" w:bidi="zh_TW"/>
+        </w:rPr>
+        <w:t>；</w:t>
+      </w:r>
+      <w:hyperlink r:id="rId56">
+        <w:r>
+          <w:rPr>
+            <w:lang w:val="zh_TW" w:bidi="zh_TW"/>
+          </w:rPr>
+          <w:rPr>
+            <w:color w:val="0000EE"/>
+            <w:u w:val="single"/>
+          </w:rPr>
+          <w:t>彼前4:3</w:t>
+        </w:r>
+      </w:hyperlink>
+      <w:r>
+        <w:rPr>
+          <w:lang w:val="zh_TW" w:bidi="zh_TW"/>
+        </w:rPr>
+        <w:t>）。教會的領袖應該在飲酒方面保持節制（</w:t>
+      </w:r>
+      <w:hyperlink r:id="rId57">
+        <w:r>
+          <w:rPr>
+            <w:lang w:val="zh_TW" w:bidi="zh_TW"/>
+          </w:rPr>
+          <w:rPr>
+            <w:color w:val="0000EE"/>
+            <w:u w:val="single"/>
+          </w:rPr>
+          <w:t>提前3:3、8</w:t>
+        </w:r>
+      </w:hyperlink>
+      <w:r>
+        <w:rPr>
+          <w:lang w:val="zh_TW" w:bidi="zh_TW"/>
+        </w:rPr>
+        <w:t>；</w:t>
+      </w:r>
+      <w:hyperlink r:id="rId58">
+        <w:r>
+          <w:rPr>
+            <w:lang w:val="zh_TW" w:bidi="zh_TW"/>
+          </w:rPr>
+          <w:rPr>
+            <w:color w:val="0000EE"/>
+            <w:u w:val="single"/>
+          </w:rPr>
+          <w:t>多1:7</w:t>
+        </w:r>
+      </w:hyperlink>
+      <w:r>
+        <w:rPr>
+          <w:lang w:val="zh_TW" w:bidi="zh_TW"/>
+        </w:rPr>
+        <w:t>）；希臘文意指他們不應該「沉溺於酒（not be addicted to wine）」。</w:t>
+      </w:r>
+    </w:p>
+    <w:p>
+      <w:pPr/>
+      <w:r>
+        <w:rPr>
+          <w:lang w:val="zh_TW" w:bidi="zh_TW"/>
+        </w:rPr>
+      </w:r>
+      <w:r>
+        <w:rPr>
+          <w:i/>
+          <w:lang w:val="zh_TW" w:bidi="zh_TW"/>
+        </w:rPr>
+        <w:t>另見</w:t>
+      </w:r>
+      <w:r>
+        <w:rPr>
+          <w:lang w:val="zh_TW" w:bidi="zh_TW"/>
+        </w:rPr>
+        <w:t xml:space="preserve"> </w:t>
+      </w:r>
+      <w:r>
+        <w:rPr>
+          <w:lang w:val="zh_TW" w:bidi="zh_TW"/>
+        </w:rPr>
+        <w:t>葡萄樹，葡萄園</w:t>
+      </w:r>
+      <w:r>
+        <w:rPr>
+          <w:lang w:val="zh_TW" w:bidi="zh_TW"/>
+        </w:rPr>
+        <w:t>；</w:t>
+      </w:r>
+      <w:r>
+        <w:rPr>
+          <w:lang w:val="zh_TW" w:bidi="zh_TW"/>
+        </w:rPr>
+        <w:t>酒榨</w:t>
+      </w:r>
+      <w:r>
+        <w:rPr>
+          <w:lang w:val="zh_TW" w:bidi="zh_TW"/>
+        </w:rPr>
+        <w:t>。</w:t>
+      </w:r>
+      <w:r>
+        <w:rPr>
+          <w:lang w:val="zh_TW" w:bidi="zh_TW"/>
+        </w:rPr>
+      </w:r>
+      <w:r>
+        <w:rPr>
+          <w:lang w:val="zh_TW" w:bidi="zh_TW"/>
+        </w:rPr>
+      </w:r>
+    </w:p>
+    <w:p>
+      <w:pPr/>
+      <w:r>
+        <w:rPr>
+          <w:lang w:val="zh_TW" w:bidi="zh_TW"/>
+        </w:rPr>
+      </w:r>
+    </w:p>
+    <w:p>
+      <w:pPr>
+        <w:pStyle w:val="Heading2"/>
+      </w:pPr>
+      <w:r>
+        <w:rPr>
+          <w:lang w:val="zh_TW" w:bidi="zh_TW"/>
+        </w:rPr>
+        <w:t>酒政</w:t>
+      </w:r>
+      <w:r>
+        <w:rPr>
+          <w:lang w:val="zh_TW" w:bidi="zh_TW"/>
+        </w:rPr>
+      </w:r>
+    </w:p>
+    <w:p>
+      <w:pPr/>
+      <w:r>
+        <w:rPr>
+          <w:lang w:val="zh_TW" w:bidi="zh_TW"/>
+        </w:rPr>
+      </w:r>
+      <w:r>
+        <w:rPr>
+          <w:lang w:val="zh_TW" w:bidi="zh_TW"/>
+        </w:rPr>
+        <w:t>這是</w:t>
+      </w:r>
+      <w:hyperlink r:id="rId59">
+        <w:r>
+          <w:rPr>
+            <w:lang w:val="zh_TW" w:bidi="zh_TW"/>
+          </w:rPr>
+          <w:rPr>
+            <w:color w:val="0000EE"/>
+            <w:u w:val="single"/>
+          </w:rPr>
+          <w:t>創世記四十</w:t>
+        </w:r>
+      </w:hyperlink>
+      <w:r>
+        <w:rPr>
+          <w:lang w:val="zh_TW" w:bidi="zh_TW"/>
+        </w:rPr>
+        <w:t>和</w:t>
+      </w:r>
+      <w:hyperlink r:id="rId60">
+        <w:r>
+          <w:rPr>
+            <w:lang w:val="zh_TW" w:bidi="zh_TW"/>
+          </w:rPr>
+          <w:rPr>
+            <w:color w:val="0000EE"/>
+            <w:u w:val="single"/>
+          </w:rPr>
+          <w:t>四十一章</w:t>
+        </w:r>
+      </w:hyperlink>
+      <w:r>
+        <w:rPr>
+          <w:lang w:val="zh_TW" w:bidi="zh_TW"/>
+        </w:rPr>
+        <w:t>中一個希伯來文詞語的譯法，意思是「司酒」或「嘗酒的人」。</w:t>
+      </w:r>
+      <w:r>
+        <w:rPr>
+          <w:i/>
+          <w:lang w:val="zh_TW" w:bidi="zh_TW"/>
+        </w:rPr>
+        <w:t xml:space="preserve">見 </w:t>
+      </w:r>
+      <w:r>
+        <w:rPr>
+          <w:lang w:val="zh_TW" w:bidi="zh_TW"/>
+        </w:rPr>
+        <w:t>酒政</w:t>
+      </w:r>
+      <w:r>
+        <w:rPr>
+          <w:lang w:val="zh_TW" w:bidi="zh_TW"/>
+        </w:rPr>
+        <w:t>。</w:t>
+      </w:r>
+      <w:r>
+        <w:rPr>
+          <w:lang w:val="zh_TW" w:bidi="zh_TW"/>
+        </w:rPr>
+      </w:r>
+      <w:r>
+        <w:rPr>
+          <w:lang w:val="zh_TW" w:bidi="zh_TW"/>
+        </w:rPr>
+      </w:r>
+    </w:p>
+    <w:p>
+      <w:pPr/>
+      <w:r>
+        <w:rPr>
+          <w:lang w:val="zh_TW" w:bidi="zh_TW"/>
+        </w:rPr>
+      </w:r>
+    </w:p>
+    <w:p>
+      <w:pPr>
+        <w:pStyle w:val="Heading2"/>
+      </w:pPr>
+      <w:r>
+        <w:rPr>
+          <w:lang w:val="zh_TW" w:bidi="zh_TW"/>
+        </w:rPr>
+        <w:t>酒政</w:t>
+      </w:r>
+      <w:r>
+        <w:rPr>
+          <w:lang w:val="zh_TW" w:bidi="zh_TW"/>
+        </w:rPr>
+      </w:r>
+    </w:p>
+    <w:p>
+      <w:pPr/>
+      <w:r>
+        <w:rPr>
+          <w:lang w:val="zh_TW" w:bidi="zh_TW"/>
+        </w:rPr>
+      </w:r>
+      <w:r>
+        <w:rPr>
+          <w:lang w:val="zh_TW" w:bidi="zh_TW"/>
+        </w:rPr>
+        <w:t>宮廷官員，其主要職責是替君王試酒，以防有人下毒。在古代君王和高官的宮廷裡都有酒政（</w:t>
+      </w:r>
+      <w:hyperlink r:id="rId61">
+        <w:r>
+          <w:rPr>
+            <w:lang w:val="zh_TW" w:bidi="zh_TW"/>
+          </w:rPr>
+          <w:rPr>
+            <w:color w:val="0000EE"/>
+            <w:u w:val="single"/>
+          </w:rPr>
+          <w:t>王上10:5</w:t>
+        </w:r>
+      </w:hyperlink>
+      <w:r>
+        <w:rPr>
+          <w:lang w:val="zh_TW" w:bidi="zh_TW"/>
+        </w:rPr>
+        <w:t>）。這些人與掌權者關係密切，有時甚至具有相當大的影響力。通常有數名酒政一同服事君王，其中由「酒政長」（司酒長）統領他們（</w:t>
+      </w:r>
+      <w:hyperlink r:id="rId59">
+        <w:r>
+          <w:rPr>
+            <w:lang w:val="zh_TW" w:bidi="zh_TW"/>
+          </w:rPr>
+          <w:rPr>
+            <w:color w:val="0000EE"/>
+            <w:u w:val="single"/>
+          </w:rPr>
+          <w:t>創40:1–23</w:t>
+        </w:r>
+      </w:hyperlink>
+      <w:r>
+        <w:rPr>
+          <w:lang w:val="zh_TW" w:bidi="zh_TW"/>
+        </w:rPr>
+        <w:t>）。所羅門的宮廷裡也有酒政（</w:t>
+      </w:r>
+      <w:hyperlink r:id="rId62">
+        <w:r>
+          <w:rPr>
+            <w:lang w:val="zh_TW" w:bidi="zh_TW"/>
+          </w:rPr>
+          <w:rPr>
+            <w:color w:val="0000EE"/>
+            <w:u w:val="single"/>
+          </w:rPr>
+          <w:t>代下9:4</w:t>
+        </w:r>
+      </w:hyperlink>
+      <w:r>
+        <w:rPr>
+          <w:lang w:val="zh_TW" w:bidi="zh_TW"/>
+        </w:rPr>
+        <w:t>）。尼希米擔任王的酒政（</w:t>
+      </w:r>
+      <w:hyperlink r:id="rId63">
+        <w:r>
+          <w:rPr>
+            <w:lang w:val="zh_TW" w:bidi="zh_TW"/>
+          </w:rPr>
+          <w:rPr>
+            <w:color w:val="0000EE"/>
+            <w:u w:val="single"/>
+          </w:rPr>
+          <w:t>尼1:11–2:1</w:t>
+        </w:r>
+      </w:hyperlink>
+      <w:r>
+        <w:rPr>
+          <w:lang w:val="zh_TW" w:bidi="zh_TW"/>
+        </w:rPr>
+        <w:t>）；拉伯沙基可能也曾擔任酒政（</w:t>
+      </w:r>
+      <w:hyperlink r:id="rId64">
+        <w:r>
+          <w:rPr>
+            <w:lang w:val="zh_TW" w:bidi="zh_TW"/>
+          </w:rPr>
+          <w:rPr>
+            <w:color w:val="0000EE"/>
+            <w:u w:val="single"/>
+          </w:rPr>
+          <w:t>王下18:13–19</w:t>
+        </w:r>
+      </w:hyperlink>
+      <w:r>
+        <w:rPr>
+          <w:lang w:val="zh_TW" w:bidi="zh_TW"/>
+        </w:rPr>
+        <w:t>；</w:t>
+      </w:r>
+      <w:hyperlink r:id="rId65">
+        <w:r>
+          <w:rPr>
+            <w:lang w:val="zh_TW" w:bidi="zh_TW"/>
+          </w:rPr>
+          <w:rPr>
+            <w:color w:val="0000EE"/>
+            <w:u w:val="single"/>
+          </w:rPr>
+          <w:t>賽36:2</w:t>
+        </w:r>
+      </w:hyperlink>
+      <w:r>
+        <w:rPr>
+          <w:lang w:val="zh_TW" w:bidi="zh_TW"/>
+        </w:rPr>
+        <w:t>）。</w:t>
+      </w:r>
+      <w:r>
+        <w:rPr>
+          <w:lang w:val="zh_TW" w:bidi="zh_TW"/>
+        </w:rPr>
+      </w:r>
+      <w:r>
+        <w:rPr>
+          <w:lang w:val="zh_TW" w:bidi="zh_TW"/>
+        </w:rPr>
+      </w:r>
+    </w:p>
+    <w:p>
+      <w:pPr/>
+      <w:r>
+        <w:rPr>
+          <w:lang w:val="zh_TW" w:bidi="zh_TW"/>
+        </w:rPr>
+      </w:r>
+    </w:p>
+    <w:p>
+      <w:pPr>
+        <w:pStyle w:val="Heading2"/>
+      </w:pPr>
+      <w:r>
+        <w:rPr>
+          <w:lang w:val="zh_TW" w:bidi="zh_TW"/>
+        </w:rPr>
+        <w:t>救恩</w:t>
+      </w:r>
+      <w:r>
+        <w:rPr>
+          <w:lang w:val="zh_TW" w:bidi="zh_TW"/>
+        </w:rPr>
+      </w:r>
+    </w:p>
+    <w:p>
+      <w:pPr/>
+      <w:r>
+        <w:rPr>
+          <w:lang w:val="zh_TW" w:bidi="zh_TW"/>
+        </w:rPr>
+      </w:r>
+      <w:r>
+        <w:rPr>
+          <w:lang w:val="zh_TW" w:bidi="zh_TW"/>
+        </w:rPr>
+        <w:t>神拯救人脫離罪惡和死亡的方法。聖經不僅啟示了神，還揭示了神拯救世人的計劃。從這個意義上說，救恩是舊約和新約中的一個主要主題。</w:t>
+      </w:r>
+    </w:p>
+    <w:p>
+      <w:pPr>
+        <w:pStyle w:val="Heading3"/>
+      </w:pPr>
+      <w:r>
+        <w:rPr>
+          <w:lang w:val="zh_TW" w:bidi="zh_TW"/>
+        </w:rPr>
+        <w:t>在舊約中</w:t>
+      </w:r>
+    </w:p>
+    <w:p>
+      <w:pPr/>
+      <w:r>
+        <w:rPr>
+          <w:lang w:val="zh_TW" w:bidi="zh_TW"/>
+        </w:rPr>
+      </w:r>
+      <w:r>
+        <w:rPr>
+          <w:lang w:val="zh_TW" w:bidi="zh_TW"/>
+        </w:rPr>
+        <w:t>救恩的概念在舊約和新約中都通過不同的術語和情境來表達。在幾個希伯來文詞彙中，意為「拯救」或「救助」的動詞</w:t>
+      </w:r>
+      <w:r>
+        <w:rPr>
+          <w:i/>
+          <w:lang w:val="zh_TW" w:bidi="zh_TW"/>
+        </w:rPr>
+        <w:t>yasha'</w:t>
+      </w:r>
+      <w:r>
+        <w:rPr>
+          <w:lang w:val="zh_TW" w:bidi="zh_TW"/>
+        </w:rPr>
+        <w:t xml:space="preserve"> 及其衍生詞最常被翻譯為英文的save（拯救）或salvation（救恩）。在英文聖經中，這些詞彙的出現頻率取決於所考慮的版本。例如，在舊約中，「救恩」在庇哩亞聖經（Berean Standard Bible）出現116次，在和合本聖經中出現78次。救恩在舊約中並未作為一個專門術語使用，可指個人或神。如參孫（</w:t>
+      </w:r>
+      <w:hyperlink r:id="rId66">
+        <w:r>
+          <w:rPr>
+            <w:lang w:val="zh_TW" w:bidi="zh_TW"/>
+          </w:rPr>
+          <w:rPr>
+            <w:color w:val="0000EE"/>
+            <w:u w:val="single"/>
+          </w:rPr>
+          <w:t>士13:5</w:t>
+        </w:r>
+      </w:hyperlink>
+      <w:r>
+        <w:rPr>
+          <w:lang w:val="zh_TW" w:bidi="zh_TW"/>
+        </w:rPr>
+        <w:t>）或大衛（</w:t>
+      </w:r>
+      <w:hyperlink r:id="rId67">
+        <w:r>
+          <w:rPr>
+            <w:lang w:val="zh_TW" w:bidi="zh_TW"/>
+          </w:rPr>
+          <w:rPr>
+            <w:color w:val="0000EE"/>
+            <w:u w:val="single"/>
+          </w:rPr>
+          <w:t>撒下8:6</w:t>
+        </w:r>
+      </w:hyperlink>
+      <w:r>
+        <w:rPr>
+          <w:lang w:val="zh_TW" w:bidi="zh_TW"/>
+        </w:rPr>
+        <w:t>）這樣的領袖被耶和華使用為神的子民帶來拯救。</w:t>
+      </w:r>
+    </w:p>
+    <w:p>
+      <w:pPr/>
+      <w:r>
+        <w:rPr>
+          <w:lang w:val="zh_TW" w:bidi="zh_TW"/>
+        </w:rPr>
+      </w:r>
+      <w:r>
+        <w:rPr>
+          <w:lang w:val="zh_TW" w:bidi="zh_TW"/>
+        </w:rPr>
+        <w:t>以色列的救恩觀念植根於出埃及的歷史經歷。這個重要的時刻是親眼見證耶和華的救恩（</w:t>
+      </w:r>
+      <w:hyperlink r:id="rId68">
+        <w:r>
+          <w:rPr>
+            <w:lang w:val="zh_TW" w:bidi="zh_TW"/>
+          </w:rPr>
+          <w:rPr>
+            <w:color w:val="0000EE"/>
+            <w:u w:val="single"/>
+          </w:rPr>
+          <w:t>出14:13</w:t>
+        </w:r>
+      </w:hyperlink>
+      <w:r>
+        <w:rPr>
+          <w:lang w:val="zh_TW" w:bidi="zh_TW"/>
+        </w:rPr>
+        <w:t>）的機會。詩人（</w:t>
+      </w:r>
+      <w:hyperlink r:id="rId69">
+        <w:r>
+          <w:rPr>
+            <w:lang w:val="zh_TW" w:bidi="zh_TW"/>
+          </w:rPr>
+          <w:rPr>
+            <w:color w:val="0000EE"/>
+            <w:u w:val="single"/>
+          </w:rPr>
+          <w:t>詩106:8</w:t>
+        </w:r>
+      </w:hyperlink>
+      <w:r>
+        <w:rPr>
+          <w:lang w:val="zh_TW" w:bidi="zh_TW"/>
+        </w:rPr>
+        <w:t>）和先知（</w:t>
+      </w:r>
+      <w:hyperlink r:id="rId70">
+        <w:r>
+          <w:rPr>
+            <w:lang w:val="zh_TW" w:bidi="zh_TW"/>
+          </w:rPr>
+          <w:rPr>
+            <w:color w:val="0000EE"/>
+            <w:u w:val="single"/>
+          </w:rPr>
+          <w:t>賽43:3</w:t>
+        </w:r>
+      </w:hyperlink>
+      <w:r>
+        <w:rPr>
+          <w:lang w:val="zh_TW" w:bidi="zh_TW"/>
+        </w:rPr>
+        <w:t>；</w:t>
+      </w:r>
+      <w:hyperlink r:id="rId71">
+        <w:r>
+          <w:rPr>
+            <w:lang w:val="zh_TW" w:bidi="zh_TW"/>
+          </w:rPr>
+          <w:rPr>
+            <w:color w:val="0000EE"/>
+            <w:u w:val="single"/>
+          </w:rPr>
+          <w:t>何13:4</w:t>
+        </w:r>
+      </w:hyperlink>
+      <w:r>
+        <w:rPr>
+          <w:lang w:val="zh_TW" w:bidi="zh_TW"/>
+        </w:rPr>
+        <w:t>）後來在回顧出埃及的經歷時重申了神的救恩。以色列對救恩的理解是在歷史事件中形成的，例如在公元前701年西拿基立攻打耶路撒冷時，耶和華宣告祂會為自己的名的緣故拯救耶路撒冷城（</w:t>
+      </w:r>
+      <w:hyperlink r:id="rId72">
+        <w:r>
+          <w:rPr>
+            <w:lang w:val="zh_TW" w:bidi="zh_TW"/>
+          </w:rPr>
+          <w:rPr>
+            <w:color w:val="0000EE"/>
+            <w:u w:val="single"/>
+          </w:rPr>
+          <w:t>王下19:34</w:t>
+        </w:r>
+      </w:hyperlink>
+      <w:r>
+        <w:rPr>
+          <w:lang w:val="zh_TW" w:bidi="zh_TW"/>
+        </w:rPr>
+        <w:t>；參</w:t>
+      </w:r>
+      <w:hyperlink r:id="rId73">
+        <w:r>
+          <w:rPr>
+            <w:lang w:val="zh_TW" w:bidi="zh_TW"/>
+          </w:rPr>
+          <w:rPr>
+            <w:color w:val="0000EE"/>
+            <w:u w:val="single"/>
+          </w:rPr>
+          <w:t>18:30、35</w:t>
+        </w:r>
+      </w:hyperlink>
+      <w:r>
+        <w:rPr>
+          <w:lang w:val="zh_TW" w:bidi="zh_TW"/>
+        </w:rPr>
+        <w:t>）。以色列人通過不同領袖和情境目睹神的救恩，這也印證了他們對神是拯救的神的認識。</w:t>
+      </w:r>
+    </w:p>
+    <w:p>
+      <w:pPr/>
+      <w:r>
+        <w:rPr>
+          <w:lang w:val="zh_TW" w:bidi="zh_TW"/>
+        </w:rPr>
+      </w:r>
+      <w:r>
+        <w:rPr>
+          <w:lang w:val="zh_TW" w:bidi="zh_TW"/>
+        </w:rPr>
+        <w:t>以色列對神拯救的回應主要是讚美，這在詩篇（</w:t>
+      </w:r>
+      <w:hyperlink r:id="rId74">
+        <w:r>
+          <w:rPr>
+            <w:lang w:val="zh_TW" w:bidi="zh_TW"/>
+          </w:rPr>
+          <w:rPr>
+            <w:color w:val="0000EE"/>
+            <w:u w:val="single"/>
+          </w:rPr>
+          <w:t>詩3:8</w:t>
+        </w:r>
+      </w:hyperlink>
+      <w:r>
+        <w:rPr>
+          <w:lang w:val="zh_TW" w:bidi="zh_TW"/>
+        </w:rPr>
+        <w:t>，</w:t>
+      </w:r>
+      <w:hyperlink r:id="rId75">
+        <w:r>
+          <w:rPr>
+            <w:lang w:val="zh_TW" w:bidi="zh_TW"/>
+          </w:rPr>
+          <w:rPr>
+            <w:color w:val="0000EE"/>
+            <w:u w:val="single"/>
+          </w:rPr>
+          <w:t>9:14</w:t>
+        </w:r>
+      </w:hyperlink>
+      <w:r>
+        <w:rPr>
+          <w:lang w:val="zh_TW" w:bidi="zh_TW"/>
+        </w:rPr>
+        <w:t>，</w:t>
+      </w:r>
+      <w:hyperlink r:id="rId76">
+        <w:r>
+          <w:rPr>
+            <w:lang w:val="zh_TW" w:bidi="zh_TW"/>
+          </w:rPr>
+          <w:rPr>
+            <w:color w:val="0000EE"/>
+            <w:u w:val="single"/>
+          </w:rPr>
+          <w:t>21:1</w:t>
+        </w:r>
+      </w:hyperlink>
+      <w:r>
+        <w:rPr>
+          <w:lang w:val="zh_TW" w:bidi="zh_TW"/>
+        </w:rPr>
+        <w:t>）和早期的詩歌中經常可見（</w:t>
+      </w:r>
+      <w:hyperlink r:id="rId77">
+        <w:r>
+          <w:rPr>
+            <w:lang w:val="zh_TW" w:bidi="zh_TW"/>
+          </w:rPr>
+          <w:rPr>
+            <w:color w:val="0000EE"/>
+            <w:u w:val="single"/>
+          </w:rPr>
+          <w:t>出15:2</w:t>
+        </w:r>
+      </w:hyperlink>
+      <w:r>
+        <w:rPr>
+          <w:lang w:val="zh_TW" w:bidi="zh_TW"/>
+        </w:rPr>
+        <w:t>；</w:t>
+      </w:r>
+      <w:hyperlink r:id="rId78">
+        <w:r>
+          <w:rPr>
+            <w:lang w:val="zh_TW" w:bidi="zh_TW"/>
+          </w:rPr>
+          <w:rPr>
+            <w:color w:val="0000EE"/>
+            <w:u w:val="single"/>
+          </w:rPr>
+          <w:t>撒上2:1</w:t>
+        </w:r>
+      </w:hyperlink>
+      <w:r>
+        <w:rPr>
+          <w:lang w:val="zh_TW" w:bidi="zh_TW"/>
+        </w:rPr>
+        <w:t>）。此外，他們向耶和華祈求和尋求祂的拯救——無論是從敵人（</w:t>
+      </w:r>
+      <w:hyperlink r:id="rId79">
+        <w:r>
+          <w:rPr>
+            <w:lang w:val="zh_TW" w:bidi="zh_TW"/>
+          </w:rPr>
+          <w:rPr>
+            <w:color w:val="0000EE"/>
+            <w:u w:val="single"/>
+          </w:rPr>
+          <w:t>詩35:3</w:t>
+        </w:r>
+      </w:hyperlink>
+      <w:r>
+        <w:rPr>
+          <w:lang w:val="zh_TW" w:bidi="zh_TW"/>
+        </w:rPr>
+        <w:t>，</w:t>
+      </w:r>
+      <w:hyperlink r:id="rId80">
+        <w:r>
+          <w:rPr>
+            <w:lang w:val="zh_TW" w:bidi="zh_TW"/>
+          </w:rPr>
+          <w:rPr>
+            <w:color w:val="0000EE"/>
+            <w:u w:val="single"/>
+          </w:rPr>
+          <w:t>38:22</w:t>
+        </w:r>
+      </w:hyperlink>
+      <w:r>
+        <w:rPr>
+          <w:lang w:val="zh_TW" w:bidi="zh_TW"/>
+        </w:rPr>
+        <w:t>）、疾病（</w:t>
+      </w:r>
+      <w:hyperlink r:id="rId81">
+        <w:r>
+          <w:rPr>
+            <w:lang w:val="zh_TW" w:bidi="zh_TW"/>
+          </w:rPr>
+          <w:rPr>
+            <w:color w:val="0000EE"/>
+            <w:u w:val="single"/>
+          </w:rPr>
+          <w:t>69:29</w:t>
+        </w:r>
+      </w:hyperlink>
+      <w:r>
+        <w:rPr>
+          <w:lang w:val="zh_TW" w:bidi="zh_TW"/>
+        </w:rPr>
+        <w:t>），還是戰爭（</w:t>
+      </w:r>
+      <w:hyperlink r:id="rId82">
+        <w:r>
+          <w:rPr>
+            <w:lang w:val="zh_TW" w:bidi="zh_TW"/>
+          </w:rPr>
+          <w:rPr>
+            <w:color w:val="0000EE"/>
+            <w:u w:val="single"/>
+          </w:rPr>
+          <w:t>140:7，</w:t>
+        </w:r>
+      </w:hyperlink>
+      <w:hyperlink r:id="rId83">
+        <w:r>
+          <w:rPr>
+            <w:lang w:val="zh_TW" w:bidi="zh_TW"/>
+          </w:rPr>
+          <w:rPr>
+            <w:color w:val="0000EE"/>
+            <w:u w:val="single"/>
+          </w:rPr>
+          <w:t>144:10–11</w:t>
+        </w:r>
+      </w:hyperlink>
+      <w:r>
+        <w:rPr>
+          <w:lang w:val="zh_TW" w:bidi="zh_TW"/>
+        </w:rPr>
+        <w:t>）中得救——並且在信心中期待神的拯救（</w:t>
+      </w:r>
+      <w:hyperlink r:id="rId84">
+        <w:r>
+          <w:rPr>
+            <w:lang w:val="zh_TW" w:bidi="zh_TW"/>
+          </w:rPr>
+          <w:rPr>
+            <w:color w:val="0000EE"/>
+            <w:u w:val="single"/>
+          </w:rPr>
+          <w:t>35:9</w:t>
+        </w:r>
+      </w:hyperlink>
+      <w:r>
+        <w:rPr>
+          <w:lang w:val="zh_TW" w:bidi="zh_TW"/>
+        </w:rPr>
+        <w:t>，</w:t>
+      </w:r>
+      <w:hyperlink r:id="rId85">
+        <w:r>
+          <w:rPr>
+            <w:lang w:val="zh_TW" w:bidi="zh_TW"/>
+          </w:rPr>
+          <w:rPr>
+            <w:color w:val="0000EE"/>
+            <w:u w:val="single"/>
+          </w:rPr>
+          <w:t>65:5</w:t>
+        </w:r>
+      </w:hyperlink>
+      <w:r>
+        <w:rPr>
+          <w:lang w:val="zh_TW" w:bidi="zh_TW"/>
+        </w:rPr>
+        <w:t>）。</w:t>
+      </w:r>
+    </w:p>
+    <w:p>
+      <w:pPr/>
+      <w:r>
+        <w:rPr>
+          <w:lang w:val="zh_TW" w:bidi="zh_TW"/>
+        </w:rPr>
+      </w:r>
+      <w:r>
+        <w:rPr>
+          <w:lang w:val="zh_TW" w:bidi="zh_TW"/>
+        </w:rPr>
+        <w:t>先知強調救恩的末世（終末〔end-time〕）層面。神過去的偉大作為顯明了祂的拯救大能，這也促使人們期待神未來的拯救工作。這種對未來的盼望是對以色列民族的（</w:t>
+      </w:r>
+      <w:hyperlink r:id="rId86">
+        <w:r>
+          <w:rPr>
+            <w:lang w:val="zh_TW" w:bidi="zh_TW"/>
+          </w:rPr>
+          <w:rPr>
+            <w:color w:val="0000EE"/>
+            <w:u w:val="single"/>
+          </w:rPr>
+          <w:t>賽45:17</w:t>
+        </w:r>
+      </w:hyperlink>
+      <w:r>
+        <w:rPr>
+          <w:lang w:val="zh_TW" w:bidi="zh_TW"/>
+        </w:rPr>
+        <w:t>），但也是對普世救贖的預期（</w:t>
+      </w:r>
+      <w:hyperlink r:id="rId87">
+        <w:r>
+          <w:rPr>
+            <w:lang w:val="zh_TW" w:bidi="zh_TW"/>
+          </w:rPr>
+          <w:rPr>
+            <w:color w:val="0000EE"/>
+            <w:u w:val="single"/>
+          </w:rPr>
+          <w:t>49:6</w:t>
+        </w:r>
+      </w:hyperlink>
+      <w:r>
+        <w:rPr>
+          <w:lang w:val="zh_TW" w:bidi="zh_TW"/>
+        </w:rPr>
+        <w:t>）。先知們期待從巴比倫的被擄中得拯救並歸回（</w:t>
+      </w:r>
+      <w:hyperlink r:id="rId88">
+        <w:r>
+          <w:rPr>
+            <w:lang w:val="zh_TW" w:bidi="zh_TW"/>
+          </w:rPr>
+          <w:rPr>
+            <w:color w:val="0000EE"/>
+            <w:u w:val="single"/>
+          </w:rPr>
+          <w:t>賽49:25–26</w:t>
+        </w:r>
+      </w:hyperlink>
+      <w:r>
+        <w:rPr>
+          <w:lang w:val="zh_TW" w:bidi="zh_TW"/>
+        </w:rPr>
+        <w:t>；</w:t>
+      </w:r>
+      <w:hyperlink r:id="rId89">
+        <w:r>
+          <w:rPr>
+            <w:lang w:val="zh_TW" w:bidi="zh_TW"/>
+          </w:rPr>
+          <w:rPr>
+            <w:color w:val="0000EE"/>
+            <w:u w:val="single"/>
+          </w:rPr>
+          <w:t>耶46:27</w:t>
+        </w:r>
+      </w:hyperlink>
+      <w:r>
+        <w:rPr>
+          <w:lang w:val="zh_TW" w:bidi="zh_TW"/>
+        </w:rPr>
+        <w:t>），但他們也談到未來永恆的救恩（</w:t>
+      </w:r>
+      <w:hyperlink r:id="rId86">
+        <w:r>
+          <w:rPr>
+            <w:lang w:val="zh_TW" w:bidi="zh_TW"/>
+          </w:rPr>
+          <w:rPr>
+            <w:color w:val="0000EE"/>
+            <w:u w:val="single"/>
+          </w:rPr>
+          <w:t>賽45:17</w:t>
+        </w:r>
+      </w:hyperlink>
+      <w:r>
+        <w:rPr>
+          <w:lang w:val="zh_TW" w:bidi="zh_TW"/>
+        </w:rPr>
+        <w:t>，</w:t>
+      </w:r>
+      <w:hyperlink r:id="rId90">
+        <w:r>
+          <w:rPr>
+            <w:lang w:val="zh_TW" w:bidi="zh_TW"/>
+          </w:rPr>
+          <w:rPr>
+            <w:color w:val="0000EE"/>
+            <w:u w:val="single"/>
+          </w:rPr>
+          <w:t>51:6–8</w:t>
+        </w:r>
+      </w:hyperlink>
+      <w:r>
+        <w:rPr>
+          <w:lang w:val="zh_TW" w:bidi="zh_TW"/>
+        </w:rPr>
+        <w:t>）。彌賽亞的盼望，體現在那些預言有關個人將帶來神的救恩的經文中。以賽亞提到僕人將救恩帶到地極（</w:t>
+      </w:r>
+      <w:hyperlink r:id="rId87">
+        <w:r>
+          <w:rPr>
+            <w:lang w:val="zh_TW" w:bidi="zh_TW"/>
+          </w:rPr>
+          <w:rPr>
+            <w:color w:val="0000EE"/>
+            <w:u w:val="single"/>
+          </w:rPr>
+          <w:t>49:6</w:t>
+        </w:r>
+      </w:hyperlink>
+      <w:r>
+        <w:rPr>
+          <w:lang w:val="zh_TW" w:bidi="zh_TW"/>
+        </w:rPr>
+        <w:t>），而耶利米寫到神公義的苗裔帶來拯救（</w:t>
+      </w:r>
+      <w:hyperlink r:id="rId91">
+        <w:r>
+          <w:rPr>
+            <w:lang w:val="zh_TW" w:bidi="zh_TW"/>
+          </w:rPr>
+          <w:rPr>
+            <w:color w:val="0000EE"/>
+            <w:u w:val="single"/>
+          </w:rPr>
+          <w:t>耶23:5–6</w:t>
+        </w:r>
+      </w:hyperlink>
+      <w:r>
+        <w:rPr>
+          <w:lang w:val="zh_TW" w:bidi="zh_TW"/>
+        </w:rPr>
+        <w:t>）。</w:t>
+      </w:r>
+      <w:hyperlink r:id="rId92">
+        <w:r>
+          <w:rPr>
+            <w:lang w:val="zh_TW" w:bidi="zh_TW"/>
+          </w:rPr>
+          <w:rPr>
+            <w:color w:val="0000EE"/>
+            <w:u w:val="single"/>
+          </w:rPr>
+          <w:t>撒迦利亞書九章9節</w:t>
+        </w:r>
+      </w:hyperlink>
+      <w:r>
+        <w:rPr>
+          <w:lang w:val="zh_TW" w:bidi="zh_TW"/>
+        </w:rPr>
+        <w:t>提到帶來救恩的君王，反映了這個彌賽亞的主題，並在</w:t>
+      </w:r>
+      <w:hyperlink r:id="rId93">
+        <w:r>
+          <w:rPr>
+            <w:lang w:val="zh_TW" w:bidi="zh_TW"/>
+          </w:rPr>
+          <w:rPr>
+            <w:color w:val="0000EE"/>
+            <w:u w:val="single"/>
+          </w:rPr>
+          <w:t>馬太福音二十一章4至5節</w:t>
+        </w:r>
+      </w:hyperlink>
+      <w:r>
+        <w:rPr>
+          <w:lang w:val="zh_TW" w:bidi="zh_TW"/>
+        </w:rPr>
+        <w:t>中應用在耶穌基督身上。</w:t>
+      </w:r>
+    </w:p>
+    <w:p>
+      <w:pPr>
+        <w:pStyle w:val="Heading3"/>
+      </w:pPr>
+      <w:r>
+        <w:rPr>
+          <w:lang w:val="zh_TW" w:bidi="zh_TW"/>
+        </w:rPr>
+        <w:t>在新約中</w:t>
+      </w:r>
+    </w:p>
+    <w:p>
+      <w:pPr/>
+      <w:r>
+        <w:rPr>
+          <w:lang w:val="zh_TW" w:bidi="zh_TW"/>
+        </w:rPr>
+      </w:r>
+      <w:r>
+        <w:rPr>
+          <w:lang w:val="zh_TW" w:bidi="zh_TW"/>
+        </w:rPr>
+        <w:t>在古典希臘文中，動詞sozo（「拯救」）和名詞soteria（「救恩」）用於表示「拯救」、「救助」或「救恩」，甚至是「福祉」或「健康」。七十士譯本最常使用sozo來翻譯希伯來文的yasha‘（「拯救」），而新約主要使用sozo及其衍生詞來表示救恩的概念。</w:t>
+      </w:r>
+    </w:p>
+    <w:p>
+      <w:pPr/>
+      <w:r>
+        <w:rPr>
+          <w:lang w:val="zh_TW" w:bidi="zh_TW"/>
+        </w:rPr>
+      </w:r>
+      <w:r>
+        <w:rPr>
+          <w:lang w:val="zh_TW" w:bidi="zh_TW"/>
+        </w:rPr>
+        <w:t>這些希臘文詞彙在新約中通常是神學性的用法，但也有非神學用法的例子。在</w:t>
+      </w:r>
+      <w:hyperlink r:id="rId94">
+        <w:r>
+          <w:rPr>
+            <w:lang w:val="zh_TW" w:bidi="zh_TW"/>
+          </w:rPr>
+          <w:rPr>
+            <w:color w:val="0000EE"/>
+            <w:u w:val="single"/>
+          </w:rPr>
+          <w:t>使徒行傳第二十七章</w:t>
+        </w:r>
+      </w:hyperlink>
+      <w:r>
+        <w:rPr>
+          <w:lang w:val="zh_TW" w:bidi="zh_TW"/>
+        </w:rPr>
+        <w:t>，這些詞彙用來描述兵丁、水手和囚犯在船難中受到威脅並獲得拯救（</w:t>
+      </w:r>
+      <w:hyperlink r:id="rId95">
+        <w:r>
+          <w:rPr>
+            <w:lang w:val="zh_TW" w:bidi="zh_TW"/>
+          </w:rPr>
+          <w:rPr>
+            <w:color w:val="0000EE"/>
+            <w:u w:val="single"/>
+          </w:rPr>
+          <w:t>20、31</w:t>
+        </w:r>
+      </w:hyperlink>
+      <w:r>
+        <w:rPr>
+          <w:lang w:val="zh_TW" w:bidi="zh_TW"/>
+        </w:rPr>
+        <w:t>節），以及他們的健康狀況（</w:t>
+      </w:r>
+      <w:hyperlink r:id="rId96">
+        <w:r>
+          <w:rPr>
+            <w:lang w:val="zh_TW" w:bidi="zh_TW"/>
+          </w:rPr>
+          <w:rPr>
+            <w:color w:val="0000EE"/>
+            <w:u w:val="single"/>
+          </w:rPr>
+          <w:t>34</w:t>
+        </w:r>
+      </w:hyperlink>
+      <w:r>
+        <w:rPr>
+          <w:lang w:val="zh_TW" w:bidi="zh_TW"/>
+        </w:rPr>
+        <w:t>節）。</w:t>
+      </w:r>
+    </w:p>
+    <w:p>
+      <w:pPr/>
+      <w:r>
+        <w:rPr>
+          <w:lang w:val="zh_TW" w:bidi="zh_TW"/>
+        </w:rPr>
+      </w:r>
+      <w:r>
+        <w:rPr>
+          <w:lang w:val="zh_TW" w:bidi="zh_TW"/>
+        </w:rPr>
+        <w:t>在福音書中，「救恩」明顯與舊約的救恩概念相關；在撒迦利亞的預言中（</w:t>
+      </w:r>
+      <w:hyperlink r:id="rId97">
+        <w:r>
+          <w:rPr>
+            <w:lang w:val="zh_TW" w:bidi="zh_TW"/>
+          </w:rPr>
+          <w:rPr>
+            <w:color w:val="0000EE"/>
+            <w:u w:val="single"/>
+          </w:rPr>
+          <w:t>路1:69、71</w:t>
+        </w:r>
+      </w:hyperlink>
+      <w:r>
+        <w:rPr>
+          <w:lang w:val="zh_TW" w:bidi="zh_TW"/>
+        </w:rPr>
+        <w:t>；參</w:t>
+      </w:r>
+      <w:hyperlink r:id="rId98">
+        <w:r>
+          <w:rPr>
+            <w:lang w:val="zh_TW" w:bidi="zh_TW"/>
+          </w:rPr>
+          <w:rPr>
+            <w:color w:val="0000EE"/>
+            <w:u w:val="single"/>
+          </w:rPr>
+          <w:t>詩106:10</w:t>
+        </w:r>
+      </w:hyperlink>
+      <w:r>
+        <w:rPr>
+          <w:lang w:val="zh_TW" w:bidi="zh_TW"/>
+        </w:rPr>
+        <w:t>，</w:t>
+      </w:r>
+      <w:hyperlink r:id="rId99">
+        <w:r>
+          <w:rPr>
+            <w:lang w:val="zh_TW" w:bidi="zh_TW"/>
+          </w:rPr>
+          <w:rPr>
+            <w:color w:val="0000EE"/>
+            <w:u w:val="single"/>
+          </w:rPr>
+          <w:t>132:17</w:t>
+        </w:r>
+      </w:hyperlink>
+      <w:r>
+        <w:rPr>
+          <w:lang w:val="zh_TW" w:bidi="zh_TW"/>
+        </w:rPr>
+        <w:t>）和在西面讚美神的詩歌中（</w:t>
+      </w:r>
+      <w:hyperlink r:id="rId100">
+        <w:r>
+          <w:rPr>
+            <w:lang w:val="zh_TW" w:bidi="zh_TW"/>
+          </w:rPr>
+          <w:rPr>
+            <w:color w:val="0000EE"/>
+            <w:u w:val="single"/>
+          </w:rPr>
+          <w:t>路2:30</w:t>
+        </w:r>
+      </w:hyperlink>
+      <w:r>
+        <w:rPr>
+          <w:lang w:val="zh_TW" w:bidi="zh_TW"/>
+        </w:rPr>
+        <w:t>），「救恩」被應用於基督的來臨。雖然soteria在福音書中並不常見，但救恩的概念在耶穌關於進入神國的教導中得到體現（</w:t>
+      </w:r>
+      <w:hyperlink r:id="rId101">
+        <w:r>
+          <w:rPr>
+            <w:lang w:val="zh_TW" w:bidi="zh_TW"/>
+          </w:rPr>
+          <w:rPr>
+            <w:color w:val="0000EE"/>
+            <w:u w:val="single"/>
+          </w:rPr>
+          <w:t>太19:24–26</w:t>
+        </w:r>
+      </w:hyperlink>
+      <w:r>
+        <w:rPr>
+          <w:lang w:val="zh_TW" w:bidi="zh_TW"/>
+        </w:rPr>
+        <w:t>），以及在耶穌醫治的神蹟中隱含了救恩的概念（</w:t>
+      </w:r>
+      <w:hyperlink r:id="rId102">
+        <w:r>
+          <w:rPr>
+            <w:lang w:val="zh_TW" w:bidi="zh_TW"/>
+          </w:rPr>
+          <w:rPr>
+            <w:color w:val="0000EE"/>
+            <w:u w:val="single"/>
+          </w:rPr>
+          <w:t>路17:19</w:t>
+        </w:r>
+      </w:hyperlink>
+      <w:r>
+        <w:rPr>
+          <w:lang w:val="zh_TW" w:bidi="zh_TW"/>
+        </w:rPr>
+        <w:t>，</w:t>
+      </w:r>
+      <w:hyperlink r:id="rId103">
+        <w:r>
+          <w:rPr>
+            <w:lang w:val="zh_TW" w:bidi="zh_TW"/>
+          </w:rPr>
+          <w:rPr>
+            <w:color w:val="0000EE"/>
+            <w:u w:val="single"/>
+          </w:rPr>
+          <w:t>18:42</w:t>
+        </w:r>
+      </w:hyperlink>
+      <w:r>
+        <w:rPr>
+          <w:lang w:val="zh_TW" w:bidi="zh_TW"/>
+        </w:rPr>
+        <w:t>）。</w:t>
+      </w:r>
+    </w:p>
+    <w:p>
+      <w:pPr/>
+      <w:r>
+        <w:rPr>
+          <w:lang w:val="zh_TW" w:bidi="zh_TW"/>
+        </w:rPr>
+      </w:r>
+      <w:r>
+        <w:rPr>
+          <w:lang w:val="zh_TW" w:bidi="zh_TW"/>
+        </w:rPr>
+        <w:t>新約聖經教導救恩的根源在於耶穌基督（</w:t>
+      </w:r>
+      <w:hyperlink r:id="rId104">
+        <w:r>
+          <w:rPr>
+            <w:lang w:val="zh_TW" w:bidi="zh_TW"/>
+          </w:rPr>
+          <w:rPr>
+            <w:color w:val="0000EE"/>
+            <w:u w:val="single"/>
+          </w:rPr>
+          <w:t>提後2:10</w:t>
+        </w:r>
+      </w:hyperlink>
+      <w:r>
+        <w:rPr>
+          <w:lang w:val="zh_TW" w:bidi="zh_TW"/>
+        </w:rPr>
+        <w:t>；</w:t>
+      </w:r>
+      <w:hyperlink r:id="rId105">
+        <w:r>
+          <w:rPr>
+            <w:lang w:val="zh_TW" w:bidi="zh_TW"/>
+          </w:rPr>
+          <w:rPr>
+            <w:color w:val="0000EE"/>
+            <w:u w:val="single"/>
+          </w:rPr>
+          <w:t>來5:9</w:t>
+        </w:r>
+      </w:hyperlink>
+      <w:r>
+        <w:rPr>
+          <w:lang w:val="zh_TW" w:bidi="zh_TW"/>
+        </w:rPr>
+        <w:t>），祂是救恩的「創始者」和中保（</w:t>
+      </w:r>
+      <w:hyperlink r:id="rId106">
+        <w:r>
+          <w:rPr>
+            <w:lang w:val="zh_TW" w:bidi="zh_TW"/>
+          </w:rPr>
+          <w:rPr>
+            <w:color w:val="0000EE"/>
+            <w:u w:val="single"/>
+          </w:rPr>
+          <w:t>來2:10</w:t>
+        </w:r>
+      </w:hyperlink>
+      <w:r>
+        <w:rPr>
+          <w:lang w:val="zh_TW" w:bidi="zh_TW"/>
+        </w:rPr>
+        <w:t>，</w:t>
+      </w:r>
+      <w:hyperlink r:id="rId107">
+        <w:r>
+          <w:rPr>
+            <w:lang w:val="zh_TW" w:bidi="zh_TW"/>
+          </w:rPr>
+          <w:rPr>
+            <w:color w:val="0000EE"/>
+            <w:u w:val="single"/>
+          </w:rPr>
+          <w:t>7:25</w:t>
+        </w:r>
+      </w:hyperlink>
+      <w:r>
+        <w:rPr>
+          <w:lang w:val="zh_TW" w:bidi="zh_TW"/>
+        </w:rPr>
+        <w:t>）。救恩是神的工作（</w:t>
+      </w:r>
+      <w:hyperlink r:id="rId108">
+        <w:r>
+          <w:rPr>
+            <w:lang w:val="zh_TW" w:bidi="zh_TW"/>
+          </w:rPr>
+          <w:rPr>
+            <w:color w:val="0000EE"/>
+            <w:u w:val="single"/>
+          </w:rPr>
+          <w:t>帖前5:9</w:t>
+        </w:r>
+      </w:hyperlink>
+      <w:r>
+        <w:rPr>
+          <w:lang w:val="zh_TW" w:bidi="zh_TW"/>
+        </w:rPr>
+        <w:t>），是神的恩典所賜（</w:t>
+      </w:r>
+      <w:hyperlink r:id="rId109">
+        <w:r>
+          <w:rPr>
+            <w:lang w:val="zh_TW" w:bidi="zh_TW"/>
+          </w:rPr>
+          <w:rPr>
+            <w:color w:val="0000EE"/>
+            <w:u w:val="single"/>
+          </w:rPr>
+          <w:t>弗2:8–9</w:t>
+        </w:r>
+      </w:hyperlink>
+      <w:r>
+        <w:rPr>
+          <w:lang w:val="zh_TW" w:bidi="zh_TW"/>
+        </w:rPr>
+        <w:t>）。救恩的信息包含在聖經中（</w:t>
+      </w:r>
+      <w:hyperlink r:id="rId110">
+        <w:r>
+          <w:rPr>
+            <w:lang w:val="zh_TW" w:bidi="zh_TW"/>
+          </w:rPr>
+          <w:rPr>
+            <w:color w:val="0000EE"/>
+            <w:u w:val="single"/>
+          </w:rPr>
+          <w:t>提後3:15</w:t>
+        </w:r>
+      </w:hyperlink>
+      <w:r>
+        <w:rPr>
+          <w:lang w:val="zh_TW" w:bidi="zh_TW"/>
+        </w:rPr>
+        <w:t>），並由宣講真理之道的人傳揚（</w:t>
+      </w:r>
+      <w:hyperlink r:id="rId111">
+        <w:r>
+          <w:rPr>
+            <w:lang w:val="zh_TW" w:bidi="zh_TW"/>
+          </w:rPr>
+          <w:rPr>
+            <w:color w:val="0000EE"/>
+            <w:u w:val="single"/>
+          </w:rPr>
+          <w:t>弗1:13</w:t>
+        </w:r>
+      </w:hyperlink>
+      <w:r>
+        <w:rPr>
+          <w:lang w:val="zh_TW" w:bidi="zh_TW"/>
+        </w:rPr>
+        <w:t>）。適當的回應是悔改（</w:t>
+      </w:r>
+      <w:hyperlink r:id="rId112">
+        <w:r>
+          <w:rPr>
+            <w:lang w:val="zh_TW" w:bidi="zh_TW"/>
+          </w:rPr>
+          <w:rPr>
+            <w:color w:val="0000EE"/>
+            <w:u w:val="single"/>
+          </w:rPr>
+          <w:t>林後7:10</w:t>
+        </w:r>
+      </w:hyperlink>
+      <w:r>
+        <w:rPr>
+          <w:lang w:val="zh_TW" w:bidi="zh_TW"/>
+        </w:rPr>
+        <w:t>）和信心（</w:t>
+      </w:r>
+      <w:hyperlink r:id="rId110">
+        <w:r>
+          <w:rPr>
+            <w:lang w:val="zh_TW" w:bidi="zh_TW"/>
+          </w:rPr>
+          <w:rPr>
+            <w:color w:val="0000EE"/>
+            <w:u w:val="single"/>
+          </w:rPr>
+          <w:t>提後3:15</w:t>
+        </w:r>
+      </w:hyperlink>
+      <w:r>
+        <w:rPr>
+          <w:lang w:val="zh_TW" w:bidi="zh_TW"/>
+        </w:rPr>
+        <w:t>；</w:t>
+      </w:r>
+      <w:hyperlink r:id="rId113">
+        <w:r>
+          <w:rPr>
+            <w:lang w:val="zh_TW" w:bidi="zh_TW"/>
+          </w:rPr>
+          <w:rPr>
+            <w:color w:val="0000EE"/>
+            <w:u w:val="single"/>
+          </w:rPr>
+          <w:t>彼前1:9</w:t>
+        </w:r>
+      </w:hyperlink>
+      <w:r>
+        <w:rPr>
+          <w:lang w:val="zh_TW" w:bidi="zh_TW"/>
+        </w:rPr>
+        <w:t>）。這也是早期教會在宣講救主耶穌時的教導（</w:t>
+      </w:r>
+      <w:hyperlink r:id="rId114">
+        <w:r>
+          <w:rPr>
+            <w:lang w:val="zh_TW" w:bidi="zh_TW"/>
+          </w:rPr>
+          <w:rPr>
+            <w:color w:val="0000EE"/>
+            <w:u w:val="single"/>
+          </w:rPr>
+          <w:t>徒4:12，</w:t>
+        </w:r>
+      </w:hyperlink>
+      <w:hyperlink r:id="rId115">
+        <w:r>
+          <w:rPr>
+            <w:lang w:val="zh_TW" w:bidi="zh_TW"/>
+          </w:rPr>
+          <w:rPr>
+            <w:color w:val="0000EE"/>
+            <w:u w:val="single"/>
+          </w:rPr>
+          <w:t>13:23–26</w:t>
+        </w:r>
+      </w:hyperlink>
+      <w:r>
+        <w:rPr>
+          <w:lang w:val="zh_TW" w:bidi="zh_TW"/>
+        </w:rPr>
+        <w:t>，</w:t>
+      </w:r>
+      <w:hyperlink r:id="rId116">
+        <w:r>
+          <w:rPr>
+            <w:lang w:val="zh_TW" w:bidi="zh_TW"/>
+          </w:rPr>
+          <w:rPr>
+            <w:color w:val="0000EE"/>
+            <w:u w:val="single"/>
+          </w:rPr>
+          <w:t>16:30–31</w:t>
+        </w:r>
+      </w:hyperlink>
+      <w:r>
+        <w:rPr>
+          <w:lang w:val="zh_TW" w:bidi="zh_TW"/>
+        </w:rPr>
+        <w:t>）。保羅特別強調神救恩的普世性（</w:t>
+      </w:r>
+      <w:hyperlink r:id="rId117">
+        <w:r>
+          <w:rPr>
+            <w:lang w:val="zh_TW" w:bidi="zh_TW"/>
+          </w:rPr>
+          <w:rPr>
+            <w:color w:val="0000EE"/>
+            <w:u w:val="single"/>
+          </w:rPr>
+          <w:t>羅1:16</w:t>
+        </w:r>
+      </w:hyperlink>
+      <w:r>
+        <w:rPr>
+          <w:lang w:val="zh_TW" w:bidi="zh_TW"/>
+        </w:rPr>
+        <w:t>；</w:t>
+      </w:r>
+      <w:hyperlink r:id="rId118">
+        <w:r>
+          <w:rPr>
+            <w:lang w:val="zh_TW" w:bidi="zh_TW"/>
+          </w:rPr>
+          <w:rPr>
+            <w:color w:val="0000EE"/>
+            <w:u w:val="single"/>
+          </w:rPr>
+          <w:t>多2:11</w:t>
+        </w:r>
+      </w:hyperlink>
+      <w:r>
+        <w:rPr>
+          <w:lang w:val="zh_TW" w:bidi="zh_TW"/>
+        </w:rPr>
+        <w:t>）。他的心願是猶太人得救（</w:t>
+      </w:r>
+      <w:hyperlink r:id="rId119">
+        <w:r>
+          <w:rPr>
+            <w:lang w:val="zh_TW" w:bidi="zh_TW"/>
+          </w:rPr>
+          <w:rPr>
+            <w:color w:val="0000EE"/>
+            <w:u w:val="single"/>
+          </w:rPr>
+          <w:t>羅10:1</w:t>
+        </w:r>
+      </w:hyperlink>
+      <w:r>
+        <w:rPr>
+          <w:lang w:val="zh_TW" w:bidi="zh_TW"/>
+        </w:rPr>
+        <w:t>），雖然他主要向外邦人傳講救恩的信息（</w:t>
+      </w:r>
+      <w:hyperlink r:id="rId120">
+        <w:r>
+          <w:rPr>
+            <w:lang w:val="zh_TW" w:bidi="zh_TW"/>
+          </w:rPr>
+          <w:rPr>
+            <w:color w:val="0000EE"/>
+            <w:u w:val="single"/>
+          </w:rPr>
+          <w:t>11:11–13</w:t>
+        </w:r>
+      </w:hyperlink>
+      <w:r>
+        <w:rPr>
+          <w:lang w:val="zh_TW" w:bidi="zh_TW"/>
+        </w:rPr>
+        <w:t>）。</w:t>
+      </w:r>
+    </w:p>
+    <w:p>
+      <w:pPr/>
+      <w:r>
+        <w:rPr>
+          <w:lang w:val="zh_TW" w:bidi="zh_TW"/>
+        </w:rPr>
+      </w:r>
+      <w:r>
+        <w:rPr>
+          <w:lang w:val="zh_TW" w:bidi="zh_TW"/>
+        </w:rPr>
+        <w:t>在聖經中，還有許多與救恩概念相關的詞彙。重生是指在基督裡得著新生命（「重生」，</w:t>
+      </w:r>
+      <w:hyperlink r:id="rId121">
+        <w:r>
+          <w:rPr>
+            <w:lang w:val="zh_TW" w:bidi="zh_TW"/>
+          </w:rPr>
+          <w:rPr>
+            <w:color w:val="0000EE"/>
+            <w:u w:val="single"/>
+          </w:rPr>
+          <w:t>約3:3</w:t>
+        </w:r>
+      </w:hyperlink>
+      <w:r>
+        <w:rPr>
+          <w:lang w:val="zh_TW" w:bidi="zh_TW"/>
+        </w:rPr>
+        <w:t>）。稱義是指人在神面前的合法地位，而救贖則更多是指救恩的方法——付上代價，使人回到神面前。和好指的是關係的改變，而贖罪則喚起了舊約的獻祭制度，並指向神憤怒的轉離。這些術語和其它術語與聖經中的救恩概念有一些共同之處，都是指向救主耶穌基督的位格和工作。</w:t>
+      </w:r>
+    </w:p>
+    <w:p>
+      <w:pPr/>
+      <w:r>
+        <w:rPr>
+          <w:lang w:val="zh_TW" w:bidi="zh_TW"/>
+        </w:rPr>
+      </w:r>
+      <w:r>
+        <w:rPr>
+          <w:i/>
+          <w:lang w:val="zh_TW" w:bidi="zh_TW"/>
+        </w:rPr>
+        <w:t>另見</w:t>
+      </w:r>
+      <w:r>
+        <w:rPr>
+          <w:lang w:val="zh_TW" w:bidi="zh_TW"/>
+        </w:rPr>
+        <w:t xml:space="preserve"> </w:t>
+      </w:r>
+      <w:r>
+        <w:rPr>
+          <w:lang w:val="zh_TW" w:bidi="zh_TW"/>
+        </w:rPr>
+        <w:t>稱義、被稱義</w:t>
+      </w:r>
+      <w:r>
+        <w:rPr>
+          <w:lang w:val="zh_TW" w:bidi="zh_TW"/>
+        </w:rPr>
+        <w:t>；</w:t>
+      </w:r>
+      <w:r>
+        <w:rPr>
+          <w:lang w:val="zh_TW" w:bidi="zh_TW"/>
+        </w:rPr>
+        <w:t>和好</w:t>
+      </w:r>
+      <w:r>
+        <w:rPr>
+          <w:lang w:val="zh_TW" w:bidi="zh_TW"/>
+        </w:rPr>
+        <w:t>；</w:t>
+      </w:r>
+      <w:r>
+        <w:rPr>
+          <w:lang w:val="zh_TW" w:bidi="zh_TW"/>
+        </w:rPr>
+        <w:t>救贖主、救贖</w:t>
+      </w:r>
+      <w:r>
+        <w:rPr>
+          <w:lang w:val="zh_TW" w:bidi="zh_TW"/>
+        </w:rPr>
+        <w:t>；</w:t>
+      </w:r>
+      <w:r>
+        <w:rPr>
+          <w:lang w:val="zh_TW" w:bidi="zh_TW"/>
+        </w:rPr>
+        <w:t>救主</w:t>
+      </w:r>
+      <w:r>
+        <w:rPr>
+          <w:lang w:val="zh_TW" w:bidi="zh_TW"/>
+        </w:rPr>
+        <w:t>。</w:t>
+      </w:r>
+      <w:r>
+        <w:rPr>
+          <w:lang w:val="zh_TW" w:bidi="zh_TW"/>
+        </w:rPr>
+      </w:r>
+      <w:r>
+        <w:rPr>
+          <w:lang w:val="zh_TW" w:bidi="zh_TW"/>
+        </w:rPr>
+      </w:r>
+    </w:p>
+    <w:p>
+      <w:pPr/>
+      <w:r>
+        <w:rPr>
+          <w:lang w:val="zh_TW" w:bidi="zh_TW"/>
+        </w:rPr>
+      </w:r>
+    </w:p>
+    <w:p>
+      <w:pPr>
+        <w:pStyle w:val="Heading2"/>
+      </w:pPr>
+      <w:r>
+        <w:rPr>
+          <w:lang w:val="zh_TW" w:bidi="zh_TW"/>
+        </w:rPr>
+        <w:t>救贖者，救贖</w:t>
+      </w:r>
+      <w:r>
+        <w:rPr>
+          <w:lang w:val="zh_TW" w:bidi="zh_TW"/>
+        </w:rPr>
+      </w:r>
+    </w:p>
+    <w:p>
+      <w:pPr/>
+      <w:r>
+        <w:rPr>
+          <w:lang w:val="zh_TW" w:bidi="zh_TW"/>
+        </w:rPr>
+      </w:r>
+      <w:r>
+        <w:rPr>
+          <w:lang w:val="zh_TW" w:bidi="zh_TW"/>
+        </w:rPr>
+        <w:t>英文詞源自拉丁字根，意為「買回」，因此意指透過支付贖價，釋放任何財物、物品或人。在希臘語中，該字根意為「付贖價」或「釋放」。表達從鎖鏈、奴役或獄中釋放，就會運用該詞。</w:t>
+      </w:r>
+    </w:p>
+    <w:p>
+      <w:pPr>
+        <w:pStyle w:val="Heading3"/>
+      </w:pPr>
+      <w:r>
+        <w:rPr>
+          <w:lang w:val="zh_TW" w:bidi="zh_TW"/>
+        </w:rPr>
+        <w:t>舊約聖經和新約聖經詞語</w:t>
+      </w:r>
+    </w:p>
+    <w:p>
+      <w:pPr/>
+      <w:r>
+        <w:rPr>
+          <w:lang w:val="zh_TW" w:bidi="zh_TW"/>
+        </w:rPr>
+      </w:r>
+      <w:r>
+        <w:rPr>
+          <w:lang w:val="zh_TW" w:bidi="zh_TW"/>
+        </w:rPr>
+        <w:t>要全面理解救贖的概念，就有必要查看舊約。根據不同的情況，希伯來語會使用了三個不同的詞來傳達救贖概念。這些救贖用語的含義，基於現代文化所不熟悉的法律、社會和宗教習俗。我們需要了解這些文化才能理解這些詞彙及其用法。</w:t>
+      </w:r>
+    </w:p>
+    <w:p>
+      <w:pPr/>
+      <w:r>
+        <w:rPr>
+          <w:lang w:val="zh_TW" w:bidi="zh_TW"/>
+        </w:rPr>
+      </w:r>
+      <w:r>
+        <w:rPr>
+          <w:lang w:val="zh_TW" w:bidi="zh_TW"/>
+        </w:rPr>
+        <w:t>第一個用於救贖的詞語，具有法律語境。當一隻動物替代（或救贖）一個人或另一隻動物時，會用動詞「padah」。從這個詞根衍生出的名詞，意味著贖價或所支付的價格。當一個活生生的生命——不論是人或動物——需要被救贖的時候，就必須有替代之物或付出相應的代價。否則，動物就必須被殺（</w:t>
+      </w:r>
+      <w:hyperlink r:id="rId122">
+        <w:r>
+          <w:rPr>
+            <w:lang w:val="zh_TW" w:bidi="zh_TW"/>
+          </w:rPr>
+          <w:rPr>
+            <w:color w:val="0000EE"/>
+            <w:u w:val="single"/>
+          </w:rPr>
+          <w:t>出13:13</w:t>
+        </w:r>
+      </w:hyperlink>
+      <w:r>
+        <w:rPr>
+          <w:lang w:val="zh_TW" w:bidi="zh_TW"/>
+        </w:rPr>
+        <w:t>，</w:t>
+      </w:r>
+      <w:hyperlink r:id="rId123">
+        <w:r>
+          <w:rPr>
+            <w:lang w:val="zh_TW" w:bidi="zh_TW"/>
+          </w:rPr>
+          <w:rPr>
+            <w:color w:val="0000EE"/>
+            <w:u w:val="single"/>
+          </w:rPr>
+          <w:t>34:20</w:t>
+        </w:r>
+      </w:hyperlink>
+      <w:r>
+        <w:rPr>
+          <w:lang w:val="zh_TW" w:bidi="zh_TW"/>
+        </w:rPr>
+        <w:t>）。然而，律法從來不允許在這些情況下以人命（殺人）作為替代。人必須被贖回，沒有例外。</w:t>
+      </w:r>
+    </w:p>
+    <w:p>
+      <w:pPr/>
+      <w:r>
+        <w:rPr>
+          <w:lang w:val="zh_TW" w:bidi="zh_TW"/>
+        </w:rPr>
+      </w:r>
+      <w:r>
+        <w:rPr>
+          <w:lang w:val="zh_TW" w:bidi="zh_TW"/>
+        </w:rPr>
+        <w:t>「padah」這個詞也被用在其他形式的贖金或拯救上。例如，它可以指有人付出代價來釋放以色列的奴隸，也可以用來描述以贖金拯救一個陷入危險中的人（</w:t>
+      </w:r>
+      <w:hyperlink r:id="rId124">
+        <w:r>
+          <w:rPr>
+            <w:lang w:val="zh_TW" w:bidi="zh_TW"/>
+          </w:rPr>
+          <w:rPr>
+            <w:color w:val="0000EE"/>
+            <w:u w:val="single"/>
+          </w:rPr>
+          <w:t>出21:8</w:t>
+        </w:r>
+      </w:hyperlink>
+      <w:r>
+        <w:rPr>
+          <w:lang w:val="zh_TW" w:bidi="zh_TW"/>
+        </w:rPr>
+        <w:t>；</w:t>
+      </w:r>
+      <w:hyperlink r:id="rId125">
+        <w:r>
+          <w:rPr>
+            <w:lang w:val="zh_TW" w:bidi="zh_TW"/>
+          </w:rPr>
+          <w:rPr>
+            <w:color w:val="0000EE"/>
+            <w:u w:val="single"/>
+          </w:rPr>
+          <w:t>伯6:23</w:t>
+        </w:r>
+      </w:hyperlink>
+      <w:r>
+        <w:rPr>
+          <w:lang w:val="zh_TW" w:bidi="zh_TW"/>
+        </w:rPr>
+        <w:t>）。</w:t>
+      </w:r>
+    </w:p>
+    <w:p>
+      <w:pPr/>
+      <w:r>
+        <w:rPr>
+          <w:lang w:val="zh_TW" w:bidi="zh_TW"/>
+        </w:rPr>
+      </w:r>
+      <w:r>
+        <w:rPr>
+          <w:lang w:val="zh_TW" w:bidi="zh_TW"/>
+        </w:rPr>
+        <w:t>救贖的概念對於長子具有特殊意義。頭生的，無論是人還是獸，都屬於神。理論上，長子是要獻給神的。許多動物的情況確實如此，但人的長子和一些動物會被贖回（</w:t>
+      </w:r>
+      <w:hyperlink r:id="rId122">
+        <w:r>
+          <w:rPr>
+            <w:lang w:val="zh_TW" w:bidi="zh_TW"/>
+          </w:rPr>
+          <w:rPr>
+            <w:color w:val="0000EE"/>
+            <w:u w:val="single"/>
+          </w:rPr>
+          <w:t>出13:13</w:t>
+        </w:r>
+      </w:hyperlink>
+      <w:r>
+        <w:rPr>
+          <w:lang w:val="zh_TW" w:bidi="zh_TW"/>
+        </w:rPr>
+        <w:t>，</w:t>
+      </w:r>
+      <w:hyperlink r:id="rId123">
+        <w:r>
+          <w:rPr>
+            <w:lang w:val="zh_TW" w:bidi="zh_TW"/>
+          </w:rPr>
+          <w:rPr>
+            <w:color w:val="0000EE"/>
+            <w:u w:val="single"/>
+          </w:rPr>
+          <w:t>34:20</w:t>
+        </w:r>
+      </w:hyperlink>
+      <w:r>
+        <w:rPr>
+          <w:lang w:val="zh_TW" w:bidi="zh_TW"/>
+        </w:rPr>
+        <w:t>；</w:t>
+      </w:r>
+      <w:hyperlink r:id="rId126">
+        <w:r>
+          <w:rPr>
+            <w:lang w:val="zh_TW" w:bidi="zh_TW"/>
+          </w:rPr>
+          <w:rPr>
+            <w:color w:val="0000EE"/>
+            <w:u w:val="single"/>
+          </w:rPr>
+          <w:t>民18:15–16</w:t>
+        </w:r>
+      </w:hyperlink>
+      <w:r>
+        <w:rPr>
+          <w:lang w:val="zh_TW" w:bidi="zh_TW"/>
+        </w:rPr>
+        <w:t>）。贖回長子的時候，會用動物代贖，後來則會支付贖價（</w:t>
+      </w:r>
+      <w:hyperlink r:id="rId127">
+        <w:r>
+          <w:rPr>
+            <w:lang w:val="zh_TW" w:bidi="zh_TW"/>
+          </w:rPr>
+          <w:rPr>
+            <w:color w:val="0000EE"/>
+            <w:u w:val="single"/>
+          </w:rPr>
+          <w:t>民18:16</w:t>
+        </w:r>
+      </w:hyperlink>
+      <w:r>
+        <w:rPr>
+          <w:lang w:val="zh_TW" w:bidi="zh_TW"/>
+        </w:rPr>
+        <w:t>）。</w:t>
+      </w:r>
+    </w:p>
+    <w:p>
+      <w:pPr/>
+      <w:r>
+        <w:rPr>
+          <w:lang w:val="zh_TW" w:bidi="zh_TW"/>
+        </w:rPr>
+      </w:r>
+      <w:r>
+        <w:rPr>
+          <w:lang w:val="zh_TW" w:bidi="zh_TW"/>
+        </w:rPr>
+        <w:t>第二個所用的詞是希伯來詞根ga’al，主要用於與家庭規則和義務，以及律法所規定家族產業的權利和責任。比如，假如家庭成員失去一塊產業，最近的親屬既有權利也有義務贖回這產業。這種贖回權保護了家族的產業。從這個詞根衍生出的名詞相當於英文的「贖回」（redemption），而買回財產的人是go’el或買贖者。</w:t>
+      </w:r>
+    </w:p>
+    <w:p>
+      <w:pPr/>
+      <w:r>
+        <w:rPr>
+          <w:lang w:val="zh_TW" w:bidi="zh_TW"/>
+        </w:rPr>
+      </w:r>
+      <w:r>
+        <w:rPr>
+          <w:lang w:val="zh_TW" w:bidi="zh_TW"/>
+        </w:rPr>
+        <w:t>一個以色列人若因負債，被迫賣身為奴，可以由近親或他自己贖回（</w:t>
+      </w:r>
+      <w:hyperlink r:id="rId128">
+        <w:r>
+          <w:rPr>
+            <w:lang w:val="zh_TW" w:bidi="zh_TW"/>
+          </w:rPr>
+          <w:rPr>
+            <w:color w:val="0000EE"/>
+            <w:u w:val="single"/>
+          </w:rPr>
+          <w:t>利25:47–49</w:t>
+        </w:r>
+      </w:hyperlink>
+      <w:r>
+        <w:rPr>
+          <w:lang w:val="zh_TW" w:bidi="zh_TW"/>
+        </w:rPr>
+        <w:t>）。土地也可以以同樣的方式贖回（</w:t>
+      </w:r>
+      <w:hyperlink r:id="rId129">
+        <w:r>
+          <w:rPr>
+            <w:lang w:val="zh_TW" w:bidi="zh_TW"/>
+          </w:rPr>
+          <w:rPr>
+            <w:color w:val="0000EE"/>
+            <w:u w:val="single"/>
+          </w:rPr>
+          <w:t>25:25–28</w:t>
+        </w:r>
+      </w:hyperlink>
+      <w:r>
+        <w:rPr>
+          <w:lang w:val="zh_TW" w:bidi="zh_TW"/>
+        </w:rPr>
+        <w:t>；</w:t>
+      </w:r>
+      <w:hyperlink r:id="rId130">
+        <w:r>
+          <w:rPr>
+            <w:lang w:val="zh_TW" w:bidi="zh_TW"/>
+          </w:rPr>
+          <w:rPr>
+            <w:color w:val="0000EE"/>
+            <w:u w:val="single"/>
+          </w:rPr>
+          <w:t>耶32:6–9</w:t>
+        </w:r>
+      </w:hyperlink>
+      <w:r>
+        <w:rPr>
+          <w:lang w:val="zh_TW" w:bidi="zh_TW"/>
+        </w:rPr>
+        <w:t>）。</w:t>
+      </w:r>
+    </w:p>
+    <w:p>
+      <w:pPr/>
+      <w:r>
+        <w:rPr>
+          <w:lang w:val="zh_TW" w:bidi="zh_TW"/>
+        </w:rPr>
+      </w:r>
+      <w:r>
+        <w:rPr>
+          <w:lang w:val="zh_TW" w:bidi="zh_TW"/>
+        </w:rPr>
+        <w:t>在特定情況下，贖回的權利也擴展至人。人有義務娶他兄弟的寡婦，這是眾所周知的。在路得記中，贖回的權利擴展至遠親。在這個故事中，波阿斯不僅贖回產業，還贖回路得，她成為他的妻子（</w:t>
+      </w:r>
+      <w:hyperlink r:id="rId131">
+        <w:r>
+          <w:rPr>
+            <w:lang w:val="zh_TW" w:bidi="zh_TW"/>
+          </w:rPr>
+          <w:rPr>
+            <w:color w:val="0000EE"/>
+            <w:u w:val="single"/>
+          </w:rPr>
+          <w:t>得3:13</w:t>
+        </w:r>
+      </w:hyperlink>
+      <w:r>
+        <w:rPr>
+          <w:lang w:val="zh_TW" w:bidi="zh_TW"/>
+        </w:rPr>
+        <w:t>，</w:t>
+      </w:r>
+      <w:hyperlink r:id="rId132">
+        <w:r>
+          <w:rPr>
+            <w:lang w:val="zh_TW" w:bidi="zh_TW"/>
+          </w:rPr>
+          <w:rPr>
+            <w:color w:val="0000EE"/>
+            <w:u w:val="single"/>
+          </w:rPr>
+          <w:t>4:1–6</w:t>
+        </w:r>
+      </w:hyperlink>
+      <w:r>
+        <w:rPr>
+          <w:lang w:val="zh_TW" w:bidi="zh_TW"/>
+        </w:rPr>
+        <w:t>）。</w:t>
+      </w:r>
+    </w:p>
+    <w:p>
+      <w:pPr/>
+      <w:r>
+        <w:rPr>
+          <w:lang w:val="zh_TW" w:bidi="zh_TW"/>
+        </w:rPr>
+      </w:r>
+      <w:r>
+        <w:rPr>
+          <w:lang w:val="zh_TW" w:bidi="zh_TW"/>
+        </w:rPr>
+        <w:t>希伯來語使用的第三個詞，是動詞根kaphar</w:t>
+      </w:r>
+      <w:r>
+        <w:rPr>
+          <w:i/>
+          <w:lang w:val="zh_TW" w:bidi="zh_TW"/>
+        </w:rPr>
+        <w:t>，</w:t>
+      </w:r>
+      <w:r>
+        <w:rPr>
+          <w:lang w:val="zh_TW" w:bidi="zh_TW"/>
+        </w:rPr>
+        <w:t>意思是「遮蓋」。從這個詞根衍生出來的詞彙意指遮蓋罪、贖罪或補償。從中衍生出的名詞kopher</w:t>
+      </w:r>
+      <w:r>
+        <w:rPr>
+          <w:i/>
+          <w:lang w:val="zh_TW" w:bidi="zh_TW"/>
+        </w:rPr>
+        <w:t>，</w:t>
+      </w:r>
+      <w:r>
+        <w:rPr>
+          <w:lang w:val="zh_TW" w:bidi="zh_TW"/>
+        </w:rPr>
+        <w:t>在宗教意義上使用時，意指遮蓋罪的代價。</w:t>
+      </w:r>
+    </w:p>
+    <w:p>
+      <w:pPr/>
+      <w:r>
+        <w:rPr>
+          <w:lang w:val="zh_TW" w:bidi="zh_TW"/>
+        </w:rPr>
+      </w:r>
+      <w:r>
+        <w:rPr>
+          <w:lang w:val="zh_TW" w:bidi="zh_TW"/>
+        </w:rPr>
+        <w:t>這個詞用來指代，人為任何該治死的生命所支付的代價。一個上佳的例子是，牛的主人要為其牛隻</w:t>
+      </w:r>
+      <w:r>
+        <w:rPr>
+          <w:lang w:val="zh_TW" w:bidi="zh_TW"/>
+        </w:rPr>
+        <w:t>觸</w:t>
+      </w:r>
+      <w:r>
+        <w:rPr>
+          <w:lang w:val="zh_TW" w:bidi="zh_TW"/>
+        </w:rPr>
+        <w:t>死別人而支付贖價。根據律法，主人應該被治死，但他可以通過支付所需的價銀來贖回自己（</w:t>
+      </w:r>
+      <w:hyperlink r:id="rId133">
+        <w:r>
+          <w:rPr>
+            <w:lang w:val="zh_TW" w:bidi="zh_TW"/>
+          </w:rPr>
+          <w:rPr>
+            <w:color w:val="0000EE"/>
+            <w:u w:val="single"/>
+          </w:rPr>
+          <w:t>出21:28–32</w:t>
+        </w:r>
+      </w:hyperlink>
+      <w:r>
+        <w:rPr>
+          <w:lang w:val="zh_TW" w:bidi="zh_TW"/>
+        </w:rPr>
+        <w:t>）。</w:t>
+      </w:r>
+    </w:p>
+    <w:p>
+      <w:pPr/>
+      <w:r>
+        <w:rPr>
+          <w:lang w:val="zh_TW" w:bidi="zh_TW"/>
+        </w:rPr>
+      </w:r>
+      <w:r>
+        <w:rPr>
+          <w:lang w:val="zh_TW" w:bidi="zh_TW"/>
+        </w:rPr>
+        <w:t>在七十士譯本中，這三個希伯來詞彙被翻譯為不同的希臘詞。字根 padah 和 gaʾal 通常翻譯成 lutroō（「救贖、釋放、拯救」）及其相關名詞 lutron（「贖金」）。字根 kaphar 則多半譯作「贖罪」，例如 exilaskomai。雖然這些詞在希伯來語中各有不同，但希臘文的翻譯突顯了它們共同的重點：救贖必然涉及付出的代價，帶來拯救，或使人獲得自由。</w:t>
+      </w:r>
+    </w:p>
+    <w:p>
+      <w:pPr>
+        <w:pStyle w:val="Heading3"/>
+      </w:pPr>
+      <w:r>
+        <w:rPr>
+          <w:lang w:val="zh_TW" w:bidi="zh_TW"/>
+        </w:rPr>
+        <w:t>神是救贖者</w:t>
+      </w:r>
+    </w:p>
+    <w:p>
+      <w:pPr/>
+      <w:r>
+        <w:rPr>
+          <w:lang w:val="zh_TW" w:bidi="zh_TW"/>
+        </w:rPr>
+      </w:r>
+      <w:r>
+        <w:rPr>
+          <w:lang w:val="zh_TW" w:bidi="zh_TW"/>
+        </w:rPr>
+        <w:t>在舊約中，神救贖的對象通常是整體的百姓或國族，而不是個人。這種國家救贖概念的開端，見於神將百姓從埃及的奴役釋放出來。雖然他們為奴，但他們的神救贖了他們（</w:t>
+      </w:r>
+      <w:hyperlink r:id="rId134">
+        <w:r>
+          <w:rPr>
+            <w:lang w:val="zh_TW" w:bidi="zh_TW"/>
+          </w:rPr>
+          <w:rPr>
+            <w:color w:val="0000EE"/>
+            <w:u w:val="single"/>
+          </w:rPr>
+          <w:t>出6:6</w:t>
+        </w:r>
+      </w:hyperlink>
+      <w:r>
+        <w:rPr>
+          <w:lang w:val="zh_TW" w:bidi="zh_TW"/>
+        </w:rPr>
+        <w:t>；</w:t>
+      </w:r>
+      <w:hyperlink r:id="rId135">
+        <w:r>
+          <w:rPr>
+            <w:lang w:val="zh_TW" w:bidi="zh_TW"/>
+          </w:rPr>
+          <w:rPr>
+            <w:color w:val="0000EE"/>
+            <w:u w:val="single"/>
+          </w:rPr>
+          <w:t>申15:15</w:t>
+        </w:r>
+      </w:hyperlink>
+      <w:r>
+        <w:rPr>
+          <w:lang w:val="zh_TW" w:bidi="zh_TW"/>
+        </w:rPr>
+        <w:t>）。</w:t>
+      </w:r>
+    </w:p>
+    <w:p>
+      <w:pPr/>
+      <w:r>
+        <w:rPr>
+          <w:lang w:val="zh_TW" w:bidi="zh_TW"/>
+        </w:rPr>
+      </w:r>
+      <w:r>
+        <w:rPr>
+          <w:lang w:val="zh_TW" w:bidi="zh_TW"/>
+        </w:rPr>
+        <w:t>正如用於贖回或贖買的詞語所指，其中涉及固定贖金或代贖另一個生命。當救贖概念以神為主體，祂用大能或能力來救贖，就不需要支付贖金：「</w:t>
+      </w:r>
+      <w:r>
+        <w:rPr>
+          <w:lang w:val="zh_TW" w:bidi="zh_TW"/>
+        </w:rPr>
+        <w:t>我是耶和華；我要用伸出來的膀臂……救贖你們脫離他們的重擔，不做他們的苦工</w:t>
+      </w:r>
+      <w:r>
+        <w:rPr>
+          <w:lang w:val="zh_TW" w:bidi="zh_TW"/>
+        </w:rPr>
+        <w:t>」（</w:t>
+      </w:r>
+      <w:hyperlink r:id="rId134">
+        <w:r>
+          <w:rPr>
+            <w:lang w:val="zh_TW" w:bidi="zh_TW"/>
+          </w:rPr>
+          <w:rPr>
+            <w:color w:val="0000EE"/>
+            <w:u w:val="single"/>
+          </w:rPr>
+          <w:t>出6:6</w:t>
+        </w:r>
+      </w:hyperlink>
+      <w:r>
+        <w:rPr>
+          <w:lang w:val="zh_TW" w:bidi="zh_TW"/>
+        </w:rPr>
+        <w:t>；參</w:t>
+      </w:r>
+      <w:hyperlink r:id="rId135">
+        <w:r>
+          <w:rPr>
+            <w:lang w:val="zh_TW" w:bidi="zh_TW"/>
+          </w:rPr>
+          <w:rPr>
+            <w:color w:val="0000EE"/>
+            <w:u w:val="single"/>
+          </w:rPr>
+          <w:t>申15:15</w:t>
+        </w:r>
+      </w:hyperlink>
+      <w:r>
+        <w:rPr>
+          <w:lang w:val="zh_TW" w:bidi="zh_TW"/>
+        </w:rPr>
+        <w:t>）。同樣的想法延續至其他有需要和拯救的時刻，比如被擄時期。神是國族的拯救者（比如，</w:t>
+      </w:r>
+      <w:hyperlink r:id="rId136">
+        <w:r>
+          <w:rPr>
+            <w:lang w:val="zh_TW" w:bidi="zh_TW"/>
+          </w:rPr>
+          <w:rPr>
+            <w:color w:val="0000EE"/>
+            <w:u w:val="single"/>
+          </w:rPr>
+          <w:t>賽29:22</w:t>
+        </w:r>
+      </w:hyperlink>
+      <w:r>
+        <w:rPr>
+          <w:lang w:val="zh_TW" w:bidi="zh_TW"/>
+        </w:rPr>
+        <w:t>，</w:t>
+      </w:r>
+      <w:hyperlink r:id="rId137">
+        <w:r>
+          <w:rPr>
+            <w:lang w:val="zh_TW" w:bidi="zh_TW"/>
+          </w:rPr>
+          <w:rPr>
+            <w:color w:val="0000EE"/>
+            <w:u w:val="single"/>
+          </w:rPr>
+          <w:t>35:10</w:t>
+        </w:r>
+      </w:hyperlink>
+      <w:r>
+        <w:rPr>
+          <w:lang w:val="zh_TW" w:bidi="zh_TW"/>
+        </w:rPr>
+        <w:t>，</w:t>
+      </w:r>
+      <w:hyperlink r:id="rId138">
+        <w:r>
+          <w:rPr>
+            <w:lang w:val="zh_TW" w:bidi="zh_TW"/>
+          </w:rPr>
+          <w:rPr>
+            <w:color w:val="0000EE"/>
+            <w:u w:val="single"/>
+          </w:rPr>
+          <w:t>43:1</w:t>
+        </w:r>
+      </w:hyperlink>
+      <w:r>
+        <w:rPr>
+          <w:lang w:val="zh_TW" w:bidi="zh_TW"/>
+        </w:rPr>
+        <w:t>，</w:t>
+      </w:r>
+      <w:hyperlink r:id="rId139">
+        <w:r>
+          <w:rPr>
+            <w:lang w:val="zh_TW" w:bidi="zh_TW"/>
+          </w:rPr>
+          <w:rPr>
+            <w:color w:val="0000EE"/>
+            <w:u w:val="single"/>
+          </w:rPr>
+          <w:t>44:22</w:t>
+        </w:r>
+      </w:hyperlink>
+      <w:r>
+        <w:rPr>
+          <w:lang w:val="zh_TW" w:bidi="zh_TW"/>
+        </w:rPr>
+        <w:t>；</w:t>
+      </w:r>
+      <w:hyperlink r:id="rId140">
+        <w:r>
+          <w:rPr>
+            <w:lang w:val="zh_TW" w:bidi="zh_TW"/>
+          </w:rPr>
+          <w:rPr>
+            <w:color w:val="0000EE"/>
+            <w:u w:val="single"/>
+          </w:rPr>
+          <w:t>耶31:11</w:t>
+        </w:r>
+      </w:hyperlink>
+      <w:r>
+        <w:rPr>
+          <w:lang w:val="zh_TW" w:bidi="zh_TW"/>
+        </w:rPr>
+        <w:t>）。</w:t>
+      </w:r>
+    </w:p>
+    <w:p>
+      <w:pPr/>
+      <w:r>
+        <w:rPr>
+          <w:lang w:val="zh_TW" w:bidi="zh_TW"/>
+        </w:rPr>
+      </w:r>
+      <w:r>
+        <w:rPr>
+          <w:lang w:val="zh_TW" w:bidi="zh_TW"/>
+        </w:rPr>
+        <w:t>同樣，經文沒有任何暗示神為釋放祂的子民而付上贖金。神以自己的大能救贖。「</w:t>
+      </w:r>
+      <w:r>
+        <w:rPr>
+          <w:lang w:val="zh_TW" w:bidi="zh_TW"/>
+        </w:rPr>
+        <w:t>耶和華如此說</w:t>
+      </w:r>
+      <w:r>
+        <w:rPr>
+          <w:lang w:val="zh_TW" w:bidi="zh_TW"/>
+        </w:rPr>
+        <w:t>：『</w:t>
+      </w:r>
+      <w:r>
+        <w:rPr>
+          <w:lang w:val="zh_TW" w:bidi="zh_TW"/>
+        </w:rPr>
+        <w:t>你們是無價被賣的，也必無銀被贖</w:t>
+      </w:r>
+      <w:r>
+        <w:rPr>
+          <w:lang w:val="zh_TW" w:bidi="zh_TW"/>
+        </w:rPr>
+        <w:t>』」（</w:t>
+      </w:r>
+      <w:hyperlink r:id="rId141">
+        <w:r>
+          <w:rPr>
+            <w:lang w:val="zh_TW" w:bidi="zh_TW"/>
+          </w:rPr>
+          <w:rPr>
+            <w:color w:val="0000EE"/>
+            <w:u w:val="single"/>
+          </w:rPr>
+          <w:t>賽52:3</w:t>
+        </w:r>
+      </w:hyperlink>
+      <w:r>
+        <w:rPr>
+          <w:lang w:val="zh_TW" w:bidi="zh_TW"/>
+        </w:rPr>
+        <w:t>）。當居魯士讓百姓自由時，同樣沒有支付贖價（</w:t>
+      </w:r>
+      <w:hyperlink r:id="rId142">
+        <w:r>
+          <w:rPr>
+            <w:lang w:val="zh_TW" w:bidi="zh_TW"/>
+          </w:rPr>
+          <w:rPr>
+            <w:color w:val="0000EE"/>
+            <w:u w:val="single"/>
+          </w:rPr>
+          <w:t>45:13</w:t>
+        </w:r>
+      </w:hyperlink>
+      <w:r>
+        <w:rPr>
+          <w:lang w:val="zh_TW" w:bidi="zh_TW"/>
+        </w:rPr>
+        <w:t>）。</w:t>
+      </w:r>
+    </w:p>
+    <w:p>
+      <w:pPr/>
+      <w:r>
+        <w:rPr>
+          <w:lang w:val="zh_TW" w:bidi="zh_TW"/>
+        </w:rPr>
+      </w:r>
+      <w:r>
+        <w:rPr>
+          <w:lang w:val="zh_TW" w:bidi="zh_TW"/>
+        </w:rPr>
+        <w:t>在基督教社群中，尤其是在教會的早期，出現了需要支付贖金來贖罪的想法。事實上，人們經常被教導說，罪人實際上是被撒但囚禁。基督的死是神支付給撒但的贖金，以釋放罪人。這種教導並沒有聖經支持。基督的死是一種贖罪或挽回的行為，但這並不意味著祂的死是支付給撒但的贖金。聖經沒有任何地方，描繪神與撒但進行這樣的商業交易。十字架的救贖工作肯定屬於神的奧秘。</w:t>
+      </w:r>
+    </w:p>
+    <w:p>
+      <w:pPr>
+        <w:pStyle w:val="Heading3"/>
+      </w:pPr>
+      <w:r>
+        <w:rPr>
+          <w:lang w:val="zh_TW" w:bidi="zh_TW"/>
+        </w:rPr>
+        <w:t>救贖與彌賽亞</w:t>
+      </w:r>
+    </w:p>
+    <w:p>
+      <w:pPr/>
+      <w:r>
+        <w:rPr>
+          <w:lang w:val="zh_TW" w:bidi="zh_TW"/>
+        </w:rPr>
+      </w:r>
+      <w:r>
+        <w:rPr>
+          <w:lang w:val="zh_TW" w:bidi="zh_TW"/>
+        </w:rPr>
+        <w:t>在舊約中，救贖與彌賽亞的盼望密切相關。從出埃及的時候起，神就被啟示是拯救者。在被擄期間，救贖的盼望非常強烈。先知不斷言說神為救贖者或拯救者。這個盼望最終會透過神的受膏者，即彌賽亞來成就，祂就是大衛的後裔（</w:t>
+      </w:r>
+      <w:hyperlink r:id="rId143">
+        <w:r>
+          <w:rPr>
+            <w:lang w:val="zh_TW" w:bidi="zh_TW"/>
+          </w:rPr>
+          <w:rPr>
+            <w:color w:val="0000EE"/>
+            <w:u w:val="single"/>
+          </w:rPr>
+          <w:t>賽9:1–6</w:t>
+        </w:r>
+      </w:hyperlink>
+      <w:r>
+        <w:rPr>
+          <w:lang w:val="zh_TW" w:bidi="zh_TW"/>
+        </w:rPr>
+        <w:t>，</w:t>
+      </w:r>
+      <w:hyperlink r:id="rId144">
+        <w:r>
+          <w:rPr>
+            <w:lang w:val="zh_TW" w:bidi="zh_TW"/>
+          </w:rPr>
+          <w:rPr>
+            <w:color w:val="0000EE"/>
+            <w:u w:val="single"/>
+          </w:rPr>
+          <w:t>11:1–9</w:t>
+        </w:r>
+      </w:hyperlink>
+      <w:r>
+        <w:rPr>
+          <w:lang w:val="zh_TW" w:bidi="zh_TW"/>
+        </w:rPr>
+        <w:t>；</w:t>
+      </w:r>
+      <w:hyperlink r:id="rId91">
+        <w:r>
+          <w:rPr>
+            <w:lang w:val="zh_TW" w:bidi="zh_TW"/>
+          </w:rPr>
+          <w:rPr>
+            <w:color w:val="0000EE"/>
+            <w:u w:val="single"/>
+          </w:rPr>
+          <w:t>耶23:5–6</w:t>
+        </w:r>
+      </w:hyperlink>
+      <w:r>
+        <w:rPr>
+          <w:lang w:val="zh_TW" w:bidi="zh_TW"/>
+        </w:rPr>
+        <w:t>）。</w:t>
+      </w:r>
+    </w:p>
+    <w:p>
+      <w:pPr/>
+      <w:r>
+        <w:rPr>
+          <w:lang w:val="zh_TW" w:bidi="zh_TW"/>
+        </w:rPr>
+      </w:r>
+      <w:r>
+        <w:rPr>
+          <w:lang w:val="zh_TW" w:bidi="zh_TW"/>
+        </w:rPr>
+        <w:t>彌賽亞的盼望在被擄和逼迫期間變得更加強烈。事實上，在漫長的逼迫時期中，這種對彌賽亞拯救者的盼望，比以往任何時候都更強烈。這段時期通常被稱為兩約之間，持續了大約四個世紀，從最後一位先知直到施洗約翰和耶穌時代。</w:t>
+      </w:r>
+    </w:p>
+    <w:p>
+      <w:pPr/>
+      <w:r>
+        <w:rPr>
+          <w:lang w:val="zh_TW" w:bidi="zh_TW"/>
+        </w:rPr>
+      </w:r>
+      <w:r>
+        <w:rPr>
+          <w:lang w:val="zh_TW" w:bidi="zh_TW"/>
+        </w:rPr>
+        <w:t>基督徒相信在耶穌基督（或耶穌彌賽亞）裡，我們看到舊約救贖概念的實現。救贖的意象在福音書非常明顯。施洗約翰將拿撒勒的耶穌，描繪為應驗了神救贖的國度（</w:t>
+      </w:r>
+      <w:hyperlink r:id="rId145">
+        <w:r>
+          <w:rPr>
+            <w:lang w:val="zh_TW" w:bidi="zh_TW"/>
+          </w:rPr>
+          <w:rPr>
+            <w:color w:val="0000EE"/>
+            <w:u w:val="single"/>
+          </w:rPr>
+          <w:t>太3:12</w:t>
+        </w:r>
+      </w:hyperlink>
+      <w:r>
+        <w:rPr>
+          <w:lang w:val="zh_TW" w:bidi="zh_TW"/>
+        </w:rPr>
+        <w:t>），因此是以色列的彌賽亞。耶穌這位人子的來臨，是要捨命作多人的贖價（</w:t>
+      </w:r>
+      <w:hyperlink r:id="rId146">
+        <w:r>
+          <w:rPr>
+            <w:lang w:val="zh_TW" w:bidi="zh_TW"/>
+          </w:rPr>
+          <w:rPr>
+            <w:color w:val="0000EE"/>
+            <w:u w:val="single"/>
+          </w:rPr>
+          <w:t>太20:28</w:t>
+        </w:r>
+      </w:hyperlink>
+      <w:r>
+        <w:rPr>
+          <w:lang w:val="zh_TW" w:bidi="zh_TW"/>
+        </w:rPr>
+        <w:t>；</w:t>
+      </w:r>
+      <w:hyperlink r:id="rId147">
+        <w:r>
+          <w:rPr>
+            <w:lang w:val="zh_TW" w:bidi="zh_TW"/>
+          </w:rPr>
+          <w:rPr>
+            <w:color w:val="0000EE"/>
+            <w:u w:val="single"/>
+          </w:rPr>
+          <w:t>可10:45</w:t>
+        </w:r>
+      </w:hyperlink>
+      <w:r>
+        <w:rPr>
+          <w:lang w:val="zh_TW" w:bidi="zh_TW"/>
+        </w:rPr>
+        <w:t>）。彌賽亞的工作是代贖和具替代意義的。</w:t>
+      </w:r>
+    </w:p>
+    <w:p>
+      <w:pPr/>
+      <w:r>
+        <w:rPr>
+          <w:lang w:val="zh_TW" w:bidi="zh_TW"/>
+        </w:rPr>
+      </w:r>
+      <w:r>
+        <w:rPr>
+          <w:lang w:val="zh_TW" w:bidi="zh_TW"/>
+        </w:rPr>
+        <w:t>同樣的思想尤其見保羅著作。基督是向父獻上的挽回祭（</w:t>
+      </w:r>
+      <w:hyperlink r:id="rId148">
+        <w:r>
+          <w:rPr>
+            <w:lang w:val="zh_TW" w:bidi="zh_TW"/>
+          </w:rPr>
+          <w:rPr>
+            <w:color w:val="0000EE"/>
+            <w:u w:val="single"/>
+          </w:rPr>
+          <w:t>羅3:25</w:t>
+        </w:r>
+      </w:hyperlink>
+      <w:r>
+        <w:rPr>
+          <w:lang w:val="zh_TW" w:bidi="zh_TW"/>
+        </w:rPr>
+        <w:t>）。救贖是藉耶穌捨去生命（</w:t>
+      </w:r>
+      <w:hyperlink r:id="rId149">
+        <w:r>
+          <w:rPr>
+            <w:lang w:val="zh_TW" w:bidi="zh_TW"/>
+          </w:rPr>
+          <w:rPr>
+            <w:color w:val="0000EE"/>
+            <w:u w:val="single"/>
+          </w:rPr>
+          <w:t>徒20:28</w:t>
+        </w:r>
+      </w:hyperlink>
+      <w:r>
+        <w:rPr>
+          <w:lang w:val="zh_TW" w:bidi="zh_TW"/>
+        </w:rPr>
+        <w:t>），買贖百姓（</w:t>
+      </w:r>
+      <w:hyperlink r:id="rId150">
+        <w:r>
+          <w:rPr>
+            <w:lang w:val="zh_TW" w:bidi="zh_TW"/>
+          </w:rPr>
+          <w:rPr>
+            <w:color w:val="0000EE"/>
+            <w:u w:val="single"/>
+          </w:rPr>
+          <w:t>彼前2:9</w:t>
+        </w:r>
+      </w:hyperlink>
+      <w:r>
+        <w:rPr>
+          <w:lang w:val="zh_TW" w:bidi="zh_TW"/>
+        </w:rPr>
+        <w:t>；另見</w:t>
+      </w:r>
+      <w:hyperlink r:id="rId151">
+        <w:r>
+          <w:rPr>
+            <w:lang w:val="zh_TW" w:bidi="zh_TW"/>
+          </w:rPr>
+          <w:rPr>
+            <w:color w:val="0000EE"/>
+            <w:u w:val="single"/>
+          </w:rPr>
+          <w:t>林前7:22–24</w:t>
+        </w:r>
+      </w:hyperlink>
+      <w:r>
+        <w:rPr>
+          <w:lang w:val="zh_TW" w:bidi="zh_TW"/>
+        </w:rPr>
+        <w:t>；</w:t>
+      </w:r>
+      <w:hyperlink r:id="rId152">
+        <w:r>
+          <w:rPr>
+            <w:lang w:val="zh_TW" w:bidi="zh_TW"/>
+          </w:rPr>
+          <w:rPr>
+            <w:color w:val="0000EE"/>
+            <w:u w:val="single"/>
+          </w:rPr>
+          <w:t>林後5:14–17</w:t>
+        </w:r>
+      </w:hyperlink>
+      <w:r>
+        <w:rPr>
+          <w:lang w:val="zh_TW" w:bidi="zh_TW"/>
+        </w:rPr>
+        <w:t>）。這些都是用來表達救贖或贖罪核心思想的詞語或表達方式。耶穌基督是在自己身上，成就聖經救贖概念的人，並藉著祂的犧牲為罪人賜下救贖。</w:t>
+      </w:r>
+    </w:p>
+    <w:p>
+      <w:pPr/>
+      <w:r>
+        <w:rPr>
+          <w:lang w:val="zh_TW" w:bidi="zh_TW"/>
+        </w:rPr>
+      </w:r>
+      <w:r>
+        <w:rPr>
+          <w:lang w:val="zh_TW" w:bidi="zh_TW"/>
+        </w:rPr>
+        <w:t>救贖的概念對神的百姓有深刻意義。在舊約中，這概念說明了一個真理：神是其立約百姓的救主。雖然以色列因否認神的律法而陷入罪中，但神並沒有毀滅他們，而是在他們悔改時再悅納他們。</w:t>
+      </w:r>
+    </w:p>
+    <w:p>
+      <w:pPr/>
+      <w:r>
+        <w:rPr>
+          <w:lang w:val="zh_TW" w:bidi="zh_TW"/>
+        </w:rPr>
+      </w:r>
+      <w:r>
+        <w:rPr>
+          <w:lang w:val="zh_TW" w:bidi="zh_TW"/>
+        </w:rPr>
+        <w:t>尤其是在在先知書中，神的救贖工作會藉彌賽亞及其救贖的犧牲來完成。耶穌的追隨者相信祂是彌賽亞，會為整個世界提供救贖。與救贖的概念相伴的是神的愛，這是得著永生的基礎（</w:t>
+      </w:r>
+      <w:hyperlink r:id="rId153">
+        <w:r>
+          <w:rPr>
+            <w:lang w:val="zh_TW" w:bidi="zh_TW"/>
+          </w:rPr>
+          <w:rPr>
+            <w:color w:val="0000EE"/>
+            <w:u w:val="single"/>
+          </w:rPr>
+          <w:t>約3:16</w:t>
+        </w:r>
+      </w:hyperlink>
+      <w:r>
+        <w:rPr>
+          <w:lang w:val="zh_TW" w:bidi="zh_TW"/>
+        </w:rPr>
+        <w:t>）。相信的人會從罪的束縛中解脫，並再次得著救贖之神的喜悅。</w:t>
+      </w:r>
+    </w:p>
+    <w:p>
+      <w:pPr/>
+      <w:r>
+        <w:rPr>
+          <w:lang w:val="zh_TW" w:bidi="zh_TW"/>
+        </w:rPr>
+      </w:r>
+      <w:r>
+        <w:rPr>
+          <w:i/>
+          <w:lang w:val="zh_TW" w:bidi="zh_TW"/>
+        </w:rPr>
+        <w:t>另見</w:t>
+      </w:r>
+      <w:r>
+        <w:rPr>
+          <w:lang w:val="zh_TW" w:bidi="zh_TW"/>
+        </w:rPr>
+        <w:t xml:space="preserve"> </w:t>
+      </w:r>
+      <w:r>
+        <w:rPr>
+          <w:lang w:val="zh_TW" w:bidi="zh_TW"/>
+        </w:rPr>
+        <w:t>贖罪</w:t>
+      </w:r>
+      <w:r>
+        <w:rPr>
+          <w:lang w:val="zh_TW" w:bidi="zh_TW"/>
+        </w:rPr>
+        <w:t>、</w:t>
+      </w:r>
+      <w:r>
+        <w:rPr>
+          <w:lang w:val="zh_TW" w:bidi="zh_TW"/>
+        </w:rPr>
+        <w:t>贖價</w:t>
+      </w:r>
+      <w:r>
+        <w:rPr>
+          <w:lang w:val="zh_TW" w:bidi="zh_TW"/>
+        </w:rPr>
+        <w:t>、</w:t>
+      </w:r>
+      <w:r>
+        <w:rPr>
+          <w:lang w:val="zh_TW" w:bidi="zh_TW"/>
+        </w:rPr>
+        <w:t>救恩</w:t>
+      </w:r>
+      <w:r>
+        <w:rPr>
+          <w:lang w:val="zh_TW" w:bidi="zh_TW"/>
+        </w:rPr>
+        <w:t>。</w:t>
+      </w:r>
+      <w:r>
+        <w:rPr>
+          <w:lang w:val="zh_TW" w:bidi="zh_TW"/>
+        </w:rPr>
+      </w:r>
+      <w:r>
+        <w:rPr>
+          <w:lang w:val="zh_TW" w:bidi="zh_TW"/>
+        </w:rPr>
+      </w:r>
+    </w:p>
+    <w:p>
+      <w:pPr/>
+      <w:r>
+        <w:rPr>
+          <w:lang w:val="zh_TW" w:bidi="zh_TW"/>
+        </w:rPr>
+      </w:r>
+    </w:p>
+    <w:p>
+      <w:pPr>
+        <w:pStyle w:val="Heading2"/>
+      </w:pPr>
+      <w:r>
+        <w:rPr>
+          <w:lang w:val="zh_TW" w:bidi="zh_TW"/>
+        </w:rPr>
+        <w:t>救主</w:t>
+      </w:r>
+      <w:r>
+        <w:rPr>
+          <w:lang w:val="zh_TW" w:bidi="zh_TW"/>
+        </w:rPr>
+      </w:r>
+    </w:p>
+    <w:p>
+      <w:pPr/>
+      <w:r>
+        <w:rPr>
+          <w:lang w:val="zh_TW" w:bidi="zh_TW"/>
+        </w:rPr>
+      </w:r>
+      <w:r>
+        <w:rPr>
+          <w:lang w:val="zh_TW" w:bidi="zh_TW"/>
+        </w:rPr>
+        <w:t>施行拯救或救援的那一位。「救主（savior）」這個詞在聖經中最常用來指神和耶穌基督。將耶穌理解為救主是接受聖經信息的一個關鍵真理。英文聖經在舊約中使用savior（救主）來翻譯希伯來文詞語</w:t>
+      </w:r>
+      <w:r>
+        <w:rPr>
+          <w:i/>
+          <w:lang w:val="zh_TW" w:bidi="zh_TW"/>
+        </w:rPr>
+        <w:t>yasha'</w:t>
+      </w:r>
+      <w:r>
+        <w:rPr>
+          <w:lang w:val="zh_TW" w:bidi="zh_TW"/>
+        </w:rPr>
+        <w:t xml:space="preserve"> 的各種形式，這個詞的意思是「拯救（save）」、「救助（deliver）」或「救援（rescue）」。通常，「救主」這個詞用來翻譯動詞 </w:t>
+      </w:r>
+      <w:r>
+        <w:rPr>
+          <w:i/>
+          <w:lang w:val="zh_TW" w:bidi="zh_TW"/>
+        </w:rPr>
+        <w:t xml:space="preserve">moshia‘ </w:t>
+      </w:r>
+      <w:r>
+        <w:rPr>
+          <w:lang w:val="zh_TW" w:bidi="zh_TW"/>
+        </w:rPr>
+        <w:t>的分詞形式 ，意思是「施行拯救的那一位」。以這種方式使用時，「救主」在舊約中出現13或14次，具體數量取決於所使用的譯本。</w:t>
+      </w:r>
+    </w:p>
+    <w:p>
+      <w:pPr/>
+      <w:r>
+        <w:rPr>
+          <w:lang w:val="zh_TW" w:bidi="zh_TW"/>
+        </w:rPr>
+      </w:r>
+      <w:r>
+        <w:rPr>
+          <w:lang w:val="zh_TW" w:bidi="zh_TW"/>
+        </w:rPr>
+        <w:t>「救主」這個詞的基本理解是那位實行拯救或救援的人，這在</w:t>
+      </w:r>
+      <w:hyperlink r:id="rId154">
+        <w:r>
+          <w:rPr>
+            <w:lang w:val="zh_TW" w:bidi="zh_TW"/>
+          </w:rPr>
+          <w:rPr>
+            <w:color w:val="0000EE"/>
+            <w:u w:val="single"/>
+          </w:rPr>
+          <w:t>申命記二十二章27節</w:t>
+        </w:r>
+      </w:hyperlink>
+      <w:r>
+        <w:rPr>
+          <w:lang w:val="zh_TW" w:bidi="zh_TW"/>
+        </w:rPr>
+        <w:t>得到體現，那裡的律法預見一種在需要時沒有救助者在附近的情況。</w:t>
+      </w:r>
+      <w:r>
+        <w:rPr>
+          <w:i/>
+          <w:lang w:val="zh_TW" w:bidi="zh_TW"/>
+        </w:rPr>
+        <w:t>Moshia‘</w:t>
+      </w:r>
+      <w:r>
+        <w:rPr>
+          <w:lang w:val="zh_TW" w:bidi="zh_TW"/>
+        </w:rPr>
+        <w:t xml:space="preserve"> 這個詞也應用於個人身上，例如俄陀聶和以笏都被稱為「拯救者」（</w:t>
+      </w:r>
+      <w:hyperlink r:id="rId155">
+        <w:r>
+          <w:rPr>
+            <w:lang w:val="zh_TW" w:bidi="zh_TW"/>
+          </w:rPr>
+          <w:rPr>
+            <w:color w:val="0000EE"/>
+            <w:u w:val="single"/>
+          </w:rPr>
+          <w:t>士3:9、15</w:t>
+        </w:r>
+      </w:hyperlink>
+      <w:r>
+        <w:rPr>
+          <w:lang w:val="zh_TW" w:bidi="zh_TW"/>
+        </w:rPr>
+        <w:t>），而</w:t>
+      </w:r>
+      <w:hyperlink r:id="rId156">
+        <w:r>
+          <w:rPr>
+            <w:lang w:val="zh_TW" w:bidi="zh_TW"/>
+          </w:rPr>
+          <w:rPr>
+            <w:color w:val="0000EE"/>
+            <w:u w:val="single"/>
+          </w:rPr>
+          <w:t>尼希米記九章27節</w:t>
+        </w:r>
+      </w:hyperlink>
+      <w:r>
+        <w:rPr>
+          <w:lang w:val="zh_TW" w:bidi="zh_TW"/>
+        </w:rPr>
+        <w:t>提到神所差遣的士師們被稱為神所差遣的拯救者。</w:t>
+      </w:r>
+      <w:hyperlink r:id="rId157">
+        <w:r>
+          <w:rPr>
+            <w:lang w:val="zh_TW" w:bidi="zh_TW"/>
+          </w:rPr>
+          <w:rPr>
+            <w:color w:val="0000EE"/>
+            <w:u w:val="single"/>
+          </w:rPr>
+          <w:t>列王紀下十三章5節</w:t>
+        </w:r>
+      </w:hyperlink>
+      <w:r>
+        <w:rPr>
+          <w:lang w:val="zh_TW" w:bidi="zh_TW"/>
+        </w:rPr>
+        <w:t>記載了主給以色列一位救主，指的是他們從亞蘭人手中得救。有些人認為這位拯救者是指猶大王耶羅波安二世；另一些人則認為是一位外邦君王，通常是哈馬的扎基爾（Zakir）王。然而，經文並未明確指出這位救主是誰。經文的重點在於神為祂的子民差遣了這位拯救者。在舊約中，大多數提到「救主」的經文是指神自己是以色列的救主，即使這個稱謂有時被用於其他人身上，也會明確指出這是神差遣或興起的。以色列人明白神是他們的救主，並在讚美的詩歌中（</w:t>
+      </w:r>
+      <w:hyperlink r:id="rId158">
+        <w:r>
+          <w:rPr>
+            <w:lang w:val="zh_TW" w:bidi="zh_TW"/>
+          </w:rPr>
+          <w:rPr>
+            <w:color w:val="0000EE"/>
+            <w:u w:val="single"/>
+          </w:rPr>
+          <w:t>詩17:7</w:t>
+        </w:r>
+      </w:hyperlink>
+      <w:r>
+        <w:rPr>
+          <w:lang w:val="zh_TW" w:bidi="zh_TW"/>
+        </w:rPr>
+        <w:t>，</w:t>
+      </w:r>
+      <w:hyperlink r:id="rId159">
+        <w:r>
+          <w:rPr>
+            <w:lang w:val="zh_TW" w:bidi="zh_TW"/>
+          </w:rPr>
+          <w:rPr>
+            <w:color w:val="0000EE"/>
+            <w:u w:val="single"/>
+          </w:rPr>
+          <w:t>106:1–12</w:t>
+        </w:r>
+      </w:hyperlink>
+      <w:r>
+        <w:rPr>
+          <w:lang w:val="zh_TW" w:bidi="zh_TW"/>
+        </w:rPr>
+        <w:t>）和求救的呼聲中宣告這一點（</w:t>
+      </w:r>
+      <w:hyperlink r:id="rId160">
+        <w:r>
+          <w:rPr>
+            <w:lang w:val="zh_TW" w:bidi="zh_TW"/>
+          </w:rPr>
+          <w:rPr>
+            <w:color w:val="0000EE"/>
+            <w:u w:val="single"/>
+          </w:rPr>
+          <w:t>耶14:8</w:t>
+        </w:r>
+      </w:hyperlink>
+      <w:r>
+        <w:rPr>
+          <w:lang w:val="zh_TW" w:bidi="zh_TW"/>
+        </w:rPr>
+        <w:t>）。大衛這樣稱頌神：「是我的高臺，是我的避難所。我的救主」（</w:t>
+      </w:r>
+      <w:hyperlink r:id="rId161">
+        <w:r>
+          <w:rPr>
+            <w:lang w:val="zh_TW" w:bidi="zh_TW"/>
+          </w:rPr>
+          <w:rPr>
+            <w:color w:val="0000EE"/>
+            <w:u w:val="single"/>
+          </w:rPr>
+          <w:t>撒下22:3</w:t>
+        </w:r>
+      </w:hyperlink>
+      <w:r>
+        <w:rPr>
+          <w:lang w:val="zh_TW" w:bidi="zh_TW"/>
+        </w:rPr>
+        <w:t>）。詩篇的作者經常稱頌耶和華為他們的「幫助」或「拯救」（</w:t>
+      </w:r>
+      <w:hyperlink r:id="rId162">
+        <w:r>
+          <w:rPr>
+            <w:lang w:val="zh_TW" w:bidi="zh_TW"/>
+          </w:rPr>
+          <w:rPr>
+            <w:color w:val="0000EE"/>
+            <w:u w:val="single"/>
+          </w:rPr>
+          <w:t>詩27:9</w:t>
+        </w:r>
+      </w:hyperlink>
+      <w:r>
+        <w:rPr>
+          <w:lang w:val="zh_TW" w:bidi="zh_TW"/>
+        </w:rPr>
+        <w:t>，</w:t>
+      </w:r>
+      <w:hyperlink r:id="rId80">
+        <w:r>
+          <w:rPr>
+            <w:lang w:val="zh_TW" w:bidi="zh_TW"/>
+          </w:rPr>
+          <w:rPr>
+            <w:color w:val="0000EE"/>
+            <w:u w:val="single"/>
+          </w:rPr>
+          <w:t>38:22</w:t>
+        </w:r>
+      </w:hyperlink>
+      <w:r>
+        <w:rPr>
+          <w:lang w:val="zh_TW" w:bidi="zh_TW"/>
+        </w:rPr>
+        <w:t>，</w:t>
+      </w:r>
+      <w:hyperlink r:id="rId163">
+        <w:r>
+          <w:rPr>
+            <w:lang w:val="zh_TW" w:bidi="zh_TW"/>
+          </w:rPr>
+          <w:rPr>
+            <w:color w:val="0000EE"/>
+            <w:u w:val="single"/>
+          </w:rPr>
+          <w:t>42:5、11</w:t>
+        </w:r>
+      </w:hyperlink>
+      <w:r>
+        <w:rPr>
+          <w:lang w:val="zh_TW" w:bidi="zh_TW"/>
+        </w:rPr>
+        <w:t>，</w:t>
+      </w:r>
+      <w:hyperlink r:id="rId85">
+        <w:r>
+          <w:rPr>
+            <w:lang w:val="zh_TW" w:bidi="zh_TW"/>
+          </w:rPr>
+          <w:rPr>
+            <w:color w:val="0000EE"/>
+            <w:u w:val="single"/>
+          </w:rPr>
+          <w:t>65:5</w:t>
+        </w:r>
+      </w:hyperlink>
+      <w:r>
+        <w:rPr>
+          <w:lang w:val="zh_TW" w:bidi="zh_TW"/>
+        </w:rPr>
+        <w:t>，</w:t>
+      </w:r>
+      <w:hyperlink r:id="rId164">
+        <w:r>
+          <w:rPr>
+            <w:lang w:val="zh_TW" w:bidi="zh_TW"/>
+          </w:rPr>
+          <w:rPr>
+            <w:color w:val="0000EE"/>
+            <w:u w:val="single"/>
+          </w:rPr>
+          <w:t>68:19</w:t>
+        </w:r>
+      </w:hyperlink>
+      <w:r>
+        <w:rPr>
+          <w:lang w:val="zh_TW" w:bidi="zh_TW"/>
+        </w:rPr>
+        <w:t>，</w:t>
+      </w:r>
+      <w:hyperlink r:id="rId165">
+        <w:r>
+          <w:rPr>
+            <w:lang w:val="zh_TW" w:bidi="zh_TW"/>
+          </w:rPr>
+          <w:rPr>
+            <w:color w:val="0000EE"/>
+            <w:u w:val="single"/>
+          </w:rPr>
+          <w:t>79:9</w:t>
+        </w:r>
+      </w:hyperlink>
+      <w:r>
+        <w:rPr>
+          <w:lang w:val="zh_TW" w:bidi="zh_TW"/>
+        </w:rPr>
+        <w:t>，</w:t>
+      </w:r>
+      <w:hyperlink r:id="rId166">
+        <w:r>
+          <w:rPr>
+            <w:lang w:val="zh_TW" w:bidi="zh_TW"/>
+          </w:rPr>
+          <w:rPr>
+            <w:color w:val="0000EE"/>
+            <w:u w:val="single"/>
+          </w:rPr>
+          <w:t>85:4</w:t>
+        </w:r>
+      </w:hyperlink>
+      <w:r>
+        <w:rPr>
+          <w:lang w:val="zh_TW" w:bidi="zh_TW"/>
+        </w:rPr>
+        <w:t>，</w:t>
+      </w:r>
+      <w:hyperlink r:id="rId167">
+        <w:r>
+          <w:rPr>
+            <w:lang w:val="zh_TW" w:bidi="zh_TW"/>
+          </w:rPr>
+          <w:rPr>
+            <w:color w:val="0000EE"/>
+            <w:u w:val="single"/>
+          </w:rPr>
+          <w:t>89:26</w:t>
+        </w:r>
+      </w:hyperlink>
+      <w:r>
+        <w:rPr>
+          <w:lang w:val="zh_TW" w:bidi="zh_TW"/>
+        </w:rPr>
+        <w:t>）。對以色列人來說，出埃及無疑是他們最偉大的拯救經歷，並奠定了他們認識神是救主的基礎。詩篇的作者在回憶以色列鑄造金牛犢的罪時，宣告說：「忘了神—他們的救主；他曾在埃及行大事」（</w:t>
+      </w:r>
+      <w:hyperlink r:id="rId168">
+        <w:r>
+          <w:rPr>
+            <w:lang w:val="zh_TW" w:bidi="zh_TW"/>
+          </w:rPr>
+          <w:rPr>
+            <w:color w:val="0000EE"/>
+            <w:u w:val="single"/>
+          </w:rPr>
+          <w:t>詩106:21</w:t>
+        </w:r>
+      </w:hyperlink>
+      <w:r>
+        <w:rPr>
+          <w:lang w:val="zh_TW" w:bidi="zh_TW"/>
+        </w:rPr>
+        <w:t>；參</w:t>
+      </w:r>
+      <w:hyperlink r:id="rId169">
+        <w:r>
+          <w:rPr>
+            <w:lang w:val="zh_TW" w:bidi="zh_TW"/>
+          </w:rPr>
+          <w:rPr>
+            <w:color w:val="0000EE"/>
+            <w:u w:val="single"/>
+          </w:rPr>
+          <w:t>賽63:11</w:t>
+        </w:r>
+      </w:hyperlink>
+      <w:r>
+        <w:rPr>
+          <w:lang w:val="zh_TW" w:bidi="zh_TW"/>
+        </w:rPr>
+        <w:t>；</w:t>
+      </w:r>
+      <w:hyperlink r:id="rId170">
+        <w:r>
+          <w:rPr>
+            <w:lang w:val="zh_TW" w:bidi="zh_TW"/>
+          </w:rPr>
+          <w:rPr>
+            <w:color w:val="0000EE"/>
+            <w:u w:val="single"/>
+          </w:rPr>
+          <w:t>何13:4–6</w:t>
+        </w:r>
+      </w:hyperlink>
+      <w:r>
+        <w:rPr>
+          <w:lang w:val="zh_TW" w:bidi="zh_TW"/>
+        </w:rPr>
+        <w:t>）。在以賽亞書中，「救主」這個稱謂經常用來強調神的獨一性。神被視為唯一的救主，與外邦的神祇和偶像形成鮮明對比：「惟有我是耶和華； 除我以外沒有救主。我曾指示，我曾拯救，我曾說明，並且在你們中間沒有別神。 」（</w:t>
+      </w:r>
+      <w:hyperlink r:id="rId171">
+        <w:r>
+          <w:rPr>
+            <w:lang w:val="zh_TW" w:bidi="zh_TW"/>
+          </w:rPr>
+          <w:rPr>
+            <w:color w:val="0000EE"/>
+            <w:u w:val="single"/>
+          </w:rPr>
+          <w:t>賽43:11–12</w:t>
+        </w:r>
+      </w:hyperlink>
+      <w:r>
+        <w:rPr>
+          <w:lang w:val="zh_TW" w:bidi="zh_TW"/>
+        </w:rPr>
+        <w:t>）。以賽亞進一步指出，神會藉著以色列未來的祝福與復興，顯明祂自己為救主（</w:t>
+      </w:r>
+      <w:hyperlink r:id="rId172">
+        <w:r>
+          <w:rPr>
+            <w:lang w:val="zh_TW" w:bidi="zh_TW"/>
+          </w:rPr>
+          <w:rPr>
+            <w:color w:val="0000EE"/>
+            <w:u w:val="single"/>
+          </w:rPr>
+          <w:t>49:26</w:t>
+        </w:r>
+      </w:hyperlink>
+      <w:r>
+        <w:rPr>
+          <w:lang w:val="zh_TW" w:bidi="zh_TW"/>
+        </w:rPr>
+        <w:t>，</w:t>
+      </w:r>
+      <w:hyperlink r:id="rId173">
+        <w:r>
+          <w:rPr>
+            <w:lang w:val="zh_TW" w:bidi="zh_TW"/>
+          </w:rPr>
+          <w:rPr>
+            <w:color w:val="0000EE"/>
+            <w:u w:val="single"/>
+          </w:rPr>
+          <w:t>60:16</w:t>
+        </w:r>
+      </w:hyperlink>
+      <w:r>
+        <w:rPr>
+          <w:lang w:val="zh_TW" w:bidi="zh_TW"/>
+        </w:rPr>
+        <w:t>）。雖然「救主」這個稱謂在舊約中並未直接應用於彌賽亞，但像</w:t>
+      </w:r>
+      <w:hyperlink r:id="rId92">
+        <w:r>
+          <w:rPr>
+            <w:lang w:val="zh_TW" w:bidi="zh_TW"/>
+          </w:rPr>
+          <w:rPr>
+            <w:color w:val="0000EE"/>
+            <w:u w:val="single"/>
+          </w:rPr>
+          <w:t>撒迦利亞書九章9節</w:t>
+        </w:r>
+      </w:hyperlink>
+      <w:r>
+        <w:rPr>
+          <w:lang w:val="zh_TW" w:bidi="zh_TW"/>
+        </w:rPr>
+        <w:t>這樣的經文暗示了神的受膏者將是一位拯救者。一些次經使用「救主」來稱呼神，有些則使用「永恆的救主」（</w:t>
+      </w:r>
+      <w:hyperlink r:id="rId174">
+        <w:r>
+          <w:rPr>
+            <w:lang w:val="zh_TW" w:bidi="zh_TW"/>
+          </w:rPr>
+          <w:rPr>
+            <w:color w:val="0000EE"/>
+            <w:u w:val="single"/>
+          </w:rPr>
+          <w:t>巴錄書4:22</w:t>
+        </w:r>
+      </w:hyperlink>
+      <w:r>
+        <w:rPr>
+          <w:lang w:val="zh_TW" w:bidi="zh_TW"/>
+        </w:rPr>
+        <w:t>）或「以色列永遠的救主」（</w:t>
+      </w:r>
+      <w:hyperlink r:id="rId175">
+        <w:r>
+          <w:rPr>
+            <w:lang w:val="zh_TW" w:bidi="zh_TW"/>
+          </w:rPr>
+          <w:rPr>
+            <w:color w:val="0000EE"/>
+            <w:u w:val="single"/>
+          </w:rPr>
+          <w:t>馬加比三書7:16</w:t>
+        </w:r>
+      </w:hyperlink>
+      <w:r>
+        <w:rPr>
+          <w:lang w:val="zh_TW" w:bidi="zh_TW"/>
+        </w:rPr>
+        <w:t>）這崇高的稱號。這種後期的用法也說明了神是能拯救以色列的那一位。</w:t>
+      </w:r>
+    </w:p>
+    <w:p>
+      <w:pPr/>
+      <w:r>
+        <w:rPr>
+          <w:lang w:val="zh_TW" w:bidi="zh_TW"/>
+        </w:rPr>
+      </w:r>
+      <w:r>
+        <w:rPr>
+          <w:lang w:val="zh_TW" w:bidi="zh_TW"/>
+        </w:rPr>
+        <w:t>希臘文獻中使用的soter（「救主」、「拯救者」來自動詞sozo，意思是「拯救」、「救援」）同時指神和人。例如，希羅多德一度將雅典人稱為希臘的「救主」（</w:t>
+      </w:r>
+      <w:r>
+        <w:rPr>
+          <w:i/>
+          <w:lang w:val="zh_TW" w:bidi="zh_TW"/>
+        </w:rPr>
+        <w:t>波斯戰爭Persian Wars</w:t>
+      </w:r>
+      <w:r>
+        <w:rPr>
+          <w:lang w:val="zh_TW" w:bidi="zh_TW"/>
+        </w:rPr>
+        <w:t>7.139.5）。在七十士譯本中，soter（「救主」）用來翻譯希伯來文yasha‘（「拯救」）的各種形式。Soter在新約中出現24次，並且專門用於神和耶穌基督（8次用於神，16次用於基督）。soter在新約出現的24次中，10次出現在書信中，5次出現在彼得後書中。在</w:t>
+      </w:r>
+      <w:hyperlink r:id="rId176">
+        <w:r>
+          <w:rPr>
+            <w:lang w:val="zh_TW" w:bidi="zh_TW"/>
+          </w:rPr>
+          <w:rPr>
+            <w:color w:val="0000EE"/>
+            <w:u w:val="single"/>
+          </w:rPr>
+          <w:t>路加福音一章47節</w:t>
+        </w:r>
+      </w:hyperlink>
+      <w:r>
+        <w:rPr>
+          <w:lang w:val="zh_TW" w:bidi="zh_TW"/>
+        </w:rPr>
+        <w:t>，馬利亞在她的讚美詩中稱頌神為救主，這反映了舊約的影響。耶穌的名字（希臘文是約書亞）意思是「主是拯救」，這名字是預表耶穌作為救主的功能（</w:t>
+      </w:r>
+      <w:hyperlink r:id="rId177">
+        <w:r>
+          <w:rPr>
+            <w:lang w:val="zh_TW" w:bidi="zh_TW"/>
+          </w:rPr>
+          <w:rPr>
+            <w:color w:val="0000EE"/>
+            <w:u w:val="single"/>
+          </w:rPr>
+          <w:t>太1:21</w:t>
+        </w:r>
+      </w:hyperlink>
+      <w:r>
+        <w:rPr>
+          <w:lang w:val="zh_TW" w:bidi="zh_TW"/>
+        </w:rPr>
+        <w:t>）。作為救主，耶穌完成了神所應許的救贖計劃（</w:t>
+      </w:r>
+      <w:hyperlink r:id="rId178">
+        <w:r>
+          <w:rPr>
+            <w:lang w:val="zh_TW" w:bidi="zh_TW"/>
+          </w:rPr>
+          <w:rPr>
+            <w:color w:val="0000EE"/>
+            <w:u w:val="single"/>
+          </w:rPr>
+          <w:t>徒13:23</w:t>
+        </w:r>
+      </w:hyperlink>
+      <w:r>
+        <w:rPr>
+          <w:lang w:val="zh_TW" w:bidi="zh_TW"/>
+        </w:rPr>
+        <w:t>；</w:t>
+      </w:r>
+      <w:hyperlink r:id="rId179">
+        <w:r>
+          <w:rPr>
+            <w:lang w:val="zh_TW" w:bidi="zh_TW"/>
+          </w:rPr>
+          <w:rPr>
+            <w:color w:val="0000EE"/>
+            <w:u w:val="single"/>
+          </w:rPr>
+          <w:t>多3:4</w:t>
+        </w:r>
+      </w:hyperlink>
+      <w:r>
+        <w:rPr>
+          <w:lang w:val="zh_TW" w:bidi="zh_TW"/>
+        </w:rPr>
+        <w:t>），為人類提供了救贖（</w:t>
+      </w:r>
+      <w:hyperlink r:id="rId180">
+        <w:r>
+          <w:rPr>
+            <w:lang w:val="zh_TW" w:bidi="zh_TW"/>
+          </w:rPr>
+          <w:rPr>
+            <w:color w:val="0000EE"/>
+            <w:u w:val="single"/>
+          </w:rPr>
+          <w:t>多2:13–14</w:t>
+        </w:r>
+      </w:hyperlink>
+      <w:r>
+        <w:rPr>
+          <w:lang w:val="zh_TW" w:bidi="zh_TW"/>
+        </w:rPr>
+        <w:t>），並成為信徒的盼望（</w:t>
+      </w:r>
+      <w:hyperlink r:id="rId181">
+        <w:r>
+          <w:rPr>
+            <w:lang w:val="zh_TW" w:bidi="zh_TW"/>
+          </w:rPr>
+          <w:rPr>
+            <w:color w:val="0000EE"/>
+            <w:u w:val="single"/>
+          </w:rPr>
+          <w:t>腓3:20–21</w:t>
+        </w:r>
+      </w:hyperlink>
+      <w:r>
+        <w:rPr>
+          <w:lang w:val="zh_TW" w:bidi="zh_TW"/>
+        </w:rPr>
+        <w:t>）。「救主」這個詞本身固有的概念是救人或將人從危險中拯救到安全的位置。耶穌已經將信徒從罪和死中拯救出來，帶入到永生和生命中（</w:t>
+      </w:r>
+      <w:hyperlink r:id="rId182">
+        <w:r>
+          <w:rPr>
+            <w:lang w:val="zh_TW" w:bidi="zh_TW"/>
+          </w:rPr>
+          <w:rPr>
+            <w:color w:val="0000EE"/>
+            <w:u w:val="single"/>
+          </w:rPr>
+          <w:t>提後1:10</w:t>
+        </w:r>
+      </w:hyperlink>
+      <w:r>
+        <w:rPr>
+          <w:lang w:val="zh_TW" w:bidi="zh_TW"/>
+        </w:rPr>
+        <w:t>）。雖然耶穌從未稱自己為救主（soter），但天使在耶穌降生時宣告祂為救主（</w:t>
+      </w:r>
+      <w:hyperlink r:id="rId183">
+        <w:r>
+          <w:rPr>
+            <w:lang w:val="zh_TW" w:bidi="zh_TW"/>
+          </w:rPr>
+          <w:rPr>
+            <w:color w:val="0000EE"/>
+            <w:u w:val="single"/>
+          </w:rPr>
+          <w:t>路2:11</w:t>
+        </w:r>
+      </w:hyperlink>
+      <w:r>
+        <w:rPr>
+          <w:lang w:val="zh_TW" w:bidi="zh_TW"/>
+        </w:rPr>
+        <w:t>），聽到耶穌話語的人承認耶穌是救主（</w:t>
+      </w:r>
+      <w:hyperlink r:id="rId184">
+        <w:r>
+          <w:rPr>
+            <w:lang w:val="zh_TW" w:bidi="zh_TW"/>
+          </w:rPr>
+          <w:rPr>
+            <w:color w:val="0000EE"/>
+            <w:u w:val="single"/>
+          </w:rPr>
+          <w:t>約4:42</w:t>
+        </w:r>
+      </w:hyperlink>
+      <w:r>
+        <w:rPr>
+          <w:lang w:val="zh_TW" w:bidi="zh_TW"/>
+        </w:rPr>
+        <w:t>），早期教會也宣告耶穌為救主（</w:t>
+      </w:r>
+      <w:hyperlink r:id="rId185">
+        <w:r>
+          <w:rPr>
+            <w:lang w:val="zh_TW" w:bidi="zh_TW"/>
+          </w:rPr>
+          <w:rPr>
+            <w:color w:val="0000EE"/>
+            <w:u w:val="single"/>
+          </w:rPr>
+          <w:t>徒5:31</w:t>
+        </w:r>
+      </w:hyperlink>
+      <w:r>
+        <w:rPr>
+          <w:lang w:val="zh_TW" w:bidi="zh_TW"/>
+        </w:rPr>
+        <w:t>，</w:t>
+      </w:r>
+      <w:hyperlink r:id="rId178">
+        <w:r>
+          <w:rPr>
+            <w:lang w:val="zh_TW" w:bidi="zh_TW"/>
+          </w:rPr>
+          <w:rPr>
+            <w:color w:val="0000EE"/>
+            <w:u w:val="single"/>
+          </w:rPr>
+          <w:t>13:23</w:t>
+        </w:r>
+      </w:hyperlink>
+      <w:r>
+        <w:rPr>
+          <w:lang w:val="zh_TW" w:bidi="zh_TW"/>
+        </w:rPr>
+        <w:t>）。救恩是耶穌使命的核心（</w:t>
+      </w:r>
+      <w:hyperlink r:id="rId186">
+        <w:r>
+          <w:rPr>
+            <w:lang w:val="zh_TW" w:bidi="zh_TW"/>
+          </w:rPr>
+          <w:rPr>
+            <w:color w:val="0000EE"/>
+            <w:u w:val="single"/>
+          </w:rPr>
+          <w:t>路19:10</w:t>
+        </w:r>
+      </w:hyperlink>
+      <w:r>
+        <w:rPr>
+          <w:lang w:val="zh_TW" w:bidi="zh_TW"/>
+        </w:rPr>
+        <w:t>）。保羅教導說，基督是教會現在（</w:t>
+      </w:r>
+      <w:hyperlink r:id="rId187">
+        <w:r>
+          <w:rPr>
+            <w:lang w:val="zh_TW" w:bidi="zh_TW"/>
+          </w:rPr>
+          <w:rPr>
+            <w:color w:val="0000EE"/>
+            <w:u w:val="single"/>
+          </w:rPr>
+          <w:t>弗5:23</w:t>
+        </w:r>
+      </w:hyperlink>
+      <w:r>
+        <w:rPr>
+          <w:lang w:val="zh_TW" w:bidi="zh_TW"/>
+        </w:rPr>
+        <w:t>）和將來（</w:t>
+      </w:r>
+      <w:hyperlink r:id="rId188">
+        <w:r>
+          <w:rPr>
+            <w:lang w:val="zh_TW" w:bidi="zh_TW"/>
+          </w:rPr>
+          <w:rPr>
+            <w:color w:val="0000EE"/>
+            <w:u w:val="single"/>
+          </w:rPr>
+          <w:t>腓3:20</w:t>
+        </w:r>
+      </w:hyperlink>
+      <w:r>
+        <w:rPr>
+          <w:lang w:val="zh_TW" w:bidi="zh_TW"/>
+        </w:rPr>
+        <w:t>）的救主。</w:t>
+      </w:r>
+    </w:p>
+    <w:p>
+      <w:pPr/>
+      <w:r>
+        <w:rPr>
+          <w:lang w:val="zh_TW" w:bidi="zh_TW"/>
+        </w:rPr>
+      </w:r>
+      <w:r>
+        <w:rPr>
+          <w:lang w:val="zh_TW" w:bidi="zh_TW"/>
+        </w:rPr>
+        <w:t>救主這個稱謂在教牧書信中應用於神，並且明確地代表神是所有人的救主（</w:t>
+      </w:r>
+      <w:hyperlink r:id="rId189">
+        <w:r>
+          <w:rPr>
+            <w:lang w:val="zh_TW" w:bidi="zh_TW"/>
+          </w:rPr>
+          <w:rPr>
+            <w:color w:val="0000EE"/>
+            <w:u w:val="single"/>
+          </w:rPr>
+          <w:t>提前2:3</w:t>
+        </w:r>
+      </w:hyperlink>
+      <w:r>
+        <w:rPr>
+          <w:lang w:val="zh_TW" w:bidi="zh_TW"/>
+        </w:rPr>
+        <w:t>，</w:t>
+      </w:r>
+      <w:hyperlink r:id="rId190">
+        <w:r>
+          <w:rPr>
+            <w:lang w:val="zh_TW" w:bidi="zh_TW"/>
+          </w:rPr>
+          <w:rPr>
+            <w:color w:val="0000EE"/>
+            <w:u w:val="single"/>
+          </w:rPr>
+          <w:t>4:10</w:t>
+        </w:r>
+      </w:hyperlink>
+      <w:r>
+        <w:rPr>
+          <w:lang w:val="zh_TW" w:bidi="zh_TW"/>
+        </w:rPr>
+        <w:t>）。教牧書信還明確地稱耶穌為救主（</w:t>
+      </w:r>
+      <w:hyperlink r:id="rId182">
+        <w:r>
+          <w:rPr>
+            <w:lang w:val="zh_TW" w:bidi="zh_TW"/>
+          </w:rPr>
+          <w:rPr>
+            <w:color w:val="0000EE"/>
+            <w:u w:val="single"/>
+          </w:rPr>
+          <w:t>提後1:10</w:t>
+        </w:r>
+      </w:hyperlink>
+      <w:r>
+        <w:rPr>
+          <w:lang w:val="zh_TW" w:bidi="zh_TW"/>
+        </w:rPr>
+        <w:t>；</w:t>
+      </w:r>
+      <w:hyperlink r:id="rId191">
+        <w:r>
+          <w:rPr>
+            <w:lang w:val="zh_TW" w:bidi="zh_TW"/>
+          </w:rPr>
+          <w:rPr>
+            <w:color w:val="0000EE"/>
+            <w:u w:val="single"/>
+          </w:rPr>
+          <w:t>多3:6</w:t>
+        </w:r>
+      </w:hyperlink>
+      <w:r>
+        <w:rPr>
+          <w:lang w:val="zh_TW" w:bidi="zh_TW"/>
+        </w:rPr>
+        <w:t>），在某些情況下也宣稱祂耶穌是神—救主（</w:t>
+      </w:r>
+      <w:hyperlink r:id="rId192">
+        <w:r>
+          <w:rPr>
+            <w:lang w:val="zh_TW" w:bidi="zh_TW"/>
+          </w:rPr>
+          <w:rPr>
+            <w:color w:val="0000EE"/>
+            <w:u w:val="single"/>
+          </w:rPr>
+          <w:t>多2:13，</w:t>
+        </w:r>
+      </w:hyperlink>
+      <w:hyperlink r:id="rId193">
+        <w:r>
+          <w:rPr>
+            <w:lang w:val="zh_TW" w:bidi="zh_TW"/>
+          </w:rPr>
+          <w:rPr>
+            <w:color w:val="0000EE"/>
+            <w:u w:val="single"/>
+          </w:rPr>
+          <w:t>3:4–6</w:t>
+        </w:r>
+      </w:hyperlink>
+      <w:r>
+        <w:rPr>
+          <w:lang w:val="zh_TW" w:bidi="zh_TW"/>
+        </w:rPr>
+        <w:t>）在整卷彼得後書中，救主是耶穌基督的稱謂（例如，</w:t>
+      </w:r>
+      <w:hyperlink r:id="rId194">
+        <w:r>
+          <w:rPr>
+            <w:lang w:val="zh_TW" w:bidi="zh_TW"/>
+          </w:rPr>
+          <w:rPr>
+            <w:color w:val="0000EE"/>
+            <w:u w:val="single"/>
+          </w:rPr>
+          <w:t>彼後2:20</w:t>
+        </w:r>
+      </w:hyperlink>
+      <w:r>
+        <w:rPr>
+          <w:lang w:val="zh_TW" w:bidi="zh_TW"/>
+        </w:rPr>
+        <w:t>）。約翰在他的第一封書信中，用這個詞來描述耶穌是父差來拯救世人的救主（</w:t>
+      </w:r>
+      <w:hyperlink r:id="rId195">
+        <w:r>
+          <w:rPr>
+            <w:lang w:val="zh_TW" w:bidi="zh_TW"/>
+          </w:rPr>
+          <w:rPr>
+            <w:color w:val="0000EE"/>
+            <w:u w:val="single"/>
+          </w:rPr>
+          <w:t>約一4:14</w:t>
+        </w:r>
+      </w:hyperlink>
+      <w:r>
+        <w:rPr>
+          <w:lang w:val="zh_TW" w:bidi="zh_TW"/>
+        </w:rPr>
+        <w:t>）。</w:t>
+      </w:r>
+    </w:p>
+    <w:p>
+      <w:pPr/>
+      <w:r>
+        <w:rPr>
+          <w:lang w:val="zh_TW" w:bidi="zh_TW"/>
+        </w:rPr>
+      </w:r>
+      <w:r>
+        <w:rPr>
+          <w:i/>
+          <w:lang w:val="zh_TW" w:bidi="zh_TW"/>
+        </w:rPr>
+        <w:t>另見</w:t>
+      </w:r>
+      <w:r>
+        <w:rPr>
+          <w:lang w:val="zh_TW" w:bidi="zh_TW"/>
+        </w:rPr>
+        <w:t xml:space="preserve"> </w:t>
+      </w:r>
+      <w:r>
+        <w:rPr>
+          <w:lang w:val="zh_TW" w:bidi="zh_TW"/>
+        </w:rPr>
+        <w:t>救恩</w:t>
+      </w:r>
+      <w:r>
+        <w:rPr>
+          <w:lang w:val="zh_TW" w:bidi="zh_TW"/>
+        </w:rPr>
+        <w:t>。</w:t>
+      </w:r>
+      <w:r>
+        <w:rPr>
+          <w:lang w:val="zh_TW" w:bidi="zh_TW"/>
+        </w:rPr>
+      </w:r>
+      <w:r>
+        <w:rPr>
+          <w:lang w:val="zh_TW" w:bidi="zh_TW"/>
+        </w:rPr>
+      </w:r>
+    </w:p>
+    <w:p>
+      <w:pPr/>
+      <w:r>
+        <w:rPr>
+          <w:lang w:val="zh_TW" w:bidi="zh_TW"/>
+        </w:rPr>
+      </w:r>
+    </w:p>
+    <w:p>
+      <w:pPr>
+        <w:pStyle w:val="Heading2"/>
+      </w:pPr>
+      <w:r>
+        <w:rPr>
+          <w:lang w:val="zh_TW" w:bidi="zh_TW"/>
+        </w:rPr>
+        <w:t>舊人與新人</w:t>
+      </w:r>
+      <w:r>
+        <w:rPr>
+          <w:lang w:val="zh_TW" w:bidi="zh_TW"/>
+        </w:rPr>
+      </w:r>
+    </w:p>
+    <w:p>
+      <w:pPr/>
+      <w:r>
+        <w:rPr>
+          <w:lang w:val="zh_TW" w:bidi="zh_TW"/>
+        </w:rPr>
+      </w:r>
+      <w:r>
+        <w:rPr>
+          <w:lang w:val="zh_TW" w:bidi="zh_TW"/>
+        </w:rPr>
+        <w:t>聖經用這個概念，描述人在基督裡的狀態。人按照神的形像被造，目的是要與祂相交（</w:t>
+      </w:r>
+      <w:hyperlink r:id="rId196">
+        <w:r>
+          <w:rPr>
+            <w:lang w:val="zh_TW" w:bidi="zh_TW"/>
+          </w:rPr>
+          <w:rPr>
+            <w:color w:val="0000EE"/>
+            <w:u w:val="single"/>
+          </w:rPr>
+          <w:t>創1:26–27</w:t>
+        </w:r>
+      </w:hyperlink>
+      <w:r>
+        <w:rPr>
+          <w:lang w:val="zh_TW" w:bidi="zh_TW"/>
+        </w:rPr>
+        <w:t>）。神曾在具體的情境中，向亞當和夏娃表明祂的旨意（</w:t>
+      </w:r>
+      <w:hyperlink r:id="rId197">
+        <w:r>
+          <w:rPr>
+            <w:lang w:val="zh_TW" w:bidi="zh_TW"/>
+          </w:rPr>
+          <w:rPr>
+            <w:color w:val="0000EE"/>
+            <w:u w:val="single"/>
+          </w:rPr>
+          <w:t>創2:15–17</w:t>
+        </w:r>
+      </w:hyperlink>
+      <w:r>
+        <w:rPr>
+          <w:lang w:val="zh_TW" w:bidi="zh_TW"/>
+        </w:rPr>
+        <w:t>），然而他們卻運用自由意志，違背了神的命令（</w:t>
+      </w:r>
+      <w:hyperlink r:id="rId198">
+        <w:r>
+          <w:rPr>
+            <w:lang w:val="zh_TW" w:bidi="zh_TW"/>
+          </w:rPr>
+          <w:rPr>
+            <w:color w:val="0000EE"/>
+            <w:u w:val="single"/>
+          </w:rPr>
+          <w:t>創3:1–7</w:t>
+        </w:r>
+      </w:hyperlink>
+      <w:r>
+        <w:rPr>
+          <w:lang w:val="zh_TW" w:bidi="zh_TW"/>
+        </w:rPr>
+        <w:t>）。因此，人類都死在罪中（</w:t>
+      </w:r>
+      <w:hyperlink r:id="rId199">
+        <w:r>
+          <w:rPr>
+            <w:lang w:val="zh_TW" w:bidi="zh_TW"/>
+          </w:rPr>
+          <w:rPr>
+            <w:color w:val="0000EE"/>
+            <w:u w:val="single"/>
+          </w:rPr>
+          <w:t>羅5:12–21</w:t>
+        </w:r>
+      </w:hyperlink>
+      <w:r>
+        <w:rPr>
+          <w:lang w:val="zh_TW" w:bidi="zh_TW"/>
+        </w:rPr>
+        <w:t>；</w:t>
+      </w:r>
+      <w:hyperlink r:id="rId200">
+        <w:r>
+          <w:rPr>
+            <w:lang w:val="zh_TW" w:bidi="zh_TW"/>
+          </w:rPr>
+          <w:rPr>
+            <w:color w:val="0000EE"/>
+            <w:u w:val="single"/>
+          </w:rPr>
+          <w:t>弗2:1–3</w:t>
+        </w:r>
+      </w:hyperlink>
+      <w:r>
+        <w:rPr>
+          <w:lang w:val="zh_TW" w:bidi="zh_TW"/>
+        </w:rPr>
+        <w:t>）。亞當和夏娃的罪被傳遞給全人類（即原罪），人生來就帶有犯罪的傾向（</w:t>
+      </w:r>
+      <w:hyperlink r:id="rId201">
+        <w:r>
+          <w:rPr>
+            <w:lang w:val="zh_TW" w:bidi="zh_TW"/>
+          </w:rPr>
+          <w:rPr>
+            <w:color w:val="0000EE"/>
+            <w:u w:val="single"/>
+          </w:rPr>
+          <w:t>詩51:5</w:t>
+        </w:r>
+      </w:hyperlink>
+      <w:r>
+        <w:rPr>
+          <w:lang w:val="zh_TW" w:bidi="zh_TW"/>
+        </w:rPr>
+        <w:t>），一旦達到道德責任的年齡，人便會開始犯罪。保羅稱這種狀態為「舊人」，舊人雖然可以遵守部份律法，並作出善行，但舊人永遠無法靠自己所做足夠的善事來換取救恩。舊人必須被更新為「新人」，否則將承受罪的惡果。唯有神能成就這種徹底的改變，人只能憑信心領受神白白的恩典。</w:t>
+      </w:r>
+    </w:p>
+    <w:p>
+      <w:pPr/>
+      <w:r>
+        <w:rPr>
+          <w:lang w:val="zh_TW" w:bidi="zh_TW"/>
+        </w:rPr>
+      </w:r>
+      <w:r>
+        <w:rPr>
+          <w:lang w:val="zh_TW" w:bidi="zh_TW"/>
+        </w:rPr>
+        <w:t>大衛在</w:t>
+      </w:r>
+      <w:hyperlink r:id="rId202">
+        <w:r>
+          <w:rPr>
+            <w:lang w:val="zh_TW" w:bidi="zh_TW"/>
+          </w:rPr>
+          <w:rPr>
+            <w:color w:val="0000EE"/>
+            <w:u w:val="single"/>
+          </w:rPr>
+          <w:t>詩篇五十一篇</w:t>
+        </w:r>
+      </w:hyperlink>
+      <w:r>
+        <w:rPr>
+          <w:lang w:val="zh_TW" w:bidi="zh_TW"/>
+        </w:rPr>
+        <w:t>中向神呼求，求祂除去自己罪孽的罪咎。在第</w:t>
+      </w:r>
+      <w:hyperlink r:id="rId203">
+        <w:r>
+          <w:rPr>
+            <w:lang w:val="zh_TW" w:bidi="zh_TW"/>
+          </w:rPr>
+          <w:rPr>
+            <w:color w:val="0000EE"/>
+            <w:u w:val="single"/>
+          </w:rPr>
+          <w:t>10</w:t>
+        </w:r>
+      </w:hyperlink>
+      <w:r>
+        <w:rPr>
+          <w:lang w:val="zh_TW" w:bidi="zh_TW"/>
+        </w:rPr>
+        <w:t>節，他懇求說：「神啊，求你為我造清潔的心，使我裡面重新有正直的靈。」神在</w:t>
+      </w:r>
+      <w:hyperlink r:id="rId204">
+        <w:r>
+          <w:rPr>
+            <w:lang w:val="zh_TW" w:bidi="zh_TW"/>
+          </w:rPr>
+          <w:rPr>
+            <w:color w:val="0000EE"/>
+            <w:u w:val="single"/>
+          </w:rPr>
+          <w:t>以西結書十一章19節</w:t>
+        </w:r>
+      </w:hyperlink>
+      <w:r>
+        <w:rPr>
+          <w:lang w:val="zh_TW" w:bidi="zh_TW"/>
+        </w:rPr>
+        <w:t>，</w:t>
+      </w:r>
+      <w:hyperlink r:id="rId205">
+        <w:r>
+          <w:rPr>
+            <w:lang w:val="zh_TW" w:bidi="zh_TW"/>
+          </w:rPr>
+          <w:rPr>
+            <w:color w:val="0000EE"/>
+            <w:u w:val="single"/>
+          </w:rPr>
+          <w:t>十八章31節</w:t>
+        </w:r>
+      </w:hyperlink>
+      <w:r>
+        <w:rPr>
+          <w:lang w:val="zh_TW" w:bidi="zh_TW"/>
+        </w:rPr>
+        <w:t>和</w:t>
+      </w:r>
+      <w:hyperlink r:id="rId206">
+        <w:r>
+          <w:rPr>
+            <w:lang w:val="zh_TW" w:bidi="zh_TW"/>
+          </w:rPr>
+          <w:rPr>
+            <w:color w:val="0000EE"/>
+            <w:u w:val="single"/>
+          </w:rPr>
+          <w:t>三十六章26節</w:t>
+        </w:r>
+      </w:hyperlink>
+      <w:r>
+        <w:rPr>
+          <w:lang w:val="zh_TW" w:bidi="zh_TW"/>
+        </w:rPr>
+        <w:t>中，應許悔改的罪人一顆新心和新靈。在</w:t>
+      </w:r>
+      <w:hyperlink r:id="rId207">
+        <w:r>
+          <w:rPr>
+            <w:lang w:val="zh_TW" w:bidi="zh_TW"/>
+          </w:rPr>
+          <w:rPr>
+            <w:color w:val="0000EE"/>
+            <w:u w:val="single"/>
+          </w:rPr>
+          <w:t>羅馬書六章5至11節</w:t>
+        </w:r>
+      </w:hyperlink>
+      <w:r>
+        <w:rPr>
+          <w:lang w:val="zh_TW" w:bidi="zh_TW"/>
+        </w:rPr>
+        <w:t>中，保羅指出舊人已經與基督同釘十字架，因此他得出結論：「這樣，你們向罪也當看自己是死的；向神在基督耶穌裡，卻當看自己是活的」（</w:t>
+      </w:r>
+      <w:hyperlink r:id="rId208">
+        <w:r>
+          <w:rPr>
+            <w:lang w:val="zh_TW" w:bidi="zh_TW"/>
+          </w:rPr>
+          <w:rPr>
+            <w:color w:val="0000EE"/>
+            <w:u w:val="single"/>
+          </w:rPr>
+          <w:t>6:11</w:t>
+        </w:r>
+      </w:hyperlink>
+      <w:r>
+        <w:rPr>
+          <w:lang w:val="zh_TW" w:bidi="zh_TW"/>
+        </w:rPr>
+        <w:t>）。在</w:t>
+      </w:r>
+      <w:hyperlink r:id="rId209">
+        <w:r>
+          <w:rPr>
+            <w:lang w:val="zh_TW" w:bidi="zh_TW"/>
+          </w:rPr>
+          <w:rPr>
+            <w:color w:val="0000EE"/>
+            <w:u w:val="single"/>
+          </w:rPr>
+          <w:t>以弗所書四章22至24節</w:t>
+        </w:r>
+      </w:hyperlink>
+      <w:r>
+        <w:rPr>
+          <w:lang w:val="zh_TW" w:bidi="zh_TW"/>
+        </w:rPr>
+        <w:t>和</w:t>
+      </w:r>
+      <w:hyperlink r:id="rId210">
+        <w:r>
+          <w:rPr>
+            <w:lang w:val="zh_TW" w:bidi="zh_TW"/>
+          </w:rPr>
+          <w:rPr>
+            <w:color w:val="0000EE"/>
+            <w:u w:val="single"/>
+          </w:rPr>
+          <w:t>歌羅西書三章9至10節</w:t>
+        </w:r>
+      </w:hyperlink>
+      <w:r>
+        <w:rPr>
+          <w:lang w:val="zh_TW" w:bidi="zh_TW"/>
+        </w:rPr>
+        <w:t>中，他教導信徒明白，他們已經脫去舊人，穿上新人。耶穌也將這種徹底的改變稱為「重生」——不是肉身的第二次出生（正如尼哥底母所誤解的），而是屬靈的出生（</w:t>
+      </w:r>
+      <w:hyperlink r:id="rId211">
+        <w:r>
+          <w:rPr>
+            <w:lang w:val="zh_TW" w:bidi="zh_TW"/>
+          </w:rPr>
+          <w:rPr>
+            <w:color w:val="0000EE"/>
+            <w:u w:val="single"/>
+          </w:rPr>
+          <w:t>約3:6</w:t>
+        </w:r>
+      </w:hyperlink>
+      <w:r>
+        <w:rPr>
+          <w:lang w:val="zh_TW" w:bidi="zh_TW"/>
+        </w:rPr>
+        <w:t>）。唯有神的恩典能將舊人變成新人，舊人是藉著信心接受神的恩典，但這信心本身也是神的恩賜（</w:t>
+      </w:r>
+      <w:hyperlink r:id="rId212">
+        <w:r>
+          <w:rPr>
+            <w:lang w:val="zh_TW" w:bidi="zh_TW"/>
+          </w:rPr>
+          <w:rPr>
+            <w:color w:val="0000EE"/>
+            <w:u w:val="single"/>
+          </w:rPr>
+          <w:t>弗2:8</w:t>
+        </w:r>
+      </w:hyperlink>
+      <w:r>
+        <w:rPr>
+          <w:lang w:val="zh_TW" w:bidi="zh_TW"/>
+        </w:rPr>
+        <w:t>）。新人因此成為神的兒女。然而，新人並非立刻完全無瑕。他仍須在今生與罪爭戰，不斷努力追求聖潔，越來越接近完全成聖的理想。他只有在將來的復活裡才會達到那完全（</w:t>
+      </w:r>
+      <w:hyperlink r:id="rId213">
+        <w:r>
+          <w:rPr>
+            <w:lang w:val="zh_TW" w:bidi="zh_TW"/>
+          </w:rPr>
+          <w:rPr>
+            <w:color w:val="0000EE"/>
+            <w:u w:val="single"/>
+          </w:rPr>
+          <w:t>林前15:42–45</w:t>
+        </w:r>
+      </w:hyperlink>
+      <w:r>
+        <w:rPr>
+          <w:lang w:val="zh_TW" w:bidi="zh_TW"/>
+        </w:rPr>
+        <w:t>），到那時「一切都更新了」（</w:t>
+      </w:r>
+      <w:hyperlink r:id="rId214">
+        <w:r>
+          <w:rPr>
+            <w:lang w:val="zh_TW" w:bidi="zh_TW"/>
+          </w:rPr>
+          <w:rPr>
+            <w:color w:val="0000EE"/>
+            <w:u w:val="single"/>
+          </w:rPr>
+          <w:t>啟21:5</w:t>
+        </w:r>
+      </w:hyperlink>
+      <w:r>
+        <w:rPr>
+          <w:lang w:val="zh_TW" w:bidi="zh_TW"/>
+        </w:rPr>
+        <w:t>）。</w:t>
+      </w:r>
+    </w:p>
+    <w:p>
+      <w:pPr/>
+      <w:r>
+        <w:rPr>
+          <w:lang w:val="zh_TW" w:bidi="zh_TW"/>
+        </w:rPr>
+      </w:r>
+      <w:r>
+        <w:rPr>
+          <w:i/>
+          <w:lang w:val="zh_TW" w:bidi="zh_TW"/>
+        </w:rPr>
+        <w:t>另見</w:t>
+      </w:r>
+      <w:r>
+        <w:rPr>
+          <w:lang w:val="zh_TW" w:bidi="zh_TW"/>
+        </w:rPr>
+        <w:t>亞當（人）</w:t>
+      </w:r>
+      <w:r>
+        <w:rPr>
+          <w:lang w:val="zh_TW" w:bidi="zh_TW"/>
+        </w:rPr>
+        <w:t>、</w:t>
+      </w:r>
+      <w:r>
+        <w:rPr>
+          <w:lang w:val="zh_TW" w:bidi="zh_TW"/>
+        </w:rPr>
+        <w:t>人</w:t>
+      </w:r>
+      <w:r>
+        <w:rPr>
+          <w:lang w:val="zh_TW" w:bidi="zh_TW"/>
+        </w:rPr>
+        <w:t>、</w:t>
+      </w:r>
+      <w:r>
+        <w:rPr>
+          <w:lang w:val="zh_TW" w:bidi="zh_TW"/>
+        </w:rPr>
+        <w:t>屬血氣的人</w:t>
+      </w:r>
+      <w:r>
+        <w:rPr>
+          <w:lang w:val="zh_TW" w:bidi="zh_TW"/>
+        </w:rPr>
+        <w:t>、</w:t>
+      </w:r>
+      <w:r>
+        <w:rPr>
+          <w:lang w:val="zh_TW" w:bidi="zh_TW"/>
+        </w:rPr>
+        <w:t>重生</w:t>
+      </w:r>
+      <w:r>
+        <w:rPr>
+          <w:lang w:val="zh_TW" w:bidi="zh_TW"/>
+        </w:rPr>
+        <w:t>。</w:t>
       </w:r>
       <w:r>
         <w:rPr>

--- a/zht/docx/076.content.docx
+++ b/zht/docx/076.content.docx
@@ -149,7 +149,7 @@
         <w:rPr>
           <w:lang w:val="zh_TW" w:bidi="zh_TW"/>
         </w:rPr>
-        <w:t>jiu</w:t>
+        <w:t>jing</w:t>
       </w:r>
       <w:r>
         <w:rPr>
@@ -212,7 +212,7 @@
         <w:rPr>
           <w:lang w:val="zh_TW" w:bidi="zh_TW"/>
         </w:rPr>
-        <w:t>酒</w:t>
+        <w:t>荊棘</w:t>
       </w:r>
       <w:r>
         <w:rPr>
@@ -231,18 +231,7 @@
         <w:rPr>
           <w:lang w:val="zh_TW" w:bidi="zh_TW"/>
         </w:rPr>
-        <w:t>由發酵的葡萄汁製成的飲料。</w:t>
-      </w:r>
-    </w:p>
-    <w:p>
-      <w:pPr>
-        <w:pStyle w:val="Heading3"/>
-      </w:pPr>
-      <w:r>
-        <w:rPr>
-          <w:lang w:val="zh_TW" w:bidi="zh_TW"/>
-        </w:rPr>
-        <w:t>起源</w:t>
+        <w:t>荊棘是生長在植物莖或枝上的銳利尖刺。荊棘可能會刺傷觸碰它們的人或動物。有些植物會長出荊棘以自我保護。</w:t>
       </w:r>
     </w:p>
     <w:p>
@@ -256,7 +245,7 @@
         <w:rPr>
           <w:lang w:val="zh_TW" w:bidi="zh_TW"/>
         </w:rPr>
-        <w:t>挪亞是最早醲造酒的人之一（</w:t>
+        <w:t>聖經經常提到荊棘。它們可以是土地上自然生長的植物的一部分，也可以象徵痛苦、困難或懲罰。例如，在亞當與夏娃犯罪之後，神說土地要長出荊棘和蒺藜（</w:t>
       </w:r>
       <w:hyperlink r:id="rId13">
         <w:r>
@@ -267,14 +256,14 @@
             <w:color w:val="0000EE"/>
             <w:u w:val="single"/>
           </w:rPr>
-          <w:t>創9:21</w:t>
-        </w:r>
-      </w:hyperlink>
-      <w:r>
-        <w:rPr>
-          <w:lang w:val="zh_TW" w:bidi="zh_TW"/>
-        </w:rPr>
-        <w:t>），據推測他是在亞拉臘山的山坡上釀酒的。但釀酒並不限於那個地區，因為埃及以及後來的希臘都喜歡這種飲料。事實上，在史前時期的美索不達米亞就已經有釀酒技術，並在公元前3000年之前傳入埃及。</w:t>
+          <w:t>創3:18</w:t>
+        </w:r>
+      </w:hyperlink>
+      <w:r>
+        <w:rPr>
+          <w:lang w:val="zh_TW" w:bidi="zh_TW"/>
+        </w:rPr>
+        <w:t>）。</w:t>
       </w:r>
     </w:p>
     <w:p>
@@ -288,18 +277,25 @@
         <w:rPr>
           <w:lang w:val="zh_TW" w:bidi="zh_TW"/>
         </w:rPr>
-        <w:t>「酒」這個詞可能與葡萄樹、葡萄園和黑葡萄的詞語有關。葡萄樹是帶來酒的植物，在近東世界中常被認為是「生命樹」。在埃及和美索不達米亞，據信有一位女神保護葡萄樹。位於亞述西北部山區的女神西里斯（Siris）被稱為「天上生命樹的女主人」。以諾一書三十二章4節稱葡萄樹為知識樹。根據猶太傳統，葡萄樹在洪水中被挪亞保留下來。</w:t>
-      </w:r>
-    </w:p>
-    <w:p>
-      <w:pPr>
-        <w:pStyle w:val="Heading3"/>
-      </w:pPr>
-      <w:r>
-        <w:rPr>
-          <w:lang w:val="zh_TW" w:bidi="zh_TW"/>
-        </w:rPr>
-        <w:t>釀酒的過程</w:t>
+        <w:t>人們曾在耶穌死前，用荊棘做成冠冕，放在耶穌的頭上嘲弄他（</w:t>
+      </w:r>
+      <w:hyperlink r:id="rId14">
+        <w:r>
+          <w:rPr>
+            <w:lang w:val="zh_TW" w:bidi="zh_TW"/>
+          </w:rPr>
+          <w:rPr>
+            <w:color w:val="0000EE"/>
+            <w:u w:val="single"/>
+          </w:rPr>
+          <w:t>太27:29</w:t>
+        </w:r>
+      </w:hyperlink>
+      <w:r>
+        <w:rPr>
+          <w:lang w:val="zh_TW" w:bidi="zh_TW"/>
+        </w:rPr>
+        <w:t>）。</w:t>
       </w:r>
     </w:p>
     <w:p>
@@ -311,35 +307,44 @@
       </w:r>
       <w:r>
         <w:rPr>
-          <w:lang w:val="zh_TW" w:bidi="zh_TW"/>
-        </w:rPr>
-        <w:t>現存關於釀酒技術的古代文獻很少，早期葡萄種植者的知識主要來自少數植物學家的經驗和興趣。亞里士多德有天賦的學生埃雷索斯的泰奧弗拉斯托斯（Theophrastus of Eresos）寫了一本名為</w:t>
-      </w:r>
-      <w:r>
-        <w:rPr>
           <w:i/>
           <w:lang w:val="zh_TW" w:bidi="zh_TW"/>
         </w:rPr>
-        <w:t>植物研究（Enquiry into Plants）</w:t>
-      </w:r>
-      <w:r>
-        <w:rPr>
-          <w:lang w:val="zh_TW" w:bidi="zh_TW"/>
-        </w:rPr>
-        <w:t>的書，展示了實踐經驗和理論的結合。後來，他還寫了</w:t>
-      </w:r>
-      <w:r>
-        <w:rPr>
-          <w:i/>
-          <w:lang w:val="zh_TW" w:bidi="zh_TW"/>
-        </w:rPr>
-        <w:t>植物的生命（On the Life of Plants）</w:t>
-      </w:r>
-      <w:r>
-        <w:rPr>
-          <w:lang w:val="zh_TW" w:bidi="zh_TW"/>
-        </w:rPr>
-        <w:t>，這是一部詳細觀察釀酒過程的作品。他關於何時種植、如何修剪、反對嫁接的觀點，以及如何照顧葡萄樹的想法，都展示了希臘人的天賦。他們將葡萄栽培提升為一門科學，這門科學在過去的2200年裡幾乎未曾改變。</w:t>
+        <w:t>見</w:t>
+      </w:r>
+      <w:r>
+        <w:rPr>
+          <w:lang w:val="zh_TW" w:bidi="zh_TW"/>
+        </w:rPr>
+        <w:t>蒺藜</w:t>
+      </w:r>
+      <w:r>
+        <w:rPr>
+          <w:lang w:val="zh_TW" w:bidi="zh_TW"/>
+        </w:rPr>
+        <w:t>，</w:t>
+      </w:r>
+      <w:r>
+        <w:rPr>
+          <w:lang w:val="zh_TW" w:bidi="zh_TW"/>
+        </w:rPr>
+        <w:t>荊棘</w:t>
+      </w:r>
+      <w:r>
+        <w:rPr>
+          <w:lang w:val="zh_TW" w:bidi="zh_TW"/>
+        </w:rPr>
+        <w:t>。</w:t>
+      </w:r>
+      <w:r>
+        <w:rPr>
+          <w:lang w:val="zh_TW" w:bidi="zh_TW"/>
+        </w:rPr>
+      </w:r>
+      <w:r>
+        <w:rPr>
+          <w:lang w:val="zh_TW" w:bidi="zh_TW"/>
+        </w:rPr>
       </w:r>
     </w:p>
     <w:p>
@@ -349,11 +354,21 @@
           <w:lang w:val="zh_TW" w:bidi="zh_TW"/>
         </w:rPr>
       </w:r>
-      <w:r>
-        <w:rPr>
-          <w:lang w:val="zh_TW" w:bidi="zh_TW"/>
-        </w:rPr>
-        <w:t>希臘葡萄種植者非常小心地確保他們的農作物成功種植。葡萄藤貼近地面生長，而不是被支撐起來。因此，會吃掉葡萄的老鼠和狐狸特別令人討厭，並且種植者必須頻繁除草來保持土壤中沒有雜草。但他們的方法總體上非常有效。</w:t>
+    </w:p>
+    <w:p>
+      <w:pPr>
+        <w:pStyle w:val="Heading2"/>
+      </w:pPr>
+      <w:r>
+        <w:rPr>
+          <w:lang w:val="zh_TW" w:bidi="zh_TW"/>
+        </w:rPr>
+        <w:t>井</w:t>
+      </w:r>
+      <w:r>
+        <w:rPr>
+          <w:lang w:val="zh_TW" w:bidi="zh_TW"/>
+        </w:rPr>
       </w:r>
     </w:p>
     <w:p>
@@ -367,20 +382,133 @@
         <w:rPr>
           <w:lang w:val="zh_TW" w:bidi="zh_TW"/>
         </w:rPr>
-        <w:t>每年九月初，葡萄會在平原地區被採收，而在月底則會在山區進行。在最初的載歌載舞慶祝節日中，工人們將成串的葡萄送到釀酒壓榨機中，這些壓榨機是傾斜向一角的低水泥槽。之後，工人們會用腳踩踏葡萄。第一道</w:t>
-      </w:r>
-      <w:r>
-        <w:rPr>
-          <w:i/>
-          <w:lang w:val="zh_TW" w:bidi="zh_TW"/>
-        </w:rPr>
-        <w:t>榨汁</w:t>
-      </w:r>
-      <w:r>
-        <w:rPr>
-          <w:lang w:val="zh_TW" w:bidi="zh_TW"/>
-        </w:rPr>
-        <w:t>（must，壓榨出的汁液）非常珍貴，因為可以用它釀造出最優質的酒。剩餘的果汁則是通過擠壓裝在布袋中的踩過的葡萄來提取的。第三類酒則是通過將剩下的葡萄與水混合甚至煮沸後提取的，這類酒通常只有窮人飲用。</w:t>
+        <w:t>人工的蓄水處所，水源來自地下泉水或雨水供應。由於聖經世界大部分地區地處乾旱到半乾旱區，因此井是人、牲畜和農作物灌溉的重要水源。不幸的是，大多數井並不能提供可靠的水源，因為它們依賴於稀少的降雨或間歇性的泉水（</w:t>
+      </w:r>
+      <w:hyperlink r:id="rId15">
+        <w:r>
+          <w:rPr>
+            <w:lang w:val="zh_TW" w:bidi="zh_TW"/>
+          </w:rPr>
+          <w:rPr>
+            <w:color w:val="0000EE"/>
+            <w:u w:val="single"/>
+          </w:rPr>
+          <w:t>箴25:26</w:t>
+        </w:r>
+      </w:hyperlink>
+      <w:r>
+        <w:rPr>
+          <w:lang w:val="zh_TW" w:bidi="zh_TW"/>
+        </w:rPr>
+        <w:t>）。因此，發現可靠的水源是值得慶祝的原因（</w:t>
+      </w:r>
+      <w:hyperlink r:id="rId16">
+        <w:r>
+          <w:rPr>
+            <w:lang w:val="zh_TW" w:bidi="zh_TW"/>
+          </w:rPr>
+          <w:rPr>
+            <w:color w:val="0000EE"/>
+            <w:u w:val="single"/>
+          </w:rPr>
+          <w:t>民21:17–18</w:t>
+        </w:r>
+      </w:hyperlink>
+      <w:r>
+        <w:rPr>
+          <w:lang w:val="zh_TW" w:bidi="zh_TW"/>
+        </w:rPr>
+        <w:t>），並且經常引發衝突（</w:t>
+      </w:r>
+      <w:hyperlink r:id="rId17">
+        <w:r>
+          <w:rPr>
+            <w:lang w:val="zh_TW" w:bidi="zh_TW"/>
+          </w:rPr>
+          <w:rPr>
+            <w:color w:val="0000EE"/>
+            <w:u w:val="single"/>
+          </w:rPr>
+          <w:t>創21:25–30</w:t>
+        </w:r>
+      </w:hyperlink>
+      <w:r>
+        <w:rPr>
+          <w:lang w:val="zh_TW" w:bidi="zh_TW"/>
+        </w:rPr>
+        <w:t>，</w:t>
+      </w:r>
+      <w:hyperlink r:id="rId18">
+        <w:r>
+          <w:rPr>
+            <w:lang w:val="zh_TW" w:bidi="zh_TW"/>
+          </w:rPr>
+          <w:rPr>
+            <w:color w:val="0000EE"/>
+            <w:u w:val="single"/>
+          </w:rPr>
+          <w:t>26:19–22</w:t>
+        </w:r>
+      </w:hyperlink>
+      <w:r>
+        <w:rPr>
+          <w:lang w:val="zh_TW" w:bidi="zh_TW"/>
+        </w:rPr>
+        <w:t>；</w:t>
+      </w:r>
+      <w:hyperlink r:id="rId19">
+        <w:r>
+          <w:rPr>
+            <w:lang w:val="zh_TW" w:bidi="zh_TW"/>
+          </w:rPr>
+          <w:rPr>
+            <w:color w:val="0000EE"/>
+            <w:u w:val="single"/>
+          </w:rPr>
+          <w:t>王下3:19</w:t>
+        </w:r>
+      </w:hyperlink>
+      <w:r>
+        <w:rPr>
+          <w:lang w:val="zh_TW" w:bidi="zh_TW"/>
+        </w:rPr>
+        <w:t>）。成功挖出水井並保護自己的飲水權通常是確定財產權的重要因素（</w:t>
+      </w:r>
+      <w:hyperlink r:id="rId17">
+        <w:r>
+          <w:rPr>
+            <w:lang w:val="zh_TW" w:bidi="zh_TW"/>
+          </w:rPr>
+          <w:rPr>
+            <w:color w:val="0000EE"/>
+            <w:u w:val="single"/>
+          </w:rPr>
+          <w:t>創21:25–30</w:t>
+        </w:r>
+      </w:hyperlink>
+      <w:r>
+        <w:rPr>
+          <w:lang w:val="zh_TW" w:bidi="zh_TW"/>
+        </w:rPr>
+        <w:t>，</w:t>
+      </w:r>
+      <w:hyperlink r:id="rId20">
+        <w:r>
+          <w:rPr>
+            <w:lang w:val="zh_TW" w:bidi="zh_TW"/>
+          </w:rPr>
+          <w:rPr>
+            <w:color w:val="0000EE"/>
+            <w:u w:val="single"/>
+          </w:rPr>
+          <w:t>29:2–3</w:t>
+        </w:r>
+      </w:hyperlink>
+      <w:r>
+        <w:rPr>
+          <w:lang w:val="zh_TW" w:bidi="zh_TW"/>
+        </w:rPr>
+        <w:t>）。</w:t>
       </w:r>
     </w:p>
     <w:p>
@@ -394,7 +522,115 @@
         <w:rPr>
           <w:lang w:val="zh_TW" w:bidi="zh_TW"/>
         </w:rPr>
-        <w:t>希臘人後來發明了橫樑壓榨機（beam press），長橫樑的一端有轉動部分，另一端懸掛著重石，用來壓榨多層葡萄。在古代近東地區使用了不同的葡萄壓榨方法，但即使在希臘，踩踏葡萄始終是最受歡迎的方式。</w:t>
+        <w:t>好的水井通常被認為是神攝理的象徵（</w:t>
+      </w:r>
+      <w:hyperlink r:id="rId21">
+        <w:r>
+          <w:rPr>
+            <w:lang w:val="zh_TW" w:bidi="zh_TW"/>
+          </w:rPr>
+          <w:rPr>
+            <w:color w:val="0000EE"/>
+            <w:u w:val="single"/>
+          </w:rPr>
+          <w:t>創16:14</w:t>
+        </w:r>
+      </w:hyperlink>
+      <w:r>
+        <w:rPr>
+          <w:lang w:val="zh_TW" w:bidi="zh_TW"/>
+        </w:rPr>
+        <w:t>，</w:t>
+      </w:r>
+      <w:hyperlink r:id="rId22">
+        <w:r>
+          <w:rPr>
+            <w:lang w:val="zh_TW" w:bidi="zh_TW"/>
+          </w:rPr>
+          <w:rPr>
+            <w:color w:val="0000EE"/>
+            <w:u w:val="single"/>
+          </w:rPr>
+          <w:t>21:19</w:t>
+        </w:r>
+      </w:hyperlink>
+      <w:r>
+        <w:rPr>
+          <w:lang w:val="zh_TW" w:bidi="zh_TW"/>
+        </w:rPr>
+        <w:t>；</w:t>
+      </w:r>
+      <w:hyperlink r:id="rId23">
+        <w:r>
+          <w:rPr>
+            <w:lang w:val="zh_TW" w:bidi="zh_TW"/>
+          </w:rPr>
+          <w:rPr>
+            <w:color w:val="0000EE"/>
+            <w:u w:val="single"/>
+          </w:rPr>
+          <w:t>民21:16–18</w:t>
+        </w:r>
+      </w:hyperlink>
+      <w:r>
+        <w:rPr>
+          <w:lang w:val="zh_TW" w:bidi="zh_TW"/>
+        </w:rPr>
+        <w:t>）。因此，聖經作者將泉水井的水比喻為神為祂子民所提供的救恩（</w:t>
+      </w:r>
+      <w:hyperlink r:id="rId24">
+        <w:r>
+          <w:rPr>
+            <w:lang w:val="zh_TW" w:bidi="zh_TW"/>
+          </w:rPr>
+          <w:rPr>
+            <w:color w:val="0000EE"/>
+            <w:u w:val="single"/>
+          </w:rPr>
+          <w:t>賽12:3</w:t>
+        </w:r>
+      </w:hyperlink>
+      <w:r>
+        <w:rPr>
+          <w:lang w:val="zh_TW" w:bidi="zh_TW"/>
+        </w:rPr>
+        <w:t>；</w:t>
+      </w:r>
+      <w:hyperlink r:id="rId25">
+        <w:r>
+          <w:rPr>
+            <w:lang w:val="zh_TW" w:bidi="zh_TW"/>
+          </w:rPr>
+          <w:rPr>
+            <w:color w:val="0000EE"/>
+            <w:u w:val="single"/>
+          </w:rPr>
+          <w:t>約4:14</w:t>
+        </w:r>
+      </w:hyperlink>
+      <w:r>
+        <w:rPr>
+          <w:lang w:val="zh_TW" w:bidi="zh_TW"/>
+        </w:rPr>
+        <w:t>）。蓄水池中所收集的雨水的水質相對較差，而那些可以汲取「活」水（即流動的水）的水井水質較好，這一區別有助於澄清耶穌向撒馬利亞婦人說提供「活水」時的對話（</w:t>
+      </w:r>
+      <w:hyperlink r:id="rId26">
+        <w:r>
+          <w:rPr>
+            <w:lang w:val="zh_TW" w:bidi="zh_TW"/>
+          </w:rPr>
+          <w:rPr>
+            <w:color w:val="0000EE"/>
+            <w:u w:val="single"/>
+          </w:rPr>
+          <w:t>約4:10–15</w:t>
+        </w:r>
+      </w:hyperlink>
+      <w:r>
+        <w:rPr>
+          <w:lang w:val="zh_TW" w:bidi="zh_TW"/>
+        </w:rPr>
+        <w:t>）。</w:t>
       </w:r>
     </w:p>
     <w:p>
@@ -406,9 +642,44 @@
       </w:r>
       <w:r>
         <w:rPr>
-          <w:lang w:val="zh_TW" w:bidi="zh_TW"/>
-        </w:rPr>
-        <w:t>在希臘，發酵期通常為六個月，在此期間液體不斷被撇去。然而，在古代近東，發酵過程通常在三到四天內完成，最佳發酵溫度為77度。古人知道繼續發酵會產生酸性。</w:t>
+          <w:i/>
+          <w:lang w:val="zh_TW" w:bidi="zh_TW"/>
+        </w:rPr>
+        <w:t xml:space="preserve">另見 </w:t>
+      </w:r>
+      <w:r>
+        <w:rPr>
+          <w:lang w:val="zh_TW" w:bidi="zh_TW"/>
+        </w:rPr>
+        <w:t>蓄水池</w:t>
+      </w:r>
+      <w:r>
+        <w:rPr>
+          <w:lang w:val="zh_TW" w:bidi="zh_TW"/>
+        </w:rPr>
+        <w:t>；</w:t>
+      </w:r>
+      <w:r>
+        <w:rPr>
+          <w:lang w:val="zh_TW" w:bidi="zh_TW"/>
+        </w:rPr>
+        <w:t>雅各井</w:t>
+      </w:r>
+      <w:r>
+        <w:rPr>
+          <w:lang w:val="zh_TW" w:bidi="zh_TW"/>
+        </w:rPr>
+        <w:t>。</w:t>
+      </w:r>
+      <w:r>
+        <w:rPr>
+          <w:lang w:val="zh_TW" w:bidi="zh_TW"/>
+        </w:rPr>
+      </w:r>
+      <w:r>
+        <w:rPr>
+          <w:lang w:val="zh_TW" w:bidi="zh_TW"/>
+        </w:rPr>
       </w:r>
     </w:p>
     <w:p>
@@ -418,22 +689,21 @@
           <w:lang w:val="zh_TW" w:bidi="zh_TW"/>
         </w:rPr>
       </w:r>
-      <w:r>
-        <w:rPr>
-          <w:lang w:val="zh_TW" w:bidi="zh_TW"/>
-        </w:rPr>
-        <w:t>在達到所需的發酵效果後，酒會被轉移到皮囊或陶罐中，以便運輸或銷售。把手和塞子上印有種類/品牌（brand）、產地和年份。此時，酒通過穿孔金屬篩網或布過濾，以消除沙粒或昆蟲等污染物。</w:t>
-      </w:r>
     </w:p>
     <w:p>
       <w:pPr>
-        <w:pStyle w:val="Heading3"/>
-      </w:pPr>
-      <w:r>
-        <w:rPr>
-          <w:lang w:val="zh_TW" w:bidi="zh_TW"/>
-        </w:rPr>
-        <w:t>酒的種類</w:t>
+        <w:pStyle w:val="Heading2"/>
+      </w:pPr>
+      <w:r>
+        <w:rPr>
+          <w:lang w:val="zh_TW" w:bidi="zh_TW"/>
+        </w:rPr>
+        <w:t>敬拜</w:t>
+      </w:r>
+      <w:r>
+        <w:rPr>
+          <w:lang w:val="zh_TW" w:bidi="zh_TW"/>
+        </w:rPr>
       </w:r>
     </w:p>
     <w:p>
@@ -447,7 +717,7 @@
         <w:rPr>
           <w:lang w:val="zh_TW" w:bidi="zh_TW"/>
         </w:rPr>
-        <w:t>古代詩人討論了許多不同種類的酒，亞他那修（Athenaeus）提到85種不同的品種。蓋倫（Galen）列舉了60種，普林尼（Pliny）提到150種，而斯特拉波（Strabo）提到30種。酒根據不同的顏色（黑色、紅色、白色或黃色）和口味（乾、澀、淡或甜）來區分。聖經記載了各種酒，例如黎巴嫩和黑本的酒。希伯崙和撒馬利亞以釀酒聞名。希伯來文至少有九個不同的詞來表示酒，而希臘文有四個在新約中被提及。</w:t>
+        <w:t>向神表達尊崇與敬愛。</w:t>
       </w:r>
     </w:p>
     <w:p>
@@ -458,7 +728,7 @@
         <w:rPr>
           <w:lang w:val="zh_TW" w:bidi="zh_TW"/>
         </w:rPr>
-        <w:t>酒的性質</w:t>
+        <w:t>舊約聖經中的敬拜</w:t>
       </w:r>
     </w:p>
     <w:p>
@@ -472,133 +742,7 @@
         <w:rPr>
           <w:lang w:val="zh_TW" w:bidi="zh_TW"/>
         </w:rPr>
-        <w:t>很少有人會質疑至少在舊約中有些酒是經過發酵的。然而，一些學者認為古代世界某些形式的酒未經發酵。他們對比了兩個希伯來文詞語，得出結論認為其中一個特定的詞語僅指新鮮葡萄汁（</w:t>
-      </w:r>
-      <w:hyperlink r:id="rId14">
-        <w:r>
-          <w:rPr>
-            <w:lang w:val="zh_TW" w:bidi="zh_TW"/>
-          </w:rPr>
-          <w:rPr>
-            <w:color w:val="0000EE"/>
-            <w:u w:val="single"/>
-          </w:rPr>
-          <w:t>箴3:10</w:t>
-        </w:r>
-      </w:hyperlink>
-      <w:r>
-        <w:rPr>
-          <w:lang w:val="zh_TW" w:bidi="zh_TW"/>
-        </w:rPr>
-        <w:t>；</w:t>
-      </w:r>
-      <w:hyperlink r:id="rId15">
-        <w:r>
-          <w:rPr>
-            <w:lang w:val="zh_TW" w:bidi="zh_TW"/>
-          </w:rPr>
-          <w:rPr>
-            <w:color w:val="0000EE"/>
-            <w:u w:val="single"/>
-          </w:rPr>
-          <w:t>何9:2</w:t>
-        </w:r>
-      </w:hyperlink>
-      <w:r>
-        <w:rPr>
-          <w:lang w:val="zh_TW" w:bidi="zh_TW"/>
-        </w:rPr>
-        <w:t>；</w:t>
-      </w:r>
-      <w:hyperlink r:id="rId16">
-        <w:r>
-          <w:rPr>
-            <w:lang w:val="zh_TW" w:bidi="zh_TW"/>
-          </w:rPr>
-          <w:rPr>
-            <w:color w:val="0000EE"/>
-            <w:u w:val="single"/>
-          </w:rPr>
-          <w:t>珥2:24</w:t>
-        </w:r>
-      </w:hyperlink>
-      <w:r>
-        <w:rPr>
-          <w:lang w:val="zh_TW" w:bidi="zh_TW"/>
-        </w:rPr>
-        <w:t>；</w:t>
-      </w:r>
-      <w:hyperlink r:id="rId17">
-        <w:r>
-          <w:rPr>
-            <w:lang w:val="zh_TW" w:bidi="zh_TW"/>
-          </w:rPr>
-          <w:rPr>
-            <w:color w:val="0000EE"/>
-            <w:u w:val="single"/>
-          </w:rPr>
-          <w:t>彌6:15</w:t>
-        </w:r>
-      </w:hyperlink>
-      <w:r>
-        <w:rPr>
-          <w:lang w:val="zh_TW" w:bidi="zh_TW"/>
-        </w:rPr>
-        <w:t>）。然而，這一觀點並沒有得到確定，理由如下：（1）希伯來文詞語主要出現在中性語境中；（2）該詞語在某些語境中明確包含了發酵飲料（例如，</w:t>
-      </w:r>
-      <w:hyperlink r:id="rId18">
-        <w:r>
-          <w:rPr>
-            <w:lang w:val="zh_TW" w:bidi="zh_TW"/>
-          </w:rPr>
-          <w:rPr>
-            <w:color w:val="0000EE"/>
-            <w:u w:val="single"/>
-          </w:rPr>
-          <w:t>創27:28</w:t>
-        </w:r>
-      </w:hyperlink>
-      <w:r>
-        <w:rPr>
-          <w:lang w:val="zh_TW" w:bidi="zh_TW"/>
-        </w:rPr>
-        <w:t>；</w:t>
-      </w:r>
-      <w:hyperlink r:id="rId19">
-        <w:r>
-          <w:rPr>
-            <w:lang w:val="zh_TW" w:bidi="zh_TW"/>
-          </w:rPr>
-          <w:rPr>
-            <w:color w:val="0000EE"/>
-            <w:u w:val="single"/>
-          </w:rPr>
-          <w:t>何4:11</w:t>
-        </w:r>
-      </w:hyperlink>
-      <w:r>
-        <w:rPr>
-          <w:lang w:val="zh_TW" w:bidi="zh_TW"/>
-        </w:rPr>
-        <w:t>；</w:t>
-      </w:r>
-      <w:hyperlink r:id="rId17">
-        <w:r>
-          <w:rPr>
-            <w:lang w:val="zh_TW" w:bidi="zh_TW"/>
-          </w:rPr>
-          <w:rPr>
-            <w:color w:val="0000EE"/>
-            <w:u w:val="single"/>
-          </w:rPr>
-          <w:t>彌6:15</w:t>
-        </w:r>
-      </w:hyperlink>
-      <w:r>
-        <w:rPr>
-          <w:lang w:val="zh_TW" w:bidi="zh_TW"/>
-        </w:rPr>
-        <w:t>）；（3）烏加里特文（Ugaritic）中的平行詞語確實指發酵酒；（4）七十士譯本的對應詞指的是發酵酒；（5）古代近東的發酵過程不像希臘，只需大約三天；（6）米示拿沒有提供任何有關使用未發酵酒的證據。因此，保存未經發酵的酒在當時可能是近乎不可能的任務。仔細研究所有的希伯來文詞語（以及它們的閃族同源詞）和希臘語文詞語可以證明，古代人幾乎不了解未發酵的酒。</w:t>
+        <w:t>從亞伯拉罕到以斯拉的約1,500年間（約公元前1900–450年），古代以色列的敬拜形式經歷了許多重大變化。亞伯拉罕過著遊牧生活，每當神向他顯現，他就築壇獻祭。到了摩西時代，會幕成為可移動的聖所，供在曠野行進的以色列各支派使用。所羅門在耶路撒冷建造聖殿，這座聖殿屹立了三個多世紀，直到公元前586年被巴比倫人毀壞。猶太人從被擄之地歸回後，又重建了一座聖殿，後來大希律（Herod the Great）進一步修建和擴建。雖然羅馬人在公元70年毀掉了整個聖殿建築群，但其地基仍然保留下來。直到今天，猶太人仍在西牆（Western Wall，又稱哭牆〔Wailing Wall〕）禱告。</w:t>
       </w:r>
     </w:p>
     <w:p>
@@ -612,33 +756,7 @@
         <w:rPr>
           <w:lang w:val="zh_TW" w:bidi="zh_TW"/>
         </w:rPr>
-        <w:t>有大量證據表明，雖然酒總是經過發酵的，但在古典和希臘化世界中，通常會將酒與水混合。酒儲存在稱為雙耳瓶（amphorae）的大罐中</w:t>
-      </w:r>
-      <w:r>
-        <w:rPr>
-          <w:i/>
-          <w:lang w:val="zh_TW" w:bidi="zh_TW"/>
-        </w:rPr>
-        <w:t>，</w:t>
-      </w:r>
-      <w:r>
-        <w:rPr>
-          <w:lang w:val="zh_TW" w:bidi="zh_TW"/>
-        </w:rPr>
-        <w:t>從這些罐中將酒通過濾器倒入稱為克拉泰（krater）的大混合碗中</w:t>
-      </w:r>
-      <w:r>
-        <w:rPr>
-          <w:i/>
-          <w:lang w:val="zh_TW" w:bidi="zh_TW"/>
-        </w:rPr>
-        <w:t>。</w:t>
-      </w:r>
-      <w:r>
-        <w:rPr>
-          <w:lang w:val="zh_TW" w:bidi="zh_TW"/>
-        </w:rPr>
-        <w:t>這樣，酒與水混合後，才倒入飲用碗或杯中。</w:t>
+        <w:t>雖然敬拜的形式隨著時代和處境而改變，但敬拜的核心始終沒有改變。神向亞伯拉罕顯現，應許把迦南地賜給他的後裔。亞伯拉罕則藉著禱告和獻祭表明自己的信心。在整個聖經時期，聆聽神的話語、禱告和獻祭一直是敬拜的核心內容。以色列人始終牢記神向亞伯拉罕所作的應許，因為這些應許是以色列成為一個民族的根基，也是他們得迦南地為業的權利。</w:t>
       </w:r>
     </w:p>
     <w:p>
@@ -652,20 +770,43 @@
         <w:rPr>
           <w:lang w:val="zh_TW" w:bidi="zh_TW"/>
         </w:rPr>
-        <w:t>酒與水的比例各不相同。最稀釋的比例為20比1，原因是酒太濃（荷馬，</w:t>
-      </w:r>
-      <w:r>
-        <w:rPr>
-          <w:i/>
-          <w:lang w:val="zh_TW" w:bidi="zh_TW"/>
-        </w:rPr>
-        <w:t>奧德賽</w:t>
-      </w:r>
-      <w:r>
-        <w:rPr>
-          <w:lang w:val="zh_TW" w:bidi="zh_TW"/>
-        </w:rPr>
-        <w:t>10.208）。</w:t>
+        <w:t>以色列各家會按時上耶路撒冷的聖殿。男嬰出生後第八天要受割禮，作為加入以色列百姓的記號。之後過了一兩個月，嬰孩的母親便前往聖殿獻祭（</w:t>
+      </w:r>
+      <w:hyperlink r:id="rId27">
+        <w:r>
+          <w:rPr>
+            <w:lang w:val="zh_TW" w:bidi="zh_TW"/>
+          </w:rPr>
+          <w:rPr>
+            <w:color w:val="0000EE"/>
+            <w:u w:val="single"/>
+          </w:rPr>
+          <w:t>利12章</w:t>
+        </w:r>
+      </w:hyperlink>
+      <w:r>
+        <w:rPr>
+          <w:lang w:val="zh_TW" w:bidi="zh_TW"/>
+        </w:rPr>
+        <w:t>；參</w:t>
+      </w:r>
+      <w:hyperlink r:id="rId28">
+        <w:r>
+          <w:rPr>
+            <w:lang w:val="zh_TW" w:bidi="zh_TW"/>
+          </w:rPr>
+          <w:rPr>
+            <w:color w:val="0000EE"/>
+            <w:u w:val="single"/>
+          </w:rPr>
+          <w:t>路2:22–24</w:t>
+        </w:r>
+      </w:hyperlink>
+      <w:r>
+        <w:rPr>
+          <w:lang w:val="zh_TW" w:bidi="zh_TW"/>
+        </w:rPr>
+        <w:t>）。</w:t>
       </w:r>
     </w:p>
     <w:p>
@@ -679,25 +820,61 @@
         <w:rPr>
           <w:lang w:val="zh_TW" w:bidi="zh_TW"/>
         </w:rPr>
-        <w:t>在西地中海世界中，「酒」一詞指的是酒與水的混合物。如果想提及未混水的酒，則需要加上「未摻水」的詞語。對於希臘人來說，喝未摻水的酒被認為是野蠻的行為。然而，證據似乎表明在舊約時代，酒是未經稀釋的。聖經中並未提及將酒與水混合的做法。將水與酒稀釋象徵著靈性上的變質（</w:t>
-      </w:r>
-      <w:hyperlink r:id="rId20">
-        <w:r>
-          <w:rPr>
-            <w:lang w:val="zh_TW" w:bidi="zh_TW"/>
-          </w:rPr>
-          <w:rPr>
-            <w:color w:val="0000EE"/>
-            <w:u w:val="single"/>
-          </w:rPr>
-          <w:t>賽1:22</w:t>
-        </w:r>
-      </w:hyperlink>
-      <w:r>
-        <w:rPr>
-          <w:lang w:val="zh_TW" w:bidi="zh_TW"/>
-        </w:rPr>
-        <w:t>）。到了羅馬時代，這一態度有所改變。米示拿假設水與酒的比例為二比一；然而，後來的塔木德則提到三比一的比例。自然發酵的酒精度可達15%。如果按三份水對一份酒的比例稀釋，酒精含量仍可達5%，這仍然相當濃烈。</w:t>
+        <w:t>在羊羔和牛犢出生的季節，人們會獻上牲畜為祭。每隻母羊或母牛所生的頭生羊羔或頭生牛犢，都要獻給神作祭物（</w:t>
+      </w:r>
+      <w:hyperlink r:id="rId29">
+        <w:r>
+          <w:rPr>
+            <w:lang w:val="zh_TW" w:bidi="zh_TW"/>
+          </w:rPr>
+          <w:rPr>
+            <w:color w:val="0000EE"/>
+            <w:u w:val="single"/>
+          </w:rPr>
+          <w:t>出22:30</w:t>
+        </w:r>
+      </w:hyperlink>
+      <w:r>
+        <w:rPr>
+          <w:lang w:val="zh_TW" w:bidi="zh_TW"/>
+        </w:rPr>
+        <w:t>）。同樣，在收割開始時，人們要獻上初熟的土產；到了收成結束時，又要把全部收成的十分之一（也就是十一奉獻），交給祭司作為他們事奉神的分（</w:t>
+      </w:r>
+      <w:hyperlink r:id="rId30">
+        <w:r>
+          <w:rPr>
+            <w:lang w:val="zh_TW" w:bidi="zh_TW"/>
+          </w:rPr>
+          <w:rPr>
+            <w:color w:val="0000EE"/>
+            <w:u w:val="single"/>
+          </w:rPr>
+          <w:t>民18:21–32</w:t>
+        </w:r>
+      </w:hyperlink>
+      <w:r>
+        <w:rPr>
+          <w:lang w:val="zh_TW" w:bidi="zh_TW"/>
+        </w:rPr>
+        <w:t>）。</w:t>
+      </w:r>
+      <w:hyperlink r:id="rId31">
+        <w:r>
+          <w:rPr>
+            <w:lang w:val="zh_TW" w:bidi="zh_TW"/>
+          </w:rPr>
+          <w:rPr>
+            <w:color w:val="0000EE"/>
+            <w:u w:val="single"/>
+          </w:rPr>
+          <w:t>申命記二十六章5至15節</w:t>
+        </w:r>
+      </w:hyperlink>
+      <w:r>
+        <w:rPr>
+          <w:lang w:val="zh_TW" w:bidi="zh_TW"/>
+        </w:rPr>
+        <w:t>記載了一篇適合在這些場合使用的禱告。</w:t>
       </w:r>
     </w:p>
     <w:p>
@@ -711,18 +888,18 @@
         <w:rPr>
           <w:lang w:val="zh_TW" w:bidi="zh_TW"/>
         </w:rPr>
-        <w:t>酒不僅與水混合，還與其他成分混合，類似於今天的調酒。一個例子可以在荷馬的《荷馬德墨忒爾頌歌》（Hymn to Demeter）中看到，女神拒絕純酒，並希望飲料混合麵粉、水和薄荷。濃酒也常常與弱酒混合，產生更強烈的飲品。這就是聖經中「調酒」的意思（</w:t>
-      </w:r>
-      <w:hyperlink r:id="rId21">
-        <w:r>
-          <w:rPr>
-            <w:lang w:val="zh_TW" w:bidi="zh_TW"/>
-          </w:rPr>
-          <w:rPr>
-            <w:color w:val="0000EE"/>
-            <w:u w:val="single"/>
-          </w:rPr>
-          <w:t>詩75:8</w:t>
+        <w:t>有時，人也會因個人的緣故獻祭。在危難中，人可能向神許願，並藉著獻祭表明自己的誓願（</w:t>
+      </w:r>
+      <w:hyperlink r:id="rId32">
+        <w:r>
+          <w:rPr>
+            <w:lang w:val="zh_TW" w:bidi="zh_TW"/>
+          </w:rPr>
+          <w:rPr>
+            <w:color w:val="0000EE"/>
+            <w:u w:val="single"/>
+          </w:rPr>
+          <w:t>創28:18–22</w:t>
         </w:r>
       </w:hyperlink>
       <w:r>
@@ -731,16 +908,52 @@
         </w:rPr>
         <w:t>；</w:t>
       </w:r>
-      <w:hyperlink r:id="rId22">
-        <w:r>
-          <w:rPr>
-            <w:lang w:val="zh_TW" w:bidi="zh_TW"/>
-          </w:rPr>
-          <w:rPr>
-            <w:color w:val="0000EE"/>
-            <w:u w:val="single"/>
-          </w:rPr>
-          <w:t>賽5:22</w:t>
+      <w:hyperlink r:id="rId33">
+        <w:r>
+          <w:rPr>
+            <w:lang w:val="zh_TW" w:bidi="zh_TW"/>
+          </w:rPr>
+          <w:rPr>
+            <w:color w:val="0000EE"/>
+            <w:u w:val="single"/>
+          </w:rPr>
+          <w:t>撒上1:10–11</w:t>
+        </w:r>
+      </w:hyperlink>
+      <w:r>
+        <w:rPr>
+          <w:lang w:val="zh_TW" w:bidi="zh_TW"/>
+        </w:rPr>
+        <w:t>）。當神應允禱告後，人通常會再獻祭一次（</w:t>
+      </w:r>
+      <w:hyperlink r:id="rId34">
+        <w:r>
+          <w:rPr>
+            <w:lang w:val="zh_TW" w:bidi="zh_TW"/>
+          </w:rPr>
+          <w:rPr>
+            <w:color w:val="0000EE"/>
+            <w:u w:val="single"/>
+          </w:rPr>
+          <w:t>創35:3</w:t>
+        </w:r>
+      </w:hyperlink>
+      <w:r>
+        <w:rPr>
+          <w:lang w:val="zh_TW" w:bidi="zh_TW"/>
+        </w:rPr>
+        <w:t>、</w:t>
+      </w:r>
+      <w:hyperlink r:id="rId34">
+        <w:r>
+          <w:rPr>
+            <w:lang w:val="zh_TW" w:bidi="zh_TW"/>
+          </w:rPr>
+          <w:rPr>
+            <w:color w:val="0000EE"/>
+            <w:u w:val="single"/>
+          </w:rPr>
+          <w:t>14</w:t>
         </w:r>
       </w:hyperlink>
       <w:r>
@@ -749,16 +962,34 @@
         </w:rPr>
         <w:t>；</w:t>
       </w:r>
-      <w:hyperlink r:id="rId23">
-        <w:r>
-          <w:rPr>
-            <w:lang w:val="zh_TW" w:bidi="zh_TW"/>
-          </w:rPr>
-          <w:rPr>
-            <w:color w:val="0000EE"/>
-            <w:u w:val="single"/>
-          </w:rPr>
-          <w:t>啟18:6</w:t>
+      <w:hyperlink r:id="rId35">
+        <w:r>
+          <w:rPr>
+            <w:lang w:val="zh_TW" w:bidi="zh_TW"/>
+          </w:rPr>
+          <w:rPr>
+            <w:color w:val="0000EE"/>
+            <w:u w:val="single"/>
+          </w:rPr>
+          <w:t>撒上1:24–25</w:t>
+        </w:r>
+      </w:hyperlink>
+      <w:r>
+        <w:rPr>
+          <w:lang w:val="zh_TW" w:bidi="zh_TW"/>
+        </w:rPr>
+        <w:t>）。人犯了嚴重的罪，或患了嚴重的疾病，也需要獻祭（</w:t>
+      </w:r>
+      <w:hyperlink r:id="rId36">
+        <w:r>
+          <w:rPr>
+            <w:lang w:val="zh_TW" w:bidi="zh_TW"/>
+          </w:rPr>
+          <w:rPr>
+            <w:color w:val="0000EE"/>
+            <w:u w:val="single"/>
+          </w:rPr>
+          <w:t>利4–5</w:t>
         </w:r>
       </w:hyperlink>
       <w:r>
@@ -767,23 +998,23 @@
         </w:rPr>
         <w:t>，</w:t>
       </w:r>
-      <w:hyperlink r:id="rId24">
-        <w:r>
-          <w:rPr>
-            <w:lang w:val="zh_TW" w:bidi="zh_TW"/>
-          </w:rPr>
-          <w:rPr>
-            <w:color w:val="0000EE"/>
-            <w:u w:val="single"/>
-          </w:rPr>
-          <w:t>19:13–15</w:t>
-        </w:r>
-      </w:hyperlink>
-      <w:r>
-        <w:rPr>
-          <w:lang w:val="zh_TW" w:bidi="zh_TW"/>
-        </w:rPr>
-        <w:t>）。有時候，新酒糖分高，被蒸發後，濃縮的汁液與酒混合以提高酒精含量。</w:t>
+      <w:hyperlink r:id="rId37">
+        <w:r>
+          <w:rPr>
+            <w:lang w:val="zh_TW" w:bidi="zh_TW"/>
+          </w:rPr>
+          <w:rPr>
+            <w:color w:val="0000EE"/>
+            <w:u w:val="single"/>
+          </w:rPr>
+          <w:t>13–15章</w:t>
+        </w:r>
+      </w:hyperlink>
+      <w:r>
+        <w:rPr>
+          <w:lang w:val="zh_TW" w:bidi="zh_TW"/>
+        </w:rPr>
+        <w:t>）。</w:t>
       </w:r>
     </w:p>
     <w:p>
@@ -797,18 +1028,7 @@
         <w:rPr>
           <w:lang w:val="zh_TW" w:bidi="zh_TW"/>
         </w:rPr>
-        <w:t>聖經中未提及將水與酒混合是為了使其更安全飲用，這一觀點是現代的理解。古代世界中很少出現現代所說的水污染問題，儘管偶爾也會有這種問題。古代有許多關於新鮮井水、泉水和流動水源的例子，而且當時也有淨化污水的方法。</w:t>
-      </w:r>
-    </w:p>
-    <w:p>
-      <w:pPr>
-        <w:pStyle w:val="Heading3"/>
-      </w:pPr>
-      <w:r>
-        <w:rPr>
-          <w:lang w:val="zh_TW" w:bidi="zh_TW"/>
-        </w:rPr>
-        <w:t>舊約中的酒</w:t>
+        <w:t>敬拜的人會把祭牲牽到聖殿的院子裡，站在祭司面前，把手按在祭牲頭上，表示這祭牲代表自己，並承認自己的罪，或說明獻祭的原因。接著，敬拜的人親手宰殺祭牲，並把牠分割開來，交給祭司放在巨大的銅祭壇上焚燒。有些祭（燔祭）需要把整隻祭牲完全燒在壇上。另一些祭則會把部分肉留給祭司，其餘由獻祭的人和家人一同吃用。但無論是哪一種祭，獻祭的人都要親手宰殺自己羊群或牛群中的祭牲。這些祭禮以具體而深刻的方式顯明罪的代價，以及敬拜的人所應承擔的責任。當敬拜的人宰殺祭牲時，他會想到，若不是神准許以祭牲代替自己獻上，因罪而死的本來應該是他自己。</w:t>
       </w:r>
     </w:p>
     <w:p>
@@ -822,54 +1042,18 @@
         <w:rPr>
           <w:lang w:val="zh_TW" w:bidi="zh_TW"/>
         </w:rPr>
-        <w:t>從上述證據來看，舊約中的酒通常不會與水混合，且在適量飲用時被視為有益的。</w:t>
-      </w:r>
-      <w:hyperlink r:id="rId25">
-        <w:r>
-          <w:rPr>
-            <w:lang w:val="zh_TW" w:bidi="zh_TW"/>
-          </w:rPr>
-          <w:rPr>
-            <w:color w:val="0000EE"/>
-            <w:u w:val="single"/>
-          </w:rPr>
-          <w:t>士師記九章13節</w:t>
-        </w:r>
-      </w:hyperlink>
-      <w:r>
-        <w:rPr>
-          <w:lang w:val="zh_TW" w:bidi="zh_TW"/>
-        </w:rPr>
-        <w:t>提到酒是「使神和人喜樂的」。</w:t>
-      </w:r>
-      <w:hyperlink r:id="rId26">
-        <w:r>
-          <w:rPr>
-            <w:lang w:val="zh_TW" w:bidi="zh_TW"/>
-          </w:rPr>
-          <w:rPr>
-            <w:color w:val="0000EE"/>
-            <w:u w:val="single"/>
-          </w:rPr>
-          <w:t>詩篇一〇四篇15節</w:t>
-        </w:r>
-      </w:hyperlink>
-      <w:r>
-        <w:rPr>
-          <w:lang w:val="zh_TW" w:bidi="zh_TW"/>
-        </w:rPr>
-        <w:t>也類似地描述酒：「酒能悅人心」（另參</w:t>
-      </w:r>
-      <w:hyperlink r:id="rId27">
-        <w:r>
-          <w:rPr>
-            <w:lang w:val="zh_TW" w:bidi="zh_TW"/>
-          </w:rPr>
-          <w:rPr>
-            <w:color w:val="0000EE"/>
-            <w:u w:val="single"/>
-          </w:rPr>
-          <w:t>斯1:10</w:t>
+        <w:t>所有成年男子每年都要上聖殿參加全國性的節期三次（</w:t>
+      </w:r>
+      <w:hyperlink r:id="rId38">
+        <w:r>
+          <w:rPr>
+            <w:lang w:val="zh_TW" w:bidi="zh_TW"/>
+          </w:rPr>
+          <w:rPr>
+            <w:color w:val="0000EE"/>
+            <w:u w:val="single"/>
+          </w:rPr>
+          <w:t>出23:17</w:t>
         </w:r>
       </w:hyperlink>
       <w:r>
@@ -878,16 +1062,34 @@
         </w:rPr>
         <w:t>；</w:t>
       </w:r>
-      <w:hyperlink r:id="rId28">
-        <w:r>
-          <w:rPr>
-            <w:lang w:val="zh_TW" w:bidi="zh_TW"/>
-          </w:rPr>
-          <w:rPr>
-            <w:color w:val="0000EE"/>
-            <w:u w:val="single"/>
-          </w:rPr>
-          <w:t>傳10:19</w:t>
+      <w:hyperlink r:id="rId39">
+        <w:r>
+          <w:rPr>
+            <w:lang w:val="zh_TW" w:bidi="zh_TW"/>
+          </w:rPr>
+          <w:rPr>
+            <w:color w:val="0000EE"/>
+            <w:u w:val="single"/>
+          </w:rPr>
+          <w:t>申16:16</w:t>
+        </w:r>
+      </w:hyperlink>
+      <w:r>
+        <w:rPr>
+          <w:lang w:val="zh_TW" w:bidi="zh_TW"/>
+        </w:rPr>
+        <w:t>）：逾越節（四月舉行）、七七節（五月舉行）和住棚節（十月舉行）。如果情況許可，全家人都會一同前往；但如果他們住得離耶路撒冷太遠，通常只會參加其中一個節期（</w:t>
+      </w:r>
+      <w:hyperlink r:id="rId40">
+        <w:r>
+          <w:rPr>
+            <w:lang w:val="zh_TW" w:bidi="zh_TW"/>
+          </w:rPr>
+          <w:rPr>
+            <w:color w:val="0000EE"/>
+            <w:u w:val="single"/>
+          </w:rPr>
+          <w:t>撒上1:3</w:t>
         </w:r>
       </w:hyperlink>
       <w:r>
@@ -896,143 +1098,23 @@
         </w:rPr>
         <w:t>；</w:t>
       </w:r>
-      <w:hyperlink r:id="rId29">
-        <w:r>
-          <w:rPr>
-            <w:lang w:val="zh_TW" w:bidi="zh_TW"/>
-          </w:rPr>
-          <w:rPr>
-            <w:color w:val="0000EE"/>
-            <w:u w:val="single"/>
-          </w:rPr>
-          <w:t>賽55:1–2</w:t>
-        </w:r>
-      </w:hyperlink>
-      <w:r>
-        <w:rPr>
-          <w:lang w:val="zh_TW" w:bidi="zh_TW"/>
-        </w:rPr>
-        <w:t>；</w:t>
-      </w:r>
-      <w:hyperlink r:id="rId30">
-        <w:r>
-          <w:rPr>
-            <w:lang w:val="zh_TW" w:bidi="zh_TW"/>
-          </w:rPr>
-          <w:rPr>
-            <w:color w:val="0000EE"/>
-            <w:u w:val="single"/>
-          </w:rPr>
-          <w:t>亞10:7</w:t>
-        </w:r>
-      </w:hyperlink>
-      <w:r>
-        <w:rPr>
-          <w:lang w:val="zh_TW" w:bidi="zh_TW"/>
-        </w:rPr>
-        <w:t>）。適量飲酒被認為是正常且受歡迎的生活方式（</w:t>
-      </w:r>
-      <w:hyperlink r:id="rId31">
-        <w:r>
-          <w:rPr>
-            <w:lang w:val="zh_TW" w:bidi="zh_TW"/>
-          </w:rPr>
-          <w:rPr>
-            <w:color w:val="0000EE"/>
-            <w:u w:val="single"/>
-          </w:rPr>
-          <w:t>創14:18；</w:t>
-        </w:r>
-      </w:hyperlink>
-      <w:hyperlink r:id="rId32">
-        <w:r>
-          <w:rPr>
-            <w:lang w:val="zh_TW" w:bidi="zh_TW"/>
-          </w:rPr>
-          <w:rPr>
-            <w:color w:val="0000EE"/>
-            <w:u w:val="single"/>
-          </w:rPr>
-          <w:t>士19:19</w:t>
-        </w:r>
-      </w:hyperlink>
-      <w:r>
-        <w:rPr>
-          <w:lang w:val="zh_TW" w:bidi="zh_TW"/>
-        </w:rPr>
-        <w:t>；</w:t>
-      </w:r>
-      <w:hyperlink r:id="rId33">
-        <w:r>
-          <w:rPr>
-            <w:lang w:val="zh_TW" w:bidi="zh_TW"/>
-          </w:rPr>
-          <w:rPr>
-            <w:color w:val="0000EE"/>
-            <w:u w:val="single"/>
-          </w:rPr>
-          <w:t>撒上16:20</w:t>
-        </w:r>
-      </w:hyperlink>
-      <w:r>
-        <w:rPr>
-          <w:lang w:val="zh_TW" w:bidi="zh_TW"/>
-        </w:rPr>
-        <w:t>）。然而，利未人在聖殿服事時（</w:t>
-      </w:r>
-      <w:hyperlink r:id="rId34">
-        <w:r>
-          <w:rPr>
-            <w:lang w:val="zh_TW" w:bidi="zh_TW"/>
-          </w:rPr>
-          <w:rPr>
-            <w:color w:val="0000EE"/>
-            <w:u w:val="single"/>
-          </w:rPr>
-          <w:t>利10:8–9</w:t>
-        </w:r>
-      </w:hyperlink>
-      <w:r>
-        <w:rPr>
-          <w:lang w:val="zh_TW" w:bidi="zh_TW"/>
-        </w:rPr>
-        <w:t>）被禁止喝酒，拿細耳人（</w:t>
-      </w:r>
-      <w:hyperlink r:id="rId35">
-        <w:r>
-          <w:rPr>
-            <w:lang w:val="zh_TW" w:bidi="zh_TW"/>
-          </w:rPr>
-          <w:rPr>
-            <w:color w:val="0000EE"/>
-            <w:u w:val="single"/>
-          </w:rPr>
-          <w:t>民6:3</w:t>
-        </w:r>
-      </w:hyperlink>
-      <w:r>
-        <w:rPr>
-          <w:lang w:val="zh_TW" w:bidi="zh_TW"/>
-        </w:rPr>
-        <w:t>）和利甲族人（</w:t>
-      </w:r>
-      <w:hyperlink r:id="rId36">
-        <w:r>
-          <w:rPr>
-            <w:lang w:val="zh_TW" w:bidi="zh_TW"/>
-          </w:rPr>
-          <w:rPr>
-            <w:color w:val="0000EE"/>
-            <w:u w:val="single"/>
-          </w:rPr>
-          <w:t>耶35:1–6</w:t>
-        </w:r>
-      </w:hyperlink>
-      <w:r>
-        <w:rPr>
-          <w:lang w:val="zh_TW" w:bidi="zh_TW"/>
-        </w:rPr>
-        <w:t>）也被禁止喝酒。</w:t>
+      <w:hyperlink r:id="rId41">
+        <w:r>
+          <w:rPr>
+            <w:lang w:val="zh_TW" w:bidi="zh_TW"/>
+          </w:rPr>
+          <w:rPr>
+            <w:color w:val="0000EE"/>
+            <w:u w:val="single"/>
+          </w:rPr>
+          <w:t>路2:41</w:t>
+        </w:r>
+      </w:hyperlink>
+      <w:r>
+        <w:rPr>
+          <w:lang w:val="zh_TW" w:bidi="zh_TW"/>
+        </w:rPr>
+        <w:t>）。</w:t>
       </w:r>
     </w:p>
     <w:p>
@@ -1046,115 +1128,7 @@
         <w:rPr>
           <w:lang w:val="zh_TW" w:bidi="zh_TW"/>
         </w:rPr>
-        <w:t>酒在舊約世界中有許多用途。「奠祭」所用的就是酒（</w:t>
-      </w:r>
-      <w:hyperlink r:id="rId37">
-        <w:r>
-          <w:rPr>
-            <w:lang w:val="zh_TW" w:bidi="zh_TW"/>
-          </w:rPr>
-          <w:rPr>
-            <w:color w:val="0000EE"/>
-            <w:u w:val="single"/>
-          </w:rPr>
-          <w:t>出29:40</w:t>
-        </w:r>
-      </w:hyperlink>
-      <w:r>
-        <w:rPr>
-          <w:lang w:val="zh_TW" w:bidi="zh_TW"/>
-        </w:rPr>
-        <w:t>；</w:t>
-      </w:r>
-      <w:hyperlink r:id="rId38">
-        <w:r>
-          <w:rPr>
-            <w:lang w:val="zh_TW" w:bidi="zh_TW"/>
-          </w:rPr>
-          <w:rPr>
-            <w:color w:val="0000EE"/>
-            <w:u w:val="single"/>
-          </w:rPr>
-          <w:t>利23:13</w:t>
-        </w:r>
-      </w:hyperlink>
-      <w:r>
-        <w:rPr>
-          <w:lang w:val="zh_TW" w:bidi="zh_TW"/>
-        </w:rPr>
-        <w:t>），而獻祭時，敬拜者經常會帶來酒（</w:t>
-      </w:r>
-      <w:hyperlink r:id="rId39">
-        <w:r>
-          <w:rPr>
-            <w:lang w:val="zh_TW" w:bidi="zh_TW"/>
-          </w:rPr>
-          <w:rPr>
-            <w:color w:val="0000EE"/>
-            <w:u w:val="single"/>
-          </w:rPr>
-          <w:t>撒上1:24</w:t>
-        </w:r>
-      </w:hyperlink>
-      <w:r>
-        <w:rPr>
-          <w:lang w:val="zh_TW" w:bidi="zh_TW"/>
-        </w:rPr>
-        <w:t>）。此外，聖殿中也存有酒，以作為獻祭之用（</w:t>
-      </w:r>
-      <w:hyperlink r:id="rId40">
-        <w:r>
-          <w:rPr>
-            <w:lang w:val="zh_TW" w:bidi="zh_TW"/>
-          </w:rPr>
-          <w:rPr>
-            <w:color w:val="0000EE"/>
-            <w:u w:val="single"/>
-          </w:rPr>
-          <w:t>代上9:29</w:t>
-        </w:r>
-      </w:hyperlink>
-      <w:r>
-        <w:rPr>
-          <w:lang w:val="zh_TW" w:bidi="zh_TW"/>
-        </w:rPr>
-        <w:t>）。有時，酒會用來幫助體弱和生病的人（</w:t>
-      </w:r>
-      <w:hyperlink r:id="rId41">
-        <w:r>
-          <w:rPr>
-            <w:lang w:val="zh_TW" w:bidi="zh_TW"/>
-          </w:rPr>
-          <w:rPr>
-            <w:color w:val="0000EE"/>
-            <w:u w:val="single"/>
-          </w:rPr>
-          <w:t>撒下16:2</w:t>
-        </w:r>
-      </w:hyperlink>
-      <w:r>
-        <w:rPr>
-          <w:lang w:val="zh_TW" w:bidi="zh_TW"/>
-        </w:rPr>
-        <w:t>；</w:t>
-      </w:r>
-      <w:hyperlink r:id="rId42">
-        <w:r>
-          <w:rPr>
-            <w:lang w:val="zh_TW" w:bidi="zh_TW"/>
-          </w:rPr>
-          <w:rPr>
-            <w:color w:val="0000EE"/>
-            <w:u w:val="single"/>
-          </w:rPr>
-          <w:t>箴31:6</w:t>
-        </w:r>
-      </w:hyperlink>
-      <w:r>
-        <w:rPr>
-          <w:lang w:val="zh_TW" w:bidi="zh_TW"/>
-        </w:rPr>
-        <w:t>）。</w:t>
+        <w:t>這些節期都是極其盛大的聚會。成千上萬的人會從各地聚集到耶路撒冷。他們有的住在親友家中，有的在城外搭棚居住。聖殿的院子裡擠滿了前來敬拜的人。聖殿的詩班唱著適合節期的詩篇；祭司和利未人則獻上數百隻祭牲（逾越節期間更達數千隻）。有些敬拜的人情緒激昂，不禁跳舞歡慶；另一些性情較為沉穩的人，則滿足於一同唱詩，或安靜地禱告。</w:t>
       </w:r>
     </w:p>
     <w:p>
@@ -1168,7 +1142,25 @@
         <w:rPr>
           <w:lang w:val="zh_TW" w:bidi="zh_TW"/>
         </w:rPr>
-        <w:t>舊約中的「濃酒」似乎與美索不達米亞的棗酒有密切關係。這種棗酒糖分含量高，酒精含量也應相當高。舊約中使用了一個希伯來文詞語來專指濃酒（</w:t>
+        <w:t>這些主要節期都是充滿歡樂的日子，因為它們慶祝神把以色列人從埃及拯救出來。在逾越節期間，每個家庭都要吃烤羊羔和苦菜，重現祖先離開埃及前所吃的最後一餐（</w:t>
+      </w:r>
+      <w:hyperlink r:id="rId42">
+        <w:r>
+          <w:rPr>
+            <w:lang w:val="zh_TW" w:bidi="zh_TW"/>
+          </w:rPr>
+          <w:rPr>
+            <w:color w:val="0000EE"/>
+            <w:u w:val="single"/>
+          </w:rPr>
+          <w:t>出12章</w:t>
+        </w:r>
+      </w:hyperlink>
+      <w:r>
+        <w:rPr>
+          <w:lang w:val="zh_TW" w:bidi="zh_TW"/>
+        </w:rPr>
+        <w:t>）。在住棚節期間，人們要用樹枝搭建棚子，並在裡面住七天，藉此記念以色列人在曠野漂流40年間住在帳棚裡的日子（</w:t>
       </w:r>
       <w:hyperlink r:id="rId43">
         <w:r>
@@ -1179,92 +1171,14 @@
             <w:color w:val="0000EE"/>
             <w:u w:val="single"/>
           </w:rPr>
-          <w:t>利10:9；</w:t>
-        </w:r>
-      </w:hyperlink>
-      <w:hyperlink r:id="rId44">
-        <w:r>
-          <w:rPr>
-            <w:lang w:val="zh_TW" w:bidi="zh_TW"/>
-          </w:rPr>
-          <w:rPr>
-            <w:color w:val="0000EE"/>
-            <w:u w:val="single"/>
-          </w:rPr>
-          <w:t>申29:6</w:t>
-        </w:r>
-      </w:hyperlink>
-      <w:r>
-        <w:rPr>
-          <w:lang w:val="zh_TW" w:bidi="zh_TW"/>
-        </w:rPr>
-        <w:t>；</w:t>
-      </w:r>
-      <w:hyperlink r:id="rId45">
-        <w:r>
-          <w:rPr>
-            <w:lang w:val="zh_TW" w:bidi="zh_TW"/>
-          </w:rPr>
-          <w:rPr>
-            <w:color w:val="0000EE"/>
-            <w:u w:val="single"/>
-          </w:rPr>
-          <w:t>撒上1:15；</w:t>
-        </w:r>
-      </w:hyperlink>
-      <w:hyperlink r:id="rId46">
-        <w:r>
-          <w:rPr>
-            <w:lang w:val="zh_TW" w:bidi="zh_TW"/>
-          </w:rPr>
-          <w:rPr>
-            <w:color w:val="0000EE"/>
-            <w:u w:val="single"/>
-          </w:rPr>
-          <w:t>箴20:1</w:t>
-        </w:r>
-      </w:hyperlink>
-      <w:r>
-        <w:rPr>
-          <w:lang w:val="zh_TW" w:bidi="zh_TW"/>
-        </w:rPr>
-        <w:t>，</w:t>
-      </w:r>
-      <w:hyperlink r:id="rId42">
-        <w:r>
-          <w:rPr>
-            <w:lang w:val="zh_TW" w:bidi="zh_TW"/>
-          </w:rPr>
-          <w:rPr>
-            <w:color w:val="0000EE"/>
-            <w:u w:val="single"/>
-          </w:rPr>
-          <w:t>31:6</w:t>
-        </w:r>
-      </w:hyperlink>
-      <w:r>
-        <w:rPr>
-          <w:lang w:val="zh_TW" w:bidi="zh_TW"/>
-        </w:rPr>
-        <w:t>；</w:t>
-      </w:r>
-      <w:hyperlink r:id="rId47">
-        <w:r>
-          <w:rPr>
-            <w:lang w:val="zh_TW" w:bidi="zh_TW"/>
-          </w:rPr>
-          <w:rPr>
-            <w:color w:val="0000EE"/>
-            <w:u w:val="single"/>
-          </w:rPr>
-          <w:t>賽29:9</w:t>
-        </w:r>
-      </w:hyperlink>
-      <w:r>
-        <w:rPr>
-          <w:lang w:val="zh_TW" w:bidi="zh_TW"/>
-        </w:rPr>
-        <w:t>）。在烏加里特文中有一個對應的詞，翻譯為「醉」，與通常的酒這個詞對應。</w:t>
+          <w:t>利23:39–43</w:t>
+        </w:r>
+      </w:hyperlink>
+      <w:r>
+        <w:rPr>
+          <w:lang w:val="zh_TW" w:bidi="zh_TW"/>
+        </w:rPr>
+        <w:t>）。這些盛大的節期不斷提醒以色列人：神曾救他們脫離埃及的奴役，又照著祂對亞伯拉罕的應許，把迦南地賜給他們。</w:t>
       </w:r>
     </w:p>
     <w:p>
@@ -1278,90 +1192,18 @@
         <w:rPr>
           <w:lang w:val="zh_TW" w:bidi="zh_TW"/>
         </w:rPr>
-        <w:t>對於酗酒的負面反應在舊約中比比皆是。以賽亞譴責那些酗酒的人（</w:t>
-      </w:r>
-      <w:hyperlink r:id="rId48">
-        <w:r>
-          <w:rPr>
-            <w:lang w:val="zh_TW" w:bidi="zh_TW"/>
-          </w:rPr>
-          <w:rPr>
-            <w:color w:val="0000EE"/>
-            <w:u w:val="single"/>
-          </w:rPr>
-          <w:t>賽28:1–8</w:t>
-        </w:r>
-      </w:hyperlink>
-      <w:r>
-        <w:rPr>
-          <w:lang w:val="zh_TW" w:bidi="zh_TW"/>
-        </w:rPr>
-        <w:t>）。聖經中有許多關於酗酒的警告（</w:t>
-      </w:r>
-      <w:hyperlink r:id="rId46">
-        <w:r>
-          <w:rPr>
-            <w:lang w:val="zh_TW" w:bidi="zh_TW"/>
-          </w:rPr>
-          <w:rPr>
-            <w:color w:val="0000EE"/>
-            <w:u w:val="single"/>
-          </w:rPr>
-          <w:t>箴20:1</w:t>
-        </w:r>
-      </w:hyperlink>
-      <w:r>
-        <w:rPr>
-          <w:lang w:val="zh_TW" w:bidi="zh_TW"/>
-        </w:rPr>
-        <w:t>，</w:t>
-      </w:r>
-      <w:hyperlink r:id="rId49">
-        <w:r>
-          <w:rPr>
-            <w:lang w:val="zh_TW" w:bidi="zh_TW"/>
-          </w:rPr>
-          <w:rPr>
-            <w:color w:val="0000EE"/>
-            <w:u w:val="single"/>
-          </w:rPr>
-          <w:t>21:17</w:t>
-        </w:r>
-      </w:hyperlink>
-      <w:r>
-        <w:rPr>
-          <w:lang w:val="zh_TW" w:bidi="zh_TW"/>
-        </w:rPr>
-        <w:t>，</w:t>
-      </w:r>
-      <w:hyperlink r:id="rId50">
-        <w:r>
-          <w:rPr>
-            <w:lang w:val="zh_TW" w:bidi="zh_TW"/>
-          </w:rPr>
-          <w:rPr>
-            <w:color w:val="0000EE"/>
-            <w:u w:val="single"/>
-          </w:rPr>
-          <w:t>23:20–21</w:t>
-        </w:r>
-      </w:hyperlink>
-      <w:r>
-        <w:rPr>
-          <w:lang w:val="zh_TW" w:bidi="zh_TW"/>
-        </w:rPr>
-        <w:t>，</w:t>
-      </w:r>
-      <w:hyperlink r:id="rId51">
-        <w:r>
-          <w:rPr>
-            <w:lang w:val="zh_TW" w:bidi="zh_TW"/>
-          </w:rPr>
-          <w:rPr>
-            <w:color w:val="0000EE"/>
-            <w:u w:val="single"/>
-          </w:rPr>
-          <w:t>23:32–34</w:t>
+        <w:t>這三個節期各持續一週，但一年之中有一天完全不同，那就是贖罪日。這一天，人人都要禁食，並為自己的罪憂傷。當天，大祭司會把手按在一隻山羊頭上，承認全體百姓的罪。之後，那隻山羊會被帶到曠野去，象徵罪已從百姓當中除去（</w:t>
+      </w:r>
+      <w:hyperlink r:id="rId44">
+        <w:r>
+          <w:rPr>
+            <w:lang w:val="zh_TW" w:bidi="zh_TW"/>
+          </w:rPr>
+          <w:rPr>
+            <w:color w:val="0000EE"/>
+            <w:u w:val="single"/>
+          </w:rPr>
+          <w:t>利16章</w:t>
         </w:r>
       </w:hyperlink>
       <w:r>
@@ -1369,17 +1211,6 @@
           <w:lang w:val="zh_TW" w:bidi="zh_TW"/>
         </w:rPr>
         <w:t>）。</w:t>
-      </w:r>
-    </w:p>
-    <w:p>
-      <w:pPr>
-        <w:pStyle w:val="Heading3"/>
-      </w:pPr>
-      <w:r>
-        <w:rPr>
-          <w:lang w:val="zh_TW" w:bidi="zh_TW"/>
-        </w:rPr>
-        <w:t>新約中的酒</w:t>
       </w:r>
     </w:p>
     <w:p>
@@ -1393,61 +1224,54 @@
         <w:rPr>
           <w:lang w:val="zh_TW" w:bidi="zh_TW"/>
         </w:rPr>
-        <w:t>新約中的酒是一種發酵飲料，通常會與不同量的水混合。它也混有苦膽（</w:t>
-      </w:r>
-      <w:hyperlink r:id="rId52">
-        <w:r>
-          <w:rPr>
-            <w:lang w:val="zh_TW" w:bidi="zh_TW"/>
-          </w:rPr>
-          <w:rPr>
-            <w:color w:val="0000EE"/>
-            <w:u w:val="single"/>
-          </w:rPr>
-          <w:t>太27:34</w:t>
-        </w:r>
-      </w:hyperlink>
-      <w:r>
-        <w:rPr>
-          <w:lang w:val="zh_TW" w:bidi="zh_TW"/>
-        </w:rPr>
-        <w:t>）和沒藥（</w:t>
-      </w:r>
-      <w:hyperlink r:id="rId53">
-        <w:r>
-          <w:rPr>
-            <w:lang w:val="zh_TW" w:bidi="zh_TW"/>
-          </w:rPr>
-          <w:rPr>
-            <w:color w:val="0000EE"/>
-            <w:u w:val="single"/>
-          </w:rPr>
-          <w:t>可15:23</w:t>
-        </w:r>
-      </w:hyperlink>
-      <w:r>
-        <w:rPr>
-          <w:lang w:val="zh_TW" w:bidi="zh_TW"/>
-        </w:rPr>
-        <w:t>）。有證據強烈表明，在主的晚餐中使用的酒是水和酒的混合物，比例大概是三比一，這符合米示拿的規定。「葡萄汁」（</w:t>
-      </w:r>
-      <w:hyperlink r:id="rId54">
-        <w:r>
-          <w:rPr>
-            <w:lang w:val="zh_TW" w:bidi="zh_TW"/>
-          </w:rPr>
-          <w:rPr>
-            <w:color w:val="0000EE"/>
-            <w:u w:val="single"/>
-          </w:rPr>
-          <w:t>太26:27–29</w:t>
-        </w:r>
-      </w:hyperlink>
-      <w:r>
-        <w:rPr>
-          <w:lang w:val="zh_TW" w:bidi="zh_TW"/>
-        </w:rPr>
-        <w:t>）通常被解釋為新鮮的葡萄汁。然而，新鮮的葡萄汁幾乎是不可能找到的。</w:t>
+        <w:t>第一座聖殿被毀後不久，猶太會堂逐漸發展成為公開敬拜的場所。會堂中的聚會與現代教會的崇拜較為相似，內容包括禱告、誦讀聖經和講道。會堂裡不獻祭。到了公元70年，第二座聖殿被毀後，猶太會堂成了猶太人唯一可以公開敬拜的地方。從那時起，也不再有獻祭的制度。新約聖經認為這是合宜的，因為耶穌是真正的神的羔羊（</w:t>
+      </w:r>
+      <w:hyperlink r:id="rId45">
+        <w:r>
+          <w:rPr>
+            <w:lang w:val="zh_TW" w:bidi="zh_TW"/>
+          </w:rPr>
+          <w:rPr>
+            <w:color w:val="0000EE"/>
+            <w:u w:val="single"/>
+          </w:rPr>
+          <w:t>約1:29</w:t>
+        </w:r>
+      </w:hyperlink>
+      <w:r>
+        <w:rPr>
+          <w:lang w:val="zh_TW" w:bidi="zh_TW"/>
+        </w:rPr>
+        <w:t>）；祂既已受死，就不再需要獻上其它祭牲了（</w:t>
+      </w:r>
+      <w:hyperlink r:id="rId46">
+        <w:r>
+          <w:rPr>
+            <w:lang w:val="zh_TW" w:bidi="zh_TW"/>
+          </w:rPr>
+          <w:rPr>
+            <w:color w:val="0000EE"/>
+            <w:u w:val="single"/>
+          </w:rPr>
+          <w:t>來10:11–12</w:t>
+        </w:r>
+      </w:hyperlink>
+      <w:r>
+        <w:rPr>
+          <w:lang w:val="zh_TW" w:bidi="zh_TW"/>
+        </w:rPr>
+        <w:t>）。</w:t>
+      </w:r>
+    </w:p>
+    <w:p>
+      <w:pPr>
+        <w:pStyle w:val="Heading3"/>
+      </w:pPr>
+      <w:r>
+        <w:rPr>
+          <w:lang w:val="zh_TW" w:bidi="zh_TW"/>
+        </w:rPr>
+        <w:t>新約聖經中的敬拜</w:t>
       </w:r>
     </w:p>
     <w:p>
@@ -1461,18 +1285,18 @@
         <w:rPr>
           <w:lang w:val="zh_TW" w:bidi="zh_TW"/>
         </w:rPr>
-        <w:t>新約與舊約一樣，強烈反對酗酒。聖經的勸告是不要醉酒（</w:t>
-      </w:r>
-      <w:hyperlink r:id="rId55">
-        <w:r>
-          <w:rPr>
-            <w:lang w:val="zh_TW" w:bidi="zh_TW"/>
-          </w:rPr>
-          <w:rPr>
-            <w:color w:val="0000EE"/>
-            <w:u w:val="single"/>
-          </w:rPr>
-          <w:t>弗5:18</w:t>
+        <w:t>猶太人過於依賴聖殿這個實體場所來敬拜。耶穌來到世上後宣告，祂自己就是神的殿；祂復活以後，要成為屬靈的居所，使神（聖靈）與人能在靈裡彼此交通（見</w:t>
+      </w:r>
+      <w:hyperlink r:id="rId47">
+        <w:r>
+          <w:rPr>
+            <w:lang w:val="zh_TW" w:bidi="zh_TW"/>
+          </w:rPr>
+          <w:rPr>
+            <w:color w:val="0000EE"/>
+            <w:u w:val="single"/>
+          </w:rPr>
+          <w:t>太12:6</w:t>
         </w:r>
       </w:hyperlink>
       <w:r>
@@ -1481,34 +1305,34 @@
         </w:rPr>
         <w:t>；</w:t>
       </w:r>
-      <w:hyperlink r:id="rId56">
-        <w:r>
-          <w:rPr>
-            <w:lang w:val="zh_TW" w:bidi="zh_TW"/>
-          </w:rPr>
-          <w:rPr>
-            <w:color w:val="0000EE"/>
-            <w:u w:val="single"/>
-          </w:rPr>
-          <w:t>彼前4:3</w:t>
-        </w:r>
-      </w:hyperlink>
-      <w:r>
-        <w:rPr>
-          <w:lang w:val="zh_TW" w:bidi="zh_TW"/>
-        </w:rPr>
-        <w:t>）。教會的領袖應該在飲酒方面保持節制（</w:t>
-      </w:r>
-      <w:hyperlink r:id="rId57">
-        <w:r>
-          <w:rPr>
-            <w:lang w:val="zh_TW" w:bidi="zh_TW"/>
-          </w:rPr>
-          <w:rPr>
-            <w:color w:val="0000EE"/>
-            <w:u w:val="single"/>
-          </w:rPr>
-          <w:t>提前3:3、8</w:t>
+      <w:hyperlink r:id="rId48">
+        <w:r>
+          <w:rPr>
+            <w:lang w:val="zh_TW" w:bidi="zh_TW"/>
+          </w:rPr>
+          <w:rPr>
+            <w:color w:val="0000EE"/>
+            <w:u w:val="single"/>
+          </w:rPr>
+          <w:t>約2:19–22</w:t>
+        </w:r>
+      </w:hyperlink>
+      <w:r>
+        <w:rPr>
+          <w:lang w:val="zh_TW" w:bidi="zh_TW"/>
+        </w:rPr>
+        <w:t>）。換句話說，敬拜不再是以某個地方為中心，而是以一位人物為中心——敬拜的人藉著耶穌基督和祂的靈，可以直接來到神面前（見</w:t>
+      </w:r>
+      <w:hyperlink r:id="rId49">
+        <w:r>
+          <w:rPr>
+            <w:lang w:val="zh_TW" w:bidi="zh_TW"/>
+          </w:rPr>
+          <w:rPr>
+            <w:color w:val="0000EE"/>
+            <w:u w:val="single"/>
+          </w:rPr>
+          <w:t>約14:6</w:t>
         </w:r>
       </w:hyperlink>
       <w:r>
@@ -1517,23 +1341,23 @@
         </w:rPr>
         <w:t>；</w:t>
       </w:r>
-      <w:hyperlink r:id="rId58">
-        <w:r>
-          <w:rPr>
-            <w:lang w:val="zh_TW" w:bidi="zh_TW"/>
-          </w:rPr>
-          <w:rPr>
-            <w:color w:val="0000EE"/>
-            <w:u w:val="single"/>
-          </w:rPr>
-          <w:t>多1:7</w:t>
-        </w:r>
-      </w:hyperlink>
-      <w:r>
-        <w:rPr>
-          <w:lang w:val="zh_TW" w:bidi="zh_TW"/>
-        </w:rPr>
-        <w:t>）；希臘文意指他們不應該「沉溺於酒（not be addicted to wine）」。</w:t>
+      <w:hyperlink r:id="rId50">
+        <w:r>
+          <w:rPr>
+            <w:lang w:val="zh_TW" w:bidi="zh_TW"/>
+          </w:rPr>
+          <w:rPr>
+            <w:color w:val="0000EE"/>
+            <w:u w:val="single"/>
+          </w:rPr>
+          <w:t>來10:19–20</w:t>
+        </w:r>
+      </w:hyperlink>
+      <w:r>
+        <w:rPr>
+          <w:lang w:val="zh_TW" w:bidi="zh_TW"/>
+        </w:rPr>
+        <w:t>）。</w:t>
       </w:r>
     </w:p>
     <w:p>
@@ -1545,50 +1369,135 @@
       </w:r>
       <w:r>
         <w:rPr>
-          <w:i/>
-          <w:lang w:val="zh_TW" w:bidi="zh_TW"/>
-        </w:rPr>
-        <w:t>另見</w:t>
-      </w:r>
-      <w:r>
-        <w:rPr>
-          <w:lang w:val="zh_TW" w:bidi="zh_TW"/>
-        </w:rPr>
-        <w:t xml:space="preserve"> </w:t>
-      </w:r>
-      <w:r>
-        <w:rPr>
-          <w:lang w:val="zh_TW" w:bidi="zh_TW"/>
-        </w:rPr>
-        <w:t>葡萄樹，葡萄園</w:t>
-      </w:r>
+          <w:lang w:val="zh_TW" w:bidi="zh_TW"/>
+        </w:rPr>
+        <w:t>這種敬拜方式的轉變（從有形的轉向屬靈的）正是</w:t>
+      </w:r>
+      <w:hyperlink r:id="rId51">
+        <w:r>
+          <w:rPr>
+            <w:lang w:val="zh_TW" w:bidi="zh_TW"/>
+          </w:rPr>
+          <w:rPr>
+            <w:color w:val="0000EE"/>
+            <w:u w:val="single"/>
+          </w:rPr>
+          <w:t>約翰福音四章</w:t>
+        </w:r>
+      </w:hyperlink>
+      <w:r>
+        <w:rPr>
+          <w:lang w:val="zh_TW" w:bidi="zh_TW"/>
+        </w:rPr>
+        <w:t>的主題，這一章記載了耶穌與撒馬利亞人相遇的經過。耶穌與撒馬利亞婦人談話後，那婦人承認祂必是一位先知，隨即談到猶太人和撒馬利亞人長久以來的爭論：究竟哪裡才是正確的敬拜地點——耶路撒冷還是基利心山。撒馬利亞人根據</w:t>
+      </w:r>
+      <w:hyperlink r:id="rId52">
+        <w:r>
+          <w:rPr>
+            <w:lang w:val="zh_TW" w:bidi="zh_TW"/>
+          </w:rPr>
+          <w:rPr>
+            <w:color w:val="0000EE"/>
+            <w:u w:val="single"/>
+          </w:rPr>
+          <w:t>申命記十一章26至29節</w:t>
+        </w:r>
+      </w:hyperlink>
+      <w:r>
+        <w:rPr>
+          <w:lang w:val="zh_TW" w:bidi="zh_TW"/>
+        </w:rPr>
+        <w:t>和</w:t>
+      </w:r>
+      <w:hyperlink r:id="rId53">
+        <w:r>
+          <w:rPr>
+            <w:lang w:val="zh_TW" w:bidi="zh_TW"/>
+          </w:rPr>
+          <w:rPr>
+            <w:color w:val="0000EE"/>
+            <w:u w:val="single"/>
+          </w:rPr>
+          <w:t>二十七章1至8節</w:t>
+        </w:r>
+      </w:hyperlink>
+      <w:r>
+        <w:rPr>
+          <w:lang w:val="zh_TW" w:bidi="zh_TW"/>
+        </w:rPr>
+        <w:t>，在基利心山設立敬拜的地方；猶太人則遵循大衛和所羅門所確立的傳統，以耶路撒冷作為敬拜的中心。聖經肯定了耶路撒冷才是真正的敬拜中心（</w:t>
+      </w:r>
+      <w:hyperlink r:id="rId54">
+        <w:r>
+          <w:rPr>
+            <w:lang w:val="zh_TW" w:bidi="zh_TW"/>
+          </w:rPr>
+          <w:rPr>
+            <w:color w:val="0000EE"/>
+            <w:u w:val="single"/>
+          </w:rPr>
+          <w:t>申12:5</w:t>
+        </w:r>
+      </w:hyperlink>
       <w:r>
         <w:rPr>
           <w:lang w:val="zh_TW" w:bidi="zh_TW"/>
         </w:rPr>
         <w:t>；</w:t>
       </w:r>
-      <w:r>
-        <w:rPr>
-          <w:lang w:val="zh_TW" w:bidi="zh_TW"/>
-        </w:rPr>
-        <w:t>酒榨</w:t>
-      </w:r>
-      <w:r>
-        <w:rPr>
-          <w:lang w:val="zh_TW" w:bidi="zh_TW"/>
-        </w:rPr>
-        <w:t>。</w:t>
-      </w:r>
-      <w:r>
-        <w:rPr>
-          <w:lang w:val="zh_TW" w:bidi="zh_TW"/>
-        </w:rPr>
-      </w:r>
-      <w:r>
-        <w:rPr>
-          <w:lang w:val="zh_TW" w:bidi="zh_TW"/>
-        </w:rPr>
+      <w:hyperlink r:id="rId55">
+        <w:r>
+          <w:rPr>
+            <w:lang w:val="zh_TW" w:bidi="zh_TW"/>
+          </w:rPr>
+          <w:rPr>
+            <w:color w:val="0000EE"/>
+            <w:u w:val="single"/>
+          </w:rPr>
+          <w:t>代下6:6</w:t>
+        </w:r>
+      </w:hyperlink>
+      <w:r>
+        <w:rPr>
+          <w:lang w:val="zh_TW" w:bidi="zh_TW"/>
+        </w:rPr>
+        <w:t>，</w:t>
+      </w:r>
+      <w:hyperlink r:id="rId56">
+        <w:r>
+          <w:rPr>
+            <w:lang w:val="zh_TW" w:bidi="zh_TW"/>
+          </w:rPr>
+          <w:rPr>
+            <w:color w:val="0000EE"/>
+            <w:u w:val="single"/>
+          </w:rPr>
+          <w:t>7:12</w:t>
+        </w:r>
+      </w:hyperlink>
+      <w:r>
+        <w:rPr>
+          <w:lang w:val="zh_TW" w:bidi="zh_TW"/>
+        </w:rPr>
+        <w:t>；</w:t>
+      </w:r>
+      <w:hyperlink r:id="rId57">
+        <w:r>
+          <w:rPr>
+            <w:lang w:val="zh_TW" w:bidi="zh_TW"/>
+          </w:rPr>
+          <w:rPr>
+            <w:color w:val="0000EE"/>
+            <w:u w:val="single"/>
+          </w:rPr>
+          <w:t>詩78:67–68</w:t>
+        </w:r>
+      </w:hyperlink>
+      <w:r>
+        <w:rPr>
+          <w:lang w:val="zh_TW" w:bidi="zh_TW"/>
+        </w:rPr>
+        <w:t>）。然而，耶穌告訴她，一個新的時代已經來到，人不再需要爭論哪個地方才是敬拜的地點。人不再是在耶路撒冷或基利心山敬拜父神。新的時代已經來到，真正敬拜父神的人（無論是猶太人、撒馬利亞人，還是外邦人），都必須用心靈和誠實敬拜祂。</w:t>
       </w:r>
     </w:p>
     <w:p>
@@ -1598,21 +1507,29 @@
           <w:lang w:val="zh_TW" w:bidi="zh_TW"/>
         </w:rPr>
       </w:r>
-    </w:p>
-    <w:p>
-      <w:pPr>
-        <w:pStyle w:val="Heading2"/>
-      </w:pPr>
-      <w:r>
-        <w:rPr>
-          <w:lang w:val="zh_TW" w:bidi="zh_TW"/>
-        </w:rPr>
-        <w:t>酒政</w:t>
-      </w:r>
-      <w:r>
-        <w:rPr>
-          <w:lang w:val="zh_TW" w:bidi="zh_TW"/>
-        </w:rPr>
+      <w:r>
+        <w:rPr>
+          <w:lang w:val="zh_TW" w:bidi="zh_TW"/>
+        </w:rPr>
+        <w:t>「用心靈敬拜」對應耶路撒冷；「用誠實敬拜」則對應撒馬利亞人在敬拜、對神的認識等方面的無知觀念。從前，人是在耶路撒冷敬拜神；如今，真正的耶路撒冷乃是在人的靈裡。事實上，教會被稱為「神藉著聖靈居住的所在」（</w:t>
+      </w:r>
+      <w:hyperlink r:id="rId58">
+        <w:r>
+          <w:rPr>
+            <w:lang w:val="zh_TW" w:bidi="zh_TW"/>
+          </w:rPr>
+          <w:rPr>
+            <w:color w:val="0000EE"/>
+            <w:u w:val="single"/>
+          </w:rPr>
+          <w:t>弗2:22</w:t>
+        </w:r>
+      </w:hyperlink>
+      <w:r>
+        <w:rPr>
+          <w:lang w:val="zh_TW" w:bidi="zh_TW"/>
+        </w:rPr>
+        <w:t>）。真正的敬拜不但要求人用自己的靈與神相交（因為神是靈），也要按著真理敬拜。新約時代真正的敬拜，是用心靈和誠實敬拜神。既然「神是個靈」，人就必須用心靈敬拜祂。人有靈，而人的靈與神是靈的本性相呼應。因此，人能在神所在的層面與神相交，也能敬拜神。</w:t>
       </w:r>
     </w:p>
     <w:p>
@@ -1626,7 +1543,25 @@
         <w:rPr>
           <w:lang w:val="zh_TW" w:bidi="zh_TW"/>
         </w:rPr>
-        <w:t>這是</w:t>
+        <w:t>從某種意義上來說，</w:t>
+      </w:r>
+      <w:hyperlink r:id="rId51">
+        <w:r>
+          <w:rPr>
+            <w:lang w:val="zh_TW" w:bidi="zh_TW"/>
+          </w:rPr>
+          <w:rPr>
+            <w:color w:val="0000EE"/>
+            <w:u w:val="single"/>
+          </w:rPr>
+          <w:t>約翰福音四章</w:t>
+        </w:r>
+      </w:hyperlink>
+      <w:r>
+        <w:rPr>
+          <w:lang w:val="zh_TW" w:bidi="zh_TW"/>
+        </w:rPr>
+        <w:t>預先展現了</w:t>
       </w:r>
       <w:hyperlink r:id="rId59">
         <w:r>
@@ -1637,7 +1572,7 @@
             <w:color w:val="0000EE"/>
             <w:u w:val="single"/>
           </w:rPr>
-          <w:t>創世記四十</w:t>
+          <w:t>啟示錄二十一</w:t>
         </w:r>
       </w:hyperlink>
       <w:r>
@@ -1655,33 +1590,68 @@
             <w:color w:val="0000EE"/>
             <w:u w:val="single"/>
           </w:rPr>
-          <w:t>四十一章</w:t>
-        </w:r>
-      </w:hyperlink>
-      <w:r>
-        <w:rPr>
-          <w:lang w:val="zh_TW" w:bidi="zh_TW"/>
-        </w:rPr>
-        <w:t>中一個希伯來文詞語的譯法，意思是「司酒」或「嘗酒的人」。</w:t>
-      </w:r>
-      <w:r>
-        <w:rPr>
-          <w:i/>
-          <w:lang w:val="zh_TW" w:bidi="zh_TW"/>
-        </w:rPr>
-        <w:t xml:space="preserve">見 </w:t>
-      </w:r>
-      <w:r>
-        <w:rPr>
-          <w:lang w:val="zh_TW" w:bidi="zh_TW"/>
-        </w:rPr>
-        <w:t>酒政</w:t>
-      </w:r>
-      <w:r>
-        <w:rPr>
-          <w:lang w:val="zh_TW" w:bidi="zh_TW"/>
-        </w:rPr>
-        <w:t>。</w:t>
+          <w:t>二十二章</w:t>
+        </w:r>
+      </w:hyperlink>
+      <w:r>
+        <w:rPr>
+          <w:lang w:val="zh_TW" w:bidi="zh_TW"/>
+        </w:rPr>
+        <w:t>的景象。在那裡，神把生命水的河賜給所有信徒，羔羊和神就是新耶路撒冷的殿。信徒從神領受生命，也在神裡面敬拜祂。飲於聖靈與在聖靈裡敬拜神之間有著深刻，甚至帶有奧祕色彩的聯繫（見</w:t>
+      </w:r>
+      <w:hyperlink r:id="rId61">
+        <w:r>
+          <w:rPr>
+            <w:lang w:val="zh_TW" w:bidi="zh_TW"/>
+          </w:rPr>
+          <w:rPr>
+            <w:color w:val="0000EE"/>
+            <w:u w:val="single"/>
+          </w:rPr>
+          <w:t>林前12:13</w:t>
+        </w:r>
+      </w:hyperlink>
+      <w:r>
+        <w:rPr>
+          <w:lang w:val="zh_TW" w:bidi="zh_TW"/>
+        </w:rPr>
+        <w:t>）。</w:t>
+      </w:r>
+      <w:hyperlink r:id="rId62">
+        <w:r>
+          <w:rPr>
+            <w:lang w:val="zh_TW" w:bidi="zh_TW"/>
+          </w:rPr>
+          <w:rPr>
+            <w:color w:val="0000EE"/>
+            <w:u w:val="single"/>
+          </w:rPr>
+          <w:t>以西結書四十七章</w:t>
+        </w:r>
+      </w:hyperlink>
+      <w:r>
+        <w:rPr>
+          <w:lang w:val="zh_TW" w:bidi="zh_TW"/>
+        </w:rPr>
+        <w:t>也描述了同樣的觀念。那裡描繪一條從神的殿流出的河，象徵神永不止息的供應。在</w:t>
+      </w:r>
+      <w:hyperlink r:id="rId51">
+        <w:r>
+          <w:rPr>
+            <w:lang w:val="zh_TW" w:bidi="zh_TW"/>
+          </w:rPr>
+          <w:rPr>
+            <w:color w:val="0000EE"/>
+            <w:u w:val="single"/>
+          </w:rPr>
+          <w:t>約翰福音四章</w:t>
+        </w:r>
+      </w:hyperlink>
+      <w:r>
+        <w:rPr>
+          <w:lang w:val="zh_TW" w:bidi="zh_TW"/>
+        </w:rPr>
+        <w:t>中，耶穌把活水賜給所有接受神恩賜的人，並引導人來到一座新的殿——不是有形的殿，而是屬靈的殿；人在那裡用心靈敬拜神。</w:t>
       </w:r>
       <w:r>
         <w:rPr>
@@ -1710,7 +1680,7 @@
         <w:rPr>
           <w:lang w:val="zh_TW" w:bidi="zh_TW"/>
         </w:rPr>
-        <w:t>酒政</w:t>
+        <w:t>敬畏神的人</w:t>
       </w:r>
       <w:r>
         <w:rPr>
@@ -1729,125 +1699,61 @@
         <w:rPr>
           <w:lang w:val="zh_TW" w:bidi="zh_TW"/>
         </w:rPr>
-        <w:t>宮廷官員，其主要職責是替君王試酒，以防有人下毒。在古代君王和高官的宮廷裡都有酒政（</w:t>
-      </w:r>
-      <w:hyperlink r:id="rId61">
-        <w:r>
-          <w:rPr>
-            <w:lang w:val="zh_TW" w:bidi="zh_TW"/>
-          </w:rPr>
-          <w:rPr>
-            <w:color w:val="0000EE"/>
-            <w:u w:val="single"/>
-          </w:rPr>
-          <w:t>王上10:5</w:t>
-        </w:r>
-      </w:hyperlink>
-      <w:r>
-        <w:rPr>
-          <w:lang w:val="zh_TW" w:bidi="zh_TW"/>
-        </w:rPr>
-        <w:t>）。這些人與掌權者關係密切，有時甚至具有相當大的影響力。通常有數名酒政一同服事君王，其中由「酒政長」（司酒長）統領他們（</w:t>
-      </w:r>
-      <w:hyperlink r:id="rId59">
-        <w:r>
-          <w:rPr>
-            <w:lang w:val="zh_TW" w:bidi="zh_TW"/>
-          </w:rPr>
-          <w:rPr>
-            <w:color w:val="0000EE"/>
-            <w:u w:val="single"/>
-          </w:rPr>
-          <w:t>創40:1–23</w:t>
-        </w:r>
-      </w:hyperlink>
-      <w:r>
-        <w:rPr>
-          <w:lang w:val="zh_TW" w:bidi="zh_TW"/>
-        </w:rPr>
-        <w:t>）。所羅門的宮廷裡也有酒政（</w:t>
-      </w:r>
-      <w:hyperlink r:id="rId62">
-        <w:r>
-          <w:rPr>
-            <w:lang w:val="zh_TW" w:bidi="zh_TW"/>
-          </w:rPr>
-          <w:rPr>
-            <w:color w:val="0000EE"/>
-            <w:u w:val="single"/>
-          </w:rPr>
-          <w:t>代下9:4</w:t>
-        </w:r>
-      </w:hyperlink>
-      <w:r>
-        <w:rPr>
-          <w:lang w:val="zh_TW" w:bidi="zh_TW"/>
-        </w:rPr>
-        <w:t>）。尼希米擔任王的酒政（</w:t>
-      </w:r>
-      <w:hyperlink r:id="rId63">
-        <w:r>
-          <w:rPr>
-            <w:lang w:val="zh_TW" w:bidi="zh_TW"/>
-          </w:rPr>
-          <w:rPr>
-            <w:color w:val="0000EE"/>
-            <w:u w:val="single"/>
-          </w:rPr>
-          <w:t>尼1:11–2:1</w:t>
-        </w:r>
-      </w:hyperlink>
-      <w:r>
-        <w:rPr>
-          <w:lang w:val="zh_TW" w:bidi="zh_TW"/>
-        </w:rPr>
-        <w:t>）；拉伯沙基可能也曾擔任酒政（</w:t>
-      </w:r>
-      <w:hyperlink r:id="rId64">
-        <w:r>
-          <w:rPr>
-            <w:lang w:val="zh_TW" w:bidi="zh_TW"/>
-          </w:rPr>
-          <w:rPr>
-            <w:color w:val="0000EE"/>
-            <w:u w:val="single"/>
-          </w:rPr>
-          <w:t>王下18:13–19</w:t>
-        </w:r>
-      </w:hyperlink>
-      <w:r>
-        <w:rPr>
-          <w:lang w:val="zh_TW" w:bidi="zh_TW"/>
-        </w:rPr>
-        <w:t>；</w:t>
-      </w:r>
-      <w:hyperlink r:id="rId65">
-        <w:r>
-          <w:rPr>
-            <w:lang w:val="zh_TW" w:bidi="zh_TW"/>
-          </w:rPr>
-          <w:rPr>
-            <w:color w:val="0000EE"/>
-            <w:u w:val="single"/>
-          </w:rPr>
-          <w:t>賽36:2</w:t>
-        </w:r>
-      </w:hyperlink>
-      <w:r>
-        <w:rPr>
-          <w:lang w:val="zh_TW" w:bidi="zh_TW"/>
-        </w:rPr>
-        <w:t>）。</w:t>
-      </w:r>
-      <w:r>
-        <w:rPr>
-          <w:lang w:val="zh_TW" w:bidi="zh_TW"/>
-        </w:rPr>
-      </w:r>
-      <w:r>
-        <w:rPr>
-          <w:lang w:val="zh_TW" w:bidi="zh_TW"/>
-        </w:rPr>
+        <w:t>深深尊敬、敬重或畏懼神的人。這種畏懼可能表現為：</w:t>
+      </w:r>
+    </w:p>
+    <w:p>
+      <w:pPr>
+        <w:pStyle w:val="ListBullet"/>
+        <w:spacing w:line="240" w:lineRule="auto"/>
+        <w:ind w:left="720"/>
+      </w:pPr>
+      <w:r>
+        <w:rPr>
+          <w:lang w:val="zh_TW" w:bidi="zh_TW"/>
+        </w:rPr>
+      </w:r>
+      <w:r>
+        <w:rPr>
+          <w:lang w:val="zh_TW" w:bidi="zh_TW"/>
+        </w:rPr>
+        <w:t>表示尊敬的稱呼</w:t>
+      </w:r>
+    </w:p>
+    <w:p>
+      <w:pPr>
+        <w:pStyle w:val="ListBullet"/>
+        <w:spacing w:line="240" w:lineRule="auto"/>
+        <w:ind w:left="720"/>
+      </w:pPr>
+      <w:r>
+        <w:rPr>
+          <w:lang w:val="zh_TW" w:bidi="zh_TW"/>
+        </w:rPr>
+      </w:r>
+      <w:r>
+        <w:rPr>
+          <w:lang w:val="zh_TW" w:bidi="zh_TW"/>
+        </w:rPr>
+        <w:t>因恐懼而產生的情緒反應</w:t>
+      </w:r>
+    </w:p>
+    <w:p>
+      <w:pPr>
+        <w:pStyle w:val="ListBullet"/>
+        <w:spacing w:line="240" w:lineRule="auto"/>
+        <w:ind w:left="720"/>
+      </w:pPr>
+      <w:r>
+        <w:rPr>
+          <w:lang w:val="zh_TW" w:bidi="zh_TW"/>
+        </w:rPr>
+      </w:r>
+      <w:r>
+        <w:rPr>
+          <w:lang w:val="zh_TW" w:bidi="zh_TW"/>
+        </w:rPr>
+        <w:t>對神懲罰的畏懼</w:t>
       </w:r>
     </w:p>
     <w:p>
@@ -1857,21 +1763,161 @@
           <w:lang w:val="zh_TW" w:bidi="zh_TW"/>
         </w:rPr>
       </w:r>
-    </w:p>
-    <w:p>
-      <w:pPr>
-        <w:pStyle w:val="Heading2"/>
-      </w:pPr>
-      <w:r>
-        <w:rPr>
-          <w:lang w:val="zh_TW" w:bidi="zh_TW"/>
-        </w:rPr>
-        <w:t>救恩</w:t>
-      </w:r>
-      <w:r>
-        <w:rPr>
-          <w:lang w:val="zh_TW" w:bidi="zh_TW"/>
-        </w:rPr>
+      <w:r>
+        <w:rPr>
+          <w:lang w:val="zh_TW" w:bidi="zh_TW"/>
+        </w:rPr>
+        <w:t>在舊約聖經裡，形容敬畏神的的人的片語，常與「帶著敬畏恃立」或「充滿敬畏（held in awe）」等術語並列。「崇敬耶和華（reverence for the Lord）」的用法較少見，但經文在俄巴底為拯救先知免受耶洗別殺害，而把他們藏起來時，用了這個表達（</w:t>
+      </w:r>
+      <w:hyperlink r:id="rId63">
+        <w:r>
+          <w:rPr>
+            <w:lang w:val="zh_TW" w:bidi="zh_TW"/>
+          </w:rPr>
+          <w:rPr>
+            <w:color w:val="0000EE"/>
+            <w:u w:val="single"/>
+          </w:rPr>
+          <w:t>王上18:3–4、12</w:t>
+        </w:r>
+      </w:hyperlink>
+      <w:r>
+        <w:rPr>
+          <w:lang w:val="zh_TW" w:bidi="zh_TW"/>
+        </w:rPr>
+        <w:t>，和合本譯為敬畏耶和華）。一個敬畏神的統治者應當施行公義（</w:t>
+      </w:r>
+      <w:hyperlink r:id="rId64">
+        <w:r>
+          <w:rPr>
+            <w:lang w:val="zh_TW" w:bidi="zh_TW"/>
+          </w:rPr>
+          <w:rPr>
+            <w:color w:val="0000EE"/>
+            <w:u w:val="single"/>
+          </w:rPr>
+          <w:t>撒下23:3</w:t>
+        </w:r>
+      </w:hyperlink>
+      <w:r>
+        <w:rPr>
+          <w:lang w:val="zh_TW" w:bidi="zh_TW"/>
+        </w:rPr>
+        <w:t>；</w:t>
+      </w:r>
+      <w:hyperlink r:id="rId65">
+        <w:r>
+          <w:rPr>
+            <w:lang w:val="zh_TW" w:bidi="zh_TW"/>
+          </w:rPr>
+          <w:rPr>
+            <w:color w:val="0000EE"/>
+            <w:u w:val="single"/>
+          </w:rPr>
+          <w:t>代下19:7</w:t>
+        </w:r>
+      </w:hyperlink>
+      <w:r>
+        <w:rPr>
+          <w:lang w:val="zh_TW" w:bidi="zh_TW"/>
+        </w:rPr>
+        <w:t>）。神應許敬畏祂的人得享長壽（</w:t>
+      </w:r>
+      <w:hyperlink r:id="rId66">
+        <w:r>
+          <w:rPr>
+            <w:lang w:val="zh_TW" w:bidi="zh_TW"/>
+          </w:rPr>
+          <w:rPr>
+            <w:color w:val="0000EE"/>
+            <w:u w:val="single"/>
+          </w:rPr>
+          <w:t>箴10:27，</w:t>
+        </w:r>
+      </w:hyperlink>
+      <w:hyperlink r:id="rId67">
+        <w:r>
+          <w:rPr>
+            <w:lang w:val="zh_TW" w:bidi="zh_TW"/>
+          </w:rPr>
+          <w:rPr>
+            <w:color w:val="0000EE"/>
+            <w:u w:val="single"/>
+          </w:rPr>
+          <w:t>14:27，</w:t>
+        </w:r>
+      </w:hyperlink>
+      <w:hyperlink r:id="rId68">
+        <w:r>
+          <w:rPr>
+            <w:lang w:val="zh_TW" w:bidi="zh_TW"/>
+          </w:rPr>
+          <w:rPr>
+            <w:color w:val="0000EE"/>
+            <w:u w:val="single"/>
+          </w:rPr>
+          <w:t>19:23</w:t>
+        </w:r>
+      </w:hyperlink>
+      <w:r>
+        <w:rPr>
+          <w:lang w:val="zh_TW" w:bidi="zh_TW"/>
+        </w:rPr>
+        <w:t>）。一個敬畏神的家庭在患難時會倚靠耶和華（</w:t>
+      </w:r>
+      <w:hyperlink r:id="rId69">
+        <w:r>
+          <w:rPr>
+            <w:lang w:val="zh_TW" w:bidi="zh_TW"/>
+          </w:rPr>
+          <w:rPr>
+            <w:color w:val="0000EE"/>
+            <w:u w:val="single"/>
+          </w:rPr>
+          <w:t>王下4:1</w:t>
+        </w:r>
+      </w:hyperlink>
+      <w:r>
+        <w:rPr>
+          <w:lang w:val="zh_TW" w:bidi="zh_TW"/>
+        </w:rPr>
+        <w:t>；</w:t>
+      </w:r>
+      <w:hyperlink r:id="rId70">
+        <w:r>
+          <w:rPr>
+            <w:lang w:val="zh_TW" w:bidi="zh_TW"/>
+          </w:rPr>
+          <w:rPr>
+            <w:color w:val="0000EE"/>
+            <w:u w:val="single"/>
+          </w:rPr>
+          <w:t>箴14:26</w:t>
+        </w:r>
+      </w:hyperlink>
+      <w:r>
+        <w:rPr>
+          <w:lang w:val="zh_TW" w:bidi="zh_TW"/>
+        </w:rPr>
+        <w:t>）。敬畏耶和華的人有能力遠離罪惡，敬畏耶和華也成為他們的智慧開端（</w:t>
+      </w:r>
+      <w:hyperlink r:id="rId71">
+        <w:r>
+          <w:rPr>
+            <w:lang w:val="zh_TW" w:bidi="zh_TW"/>
+          </w:rPr>
+          <w:rPr>
+            <w:color w:val="0000EE"/>
+            <w:u w:val="single"/>
+          </w:rPr>
+          <w:t>所羅門智訓10:13</w:t>
+        </w:r>
+      </w:hyperlink>
+      <w:r>
+        <w:rPr>
+          <w:lang w:val="zh_TW" w:bidi="zh_TW"/>
+        </w:rPr>
+        <w:t>）。</w:t>
       </w:r>
     </w:p>
     <w:p>
@@ -1885,18 +1931,97 @@
         <w:rPr>
           <w:lang w:val="zh_TW" w:bidi="zh_TW"/>
         </w:rPr>
-        <w:t>神拯救人脫離罪惡和死亡的方法。聖經不僅啟示了神，還揭示了神拯救世人的計劃。從這個意義上說，救恩是舊約和新約中的一個主要主題。</w:t>
-      </w:r>
-    </w:p>
-    <w:p>
-      <w:pPr>
-        <w:pStyle w:val="Heading3"/>
-      </w:pPr>
-      <w:r>
-        <w:rPr>
-          <w:lang w:val="zh_TW" w:bidi="zh_TW"/>
-        </w:rPr>
-        <w:t>在舊約中</w:t>
+        <w:t>在新約聖經中，教導人去愛主和事奉主時，往往同時提到要「敬畏神」（</w:t>
+      </w:r>
+      <w:hyperlink r:id="rId72">
+        <w:r>
+          <w:rPr>
+            <w:lang w:val="zh_TW" w:bidi="zh_TW"/>
+          </w:rPr>
+          <w:rPr>
+            <w:color w:val="0000EE"/>
+            <w:u w:val="single"/>
+          </w:rPr>
+          <w:t>西3:22</w:t>
+        </w:r>
+      </w:hyperlink>
+      <w:r>
+        <w:rPr>
+          <w:lang w:val="zh_TW" w:bidi="zh_TW"/>
+        </w:rPr>
+        <w:t>；</w:t>
+      </w:r>
+      <w:hyperlink r:id="rId73">
+        <w:r>
+          <w:rPr>
+            <w:lang w:val="zh_TW" w:bidi="zh_TW"/>
+          </w:rPr>
+          <w:rPr>
+            <w:color w:val="0000EE"/>
+            <w:u w:val="single"/>
+          </w:rPr>
+          <w:t>彼前2:17</w:t>
+        </w:r>
+      </w:hyperlink>
+      <w:r>
+        <w:rPr>
+          <w:lang w:val="zh_TW" w:bidi="zh_TW"/>
+        </w:rPr>
+        <w:t>）。在</w:t>
+      </w:r>
+      <w:hyperlink r:id="rId74">
+        <w:r>
+          <w:rPr>
+            <w:lang w:val="zh_TW" w:bidi="zh_TW"/>
+          </w:rPr>
+          <w:rPr>
+            <w:color w:val="0000EE"/>
+            <w:u w:val="single"/>
+          </w:rPr>
+          <w:t>路加福音一章50節</w:t>
+        </w:r>
+      </w:hyperlink>
+      <w:r>
+        <w:rPr>
+          <w:lang w:val="zh_TW" w:bidi="zh_TW"/>
+        </w:rPr>
+        <w:t>中，馬利亞所說的「他憐憫敬畏他的人」是指敬重並順服神。在使徒行傳中，「敬畏神的人」這個術語用來指那些參加猶太會堂聚會的外邦人。保羅把他們另行稱呼：「以色列人和你們這些敬畏神的外邦人」（</w:t>
+      </w:r>
+      <w:hyperlink r:id="rId75">
+        <w:r>
+          <w:rPr>
+            <w:lang w:val="zh_TW" w:bidi="zh_TW"/>
+          </w:rPr>
+          <w:rPr>
+            <w:color w:val="0000EE"/>
+            <w:u w:val="single"/>
+          </w:rPr>
+          <w:t>徒13:16</w:t>
+        </w:r>
+      </w:hyperlink>
+      <w:r>
+        <w:rPr>
+          <w:lang w:val="zh_TW" w:bidi="zh_TW"/>
+        </w:rPr>
+        <w:t>，和合本譯為「以色列人和一切敬畏神的人」）。哥尼流是一個敬畏神的羅馬百夫長，即使他不是猶太人，人們也認為他在神面前行事正直（</w:t>
+      </w:r>
+      <w:hyperlink r:id="rId76">
+        <w:r>
+          <w:rPr>
+            <w:lang w:val="zh_TW" w:bidi="zh_TW"/>
+          </w:rPr>
+          <w:rPr>
+            <w:color w:val="0000EE"/>
+            <w:u w:val="single"/>
+          </w:rPr>
+          <w:t>徒10:2、35</w:t>
+        </w:r>
+      </w:hyperlink>
+      <w:r>
+        <w:rPr>
+          <w:lang w:val="zh_TW" w:bidi="zh_TW"/>
+        </w:rPr>
+        <w:t>）。</w:t>
       </w:r>
     </w:p>
     <w:p>
@@ -1910,56 +2035,187 @@
         <w:rPr>
           <w:lang w:val="zh_TW" w:bidi="zh_TW"/>
         </w:rPr>
-        <w:t>救恩的概念在舊約和新約中都通過不同的術語和情境來表達。在幾個希伯來文詞彙中，意為「拯救」或「救助」的動詞</w:t>
-      </w:r>
-      <w:r>
-        <w:rPr>
-          <w:i/>
-          <w:lang w:val="zh_TW" w:bidi="zh_TW"/>
-        </w:rPr>
-        <w:t>yasha'</w:t>
-      </w:r>
-      <w:r>
-        <w:rPr>
-          <w:lang w:val="zh_TW" w:bidi="zh_TW"/>
-        </w:rPr>
-        <w:t xml:space="preserve"> 及其衍生詞最常被翻譯為英文的save（拯救）或salvation（救恩）。在英文聖經中，這些詞彙的出現頻率取決於所考慮的版本。例如，在舊約中，「救恩」在庇哩亞聖經（Berean Standard Bible）出現116次，在和合本聖經中出現78次。救恩在舊約中並未作為一個專門術語使用，可指個人或神。如參孫（</w:t>
-      </w:r>
-      <w:hyperlink r:id="rId66">
-        <w:r>
-          <w:rPr>
-            <w:lang w:val="zh_TW" w:bidi="zh_TW"/>
-          </w:rPr>
-          <w:rPr>
-            <w:color w:val="0000EE"/>
-            <w:u w:val="single"/>
-          </w:rPr>
-          <w:t>士13:5</w:t>
-        </w:r>
-      </w:hyperlink>
-      <w:r>
-        <w:rPr>
-          <w:lang w:val="zh_TW" w:bidi="zh_TW"/>
-        </w:rPr>
-        <w:t>）或大衛（</w:t>
-      </w:r>
-      <w:hyperlink r:id="rId67">
-        <w:r>
-          <w:rPr>
-            <w:lang w:val="zh_TW" w:bidi="zh_TW"/>
-          </w:rPr>
-          <w:rPr>
-            <w:color w:val="0000EE"/>
-            <w:u w:val="single"/>
-          </w:rPr>
-          <w:t>撒下8:6</w:t>
-        </w:r>
-      </w:hyperlink>
-      <w:r>
-        <w:rPr>
-          <w:lang w:val="zh_TW" w:bidi="zh_TW"/>
-        </w:rPr>
-        <w:t>）這樣的領袖被耶和華使用為神的子民帶來拯救。</w:t>
+        <w:t>舊約聖經與新約聖經（</w:t>
+      </w:r>
+      <w:hyperlink r:id="rId77">
+        <w:r>
+          <w:rPr>
+            <w:lang w:val="zh_TW" w:bidi="zh_TW"/>
+          </w:rPr>
+          <w:rPr>
+            <w:color w:val="0000EE"/>
+            <w:u w:val="single"/>
+          </w:rPr>
+          <w:t>創3:10</w:t>
+        </w:r>
+      </w:hyperlink>
+      <w:r>
+        <w:rPr>
+          <w:lang w:val="zh_TW" w:bidi="zh_TW"/>
+        </w:rPr>
+        <w:t>；</w:t>
+      </w:r>
+      <w:hyperlink r:id="rId78">
+        <w:r>
+          <w:rPr>
+            <w:lang w:val="zh_TW" w:bidi="zh_TW"/>
+          </w:rPr>
+          <w:rPr>
+            <w:color w:val="0000EE"/>
+            <w:u w:val="single"/>
+          </w:rPr>
+          <w:t>申9:19</w:t>
+        </w:r>
+      </w:hyperlink>
+      <w:r>
+        <w:rPr>
+          <w:lang w:val="zh_TW" w:bidi="zh_TW"/>
+        </w:rPr>
+        <w:t>；</w:t>
+      </w:r>
+      <w:hyperlink r:id="rId79">
+        <w:r>
+          <w:rPr>
+            <w:lang w:val="zh_TW" w:bidi="zh_TW"/>
+          </w:rPr>
+          <w:rPr>
+            <w:color w:val="0000EE"/>
+            <w:u w:val="single"/>
+          </w:rPr>
+          <w:t>伯6:4，</w:t>
+        </w:r>
+      </w:hyperlink>
+      <w:hyperlink r:id="rId80">
+        <w:r>
+          <w:rPr>
+            <w:lang w:val="zh_TW" w:bidi="zh_TW"/>
+          </w:rPr>
+          <w:rPr>
+            <w:color w:val="0000EE"/>
+            <w:u w:val="single"/>
+          </w:rPr>
+          <w:t>9:28–29</w:t>
+        </w:r>
+      </w:hyperlink>
+      <w:r>
+        <w:rPr>
+          <w:lang w:val="zh_TW" w:bidi="zh_TW"/>
+        </w:rPr>
+        <w:t>；</w:t>
+      </w:r>
+      <w:hyperlink r:id="rId81">
+        <w:r>
+          <w:rPr>
+            <w:lang w:val="zh_TW" w:bidi="zh_TW"/>
+          </w:rPr>
+          <w:rPr>
+            <w:color w:val="0000EE"/>
+            <w:u w:val="single"/>
+          </w:rPr>
+          <w:t>詩76:8</w:t>
+        </w:r>
+      </w:hyperlink>
+      <w:r>
+        <w:rPr>
+          <w:lang w:val="zh_TW" w:bidi="zh_TW"/>
+        </w:rPr>
+        <w:t>；</w:t>
+      </w:r>
+      <w:hyperlink r:id="rId82">
+        <w:r>
+          <w:rPr>
+            <w:lang w:val="zh_TW" w:bidi="zh_TW"/>
+          </w:rPr>
+          <w:rPr>
+            <w:color w:val="0000EE"/>
+            <w:u w:val="single"/>
+          </w:rPr>
+          <w:t>太17:7，</w:t>
+        </w:r>
+      </w:hyperlink>
+      <w:hyperlink r:id="rId83">
+        <w:r>
+          <w:rPr>
+            <w:lang w:val="zh_TW" w:bidi="zh_TW"/>
+          </w:rPr>
+          <w:rPr>
+            <w:color w:val="0000EE"/>
+            <w:u w:val="single"/>
+          </w:rPr>
+          <w:t>28:10</w:t>
+        </w:r>
+      </w:hyperlink>
+      <w:r>
+        <w:rPr>
+          <w:lang w:val="zh_TW" w:bidi="zh_TW"/>
+        </w:rPr>
+        <w:t>；</w:t>
+      </w:r>
+      <w:hyperlink r:id="rId84">
+        <w:r>
+          <w:rPr>
+            <w:lang w:val="zh_TW" w:bidi="zh_TW"/>
+          </w:rPr>
+          <w:rPr>
+            <w:color w:val="0000EE"/>
+            <w:u w:val="single"/>
+          </w:rPr>
+          <w:t>路5:10，</w:t>
+        </w:r>
+      </w:hyperlink>
+      <w:hyperlink r:id="rId85">
+        <w:r>
+          <w:rPr>
+            <w:lang w:val="zh_TW" w:bidi="zh_TW"/>
+          </w:rPr>
+          <w:rPr>
+            <w:color w:val="0000EE"/>
+            <w:u w:val="single"/>
+          </w:rPr>
+          <w:t>12:5</w:t>
+        </w:r>
+      </w:hyperlink>
+      <w:r>
+        <w:rPr>
+          <w:lang w:val="zh_TW" w:bidi="zh_TW"/>
+        </w:rPr>
+        <w:t>；</w:t>
+      </w:r>
+      <w:hyperlink r:id="rId86">
+        <w:r>
+          <w:rPr>
+            <w:lang w:val="zh_TW" w:bidi="zh_TW"/>
+          </w:rPr>
+          <w:rPr>
+            <w:color w:val="0000EE"/>
+            <w:u w:val="single"/>
+          </w:rPr>
+          <w:t>徒5:5、11</w:t>
+        </w:r>
+      </w:hyperlink>
+      <w:r>
+        <w:rPr>
+          <w:lang w:val="zh_TW" w:bidi="zh_TW"/>
+        </w:rPr>
+        <w:t>；</w:t>
+      </w:r>
+      <w:hyperlink r:id="rId87">
+        <w:r>
+          <w:rPr>
+            <w:lang w:val="zh_TW" w:bidi="zh_TW"/>
+          </w:rPr>
+          <w:rPr>
+            <w:color w:val="0000EE"/>
+            <w:u w:val="single"/>
+          </w:rPr>
+          <w:t>提前5:20</w:t>
+        </w:r>
+      </w:hyperlink>
+      <w:r>
+        <w:rPr>
+          <w:lang w:val="zh_TW" w:bidi="zh_TW"/>
+        </w:rPr>
+        <w:t>）都清楚顯示，「敬畏神」有時也表示人對神的大能和審判感到驚懼與害怕。</w:t>
       </w:r>
     </w:p>
     <w:p>
@@ -1971,1143 +2227,6 @@
       </w:r>
       <w:r>
         <w:rPr>
-          <w:lang w:val="zh_TW" w:bidi="zh_TW"/>
-        </w:rPr>
-        <w:t>以色列的救恩觀念植根於出埃及的歷史經歷。這個重要的時刻是親眼見證耶和華的救恩（</w:t>
-      </w:r>
-      <w:hyperlink r:id="rId68">
-        <w:r>
-          <w:rPr>
-            <w:lang w:val="zh_TW" w:bidi="zh_TW"/>
-          </w:rPr>
-          <w:rPr>
-            <w:color w:val="0000EE"/>
-            <w:u w:val="single"/>
-          </w:rPr>
-          <w:t>出14:13</w:t>
-        </w:r>
-      </w:hyperlink>
-      <w:r>
-        <w:rPr>
-          <w:lang w:val="zh_TW" w:bidi="zh_TW"/>
-        </w:rPr>
-        <w:t>）的機會。詩人（</w:t>
-      </w:r>
-      <w:hyperlink r:id="rId69">
-        <w:r>
-          <w:rPr>
-            <w:lang w:val="zh_TW" w:bidi="zh_TW"/>
-          </w:rPr>
-          <w:rPr>
-            <w:color w:val="0000EE"/>
-            <w:u w:val="single"/>
-          </w:rPr>
-          <w:t>詩106:8</w:t>
-        </w:r>
-      </w:hyperlink>
-      <w:r>
-        <w:rPr>
-          <w:lang w:val="zh_TW" w:bidi="zh_TW"/>
-        </w:rPr>
-        <w:t>）和先知（</w:t>
-      </w:r>
-      <w:hyperlink r:id="rId70">
-        <w:r>
-          <w:rPr>
-            <w:lang w:val="zh_TW" w:bidi="zh_TW"/>
-          </w:rPr>
-          <w:rPr>
-            <w:color w:val="0000EE"/>
-            <w:u w:val="single"/>
-          </w:rPr>
-          <w:t>賽43:3</w:t>
-        </w:r>
-      </w:hyperlink>
-      <w:r>
-        <w:rPr>
-          <w:lang w:val="zh_TW" w:bidi="zh_TW"/>
-        </w:rPr>
-        <w:t>；</w:t>
-      </w:r>
-      <w:hyperlink r:id="rId71">
-        <w:r>
-          <w:rPr>
-            <w:lang w:val="zh_TW" w:bidi="zh_TW"/>
-          </w:rPr>
-          <w:rPr>
-            <w:color w:val="0000EE"/>
-            <w:u w:val="single"/>
-          </w:rPr>
-          <w:t>何13:4</w:t>
-        </w:r>
-      </w:hyperlink>
-      <w:r>
-        <w:rPr>
-          <w:lang w:val="zh_TW" w:bidi="zh_TW"/>
-        </w:rPr>
-        <w:t>）後來在回顧出埃及的經歷時重申了神的救恩。以色列對救恩的理解是在歷史事件中形成的，例如在公元前701年西拿基立攻打耶路撒冷時，耶和華宣告祂會為自己的名的緣故拯救耶路撒冷城（</w:t>
-      </w:r>
-      <w:hyperlink r:id="rId72">
-        <w:r>
-          <w:rPr>
-            <w:lang w:val="zh_TW" w:bidi="zh_TW"/>
-          </w:rPr>
-          <w:rPr>
-            <w:color w:val="0000EE"/>
-            <w:u w:val="single"/>
-          </w:rPr>
-          <w:t>王下19:34</w:t>
-        </w:r>
-      </w:hyperlink>
-      <w:r>
-        <w:rPr>
-          <w:lang w:val="zh_TW" w:bidi="zh_TW"/>
-        </w:rPr>
-        <w:t>；參</w:t>
-      </w:r>
-      <w:hyperlink r:id="rId73">
-        <w:r>
-          <w:rPr>
-            <w:lang w:val="zh_TW" w:bidi="zh_TW"/>
-          </w:rPr>
-          <w:rPr>
-            <w:color w:val="0000EE"/>
-            <w:u w:val="single"/>
-          </w:rPr>
-          <w:t>18:30、35</w:t>
-        </w:r>
-      </w:hyperlink>
-      <w:r>
-        <w:rPr>
-          <w:lang w:val="zh_TW" w:bidi="zh_TW"/>
-        </w:rPr>
-        <w:t>）。以色列人通過不同領袖和情境目睹神的救恩，這也印證了他們對神是拯救的神的認識。</w:t>
-      </w:r>
-    </w:p>
-    <w:p>
-      <w:pPr/>
-      <w:r>
-        <w:rPr>
-          <w:lang w:val="zh_TW" w:bidi="zh_TW"/>
-        </w:rPr>
-      </w:r>
-      <w:r>
-        <w:rPr>
-          <w:lang w:val="zh_TW" w:bidi="zh_TW"/>
-        </w:rPr>
-        <w:t>以色列對神拯救的回應主要是讚美，這在詩篇（</w:t>
-      </w:r>
-      <w:hyperlink r:id="rId74">
-        <w:r>
-          <w:rPr>
-            <w:lang w:val="zh_TW" w:bidi="zh_TW"/>
-          </w:rPr>
-          <w:rPr>
-            <w:color w:val="0000EE"/>
-            <w:u w:val="single"/>
-          </w:rPr>
-          <w:t>詩3:8</w:t>
-        </w:r>
-      </w:hyperlink>
-      <w:r>
-        <w:rPr>
-          <w:lang w:val="zh_TW" w:bidi="zh_TW"/>
-        </w:rPr>
-        <w:t>，</w:t>
-      </w:r>
-      <w:hyperlink r:id="rId75">
-        <w:r>
-          <w:rPr>
-            <w:lang w:val="zh_TW" w:bidi="zh_TW"/>
-          </w:rPr>
-          <w:rPr>
-            <w:color w:val="0000EE"/>
-            <w:u w:val="single"/>
-          </w:rPr>
-          <w:t>9:14</w:t>
-        </w:r>
-      </w:hyperlink>
-      <w:r>
-        <w:rPr>
-          <w:lang w:val="zh_TW" w:bidi="zh_TW"/>
-        </w:rPr>
-        <w:t>，</w:t>
-      </w:r>
-      <w:hyperlink r:id="rId76">
-        <w:r>
-          <w:rPr>
-            <w:lang w:val="zh_TW" w:bidi="zh_TW"/>
-          </w:rPr>
-          <w:rPr>
-            <w:color w:val="0000EE"/>
-            <w:u w:val="single"/>
-          </w:rPr>
-          <w:t>21:1</w:t>
-        </w:r>
-      </w:hyperlink>
-      <w:r>
-        <w:rPr>
-          <w:lang w:val="zh_TW" w:bidi="zh_TW"/>
-        </w:rPr>
-        <w:t>）和早期的詩歌中經常可見（</w:t>
-      </w:r>
-      <w:hyperlink r:id="rId77">
-        <w:r>
-          <w:rPr>
-            <w:lang w:val="zh_TW" w:bidi="zh_TW"/>
-          </w:rPr>
-          <w:rPr>
-            <w:color w:val="0000EE"/>
-            <w:u w:val="single"/>
-          </w:rPr>
-          <w:t>出15:2</w:t>
-        </w:r>
-      </w:hyperlink>
-      <w:r>
-        <w:rPr>
-          <w:lang w:val="zh_TW" w:bidi="zh_TW"/>
-        </w:rPr>
-        <w:t>；</w:t>
-      </w:r>
-      <w:hyperlink r:id="rId78">
-        <w:r>
-          <w:rPr>
-            <w:lang w:val="zh_TW" w:bidi="zh_TW"/>
-          </w:rPr>
-          <w:rPr>
-            <w:color w:val="0000EE"/>
-            <w:u w:val="single"/>
-          </w:rPr>
-          <w:t>撒上2:1</w:t>
-        </w:r>
-      </w:hyperlink>
-      <w:r>
-        <w:rPr>
-          <w:lang w:val="zh_TW" w:bidi="zh_TW"/>
-        </w:rPr>
-        <w:t>）。此外，他們向耶和華祈求和尋求祂的拯救——無論是從敵人（</w:t>
-      </w:r>
-      <w:hyperlink r:id="rId79">
-        <w:r>
-          <w:rPr>
-            <w:lang w:val="zh_TW" w:bidi="zh_TW"/>
-          </w:rPr>
-          <w:rPr>
-            <w:color w:val="0000EE"/>
-            <w:u w:val="single"/>
-          </w:rPr>
-          <w:t>詩35:3</w:t>
-        </w:r>
-      </w:hyperlink>
-      <w:r>
-        <w:rPr>
-          <w:lang w:val="zh_TW" w:bidi="zh_TW"/>
-        </w:rPr>
-        <w:t>，</w:t>
-      </w:r>
-      <w:hyperlink r:id="rId80">
-        <w:r>
-          <w:rPr>
-            <w:lang w:val="zh_TW" w:bidi="zh_TW"/>
-          </w:rPr>
-          <w:rPr>
-            <w:color w:val="0000EE"/>
-            <w:u w:val="single"/>
-          </w:rPr>
-          <w:t>38:22</w:t>
-        </w:r>
-      </w:hyperlink>
-      <w:r>
-        <w:rPr>
-          <w:lang w:val="zh_TW" w:bidi="zh_TW"/>
-        </w:rPr>
-        <w:t>）、疾病（</w:t>
-      </w:r>
-      <w:hyperlink r:id="rId81">
-        <w:r>
-          <w:rPr>
-            <w:lang w:val="zh_TW" w:bidi="zh_TW"/>
-          </w:rPr>
-          <w:rPr>
-            <w:color w:val="0000EE"/>
-            <w:u w:val="single"/>
-          </w:rPr>
-          <w:t>69:29</w:t>
-        </w:r>
-      </w:hyperlink>
-      <w:r>
-        <w:rPr>
-          <w:lang w:val="zh_TW" w:bidi="zh_TW"/>
-        </w:rPr>
-        <w:t>），還是戰爭（</w:t>
-      </w:r>
-      <w:hyperlink r:id="rId82">
-        <w:r>
-          <w:rPr>
-            <w:lang w:val="zh_TW" w:bidi="zh_TW"/>
-          </w:rPr>
-          <w:rPr>
-            <w:color w:val="0000EE"/>
-            <w:u w:val="single"/>
-          </w:rPr>
-          <w:t>140:7，</w:t>
-        </w:r>
-      </w:hyperlink>
-      <w:hyperlink r:id="rId83">
-        <w:r>
-          <w:rPr>
-            <w:lang w:val="zh_TW" w:bidi="zh_TW"/>
-          </w:rPr>
-          <w:rPr>
-            <w:color w:val="0000EE"/>
-            <w:u w:val="single"/>
-          </w:rPr>
-          <w:t>144:10–11</w:t>
-        </w:r>
-      </w:hyperlink>
-      <w:r>
-        <w:rPr>
-          <w:lang w:val="zh_TW" w:bidi="zh_TW"/>
-        </w:rPr>
-        <w:t>）中得救——並且在信心中期待神的拯救（</w:t>
-      </w:r>
-      <w:hyperlink r:id="rId84">
-        <w:r>
-          <w:rPr>
-            <w:lang w:val="zh_TW" w:bidi="zh_TW"/>
-          </w:rPr>
-          <w:rPr>
-            <w:color w:val="0000EE"/>
-            <w:u w:val="single"/>
-          </w:rPr>
-          <w:t>35:9</w:t>
-        </w:r>
-      </w:hyperlink>
-      <w:r>
-        <w:rPr>
-          <w:lang w:val="zh_TW" w:bidi="zh_TW"/>
-        </w:rPr>
-        <w:t>，</w:t>
-      </w:r>
-      <w:hyperlink r:id="rId85">
-        <w:r>
-          <w:rPr>
-            <w:lang w:val="zh_TW" w:bidi="zh_TW"/>
-          </w:rPr>
-          <w:rPr>
-            <w:color w:val="0000EE"/>
-            <w:u w:val="single"/>
-          </w:rPr>
-          <w:t>65:5</w:t>
-        </w:r>
-      </w:hyperlink>
-      <w:r>
-        <w:rPr>
-          <w:lang w:val="zh_TW" w:bidi="zh_TW"/>
-        </w:rPr>
-        <w:t>）。</w:t>
-      </w:r>
-    </w:p>
-    <w:p>
-      <w:pPr/>
-      <w:r>
-        <w:rPr>
-          <w:lang w:val="zh_TW" w:bidi="zh_TW"/>
-        </w:rPr>
-      </w:r>
-      <w:r>
-        <w:rPr>
-          <w:lang w:val="zh_TW" w:bidi="zh_TW"/>
-        </w:rPr>
-        <w:t>先知強調救恩的末世（終末〔end-time〕）層面。神過去的偉大作為顯明了祂的拯救大能，這也促使人們期待神未來的拯救工作。這種對未來的盼望是對以色列民族的（</w:t>
-      </w:r>
-      <w:hyperlink r:id="rId86">
-        <w:r>
-          <w:rPr>
-            <w:lang w:val="zh_TW" w:bidi="zh_TW"/>
-          </w:rPr>
-          <w:rPr>
-            <w:color w:val="0000EE"/>
-            <w:u w:val="single"/>
-          </w:rPr>
-          <w:t>賽45:17</w:t>
-        </w:r>
-      </w:hyperlink>
-      <w:r>
-        <w:rPr>
-          <w:lang w:val="zh_TW" w:bidi="zh_TW"/>
-        </w:rPr>
-        <w:t>），但也是對普世救贖的預期（</w:t>
-      </w:r>
-      <w:hyperlink r:id="rId87">
-        <w:r>
-          <w:rPr>
-            <w:lang w:val="zh_TW" w:bidi="zh_TW"/>
-          </w:rPr>
-          <w:rPr>
-            <w:color w:val="0000EE"/>
-            <w:u w:val="single"/>
-          </w:rPr>
-          <w:t>49:6</w:t>
-        </w:r>
-      </w:hyperlink>
-      <w:r>
-        <w:rPr>
-          <w:lang w:val="zh_TW" w:bidi="zh_TW"/>
-        </w:rPr>
-        <w:t>）。先知們期待從巴比倫的被擄中得拯救並歸回（</w:t>
-      </w:r>
-      <w:hyperlink r:id="rId88">
-        <w:r>
-          <w:rPr>
-            <w:lang w:val="zh_TW" w:bidi="zh_TW"/>
-          </w:rPr>
-          <w:rPr>
-            <w:color w:val="0000EE"/>
-            <w:u w:val="single"/>
-          </w:rPr>
-          <w:t>賽49:25–26</w:t>
-        </w:r>
-      </w:hyperlink>
-      <w:r>
-        <w:rPr>
-          <w:lang w:val="zh_TW" w:bidi="zh_TW"/>
-        </w:rPr>
-        <w:t>；</w:t>
-      </w:r>
-      <w:hyperlink r:id="rId89">
-        <w:r>
-          <w:rPr>
-            <w:lang w:val="zh_TW" w:bidi="zh_TW"/>
-          </w:rPr>
-          <w:rPr>
-            <w:color w:val="0000EE"/>
-            <w:u w:val="single"/>
-          </w:rPr>
-          <w:t>耶46:27</w:t>
-        </w:r>
-      </w:hyperlink>
-      <w:r>
-        <w:rPr>
-          <w:lang w:val="zh_TW" w:bidi="zh_TW"/>
-        </w:rPr>
-        <w:t>），但他們也談到未來永恆的救恩（</w:t>
-      </w:r>
-      <w:hyperlink r:id="rId86">
-        <w:r>
-          <w:rPr>
-            <w:lang w:val="zh_TW" w:bidi="zh_TW"/>
-          </w:rPr>
-          <w:rPr>
-            <w:color w:val="0000EE"/>
-            <w:u w:val="single"/>
-          </w:rPr>
-          <w:t>賽45:17</w:t>
-        </w:r>
-      </w:hyperlink>
-      <w:r>
-        <w:rPr>
-          <w:lang w:val="zh_TW" w:bidi="zh_TW"/>
-        </w:rPr>
-        <w:t>，</w:t>
-      </w:r>
-      <w:hyperlink r:id="rId90">
-        <w:r>
-          <w:rPr>
-            <w:lang w:val="zh_TW" w:bidi="zh_TW"/>
-          </w:rPr>
-          <w:rPr>
-            <w:color w:val="0000EE"/>
-            <w:u w:val="single"/>
-          </w:rPr>
-          <w:t>51:6–8</w:t>
-        </w:r>
-      </w:hyperlink>
-      <w:r>
-        <w:rPr>
-          <w:lang w:val="zh_TW" w:bidi="zh_TW"/>
-        </w:rPr>
-        <w:t>）。彌賽亞的盼望，體現在那些預言有關個人將帶來神的救恩的經文中。以賽亞提到僕人將救恩帶到地極（</w:t>
-      </w:r>
-      <w:hyperlink r:id="rId87">
-        <w:r>
-          <w:rPr>
-            <w:lang w:val="zh_TW" w:bidi="zh_TW"/>
-          </w:rPr>
-          <w:rPr>
-            <w:color w:val="0000EE"/>
-            <w:u w:val="single"/>
-          </w:rPr>
-          <w:t>49:6</w:t>
-        </w:r>
-      </w:hyperlink>
-      <w:r>
-        <w:rPr>
-          <w:lang w:val="zh_TW" w:bidi="zh_TW"/>
-        </w:rPr>
-        <w:t>），而耶利米寫到神公義的苗裔帶來拯救（</w:t>
-      </w:r>
-      <w:hyperlink r:id="rId91">
-        <w:r>
-          <w:rPr>
-            <w:lang w:val="zh_TW" w:bidi="zh_TW"/>
-          </w:rPr>
-          <w:rPr>
-            <w:color w:val="0000EE"/>
-            <w:u w:val="single"/>
-          </w:rPr>
-          <w:t>耶23:5–6</w:t>
-        </w:r>
-      </w:hyperlink>
-      <w:r>
-        <w:rPr>
-          <w:lang w:val="zh_TW" w:bidi="zh_TW"/>
-        </w:rPr>
-        <w:t>）。</w:t>
-      </w:r>
-      <w:hyperlink r:id="rId92">
-        <w:r>
-          <w:rPr>
-            <w:lang w:val="zh_TW" w:bidi="zh_TW"/>
-          </w:rPr>
-          <w:rPr>
-            <w:color w:val="0000EE"/>
-            <w:u w:val="single"/>
-          </w:rPr>
-          <w:t>撒迦利亞書九章9節</w:t>
-        </w:r>
-      </w:hyperlink>
-      <w:r>
-        <w:rPr>
-          <w:lang w:val="zh_TW" w:bidi="zh_TW"/>
-        </w:rPr>
-        <w:t>提到帶來救恩的君王，反映了這個彌賽亞的主題，並在</w:t>
-      </w:r>
-      <w:hyperlink r:id="rId93">
-        <w:r>
-          <w:rPr>
-            <w:lang w:val="zh_TW" w:bidi="zh_TW"/>
-          </w:rPr>
-          <w:rPr>
-            <w:color w:val="0000EE"/>
-            <w:u w:val="single"/>
-          </w:rPr>
-          <w:t>馬太福音二十一章4至5節</w:t>
-        </w:r>
-      </w:hyperlink>
-      <w:r>
-        <w:rPr>
-          <w:lang w:val="zh_TW" w:bidi="zh_TW"/>
-        </w:rPr>
-        <w:t>中應用在耶穌基督身上。</w:t>
-      </w:r>
-    </w:p>
-    <w:p>
-      <w:pPr>
-        <w:pStyle w:val="Heading3"/>
-      </w:pPr>
-      <w:r>
-        <w:rPr>
-          <w:lang w:val="zh_TW" w:bidi="zh_TW"/>
-        </w:rPr>
-        <w:t>在新約中</w:t>
-      </w:r>
-    </w:p>
-    <w:p>
-      <w:pPr/>
-      <w:r>
-        <w:rPr>
-          <w:lang w:val="zh_TW" w:bidi="zh_TW"/>
-        </w:rPr>
-      </w:r>
-      <w:r>
-        <w:rPr>
-          <w:lang w:val="zh_TW" w:bidi="zh_TW"/>
-        </w:rPr>
-        <w:t>在古典希臘文中，動詞sozo（「拯救」）和名詞soteria（「救恩」）用於表示「拯救」、「救助」或「救恩」，甚至是「福祉」或「健康」。七十士譯本最常使用sozo來翻譯希伯來文的yasha‘（「拯救」），而新約主要使用sozo及其衍生詞來表示救恩的概念。</w:t>
-      </w:r>
-    </w:p>
-    <w:p>
-      <w:pPr/>
-      <w:r>
-        <w:rPr>
-          <w:lang w:val="zh_TW" w:bidi="zh_TW"/>
-        </w:rPr>
-      </w:r>
-      <w:r>
-        <w:rPr>
-          <w:lang w:val="zh_TW" w:bidi="zh_TW"/>
-        </w:rPr>
-        <w:t>這些希臘文詞彙在新約中通常是神學性的用法，但也有非神學用法的例子。在</w:t>
-      </w:r>
-      <w:hyperlink r:id="rId94">
-        <w:r>
-          <w:rPr>
-            <w:lang w:val="zh_TW" w:bidi="zh_TW"/>
-          </w:rPr>
-          <w:rPr>
-            <w:color w:val="0000EE"/>
-            <w:u w:val="single"/>
-          </w:rPr>
-          <w:t>使徒行傳第二十七章</w:t>
-        </w:r>
-      </w:hyperlink>
-      <w:r>
-        <w:rPr>
-          <w:lang w:val="zh_TW" w:bidi="zh_TW"/>
-        </w:rPr>
-        <w:t>，這些詞彙用來描述兵丁、水手和囚犯在船難中受到威脅並獲得拯救（</w:t>
-      </w:r>
-      <w:hyperlink r:id="rId95">
-        <w:r>
-          <w:rPr>
-            <w:lang w:val="zh_TW" w:bidi="zh_TW"/>
-          </w:rPr>
-          <w:rPr>
-            <w:color w:val="0000EE"/>
-            <w:u w:val="single"/>
-          </w:rPr>
-          <w:t>20、31</w:t>
-        </w:r>
-      </w:hyperlink>
-      <w:r>
-        <w:rPr>
-          <w:lang w:val="zh_TW" w:bidi="zh_TW"/>
-        </w:rPr>
-        <w:t>節），以及他們的健康狀況（</w:t>
-      </w:r>
-      <w:hyperlink r:id="rId96">
-        <w:r>
-          <w:rPr>
-            <w:lang w:val="zh_TW" w:bidi="zh_TW"/>
-          </w:rPr>
-          <w:rPr>
-            <w:color w:val="0000EE"/>
-            <w:u w:val="single"/>
-          </w:rPr>
-          <w:t>34</w:t>
-        </w:r>
-      </w:hyperlink>
-      <w:r>
-        <w:rPr>
-          <w:lang w:val="zh_TW" w:bidi="zh_TW"/>
-        </w:rPr>
-        <w:t>節）。</w:t>
-      </w:r>
-    </w:p>
-    <w:p>
-      <w:pPr/>
-      <w:r>
-        <w:rPr>
-          <w:lang w:val="zh_TW" w:bidi="zh_TW"/>
-        </w:rPr>
-      </w:r>
-      <w:r>
-        <w:rPr>
-          <w:lang w:val="zh_TW" w:bidi="zh_TW"/>
-        </w:rPr>
-        <w:t>在福音書中，「救恩」明顯與舊約的救恩概念相關；在撒迦利亞的預言中（</w:t>
-      </w:r>
-      <w:hyperlink r:id="rId97">
-        <w:r>
-          <w:rPr>
-            <w:lang w:val="zh_TW" w:bidi="zh_TW"/>
-          </w:rPr>
-          <w:rPr>
-            <w:color w:val="0000EE"/>
-            <w:u w:val="single"/>
-          </w:rPr>
-          <w:t>路1:69、71</w:t>
-        </w:r>
-      </w:hyperlink>
-      <w:r>
-        <w:rPr>
-          <w:lang w:val="zh_TW" w:bidi="zh_TW"/>
-        </w:rPr>
-        <w:t>；參</w:t>
-      </w:r>
-      <w:hyperlink r:id="rId98">
-        <w:r>
-          <w:rPr>
-            <w:lang w:val="zh_TW" w:bidi="zh_TW"/>
-          </w:rPr>
-          <w:rPr>
-            <w:color w:val="0000EE"/>
-            <w:u w:val="single"/>
-          </w:rPr>
-          <w:t>詩106:10</w:t>
-        </w:r>
-      </w:hyperlink>
-      <w:r>
-        <w:rPr>
-          <w:lang w:val="zh_TW" w:bidi="zh_TW"/>
-        </w:rPr>
-        <w:t>，</w:t>
-      </w:r>
-      <w:hyperlink r:id="rId99">
-        <w:r>
-          <w:rPr>
-            <w:lang w:val="zh_TW" w:bidi="zh_TW"/>
-          </w:rPr>
-          <w:rPr>
-            <w:color w:val="0000EE"/>
-            <w:u w:val="single"/>
-          </w:rPr>
-          <w:t>132:17</w:t>
-        </w:r>
-      </w:hyperlink>
-      <w:r>
-        <w:rPr>
-          <w:lang w:val="zh_TW" w:bidi="zh_TW"/>
-        </w:rPr>
-        <w:t>）和在西面讚美神的詩歌中（</w:t>
-      </w:r>
-      <w:hyperlink r:id="rId100">
-        <w:r>
-          <w:rPr>
-            <w:lang w:val="zh_TW" w:bidi="zh_TW"/>
-          </w:rPr>
-          <w:rPr>
-            <w:color w:val="0000EE"/>
-            <w:u w:val="single"/>
-          </w:rPr>
-          <w:t>路2:30</w:t>
-        </w:r>
-      </w:hyperlink>
-      <w:r>
-        <w:rPr>
-          <w:lang w:val="zh_TW" w:bidi="zh_TW"/>
-        </w:rPr>
-        <w:t>），「救恩」被應用於基督的來臨。雖然soteria在福音書中並不常見，但救恩的概念在耶穌關於進入神國的教導中得到體現（</w:t>
-      </w:r>
-      <w:hyperlink r:id="rId101">
-        <w:r>
-          <w:rPr>
-            <w:lang w:val="zh_TW" w:bidi="zh_TW"/>
-          </w:rPr>
-          <w:rPr>
-            <w:color w:val="0000EE"/>
-            <w:u w:val="single"/>
-          </w:rPr>
-          <w:t>太19:24–26</w:t>
-        </w:r>
-      </w:hyperlink>
-      <w:r>
-        <w:rPr>
-          <w:lang w:val="zh_TW" w:bidi="zh_TW"/>
-        </w:rPr>
-        <w:t>），以及在耶穌醫治的神蹟中隱含了救恩的概念（</w:t>
-      </w:r>
-      <w:hyperlink r:id="rId102">
-        <w:r>
-          <w:rPr>
-            <w:lang w:val="zh_TW" w:bidi="zh_TW"/>
-          </w:rPr>
-          <w:rPr>
-            <w:color w:val="0000EE"/>
-            <w:u w:val="single"/>
-          </w:rPr>
-          <w:t>路17:19</w:t>
-        </w:r>
-      </w:hyperlink>
-      <w:r>
-        <w:rPr>
-          <w:lang w:val="zh_TW" w:bidi="zh_TW"/>
-        </w:rPr>
-        <w:t>，</w:t>
-      </w:r>
-      <w:hyperlink r:id="rId103">
-        <w:r>
-          <w:rPr>
-            <w:lang w:val="zh_TW" w:bidi="zh_TW"/>
-          </w:rPr>
-          <w:rPr>
-            <w:color w:val="0000EE"/>
-            <w:u w:val="single"/>
-          </w:rPr>
-          <w:t>18:42</w:t>
-        </w:r>
-      </w:hyperlink>
-      <w:r>
-        <w:rPr>
-          <w:lang w:val="zh_TW" w:bidi="zh_TW"/>
-        </w:rPr>
-        <w:t>）。</w:t>
-      </w:r>
-    </w:p>
-    <w:p>
-      <w:pPr/>
-      <w:r>
-        <w:rPr>
-          <w:lang w:val="zh_TW" w:bidi="zh_TW"/>
-        </w:rPr>
-      </w:r>
-      <w:r>
-        <w:rPr>
-          <w:lang w:val="zh_TW" w:bidi="zh_TW"/>
-        </w:rPr>
-        <w:t>新約聖經教導救恩的根源在於耶穌基督（</w:t>
-      </w:r>
-      <w:hyperlink r:id="rId104">
-        <w:r>
-          <w:rPr>
-            <w:lang w:val="zh_TW" w:bidi="zh_TW"/>
-          </w:rPr>
-          <w:rPr>
-            <w:color w:val="0000EE"/>
-            <w:u w:val="single"/>
-          </w:rPr>
-          <w:t>提後2:10</w:t>
-        </w:r>
-      </w:hyperlink>
-      <w:r>
-        <w:rPr>
-          <w:lang w:val="zh_TW" w:bidi="zh_TW"/>
-        </w:rPr>
-        <w:t>；</w:t>
-      </w:r>
-      <w:hyperlink r:id="rId105">
-        <w:r>
-          <w:rPr>
-            <w:lang w:val="zh_TW" w:bidi="zh_TW"/>
-          </w:rPr>
-          <w:rPr>
-            <w:color w:val="0000EE"/>
-            <w:u w:val="single"/>
-          </w:rPr>
-          <w:t>來5:9</w:t>
-        </w:r>
-      </w:hyperlink>
-      <w:r>
-        <w:rPr>
-          <w:lang w:val="zh_TW" w:bidi="zh_TW"/>
-        </w:rPr>
-        <w:t>），祂是救恩的「創始者」和中保（</w:t>
-      </w:r>
-      <w:hyperlink r:id="rId106">
-        <w:r>
-          <w:rPr>
-            <w:lang w:val="zh_TW" w:bidi="zh_TW"/>
-          </w:rPr>
-          <w:rPr>
-            <w:color w:val="0000EE"/>
-            <w:u w:val="single"/>
-          </w:rPr>
-          <w:t>來2:10</w:t>
-        </w:r>
-      </w:hyperlink>
-      <w:r>
-        <w:rPr>
-          <w:lang w:val="zh_TW" w:bidi="zh_TW"/>
-        </w:rPr>
-        <w:t>，</w:t>
-      </w:r>
-      <w:hyperlink r:id="rId107">
-        <w:r>
-          <w:rPr>
-            <w:lang w:val="zh_TW" w:bidi="zh_TW"/>
-          </w:rPr>
-          <w:rPr>
-            <w:color w:val="0000EE"/>
-            <w:u w:val="single"/>
-          </w:rPr>
-          <w:t>7:25</w:t>
-        </w:r>
-      </w:hyperlink>
-      <w:r>
-        <w:rPr>
-          <w:lang w:val="zh_TW" w:bidi="zh_TW"/>
-        </w:rPr>
-        <w:t>）。救恩是神的工作（</w:t>
-      </w:r>
-      <w:hyperlink r:id="rId108">
-        <w:r>
-          <w:rPr>
-            <w:lang w:val="zh_TW" w:bidi="zh_TW"/>
-          </w:rPr>
-          <w:rPr>
-            <w:color w:val="0000EE"/>
-            <w:u w:val="single"/>
-          </w:rPr>
-          <w:t>帖前5:9</w:t>
-        </w:r>
-      </w:hyperlink>
-      <w:r>
-        <w:rPr>
-          <w:lang w:val="zh_TW" w:bidi="zh_TW"/>
-        </w:rPr>
-        <w:t>），是神的恩典所賜（</w:t>
-      </w:r>
-      <w:hyperlink r:id="rId109">
-        <w:r>
-          <w:rPr>
-            <w:lang w:val="zh_TW" w:bidi="zh_TW"/>
-          </w:rPr>
-          <w:rPr>
-            <w:color w:val="0000EE"/>
-            <w:u w:val="single"/>
-          </w:rPr>
-          <w:t>弗2:8–9</w:t>
-        </w:r>
-      </w:hyperlink>
-      <w:r>
-        <w:rPr>
-          <w:lang w:val="zh_TW" w:bidi="zh_TW"/>
-        </w:rPr>
-        <w:t>）。救恩的信息包含在聖經中（</w:t>
-      </w:r>
-      <w:hyperlink r:id="rId110">
-        <w:r>
-          <w:rPr>
-            <w:lang w:val="zh_TW" w:bidi="zh_TW"/>
-          </w:rPr>
-          <w:rPr>
-            <w:color w:val="0000EE"/>
-            <w:u w:val="single"/>
-          </w:rPr>
-          <w:t>提後3:15</w:t>
-        </w:r>
-      </w:hyperlink>
-      <w:r>
-        <w:rPr>
-          <w:lang w:val="zh_TW" w:bidi="zh_TW"/>
-        </w:rPr>
-        <w:t>），並由宣講真理之道的人傳揚（</w:t>
-      </w:r>
-      <w:hyperlink r:id="rId111">
-        <w:r>
-          <w:rPr>
-            <w:lang w:val="zh_TW" w:bidi="zh_TW"/>
-          </w:rPr>
-          <w:rPr>
-            <w:color w:val="0000EE"/>
-            <w:u w:val="single"/>
-          </w:rPr>
-          <w:t>弗1:13</w:t>
-        </w:r>
-      </w:hyperlink>
-      <w:r>
-        <w:rPr>
-          <w:lang w:val="zh_TW" w:bidi="zh_TW"/>
-        </w:rPr>
-        <w:t>）。適當的回應是悔改（</w:t>
-      </w:r>
-      <w:hyperlink r:id="rId112">
-        <w:r>
-          <w:rPr>
-            <w:lang w:val="zh_TW" w:bidi="zh_TW"/>
-          </w:rPr>
-          <w:rPr>
-            <w:color w:val="0000EE"/>
-            <w:u w:val="single"/>
-          </w:rPr>
-          <w:t>林後7:10</w:t>
-        </w:r>
-      </w:hyperlink>
-      <w:r>
-        <w:rPr>
-          <w:lang w:val="zh_TW" w:bidi="zh_TW"/>
-        </w:rPr>
-        <w:t>）和信心（</w:t>
-      </w:r>
-      <w:hyperlink r:id="rId110">
-        <w:r>
-          <w:rPr>
-            <w:lang w:val="zh_TW" w:bidi="zh_TW"/>
-          </w:rPr>
-          <w:rPr>
-            <w:color w:val="0000EE"/>
-            <w:u w:val="single"/>
-          </w:rPr>
-          <w:t>提後3:15</w:t>
-        </w:r>
-      </w:hyperlink>
-      <w:r>
-        <w:rPr>
-          <w:lang w:val="zh_TW" w:bidi="zh_TW"/>
-        </w:rPr>
-        <w:t>；</w:t>
-      </w:r>
-      <w:hyperlink r:id="rId113">
-        <w:r>
-          <w:rPr>
-            <w:lang w:val="zh_TW" w:bidi="zh_TW"/>
-          </w:rPr>
-          <w:rPr>
-            <w:color w:val="0000EE"/>
-            <w:u w:val="single"/>
-          </w:rPr>
-          <w:t>彼前1:9</w:t>
-        </w:r>
-      </w:hyperlink>
-      <w:r>
-        <w:rPr>
-          <w:lang w:val="zh_TW" w:bidi="zh_TW"/>
-        </w:rPr>
-        <w:t>）。這也是早期教會在宣講救主耶穌時的教導（</w:t>
-      </w:r>
-      <w:hyperlink r:id="rId114">
-        <w:r>
-          <w:rPr>
-            <w:lang w:val="zh_TW" w:bidi="zh_TW"/>
-          </w:rPr>
-          <w:rPr>
-            <w:color w:val="0000EE"/>
-            <w:u w:val="single"/>
-          </w:rPr>
-          <w:t>徒4:12，</w:t>
-        </w:r>
-      </w:hyperlink>
-      <w:hyperlink r:id="rId115">
-        <w:r>
-          <w:rPr>
-            <w:lang w:val="zh_TW" w:bidi="zh_TW"/>
-          </w:rPr>
-          <w:rPr>
-            <w:color w:val="0000EE"/>
-            <w:u w:val="single"/>
-          </w:rPr>
-          <w:t>13:23–26</w:t>
-        </w:r>
-      </w:hyperlink>
-      <w:r>
-        <w:rPr>
-          <w:lang w:val="zh_TW" w:bidi="zh_TW"/>
-        </w:rPr>
-        <w:t>，</w:t>
-      </w:r>
-      <w:hyperlink r:id="rId116">
-        <w:r>
-          <w:rPr>
-            <w:lang w:val="zh_TW" w:bidi="zh_TW"/>
-          </w:rPr>
-          <w:rPr>
-            <w:color w:val="0000EE"/>
-            <w:u w:val="single"/>
-          </w:rPr>
-          <w:t>16:30–31</w:t>
-        </w:r>
-      </w:hyperlink>
-      <w:r>
-        <w:rPr>
-          <w:lang w:val="zh_TW" w:bidi="zh_TW"/>
-        </w:rPr>
-        <w:t>）。保羅特別強調神救恩的普世性（</w:t>
-      </w:r>
-      <w:hyperlink r:id="rId117">
-        <w:r>
-          <w:rPr>
-            <w:lang w:val="zh_TW" w:bidi="zh_TW"/>
-          </w:rPr>
-          <w:rPr>
-            <w:color w:val="0000EE"/>
-            <w:u w:val="single"/>
-          </w:rPr>
-          <w:t>羅1:16</w:t>
-        </w:r>
-      </w:hyperlink>
-      <w:r>
-        <w:rPr>
-          <w:lang w:val="zh_TW" w:bidi="zh_TW"/>
-        </w:rPr>
-        <w:t>；</w:t>
-      </w:r>
-      <w:hyperlink r:id="rId118">
-        <w:r>
-          <w:rPr>
-            <w:lang w:val="zh_TW" w:bidi="zh_TW"/>
-          </w:rPr>
-          <w:rPr>
-            <w:color w:val="0000EE"/>
-            <w:u w:val="single"/>
-          </w:rPr>
-          <w:t>多2:11</w:t>
-        </w:r>
-      </w:hyperlink>
-      <w:r>
-        <w:rPr>
-          <w:lang w:val="zh_TW" w:bidi="zh_TW"/>
-        </w:rPr>
-        <w:t>）。他的心願是猶太人得救（</w:t>
-      </w:r>
-      <w:hyperlink r:id="rId119">
-        <w:r>
-          <w:rPr>
-            <w:lang w:val="zh_TW" w:bidi="zh_TW"/>
-          </w:rPr>
-          <w:rPr>
-            <w:color w:val="0000EE"/>
-            <w:u w:val="single"/>
-          </w:rPr>
-          <w:t>羅10:1</w:t>
-        </w:r>
-      </w:hyperlink>
-      <w:r>
-        <w:rPr>
-          <w:lang w:val="zh_TW" w:bidi="zh_TW"/>
-        </w:rPr>
-        <w:t>），雖然他主要向外邦人傳講救恩的信息（</w:t>
-      </w:r>
-      <w:hyperlink r:id="rId120">
-        <w:r>
-          <w:rPr>
-            <w:lang w:val="zh_TW" w:bidi="zh_TW"/>
-          </w:rPr>
-          <w:rPr>
-            <w:color w:val="0000EE"/>
-            <w:u w:val="single"/>
-          </w:rPr>
-          <w:t>11:11–13</w:t>
-        </w:r>
-      </w:hyperlink>
-      <w:r>
-        <w:rPr>
-          <w:lang w:val="zh_TW" w:bidi="zh_TW"/>
-        </w:rPr>
-        <w:t>）。</w:t>
-      </w:r>
-    </w:p>
-    <w:p>
-      <w:pPr/>
-      <w:r>
-        <w:rPr>
-          <w:lang w:val="zh_TW" w:bidi="zh_TW"/>
-        </w:rPr>
-      </w:r>
-      <w:r>
-        <w:rPr>
-          <w:lang w:val="zh_TW" w:bidi="zh_TW"/>
-        </w:rPr>
-        <w:t>在聖經中，還有許多與救恩概念相關的詞彙。重生是指在基督裡得著新生命（「重生」，</w:t>
-      </w:r>
-      <w:hyperlink r:id="rId121">
-        <w:r>
-          <w:rPr>
-            <w:lang w:val="zh_TW" w:bidi="zh_TW"/>
-          </w:rPr>
-          <w:rPr>
-            <w:color w:val="0000EE"/>
-            <w:u w:val="single"/>
-          </w:rPr>
-          <w:t>約3:3</w:t>
-        </w:r>
-      </w:hyperlink>
-      <w:r>
-        <w:rPr>
-          <w:lang w:val="zh_TW" w:bidi="zh_TW"/>
-        </w:rPr>
-        <w:t>）。稱義是指人在神面前的合法地位，而救贖則更多是指救恩的方法——付上代價，使人回到神面前。和好指的是關係的改變，而贖罪則喚起了舊約的獻祭制度，並指向神憤怒的轉離。這些術語和其它術語與聖經中的救恩概念有一些共同之處，都是指向救主耶穌基督的位格和工作。</w:t>
-      </w:r>
-    </w:p>
-    <w:p>
-      <w:pPr/>
-      <w:r>
-        <w:rPr>
-          <w:lang w:val="zh_TW" w:bidi="zh_TW"/>
-        </w:rPr>
-      </w:r>
-      <w:r>
-        <w:rPr>
           <w:i/>
           <w:lang w:val="zh_TW" w:bidi="zh_TW"/>
         </w:rPr>
@@ -3117,2689 +2236,13 @@
         <w:rPr>
           <w:lang w:val="zh_TW" w:bidi="zh_TW"/>
         </w:rPr>
-        <w:t xml:space="preserve"> </w:t>
-      </w:r>
-      <w:r>
-        <w:rPr>
-          <w:lang w:val="zh_TW" w:bidi="zh_TW"/>
-        </w:rPr>
-        <w:t>稱義、被稱義</w:t>
-      </w:r>
-      <w:r>
-        <w:rPr>
-          <w:lang w:val="zh_TW" w:bidi="zh_TW"/>
-        </w:rPr>
-        <w:t>；</w:t>
-      </w:r>
-      <w:r>
-        <w:rPr>
-          <w:lang w:val="zh_TW" w:bidi="zh_TW"/>
-        </w:rPr>
-        <w:t>和好</w:t>
-      </w:r>
-      <w:r>
-        <w:rPr>
-          <w:lang w:val="zh_TW" w:bidi="zh_TW"/>
-        </w:rPr>
-        <w:t>；</w:t>
-      </w:r>
-      <w:r>
-        <w:rPr>
-          <w:lang w:val="zh_TW" w:bidi="zh_TW"/>
-        </w:rPr>
-        <w:t>救贖主、救贖</w:t>
-      </w:r>
-      <w:r>
-        <w:rPr>
-          <w:lang w:val="zh_TW" w:bidi="zh_TW"/>
-        </w:rPr>
-        <w:t>；</w:t>
-      </w:r>
-      <w:r>
-        <w:rPr>
-          <w:lang w:val="zh_TW" w:bidi="zh_TW"/>
-        </w:rPr>
-        <w:t>救主</w:t>
-      </w:r>
-      <w:r>
-        <w:rPr>
-          <w:lang w:val="zh_TW" w:bidi="zh_TW"/>
-        </w:rPr>
-        <w:t>。</w:t>
-      </w:r>
-      <w:r>
-        <w:rPr>
-          <w:lang w:val="zh_TW" w:bidi="zh_TW"/>
-        </w:rPr>
-      </w:r>
-      <w:r>
-        <w:rPr>
-          <w:lang w:val="zh_TW" w:bidi="zh_TW"/>
-        </w:rPr>
-      </w:r>
-    </w:p>
-    <w:p>
-      <w:pPr/>
-      <w:r>
-        <w:rPr>
-          <w:lang w:val="zh_TW" w:bidi="zh_TW"/>
-        </w:rPr>
-      </w:r>
-    </w:p>
-    <w:p>
-      <w:pPr>
-        <w:pStyle w:val="Heading2"/>
-      </w:pPr>
-      <w:r>
-        <w:rPr>
-          <w:lang w:val="zh_TW" w:bidi="zh_TW"/>
-        </w:rPr>
-        <w:t>救贖者，救贖</w:t>
-      </w:r>
-      <w:r>
-        <w:rPr>
-          <w:lang w:val="zh_TW" w:bidi="zh_TW"/>
-        </w:rPr>
-      </w:r>
-    </w:p>
-    <w:p>
-      <w:pPr/>
-      <w:r>
-        <w:rPr>
-          <w:lang w:val="zh_TW" w:bidi="zh_TW"/>
-        </w:rPr>
-      </w:r>
-      <w:r>
-        <w:rPr>
-          <w:lang w:val="zh_TW" w:bidi="zh_TW"/>
-        </w:rPr>
-        <w:t>英文詞源自拉丁字根，意為「買回」，因此意指透過支付贖價，釋放任何財物、物品或人。在希臘語中，該字根意為「付贖價」或「釋放」。表達從鎖鏈、奴役或獄中釋放，就會運用該詞。</w:t>
-      </w:r>
-    </w:p>
-    <w:p>
-      <w:pPr>
-        <w:pStyle w:val="Heading3"/>
-      </w:pPr>
-      <w:r>
-        <w:rPr>
-          <w:lang w:val="zh_TW" w:bidi="zh_TW"/>
-        </w:rPr>
-        <w:t>舊約聖經和新約聖經詞語</w:t>
-      </w:r>
-    </w:p>
-    <w:p>
-      <w:pPr/>
-      <w:r>
-        <w:rPr>
-          <w:lang w:val="zh_TW" w:bidi="zh_TW"/>
-        </w:rPr>
-      </w:r>
-      <w:r>
-        <w:rPr>
-          <w:lang w:val="zh_TW" w:bidi="zh_TW"/>
-        </w:rPr>
-        <w:t>要全面理解救贖的概念，就有必要查看舊約。根據不同的情況，希伯來語會使用了三個不同的詞來傳達救贖概念。這些救贖用語的含義，基於現代文化所不熟悉的法律、社會和宗教習俗。我們需要了解這些文化才能理解這些詞彙及其用法。</w:t>
-      </w:r>
-    </w:p>
-    <w:p>
-      <w:pPr/>
-      <w:r>
-        <w:rPr>
-          <w:lang w:val="zh_TW" w:bidi="zh_TW"/>
-        </w:rPr>
-      </w:r>
-      <w:r>
-        <w:rPr>
-          <w:lang w:val="zh_TW" w:bidi="zh_TW"/>
-        </w:rPr>
-        <w:t>第一個用於救贖的詞語，具有法律語境。當一隻動物替代（或救贖）一個人或另一隻動物時，會用動詞「padah」。從這個詞根衍生出的名詞，意味著贖價或所支付的價格。當一個活生生的生命——不論是人或動物——需要被救贖的時候，就必須有替代之物或付出相應的代價。否則，動物就必須被殺（</w:t>
-      </w:r>
-      <w:hyperlink r:id="rId122">
-        <w:r>
-          <w:rPr>
-            <w:lang w:val="zh_TW" w:bidi="zh_TW"/>
-          </w:rPr>
-          <w:rPr>
-            <w:color w:val="0000EE"/>
-            <w:u w:val="single"/>
-          </w:rPr>
-          <w:t>出13:13</w:t>
-        </w:r>
-      </w:hyperlink>
-      <w:r>
-        <w:rPr>
-          <w:lang w:val="zh_TW" w:bidi="zh_TW"/>
-        </w:rPr>
-        <w:t>，</w:t>
-      </w:r>
-      <w:hyperlink r:id="rId123">
-        <w:r>
-          <w:rPr>
-            <w:lang w:val="zh_TW" w:bidi="zh_TW"/>
-          </w:rPr>
-          <w:rPr>
-            <w:color w:val="0000EE"/>
-            <w:u w:val="single"/>
-          </w:rPr>
-          <w:t>34:20</w:t>
-        </w:r>
-      </w:hyperlink>
-      <w:r>
-        <w:rPr>
-          <w:lang w:val="zh_TW" w:bidi="zh_TW"/>
-        </w:rPr>
-        <w:t>）。然而，律法從來不允許在這些情況下以人命（殺人）作為替代。人必須被贖回，沒有例外。</w:t>
-      </w:r>
-    </w:p>
-    <w:p>
-      <w:pPr/>
-      <w:r>
-        <w:rPr>
-          <w:lang w:val="zh_TW" w:bidi="zh_TW"/>
-        </w:rPr>
-      </w:r>
-      <w:r>
-        <w:rPr>
-          <w:lang w:val="zh_TW" w:bidi="zh_TW"/>
-        </w:rPr>
-        <w:t>「padah」這個詞也被用在其他形式的贖金或拯救上。例如，它可以指有人付出代價來釋放以色列的奴隸，也可以用來描述以贖金拯救一個陷入危險中的人（</w:t>
-      </w:r>
-      <w:hyperlink r:id="rId124">
-        <w:r>
-          <w:rPr>
-            <w:lang w:val="zh_TW" w:bidi="zh_TW"/>
-          </w:rPr>
-          <w:rPr>
-            <w:color w:val="0000EE"/>
-            <w:u w:val="single"/>
-          </w:rPr>
-          <w:t>出21:8</w:t>
-        </w:r>
-      </w:hyperlink>
-      <w:r>
-        <w:rPr>
-          <w:lang w:val="zh_TW" w:bidi="zh_TW"/>
-        </w:rPr>
-        <w:t>；</w:t>
-      </w:r>
-      <w:hyperlink r:id="rId125">
-        <w:r>
-          <w:rPr>
-            <w:lang w:val="zh_TW" w:bidi="zh_TW"/>
-          </w:rPr>
-          <w:rPr>
-            <w:color w:val="0000EE"/>
-            <w:u w:val="single"/>
-          </w:rPr>
-          <w:t>伯6:23</w:t>
-        </w:r>
-      </w:hyperlink>
-      <w:r>
-        <w:rPr>
-          <w:lang w:val="zh_TW" w:bidi="zh_TW"/>
-        </w:rPr>
-        <w:t>）。</w:t>
-      </w:r>
-    </w:p>
-    <w:p>
-      <w:pPr/>
-      <w:r>
-        <w:rPr>
-          <w:lang w:val="zh_TW" w:bidi="zh_TW"/>
-        </w:rPr>
-      </w:r>
-      <w:r>
-        <w:rPr>
-          <w:lang w:val="zh_TW" w:bidi="zh_TW"/>
-        </w:rPr>
-        <w:t>救贖的概念對於長子具有特殊意義。頭生的，無論是人還是獸，都屬於神。理論上，長子是要獻給神的。許多動物的情況確實如此，但人的長子和一些動物會被贖回（</w:t>
-      </w:r>
-      <w:hyperlink r:id="rId122">
-        <w:r>
-          <w:rPr>
-            <w:lang w:val="zh_TW" w:bidi="zh_TW"/>
-          </w:rPr>
-          <w:rPr>
-            <w:color w:val="0000EE"/>
-            <w:u w:val="single"/>
-          </w:rPr>
-          <w:t>出13:13</w:t>
-        </w:r>
-      </w:hyperlink>
-      <w:r>
-        <w:rPr>
-          <w:lang w:val="zh_TW" w:bidi="zh_TW"/>
-        </w:rPr>
-        <w:t>，</w:t>
-      </w:r>
-      <w:hyperlink r:id="rId123">
-        <w:r>
-          <w:rPr>
-            <w:lang w:val="zh_TW" w:bidi="zh_TW"/>
-          </w:rPr>
-          <w:rPr>
-            <w:color w:val="0000EE"/>
-            <w:u w:val="single"/>
-          </w:rPr>
-          <w:t>34:20</w:t>
-        </w:r>
-      </w:hyperlink>
-      <w:r>
-        <w:rPr>
-          <w:lang w:val="zh_TW" w:bidi="zh_TW"/>
-        </w:rPr>
-        <w:t>；</w:t>
-      </w:r>
-      <w:hyperlink r:id="rId126">
-        <w:r>
-          <w:rPr>
-            <w:lang w:val="zh_TW" w:bidi="zh_TW"/>
-          </w:rPr>
-          <w:rPr>
-            <w:color w:val="0000EE"/>
-            <w:u w:val="single"/>
-          </w:rPr>
-          <w:t>民18:15–16</w:t>
-        </w:r>
-      </w:hyperlink>
-      <w:r>
-        <w:rPr>
-          <w:lang w:val="zh_TW" w:bidi="zh_TW"/>
-        </w:rPr>
-        <w:t>）。贖回長子的時候，會用動物代贖，後來則會支付贖價（</w:t>
-      </w:r>
-      <w:hyperlink r:id="rId127">
-        <w:r>
-          <w:rPr>
-            <w:lang w:val="zh_TW" w:bidi="zh_TW"/>
-          </w:rPr>
-          <w:rPr>
-            <w:color w:val="0000EE"/>
-            <w:u w:val="single"/>
-          </w:rPr>
-          <w:t>民18:16</w:t>
-        </w:r>
-      </w:hyperlink>
-      <w:r>
-        <w:rPr>
-          <w:lang w:val="zh_TW" w:bidi="zh_TW"/>
-        </w:rPr>
-        <w:t>）。</w:t>
-      </w:r>
-    </w:p>
-    <w:p>
-      <w:pPr/>
-      <w:r>
-        <w:rPr>
-          <w:lang w:val="zh_TW" w:bidi="zh_TW"/>
-        </w:rPr>
-      </w:r>
-      <w:r>
-        <w:rPr>
-          <w:lang w:val="zh_TW" w:bidi="zh_TW"/>
-        </w:rPr>
-        <w:t>第二個所用的詞是希伯來詞根ga’al，主要用於與家庭規則和義務，以及律法所規定家族產業的權利和責任。比如，假如家庭成員失去一塊產業，最近的親屬既有權利也有義務贖回這產業。這種贖回權保護了家族的產業。從這個詞根衍生出的名詞相當於英文的「贖回」（redemption），而買回財產的人是go’el或買贖者。</w:t>
-      </w:r>
-    </w:p>
-    <w:p>
-      <w:pPr/>
-      <w:r>
-        <w:rPr>
-          <w:lang w:val="zh_TW" w:bidi="zh_TW"/>
-        </w:rPr>
-      </w:r>
-      <w:r>
-        <w:rPr>
-          <w:lang w:val="zh_TW" w:bidi="zh_TW"/>
-        </w:rPr>
-        <w:t>一個以色列人若因負債，被迫賣身為奴，可以由近親或他自己贖回（</w:t>
-      </w:r>
-      <w:hyperlink r:id="rId128">
-        <w:r>
-          <w:rPr>
-            <w:lang w:val="zh_TW" w:bidi="zh_TW"/>
-          </w:rPr>
-          <w:rPr>
-            <w:color w:val="0000EE"/>
-            <w:u w:val="single"/>
-          </w:rPr>
-          <w:t>利25:47–49</w:t>
-        </w:r>
-      </w:hyperlink>
-      <w:r>
-        <w:rPr>
-          <w:lang w:val="zh_TW" w:bidi="zh_TW"/>
-        </w:rPr>
-        <w:t>）。土地也可以以同樣的方式贖回（</w:t>
-      </w:r>
-      <w:hyperlink r:id="rId129">
-        <w:r>
-          <w:rPr>
-            <w:lang w:val="zh_TW" w:bidi="zh_TW"/>
-          </w:rPr>
-          <w:rPr>
-            <w:color w:val="0000EE"/>
-            <w:u w:val="single"/>
-          </w:rPr>
-          <w:t>25:25–28</w:t>
-        </w:r>
-      </w:hyperlink>
-      <w:r>
-        <w:rPr>
-          <w:lang w:val="zh_TW" w:bidi="zh_TW"/>
-        </w:rPr>
-        <w:t>；</w:t>
-      </w:r>
-      <w:hyperlink r:id="rId130">
-        <w:r>
-          <w:rPr>
-            <w:lang w:val="zh_TW" w:bidi="zh_TW"/>
-          </w:rPr>
-          <w:rPr>
-            <w:color w:val="0000EE"/>
-            <w:u w:val="single"/>
-          </w:rPr>
-          <w:t>耶32:6–9</w:t>
-        </w:r>
-      </w:hyperlink>
-      <w:r>
-        <w:rPr>
-          <w:lang w:val="zh_TW" w:bidi="zh_TW"/>
-        </w:rPr>
-        <w:t>）。</w:t>
-      </w:r>
-    </w:p>
-    <w:p>
-      <w:pPr/>
-      <w:r>
-        <w:rPr>
-          <w:lang w:val="zh_TW" w:bidi="zh_TW"/>
-        </w:rPr>
-      </w:r>
-      <w:r>
-        <w:rPr>
-          <w:lang w:val="zh_TW" w:bidi="zh_TW"/>
-        </w:rPr>
-        <w:t>在特定情況下，贖回的權利也擴展至人。人有義務娶他兄弟的寡婦，這是眾所周知的。在路得記中，贖回的權利擴展至遠親。在這個故事中，波阿斯不僅贖回產業，還贖回路得，她成為他的妻子（</w:t>
-      </w:r>
-      <w:hyperlink r:id="rId131">
-        <w:r>
-          <w:rPr>
-            <w:lang w:val="zh_TW" w:bidi="zh_TW"/>
-          </w:rPr>
-          <w:rPr>
-            <w:color w:val="0000EE"/>
-            <w:u w:val="single"/>
-          </w:rPr>
-          <w:t>得3:13</w:t>
-        </w:r>
-      </w:hyperlink>
-      <w:r>
-        <w:rPr>
-          <w:lang w:val="zh_TW" w:bidi="zh_TW"/>
-        </w:rPr>
-        <w:t>，</w:t>
-      </w:r>
-      <w:hyperlink r:id="rId132">
-        <w:r>
-          <w:rPr>
-            <w:lang w:val="zh_TW" w:bidi="zh_TW"/>
-          </w:rPr>
-          <w:rPr>
-            <w:color w:val="0000EE"/>
-            <w:u w:val="single"/>
-          </w:rPr>
-          <w:t>4:1–6</w:t>
-        </w:r>
-      </w:hyperlink>
-      <w:r>
-        <w:rPr>
-          <w:lang w:val="zh_TW" w:bidi="zh_TW"/>
-        </w:rPr>
-        <w:t>）。</w:t>
-      </w:r>
-    </w:p>
-    <w:p>
-      <w:pPr/>
-      <w:r>
-        <w:rPr>
-          <w:lang w:val="zh_TW" w:bidi="zh_TW"/>
-        </w:rPr>
-      </w:r>
-      <w:r>
-        <w:rPr>
-          <w:lang w:val="zh_TW" w:bidi="zh_TW"/>
-        </w:rPr>
-        <w:t>希伯來語使用的第三個詞，是動詞根kaphar</w:t>
-      </w:r>
-      <w:r>
-        <w:rPr>
-          <w:i/>
-          <w:lang w:val="zh_TW" w:bidi="zh_TW"/>
-        </w:rPr>
-        <w:t>，</w:t>
-      </w:r>
-      <w:r>
-        <w:rPr>
-          <w:lang w:val="zh_TW" w:bidi="zh_TW"/>
-        </w:rPr>
-        <w:t>意思是「遮蓋」。從這個詞根衍生出來的詞彙意指遮蓋罪、贖罪或補償。從中衍生出的名詞kopher</w:t>
-      </w:r>
-      <w:r>
-        <w:rPr>
-          <w:i/>
-          <w:lang w:val="zh_TW" w:bidi="zh_TW"/>
-        </w:rPr>
-        <w:t>，</w:t>
-      </w:r>
-      <w:r>
-        <w:rPr>
-          <w:lang w:val="zh_TW" w:bidi="zh_TW"/>
-        </w:rPr>
-        <w:t>在宗教意義上使用時，意指遮蓋罪的代價。</w:t>
-      </w:r>
-    </w:p>
-    <w:p>
-      <w:pPr/>
-      <w:r>
-        <w:rPr>
-          <w:lang w:val="zh_TW" w:bidi="zh_TW"/>
-        </w:rPr>
-      </w:r>
-      <w:r>
-        <w:rPr>
-          <w:lang w:val="zh_TW" w:bidi="zh_TW"/>
-        </w:rPr>
-        <w:t>這個詞用來指代，人為任何該治死的生命所支付的代價。一個上佳的例子是，牛的主人要為其牛隻</w:t>
-      </w:r>
-      <w:r>
-        <w:rPr>
-          <w:lang w:val="zh_TW" w:bidi="zh_TW"/>
-        </w:rPr>
-        <w:t>觸</w:t>
-      </w:r>
-      <w:r>
-        <w:rPr>
-          <w:lang w:val="zh_TW" w:bidi="zh_TW"/>
-        </w:rPr>
-        <w:t>死別人而支付贖價。根據律法，主人應該被治死，但他可以通過支付所需的價銀來贖回自己（</w:t>
-      </w:r>
-      <w:hyperlink r:id="rId133">
-        <w:r>
-          <w:rPr>
-            <w:lang w:val="zh_TW" w:bidi="zh_TW"/>
-          </w:rPr>
-          <w:rPr>
-            <w:color w:val="0000EE"/>
-            <w:u w:val="single"/>
-          </w:rPr>
-          <w:t>出21:28–32</w:t>
-        </w:r>
-      </w:hyperlink>
-      <w:r>
-        <w:rPr>
-          <w:lang w:val="zh_TW" w:bidi="zh_TW"/>
-        </w:rPr>
-        <w:t>）。</w:t>
-      </w:r>
-    </w:p>
-    <w:p>
-      <w:pPr/>
-      <w:r>
-        <w:rPr>
-          <w:lang w:val="zh_TW" w:bidi="zh_TW"/>
-        </w:rPr>
-      </w:r>
-      <w:r>
-        <w:rPr>
-          <w:lang w:val="zh_TW" w:bidi="zh_TW"/>
-        </w:rPr>
-        <w:t>在七十士譯本中，這三個希伯來詞彙被翻譯為不同的希臘詞。字根 padah 和 gaʾal 通常翻譯成 lutroō（「救贖、釋放、拯救」）及其相關名詞 lutron（「贖金」）。字根 kaphar 則多半譯作「贖罪」，例如 exilaskomai。雖然這些詞在希伯來語中各有不同，但希臘文的翻譯突顯了它們共同的重點：救贖必然涉及付出的代價，帶來拯救，或使人獲得自由。</w:t>
-      </w:r>
-    </w:p>
-    <w:p>
-      <w:pPr>
-        <w:pStyle w:val="Heading3"/>
-      </w:pPr>
-      <w:r>
-        <w:rPr>
-          <w:lang w:val="zh_TW" w:bidi="zh_TW"/>
-        </w:rPr>
-        <w:t>神是救贖者</w:t>
-      </w:r>
-    </w:p>
-    <w:p>
-      <w:pPr/>
-      <w:r>
-        <w:rPr>
-          <w:lang w:val="zh_TW" w:bidi="zh_TW"/>
-        </w:rPr>
-      </w:r>
-      <w:r>
-        <w:rPr>
-          <w:lang w:val="zh_TW" w:bidi="zh_TW"/>
-        </w:rPr>
-        <w:t>在舊約中，神救贖的對象通常是整體的百姓或國族，而不是個人。這種國家救贖概念的開端，見於神將百姓從埃及的奴役釋放出來。雖然他們為奴，但他們的神救贖了他們（</w:t>
-      </w:r>
-      <w:hyperlink r:id="rId134">
-        <w:r>
-          <w:rPr>
-            <w:lang w:val="zh_TW" w:bidi="zh_TW"/>
-          </w:rPr>
-          <w:rPr>
-            <w:color w:val="0000EE"/>
-            <w:u w:val="single"/>
-          </w:rPr>
-          <w:t>出6:6</w:t>
-        </w:r>
-      </w:hyperlink>
-      <w:r>
-        <w:rPr>
-          <w:lang w:val="zh_TW" w:bidi="zh_TW"/>
-        </w:rPr>
-        <w:t>；</w:t>
-      </w:r>
-      <w:hyperlink r:id="rId135">
-        <w:r>
-          <w:rPr>
-            <w:lang w:val="zh_TW" w:bidi="zh_TW"/>
-          </w:rPr>
-          <w:rPr>
-            <w:color w:val="0000EE"/>
-            <w:u w:val="single"/>
-          </w:rPr>
-          <w:t>申15:15</w:t>
-        </w:r>
-      </w:hyperlink>
-      <w:r>
-        <w:rPr>
-          <w:lang w:val="zh_TW" w:bidi="zh_TW"/>
-        </w:rPr>
-        <w:t>）。</w:t>
-      </w:r>
-    </w:p>
-    <w:p>
-      <w:pPr/>
-      <w:r>
-        <w:rPr>
-          <w:lang w:val="zh_TW" w:bidi="zh_TW"/>
-        </w:rPr>
-      </w:r>
-      <w:r>
-        <w:rPr>
-          <w:lang w:val="zh_TW" w:bidi="zh_TW"/>
-        </w:rPr>
-        <w:t>正如用於贖回或贖買的詞語所指，其中涉及固定贖金或代贖另一個生命。當救贖概念以神為主體，祂用大能或能力來救贖，就不需要支付贖金：「</w:t>
-      </w:r>
-      <w:r>
-        <w:rPr>
-          <w:lang w:val="zh_TW" w:bidi="zh_TW"/>
-        </w:rPr>
-        <w:t>我是耶和華；我要用伸出來的膀臂……救贖你們脫離他們的重擔，不做他們的苦工</w:t>
-      </w:r>
-      <w:r>
-        <w:rPr>
-          <w:lang w:val="zh_TW" w:bidi="zh_TW"/>
-        </w:rPr>
-        <w:t>」（</w:t>
-      </w:r>
-      <w:hyperlink r:id="rId134">
-        <w:r>
-          <w:rPr>
-            <w:lang w:val="zh_TW" w:bidi="zh_TW"/>
-          </w:rPr>
-          <w:rPr>
-            <w:color w:val="0000EE"/>
-            <w:u w:val="single"/>
-          </w:rPr>
-          <w:t>出6:6</w:t>
-        </w:r>
-      </w:hyperlink>
-      <w:r>
-        <w:rPr>
-          <w:lang w:val="zh_TW" w:bidi="zh_TW"/>
-        </w:rPr>
-        <w:t>；參</w:t>
-      </w:r>
-      <w:hyperlink r:id="rId135">
-        <w:r>
-          <w:rPr>
-            <w:lang w:val="zh_TW" w:bidi="zh_TW"/>
-          </w:rPr>
-          <w:rPr>
-            <w:color w:val="0000EE"/>
-            <w:u w:val="single"/>
-          </w:rPr>
-          <w:t>申15:15</w:t>
-        </w:r>
-      </w:hyperlink>
-      <w:r>
-        <w:rPr>
-          <w:lang w:val="zh_TW" w:bidi="zh_TW"/>
-        </w:rPr>
-        <w:t>）。同樣的想法延續至其他有需要和拯救的時刻，比如被擄時期。神是國族的拯救者（比如，</w:t>
-      </w:r>
-      <w:hyperlink r:id="rId136">
-        <w:r>
-          <w:rPr>
-            <w:lang w:val="zh_TW" w:bidi="zh_TW"/>
-          </w:rPr>
-          <w:rPr>
-            <w:color w:val="0000EE"/>
-            <w:u w:val="single"/>
-          </w:rPr>
-          <w:t>賽29:22</w:t>
-        </w:r>
-      </w:hyperlink>
-      <w:r>
-        <w:rPr>
-          <w:lang w:val="zh_TW" w:bidi="zh_TW"/>
-        </w:rPr>
-        <w:t>，</w:t>
-      </w:r>
-      <w:hyperlink r:id="rId137">
-        <w:r>
-          <w:rPr>
-            <w:lang w:val="zh_TW" w:bidi="zh_TW"/>
-          </w:rPr>
-          <w:rPr>
-            <w:color w:val="0000EE"/>
-            <w:u w:val="single"/>
-          </w:rPr>
-          <w:t>35:10</w:t>
-        </w:r>
-      </w:hyperlink>
-      <w:r>
-        <w:rPr>
-          <w:lang w:val="zh_TW" w:bidi="zh_TW"/>
-        </w:rPr>
-        <w:t>，</w:t>
-      </w:r>
-      <w:hyperlink r:id="rId138">
-        <w:r>
-          <w:rPr>
-            <w:lang w:val="zh_TW" w:bidi="zh_TW"/>
-          </w:rPr>
-          <w:rPr>
-            <w:color w:val="0000EE"/>
-            <w:u w:val="single"/>
-          </w:rPr>
-          <w:t>43:1</w:t>
-        </w:r>
-      </w:hyperlink>
-      <w:r>
-        <w:rPr>
-          <w:lang w:val="zh_TW" w:bidi="zh_TW"/>
-        </w:rPr>
-        <w:t>，</w:t>
-      </w:r>
-      <w:hyperlink r:id="rId139">
-        <w:r>
-          <w:rPr>
-            <w:lang w:val="zh_TW" w:bidi="zh_TW"/>
-          </w:rPr>
-          <w:rPr>
-            <w:color w:val="0000EE"/>
-            <w:u w:val="single"/>
-          </w:rPr>
-          <w:t>44:22</w:t>
-        </w:r>
-      </w:hyperlink>
-      <w:r>
-        <w:rPr>
-          <w:lang w:val="zh_TW" w:bidi="zh_TW"/>
-        </w:rPr>
-        <w:t>；</w:t>
-      </w:r>
-      <w:hyperlink r:id="rId140">
-        <w:r>
-          <w:rPr>
-            <w:lang w:val="zh_TW" w:bidi="zh_TW"/>
-          </w:rPr>
-          <w:rPr>
-            <w:color w:val="0000EE"/>
-            <w:u w:val="single"/>
-          </w:rPr>
-          <w:t>耶31:11</w:t>
-        </w:r>
-      </w:hyperlink>
-      <w:r>
-        <w:rPr>
-          <w:lang w:val="zh_TW" w:bidi="zh_TW"/>
-        </w:rPr>
-        <w:t>）。</w:t>
-      </w:r>
-    </w:p>
-    <w:p>
-      <w:pPr/>
-      <w:r>
-        <w:rPr>
-          <w:lang w:val="zh_TW" w:bidi="zh_TW"/>
-        </w:rPr>
-      </w:r>
-      <w:r>
-        <w:rPr>
-          <w:lang w:val="zh_TW" w:bidi="zh_TW"/>
-        </w:rPr>
-        <w:t>同樣，經文沒有任何暗示神為釋放祂的子民而付上贖金。神以自己的大能救贖。「</w:t>
-      </w:r>
-      <w:r>
-        <w:rPr>
-          <w:lang w:val="zh_TW" w:bidi="zh_TW"/>
-        </w:rPr>
-        <w:t>耶和華如此說</w:t>
-      </w:r>
-      <w:r>
-        <w:rPr>
-          <w:lang w:val="zh_TW" w:bidi="zh_TW"/>
-        </w:rPr>
-        <w:t>：『</w:t>
-      </w:r>
-      <w:r>
-        <w:rPr>
-          <w:lang w:val="zh_TW" w:bidi="zh_TW"/>
-        </w:rPr>
-        <w:t>你們是無價被賣的，也必無銀被贖</w:t>
-      </w:r>
-      <w:r>
-        <w:rPr>
-          <w:lang w:val="zh_TW" w:bidi="zh_TW"/>
-        </w:rPr>
-        <w:t>』」（</w:t>
-      </w:r>
-      <w:hyperlink r:id="rId141">
-        <w:r>
-          <w:rPr>
-            <w:lang w:val="zh_TW" w:bidi="zh_TW"/>
-          </w:rPr>
-          <w:rPr>
-            <w:color w:val="0000EE"/>
-            <w:u w:val="single"/>
-          </w:rPr>
-          <w:t>賽52:3</w:t>
-        </w:r>
-      </w:hyperlink>
-      <w:r>
-        <w:rPr>
-          <w:lang w:val="zh_TW" w:bidi="zh_TW"/>
-        </w:rPr>
-        <w:t>）。當居魯士讓百姓自由時，同樣沒有支付贖價（</w:t>
-      </w:r>
-      <w:hyperlink r:id="rId142">
-        <w:r>
-          <w:rPr>
-            <w:lang w:val="zh_TW" w:bidi="zh_TW"/>
-          </w:rPr>
-          <w:rPr>
-            <w:color w:val="0000EE"/>
-            <w:u w:val="single"/>
-          </w:rPr>
-          <w:t>45:13</w:t>
-        </w:r>
-      </w:hyperlink>
-      <w:r>
-        <w:rPr>
-          <w:lang w:val="zh_TW" w:bidi="zh_TW"/>
-        </w:rPr>
-        <w:t>）。</w:t>
-      </w:r>
-    </w:p>
-    <w:p>
-      <w:pPr/>
-      <w:r>
-        <w:rPr>
-          <w:lang w:val="zh_TW" w:bidi="zh_TW"/>
-        </w:rPr>
-      </w:r>
-      <w:r>
-        <w:rPr>
-          <w:lang w:val="zh_TW" w:bidi="zh_TW"/>
-        </w:rPr>
-        <w:t>在基督教社群中，尤其是在教會的早期，出現了需要支付贖金來贖罪的想法。事實上，人們經常被教導說，罪人實際上是被撒但囚禁。基督的死是神支付給撒但的贖金，以釋放罪人。這種教導並沒有聖經支持。基督的死是一種贖罪或挽回的行為，但這並不意味著祂的死是支付給撒但的贖金。聖經沒有任何地方，描繪神與撒但進行這樣的商業交易。十字架的救贖工作肯定屬於神的奧秘。</w:t>
-      </w:r>
-    </w:p>
-    <w:p>
-      <w:pPr>
-        <w:pStyle w:val="Heading3"/>
-      </w:pPr>
-      <w:r>
-        <w:rPr>
-          <w:lang w:val="zh_TW" w:bidi="zh_TW"/>
-        </w:rPr>
-        <w:t>救贖與彌賽亞</w:t>
-      </w:r>
-    </w:p>
-    <w:p>
-      <w:pPr/>
-      <w:r>
-        <w:rPr>
-          <w:lang w:val="zh_TW" w:bidi="zh_TW"/>
-        </w:rPr>
-      </w:r>
-      <w:r>
-        <w:rPr>
-          <w:lang w:val="zh_TW" w:bidi="zh_TW"/>
-        </w:rPr>
-        <w:t>在舊約中，救贖與彌賽亞的盼望密切相關。從出埃及的時候起，神就被啟示是拯救者。在被擄期間，救贖的盼望非常強烈。先知不斷言說神為救贖者或拯救者。這個盼望最終會透過神的受膏者，即彌賽亞來成就，祂就是大衛的後裔（</w:t>
-      </w:r>
-      <w:hyperlink r:id="rId143">
-        <w:r>
-          <w:rPr>
-            <w:lang w:val="zh_TW" w:bidi="zh_TW"/>
-          </w:rPr>
-          <w:rPr>
-            <w:color w:val="0000EE"/>
-            <w:u w:val="single"/>
-          </w:rPr>
-          <w:t>賽9:1–6</w:t>
-        </w:r>
-      </w:hyperlink>
-      <w:r>
-        <w:rPr>
-          <w:lang w:val="zh_TW" w:bidi="zh_TW"/>
-        </w:rPr>
-        <w:t>，</w:t>
-      </w:r>
-      <w:hyperlink r:id="rId144">
-        <w:r>
-          <w:rPr>
-            <w:lang w:val="zh_TW" w:bidi="zh_TW"/>
-          </w:rPr>
-          <w:rPr>
-            <w:color w:val="0000EE"/>
-            <w:u w:val="single"/>
-          </w:rPr>
-          <w:t>11:1–9</w:t>
-        </w:r>
-      </w:hyperlink>
-      <w:r>
-        <w:rPr>
-          <w:lang w:val="zh_TW" w:bidi="zh_TW"/>
-        </w:rPr>
-        <w:t>；</w:t>
-      </w:r>
-      <w:hyperlink r:id="rId91">
-        <w:r>
-          <w:rPr>
-            <w:lang w:val="zh_TW" w:bidi="zh_TW"/>
-          </w:rPr>
-          <w:rPr>
-            <w:color w:val="0000EE"/>
-            <w:u w:val="single"/>
-          </w:rPr>
-          <w:t>耶23:5–6</w:t>
-        </w:r>
-      </w:hyperlink>
-      <w:r>
-        <w:rPr>
-          <w:lang w:val="zh_TW" w:bidi="zh_TW"/>
-        </w:rPr>
-        <w:t>）。</w:t>
-      </w:r>
-    </w:p>
-    <w:p>
-      <w:pPr/>
-      <w:r>
-        <w:rPr>
-          <w:lang w:val="zh_TW" w:bidi="zh_TW"/>
-        </w:rPr>
-      </w:r>
-      <w:r>
-        <w:rPr>
-          <w:lang w:val="zh_TW" w:bidi="zh_TW"/>
-        </w:rPr>
-        <w:t>彌賽亞的盼望在被擄和逼迫期間變得更加強烈。事實上，在漫長的逼迫時期中，這種對彌賽亞拯救者的盼望，比以往任何時候都更強烈。這段時期通常被稱為兩約之間，持續了大約四個世紀，從最後一位先知直到施洗約翰和耶穌時代。</w:t>
-      </w:r>
-    </w:p>
-    <w:p>
-      <w:pPr/>
-      <w:r>
-        <w:rPr>
-          <w:lang w:val="zh_TW" w:bidi="zh_TW"/>
-        </w:rPr>
-      </w:r>
-      <w:r>
-        <w:rPr>
-          <w:lang w:val="zh_TW" w:bidi="zh_TW"/>
-        </w:rPr>
-        <w:t>基督徒相信在耶穌基督（或耶穌彌賽亞）裡，我們看到舊約救贖概念的實現。救贖的意象在福音書非常明顯。施洗約翰將拿撒勒的耶穌，描繪為應驗了神救贖的國度（</w:t>
-      </w:r>
-      <w:hyperlink r:id="rId145">
-        <w:r>
-          <w:rPr>
-            <w:lang w:val="zh_TW" w:bidi="zh_TW"/>
-          </w:rPr>
-          <w:rPr>
-            <w:color w:val="0000EE"/>
-            <w:u w:val="single"/>
-          </w:rPr>
-          <w:t>太3:12</w:t>
-        </w:r>
-      </w:hyperlink>
-      <w:r>
-        <w:rPr>
-          <w:lang w:val="zh_TW" w:bidi="zh_TW"/>
-        </w:rPr>
-        <w:t>），因此是以色列的彌賽亞。耶穌這位人子的來臨，是要捨命作多人的贖價（</w:t>
-      </w:r>
-      <w:hyperlink r:id="rId146">
-        <w:r>
-          <w:rPr>
-            <w:lang w:val="zh_TW" w:bidi="zh_TW"/>
-          </w:rPr>
-          <w:rPr>
-            <w:color w:val="0000EE"/>
-            <w:u w:val="single"/>
-          </w:rPr>
-          <w:t>太20:28</w:t>
-        </w:r>
-      </w:hyperlink>
-      <w:r>
-        <w:rPr>
-          <w:lang w:val="zh_TW" w:bidi="zh_TW"/>
-        </w:rPr>
-        <w:t>；</w:t>
-      </w:r>
-      <w:hyperlink r:id="rId147">
-        <w:r>
-          <w:rPr>
-            <w:lang w:val="zh_TW" w:bidi="zh_TW"/>
-          </w:rPr>
-          <w:rPr>
-            <w:color w:val="0000EE"/>
-            <w:u w:val="single"/>
-          </w:rPr>
-          <w:t>可10:45</w:t>
-        </w:r>
-      </w:hyperlink>
-      <w:r>
-        <w:rPr>
-          <w:lang w:val="zh_TW" w:bidi="zh_TW"/>
-        </w:rPr>
-        <w:t>）。彌賽亞的工作是代贖和具替代意義的。</w:t>
-      </w:r>
-    </w:p>
-    <w:p>
-      <w:pPr/>
-      <w:r>
-        <w:rPr>
-          <w:lang w:val="zh_TW" w:bidi="zh_TW"/>
-        </w:rPr>
-      </w:r>
-      <w:r>
-        <w:rPr>
-          <w:lang w:val="zh_TW" w:bidi="zh_TW"/>
-        </w:rPr>
-        <w:t>同樣的思想尤其見保羅著作。基督是向父獻上的挽回祭（</w:t>
-      </w:r>
-      <w:hyperlink r:id="rId148">
-        <w:r>
-          <w:rPr>
-            <w:lang w:val="zh_TW" w:bidi="zh_TW"/>
-          </w:rPr>
-          <w:rPr>
-            <w:color w:val="0000EE"/>
-            <w:u w:val="single"/>
-          </w:rPr>
-          <w:t>羅3:25</w:t>
-        </w:r>
-      </w:hyperlink>
-      <w:r>
-        <w:rPr>
-          <w:lang w:val="zh_TW" w:bidi="zh_TW"/>
-        </w:rPr>
-        <w:t>）。救贖是藉耶穌捨去生命（</w:t>
-      </w:r>
-      <w:hyperlink r:id="rId149">
-        <w:r>
-          <w:rPr>
-            <w:lang w:val="zh_TW" w:bidi="zh_TW"/>
-          </w:rPr>
-          <w:rPr>
-            <w:color w:val="0000EE"/>
-            <w:u w:val="single"/>
-          </w:rPr>
-          <w:t>徒20:28</w:t>
-        </w:r>
-      </w:hyperlink>
-      <w:r>
-        <w:rPr>
-          <w:lang w:val="zh_TW" w:bidi="zh_TW"/>
-        </w:rPr>
-        <w:t>），買贖百姓（</w:t>
-      </w:r>
-      <w:hyperlink r:id="rId150">
-        <w:r>
-          <w:rPr>
-            <w:lang w:val="zh_TW" w:bidi="zh_TW"/>
-          </w:rPr>
-          <w:rPr>
-            <w:color w:val="0000EE"/>
-            <w:u w:val="single"/>
-          </w:rPr>
-          <w:t>彼前2:9</w:t>
-        </w:r>
-      </w:hyperlink>
-      <w:r>
-        <w:rPr>
-          <w:lang w:val="zh_TW" w:bidi="zh_TW"/>
-        </w:rPr>
-        <w:t>；另見</w:t>
-      </w:r>
-      <w:hyperlink r:id="rId151">
-        <w:r>
-          <w:rPr>
-            <w:lang w:val="zh_TW" w:bidi="zh_TW"/>
-          </w:rPr>
-          <w:rPr>
-            <w:color w:val="0000EE"/>
-            <w:u w:val="single"/>
-          </w:rPr>
-          <w:t>林前7:22–24</w:t>
-        </w:r>
-      </w:hyperlink>
-      <w:r>
-        <w:rPr>
-          <w:lang w:val="zh_TW" w:bidi="zh_TW"/>
-        </w:rPr>
-        <w:t>；</w:t>
-      </w:r>
-      <w:hyperlink r:id="rId152">
-        <w:r>
-          <w:rPr>
-            <w:lang w:val="zh_TW" w:bidi="zh_TW"/>
-          </w:rPr>
-          <w:rPr>
-            <w:color w:val="0000EE"/>
-            <w:u w:val="single"/>
-          </w:rPr>
-          <w:t>林後5:14–17</w:t>
-        </w:r>
-      </w:hyperlink>
-      <w:r>
-        <w:rPr>
-          <w:lang w:val="zh_TW" w:bidi="zh_TW"/>
-        </w:rPr>
-        <w:t>）。這些都是用來表達救贖或贖罪核心思想的詞語或表達方式。耶穌基督是在自己身上，成就聖經救贖概念的人，並藉著祂的犧牲為罪人賜下救贖。</w:t>
-      </w:r>
-    </w:p>
-    <w:p>
-      <w:pPr/>
-      <w:r>
-        <w:rPr>
-          <w:lang w:val="zh_TW" w:bidi="zh_TW"/>
-        </w:rPr>
-      </w:r>
-      <w:r>
-        <w:rPr>
-          <w:lang w:val="zh_TW" w:bidi="zh_TW"/>
-        </w:rPr>
-        <w:t>救贖的概念對神的百姓有深刻意義。在舊約中，這概念說明了一個真理：神是其立約百姓的救主。雖然以色列因否認神的律法而陷入罪中，但神並沒有毀滅他們，而是在他們悔改時再悅納他們。</w:t>
-      </w:r>
-    </w:p>
-    <w:p>
-      <w:pPr/>
-      <w:r>
-        <w:rPr>
-          <w:lang w:val="zh_TW" w:bidi="zh_TW"/>
-        </w:rPr>
-      </w:r>
-      <w:r>
-        <w:rPr>
-          <w:lang w:val="zh_TW" w:bidi="zh_TW"/>
-        </w:rPr>
-        <w:t>尤其是在在先知書中，神的救贖工作會藉彌賽亞及其救贖的犧牲來完成。耶穌的追隨者相信祂是彌賽亞，會為整個世界提供救贖。與救贖的概念相伴的是神的愛，這是得著永生的基礎（</w:t>
-      </w:r>
-      <w:hyperlink r:id="rId153">
-        <w:r>
-          <w:rPr>
-            <w:lang w:val="zh_TW" w:bidi="zh_TW"/>
-          </w:rPr>
-          <w:rPr>
-            <w:color w:val="0000EE"/>
-            <w:u w:val="single"/>
-          </w:rPr>
-          <w:t>約3:16</w:t>
-        </w:r>
-      </w:hyperlink>
-      <w:r>
-        <w:rPr>
-          <w:lang w:val="zh_TW" w:bidi="zh_TW"/>
-        </w:rPr>
-        <w:t>）。相信的人會從罪的束縛中解脫，並再次得著救贖之神的喜悅。</w:t>
-      </w:r>
-    </w:p>
-    <w:p>
-      <w:pPr/>
-      <w:r>
-        <w:rPr>
-          <w:lang w:val="zh_TW" w:bidi="zh_TW"/>
-        </w:rPr>
-      </w:r>
-      <w:r>
-        <w:rPr>
-          <w:i/>
-          <w:lang w:val="zh_TW" w:bidi="zh_TW"/>
-        </w:rPr>
-        <w:t>另見</w:t>
-      </w:r>
-      <w:r>
-        <w:rPr>
-          <w:lang w:val="zh_TW" w:bidi="zh_TW"/>
-        </w:rPr>
-        <w:t xml:space="preserve"> </w:t>
-      </w:r>
-      <w:r>
-        <w:rPr>
-          <w:lang w:val="zh_TW" w:bidi="zh_TW"/>
-        </w:rPr>
-        <w:t>贖罪</w:t>
-      </w:r>
-      <w:r>
-        <w:rPr>
-          <w:lang w:val="zh_TW" w:bidi="zh_TW"/>
-        </w:rPr>
-        <w:t>、</w:t>
-      </w:r>
-      <w:r>
-        <w:rPr>
-          <w:lang w:val="zh_TW" w:bidi="zh_TW"/>
-        </w:rPr>
-        <w:t>贖價</w:t>
-      </w:r>
-      <w:r>
-        <w:rPr>
-          <w:lang w:val="zh_TW" w:bidi="zh_TW"/>
-        </w:rPr>
-        <w:t>、</w:t>
-      </w:r>
-      <w:r>
-        <w:rPr>
-          <w:lang w:val="zh_TW" w:bidi="zh_TW"/>
-        </w:rPr>
-        <w:t>救恩</w:t>
-      </w:r>
-      <w:r>
-        <w:rPr>
-          <w:lang w:val="zh_TW" w:bidi="zh_TW"/>
-        </w:rPr>
-        <w:t>。</w:t>
-      </w:r>
-      <w:r>
-        <w:rPr>
-          <w:lang w:val="zh_TW" w:bidi="zh_TW"/>
-        </w:rPr>
-      </w:r>
-      <w:r>
-        <w:rPr>
-          <w:lang w:val="zh_TW" w:bidi="zh_TW"/>
-        </w:rPr>
-      </w:r>
-    </w:p>
-    <w:p>
-      <w:pPr/>
-      <w:r>
-        <w:rPr>
-          <w:lang w:val="zh_TW" w:bidi="zh_TW"/>
-        </w:rPr>
-      </w:r>
-    </w:p>
-    <w:p>
-      <w:pPr>
-        <w:pStyle w:val="Heading2"/>
-      </w:pPr>
-      <w:r>
-        <w:rPr>
-          <w:lang w:val="zh_TW" w:bidi="zh_TW"/>
-        </w:rPr>
-        <w:t>救主</w:t>
-      </w:r>
-      <w:r>
-        <w:rPr>
-          <w:lang w:val="zh_TW" w:bidi="zh_TW"/>
-        </w:rPr>
-      </w:r>
-    </w:p>
-    <w:p>
-      <w:pPr/>
-      <w:r>
-        <w:rPr>
-          <w:lang w:val="zh_TW" w:bidi="zh_TW"/>
-        </w:rPr>
-      </w:r>
-      <w:r>
-        <w:rPr>
-          <w:lang w:val="zh_TW" w:bidi="zh_TW"/>
-        </w:rPr>
-        <w:t>施行拯救或救援的那一位。「救主（savior）」這個詞在聖經中最常用來指神和耶穌基督。將耶穌理解為救主是接受聖經信息的一個關鍵真理。英文聖經在舊約中使用savior（救主）來翻譯希伯來文詞語</w:t>
-      </w:r>
-      <w:r>
-        <w:rPr>
-          <w:i/>
-          <w:lang w:val="zh_TW" w:bidi="zh_TW"/>
-        </w:rPr>
-        <w:t>yasha'</w:t>
-      </w:r>
-      <w:r>
-        <w:rPr>
-          <w:lang w:val="zh_TW" w:bidi="zh_TW"/>
-        </w:rPr>
-        <w:t xml:space="preserve"> 的各種形式，這個詞的意思是「拯救（save）」、「救助（deliver）」或「救援（rescue）」。通常，「救主」這個詞用來翻譯動詞 </w:t>
-      </w:r>
-      <w:r>
-        <w:rPr>
-          <w:i/>
-          <w:lang w:val="zh_TW" w:bidi="zh_TW"/>
-        </w:rPr>
-        <w:t xml:space="preserve">moshia‘ </w:t>
-      </w:r>
-      <w:r>
-        <w:rPr>
-          <w:lang w:val="zh_TW" w:bidi="zh_TW"/>
-        </w:rPr>
-        <w:t>的分詞形式 ，意思是「施行拯救的那一位」。以這種方式使用時，「救主」在舊約中出現13或14次，具體數量取決於所使用的譯本。</w:t>
-      </w:r>
-    </w:p>
-    <w:p>
-      <w:pPr/>
-      <w:r>
-        <w:rPr>
-          <w:lang w:val="zh_TW" w:bidi="zh_TW"/>
-        </w:rPr>
-      </w:r>
-      <w:r>
-        <w:rPr>
-          <w:lang w:val="zh_TW" w:bidi="zh_TW"/>
-        </w:rPr>
-        <w:t>「救主」這個詞的基本理解是那位實行拯救或救援的人，這在</w:t>
-      </w:r>
-      <w:hyperlink r:id="rId154">
-        <w:r>
-          <w:rPr>
-            <w:lang w:val="zh_TW" w:bidi="zh_TW"/>
-          </w:rPr>
-          <w:rPr>
-            <w:color w:val="0000EE"/>
-            <w:u w:val="single"/>
-          </w:rPr>
-          <w:t>申命記二十二章27節</w:t>
-        </w:r>
-      </w:hyperlink>
-      <w:r>
-        <w:rPr>
-          <w:lang w:val="zh_TW" w:bidi="zh_TW"/>
-        </w:rPr>
-        <w:t>得到體現，那裡的律法預見一種在需要時沒有救助者在附近的情況。</w:t>
-      </w:r>
-      <w:r>
-        <w:rPr>
-          <w:i/>
-          <w:lang w:val="zh_TW" w:bidi="zh_TW"/>
-        </w:rPr>
-        <w:t>Moshia‘</w:t>
-      </w:r>
-      <w:r>
-        <w:rPr>
-          <w:lang w:val="zh_TW" w:bidi="zh_TW"/>
-        </w:rPr>
-        <w:t xml:space="preserve"> 這個詞也應用於個人身上，例如俄陀聶和以笏都被稱為「拯救者」（</w:t>
-      </w:r>
-      <w:hyperlink r:id="rId155">
-        <w:r>
-          <w:rPr>
-            <w:lang w:val="zh_TW" w:bidi="zh_TW"/>
-          </w:rPr>
-          <w:rPr>
-            <w:color w:val="0000EE"/>
-            <w:u w:val="single"/>
-          </w:rPr>
-          <w:t>士3:9、15</w:t>
-        </w:r>
-      </w:hyperlink>
-      <w:r>
-        <w:rPr>
-          <w:lang w:val="zh_TW" w:bidi="zh_TW"/>
-        </w:rPr>
-        <w:t>），而</w:t>
-      </w:r>
-      <w:hyperlink r:id="rId156">
-        <w:r>
-          <w:rPr>
-            <w:lang w:val="zh_TW" w:bidi="zh_TW"/>
-          </w:rPr>
-          <w:rPr>
-            <w:color w:val="0000EE"/>
-            <w:u w:val="single"/>
-          </w:rPr>
-          <w:t>尼希米記九章27節</w:t>
-        </w:r>
-      </w:hyperlink>
-      <w:r>
-        <w:rPr>
-          <w:lang w:val="zh_TW" w:bidi="zh_TW"/>
-        </w:rPr>
-        <w:t>提到神所差遣的士師們被稱為神所差遣的拯救者。</w:t>
-      </w:r>
-      <w:hyperlink r:id="rId157">
-        <w:r>
-          <w:rPr>
-            <w:lang w:val="zh_TW" w:bidi="zh_TW"/>
-          </w:rPr>
-          <w:rPr>
-            <w:color w:val="0000EE"/>
-            <w:u w:val="single"/>
-          </w:rPr>
-          <w:t>列王紀下十三章5節</w:t>
-        </w:r>
-      </w:hyperlink>
-      <w:r>
-        <w:rPr>
-          <w:lang w:val="zh_TW" w:bidi="zh_TW"/>
-        </w:rPr>
-        <w:t>記載了主給以色列一位救主，指的是他們從亞蘭人手中得救。有些人認為這位拯救者是指猶大王耶羅波安二世；另一些人則認為是一位外邦君王，通常是哈馬的扎基爾（Zakir）王。然而，經文並未明確指出這位救主是誰。經文的重點在於神為祂的子民差遣了這位拯救者。在舊約中，大多數提到「救主」的經文是指神自己是以色列的救主，即使這個稱謂有時被用於其他人身上，也會明確指出這是神差遣或興起的。以色列人明白神是他們的救主，並在讚美的詩歌中（</w:t>
-      </w:r>
-      <w:hyperlink r:id="rId158">
-        <w:r>
-          <w:rPr>
-            <w:lang w:val="zh_TW" w:bidi="zh_TW"/>
-          </w:rPr>
-          <w:rPr>
-            <w:color w:val="0000EE"/>
-            <w:u w:val="single"/>
-          </w:rPr>
-          <w:t>詩17:7</w:t>
-        </w:r>
-      </w:hyperlink>
-      <w:r>
-        <w:rPr>
-          <w:lang w:val="zh_TW" w:bidi="zh_TW"/>
-        </w:rPr>
-        <w:t>，</w:t>
-      </w:r>
-      <w:hyperlink r:id="rId159">
-        <w:r>
-          <w:rPr>
-            <w:lang w:val="zh_TW" w:bidi="zh_TW"/>
-          </w:rPr>
-          <w:rPr>
-            <w:color w:val="0000EE"/>
-            <w:u w:val="single"/>
-          </w:rPr>
-          <w:t>106:1–12</w:t>
-        </w:r>
-      </w:hyperlink>
-      <w:r>
-        <w:rPr>
-          <w:lang w:val="zh_TW" w:bidi="zh_TW"/>
-        </w:rPr>
-        <w:t>）和求救的呼聲中宣告這一點（</w:t>
-      </w:r>
-      <w:hyperlink r:id="rId160">
-        <w:r>
-          <w:rPr>
-            <w:lang w:val="zh_TW" w:bidi="zh_TW"/>
-          </w:rPr>
-          <w:rPr>
-            <w:color w:val="0000EE"/>
-            <w:u w:val="single"/>
-          </w:rPr>
-          <w:t>耶14:8</w:t>
-        </w:r>
-      </w:hyperlink>
-      <w:r>
-        <w:rPr>
-          <w:lang w:val="zh_TW" w:bidi="zh_TW"/>
-        </w:rPr>
-        <w:t>）。大衛這樣稱頌神：「是我的高臺，是我的避難所。我的救主」（</w:t>
-      </w:r>
-      <w:hyperlink r:id="rId161">
-        <w:r>
-          <w:rPr>
-            <w:lang w:val="zh_TW" w:bidi="zh_TW"/>
-          </w:rPr>
-          <w:rPr>
-            <w:color w:val="0000EE"/>
-            <w:u w:val="single"/>
-          </w:rPr>
-          <w:t>撒下22:3</w:t>
-        </w:r>
-      </w:hyperlink>
-      <w:r>
-        <w:rPr>
-          <w:lang w:val="zh_TW" w:bidi="zh_TW"/>
-        </w:rPr>
-        <w:t>）。詩篇的作者經常稱頌耶和華為他們的「幫助」或「拯救」（</w:t>
-      </w:r>
-      <w:hyperlink r:id="rId162">
-        <w:r>
-          <w:rPr>
-            <w:lang w:val="zh_TW" w:bidi="zh_TW"/>
-          </w:rPr>
-          <w:rPr>
-            <w:color w:val="0000EE"/>
-            <w:u w:val="single"/>
-          </w:rPr>
-          <w:t>詩27:9</w:t>
-        </w:r>
-      </w:hyperlink>
-      <w:r>
-        <w:rPr>
-          <w:lang w:val="zh_TW" w:bidi="zh_TW"/>
-        </w:rPr>
-        <w:t>，</w:t>
-      </w:r>
-      <w:hyperlink r:id="rId80">
-        <w:r>
-          <w:rPr>
-            <w:lang w:val="zh_TW" w:bidi="zh_TW"/>
-          </w:rPr>
-          <w:rPr>
-            <w:color w:val="0000EE"/>
-            <w:u w:val="single"/>
-          </w:rPr>
-          <w:t>38:22</w:t>
-        </w:r>
-      </w:hyperlink>
-      <w:r>
-        <w:rPr>
-          <w:lang w:val="zh_TW" w:bidi="zh_TW"/>
-        </w:rPr>
-        <w:t>，</w:t>
-      </w:r>
-      <w:hyperlink r:id="rId163">
-        <w:r>
-          <w:rPr>
-            <w:lang w:val="zh_TW" w:bidi="zh_TW"/>
-          </w:rPr>
-          <w:rPr>
-            <w:color w:val="0000EE"/>
-            <w:u w:val="single"/>
-          </w:rPr>
-          <w:t>42:5、11</w:t>
-        </w:r>
-      </w:hyperlink>
-      <w:r>
-        <w:rPr>
-          <w:lang w:val="zh_TW" w:bidi="zh_TW"/>
-        </w:rPr>
-        <w:t>，</w:t>
-      </w:r>
-      <w:hyperlink r:id="rId85">
-        <w:r>
-          <w:rPr>
-            <w:lang w:val="zh_TW" w:bidi="zh_TW"/>
-          </w:rPr>
-          <w:rPr>
-            <w:color w:val="0000EE"/>
-            <w:u w:val="single"/>
-          </w:rPr>
-          <w:t>65:5</w:t>
-        </w:r>
-      </w:hyperlink>
-      <w:r>
-        <w:rPr>
-          <w:lang w:val="zh_TW" w:bidi="zh_TW"/>
-        </w:rPr>
-        <w:t>，</w:t>
-      </w:r>
-      <w:hyperlink r:id="rId164">
-        <w:r>
-          <w:rPr>
-            <w:lang w:val="zh_TW" w:bidi="zh_TW"/>
-          </w:rPr>
-          <w:rPr>
-            <w:color w:val="0000EE"/>
-            <w:u w:val="single"/>
-          </w:rPr>
-          <w:t>68:19</w:t>
-        </w:r>
-      </w:hyperlink>
-      <w:r>
-        <w:rPr>
-          <w:lang w:val="zh_TW" w:bidi="zh_TW"/>
-        </w:rPr>
-        <w:t>，</w:t>
-      </w:r>
-      <w:hyperlink r:id="rId165">
-        <w:r>
-          <w:rPr>
-            <w:lang w:val="zh_TW" w:bidi="zh_TW"/>
-          </w:rPr>
-          <w:rPr>
-            <w:color w:val="0000EE"/>
-            <w:u w:val="single"/>
-          </w:rPr>
-          <w:t>79:9</w:t>
-        </w:r>
-      </w:hyperlink>
-      <w:r>
-        <w:rPr>
-          <w:lang w:val="zh_TW" w:bidi="zh_TW"/>
-        </w:rPr>
-        <w:t>，</w:t>
-      </w:r>
-      <w:hyperlink r:id="rId166">
-        <w:r>
-          <w:rPr>
-            <w:lang w:val="zh_TW" w:bidi="zh_TW"/>
-          </w:rPr>
-          <w:rPr>
-            <w:color w:val="0000EE"/>
-            <w:u w:val="single"/>
-          </w:rPr>
-          <w:t>85:4</w:t>
-        </w:r>
-      </w:hyperlink>
-      <w:r>
-        <w:rPr>
-          <w:lang w:val="zh_TW" w:bidi="zh_TW"/>
-        </w:rPr>
-        <w:t>，</w:t>
-      </w:r>
-      <w:hyperlink r:id="rId167">
-        <w:r>
-          <w:rPr>
-            <w:lang w:val="zh_TW" w:bidi="zh_TW"/>
-          </w:rPr>
-          <w:rPr>
-            <w:color w:val="0000EE"/>
-            <w:u w:val="single"/>
-          </w:rPr>
-          <w:t>89:26</w:t>
-        </w:r>
-      </w:hyperlink>
-      <w:r>
-        <w:rPr>
-          <w:lang w:val="zh_TW" w:bidi="zh_TW"/>
-        </w:rPr>
-        <w:t>）。對以色列人來說，出埃及無疑是他們最偉大的拯救經歷，並奠定了他們認識神是救主的基礎。詩篇的作者在回憶以色列鑄造金牛犢的罪時，宣告說：「忘了神—他們的救主；他曾在埃及行大事」（</w:t>
-      </w:r>
-      <w:hyperlink r:id="rId168">
-        <w:r>
-          <w:rPr>
-            <w:lang w:val="zh_TW" w:bidi="zh_TW"/>
-          </w:rPr>
-          <w:rPr>
-            <w:color w:val="0000EE"/>
-            <w:u w:val="single"/>
-          </w:rPr>
-          <w:t>詩106:21</w:t>
-        </w:r>
-      </w:hyperlink>
-      <w:r>
-        <w:rPr>
-          <w:lang w:val="zh_TW" w:bidi="zh_TW"/>
-        </w:rPr>
-        <w:t>；參</w:t>
-      </w:r>
-      <w:hyperlink r:id="rId169">
-        <w:r>
-          <w:rPr>
-            <w:lang w:val="zh_TW" w:bidi="zh_TW"/>
-          </w:rPr>
-          <w:rPr>
-            <w:color w:val="0000EE"/>
-            <w:u w:val="single"/>
-          </w:rPr>
-          <w:t>賽63:11</w:t>
-        </w:r>
-      </w:hyperlink>
-      <w:r>
-        <w:rPr>
-          <w:lang w:val="zh_TW" w:bidi="zh_TW"/>
-        </w:rPr>
-        <w:t>；</w:t>
-      </w:r>
-      <w:hyperlink r:id="rId170">
-        <w:r>
-          <w:rPr>
-            <w:lang w:val="zh_TW" w:bidi="zh_TW"/>
-          </w:rPr>
-          <w:rPr>
-            <w:color w:val="0000EE"/>
-            <w:u w:val="single"/>
-          </w:rPr>
-          <w:t>何13:4–6</w:t>
-        </w:r>
-      </w:hyperlink>
-      <w:r>
-        <w:rPr>
-          <w:lang w:val="zh_TW" w:bidi="zh_TW"/>
-        </w:rPr>
-        <w:t>）。在以賽亞書中，「救主」這個稱謂經常用來強調神的獨一性。神被視為唯一的救主，與外邦的神祇和偶像形成鮮明對比：「惟有我是耶和華； 除我以外沒有救主。我曾指示，我曾拯救，我曾說明，並且在你們中間沒有別神。 」（</w:t>
-      </w:r>
-      <w:hyperlink r:id="rId171">
-        <w:r>
-          <w:rPr>
-            <w:lang w:val="zh_TW" w:bidi="zh_TW"/>
-          </w:rPr>
-          <w:rPr>
-            <w:color w:val="0000EE"/>
-            <w:u w:val="single"/>
-          </w:rPr>
-          <w:t>賽43:11–12</w:t>
-        </w:r>
-      </w:hyperlink>
-      <w:r>
-        <w:rPr>
-          <w:lang w:val="zh_TW" w:bidi="zh_TW"/>
-        </w:rPr>
-        <w:t>）。以賽亞進一步指出，神會藉著以色列未來的祝福與復興，顯明祂自己為救主（</w:t>
-      </w:r>
-      <w:hyperlink r:id="rId172">
-        <w:r>
-          <w:rPr>
-            <w:lang w:val="zh_TW" w:bidi="zh_TW"/>
-          </w:rPr>
-          <w:rPr>
-            <w:color w:val="0000EE"/>
-            <w:u w:val="single"/>
-          </w:rPr>
-          <w:t>49:26</w:t>
-        </w:r>
-      </w:hyperlink>
-      <w:r>
-        <w:rPr>
-          <w:lang w:val="zh_TW" w:bidi="zh_TW"/>
-        </w:rPr>
-        <w:t>，</w:t>
-      </w:r>
-      <w:hyperlink r:id="rId173">
-        <w:r>
-          <w:rPr>
-            <w:lang w:val="zh_TW" w:bidi="zh_TW"/>
-          </w:rPr>
-          <w:rPr>
-            <w:color w:val="0000EE"/>
-            <w:u w:val="single"/>
-          </w:rPr>
-          <w:t>60:16</w:t>
-        </w:r>
-      </w:hyperlink>
-      <w:r>
-        <w:rPr>
-          <w:lang w:val="zh_TW" w:bidi="zh_TW"/>
-        </w:rPr>
-        <w:t>）。雖然「救主」這個稱謂在舊約中並未直接應用於彌賽亞，但像</w:t>
-      </w:r>
-      <w:hyperlink r:id="rId92">
-        <w:r>
-          <w:rPr>
-            <w:lang w:val="zh_TW" w:bidi="zh_TW"/>
-          </w:rPr>
-          <w:rPr>
-            <w:color w:val="0000EE"/>
-            <w:u w:val="single"/>
-          </w:rPr>
-          <w:t>撒迦利亞書九章9節</w:t>
-        </w:r>
-      </w:hyperlink>
-      <w:r>
-        <w:rPr>
-          <w:lang w:val="zh_TW" w:bidi="zh_TW"/>
-        </w:rPr>
-        <w:t>這樣的經文暗示了神的受膏者將是一位拯救者。一些次經使用「救主」來稱呼神，有些則使用「永恆的救主」（</w:t>
-      </w:r>
-      <w:hyperlink r:id="rId174">
-        <w:r>
-          <w:rPr>
-            <w:lang w:val="zh_TW" w:bidi="zh_TW"/>
-          </w:rPr>
-          <w:rPr>
-            <w:color w:val="0000EE"/>
-            <w:u w:val="single"/>
-          </w:rPr>
-          <w:t>巴錄書4:22</w:t>
-        </w:r>
-      </w:hyperlink>
-      <w:r>
-        <w:rPr>
-          <w:lang w:val="zh_TW" w:bidi="zh_TW"/>
-        </w:rPr>
-        <w:t>）或「以色列永遠的救主」（</w:t>
-      </w:r>
-      <w:hyperlink r:id="rId175">
-        <w:r>
-          <w:rPr>
-            <w:lang w:val="zh_TW" w:bidi="zh_TW"/>
-          </w:rPr>
-          <w:rPr>
-            <w:color w:val="0000EE"/>
-            <w:u w:val="single"/>
-          </w:rPr>
-          <w:t>馬加比三書7:16</w:t>
-        </w:r>
-      </w:hyperlink>
-      <w:r>
-        <w:rPr>
-          <w:lang w:val="zh_TW" w:bidi="zh_TW"/>
-        </w:rPr>
-        <w:t>）這崇高的稱號。這種後期的用法也說明了神是能拯救以色列的那一位。</w:t>
-      </w:r>
-    </w:p>
-    <w:p>
-      <w:pPr/>
-      <w:r>
-        <w:rPr>
-          <w:lang w:val="zh_TW" w:bidi="zh_TW"/>
-        </w:rPr>
-      </w:r>
-      <w:r>
-        <w:rPr>
-          <w:lang w:val="zh_TW" w:bidi="zh_TW"/>
-        </w:rPr>
-        <w:t>希臘文獻中使用的soter（「救主」、「拯救者」來自動詞sozo，意思是「拯救」、「救援」）同時指神和人。例如，希羅多德一度將雅典人稱為希臘的「救主」（</w:t>
-      </w:r>
-      <w:r>
-        <w:rPr>
-          <w:i/>
-          <w:lang w:val="zh_TW" w:bidi="zh_TW"/>
-        </w:rPr>
-        <w:t>波斯戰爭Persian Wars</w:t>
-      </w:r>
-      <w:r>
-        <w:rPr>
-          <w:lang w:val="zh_TW" w:bidi="zh_TW"/>
-        </w:rPr>
-        <w:t>7.139.5）。在七十士譯本中，soter（「救主」）用來翻譯希伯來文yasha‘（「拯救」）的各種形式。Soter在新約中出現24次，並且專門用於神和耶穌基督（8次用於神，16次用於基督）。soter在新約出現的24次中，10次出現在書信中，5次出現在彼得後書中。在</w:t>
-      </w:r>
-      <w:hyperlink r:id="rId176">
-        <w:r>
-          <w:rPr>
-            <w:lang w:val="zh_TW" w:bidi="zh_TW"/>
-          </w:rPr>
-          <w:rPr>
-            <w:color w:val="0000EE"/>
-            <w:u w:val="single"/>
-          </w:rPr>
-          <w:t>路加福音一章47節</w:t>
-        </w:r>
-      </w:hyperlink>
-      <w:r>
-        <w:rPr>
-          <w:lang w:val="zh_TW" w:bidi="zh_TW"/>
-        </w:rPr>
-        <w:t>，馬利亞在她的讚美詩中稱頌神為救主，這反映了舊約的影響。耶穌的名字（希臘文是約書亞）意思是「主是拯救」，這名字是預表耶穌作為救主的功能（</w:t>
-      </w:r>
-      <w:hyperlink r:id="rId177">
-        <w:r>
-          <w:rPr>
-            <w:lang w:val="zh_TW" w:bidi="zh_TW"/>
-          </w:rPr>
-          <w:rPr>
-            <w:color w:val="0000EE"/>
-            <w:u w:val="single"/>
-          </w:rPr>
-          <w:t>太1:21</w:t>
-        </w:r>
-      </w:hyperlink>
-      <w:r>
-        <w:rPr>
-          <w:lang w:val="zh_TW" w:bidi="zh_TW"/>
-        </w:rPr>
-        <w:t>）。作為救主，耶穌完成了神所應許的救贖計劃（</w:t>
-      </w:r>
-      <w:hyperlink r:id="rId178">
-        <w:r>
-          <w:rPr>
-            <w:lang w:val="zh_TW" w:bidi="zh_TW"/>
-          </w:rPr>
-          <w:rPr>
-            <w:color w:val="0000EE"/>
-            <w:u w:val="single"/>
-          </w:rPr>
-          <w:t>徒13:23</w:t>
-        </w:r>
-      </w:hyperlink>
-      <w:r>
-        <w:rPr>
-          <w:lang w:val="zh_TW" w:bidi="zh_TW"/>
-        </w:rPr>
-        <w:t>；</w:t>
-      </w:r>
-      <w:hyperlink r:id="rId179">
-        <w:r>
-          <w:rPr>
-            <w:lang w:val="zh_TW" w:bidi="zh_TW"/>
-          </w:rPr>
-          <w:rPr>
-            <w:color w:val="0000EE"/>
-            <w:u w:val="single"/>
-          </w:rPr>
-          <w:t>多3:4</w:t>
-        </w:r>
-      </w:hyperlink>
-      <w:r>
-        <w:rPr>
-          <w:lang w:val="zh_TW" w:bidi="zh_TW"/>
-        </w:rPr>
-        <w:t>），為人類提供了救贖（</w:t>
-      </w:r>
-      <w:hyperlink r:id="rId180">
-        <w:r>
-          <w:rPr>
-            <w:lang w:val="zh_TW" w:bidi="zh_TW"/>
-          </w:rPr>
-          <w:rPr>
-            <w:color w:val="0000EE"/>
-            <w:u w:val="single"/>
-          </w:rPr>
-          <w:t>多2:13–14</w:t>
-        </w:r>
-      </w:hyperlink>
-      <w:r>
-        <w:rPr>
-          <w:lang w:val="zh_TW" w:bidi="zh_TW"/>
-        </w:rPr>
-        <w:t>），並成為信徒的盼望（</w:t>
-      </w:r>
-      <w:hyperlink r:id="rId181">
-        <w:r>
-          <w:rPr>
-            <w:lang w:val="zh_TW" w:bidi="zh_TW"/>
-          </w:rPr>
-          <w:rPr>
-            <w:color w:val="0000EE"/>
-            <w:u w:val="single"/>
-          </w:rPr>
-          <w:t>腓3:20–21</w:t>
-        </w:r>
-      </w:hyperlink>
-      <w:r>
-        <w:rPr>
-          <w:lang w:val="zh_TW" w:bidi="zh_TW"/>
-        </w:rPr>
-        <w:t>）。「救主」這個詞本身固有的概念是救人或將人從危險中拯救到安全的位置。耶穌已經將信徒從罪和死中拯救出來，帶入到永生和生命中（</w:t>
-      </w:r>
-      <w:hyperlink r:id="rId182">
-        <w:r>
-          <w:rPr>
-            <w:lang w:val="zh_TW" w:bidi="zh_TW"/>
-          </w:rPr>
-          <w:rPr>
-            <w:color w:val="0000EE"/>
-            <w:u w:val="single"/>
-          </w:rPr>
-          <w:t>提後1:10</w:t>
-        </w:r>
-      </w:hyperlink>
-      <w:r>
-        <w:rPr>
-          <w:lang w:val="zh_TW" w:bidi="zh_TW"/>
-        </w:rPr>
-        <w:t>）。雖然耶穌從未稱自己為救主（soter），但天使在耶穌降生時宣告祂為救主（</w:t>
-      </w:r>
-      <w:hyperlink r:id="rId183">
-        <w:r>
-          <w:rPr>
-            <w:lang w:val="zh_TW" w:bidi="zh_TW"/>
-          </w:rPr>
-          <w:rPr>
-            <w:color w:val="0000EE"/>
-            <w:u w:val="single"/>
-          </w:rPr>
-          <w:t>路2:11</w:t>
-        </w:r>
-      </w:hyperlink>
-      <w:r>
-        <w:rPr>
-          <w:lang w:val="zh_TW" w:bidi="zh_TW"/>
-        </w:rPr>
-        <w:t>），聽到耶穌話語的人承認耶穌是救主（</w:t>
-      </w:r>
-      <w:hyperlink r:id="rId184">
-        <w:r>
-          <w:rPr>
-            <w:lang w:val="zh_TW" w:bidi="zh_TW"/>
-          </w:rPr>
-          <w:rPr>
-            <w:color w:val="0000EE"/>
-            <w:u w:val="single"/>
-          </w:rPr>
-          <w:t>約4:42</w:t>
-        </w:r>
-      </w:hyperlink>
-      <w:r>
-        <w:rPr>
-          <w:lang w:val="zh_TW" w:bidi="zh_TW"/>
-        </w:rPr>
-        <w:t>），早期教會也宣告耶穌為救主（</w:t>
-      </w:r>
-      <w:hyperlink r:id="rId185">
-        <w:r>
-          <w:rPr>
-            <w:lang w:val="zh_TW" w:bidi="zh_TW"/>
-          </w:rPr>
-          <w:rPr>
-            <w:color w:val="0000EE"/>
-            <w:u w:val="single"/>
-          </w:rPr>
-          <w:t>徒5:31</w:t>
-        </w:r>
-      </w:hyperlink>
-      <w:r>
-        <w:rPr>
-          <w:lang w:val="zh_TW" w:bidi="zh_TW"/>
-        </w:rPr>
-        <w:t>，</w:t>
-      </w:r>
-      <w:hyperlink r:id="rId178">
-        <w:r>
-          <w:rPr>
-            <w:lang w:val="zh_TW" w:bidi="zh_TW"/>
-          </w:rPr>
-          <w:rPr>
-            <w:color w:val="0000EE"/>
-            <w:u w:val="single"/>
-          </w:rPr>
-          <w:t>13:23</w:t>
-        </w:r>
-      </w:hyperlink>
-      <w:r>
-        <w:rPr>
-          <w:lang w:val="zh_TW" w:bidi="zh_TW"/>
-        </w:rPr>
-        <w:t>）。救恩是耶穌使命的核心（</w:t>
-      </w:r>
-      <w:hyperlink r:id="rId186">
-        <w:r>
-          <w:rPr>
-            <w:lang w:val="zh_TW" w:bidi="zh_TW"/>
-          </w:rPr>
-          <w:rPr>
-            <w:color w:val="0000EE"/>
-            <w:u w:val="single"/>
-          </w:rPr>
-          <w:t>路19:10</w:t>
-        </w:r>
-      </w:hyperlink>
-      <w:r>
-        <w:rPr>
-          <w:lang w:val="zh_TW" w:bidi="zh_TW"/>
-        </w:rPr>
-        <w:t>）。保羅教導說，基督是教會現在（</w:t>
-      </w:r>
-      <w:hyperlink r:id="rId187">
-        <w:r>
-          <w:rPr>
-            <w:lang w:val="zh_TW" w:bidi="zh_TW"/>
-          </w:rPr>
-          <w:rPr>
-            <w:color w:val="0000EE"/>
-            <w:u w:val="single"/>
-          </w:rPr>
-          <w:t>弗5:23</w:t>
-        </w:r>
-      </w:hyperlink>
-      <w:r>
-        <w:rPr>
-          <w:lang w:val="zh_TW" w:bidi="zh_TW"/>
-        </w:rPr>
-        <w:t>）和將來（</w:t>
-      </w:r>
-      <w:hyperlink r:id="rId188">
-        <w:r>
-          <w:rPr>
-            <w:lang w:val="zh_TW" w:bidi="zh_TW"/>
-          </w:rPr>
-          <w:rPr>
-            <w:color w:val="0000EE"/>
-            <w:u w:val="single"/>
-          </w:rPr>
-          <w:t>腓3:20</w:t>
-        </w:r>
-      </w:hyperlink>
-      <w:r>
-        <w:rPr>
-          <w:lang w:val="zh_TW" w:bidi="zh_TW"/>
-        </w:rPr>
-        <w:t>）的救主。</w:t>
-      </w:r>
-    </w:p>
-    <w:p>
-      <w:pPr/>
-      <w:r>
-        <w:rPr>
-          <w:lang w:val="zh_TW" w:bidi="zh_TW"/>
-        </w:rPr>
-      </w:r>
-      <w:r>
-        <w:rPr>
-          <w:lang w:val="zh_TW" w:bidi="zh_TW"/>
-        </w:rPr>
-        <w:t>救主這個稱謂在教牧書信中應用於神，並且明確地代表神是所有人的救主（</w:t>
-      </w:r>
-      <w:hyperlink r:id="rId189">
-        <w:r>
-          <w:rPr>
-            <w:lang w:val="zh_TW" w:bidi="zh_TW"/>
-          </w:rPr>
-          <w:rPr>
-            <w:color w:val="0000EE"/>
-            <w:u w:val="single"/>
-          </w:rPr>
-          <w:t>提前2:3</w:t>
-        </w:r>
-      </w:hyperlink>
-      <w:r>
-        <w:rPr>
-          <w:lang w:val="zh_TW" w:bidi="zh_TW"/>
-        </w:rPr>
-        <w:t>，</w:t>
-      </w:r>
-      <w:hyperlink r:id="rId190">
-        <w:r>
-          <w:rPr>
-            <w:lang w:val="zh_TW" w:bidi="zh_TW"/>
-          </w:rPr>
-          <w:rPr>
-            <w:color w:val="0000EE"/>
-            <w:u w:val="single"/>
-          </w:rPr>
-          <w:t>4:10</w:t>
-        </w:r>
-      </w:hyperlink>
-      <w:r>
-        <w:rPr>
-          <w:lang w:val="zh_TW" w:bidi="zh_TW"/>
-        </w:rPr>
-        <w:t>）。教牧書信還明確地稱耶穌為救主（</w:t>
-      </w:r>
-      <w:hyperlink r:id="rId182">
-        <w:r>
-          <w:rPr>
-            <w:lang w:val="zh_TW" w:bidi="zh_TW"/>
-          </w:rPr>
-          <w:rPr>
-            <w:color w:val="0000EE"/>
-            <w:u w:val="single"/>
-          </w:rPr>
-          <w:t>提後1:10</w:t>
-        </w:r>
-      </w:hyperlink>
-      <w:r>
-        <w:rPr>
-          <w:lang w:val="zh_TW" w:bidi="zh_TW"/>
-        </w:rPr>
-        <w:t>；</w:t>
-      </w:r>
-      <w:hyperlink r:id="rId191">
-        <w:r>
-          <w:rPr>
-            <w:lang w:val="zh_TW" w:bidi="zh_TW"/>
-          </w:rPr>
-          <w:rPr>
-            <w:color w:val="0000EE"/>
-            <w:u w:val="single"/>
-          </w:rPr>
-          <w:t>多3:6</w:t>
-        </w:r>
-      </w:hyperlink>
-      <w:r>
-        <w:rPr>
-          <w:lang w:val="zh_TW" w:bidi="zh_TW"/>
-        </w:rPr>
-        <w:t>），在某些情況下也宣稱祂耶穌是神—救主（</w:t>
-      </w:r>
-      <w:hyperlink r:id="rId192">
-        <w:r>
-          <w:rPr>
-            <w:lang w:val="zh_TW" w:bidi="zh_TW"/>
-          </w:rPr>
-          <w:rPr>
-            <w:color w:val="0000EE"/>
-            <w:u w:val="single"/>
-          </w:rPr>
-          <w:t>多2:13，</w:t>
-        </w:r>
-      </w:hyperlink>
-      <w:hyperlink r:id="rId193">
-        <w:r>
-          <w:rPr>
-            <w:lang w:val="zh_TW" w:bidi="zh_TW"/>
-          </w:rPr>
-          <w:rPr>
-            <w:color w:val="0000EE"/>
-            <w:u w:val="single"/>
-          </w:rPr>
-          <w:t>3:4–6</w:t>
-        </w:r>
-      </w:hyperlink>
-      <w:r>
-        <w:rPr>
-          <w:lang w:val="zh_TW" w:bidi="zh_TW"/>
-        </w:rPr>
-        <w:t>）在整卷彼得後書中，救主是耶穌基督的稱謂（例如，</w:t>
-      </w:r>
-      <w:hyperlink r:id="rId194">
-        <w:r>
-          <w:rPr>
-            <w:lang w:val="zh_TW" w:bidi="zh_TW"/>
-          </w:rPr>
-          <w:rPr>
-            <w:color w:val="0000EE"/>
-            <w:u w:val="single"/>
-          </w:rPr>
-          <w:t>彼後2:20</w:t>
-        </w:r>
-      </w:hyperlink>
-      <w:r>
-        <w:rPr>
-          <w:lang w:val="zh_TW" w:bidi="zh_TW"/>
-        </w:rPr>
-        <w:t>）。約翰在他的第一封書信中，用這個詞來描述耶穌是父差來拯救世人的救主（</w:t>
-      </w:r>
-      <w:hyperlink r:id="rId195">
-        <w:r>
-          <w:rPr>
-            <w:lang w:val="zh_TW" w:bidi="zh_TW"/>
-          </w:rPr>
-          <w:rPr>
-            <w:color w:val="0000EE"/>
-            <w:u w:val="single"/>
-          </w:rPr>
-          <w:t>約一4:14</w:t>
-        </w:r>
-      </w:hyperlink>
-      <w:r>
-        <w:rPr>
-          <w:lang w:val="zh_TW" w:bidi="zh_TW"/>
-        </w:rPr>
-        <w:t>）。</w:t>
-      </w:r>
-    </w:p>
-    <w:p>
-      <w:pPr/>
-      <w:r>
-        <w:rPr>
-          <w:lang w:val="zh_TW" w:bidi="zh_TW"/>
-        </w:rPr>
-      </w:r>
-      <w:r>
-        <w:rPr>
-          <w:i/>
-          <w:lang w:val="zh_TW" w:bidi="zh_TW"/>
-        </w:rPr>
-        <w:t>另見</w:t>
-      </w:r>
-      <w:r>
-        <w:rPr>
-          <w:lang w:val="zh_TW" w:bidi="zh_TW"/>
-        </w:rPr>
-        <w:t xml:space="preserve"> </w:t>
-      </w:r>
-      <w:r>
-        <w:rPr>
-          <w:lang w:val="zh_TW" w:bidi="zh_TW"/>
-        </w:rPr>
-        <w:t>救恩</w:t>
-      </w:r>
-      <w:r>
-        <w:rPr>
-          <w:lang w:val="zh_TW" w:bidi="zh_TW"/>
-        </w:rPr>
-        <w:t>。</w:t>
-      </w:r>
-      <w:r>
-        <w:rPr>
-          <w:lang w:val="zh_TW" w:bidi="zh_TW"/>
-        </w:rPr>
-      </w:r>
-      <w:r>
-        <w:rPr>
-          <w:lang w:val="zh_TW" w:bidi="zh_TW"/>
-        </w:rPr>
-      </w:r>
-    </w:p>
-    <w:p>
-      <w:pPr/>
-      <w:r>
-        <w:rPr>
-          <w:lang w:val="zh_TW" w:bidi="zh_TW"/>
-        </w:rPr>
-      </w:r>
-    </w:p>
-    <w:p>
-      <w:pPr>
-        <w:pStyle w:val="Heading2"/>
-      </w:pPr>
-      <w:r>
-        <w:rPr>
-          <w:lang w:val="zh_TW" w:bidi="zh_TW"/>
-        </w:rPr>
-        <w:t>舊人與新人</w:t>
-      </w:r>
-      <w:r>
-        <w:rPr>
-          <w:lang w:val="zh_TW" w:bidi="zh_TW"/>
-        </w:rPr>
-      </w:r>
-    </w:p>
-    <w:p>
-      <w:pPr/>
-      <w:r>
-        <w:rPr>
-          <w:lang w:val="zh_TW" w:bidi="zh_TW"/>
-        </w:rPr>
-      </w:r>
-      <w:r>
-        <w:rPr>
-          <w:lang w:val="zh_TW" w:bidi="zh_TW"/>
-        </w:rPr>
-        <w:t>聖經用這個概念，描述人在基督裡的狀態。人按照神的形像被造，目的是要與祂相交（</w:t>
-      </w:r>
-      <w:hyperlink r:id="rId196">
-        <w:r>
-          <w:rPr>
-            <w:lang w:val="zh_TW" w:bidi="zh_TW"/>
-          </w:rPr>
-          <w:rPr>
-            <w:color w:val="0000EE"/>
-            <w:u w:val="single"/>
-          </w:rPr>
-          <w:t>創1:26–27</w:t>
-        </w:r>
-      </w:hyperlink>
-      <w:r>
-        <w:rPr>
-          <w:lang w:val="zh_TW" w:bidi="zh_TW"/>
-        </w:rPr>
-        <w:t>）。神曾在具體的情境中，向亞當和夏娃表明祂的旨意（</w:t>
-      </w:r>
-      <w:hyperlink r:id="rId197">
-        <w:r>
-          <w:rPr>
-            <w:lang w:val="zh_TW" w:bidi="zh_TW"/>
-          </w:rPr>
-          <w:rPr>
-            <w:color w:val="0000EE"/>
-            <w:u w:val="single"/>
-          </w:rPr>
-          <w:t>創2:15–17</w:t>
-        </w:r>
-      </w:hyperlink>
-      <w:r>
-        <w:rPr>
-          <w:lang w:val="zh_TW" w:bidi="zh_TW"/>
-        </w:rPr>
-        <w:t>），然而他們卻運用自由意志，違背了神的命令（</w:t>
-      </w:r>
-      <w:hyperlink r:id="rId198">
-        <w:r>
-          <w:rPr>
-            <w:lang w:val="zh_TW" w:bidi="zh_TW"/>
-          </w:rPr>
-          <w:rPr>
-            <w:color w:val="0000EE"/>
-            <w:u w:val="single"/>
-          </w:rPr>
-          <w:t>創3:1–7</w:t>
-        </w:r>
-      </w:hyperlink>
-      <w:r>
-        <w:rPr>
-          <w:lang w:val="zh_TW" w:bidi="zh_TW"/>
-        </w:rPr>
-        <w:t>）。因此，人類都死在罪中（</w:t>
-      </w:r>
-      <w:hyperlink r:id="rId199">
-        <w:r>
-          <w:rPr>
-            <w:lang w:val="zh_TW" w:bidi="zh_TW"/>
-          </w:rPr>
-          <w:rPr>
-            <w:color w:val="0000EE"/>
-            <w:u w:val="single"/>
-          </w:rPr>
-          <w:t>羅5:12–21</w:t>
-        </w:r>
-      </w:hyperlink>
-      <w:r>
-        <w:rPr>
-          <w:lang w:val="zh_TW" w:bidi="zh_TW"/>
-        </w:rPr>
-        <w:t>；</w:t>
-      </w:r>
-      <w:hyperlink r:id="rId200">
-        <w:r>
-          <w:rPr>
-            <w:lang w:val="zh_TW" w:bidi="zh_TW"/>
-          </w:rPr>
-          <w:rPr>
-            <w:color w:val="0000EE"/>
-            <w:u w:val="single"/>
-          </w:rPr>
-          <w:t>弗2:1–3</w:t>
-        </w:r>
-      </w:hyperlink>
-      <w:r>
-        <w:rPr>
-          <w:lang w:val="zh_TW" w:bidi="zh_TW"/>
-        </w:rPr>
-        <w:t>）。亞當和夏娃的罪被傳遞給全人類（即原罪），人生來就帶有犯罪的傾向（</w:t>
-      </w:r>
-      <w:hyperlink r:id="rId201">
-        <w:r>
-          <w:rPr>
-            <w:lang w:val="zh_TW" w:bidi="zh_TW"/>
-          </w:rPr>
-          <w:rPr>
-            <w:color w:val="0000EE"/>
-            <w:u w:val="single"/>
-          </w:rPr>
-          <w:t>詩51:5</w:t>
-        </w:r>
-      </w:hyperlink>
-      <w:r>
-        <w:rPr>
-          <w:lang w:val="zh_TW" w:bidi="zh_TW"/>
-        </w:rPr>
-        <w:t>），一旦達到道德責任的年齡，人便會開始犯罪。保羅稱這種狀態為「舊人」，舊人雖然可以遵守部份律法，並作出善行，但舊人永遠無法靠自己所做足夠的善事來換取救恩。舊人必須被更新為「新人」，否則將承受罪的惡果。唯有神能成就這種徹底的改變，人只能憑信心領受神白白的恩典。</w:t>
-      </w:r>
-    </w:p>
-    <w:p>
-      <w:pPr/>
-      <w:r>
-        <w:rPr>
-          <w:lang w:val="zh_TW" w:bidi="zh_TW"/>
-        </w:rPr>
-      </w:r>
-      <w:r>
-        <w:rPr>
-          <w:lang w:val="zh_TW" w:bidi="zh_TW"/>
-        </w:rPr>
-        <w:t>大衛在</w:t>
-      </w:r>
-      <w:hyperlink r:id="rId202">
-        <w:r>
-          <w:rPr>
-            <w:lang w:val="zh_TW" w:bidi="zh_TW"/>
-          </w:rPr>
-          <w:rPr>
-            <w:color w:val="0000EE"/>
-            <w:u w:val="single"/>
-          </w:rPr>
-          <w:t>詩篇五十一篇</w:t>
-        </w:r>
-      </w:hyperlink>
-      <w:r>
-        <w:rPr>
-          <w:lang w:val="zh_TW" w:bidi="zh_TW"/>
-        </w:rPr>
-        <w:t>中向神呼求，求祂除去自己罪孽的罪咎。在第</w:t>
-      </w:r>
-      <w:hyperlink r:id="rId203">
-        <w:r>
-          <w:rPr>
-            <w:lang w:val="zh_TW" w:bidi="zh_TW"/>
-          </w:rPr>
-          <w:rPr>
-            <w:color w:val="0000EE"/>
-            <w:u w:val="single"/>
-          </w:rPr>
-          <w:t>10</w:t>
-        </w:r>
-      </w:hyperlink>
-      <w:r>
-        <w:rPr>
-          <w:lang w:val="zh_TW" w:bidi="zh_TW"/>
-        </w:rPr>
-        <w:t>節，他懇求說：「神啊，求你為我造清潔的心，使我裡面重新有正直的靈。」神在</w:t>
-      </w:r>
-      <w:hyperlink r:id="rId204">
-        <w:r>
-          <w:rPr>
-            <w:lang w:val="zh_TW" w:bidi="zh_TW"/>
-          </w:rPr>
-          <w:rPr>
-            <w:color w:val="0000EE"/>
-            <w:u w:val="single"/>
-          </w:rPr>
-          <w:t>以西結書十一章19節</w:t>
-        </w:r>
-      </w:hyperlink>
-      <w:r>
-        <w:rPr>
-          <w:lang w:val="zh_TW" w:bidi="zh_TW"/>
-        </w:rPr>
-        <w:t>，</w:t>
-      </w:r>
-      <w:hyperlink r:id="rId205">
-        <w:r>
-          <w:rPr>
-            <w:lang w:val="zh_TW" w:bidi="zh_TW"/>
-          </w:rPr>
-          <w:rPr>
-            <w:color w:val="0000EE"/>
-            <w:u w:val="single"/>
-          </w:rPr>
-          <w:t>十八章31節</w:t>
-        </w:r>
-      </w:hyperlink>
-      <w:r>
-        <w:rPr>
-          <w:lang w:val="zh_TW" w:bidi="zh_TW"/>
-        </w:rPr>
-        <w:t>和</w:t>
-      </w:r>
-      <w:hyperlink r:id="rId206">
-        <w:r>
-          <w:rPr>
-            <w:lang w:val="zh_TW" w:bidi="zh_TW"/>
-          </w:rPr>
-          <w:rPr>
-            <w:color w:val="0000EE"/>
-            <w:u w:val="single"/>
-          </w:rPr>
-          <w:t>三十六章26節</w:t>
-        </w:r>
-      </w:hyperlink>
-      <w:r>
-        <w:rPr>
-          <w:lang w:val="zh_TW" w:bidi="zh_TW"/>
-        </w:rPr>
-        <w:t>中，應許悔改的罪人一顆新心和新靈。在</w:t>
-      </w:r>
-      <w:hyperlink r:id="rId207">
-        <w:r>
-          <w:rPr>
-            <w:lang w:val="zh_TW" w:bidi="zh_TW"/>
-          </w:rPr>
-          <w:rPr>
-            <w:color w:val="0000EE"/>
-            <w:u w:val="single"/>
-          </w:rPr>
-          <w:t>羅馬書六章5至11節</w:t>
-        </w:r>
-      </w:hyperlink>
-      <w:r>
-        <w:rPr>
-          <w:lang w:val="zh_TW" w:bidi="zh_TW"/>
-        </w:rPr>
-        <w:t>中，保羅指出舊人已經與基督同釘十字架，因此他得出結論：「這樣，你們向罪也當看自己是死的；向神在基督耶穌裡，卻當看自己是活的」（</w:t>
-      </w:r>
-      <w:hyperlink r:id="rId208">
-        <w:r>
-          <w:rPr>
-            <w:lang w:val="zh_TW" w:bidi="zh_TW"/>
-          </w:rPr>
-          <w:rPr>
-            <w:color w:val="0000EE"/>
-            <w:u w:val="single"/>
-          </w:rPr>
-          <w:t>6:11</w:t>
-        </w:r>
-      </w:hyperlink>
-      <w:r>
-        <w:rPr>
-          <w:lang w:val="zh_TW" w:bidi="zh_TW"/>
-        </w:rPr>
-        <w:t>）。在</w:t>
-      </w:r>
-      <w:hyperlink r:id="rId209">
-        <w:r>
-          <w:rPr>
-            <w:lang w:val="zh_TW" w:bidi="zh_TW"/>
-          </w:rPr>
-          <w:rPr>
-            <w:color w:val="0000EE"/>
-            <w:u w:val="single"/>
-          </w:rPr>
-          <w:t>以弗所書四章22至24節</w:t>
-        </w:r>
-      </w:hyperlink>
-      <w:r>
-        <w:rPr>
-          <w:lang w:val="zh_TW" w:bidi="zh_TW"/>
-        </w:rPr>
-        <w:t>和</w:t>
-      </w:r>
-      <w:hyperlink r:id="rId210">
-        <w:r>
-          <w:rPr>
-            <w:lang w:val="zh_TW" w:bidi="zh_TW"/>
-          </w:rPr>
-          <w:rPr>
-            <w:color w:val="0000EE"/>
-            <w:u w:val="single"/>
-          </w:rPr>
-          <w:t>歌羅西書三章9至10節</w:t>
-        </w:r>
-      </w:hyperlink>
-      <w:r>
-        <w:rPr>
-          <w:lang w:val="zh_TW" w:bidi="zh_TW"/>
-        </w:rPr>
-        <w:t>中，他教導信徒明白，他們已經脫去舊人，穿上新人。耶穌也將這種徹底的改變稱為「重生」——不是肉身的第二次出生（正如尼哥底母所誤解的），而是屬靈的出生（</w:t>
-      </w:r>
-      <w:hyperlink r:id="rId211">
-        <w:r>
-          <w:rPr>
-            <w:lang w:val="zh_TW" w:bidi="zh_TW"/>
-          </w:rPr>
-          <w:rPr>
-            <w:color w:val="0000EE"/>
-            <w:u w:val="single"/>
-          </w:rPr>
-          <w:t>約3:6</w:t>
-        </w:r>
-      </w:hyperlink>
-      <w:r>
-        <w:rPr>
-          <w:lang w:val="zh_TW" w:bidi="zh_TW"/>
-        </w:rPr>
-        <w:t>）。唯有神的恩典能將舊人變成新人，舊人是藉著信心接受神的恩典，但這信心本身也是神的恩賜（</w:t>
-      </w:r>
-      <w:hyperlink r:id="rId212">
-        <w:r>
-          <w:rPr>
-            <w:lang w:val="zh_TW" w:bidi="zh_TW"/>
-          </w:rPr>
-          <w:rPr>
-            <w:color w:val="0000EE"/>
-            <w:u w:val="single"/>
-          </w:rPr>
-          <w:t>弗2:8</w:t>
-        </w:r>
-      </w:hyperlink>
-      <w:r>
-        <w:rPr>
-          <w:lang w:val="zh_TW" w:bidi="zh_TW"/>
-        </w:rPr>
-        <w:t>）。新人因此成為神的兒女。然而，新人並非立刻完全無瑕。他仍須在今生與罪爭戰，不斷努力追求聖潔，越來越接近完全成聖的理想。他只有在將來的復活裡才會達到那完全（</w:t>
-      </w:r>
-      <w:hyperlink r:id="rId213">
-        <w:r>
-          <w:rPr>
-            <w:lang w:val="zh_TW" w:bidi="zh_TW"/>
-          </w:rPr>
-          <w:rPr>
-            <w:color w:val="0000EE"/>
-            <w:u w:val="single"/>
-          </w:rPr>
-          <w:t>林前15:42–45</w:t>
-        </w:r>
-      </w:hyperlink>
-      <w:r>
-        <w:rPr>
-          <w:lang w:val="zh_TW" w:bidi="zh_TW"/>
-        </w:rPr>
-        <w:t>），到那時「一切都更新了」（</w:t>
-      </w:r>
-      <w:hyperlink r:id="rId214">
-        <w:r>
-          <w:rPr>
-            <w:lang w:val="zh_TW" w:bidi="zh_TW"/>
-          </w:rPr>
-          <w:rPr>
-            <w:color w:val="0000EE"/>
-            <w:u w:val="single"/>
-          </w:rPr>
-          <w:t>啟21:5</w:t>
-        </w:r>
-      </w:hyperlink>
-      <w:r>
-        <w:rPr>
-          <w:lang w:val="zh_TW" w:bidi="zh_TW"/>
-        </w:rPr>
-        <w:t>）。</w:t>
-      </w:r>
-    </w:p>
-    <w:p>
-      <w:pPr/>
-      <w:r>
-        <w:rPr>
-          <w:lang w:val="zh_TW" w:bidi="zh_TW"/>
-        </w:rPr>
-      </w:r>
-      <w:r>
-        <w:rPr>
-          <w:i/>
-          <w:lang w:val="zh_TW" w:bidi="zh_TW"/>
-        </w:rPr>
-        <w:t>另見</w:t>
-      </w:r>
-      <w:r>
-        <w:rPr>
-          <w:lang w:val="zh_TW" w:bidi="zh_TW"/>
-        </w:rPr>
-        <w:t>亞當（人）</w:t>
-      </w:r>
-      <w:r>
-        <w:rPr>
-          <w:lang w:val="zh_TW" w:bidi="zh_TW"/>
-        </w:rPr>
-        <w:t>、</w:t>
-      </w:r>
-      <w:r>
-        <w:rPr>
-          <w:lang w:val="zh_TW" w:bidi="zh_TW"/>
-        </w:rPr>
-        <w:t>人</w:t>
-      </w:r>
-      <w:r>
-        <w:rPr>
-          <w:lang w:val="zh_TW" w:bidi="zh_TW"/>
-        </w:rPr>
-        <w:t>、</w:t>
-      </w:r>
-      <w:r>
-        <w:rPr>
-          <w:lang w:val="zh_TW" w:bidi="zh_TW"/>
-        </w:rPr>
-        <w:t>屬血氣的人</w:t>
-      </w:r>
-      <w:r>
-        <w:rPr>
-          <w:lang w:val="zh_TW" w:bidi="zh_TW"/>
-        </w:rPr>
-        <w:t>、</w:t>
-      </w:r>
-      <w:r>
-        <w:rPr>
-          <w:lang w:val="zh_TW" w:bidi="zh_TW"/>
-        </w:rPr>
-        <w:t>重生</w:t>
+        <w:t>恐懼；</w:t>
+      </w:r>
+      <w:r>
+        <w:rPr>
+          <w:lang w:val="zh_TW" w:bidi="zh_TW"/>
+        </w:rPr>
+        <w:t>改信猶太教的人</w:t>
       </w:r>
       <w:r>
         <w:rPr>

--- a/zht/docx/076.content.docx
+++ b/zht/docx/076.content.docx
@@ -247,18 +247,12 @@
         </w:rPr>
         <w:t>聖經經常提到荊棘。它們可以是土地上自然生長的植物的一部分，也可以象徵痛苦、困難或懲罰。例如，在亞當與夏娃犯罪之後，神說土地要長出荊棘和蒺藜（</w:t>
       </w:r>
-      <w:hyperlink r:id="rId13">
-        <w:r>
-          <w:rPr>
-            <w:lang w:val="zh_TW" w:bidi="zh_TW"/>
-          </w:rPr>
-          <w:rPr>
-            <w:color w:val="0000EE"/>
-            <w:u w:val="single"/>
-          </w:rPr>
-          <w:t>創3:18</w:t>
-        </w:r>
-      </w:hyperlink>
+      <w:r>
+        <w:rPr>
+          <w:lang w:val="zh_TW" w:bidi="zh_TW"/>
+        </w:rPr>
+        <w:t>創3:18</w:t>
+      </w:r>
       <w:r>
         <w:rPr>
           <w:lang w:val="zh_TW" w:bidi="zh_TW"/>
@@ -279,18 +273,12 @@
         </w:rPr>
         <w:t>人們曾在耶穌死前，用荊棘做成冠冕，放在耶穌的頭上嘲弄他（</w:t>
       </w:r>
-      <w:hyperlink r:id="rId14">
-        <w:r>
-          <w:rPr>
-            <w:lang w:val="zh_TW" w:bidi="zh_TW"/>
-          </w:rPr>
-          <w:rPr>
-            <w:color w:val="0000EE"/>
-            <w:u w:val="single"/>
-          </w:rPr>
-          <w:t>太27:29</w:t>
-        </w:r>
-      </w:hyperlink>
+      <w:r>
+        <w:rPr>
+          <w:lang w:val="zh_TW" w:bidi="zh_TW"/>
+        </w:rPr>
+        <w:t>太27:29</w:t>
+      </w:r>
       <w:r>
         <w:rPr>
           <w:lang w:val="zh_TW" w:bidi="zh_TW"/>
@@ -384,126 +372,84 @@
         </w:rPr>
         <w:t>人工的蓄水處所，水源來自地下泉水或雨水供應。由於聖經世界大部分地區地處乾旱到半乾旱區，因此井是人、牲畜和農作物灌溉的重要水源。不幸的是，大多數井並不能提供可靠的水源，因為它們依賴於稀少的降雨或間歇性的泉水（</w:t>
       </w:r>
-      <w:hyperlink r:id="rId15">
-        <w:r>
-          <w:rPr>
-            <w:lang w:val="zh_TW" w:bidi="zh_TW"/>
-          </w:rPr>
-          <w:rPr>
-            <w:color w:val="0000EE"/>
-            <w:u w:val="single"/>
-          </w:rPr>
-          <w:t>箴25:26</w:t>
-        </w:r>
-      </w:hyperlink>
+      <w:r>
+        <w:rPr>
+          <w:lang w:val="zh_TW" w:bidi="zh_TW"/>
+        </w:rPr>
+        <w:t>箴25:26</w:t>
+      </w:r>
       <w:r>
         <w:rPr>
           <w:lang w:val="zh_TW" w:bidi="zh_TW"/>
         </w:rPr>
         <w:t>）。因此，發現可靠的水源是值得慶祝的原因（</w:t>
       </w:r>
-      <w:hyperlink r:id="rId16">
-        <w:r>
-          <w:rPr>
-            <w:lang w:val="zh_TW" w:bidi="zh_TW"/>
-          </w:rPr>
-          <w:rPr>
-            <w:color w:val="0000EE"/>
-            <w:u w:val="single"/>
-          </w:rPr>
-          <w:t>民21:17–18</w:t>
-        </w:r>
-      </w:hyperlink>
+      <w:r>
+        <w:rPr>
+          <w:lang w:val="zh_TW" w:bidi="zh_TW"/>
+        </w:rPr>
+        <w:t>民21:17–18</w:t>
+      </w:r>
       <w:r>
         <w:rPr>
           <w:lang w:val="zh_TW" w:bidi="zh_TW"/>
         </w:rPr>
         <w:t>），並且經常引發衝突（</w:t>
       </w:r>
-      <w:hyperlink r:id="rId17">
-        <w:r>
-          <w:rPr>
-            <w:lang w:val="zh_TW" w:bidi="zh_TW"/>
-          </w:rPr>
-          <w:rPr>
-            <w:color w:val="0000EE"/>
-            <w:u w:val="single"/>
-          </w:rPr>
-          <w:t>創21:25–30</w:t>
-        </w:r>
-      </w:hyperlink>
+      <w:r>
+        <w:rPr>
+          <w:lang w:val="zh_TW" w:bidi="zh_TW"/>
+        </w:rPr>
+        <w:t>創21:25–30</w:t>
+      </w:r>
       <w:r>
         <w:rPr>
           <w:lang w:val="zh_TW" w:bidi="zh_TW"/>
         </w:rPr>
         <w:t>，</w:t>
       </w:r>
-      <w:hyperlink r:id="rId18">
-        <w:r>
-          <w:rPr>
-            <w:lang w:val="zh_TW" w:bidi="zh_TW"/>
-          </w:rPr>
-          <w:rPr>
-            <w:color w:val="0000EE"/>
-            <w:u w:val="single"/>
-          </w:rPr>
-          <w:t>26:19–22</w:t>
-        </w:r>
-      </w:hyperlink>
+      <w:r>
+        <w:rPr>
+          <w:lang w:val="zh_TW" w:bidi="zh_TW"/>
+        </w:rPr>
+        <w:t>26:19–22</w:t>
+      </w:r>
       <w:r>
         <w:rPr>
           <w:lang w:val="zh_TW" w:bidi="zh_TW"/>
         </w:rPr>
         <w:t>；</w:t>
       </w:r>
-      <w:hyperlink r:id="rId19">
-        <w:r>
-          <w:rPr>
-            <w:lang w:val="zh_TW" w:bidi="zh_TW"/>
-          </w:rPr>
-          <w:rPr>
-            <w:color w:val="0000EE"/>
-            <w:u w:val="single"/>
-          </w:rPr>
-          <w:t>王下3:19</w:t>
-        </w:r>
-      </w:hyperlink>
+      <w:r>
+        <w:rPr>
+          <w:lang w:val="zh_TW" w:bidi="zh_TW"/>
+        </w:rPr>
+        <w:t>王下3:19</w:t>
+      </w:r>
       <w:r>
         <w:rPr>
           <w:lang w:val="zh_TW" w:bidi="zh_TW"/>
         </w:rPr>
         <w:t>）。成功挖出水井並保護自己的飲水權通常是確定財產權的重要因素（</w:t>
       </w:r>
-      <w:hyperlink r:id="rId17">
-        <w:r>
-          <w:rPr>
-            <w:lang w:val="zh_TW" w:bidi="zh_TW"/>
-          </w:rPr>
-          <w:rPr>
-            <w:color w:val="0000EE"/>
-            <w:u w:val="single"/>
-          </w:rPr>
-          <w:t>創21:25–30</w:t>
-        </w:r>
-      </w:hyperlink>
+      <w:r>
+        <w:rPr>
+          <w:lang w:val="zh_TW" w:bidi="zh_TW"/>
+        </w:rPr>
+        <w:t>創21:25–30</w:t>
+      </w:r>
       <w:r>
         <w:rPr>
           <w:lang w:val="zh_TW" w:bidi="zh_TW"/>
         </w:rPr>
         <w:t>，</w:t>
       </w:r>
-      <w:hyperlink r:id="rId20">
-        <w:r>
-          <w:rPr>
-            <w:lang w:val="zh_TW" w:bidi="zh_TW"/>
-          </w:rPr>
-          <w:rPr>
-            <w:color w:val="0000EE"/>
-            <w:u w:val="single"/>
-          </w:rPr>
-          <w:t>29:2–3</w:t>
-        </w:r>
-      </w:hyperlink>
+      <w:r>
+        <w:rPr>
+          <w:lang w:val="zh_TW" w:bidi="zh_TW"/>
+        </w:rPr>
+        <w:t>29:2–3</w:t>
+      </w:r>
       <w:r>
         <w:rPr>
           <w:lang w:val="zh_TW" w:bidi="zh_TW"/>
@@ -524,108 +470,72 @@
         </w:rPr>
         <w:t>好的水井通常被認為是神攝理的象徵（</w:t>
       </w:r>
-      <w:hyperlink r:id="rId21">
-        <w:r>
-          <w:rPr>
-            <w:lang w:val="zh_TW" w:bidi="zh_TW"/>
-          </w:rPr>
-          <w:rPr>
-            <w:color w:val="0000EE"/>
-            <w:u w:val="single"/>
-          </w:rPr>
-          <w:t>創16:14</w:t>
-        </w:r>
-      </w:hyperlink>
+      <w:r>
+        <w:rPr>
+          <w:lang w:val="zh_TW" w:bidi="zh_TW"/>
+        </w:rPr>
+        <w:t>創16:14</w:t>
+      </w:r>
       <w:r>
         <w:rPr>
           <w:lang w:val="zh_TW" w:bidi="zh_TW"/>
         </w:rPr>
         <w:t>，</w:t>
       </w:r>
-      <w:hyperlink r:id="rId22">
-        <w:r>
-          <w:rPr>
-            <w:lang w:val="zh_TW" w:bidi="zh_TW"/>
-          </w:rPr>
-          <w:rPr>
-            <w:color w:val="0000EE"/>
-            <w:u w:val="single"/>
-          </w:rPr>
-          <w:t>21:19</w:t>
-        </w:r>
-      </w:hyperlink>
+      <w:r>
+        <w:rPr>
+          <w:lang w:val="zh_TW" w:bidi="zh_TW"/>
+        </w:rPr>
+        <w:t>21:19</w:t>
+      </w:r>
       <w:r>
         <w:rPr>
           <w:lang w:val="zh_TW" w:bidi="zh_TW"/>
         </w:rPr>
         <w:t>；</w:t>
       </w:r>
-      <w:hyperlink r:id="rId23">
-        <w:r>
-          <w:rPr>
-            <w:lang w:val="zh_TW" w:bidi="zh_TW"/>
-          </w:rPr>
-          <w:rPr>
-            <w:color w:val="0000EE"/>
-            <w:u w:val="single"/>
-          </w:rPr>
-          <w:t>民21:16–18</w:t>
-        </w:r>
-      </w:hyperlink>
+      <w:r>
+        <w:rPr>
+          <w:lang w:val="zh_TW" w:bidi="zh_TW"/>
+        </w:rPr>
+        <w:t>民21:16–18</w:t>
+      </w:r>
       <w:r>
         <w:rPr>
           <w:lang w:val="zh_TW" w:bidi="zh_TW"/>
         </w:rPr>
         <w:t>）。因此，聖經作者將泉水井的水比喻為神為祂子民所提供的救恩（</w:t>
       </w:r>
-      <w:hyperlink r:id="rId24">
-        <w:r>
-          <w:rPr>
-            <w:lang w:val="zh_TW" w:bidi="zh_TW"/>
-          </w:rPr>
-          <w:rPr>
-            <w:color w:val="0000EE"/>
-            <w:u w:val="single"/>
-          </w:rPr>
-          <w:t>賽12:3</w:t>
-        </w:r>
-      </w:hyperlink>
+      <w:r>
+        <w:rPr>
+          <w:lang w:val="zh_TW" w:bidi="zh_TW"/>
+        </w:rPr>
+        <w:t>賽12:3</w:t>
+      </w:r>
       <w:r>
         <w:rPr>
           <w:lang w:val="zh_TW" w:bidi="zh_TW"/>
         </w:rPr>
         <w:t>；</w:t>
       </w:r>
-      <w:hyperlink r:id="rId25">
-        <w:r>
-          <w:rPr>
-            <w:lang w:val="zh_TW" w:bidi="zh_TW"/>
-          </w:rPr>
-          <w:rPr>
-            <w:color w:val="0000EE"/>
-            <w:u w:val="single"/>
-          </w:rPr>
-          <w:t>約4:14</w:t>
-        </w:r>
-      </w:hyperlink>
+      <w:r>
+        <w:rPr>
+          <w:lang w:val="zh_TW" w:bidi="zh_TW"/>
+        </w:rPr>
+        <w:t>約4:14</w:t>
+      </w:r>
       <w:r>
         <w:rPr>
           <w:lang w:val="zh_TW" w:bidi="zh_TW"/>
         </w:rPr>
         <w:t>）。蓄水池中所收集的雨水的水質相對較差，而那些可以汲取「活」水（即流動的水）的水井水質較好，這一區別有助於澄清耶穌向撒馬利亞婦人說提供「活水」時的對話（</w:t>
       </w:r>
-      <w:hyperlink r:id="rId26">
-        <w:r>
-          <w:rPr>
-            <w:lang w:val="zh_TW" w:bidi="zh_TW"/>
-          </w:rPr>
-          <w:rPr>
-            <w:color w:val="0000EE"/>
-            <w:u w:val="single"/>
-          </w:rPr>
-          <w:t>約4:10–15</w:t>
-        </w:r>
-      </w:hyperlink>
+      <w:r>
+        <w:rPr>
+          <w:lang w:val="zh_TW" w:bidi="zh_TW"/>
+        </w:rPr>
+        <w:t>約4:10–15</w:t>
+      </w:r>
       <w:r>
         <w:rPr>
           <w:lang w:val="zh_TW" w:bidi="zh_TW"/>
@@ -772,36 +682,24 @@
         </w:rPr>
         <w:t>以色列各家會按時上耶路撒冷的聖殿。男嬰出生後第八天要受割禮，作為加入以色列百姓的記號。之後過了一兩個月，嬰孩的母親便前往聖殿獻祭（</w:t>
       </w:r>
-      <w:hyperlink r:id="rId27">
-        <w:r>
-          <w:rPr>
-            <w:lang w:val="zh_TW" w:bidi="zh_TW"/>
-          </w:rPr>
-          <w:rPr>
-            <w:color w:val="0000EE"/>
-            <w:u w:val="single"/>
-          </w:rPr>
-          <w:t>利12章</w:t>
-        </w:r>
-      </w:hyperlink>
+      <w:r>
+        <w:rPr>
+          <w:lang w:val="zh_TW" w:bidi="zh_TW"/>
+        </w:rPr>
+        <w:t>利12章</w:t>
+      </w:r>
       <w:r>
         <w:rPr>
           <w:lang w:val="zh_TW" w:bidi="zh_TW"/>
         </w:rPr>
         <w:t>；參</w:t>
       </w:r>
-      <w:hyperlink r:id="rId28">
-        <w:r>
-          <w:rPr>
-            <w:lang w:val="zh_TW" w:bidi="zh_TW"/>
-          </w:rPr>
-          <w:rPr>
-            <w:color w:val="0000EE"/>
-            <w:u w:val="single"/>
-          </w:rPr>
-          <w:t>路2:22–24</w:t>
-        </w:r>
-      </w:hyperlink>
+      <w:r>
+        <w:rPr>
+          <w:lang w:val="zh_TW" w:bidi="zh_TW"/>
+        </w:rPr>
+        <w:t>路2:22–24</w:t>
+      </w:r>
       <w:r>
         <w:rPr>
           <w:lang w:val="zh_TW" w:bidi="zh_TW"/>
@@ -822,54 +720,36 @@
         </w:rPr>
         <w:t>在羊羔和牛犢出生的季節，人們會獻上牲畜為祭。每隻母羊或母牛所生的頭生羊羔或頭生牛犢，都要獻給神作祭物（</w:t>
       </w:r>
-      <w:hyperlink r:id="rId29">
-        <w:r>
-          <w:rPr>
-            <w:lang w:val="zh_TW" w:bidi="zh_TW"/>
-          </w:rPr>
-          <w:rPr>
-            <w:color w:val="0000EE"/>
-            <w:u w:val="single"/>
-          </w:rPr>
-          <w:t>出22:30</w:t>
-        </w:r>
-      </w:hyperlink>
+      <w:r>
+        <w:rPr>
+          <w:lang w:val="zh_TW" w:bidi="zh_TW"/>
+        </w:rPr>
+        <w:t>出22:30</w:t>
+      </w:r>
       <w:r>
         <w:rPr>
           <w:lang w:val="zh_TW" w:bidi="zh_TW"/>
         </w:rPr>
         <w:t>）。同樣，在收割開始時，人們要獻上初熟的土產；到了收成結束時，又要把全部收成的十分之一（也就是十一奉獻），交給祭司作為他們事奉神的分（</w:t>
       </w:r>
-      <w:hyperlink r:id="rId30">
-        <w:r>
-          <w:rPr>
-            <w:lang w:val="zh_TW" w:bidi="zh_TW"/>
-          </w:rPr>
-          <w:rPr>
-            <w:color w:val="0000EE"/>
-            <w:u w:val="single"/>
-          </w:rPr>
-          <w:t>民18:21–32</w:t>
-        </w:r>
-      </w:hyperlink>
+      <w:r>
+        <w:rPr>
+          <w:lang w:val="zh_TW" w:bidi="zh_TW"/>
+        </w:rPr>
+        <w:t>民18:21–32</w:t>
+      </w:r>
       <w:r>
         <w:rPr>
           <w:lang w:val="zh_TW" w:bidi="zh_TW"/>
         </w:rPr>
         <w:t>）。</w:t>
       </w:r>
-      <w:hyperlink r:id="rId31">
-        <w:r>
-          <w:rPr>
-            <w:lang w:val="zh_TW" w:bidi="zh_TW"/>
-          </w:rPr>
-          <w:rPr>
-            <w:color w:val="0000EE"/>
-            <w:u w:val="single"/>
-          </w:rPr>
-          <w:t>申命記二十六章5至15節</w:t>
-        </w:r>
-      </w:hyperlink>
+      <w:r>
+        <w:rPr>
+          <w:lang w:val="zh_TW" w:bidi="zh_TW"/>
+        </w:rPr>
+        <w:t>申命記二十六章5至15節</w:t>
+      </w:r>
       <w:r>
         <w:rPr>
           <w:lang w:val="zh_TW" w:bidi="zh_TW"/>
@@ -890,126 +770,84 @@
         </w:rPr>
         <w:t>有時，人也會因個人的緣故獻祭。在危難中，人可能向神許願，並藉著獻祭表明自己的誓願（</w:t>
       </w:r>
-      <w:hyperlink r:id="rId32">
-        <w:r>
-          <w:rPr>
-            <w:lang w:val="zh_TW" w:bidi="zh_TW"/>
-          </w:rPr>
-          <w:rPr>
-            <w:color w:val="0000EE"/>
-            <w:u w:val="single"/>
-          </w:rPr>
-          <w:t>創28:18–22</w:t>
-        </w:r>
-      </w:hyperlink>
+      <w:r>
+        <w:rPr>
+          <w:lang w:val="zh_TW" w:bidi="zh_TW"/>
+        </w:rPr>
+        <w:t>創28:18–22</w:t>
+      </w:r>
       <w:r>
         <w:rPr>
           <w:lang w:val="zh_TW" w:bidi="zh_TW"/>
         </w:rPr>
         <w:t>；</w:t>
       </w:r>
-      <w:hyperlink r:id="rId33">
-        <w:r>
-          <w:rPr>
-            <w:lang w:val="zh_TW" w:bidi="zh_TW"/>
-          </w:rPr>
-          <w:rPr>
-            <w:color w:val="0000EE"/>
-            <w:u w:val="single"/>
-          </w:rPr>
-          <w:t>撒上1:10–11</w:t>
-        </w:r>
-      </w:hyperlink>
+      <w:r>
+        <w:rPr>
+          <w:lang w:val="zh_TW" w:bidi="zh_TW"/>
+        </w:rPr>
+        <w:t>撒上1:10–11</w:t>
+      </w:r>
       <w:r>
         <w:rPr>
           <w:lang w:val="zh_TW" w:bidi="zh_TW"/>
         </w:rPr>
         <w:t>）。當神應允禱告後，人通常會再獻祭一次（</w:t>
       </w:r>
-      <w:hyperlink r:id="rId34">
-        <w:r>
-          <w:rPr>
-            <w:lang w:val="zh_TW" w:bidi="zh_TW"/>
-          </w:rPr>
-          <w:rPr>
-            <w:color w:val="0000EE"/>
-            <w:u w:val="single"/>
-          </w:rPr>
-          <w:t>創35:3</w:t>
-        </w:r>
-      </w:hyperlink>
+      <w:r>
+        <w:rPr>
+          <w:lang w:val="zh_TW" w:bidi="zh_TW"/>
+        </w:rPr>
+        <w:t>創35:3</w:t>
+      </w:r>
       <w:r>
         <w:rPr>
           <w:lang w:val="zh_TW" w:bidi="zh_TW"/>
         </w:rPr>
         <w:t>、</w:t>
       </w:r>
-      <w:hyperlink r:id="rId34">
-        <w:r>
-          <w:rPr>
-            <w:lang w:val="zh_TW" w:bidi="zh_TW"/>
-          </w:rPr>
-          <w:rPr>
-            <w:color w:val="0000EE"/>
-            <w:u w:val="single"/>
-          </w:rPr>
-          <w:t>14</w:t>
-        </w:r>
-      </w:hyperlink>
+      <w:r>
+        <w:rPr>
+          <w:lang w:val="zh_TW" w:bidi="zh_TW"/>
+        </w:rPr>
+        <w:t>14</w:t>
+      </w:r>
       <w:r>
         <w:rPr>
           <w:lang w:val="zh_TW" w:bidi="zh_TW"/>
         </w:rPr>
         <w:t>；</w:t>
       </w:r>
-      <w:hyperlink r:id="rId35">
-        <w:r>
-          <w:rPr>
-            <w:lang w:val="zh_TW" w:bidi="zh_TW"/>
-          </w:rPr>
-          <w:rPr>
-            <w:color w:val="0000EE"/>
-            <w:u w:val="single"/>
-          </w:rPr>
-          <w:t>撒上1:24–25</w:t>
-        </w:r>
-      </w:hyperlink>
+      <w:r>
+        <w:rPr>
+          <w:lang w:val="zh_TW" w:bidi="zh_TW"/>
+        </w:rPr>
+        <w:t>撒上1:24–25</w:t>
+      </w:r>
       <w:r>
         <w:rPr>
           <w:lang w:val="zh_TW" w:bidi="zh_TW"/>
         </w:rPr>
         <w:t>）。人犯了嚴重的罪，或患了嚴重的疾病，也需要獻祭（</w:t>
       </w:r>
-      <w:hyperlink r:id="rId36">
-        <w:r>
-          <w:rPr>
-            <w:lang w:val="zh_TW" w:bidi="zh_TW"/>
-          </w:rPr>
-          <w:rPr>
-            <w:color w:val="0000EE"/>
-            <w:u w:val="single"/>
-          </w:rPr>
-          <w:t>利4–5</w:t>
-        </w:r>
-      </w:hyperlink>
+      <w:r>
+        <w:rPr>
+          <w:lang w:val="zh_TW" w:bidi="zh_TW"/>
+        </w:rPr>
+        <w:t>利4–5</w:t>
+      </w:r>
       <w:r>
         <w:rPr>
           <w:lang w:val="zh_TW" w:bidi="zh_TW"/>
         </w:rPr>
         <w:t>，</w:t>
       </w:r>
-      <w:hyperlink r:id="rId37">
-        <w:r>
-          <w:rPr>
-            <w:lang w:val="zh_TW" w:bidi="zh_TW"/>
-          </w:rPr>
-          <w:rPr>
-            <w:color w:val="0000EE"/>
-            <w:u w:val="single"/>
-          </w:rPr>
-          <w:t>13–15章</w:t>
-        </w:r>
-      </w:hyperlink>
+      <w:r>
+        <w:rPr>
+          <w:lang w:val="zh_TW" w:bidi="zh_TW"/>
+        </w:rPr>
+        <w:t>13–15章</w:t>
+      </w:r>
       <w:r>
         <w:rPr>
           <w:lang w:val="zh_TW" w:bidi="zh_TW"/>
@@ -1044,72 +882,48 @@
         </w:rPr>
         <w:t>所有成年男子每年都要上聖殿參加全國性的節期三次（</w:t>
       </w:r>
-      <w:hyperlink r:id="rId38">
-        <w:r>
-          <w:rPr>
-            <w:lang w:val="zh_TW" w:bidi="zh_TW"/>
-          </w:rPr>
-          <w:rPr>
-            <w:color w:val="0000EE"/>
-            <w:u w:val="single"/>
-          </w:rPr>
-          <w:t>出23:17</w:t>
-        </w:r>
-      </w:hyperlink>
+      <w:r>
+        <w:rPr>
+          <w:lang w:val="zh_TW" w:bidi="zh_TW"/>
+        </w:rPr>
+        <w:t>出23:17</w:t>
+      </w:r>
       <w:r>
         <w:rPr>
           <w:lang w:val="zh_TW" w:bidi="zh_TW"/>
         </w:rPr>
         <w:t>；</w:t>
       </w:r>
-      <w:hyperlink r:id="rId39">
-        <w:r>
-          <w:rPr>
-            <w:lang w:val="zh_TW" w:bidi="zh_TW"/>
-          </w:rPr>
-          <w:rPr>
-            <w:color w:val="0000EE"/>
-            <w:u w:val="single"/>
-          </w:rPr>
-          <w:t>申16:16</w:t>
-        </w:r>
-      </w:hyperlink>
+      <w:r>
+        <w:rPr>
+          <w:lang w:val="zh_TW" w:bidi="zh_TW"/>
+        </w:rPr>
+        <w:t>申16:16</w:t>
+      </w:r>
       <w:r>
         <w:rPr>
           <w:lang w:val="zh_TW" w:bidi="zh_TW"/>
         </w:rPr>
         <w:t>）：逾越節（四月舉行）、七七節（五月舉行）和住棚節（十月舉行）。如果情況許可，全家人都會一同前往；但如果他們住得離耶路撒冷太遠，通常只會參加其中一個節期（</w:t>
       </w:r>
-      <w:hyperlink r:id="rId40">
-        <w:r>
-          <w:rPr>
-            <w:lang w:val="zh_TW" w:bidi="zh_TW"/>
-          </w:rPr>
-          <w:rPr>
-            <w:color w:val="0000EE"/>
-            <w:u w:val="single"/>
-          </w:rPr>
-          <w:t>撒上1:3</w:t>
-        </w:r>
-      </w:hyperlink>
+      <w:r>
+        <w:rPr>
+          <w:lang w:val="zh_TW" w:bidi="zh_TW"/>
+        </w:rPr>
+        <w:t>撒上1:3</w:t>
+      </w:r>
       <w:r>
         <w:rPr>
           <w:lang w:val="zh_TW" w:bidi="zh_TW"/>
         </w:rPr>
         <w:t>；</w:t>
       </w:r>
-      <w:hyperlink r:id="rId41">
-        <w:r>
-          <w:rPr>
-            <w:lang w:val="zh_TW" w:bidi="zh_TW"/>
-          </w:rPr>
-          <w:rPr>
-            <w:color w:val="0000EE"/>
-            <w:u w:val="single"/>
-          </w:rPr>
-          <w:t>路2:41</w:t>
-        </w:r>
-      </w:hyperlink>
+      <w:r>
+        <w:rPr>
+          <w:lang w:val="zh_TW" w:bidi="zh_TW"/>
+        </w:rPr>
+        <w:t>路2:41</w:t>
+      </w:r>
       <w:r>
         <w:rPr>
           <w:lang w:val="zh_TW" w:bidi="zh_TW"/>
@@ -1144,36 +958,24 @@
         </w:rPr>
         <w:t>這些主要節期都是充滿歡樂的日子，因為它們慶祝神把以色列人從埃及拯救出來。在逾越節期間，每個家庭都要吃烤羊羔和苦菜，重現祖先離開埃及前所吃的最後一餐（</w:t>
       </w:r>
-      <w:hyperlink r:id="rId42">
-        <w:r>
-          <w:rPr>
-            <w:lang w:val="zh_TW" w:bidi="zh_TW"/>
-          </w:rPr>
-          <w:rPr>
-            <w:color w:val="0000EE"/>
-            <w:u w:val="single"/>
-          </w:rPr>
-          <w:t>出12章</w:t>
-        </w:r>
-      </w:hyperlink>
+      <w:r>
+        <w:rPr>
+          <w:lang w:val="zh_TW" w:bidi="zh_TW"/>
+        </w:rPr>
+        <w:t>出12章</w:t>
+      </w:r>
       <w:r>
         <w:rPr>
           <w:lang w:val="zh_TW" w:bidi="zh_TW"/>
         </w:rPr>
         <w:t>）。在住棚節期間，人們要用樹枝搭建棚子，並在裡面住七天，藉此記念以色列人在曠野漂流40年間住在帳棚裡的日子（</w:t>
       </w:r>
-      <w:hyperlink r:id="rId43">
-        <w:r>
-          <w:rPr>
-            <w:lang w:val="zh_TW" w:bidi="zh_TW"/>
-          </w:rPr>
-          <w:rPr>
-            <w:color w:val="0000EE"/>
-            <w:u w:val="single"/>
-          </w:rPr>
-          <w:t>利23:39–43</w:t>
-        </w:r>
-      </w:hyperlink>
+      <w:r>
+        <w:rPr>
+          <w:lang w:val="zh_TW" w:bidi="zh_TW"/>
+        </w:rPr>
+        <w:t>利23:39–43</w:t>
+      </w:r>
       <w:r>
         <w:rPr>
           <w:lang w:val="zh_TW" w:bidi="zh_TW"/>
@@ -1194,18 +996,12 @@
         </w:rPr>
         <w:t>這三個節期各持續一週，但一年之中有一天完全不同，那就是贖罪日。這一天，人人都要禁食，並為自己的罪憂傷。當天，大祭司會把手按在一隻山羊頭上，承認全體百姓的罪。之後，那隻山羊會被帶到曠野去，象徵罪已從百姓當中除去（</w:t>
       </w:r>
-      <w:hyperlink r:id="rId44">
-        <w:r>
-          <w:rPr>
-            <w:lang w:val="zh_TW" w:bidi="zh_TW"/>
-          </w:rPr>
-          <w:rPr>
-            <w:color w:val="0000EE"/>
-            <w:u w:val="single"/>
-          </w:rPr>
-          <w:t>利16章</w:t>
-        </w:r>
-      </w:hyperlink>
+      <w:r>
+        <w:rPr>
+          <w:lang w:val="zh_TW" w:bidi="zh_TW"/>
+        </w:rPr>
+        <w:t>利16章</w:t>
+      </w:r>
       <w:r>
         <w:rPr>
           <w:lang w:val="zh_TW" w:bidi="zh_TW"/>
@@ -1226,36 +1022,24 @@
         </w:rPr>
         <w:t>第一座聖殿被毀後不久，猶太會堂逐漸發展成為公開敬拜的場所。會堂中的聚會與現代教會的崇拜較為相似，內容包括禱告、誦讀聖經和講道。會堂裡不獻祭。到了公元70年，第二座聖殿被毀後，猶太會堂成了猶太人唯一可以公開敬拜的地方。從那時起，也不再有獻祭的制度。新約聖經認為這是合宜的，因為耶穌是真正的神的羔羊（</w:t>
       </w:r>
-      <w:hyperlink r:id="rId45">
-        <w:r>
-          <w:rPr>
-            <w:lang w:val="zh_TW" w:bidi="zh_TW"/>
-          </w:rPr>
-          <w:rPr>
-            <w:color w:val="0000EE"/>
-            <w:u w:val="single"/>
-          </w:rPr>
-          <w:t>約1:29</w:t>
-        </w:r>
-      </w:hyperlink>
+      <w:r>
+        <w:rPr>
+          <w:lang w:val="zh_TW" w:bidi="zh_TW"/>
+        </w:rPr>
+        <w:t>約1:29</w:t>
+      </w:r>
       <w:r>
         <w:rPr>
           <w:lang w:val="zh_TW" w:bidi="zh_TW"/>
         </w:rPr>
         <w:t>）；祂既已受死，就不再需要獻上其它祭牲了（</w:t>
       </w:r>
-      <w:hyperlink r:id="rId46">
-        <w:r>
-          <w:rPr>
-            <w:lang w:val="zh_TW" w:bidi="zh_TW"/>
-          </w:rPr>
-          <w:rPr>
-            <w:color w:val="0000EE"/>
-            <w:u w:val="single"/>
-          </w:rPr>
-          <w:t>來10:11–12</w:t>
-        </w:r>
-      </w:hyperlink>
+      <w:r>
+        <w:rPr>
+          <w:lang w:val="zh_TW" w:bidi="zh_TW"/>
+        </w:rPr>
+        <w:t>來10:11–12</w:t>
+      </w:r>
       <w:r>
         <w:rPr>
           <w:lang w:val="zh_TW" w:bidi="zh_TW"/>
@@ -1287,72 +1071,48 @@
         </w:rPr>
         <w:t>猶太人過於依賴聖殿這個實體場所來敬拜。耶穌來到世上後宣告，祂自己就是神的殿；祂復活以後，要成為屬靈的居所，使神（聖靈）與人能在靈裡彼此交通（見</w:t>
       </w:r>
-      <w:hyperlink r:id="rId47">
-        <w:r>
-          <w:rPr>
-            <w:lang w:val="zh_TW" w:bidi="zh_TW"/>
-          </w:rPr>
-          <w:rPr>
-            <w:color w:val="0000EE"/>
-            <w:u w:val="single"/>
-          </w:rPr>
-          <w:t>太12:6</w:t>
-        </w:r>
-      </w:hyperlink>
+      <w:r>
+        <w:rPr>
+          <w:lang w:val="zh_TW" w:bidi="zh_TW"/>
+        </w:rPr>
+        <w:t>太12:6</w:t>
+      </w:r>
       <w:r>
         <w:rPr>
           <w:lang w:val="zh_TW" w:bidi="zh_TW"/>
         </w:rPr>
         <w:t>；</w:t>
       </w:r>
-      <w:hyperlink r:id="rId48">
-        <w:r>
-          <w:rPr>
-            <w:lang w:val="zh_TW" w:bidi="zh_TW"/>
-          </w:rPr>
-          <w:rPr>
-            <w:color w:val="0000EE"/>
-            <w:u w:val="single"/>
-          </w:rPr>
-          <w:t>約2:19–22</w:t>
-        </w:r>
-      </w:hyperlink>
+      <w:r>
+        <w:rPr>
+          <w:lang w:val="zh_TW" w:bidi="zh_TW"/>
+        </w:rPr>
+        <w:t>約2:19–22</w:t>
+      </w:r>
       <w:r>
         <w:rPr>
           <w:lang w:val="zh_TW" w:bidi="zh_TW"/>
         </w:rPr>
         <w:t>）。換句話說，敬拜不再是以某個地方為中心，而是以一位人物為中心——敬拜的人藉著耶穌基督和祂的靈，可以直接來到神面前（見</w:t>
       </w:r>
-      <w:hyperlink r:id="rId49">
-        <w:r>
-          <w:rPr>
-            <w:lang w:val="zh_TW" w:bidi="zh_TW"/>
-          </w:rPr>
-          <w:rPr>
-            <w:color w:val="0000EE"/>
-            <w:u w:val="single"/>
-          </w:rPr>
-          <w:t>約14:6</w:t>
-        </w:r>
-      </w:hyperlink>
+      <w:r>
+        <w:rPr>
+          <w:lang w:val="zh_TW" w:bidi="zh_TW"/>
+        </w:rPr>
+        <w:t>約14:6</w:t>
+      </w:r>
       <w:r>
         <w:rPr>
           <w:lang w:val="zh_TW" w:bidi="zh_TW"/>
         </w:rPr>
         <w:t>；</w:t>
       </w:r>
-      <w:hyperlink r:id="rId50">
-        <w:r>
-          <w:rPr>
-            <w:lang w:val="zh_TW" w:bidi="zh_TW"/>
-          </w:rPr>
-          <w:rPr>
-            <w:color w:val="0000EE"/>
-            <w:u w:val="single"/>
-          </w:rPr>
-          <w:t>來10:19–20</w:t>
-        </w:r>
-      </w:hyperlink>
+      <w:r>
+        <w:rPr>
+          <w:lang w:val="zh_TW" w:bidi="zh_TW"/>
+        </w:rPr>
+        <w:t>來10:19–20</w:t>
+      </w:r>
       <w:r>
         <w:rPr>
           <w:lang w:val="zh_TW" w:bidi="zh_TW"/>
@@ -1373,126 +1133,84 @@
         </w:rPr>
         <w:t>這種敬拜方式的轉變（從有形的轉向屬靈的）正是</w:t>
       </w:r>
-      <w:hyperlink r:id="rId51">
-        <w:r>
-          <w:rPr>
-            <w:lang w:val="zh_TW" w:bidi="zh_TW"/>
-          </w:rPr>
-          <w:rPr>
-            <w:color w:val="0000EE"/>
-            <w:u w:val="single"/>
-          </w:rPr>
-          <w:t>約翰福音四章</w:t>
-        </w:r>
-      </w:hyperlink>
+      <w:r>
+        <w:rPr>
+          <w:lang w:val="zh_TW" w:bidi="zh_TW"/>
+        </w:rPr>
+        <w:t>約翰福音四章</w:t>
+      </w:r>
       <w:r>
         <w:rPr>
           <w:lang w:val="zh_TW" w:bidi="zh_TW"/>
         </w:rPr>
         <w:t>的主題，這一章記載了耶穌與撒馬利亞人相遇的經過。耶穌與撒馬利亞婦人談話後，那婦人承認祂必是一位先知，隨即談到猶太人和撒馬利亞人長久以來的爭論：究竟哪裡才是正確的敬拜地點——耶路撒冷還是基利心山。撒馬利亞人根據</w:t>
       </w:r>
-      <w:hyperlink r:id="rId52">
-        <w:r>
-          <w:rPr>
-            <w:lang w:val="zh_TW" w:bidi="zh_TW"/>
-          </w:rPr>
-          <w:rPr>
-            <w:color w:val="0000EE"/>
-            <w:u w:val="single"/>
-          </w:rPr>
-          <w:t>申命記十一章26至29節</w:t>
-        </w:r>
-      </w:hyperlink>
+      <w:r>
+        <w:rPr>
+          <w:lang w:val="zh_TW" w:bidi="zh_TW"/>
+        </w:rPr>
+        <w:t>申命記十一章26至29節</w:t>
+      </w:r>
       <w:r>
         <w:rPr>
           <w:lang w:val="zh_TW" w:bidi="zh_TW"/>
         </w:rPr>
         <w:t>和</w:t>
       </w:r>
-      <w:hyperlink r:id="rId53">
-        <w:r>
-          <w:rPr>
-            <w:lang w:val="zh_TW" w:bidi="zh_TW"/>
-          </w:rPr>
-          <w:rPr>
-            <w:color w:val="0000EE"/>
-            <w:u w:val="single"/>
-          </w:rPr>
-          <w:t>二十七章1至8節</w:t>
-        </w:r>
-      </w:hyperlink>
+      <w:r>
+        <w:rPr>
+          <w:lang w:val="zh_TW" w:bidi="zh_TW"/>
+        </w:rPr>
+        <w:t>二十七章1至8節</w:t>
+      </w:r>
       <w:r>
         <w:rPr>
           <w:lang w:val="zh_TW" w:bidi="zh_TW"/>
         </w:rPr>
         <w:t>，在基利心山設立敬拜的地方；猶太人則遵循大衛和所羅門所確立的傳統，以耶路撒冷作為敬拜的中心。聖經肯定了耶路撒冷才是真正的敬拜中心（</w:t>
       </w:r>
-      <w:hyperlink r:id="rId54">
-        <w:r>
-          <w:rPr>
-            <w:lang w:val="zh_TW" w:bidi="zh_TW"/>
-          </w:rPr>
-          <w:rPr>
-            <w:color w:val="0000EE"/>
-            <w:u w:val="single"/>
-          </w:rPr>
-          <w:t>申12:5</w:t>
-        </w:r>
-      </w:hyperlink>
+      <w:r>
+        <w:rPr>
+          <w:lang w:val="zh_TW" w:bidi="zh_TW"/>
+        </w:rPr>
+        <w:t>申12:5</w:t>
+      </w:r>
       <w:r>
         <w:rPr>
           <w:lang w:val="zh_TW" w:bidi="zh_TW"/>
         </w:rPr>
         <w:t>；</w:t>
       </w:r>
-      <w:hyperlink r:id="rId55">
-        <w:r>
-          <w:rPr>
-            <w:lang w:val="zh_TW" w:bidi="zh_TW"/>
-          </w:rPr>
-          <w:rPr>
-            <w:color w:val="0000EE"/>
-            <w:u w:val="single"/>
-          </w:rPr>
-          <w:t>代下6:6</w:t>
-        </w:r>
-      </w:hyperlink>
+      <w:r>
+        <w:rPr>
+          <w:lang w:val="zh_TW" w:bidi="zh_TW"/>
+        </w:rPr>
+        <w:t>代下6:6</w:t>
+      </w:r>
       <w:r>
         <w:rPr>
           <w:lang w:val="zh_TW" w:bidi="zh_TW"/>
         </w:rPr>
         <w:t>，</w:t>
       </w:r>
-      <w:hyperlink r:id="rId56">
-        <w:r>
-          <w:rPr>
-            <w:lang w:val="zh_TW" w:bidi="zh_TW"/>
-          </w:rPr>
-          <w:rPr>
-            <w:color w:val="0000EE"/>
-            <w:u w:val="single"/>
-          </w:rPr>
-          <w:t>7:12</w:t>
-        </w:r>
-      </w:hyperlink>
+      <w:r>
+        <w:rPr>
+          <w:lang w:val="zh_TW" w:bidi="zh_TW"/>
+        </w:rPr>
+        <w:t>7:12</w:t>
+      </w:r>
       <w:r>
         <w:rPr>
           <w:lang w:val="zh_TW" w:bidi="zh_TW"/>
         </w:rPr>
         <w:t>；</w:t>
       </w:r>
-      <w:hyperlink r:id="rId57">
-        <w:r>
-          <w:rPr>
-            <w:lang w:val="zh_TW" w:bidi="zh_TW"/>
-          </w:rPr>
-          <w:rPr>
-            <w:color w:val="0000EE"/>
-            <w:u w:val="single"/>
-          </w:rPr>
-          <w:t>詩78:67–68</w:t>
-        </w:r>
-      </w:hyperlink>
+      <w:r>
+        <w:rPr>
+          <w:lang w:val="zh_TW" w:bidi="zh_TW"/>
+        </w:rPr>
+        <w:t>詩78:67–68</w:t>
+      </w:r>
       <w:r>
         <w:rPr>
           <w:lang w:val="zh_TW" w:bidi="zh_TW"/>
@@ -1513,18 +1231,12 @@
         </w:rPr>
         <w:t>「用心靈敬拜」對應耶路撒冷；「用誠實敬拜」則對應撒馬利亞人在敬拜、對神的認識等方面的無知觀念。從前，人是在耶路撒冷敬拜神；如今，真正的耶路撒冷乃是在人的靈裡。事實上，教會被稱為「神藉著聖靈居住的所在」（</w:t>
       </w:r>
-      <w:hyperlink r:id="rId58">
-        <w:r>
-          <w:rPr>
-            <w:lang w:val="zh_TW" w:bidi="zh_TW"/>
-          </w:rPr>
-          <w:rPr>
-            <w:color w:val="0000EE"/>
-            <w:u w:val="single"/>
-          </w:rPr>
-          <w:t>弗2:22</w:t>
-        </w:r>
-      </w:hyperlink>
+      <w:r>
+        <w:rPr>
+          <w:lang w:val="zh_TW" w:bidi="zh_TW"/>
+        </w:rPr>
+        <w:t>弗2:22</w:t>
+      </w:r>
       <w:r>
         <w:rPr>
           <w:lang w:val="zh_TW" w:bidi="zh_TW"/>
@@ -1545,108 +1257,72 @@
         </w:rPr>
         <w:t>從某種意義上來說，</w:t>
       </w:r>
-      <w:hyperlink r:id="rId51">
-        <w:r>
-          <w:rPr>
-            <w:lang w:val="zh_TW" w:bidi="zh_TW"/>
-          </w:rPr>
-          <w:rPr>
-            <w:color w:val="0000EE"/>
-            <w:u w:val="single"/>
-          </w:rPr>
-          <w:t>約翰福音四章</w:t>
-        </w:r>
-      </w:hyperlink>
+      <w:r>
+        <w:rPr>
+          <w:lang w:val="zh_TW" w:bidi="zh_TW"/>
+        </w:rPr>
+        <w:t>約翰福音四章</w:t>
+      </w:r>
       <w:r>
         <w:rPr>
           <w:lang w:val="zh_TW" w:bidi="zh_TW"/>
         </w:rPr>
         <w:t>預先展現了</w:t>
       </w:r>
-      <w:hyperlink r:id="rId59">
-        <w:r>
-          <w:rPr>
-            <w:lang w:val="zh_TW" w:bidi="zh_TW"/>
-          </w:rPr>
-          <w:rPr>
-            <w:color w:val="0000EE"/>
-            <w:u w:val="single"/>
-          </w:rPr>
-          <w:t>啟示錄二十一</w:t>
-        </w:r>
-      </w:hyperlink>
+      <w:r>
+        <w:rPr>
+          <w:lang w:val="zh_TW" w:bidi="zh_TW"/>
+        </w:rPr>
+        <w:t>啟示錄二十一</w:t>
+      </w:r>
       <w:r>
         <w:rPr>
           <w:lang w:val="zh_TW" w:bidi="zh_TW"/>
         </w:rPr>
         <w:t>和</w:t>
       </w:r>
-      <w:hyperlink r:id="rId60">
-        <w:r>
-          <w:rPr>
-            <w:lang w:val="zh_TW" w:bidi="zh_TW"/>
-          </w:rPr>
-          <w:rPr>
-            <w:color w:val="0000EE"/>
-            <w:u w:val="single"/>
-          </w:rPr>
-          <w:t>二十二章</w:t>
-        </w:r>
-      </w:hyperlink>
+      <w:r>
+        <w:rPr>
+          <w:lang w:val="zh_TW" w:bidi="zh_TW"/>
+        </w:rPr>
+        <w:t>二十二章</w:t>
+      </w:r>
       <w:r>
         <w:rPr>
           <w:lang w:val="zh_TW" w:bidi="zh_TW"/>
         </w:rPr>
         <w:t>的景象。在那裡，神把生命水的河賜給所有信徒，羔羊和神就是新耶路撒冷的殿。信徒從神領受生命，也在神裡面敬拜祂。飲於聖靈與在聖靈裡敬拜神之間有著深刻，甚至帶有奧祕色彩的聯繫（見</w:t>
       </w:r>
-      <w:hyperlink r:id="rId61">
-        <w:r>
-          <w:rPr>
-            <w:lang w:val="zh_TW" w:bidi="zh_TW"/>
-          </w:rPr>
-          <w:rPr>
-            <w:color w:val="0000EE"/>
-            <w:u w:val="single"/>
-          </w:rPr>
-          <w:t>林前12:13</w:t>
-        </w:r>
-      </w:hyperlink>
+      <w:r>
+        <w:rPr>
+          <w:lang w:val="zh_TW" w:bidi="zh_TW"/>
+        </w:rPr>
+        <w:t>林前12:13</w:t>
+      </w:r>
       <w:r>
         <w:rPr>
           <w:lang w:val="zh_TW" w:bidi="zh_TW"/>
         </w:rPr>
         <w:t>）。</w:t>
       </w:r>
-      <w:hyperlink r:id="rId62">
-        <w:r>
-          <w:rPr>
-            <w:lang w:val="zh_TW" w:bidi="zh_TW"/>
-          </w:rPr>
-          <w:rPr>
-            <w:color w:val="0000EE"/>
-            <w:u w:val="single"/>
-          </w:rPr>
-          <w:t>以西結書四十七章</w:t>
-        </w:r>
-      </w:hyperlink>
+      <w:r>
+        <w:rPr>
+          <w:lang w:val="zh_TW" w:bidi="zh_TW"/>
+        </w:rPr>
+        <w:t>以西結書四十七章</w:t>
+      </w:r>
       <w:r>
         <w:rPr>
           <w:lang w:val="zh_TW" w:bidi="zh_TW"/>
         </w:rPr>
         <w:t>也描述了同樣的觀念。那裡描繪一條從神的殿流出的河，象徵神永不止息的供應。在</w:t>
       </w:r>
-      <w:hyperlink r:id="rId51">
-        <w:r>
-          <w:rPr>
-            <w:lang w:val="zh_TW" w:bidi="zh_TW"/>
-          </w:rPr>
-          <w:rPr>
-            <w:color w:val="0000EE"/>
-            <w:u w:val="single"/>
-          </w:rPr>
-          <w:t>約翰福音四章</w:t>
-        </w:r>
-      </w:hyperlink>
+      <w:r>
+        <w:rPr>
+          <w:lang w:val="zh_TW" w:bidi="zh_TW"/>
+        </w:rPr>
+        <w:t>約翰福音四章</w:t>
+      </w:r>
       <w:r>
         <w:rPr>
           <w:lang w:val="zh_TW" w:bidi="zh_TW"/>
@@ -1769,155 +1445,89 @@
         </w:rPr>
         <w:t>在舊約聖經裡，形容敬畏神的的人的片語，常與「帶著敬畏恃立」或「充滿敬畏（held in awe）」等術語並列。「崇敬耶和華（reverence for the Lord）」的用法較少見，但經文在俄巴底為拯救先知免受耶洗別殺害，而把他們藏起來時，用了這個表達（</w:t>
       </w:r>
-      <w:hyperlink r:id="rId63">
-        <w:r>
-          <w:rPr>
-            <w:lang w:val="zh_TW" w:bidi="zh_TW"/>
-          </w:rPr>
-          <w:rPr>
-            <w:color w:val="0000EE"/>
-            <w:u w:val="single"/>
-          </w:rPr>
-          <w:t>王上18:3–4、12</w:t>
-        </w:r>
-      </w:hyperlink>
+      <w:r>
+        <w:rPr>
+          <w:lang w:val="zh_TW" w:bidi="zh_TW"/>
+        </w:rPr>
+        <w:t>王上18:3–4、12</w:t>
+      </w:r>
       <w:r>
         <w:rPr>
           <w:lang w:val="zh_TW" w:bidi="zh_TW"/>
         </w:rPr>
         <w:t>，和合本譯為敬畏耶和華）。一個敬畏神的統治者應當施行公義（</w:t>
       </w:r>
-      <w:hyperlink r:id="rId64">
-        <w:r>
-          <w:rPr>
-            <w:lang w:val="zh_TW" w:bidi="zh_TW"/>
-          </w:rPr>
-          <w:rPr>
-            <w:color w:val="0000EE"/>
-            <w:u w:val="single"/>
-          </w:rPr>
-          <w:t>撒下23:3</w:t>
-        </w:r>
-      </w:hyperlink>
+      <w:r>
+        <w:rPr>
+          <w:lang w:val="zh_TW" w:bidi="zh_TW"/>
+        </w:rPr>
+        <w:t>撒下23:3</w:t>
+      </w:r>
       <w:r>
         <w:rPr>
           <w:lang w:val="zh_TW" w:bidi="zh_TW"/>
         </w:rPr>
         <w:t>；</w:t>
       </w:r>
-      <w:hyperlink r:id="rId65">
-        <w:r>
-          <w:rPr>
-            <w:lang w:val="zh_TW" w:bidi="zh_TW"/>
-          </w:rPr>
-          <w:rPr>
-            <w:color w:val="0000EE"/>
-            <w:u w:val="single"/>
-          </w:rPr>
-          <w:t>代下19:7</w:t>
-        </w:r>
-      </w:hyperlink>
+      <w:r>
+        <w:rPr>
+          <w:lang w:val="zh_TW" w:bidi="zh_TW"/>
+        </w:rPr>
+        <w:t>代下19:7</w:t>
+      </w:r>
       <w:r>
         <w:rPr>
           <w:lang w:val="zh_TW" w:bidi="zh_TW"/>
         </w:rPr>
         <w:t>）。神應許敬畏祂的人得享長壽（</w:t>
       </w:r>
-      <w:hyperlink r:id="rId66">
-        <w:r>
-          <w:rPr>
-            <w:lang w:val="zh_TW" w:bidi="zh_TW"/>
-          </w:rPr>
-          <w:rPr>
-            <w:color w:val="0000EE"/>
-            <w:u w:val="single"/>
-          </w:rPr>
-          <w:t>箴10:27，</w:t>
-        </w:r>
-      </w:hyperlink>
-      <w:hyperlink r:id="rId67">
-        <w:r>
-          <w:rPr>
-            <w:lang w:val="zh_TW" w:bidi="zh_TW"/>
-          </w:rPr>
-          <w:rPr>
-            <w:color w:val="0000EE"/>
-            <w:u w:val="single"/>
-          </w:rPr>
-          <w:t>14:27，</w:t>
-        </w:r>
-      </w:hyperlink>
-      <w:hyperlink r:id="rId68">
-        <w:r>
-          <w:rPr>
-            <w:lang w:val="zh_TW" w:bidi="zh_TW"/>
-          </w:rPr>
-          <w:rPr>
-            <w:color w:val="0000EE"/>
-            <w:u w:val="single"/>
-          </w:rPr>
-          <w:t>19:23</w:t>
-        </w:r>
-      </w:hyperlink>
+      <w:r>
+        <w:rPr>
+          <w:lang w:val="zh_TW" w:bidi="zh_TW"/>
+        </w:rPr>
+        <w:t>箴10:27，</w:t>
+      </w:r>
+      <w:r>
+        <w:rPr>
+          <w:lang w:val="zh_TW" w:bidi="zh_TW"/>
+        </w:rPr>
+        <w:t>14:27，</w:t>
+      </w:r>
+      <w:r>
+        <w:rPr>
+          <w:lang w:val="zh_TW" w:bidi="zh_TW"/>
+        </w:rPr>
+        <w:t>19:23</w:t>
+      </w:r>
       <w:r>
         <w:rPr>
           <w:lang w:val="zh_TW" w:bidi="zh_TW"/>
         </w:rPr>
         <w:t>）。一個敬畏神的家庭在患難時會倚靠耶和華（</w:t>
       </w:r>
-      <w:hyperlink r:id="rId69">
-        <w:r>
-          <w:rPr>
-            <w:lang w:val="zh_TW" w:bidi="zh_TW"/>
-          </w:rPr>
-          <w:rPr>
-            <w:color w:val="0000EE"/>
-            <w:u w:val="single"/>
-          </w:rPr>
-          <w:t>王下4:1</w:t>
-        </w:r>
-      </w:hyperlink>
+      <w:r>
+        <w:rPr>
+          <w:lang w:val="zh_TW" w:bidi="zh_TW"/>
+        </w:rPr>
+        <w:t>王下4:1</w:t>
+      </w:r>
       <w:r>
         <w:rPr>
           <w:lang w:val="zh_TW" w:bidi="zh_TW"/>
         </w:rPr>
         <w:t>；</w:t>
       </w:r>
-      <w:hyperlink r:id="rId70">
-        <w:r>
-          <w:rPr>
-            <w:lang w:val="zh_TW" w:bidi="zh_TW"/>
-          </w:rPr>
-          <w:rPr>
-            <w:color w:val="0000EE"/>
-            <w:u w:val="single"/>
-          </w:rPr>
-          <w:t>箴14:26</w:t>
-        </w:r>
-      </w:hyperlink>
-      <w:r>
-        <w:rPr>
-          <w:lang w:val="zh_TW" w:bidi="zh_TW"/>
-        </w:rPr>
-        <w:t>）。敬畏耶和華的人有能力遠離罪惡，敬畏耶和華也成為他們的智慧開端（</w:t>
-      </w:r>
-      <w:hyperlink r:id="rId71">
-        <w:r>
-          <w:rPr>
-            <w:lang w:val="zh_TW" w:bidi="zh_TW"/>
-          </w:rPr>
-          <w:rPr>
-            <w:color w:val="0000EE"/>
-            <w:u w:val="single"/>
-          </w:rPr>
-          <w:t>所羅門智訓10:13</w:t>
-        </w:r>
-      </w:hyperlink>
-      <w:r>
-        <w:rPr>
-          <w:lang w:val="zh_TW" w:bidi="zh_TW"/>
-        </w:rPr>
-        <w:t>）。</w:t>
+      <w:r>
+        <w:rPr>
+          <w:lang w:val="zh_TW" w:bidi="zh_TW"/>
+        </w:rPr>
+        <w:t>箴14:26</w:t>
+      </w:r>
+      <w:r>
+        <w:rPr>
+          <w:lang w:val="zh_TW" w:bidi="zh_TW"/>
+        </w:rPr>
+        <w:t>）。敬畏耶和華的人有能力遠離罪惡，敬畏耶和華也成為他們的智慧開端（所羅門智訓10:13）。</w:t>
       </w:r>
     </w:p>
     <w:p>
@@ -1933,90 +1543,60 @@
         </w:rPr>
         <w:t>在新約聖經中，教導人去愛主和事奉主時，往往同時提到要「敬畏神」（</w:t>
       </w:r>
-      <w:hyperlink r:id="rId72">
-        <w:r>
-          <w:rPr>
-            <w:lang w:val="zh_TW" w:bidi="zh_TW"/>
-          </w:rPr>
-          <w:rPr>
-            <w:color w:val="0000EE"/>
-            <w:u w:val="single"/>
-          </w:rPr>
-          <w:t>西3:22</w:t>
-        </w:r>
-      </w:hyperlink>
+      <w:r>
+        <w:rPr>
+          <w:lang w:val="zh_TW" w:bidi="zh_TW"/>
+        </w:rPr>
+        <w:t>西3:22</w:t>
+      </w:r>
       <w:r>
         <w:rPr>
           <w:lang w:val="zh_TW" w:bidi="zh_TW"/>
         </w:rPr>
         <w:t>；</w:t>
       </w:r>
-      <w:hyperlink r:id="rId73">
-        <w:r>
-          <w:rPr>
-            <w:lang w:val="zh_TW" w:bidi="zh_TW"/>
-          </w:rPr>
-          <w:rPr>
-            <w:color w:val="0000EE"/>
-            <w:u w:val="single"/>
-          </w:rPr>
-          <w:t>彼前2:17</w:t>
-        </w:r>
-      </w:hyperlink>
+      <w:r>
+        <w:rPr>
+          <w:lang w:val="zh_TW" w:bidi="zh_TW"/>
+        </w:rPr>
+        <w:t>彼前2:17</w:t>
+      </w:r>
       <w:r>
         <w:rPr>
           <w:lang w:val="zh_TW" w:bidi="zh_TW"/>
         </w:rPr>
         <w:t>）。在</w:t>
       </w:r>
-      <w:hyperlink r:id="rId74">
-        <w:r>
-          <w:rPr>
-            <w:lang w:val="zh_TW" w:bidi="zh_TW"/>
-          </w:rPr>
-          <w:rPr>
-            <w:color w:val="0000EE"/>
-            <w:u w:val="single"/>
-          </w:rPr>
-          <w:t>路加福音一章50節</w:t>
-        </w:r>
-      </w:hyperlink>
+      <w:r>
+        <w:rPr>
+          <w:lang w:val="zh_TW" w:bidi="zh_TW"/>
+        </w:rPr>
+        <w:t>路加福音一章50節</w:t>
+      </w:r>
       <w:r>
         <w:rPr>
           <w:lang w:val="zh_TW" w:bidi="zh_TW"/>
         </w:rPr>
         <w:t>中，馬利亞所說的「他憐憫敬畏他的人」是指敬重並順服神。在使徒行傳中，「敬畏神的人」這個術語用來指那些參加猶太會堂聚會的外邦人。保羅把他們另行稱呼：「以色列人和你們這些敬畏神的外邦人」（</w:t>
       </w:r>
-      <w:hyperlink r:id="rId75">
-        <w:r>
-          <w:rPr>
-            <w:lang w:val="zh_TW" w:bidi="zh_TW"/>
-          </w:rPr>
-          <w:rPr>
-            <w:color w:val="0000EE"/>
-            <w:u w:val="single"/>
-          </w:rPr>
-          <w:t>徒13:16</w:t>
-        </w:r>
-      </w:hyperlink>
+      <w:r>
+        <w:rPr>
+          <w:lang w:val="zh_TW" w:bidi="zh_TW"/>
+        </w:rPr>
+        <w:t>徒13:16</w:t>
+      </w:r>
       <w:r>
         <w:rPr>
           <w:lang w:val="zh_TW" w:bidi="zh_TW"/>
         </w:rPr>
         <w:t>，和合本譯為「以色列人和一切敬畏神的人」）。哥尼流是一個敬畏神的羅馬百夫長，即使他不是猶太人，人們也認為他在神面前行事正直（</w:t>
       </w:r>
-      <w:hyperlink r:id="rId76">
-        <w:r>
-          <w:rPr>
-            <w:lang w:val="zh_TW" w:bidi="zh_TW"/>
-          </w:rPr>
-          <w:rPr>
-            <w:color w:val="0000EE"/>
-            <w:u w:val="single"/>
-          </w:rPr>
-          <w:t>徒10:2、35</w:t>
-        </w:r>
-      </w:hyperlink>
+      <w:r>
+        <w:rPr>
+          <w:lang w:val="zh_TW" w:bidi="zh_TW"/>
+        </w:rPr>
+        <w:t>徒10:2、35</w:t>
+      </w:r>
       <w:r>
         <w:rPr>
           <w:lang w:val="zh_TW" w:bidi="zh_TW"/>
@@ -2037,180 +1617,114 @@
         </w:rPr>
         <w:t>舊約聖經與新約聖經（</w:t>
       </w:r>
-      <w:hyperlink r:id="rId77">
-        <w:r>
-          <w:rPr>
-            <w:lang w:val="zh_TW" w:bidi="zh_TW"/>
-          </w:rPr>
-          <w:rPr>
-            <w:color w:val="0000EE"/>
-            <w:u w:val="single"/>
-          </w:rPr>
-          <w:t>創3:10</w:t>
-        </w:r>
-      </w:hyperlink>
+      <w:r>
+        <w:rPr>
+          <w:lang w:val="zh_TW" w:bidi="zh_TW"/>
+        </w:rPr>
+        <w:t>創3:10</w:t>
+      </w:r>
       <w:r>
         <w:rPr>
           <w:lang w:val="zh_TW" w:bidi="zh_TW"/>
         </w:rPr>
         <w:t>；</w:t>
       </w:r>
-      <w:hyperlink r:id="rId78">
-        <w:r>
-          <w:rPr>
-            <w:lang w:val="zh_TW" w:bidi="zh_TW"/>
-          </w:rPr>
-          <w:rPr>
-            <w:color w:val="0000EE"/>
-            <w:u w:val="single"/>
-          </w:rPr>
-          <w:t>申9:19</w:t>
-        </w:r>
-      </w:hyperlink>
+      <w:r>
+        <w:rPr>
+          <w:lang w:val="zh_TW" w:bidi="zh_TW"/>
+        </w:rPr>
+        <w:t>申9:19</w:t>
+      </w:r>
       <w:r>
         <w:rPr>
           <w:lang w:val="zh_TW" w:bidi="zh_TW"/>
         </w:rPr>
         <w:t>；</w:t>
       </w:r>
-      <w:hyperlink r:id="rId79">
-        <w:r>
-          <w:rPr>
-            <w:lang w:val="zh_TW" w:bidi="zh_TW"/>
-          </w:rPr>
-          <w:rPr>
-            <w:color w:val="0000EE"/>
-            <w:u w:val="single"/>
-          </w:rPr>
-          <w:t>伯6:4，</w:t>
-        </w:r>
-      </w:hyperlink>
-      <w:hyperlink r:id="rId80">
-        <w:r>
-          <w:rPr>
-            <w:lang w:val="zh_TW" w:bidi="zh_TW"/>
-          </w:rPr>
-          <w:rPr>
-            <w:color w:val="0000EE"/>
-            <w:u w:val="single"/>
-          </w:rPr>
-          <w:t>9:28–29</w:t>
-        </w:r>
-      </w:hyperlink>
+      <w:r>
+        <w:rPr>
+          <w:lang w:val="zh_TW" w:bidi="zh_TW"/>
+        </w:rPr>
+        <w:t>伯6:4，</w:t>
+      </w:r>
+      <w:r>
+        <w:rPr>
+          <w:lang w:val="zh_TW" w:bidi="zh_TW"/>
+        </w:rPr>
+        <w:t>9:28–29</w:t>
+      </w:r>
       <w:r>
         <w:rPr>
           <w:lang w:val="zh_TW" w:bidi="zh_TW"/>
         </w:rPr>
         <w:t>；</w:t>
       </w:r>
-      <w:hyperlink r:id="rId81">
-        <w:r>
-          <w:rPr>
-            <w:lang w:val="zh_TW" w:bidi="zh_TW"/>
-          </w:rPr>
-          <w:rPr>
-            <w:color w:val="0000EE"/>
-            <w:u w:val="single"/>
-          </w:rPr>
-          <w:t>詩76:8</w:t>
-        </w:r>
-      </w:hyperlink>
+      <w:r>
+        <w:rPr>
+          <w:lang w:val="zh_TW" w:bidi="zh_TW"/>
+        </w:rPr>
+        <w:t>詩76:8</w:t>
+      </w:r>
       <w:r>
         <w:rPr>
           <w:lang w:val="zh_TW" w:bidi="zh_TW"/>
         </w:rPr>
         <w:t>；</w:t>
       </w:r>
-      <w:hyperlink r:id="rId82">
-        <w:r>
-          <w:rPr>
-            <w:lang w:val="zh_TW" w:bidi="zh_TW"/>
-          </w:rPr>
-          <w:rPr>
-            <w:color w:val="0000EE"/>
-            <w:u w:val="single"/>
-          </w:rPr>
-          <w:t>太17:7，</w:t>
-        </w:r>
-      </w:hyperlink>
-      <w:hyperlink r:id="rId83">
-        <w:r>
-          <w:rPr>
-            <w:lang w:val="zh_TW" w:bidi="zh_TW"/>
-          </w:rPr>
-          <w:rPr>
-            <w:color w:val="0000EE"/>
-            <w:u w:val="single"/>
-          </w:rPr>
-          <w:t>28:10</w:t>
-        </w:r>
-      </w:hyperlink>
+      <w:r>
+        <w:rPr>
+          <w:lang w:val="zh_TW" w:bidi="zh_TW"/>
+        </w:rPr>
+        <w:t>太17:7，</w:t>
+      </w:r>
+      <w:r>
+        <w:rPr>
+          <w:lang w:val="zh_TW" w:bidi="zh_TW"/>
+        </w:rPr>
+        <w:t>28:10</w:t>
+      </w:r>
       <w:r>
         <w:rPr>
           <w:lang w:val="zh_TW" w:bidi="zh_TW"/>
         </w:rPr>
         <w:t>；</w:t>
       </w:r>
-      <w:hyperlink r:id="rId84">
-        <w:r>
-          <w:rPr>
-            <w:lang w:val="zh_TW" w:bidi="zh_TW"/>
-          </w:rPr>
-          <w:rPr>
-            <w:color w:val="0000EE"/>
-            <w:u w:val="single"/>
-          </w:rPr>
-          <w:t>路5:10，</w:t>
-        </w:r>
-      </w:hyperlink>
-      <w:hyperlink r:id="rId85">
-        <w:r>
-          <w:rPr>
-            <w:lang w:val="zh_TW" w:bidi="zh_TW"/>
-          </w:rPr>
-          <w:rPr>
-            <w:color w:val="0000EE"/>
-            <w:u w:val="single"/>
-          </w:rPr>
-          <w:t>12:5</w:t>
-        </w:r>
-      </w:hyperlink>
+      <w:r>
+        <w:rPr>
+          <w:lang w:val="zh_TW" w:bidi="zh_TW"/>
+        </w:rPr>
+        <w:t>路5:10，</w:t>
+      </w:r>
+      <w:r>
+        <w:rPr>
+          <w:lang w:val="zh_TW" w:bidi="zh_TW"/>
+        </w:rPr>
+        <w:t>12:5</w:t>
+      </w:r>
       <w:r>
         <w:rPr>
           <w:lang w:val="zh_TW" w:bidi="zh_TW"/>
         </w:rPr>
         <w:t>；</w:t>
       </w:r>
-      <w:hyperlink r:id="rId86">
-        <w:r>
-          <w:rPr>
-            <w:lang w:val="zh_TW" w:bidi="zh_TW"/>
-          </w:rPr>
-          <w:rPr>
-            <w:color w:val="0000EE"/>
-            <w:u w:val="single"/>
-          </w:rPr>
-          <w:t>徒5:5、11</w:t>
-        </w:r>
-      </w:hyperlink>
+      <w:r>
+        <w:rPr>
+          <w:lang w:val="zh_TW" w:bidi="zh_TW"/>
+        </w:rPr>
+        <w:t>徒5:5、11</w:t>
+      </w:r>
       <w:r>
         <w:rPr>
           <w:lang w:val="zh_TW" w:bidi="zh_TW"/>
         </w:rPr>
         <w:t>；</w:t>
       </w:r>
-      <w:hyperlink r:id="rId87">
-        <w:r>
-          <w:rPr>
-            <w:lang w:val="zh_TW" w:bidi="zh_TW"/>
-          </w:rPr>
-          <w:rPr>
-            <w:color w:val="0000EE"/>
-            <w:u w:val="single"/>
-          </w:rPr>
-          <w:t>提前5:20</w:t>
-        </w:r>
-      </w:hyperlink>
+      <w:r>
+        <w:rPr>
+          <w:lang w:val="zh_TW" w:bidi="zh_TW"/>
+        </w:rPr>
+        <w:t>提前5:20</w:t>
+      </w:r>
       <w:r>
         <w:rPr>
           <w:lang w:val="zh_TW" w:bidi="zh_TW"/>
